--- a/docs/Proyecto_RuteX_GO.docx
+++ b/docs/Proyecto_RuteX_GO.docx
@@ -184,7 +184,7 @@
             </w:rPr>
             <w:fldChar w:fldCharType="separate"/>
           </w:r>
-          <w:hyperlink w:anchor="_Toc213867849" w:history="1">
+          <w:hyperlink w:anchor="_Toc213873547" w:history="1">
             <w:r>
               <w:rPr>
                 <w:rStyle w:val="Hipervnculo"/>
@@ -205,7 +205,7 @@
                 <w:rStyle w:val="Hipervnculo"/>
                 <w:noProof/>
               </w:rPr>
-              <w:t>Datos Obligatorios</w:t>
+              <w:t>Introducción</w:t>
             </w:r>
             <w:r>
               <w:rPr>
@@ -226,7 +226,7 @@
                 <w:noProof/>
                 <w:webHidden/>
               </w:rPr>
-              <w:instrText xml:space="preserve"> PAGEREF _Toc213867849 \h </w:instrText>
+              <w:instrText xml:space="preserve"> PAGEREF _Toc213873547 \h </w:instrText>
             </w:r>
             <w:r>
               <w:rPr>
@@ -247,6 +247,178 @@
                 <w:webHidden/>
               </w:rPr>
               <w:t>2</w:t>
+            </w:r>
+            <w:r>
+              <w:rPr>
+                <w:noProof/>
+                <w:webHidden/>
+              </w:rPr>
+              <w:fldChar w:fldCharType="end"/>
+            </w:r>
+          </w:hyperlink>
+        </w:p>
+        <w:p>
+          <w:pPr>
+            <w:pStyle w:val="TDC1"/>
+            <w:tabs>
+              <w:tab w:val="left" w:pos="480"/>
+              <w:tab w:val="right" w:leader="dot" w:pos="8494"/>
+            </w:tabs>
+            <w:rPr>
+              <w:rFonts w:eastAsiaTheme="minorEastAsia"/>
+              <w:noProof/>
+              <w:lang w:eastAsia="es-ES"/>
+            </w:rPr>
+          </w:pPr>
+          <w:hyperlink w:anchor="_Toc213873548" w:history="1">
+            <w:r>
+              <w:rPr>
+                <w:rStyle w:val="Hipervnculo"/>
+                <w:noProof/>
+              </w:rPr>
+              <w:t>2.</w:t>
+            </w:r>
+            <w:r>
+              <w:rPr>
+                <w:rFonts w:eastAsiaTheme="minorEastAsia"/>
+                <w:noProof/>
+                <w:lang w:eastAsia="es-ES"/>
+              </w:rPr>
+              <w:tab/>
+            </w:r>
+            <w:r>
+              <w:rPr>
+                <w:rStyle w:val="Hipervnculo"/>
+                <w:noProof/>
+              </w:rPr>
+              <w:t>Resumen ejecutivo</w:t>
+            </w:r>
+            <w:r>
+              <w:rPr>
+                <w:noProof/>
+                <w:webHidden/>
+              </w:rPr>
+              <w:tab/>
+            </w:r>
+            <w:r>
+              <w:rPr>
+                <w:noProof/>
+                <w:webHidden/>
+              </w:rPr>
+              <w:fldChar w:fldCharType="begin"/>
+            </w:r>
+            <w:r>
+              <w:rPr>
+                <w:noProof/>
+                <w:webHidden/>
+              </w:rPr>
+              <w:instrText xml:space="preserve"> PAGEREF _Toc213873548 \h </w:instrText>
+            </w:r>
+            <w:r>
+              <w:rPr>
+                <w:noProof/>
+                <w:webHidden/>
+              </w:rPr>
+            </w:r>
+            <w:r>
+              <w:rPr>
+                <w:noProof/>
+                <w:webHidden/>
+              </w:rPr>
+              <w:fldChar w:fldCharType="separate"/>
+            </w:r>
+            <w:r>
+              <w:rPr>
+                <w:noProof/>
+                <w:webHidden/>
+              </w:rPr>
+              <w:t>3</w:t>
+            </w:r>
+            <w:r>
+              <w:rPr>
+                <w:noProof/>
+                <w:webHidden/>
+              </w:rPr>
+              <w:fldChar w:fldCharType="end"/>
+            </w:r>
+          </w:hyperlink>
+        </w:p>
+        <w:p>
+          <w:pPr>
+            <w:pStyle w:val="TDC1"/>
+            <w:tabs>
+              <w:tab w:val="left" w:pos="480"/>
+              <w:tab w:val="right" w:leader="dot" w:pos="8494"/>
+            </w:tabs>
+            <w:rPr>
+              <w:rFonts w:eastAsiaTheme="minorEastAsia"/>
+              <w:noProof/>
+              <w:lang w:eastAsia="es-ES"/>
+            </w:rPr>
+          </w:pPr>
+          <w:hyperlink w:anchor="_Toc213873549" w:history="1">
+            <w:r>
+              <w:rPr>
+                <w:rStyle w:val="Hipervnculo"/>
+                <w:noProof/>
+              </w:rPr>
+              <w:t>3.</w:t>
+            </w:r>
+            <w:r>
+              <w:rPr>
+                <w:rFonts w:eastAsiaTheme="minorEastAsia"/>
+                <w:noProof/>
+                <w:lang w:eastAsia="es-ES"/>
+              </w:rPr>
+              <w:tab/>
+            </w:r>
+            <w:r>
+              <w:rPr>
+                <w:rStyle w:val="Hipervnculo"/>
+                <w:noProof/>
+              </w:rPr>
+              <w:t>Justificación</w:t>
+            </w:r>
+            <w:r>
+              <w:rPr>
+                <w:noProof/>
+                <w:webHidden/>
+              </w:rPr>
+              <w:tab/>
+            </w:r>
+            <w:r>
+              <w:rPr>
+                <w:noProof/>
+                <w:webHidden/>
+              </w:rPr>
+              <w:fldChar w:fldCharType="begin"/>
+            </w:r>
+            <w:r>
+              <w:rPr>
+                <w:noProof/>
+                <w:webHidden/>
+              </w:rPr>
+              <w:instrText xml:space="preserve"> PAGEREF _Toc213873549 \h </w:instrText>
+            </w:r>
+            <w:r>
+              <w:rPr>
+                <w:noProof/>
+                <w:webHidden/>
+              </w:rPr>
+            </w:r>
+            <w:r>
+              <w:rPr>
+                <w:noProof/>
+                <w:webHidden/>
+              </w:rPr>
+              <w:fldChar w:fldCharType="separate"/>
+            </w:r>
+            <w:r>
+              <w:rPr>
+                <w:noProof/>
+                <w:webHidden/>
+              </w:rPr>
+              <w:t>4</w:t>
             </w:r>
             <w:r>
               <w:rPr>
@@ -270,13 +442,13 @@
               <w:lang w:eastAsia="es-ES"/>
             </w:rPr>
           </w:pPr>
-          <w:hyperlink w:anchor="_Toc213867850" w:history="1">
+          <w:hyperlink w:anchor="_Toc213873550" w:history="1">
             <w:r>
               <w:rPr>
                 <w:rStyle w:val="Hipervnculo"/>
                 <w:noProof/>
               </w:rPr>
-              <w:t>1.1.</w:t>
+              <w:t>3.1.</w:t>
             </w:r>
             <w:r>
               <w:rPr>
@@ -291,7 +463,7 @@
                 <w:rStyle w:val="Hipervnculo"/>
                 <w:noProof/>
               </w:rPr>
-              <w:t>Título del proyecto</w:t>
+              <w:t>Participación en ODS imagen</w:t>
             </w:r>
             <w:r>
               <w:rPr>
@@ -312,7 +484,7 @@
                 <w:noProof/>
                 <w:webHidden/>
               </w:rPr>
-              <w:instrText xml:space="preserve"> PAGEREF _Toc213867850 \h </w:instrText>
+              <w:instrText xml:space="preserve"> PAGEREF _Toc213873550 \h </w:instrText>
             </w:r>
             <w:r>
               <w:rPr>
@@ -332,7 +504,93 @@
                 <w:noProof/>
                 <w:webHidden/>
               </w:rPr>
-              <w:t>3</w:t>
+              <w:t>6</w:t>
+            </w:r>
+            <w:r>
+              <w:rPr>
+                <w:noProof/>
+                <w:webHidden/>
+              </w:rPr>
+              <w:fldChar w:fldCharType="end"/>
+            </w:r>
+          </w:hyperlink>
+        </w:p>
+        <w:p>
+          <w:pPr>
+            <w:pStyle w:val="TDC1"/>
+            <w:tabs>
+              <w:tab w:val="left" w:pos="480"/>
+              <w:tab w:val="right" w:leader="dot" w:pos="8494"/>
+            </w:tabs>
+            <w:rPr>
+              <w:rFonts w:eastAsiaTheme="minorEastAsia"/>
+              <w:noProof/>
+              <w:lang w:eastAsia="es-ES"/>
+            </w:rPr>
+          </w:pPr>
+          <w:hyperlink w:anchor="_Toc213873551" w:history="1">
+            <w:r>
+              <w:rPr>
+                <w:rStyle w:val="Hipervnculo"/>
+                <w:noProof/>
+              </w:rPr>
+              <w:t>4.</w:t>
+            </w:r>
+            <w:r>
+              <w:rPr>
+                <w:rFonts w:eastAsiaTheme="minorEastAsia"/>
+                <w:noProof/>
+                <w:lang w:eastAsia="es-ES"/>
+              </w:rPr>
+              <w:tab/>
+            </w:r>
+            <w:r>
+              <w:rPr>
+                <w:rStyle w:val="Hipervnculo"/>
+                <w:noProof/>
+              </w:rPr>
+              <w:t>Historias de usuario</w:t>
+            </w:r>
+            <w:r>
+              <w:rPr>
+                <w:noProof/>
+                <w:webHidden/>
+              </w:rPr>
+              <w:tab/>
+            </w:r>
+            <w:r>
+              <w:rPr>
+                <w:noProof/>
+                <w:webHidden/>
+              </w:rPr>
+              <w:fldChar w:fldCharType="begin"/>
+            </w:r>
+            <w:r>
+              <w:rPr>
+                <w:noProof/>
+                <w:webHidden/>
+              </w:rPr>
+              <w:instrText xml:space="preserve"> PAGEREF _Toc213873551 \h </w:instrText>
+            </w:r>
+            <w:r>
+              <w:rPr>
+                <w:noProof/>
+                <w:webHidden/>
+              </w:rPr>
+            </w:r>
+            <w:r>
+              <w:rPr>
+                <w:noProof/>
+                <w:webHidden/>
+              </w:rPr>
+              <w:fldChar w:fldCharType="separate"/>
+            </w:r>
+            <w:r>
+              <w:rPr>
+                <w:noProof/>
+                <w:webHidden/>
+              </w:rPr>
+              <w:t>8</w:t>
             </w:r>
             <w:r>
               <w:rPr>
@@ -356,13 +614,13 @@
               <w:lang w:eastAsia="es-ES"/>
             </w:rPr>
           </w:pPr>
-          <w:hyperlink w:anchor="_Toc213867851" w:history="1">
+          <w:hyperlink w:anchor="_Toc213873552" w:history="1">
             <w:r>
               <w:rPr>
                 <w:rStyle w:val="Hipervnculo"/>
                 <w:noProof/>
               </w:rPr>
-              <w:t>1.2.</w:t>
+              <w:t>4.1.</w:t>
             </w:r>
             <w:r>
               <w:rPr>
@@ -377,7 +635,7 @@
                 <w:rStyle w:val="Hipervnculo"/>
                 <w:noProof/>
               </w:rPr>
-              <w:t>Alumno, Grupo y Centro</w:t>
+              <w:t>Backlog</w:t>
             </w:r>
             <w:r>
               <w:rPr>
@@ -398,7 +656,7 @@
                 <w:noProof/>
                 <w:webHidden/>
               </w:rPr>
-              <w:instrText xml:space="preserve"> PAGEREF _Toc213867851 \h </w:instrText>
+              <w:instrText xml:space="preserve"> PAGEREF _Toc213873552 \h </w:instrText>
             </w:r>
             <w:r>
               <w:rPr>
@@ -418,7 +676,7 @@
                 <w:noProof/>
                 <w:webHidden/>
               </w:rPr>
-              <w:t>3</w:t>
+              <w:t>8</w:t>
             </w:r>
             <w:r>
               <w:rPr>
@@ -442,13 +700,13 @@
               <w:lang w:eastAsia="es-ES"/>
             </w:rPr>
           </w:pPr>
-          <w:hyperlink w:anchor="_Toc213867852" w:history="1">
+          <w:hyperlink w:anchor="_Toc213873553" w:history="1">
             <w:r>
               <w:rPr>
                 <w:rStyle w:val="Hipervnculo"/>
                 <w:noProof/>
               </w:rPr>
-              <w:t>1.3.</w:t>
+              <w:t>4.2.</w:t>
             </w:r>
             <w:r>
               <w:rPr>
@@ -463,7 +721,7 @@
                 <w:rStyle w:val="Hipervnculo"/>
                 <w:noProof/>
               </w:rPr>
-              <w:t>Módulo y curso académico</w:t>
+              <w:t>Trazabilidad</w:t>
             </w:r>
             <w:r>
               <w:rPr>
@@ -484,7 +742,7 @@
                 <w:noProof/>
                 <w:webHidden/>
               </w:rPr>
-              <w:instrText xml:space="preserve"> PAGEREF _Toc213867852 \h </w:instrText>
+              <w:instrText xml:space="preserve"> PAGEREF _Toc213873553 \h </w:instrText>
             </w:r>
             <w:r>
               <w:rPr>
@@ -504,7 +762,93 @@
                 <w:noProof/>
                 <w:webHidden/>
               </w:rPr>
-              <w:t>3</w:t>
+              <w:t>8</w:t>
+            </w:r>
+            <w:r>
+              <w:rPr>
+                <w:noProof/>
+                <w:webHidden/>
+              </w:rPr>
+              <w:fldChar w:fldCharType="end"/>
+            </w:r>
+          </w:hyperlink>
+        </w:p>
+        <w:p>
+          <w:pPr>
+            <w:pStyle w:val="TDC1"/>
+            <w:tabs>
+              <w:tab w:val="left" w:pos="480"/>
+              <w:tab w:val="right" w:leader="dot" w:pos="8494"/>
+            </w:tabs>
+            <w:rPr>
+              <w:rFonts w:eastAsiaTheme="minorEastAsia"/>
+              <w:noProof/>
+              <w:lang w:eastAsia="es-ES"/>
+            </w:rPr>
+          </w:pPr>
+          <w:hyperlink w:anchor="_Toc213873554" w:history="1">
+            <w:r>
+              <w:rPr>
+                <w:rStyle w:val="Hipervnculo"/>
+                <w:noProof/>
+              </w:rPr>
+              <w:t>5.</w:t>
+            </w:r>
+            <w:r>
+              <w:rPr>
+                <w:rFonts w:eastAsiaTheme="minorEastAsia"/>
+                <w:noProof/>
+                <w:lang w:eastAsia="es-ES"/>
+              </w:rPr>
+              <w:tab/>
+            </w:r>
+            <w:r>
+              <w:rPr>
+                <w:rStyle w:val="Hipervnculo"/>
+                <w:noProof/>
+              </w:rPr>
+              <w:t>Arquitectura</w:t>
+            </w:r>
+            <w:r>
+              <w:rPr>
+                <w:noProof/>
+                <w:webHidden/>
+              </w:rPr>
+              <w:tab/>
+            </w:r>
+            <w:r>
+              <w:rPr>
+                <w:noProof/>
+                <w:webHidden/>
+              </w:rPr>
+              <w:fldChar w:fldCharType="begin"/>
+            </w:r>
+            <w:r>
+              <w:rPr>
+                <w:noProof/>
+                <w:webHidden/>
+              </w:rPr>
+              <w:instrText xml:space="preserve"> PAGEREF _Toc213873554 \h </w:instrText>
+            </w:r>
+            <w:r>
+              <w:rPr>
+                <w:noProof/>
+                <w:webHidden/>
+              </w:rPr>
+            </w:r>
+            <w:r>
+              <w:rPr>
+                <w:noProof/>
+                <w:webHidden/>
+              </w:rPr>
+              <w:fldChar w:fldCharType="separate"/>
+            </w:r>
+            <w:r>
+              <w:rPr>
+                <w:noProof/>
+                <w:webHidden/>
+              </w:rPr>
+              <w:t>9</w:t>
             </w:r>
             <w:r>
               <w:rPr>
@@ -528,13 +872,13 @@
               <w:lang w:eastAsia="es-ES"/>
             </w:rPr>
           </w:pPr>
-          <w:hyperlink w:anchor="_Toc213867853" w:history="1">
+          <w:hyperlink w:anchor="_Toc213873555" w:history="1">
             <w:r>
               <w:rPr>
                 <w:rStyle w:val="Hipervnculo"/>
                 <w:noProof/>
               </w:rPr>
-              <w:t>1.4.</w:t>
+              <w:t>5.1.</w:t>
             </w:r>
             <w:r>
               <w:rPr>
@@ -549,7 +893,7 @@
                 <w:rStyle w:val="Hipervnculo"/>
                 <w:noProof/>
               </w:rPr>
-              <w:t>Docente tutor/a</w:t>
+              <w:t>Diagrama</w:t>
             </w:r>
             <w:r>
               <w:rPr>
@@ -570,7 +914,7 @@
                 <w:noProof/>
                 <w:webHidden/>
               </w:rPr>
-              <w:instrText xml:space="preserve"> PAGEREF _Toc213867853 \h </w:instrText>
+              <w:instrText xml:space="preserve"> PAGEREF _Toc213873555 \h </w:instrText>
             </w:r>
             <w:r>
               <w:rPr>
@@ -590,7 +934,7 @@
                 <w:noProof/>
                 <w:webHidden/>
               </w:rPr>
-              <w:t>4</w:t>
+              <w:t>9</w:t>
             </w:r>
             <w:r>
               <w:rPr>
@@ -614,13 +958,13 @@
               <w:lang w:eastAsia="es-ES"/>
             </w:rPr>
           </w:pPr>
-          <w:hyperlink w:anchor="_Toc213867854" w:history="1">
+          <w:hyperlink w:anchor="_Toc213873556" w:history="1">
             <w:r>
               <w:rPr>
                 <w:rStyle w:val="Hipervnculo"/>
                 <w:noProof/>
               </w:rPr>
-              <w:t>1.5.</w:t>
+              <w:t>5.2.</w:t>
             </w:r>
             <w:r>
               <w:rPr>
@@ -635,7 +979,7 @@
                 <w:rStyle w:val="Hipervnculo"/>
                 <w:noProof/>
               </w:rPr>
-              <w:t>Fecha y versión del documento</w:t>
+              <w:t>Decisiones de arquitectura (ADR)</w:t>
             </w:r>
             <w:r>
               <w:rPr>
@@ -656,7 +1000,7 @@
                 <w:noProof/>
                 <w:webHidden/>
               </w:rPr>
-              <w:instrText xml:space="preserve"> PAGEREF _Toc213867854 \h </w:instrText>
+              <w:instrText xml:space="preserve"> PAGEREF _Toc213873556 \h </w:instrText>
             </w:r>
             <w:r>
               <w:rPr>
@@ -676,7 +1020,7 @@
                 <w:noProof/>
                 <w:webHidden/>
               </w:rPr>
-              <w:t>4</w:t>
+              <w:t>9</w:t>
             </w:r>
             <w:r>
               <w:rPr>
@@ -700,13 +1044,13 @@
               <w:lang w:eastAsia="es-ES"/>
             </w:rPr>
           </w:pPr>
-          <w:hyperlink w:anchor="_Toc213867855" w:history="1">
+          <w:hyperlink w:anchor="_Toc213873557" w:history="1">
             <w:r>
               <w:rPr>
                 <w:rStyle w:val="Hipervnculo"/>
                 <w:noProof/>
               </w:rPr>
-              <w:t>1.6.</w:t>
+              <w:t>5.3.</w:t>
             </w:r>
             <w:r>
               <w:rPr>
@@ -721,7 +1065,7 @@
                 <w:rStyle w:val="Hipervnculo"/>
                 <w:noProof/>
               </w:rPr>
-              <w:t>Enlaces (QR/URL)</w:t>
+              <w:t>Integraciones, datos y dependencias</w:t>
             </w:r>
             <w:r>
               <w:rPr>
@@ -742,7 +1086,7 @@
                 <w:noProof/>
                 <w:webHidden/>
               </w:rPr>
-              <w:instrText xml:space="preserve"> PAGEREF _Toc213867855 \h </w:instrText>
+              <w:instrText xml:space="preserve"> PAGEREF _Toc213873557 \h </w:instrText>
             </w:r>
             <w:r>
               <w:rPr>
@@ -762,7 +1106,7 @@
                 <w:noProof/>
                 <w:webHidden/>
               </w:rPr>
-              <w:t>4</w:t>
+              <w:t>9</w:t>
             </w:r>
             <w:r>
               <w:rPr>
@@ -786,13 +1130,13 @@
               <w:lang w:eastAsia="es-ES"/>
             </w:rPr>
           </w:pPr>
-          <w:hyperlink w:anchor="_Toc213867856" w:history="1">
+          <w:hyperlink w:anchor="_Toc213873558" w:history="1">
             <w:r>
               <w:rPr>
                 <w:rStyle w:val="Hipervnculo"/>
                 <w:noProof/>
               </w:rPr>
-              <w:t>1.7.</w:t>
+              <w:t>5.4.</w:t>
             </w:r>
             <w:r>
               <w:rPr>
@@ -807,7 +1151,7 @@
                 <w:rStyle w:val="Hipervnculo"/>
                 <w:noProof/>
               </w:rPr>
-              <w:t>Licencia y avisos legales</w:t>
+              <w:t>Riesgos Técnicos.</w:t>
             </w:r>
             <w:r>
               <w:rPr>
@@ -828,7 +1172,7 @@
                 <w:noProof/>
                 <w:webHidden/>
               </w:rPr>
-              <w:instrText xml:space="preserve"> PAGEREF _Toc213867856 \h </w:instrText>
+              <w:instrText xml:space="preserve"> PAGEREF _Toc213873558 \h </w:instrText>
             </w:r>
             <w:r>
               <w:rPr>
@@ -848,7 +1192,7 @@
                 <w:noProof/>
                 <w:webHidden/>
               </w:rPr>
-              <w:t>4</w:t>
+              <w:t>9</w:t>
             </w:r>
             <w:r>
               <w:rPr>
@@ -872,13 +1216,13 @@
               <w:lang w:eastAsia="es-ES"/>
             </w:rPr>
           </w:pPr>
-          <w:hyperlink w:anchor="_Toc213867857" w:history="1">
+          <w:hyperlink w:anchor="_Toc213873559" w:history="1">
             <w:r>
               <w:rPr>
                 <w:rStyle w:val="Hipervnculo"/>
                 <w:noProof/>
               </w:rPr>
-              <w:t>2.</w:t>
+              <w:t>6.</w:t>
             </w:r>
             <w:r>
               <w:rPr>
@@ -891,9 +1235,17 @@
             <w:r>
               <w:rPr>
                 <w:rStyle w:val="Hipervnculo"/>
-                <w:noProof/>
-              </w:rPr>
-              <w:t>Resumen ejecutivo</w:t>
+                <w:rFonts w:cstheme="majorHAnsi"/>
+                <w:noProof/>
+              </w:rPr>
+              <w:t>Requisitos</w:t>
+            </w:r>
+            <w:r>
+              <w:rPr>
+                <w:rStyle w:val="Hipervnculo"/>
+                <w:noProof/>
+              </w:rPr>
+              <w:t xml:space="preserve"> no funcionales (NFR)</w:t>
             </w:r>
             <w:r>
               <w:rPr>
@@ -914,7 +1266,7 @@
                 <w:noProof/>
                 <w:webHidden/>
               </w:rPr>
-              <w:instrText xml:space="preserve"> PAGEREF _Toc213867857 \h </w:instrText>
+              <w:instrText xml:space="preserve"> PAGEREF _Toc213873559 \h </w:instrText>
             </w:r>
             <w:r>
               <w:rPr>
@@ -934,7 +1286,7 @@
                 <w:noProof/>
                 <w:webHidden/>
               </w:rPr>
-              <w:t>4</w:t>
+              <w:t>9</w:t>
             </w:r>
             <w:r>
               <w:rPr>
@@ -958,13 +1310,13 @@
               <w:lang w:eastAsia="es-ES"/>
             </w:rPr>
           </w:pPr>
-          <w:hyperlink w:anchor="_Toc213867858" w:history="1">
+          <w:hyperlink w:anchor="_Toc213873560" w:history="1">
             <w:r>
               <w:rPr>
                 <w:rStyle w:val="Hipervnculo"/>
                 <w:noProof/>
               </w:rPr>
-              <w:t>3.</w:t>
+              <w:t>7.</w:t>
             </w:r>
             <w:r>
               <w:rPr>
@@ -979,7 +1331,7 @@
                 <w:rStyle w:val="Hipervnculo"/>
                 <w:noProof/>
               </w:rPr>
-              <w:t>Justificación</w:t>
+              <w:t>Prototipo Figma y diseño</w:t>
             </w:r>
             <w:r>
               <w:rPr>
@@ -1000,7 +1352,7 @@
                 <w:noProof/>
                 <w:webHidden/>
               </w:rPr>
-              <w:instrText xml:space="preserve"> PAGEREF _Toc213867858 \h </w:instrText>
+              <w:instrText xml:space="preserve"> PAGEREF _Toc213873560 \h </w:instrText>
             </w:r>
             <w:r>
               <w:rPr>
@@ -1020,7 +1372,7 @@
                 <w:noProof/>
                 <w:webHidden/>
               </w:rPr>
-              <w:t>5</w:t>
+              <w:t>10</w:t>
             </w:r>
             <w:r>
               <w:rPr>
@@ -1044,13 +1396,13 @@
               <w:lang w:eastAsia="es-ES"/>
             </w:rPr>
           </w:pPr>
-          <w:hyperlink w:anchor="_Toc213867859" w:history="1">
+          <w:hyperlink w:anchor="_Toc213873561" w:history="1">
             <w:r>
               <w:rPr>
                 <w:rStyle w:val="Hipervnculo"/>
                 <w:noProof/>
               </w:rPr>
-              <w:t>3.1.</w:t>
+              <w:t>7.1.</w:t>
             </w:r>
             <w:r>
               <w:rPr>
@@ -1065,7 +1417,7 @@
                 <w:rStyle w:val="Hipervnculo"/>
                 <w:noProof/>
               </w:rPr>
-              <w:t>Participación en ODS imagen</w:t>
+              <w:t>Prototipo navegable</w:t>
             </w:r>
             <w:r>
               <w:rPr>
@@ -1086,7 +1438,7 @@
                 <w:noProof/>
                 <w:webHidden/>
               </w:rPr>
-              <w:instrText xml:space="preserve"> PAGEREF _Toc213867859 \h </w:instrText>
+              <w:instrText xml:space="preserve"> PAGEREF _Toc213873561 \h </w:instrText>
             </w:r>
             <w:r>
               <w:rPr>
@@ -1106,7 +1458,93 @@
                 <w:noProof/>
                 <w:webHidden/>
               </w:rPr>
-              <w:t>7</w:t>
+              <w:t>10</w:t>
+            </w:r>
+            <w:r>
+              <w:rPr>
+                <w:noProof/>
+                <w:webHidden/>
+              </w:rPr>
+              <w:fldChar w:fldCharType="end"/>
+            </w:r>
+          </w:hyperlink>
+        </w:p>
+        <w:p>
+          <w:pPr>
+            <w:pStyle w:val="TDC2"/>
+            <w:tabs>
+              <w:tab w:val="left" w:pos="960"/>
+              <w:tab w:val="right" w:leader="dot" w:pos="8494"/>
+            </w:tabs>
+            <w:rPr>
+              <w:rFonts w:eastAsiaTheme="minorEastAsia"/>
+              <w:noProof/>
+              <w:lang w:eastAsia="es-ES"/>
+            </w:rPr>
+          </w:pPr>
+          <w:hyperlink w:anchor="_Toc213873562" w:history="1">
+            <w:r>
+              <w:rPr>
+                <w:rStyle w:val="Hipervnculo"/>
+                <w:noProof/>
+              </w:rPr>
+              <w:t>7.2.</w:t>
+            </w:r>
+            <w:r>
+              <w:rPr>
+                <w:rFonts w:eastAsiaTheme="minorEastAsia"/>
+                <w:noProof/>
+                <w:lang w:eastAsia="es-ES"/>
+              </w:rPr>
+              <w:tab/>
+            </w:r>
+            <w:r>
+              <w:rPr>
+                <w:rStyle w:val="Hipervnculo"/>
+                <w:noProof/>
+              </w:rPr>
+              <w:t>Guia de diseño</w:t>
+            </w:r>
+            <w:r>
+              <w:rPr>
+                <w:noProof/>
+                <w:webHidden/>
+              </w:rPr>
+              <w:tab/>
+            </w:r>
+            <w:r>
+              <w:rPr>
+                <w:noProof/>
+                <w:webHidden/>
+              </w:rPr>
+              <w:fldChar w:fldCharType="begin"/>
+            </w:r>
+            <w:r>
+              <w:rPr>
+                <w:noProof/>
+                <w:webHidden/>
+              </w:rPr>
+              <w:instrText xml:space="preserve"> PAGEREF _Toc213873562 \h </w:instrText>
+            </w:r>
+            <w:r>
+              <w:rPr>
+                <w:noProof/>
+                <w:webHidden/>
+              </w:rPr>
+            </w:r>
+            <w:r>
+              <w:rPr>
+                <w:noProof/>
+                <w:webHidden/>
+              </w:rPr>
+              <w:fldChar w:fldCharType="separate"/>
+            </w:r>
+            <w:r>
+              <w:rPr>
+                <w:noProof/>
+                <w:webHidden/>
+              </w:rPr>
+              <w:t>10</w:t>
             </w:r>
             <w:r>
               <w:rPr>
@@ -1130,13 +1568,13 @@
               <w:lang w:eastAsia="es-ES"/>
             </w:rPr>
           </w:pPr>
-          <w:hyperlink w:anchor="_Toc213867860" w:history="1">
+          <w:hyperlink w:anchor="_Toc213873563" w:history="1">
             <w:r>
               <w:rPr>
                 <w:rStyle w:val="Hipervnculo"/>
                 <w:noProof/>
               </w:rPr>
-              <w:t>4.</w:t>
+              <w:t>8.</w:t>
             </w:r>
             <w:r>
               <w:rPr>
@@ -1151,7 +1589,7 @@
                 <w:rStyle w:val="Hipervnculo"/>
                 <w:noProof/>
               </w:rPr>
-              <w:t>Historias de usuario</w:t>
+              <w:t>Anexos</w:t>
             </w:r>
             <w:r>
               <w:rPr>
@@ -1172,7 +1610,7 @@
                 <w:noProof/>
                 <w:webHidden/>
               </w:rPr>
-              <w:instrText xml:space="preserve"> PAGEREF _Toc213867860 \h </w:instrText>
+              <w:instrText xml:space="preserve"> PAGEREF _Toc213873563 \h </w:instrText>
             </w:r>
             <w:r>
               <w:rPr>
@@ -1192,7 +1630,7 @@
                 <w:noProof/>
                 <w:webHidden/>
               </w:rPr>
-              <w:t>9</w:t>
+              <w:t>10</w:t>
             </w:r>
             <w:r>
               <w:rPr>
@@ -1216,13 +1654,13 @@
               <w:lang w:eastAsia="es-ES"/>
             </w:rPr>
           </w:pPr>
-          <w:hyperlink w:anchor="_Toc213867861" w:history="1">
+          <w:hyperlink w:anchor="_Toc213873564" w:history="1">
             <w:r>
               <w:rPr>
                 <w:rStyle w:val="Hipervnculo"/>
                 <w:noProof/>
               </w:rPr>
-              <w:t>4.1.</w:t>
+              <w:t>8.1.</w:t>
             </w:r>
             <w:r>
               <w:rPr>
@@ -1237,7 +1675,7 @@
                 <w:rStyle w:val="Hipervnculo"/>
                 <w:noProof/>
               </w:rPr>
-              <w:t>Backlog</w:t>
+              <w:t>Plan de pruebas</w:t>
             </w:r>
             <w:r>
               <w:rPr>
@@ -1258,7 +1696,7 @@
                 <w:noProof/>
                 <w:webHidden/>
               </w:rPr>
-              <w:instrText xml:space="preserve"> PAGEREF _Toc213867861 \h </w:instrText>
+              <w:instrText xml:space="preserve"> PAGEREF _Toc213873564 \h </w:instrText>
             </w:r>
             <w:r>
               <w:rPr>
@@ -1302,13 +1740,13 @@
               <w:lang w:eastAsia="es-ES"/>
             </w:rPr>
           </w:pPr>
-          <w:hyperlink w:anchor="_Toc213867862" w:history="1">
+          <w:hyperlink w:anchor="_Toc213873565" w:history="1">
             <w:r>
               <w:rPr>
                 <w:rStyle w:val="Hipervnculo"/>
                 <w:noProof/>
               </w:rPr>
-              <w:t>4.2.</w:t>
+              <w:t>8.2.</w:t>
             </w:r>
             <w:r>
               <w:rPr>
@@ -1323,7 +1761,7 @@
                 <w:rStyle w:val="Hipervnculo"/>
                 <w:noProof/>
               </w:rPr>
-              <w:t>Trazabilidad</w:t>
+              <w:t>KPIs iniciales</w:t>
             </w:r>
             <w:r>
               <w:rPr>
@@ -1344,7 +1782,7 @@
                 <w:noProof/>
                 <w:webHidden/>
               </w:rPr>
-              <w:instrText xml:space="preserve"> PAGEREF _Toc213867862 \h </w:instrText>
+              <w:instrText xml:space="preserve"> PAGEREF _Toc213873565 \h </w:instrText>
             </w:r>
             <w:r>
               <w:rPr>
@@ -1364,93 +1802,7 @@
                 <w:noProof/>
                 <w:webHidden/>
               </w:rPr>
-              <w:t>10</w:t>
-            </w:r>
-            <w:r>
-              <w:rPr>
-                <w:noProof/>
-                <w:webHidden/>
-              </w:rPr>
-              <w:fldChar w:fldCharType="end"/>
-            </w:r>
-          </w:hyperlink>
-        </w:p>
-        <w:p>
-          <w:pPr>
-            <w:pStyle w:val="TDC1"/>
-            <w:tabs>
-              <w:tab w:val="left" w:pos="480"/>
-              <w:tab w:val="right" w:leader="dot" w:pos="8494"/>
-            </w:tabs>
-            <w:rPr>
-              <w:rFonts w:eastAsiaTheme="minorEastAsia"/>
-              <w:noProof/>
-              <w:lang w:eastAsia="es-ES"/>
-            </w:rPr>
-          </w:pPr>
-          <w:hyperlink w:anchor="_Toc213867863" w:history="1">
-            <w:r>
-              <w:rPr>
-                <w:rStyle w:val="Hipervnculo"/>
-                <w:noProof/>
-              </w:rPr>
-              <w:t>5.</w:t>
-            </w:r>
-            <w:r>
-              <w:rPr>
-                <w:rFonts w:eastAsiaTheme="minorEastAsia"/>
-                <w:noProof/>
-                <w:lang w:eastAsia="es-ES"/>
-              </w:rPr>
-              <w:tab/>
-            </w:r>
-            <w:r>
-              <w:rPr>
-                <w:rStyle w:val="Hipervnculo"/>
-                <w:noProof/>
-              </w:rPr>
-              <w:t>Arquitectura</w:t>
-            </w:r>
-            <w:r>
-              <w:rPr>
-                <w:noProof/>
-                <w:webHidden/>
-              </w:rPr>
-              <w:tab/>
-            </w:r>
-            <w:r>
-              <w:rPr>
-                <w:noProof/>
-                <w:webHidden/>
-              </w:rPr>
-              <w:fldChar w:fldCharType="begin"/>
-            </w:r>
-            <w:r>
-              <w:rPr>
-                <w:noProof/>
-                <w:webHidden/>
-              </w:rPr>
-              <w:instrText xml:space="preserve"> PAGEREF _Toc213867863 \h </w:instrText>
-            </w:r>
-            <w:r>
-              <w:rPr>
-                <w:noProof/>
-                <w:webHidden/>
-              </w:rPr>
-            </w:r>
-            <w:r>
-              <w:rPr>
-                <w:noProof/>
-                <w:webHidden/>
-              </w:rPr>
-              <w:fldChar w:fldCharType="separate"/>
-            </w:r>
-            <w:r>
-              <w:rPr>
-                <w:noProof/>
-                <w:webHidden/>
-              </w:rPr>
-              <w:t>10</w:t>
+              <w:t>11</w:t>
             </w:r>
             <w:r>
               <w:rPr>
@@ -1474,13 +1826,13 @@
               <w:lang w:eastAsia="es-ES"/>
             </w:rPr>
           </w:pPr>
-          <w:hyperlink w:anchor="_Toc213867864" w:history="1">
+          <w:hyperlink w:anchor="_Toc213873566" w:history="1">
             <w:r>
               <w:rPr>
                 <w:rStyle w:val="Hipervnculo"/>
                 <w:noProof/>
               </w:rPr>
-              <w:t>5.1.</w:t>
+              <w:t>8.3.</w:t>
             </w:r>
             <w:r>
               <w:rPr>
@@ -1495,7 +1847,7 @@
                 <w:rStyle w:val="Hipervnculo"/>
                 <w:noProof/>
               </w:rPr>
-              <w:t>Diagrama</w:t>
+              <w:t>Enlaces y referencias de artefactos</w:t>
             </w:r>
             <w:r>
               <w:rPr>
@@ -1516,7 +1868,7 @@
                 <w:noProof/>
                 <w:webHidden/>
               </w:rPr>
-              <w:instrText xml:space="preserve"> PAGEREF _Toc213867864 \h </w:instrText>
+              <w:instrText xml:space="preserve"> PAGEREF _Toc213873566 \h </w:instrText>
             </w:r>
             <w:r>
               <w:rPr>
@@ -1536,7 +1888,7 @@
                 <w:noProof/>
                 <w:webHidden/>
               </w:rPr>
-              <w:t>10</w:t>
+              <w:t>11</w:t>
             </w:r>
             <w:r>
               <w:rPr>
@@ -1560,13 +1912,13 @@
               <w:lang w:eastAsia="es-ES"/>
             </w:rPr>
           </w:pPr>
-          <w:hyperlink w:anchor="_Toc213867865" w:history="1">
+          <w:hyperlink w:anchor="_Toc213873567" w:history="1">
             <w:r>
               <w:rPr>
                 <w:rStyle w:val="Hipervnculo"/>
                 <w:noProof/>
               </w:rPr>
-              <w:t>5.2.</w:t>
+              <w:t>8.4.</w:t>
             </w:r>
             <w:r>
               <w:rPr>
@@ -1581,7 +1933,7 @@
                 <w:rStyle w:val="Hipervnculo"/>
                 <w:noProof/>
               </w:rPr>
-              <w:t>Decisiones de arquitectura (ADR)</w:t>
+              <w:t>Changelog de E1</w:t>
             </w:r>
             <w:r>
               <w:rPr>
@@ -1602,7 +1954,7 @@
                 <w:noProof/>
                 <w:webHidden/>
               </w:rPr>
-              <w:instrText xml:space="preserve"> PAGEREF _Toc213867865 \h </w:instrText>
+              <w:instrText xml:space="preserve"> PAGEREF _Toc213873567 \h </w:instrText>
             </w:r>
             <w:r>
               <w:rPr>
@@ -1622,1047 +1974,7 @@
                 <w:noProof/>
                 <w:webHidden/>
               </w:rPr>
-              <w:t>10</w:t>
-            </w:r>
-            <w:r>
-              <w:rPr>
-                <w:noProof/>
-                <w:webHidden/>
-              </w:rPr>
-              <w:fldChar w:fldCharType="end"/>
-            </w:r>
-          </w:hyperlink>
-        </w:p>
-        <w:p>
-          <w:pPr>
-            <w:pStyle w:val="TDC2"/>
-            <w:tabs>
-              <w:tab w:val="left" w:pos="960"/>
-              <w:tab w:val="right" w:leader="dot" w:pos="8494"/>
-            </w:tabs>
-            <w:rPr>
-              <w:rFonts w:eastAsiaTheme="minorEastAsia"/>
-              <w:noProof/>
-              <w:lang w:eastAsia="es-ES"/>
-            </w:rPr>
-          </w:pPr>
-          <w:hyperlink w:anchor="_Toc213867866" w:history="1">
-            <w:r>
-              <w:rPr>
-                <w:rStyle w:val="Hipervnculo"/>
-                <w:noProof/>
-              </w:rPr>
-              <w:t>5.3.</w:t>
-            </w:r>
-            <w:r>
-              <w:rPr>
-                <w:rFonts w:eastAsiaTheme="minorEastAsia"/>
-                <w:noProof/>
-                <w:lang w:eastAsia="es-ES"/>
-              </w:rPr>
-              <w:tab/>
-            </w:r>
-            <w:r>
-              <w:rPr>
-                <w:rStyle w:val="Hipervnculo"/>
-                <w:noProof/>
-              </w:rPr>
-              <w:t>Integraciones, datos y dependencias</w:t>
-            </w:r>
-            <w:r>
-              <w:rPr>
-                <w:noProof/>
-                <w:webHidden/>
-              </w:rPr>
-              <w:tab/>
-            </w:r>
-            <w:r>
-              <w:rPr>
-                <w:noProof/>
-                <w:webHidden/>
-              </w:rPr>
-              <w:fldChar w:fldCharType="begin"/>
-            </w:r>
-            <w:r>
-              <w:rPr>
-                <w:noProof/>
-                <w:webHidden/>
-              </w:rPr>
-              <w:instrText xml:space="preserve"> PAGEREF _Toc213867866 \h </w:instrText>
-            </w:r>
-            <w:r>
-              <w:rPr>
-                <w:noProof/>
-                <w:webHidden/>
-              </w:rPr>
-            </w:r>
-            <w:r>
-              <w:rPr>
-                <w:noProof/>
-                <w:webHidden/>
-              </w:rPr>
-              <w:fldChar w:fldCharType="separate"/>
-            </w:r>
-            <w:r>
-              <w:rPr>
-                <w:noProof/>
-                <w:webHidden/>
-              </w:rPr>
-              <w:t>10</w:t>
-            </w:r>
-            <w:r>
-              <w:rPr>
-                <w:noProof/>
-                <w:webHidden/>
-              </w:rPr>
-              <w:fldChar w:fldCharType="end"/>
-            </w:r>
-          </w:hyperlink>
-        </w:p>
-        <w:p>
-          <w:pPr>
-            <w:pStyle w:val="TDC2"/>
-            <w:tabs>
-              <w:tab w:val="left" w:pos="960"/>
-              <w:tab w:val="right" w:leader="dot" w:pos="8494"/>
-            </w:tabs>
-            <w:rPr>
-              <w:rFonts w:eastAsiaTheme="minorEastAsia"/>
-              <w:noProof/>
-              <w:lang w:eastAsia="es-ES"/>
-            </w:rPr>
-          </w:pPr>
-          <w:hyperlink w:anchor="_Toc213867867" w:history="1">
-            <w:r>
-              <w:rPr>
-                <w:rStyle w:val="Hipervnculo"/>
-                <w:noProof/>
-              </w:rPr>
-              <w:t>5.4.</w:t>
-            </w:r>
-            <w:r>
-              <w:rPr>
-                <w:rFonts w:eastAsiaTheme="minorEastAsia"/>
-                <w:noProof/>
-                <w:lang w:eastAsia="es-ES"/>
-              </w:rPr>
-              <w:tab/>
-            </w:r>
-            <w:r>
-              <w:rPr>
-                <w:rStyle w:val="Hipervnculo"/>
-                <w:noProof/>
-              </w:rPr>
-              <w:t>Riesgos Técnicos.</w:t>
-            </w:r>
-            <w:r>
-              <w:rPr>
-                <w:noProof/>
-                <w:webHidden/>
-              </w:rPr>
-              <w:tab/>
-            </w:r>
-            <w:r>
-              <w:rPr>
-                <w:noProof/>
-                <w:webHidden/>
-              </w:rPr>
-              <w:fldChar w:fldCharType="begin"/>
-            </w:r>
-            <w:r>
-              <w:rPr>
-                <w:noProof/>
-                <w:webHidden/>
-              </w:rPr>
-              <w:instrText xml:space="preserve"> PAGEREF _Toc213867867 \h </w:instrText>
-            </w:r>
-            <w:r>
-              <w:rPr>
-                <w:noProof/>
-                <w:webHidden/>
-              </w:rPr>
-            </w:r>
-            <w:r>
-              <w:rPr>
-                <w:noProof/>
-                <w:webHidden/>
-              </w:rPr>
-              <w:fldChar w:fldCharType="separate"/>
-            </w:r>
-            <w:r>
-              <w:rPr>
-                <w:noProof/>
-                <w:webHidden/>
-              </w:rPr>
-              <w:t>10</w:t>
-            </w:r>
-            <w:r>
-              <w:rPr>
-                <w:noProof/>
-                <w:webHidden/>
-              </w:rPr>
-              <w:fldChar w:fldCharType="end"/>
-            </w:r>
-          </w:hyperlink>
-        </w:p>
-        <w:p>
-          <w:pPr>
-            <w:pStyle w:val="TDC1"/>
-            <w:tabs>
-              <w:tab w:val="left" w:pos="480"/>
-              <w:tab w:val="right" w:leader="dot" w:pos="8494"/>
-            </w:tabs>
-            <w:rPr>
-              <w:rFonts w:eastAsiaTheme="minorEastAsia"/>
-              <w:noProof/>
-              <w:lang w:eastAsia="es-ES"/>
-            </w:rPr>
-          </w:pPr>
-          <w:hyperlink w:anchor="_Toc213867868" w:history="1">
-            <w:r>
-              <w:rPr>
-                <w:rStyle w:val="Hipervnculo"/>
-                <w:noProof/>
-              </w:rPr>
-              <w:t>6.</w:t>
-            </w:r>
-            <w:r>
-              <w:rPr>
-                <w:rFonts w:eastAsiaTheme="minorEastAsia"/>
-                <w:noProof/>
-                <w:lang w:eastAsia="es-ES"/>
-              </w:rPr>
-              <w:tab/>
-            </w:r>
-            <w:r>
-              <w:rPr>
-                <w:rStyle w:val="Hipervnculo"/>
-                <w:rFonts w:cstheme="majorHAnsi"/>
-                <w:noProof/>
-              </w:rPr>
-              <w:t>Requisitos</w:t>
-            </w:r>
-            <w:r>
-              <w:rPr>
-                <w:rStyle w:val="Hipervnculo"/>
-                <w:noProof/>
-              </w:rPr>
-              <w:t xml:space="preserve"> no funcionales (NFR)</w:t>
-            </w:r>
-            <w:r>
-              <w:rPr>
-                <w:noProof/>
-                <w:webHidden/>
-              </w:rPr>
-              <w:tab/>
-            </w:r>
-            <w:r>
-              <w:rPr>
-                <w:noProof/>
-                <w:webHidden/>
-              </w:rPr>
-              <w:fldChar w:fldCharType="begin"/>
-            </w:r>
-            <w:r>
-              <w:rPr>
-                <w:noProof/>
-                <w:webHidden/>
-              </w:rPr>
-              <w:instrText xml:space="preserve"> PAGEREF _Toc213867868 \h </w:instrText>
-            </w:r>
-            <w:r>
-              <w:rPr>
-                <w:noProof/>
-                <w:webHidden/>
-              </w:rPr>
-            </w:r>
-            <w:r>
-              <w:rPr>
-                <w:noProof/>
-                <w:webHidden/>
-              </w:rPr>
-              <w:fldChar w:fldCharType="separate"/>
-            </w:r>
-            <w:r>
-              <w:rPr>
-                <w:noProof/>
-                <w:webHidden/>
-              </w:rPr>
               <w:t>11</w:t>
-            </w:r>
-            <w:r>
-              <w:rPr>
-                <w:noProof/>
-                <w:webHidden/>
-              </w:rPr>
-              <w:fldChar w:fldCharType="end"/>
-            </w:r>
-          </w:hyperlink>
-        </w:p>
-        <w:p>
-          <w:pPr>
-            <w:pStyle w:val="TDC2"/>
-            <w:tabs>
-              <w:tab w:val="left" w:pos="960"/>
-              <w:tab w:val="right" w:leader="dot" w:pos="8494"/>
-            </w:tabs>
-            <w:rPr>
-              <w:rFonts w:eastAsiaTheme="minorEastAsia"/>
-              <w:noProof/>
-              <w:lang w:eastAsia="es-ES"/>
-            </w:rPr>
-          </w:pPr>
-          <w:hyperlink w:anchor="_Toc213867869" w:history="1">
-            <w:r>
-              <w:rPr>
-                <w:rStyle w:val="Hipervnculo"/>
-                <w:noProof/>
-              </w:rPr>
-              <w:t>6.1.</w:t>
-            </w:r>
-            <w:r>
-              <w:rPr>
-                <w:rFonts w:eastAsiaTheme="minorEastAsia"/>
-                <w:noProof/>
-                <w:lang w:eastAsia="es-ES"/>
-              </w:rPr>
-              <w:tab/>
-            </w:r>
-            <w:r>
-              <w:rPr>
-                <w:rStyle w:val="Hipervnculo"/>
-                <w:noProof/>
-              </w:rPr>
-              <w:t>Convención y numeración</w:t>
-            </w:r>
-            <w:r>
-              <w:rPr>
-                <w:noProof/>
-                <w:webHidden/>
-              </w:rPr>
-              <w:tab/>
-            </w:r>
-            <w:r>
-              <w:rPr>
-                <w:noProof/>
-                <w:webHidden/>
-              </w:rPr>
-              <w:fldChar w:fldCharType="begin"/>
-            </w:r>
-            <w:r>
-              <w:rPr>
-                <w:noProof/>
-                <w:webHidden/>
-              </w:rPr>
-              <w:instrText xml:space="preserve"> PAGEREF _Toc213867869 \h </w:instrText>
-            </w:r>
-            <w:r>
-              <w:rPr>
-                <w:noProof/>
-                <w:webHidden/>
-              </w:rPr>
-            </w:r>
-            <w:r>
-              <w:rPr>
-                <w:noProof/>
-                <w:webHidden/>
-              </w:rPr>
-              <w:fldChar w:fldCharType="separate"/>
-            </w:r>
-            <w:r>
-              <w:rPr>
-                <w:noProof/>
-                <w:webHidden/>
-              </w:rPr>
-              <w:t>11</w:t>
-            </w:r>
-            <w:r>
-              <w:rPr>
-                <w:noProof/>
-                <w:webHidden/>
-              </w:rPr>
-              <w:fldChar w:fldCharType="end"/>
-            </w:r>
-          </w:hyperlink>
-        </w:p>
-        <w:p>
-          <w:pPr>
-            <w:pStyle w:val="TDC1"/>
-            <w:tabs>
-              <w:tab w:val="left" w:pos="480"/>
-              <w:tab w:val="right" w:leader="dot" w:pos="8494"/>
-            </w:tabs>
-            <w:rPr>
-              <w:rFonts w:eastAsiaTheme="minorEastAsia"/>
-              <w:noProof/>
-              <w:lang w:eastAsia="es-ES"/>
-            </w:rPr>
-          </w:pPr>
-          <w:hyperlink w:anchor="_Toc213867870" w:history="1">
-            <w:r>
-              <w:rPr>
-                <w:rStyle w:val="Hipervnculo"/>
-                <w:noProof/>
-              </w:rPr>
-              <w:t>7.</w:t>
-            </w:r>
-            <w:r>
-              <w:rPr>
-                <w:rFonts w:eastAsiaTheme="minorEastAsia"/>
-                <w:noProof/>
-                <w:lang w:eastAsia="es-ES"/>
-              </w:rPr>
-              <w:tab/>
-            </w:r>
-            <w:r>
-              <w:rPr>
-                <w:rStyle w:val="Hipervnculo"/>
-                <w:noProof/>
-              </w:rPr>
-              <w:t>Prototipo Figma y diseño</w:t>
-            </w:r>
-            <w:r>
-              <w:rPr>
-                <w:noProof/>
-                <w:webHidden/>
-              </w:rPr>
-              <w:tab/>
-            </w:r>
-            <w:r>
-              <w:rPr>
-                <w:noProof/>
-                <w:webHidden/>
-              </w:rPr>
-              <w:fldChar w:fldCharType="begin"/>
-            </w:r>
-            <w:r>
-              <w:rPr>
-                <w:noProof/>
-                <w:webHidden/>
-              </w:rPr>
-              <w:instrText xml:space="preserve"> PAGEREF _Toc213867870 \h </w:instrText>
-            </w:r>
-            <w:r>
-              <w:rPr>
-                <w:noProof/>
-                <w:webHidden/>
-              </w:rPr>
-            </w:r>
-            <w:r>
-              <w:rPr>
-                <w:noProof/>
-                <w:webHidden/>
-              </w:rPr>
-              <w:fldChar w:fldCharType="separate"/>
-            </w:r>
-            <w:r>
-              <w:rPr>
-                <w:noProof/>
-                <w:webHidden/>
-              </w:rPr>
-              <w:t>12</w:t>
-            </w:r>
-            <w:r>
-              <w:rPr>
-                <w:noProof/>
-                <w:webHidden/>
-              </w:rPr>
-              <w:fldChar w:fldCharType="end"/>
-            </w:r>
-          </w:hyperlink>
-        </w:p>
-        <w:p>
-          <w:pPr>
-            <w:pStyle w:val="TDC2"/>
-            <w:tabs>
-              <w:tab w:val="left" w:pos="960"/>
-              <w:tab w:val="right" w:leader="dot" w:pos="8494"/>
-            </w:tabs>
-            <w:rPr>
-              <w:rFonts w:eastAsiaTheme="minorEastAsia"/>
-              <w:noProof/>
-              <w:lang w:eastAsia="es-ES"/>
-            </w:rPr>
-          </w:pPr>
-          <w:hyperlink w:anchor="_Toc213867871" w:history="1">
-            <w:r>
-              <w:rPr>
-                <w:rStyle w:val="Hipervnculo"/>
-                <w:noProof/>
-              </w:rPr>
-              <w:t>7.1.</w:t>
-            </w:r>
-            <w:r>
-              <w:rPr>
-                <w:rFonts w:eastAsiaTheme="minorEastAsia"/>
-                <w:noProof/>
-                <w:lang w:eastAsia="es-ES"/>
-              </w:rPr>
-              <w:tab/>
-            </w:r>
-            <w:r>
-              <w:rPr>
-                <w:rStyle w:val="Hipervnculo"/>
-                <w:noProof/>
-              </w:rPr>
-              <w:t>Prototipo navegable</w:t>
-            </w:r>
-            <w:r>
-              <w:rPr>
-                <w:noProof/>
-                <w:webHidden/>
-              </w:rPr>
-              <w:tab/>
-            </w:r>
-            <w:r>
-              <w:rPr>
-                <w:noProof/>
-                <w:webHidden/>
-              </w:rPr>
-              <w:fldChar w:fldCharType="begin"/>
-            </w:r>
-            <w:r>
-              <w:rPr>
-                <w:noProof/>
-                <w:webHidden/>
-              </w:rPr>
-              <w:instrText xml:space="preserve"> PAGEREF _Toc213867871 \h </w:instrText>
-            </w:r>
-            <w:r>
-              <w:rPr>
-                <w:noProof/>
-                <w:webHidden/>
-              </w:rPr>
-            </w:r>
-            <w:r>
-              <w:rPr>
-                <w:noProof/>
-                <w:webHidden/>
-              </w:rPr>
-              <w:fldChar w:fldCharType="separate"/>
-            </w:r>
-            <w:r>
-              <w:rPr>
-                <w:noProof/>
-                <w:webHidden/>
-              </w:rPr>
-              <w:t>12</w:t>
-            </w:r>
-            <w:r>
-              <w:rPr>
-                <w:noProof/>
-                <w:webHidden/>
-              </w:rPr>
-              <w:fldChar w:fldCharType="end"/>
-            </w:r>
-          </w:hyperlink>
-        </w:p>
-        <w:p>
-          <w:pPr>
-            <w:pStyle w:val="TDC2"/>
-            <w:tabs>
-              <w:tab w:val="left" w:pos="960"/>
-              <w:tab w:val="right" w:leader="dot" w:pos="8494"/>
-            </w:tabs>
-            <w:rPr>
-              <w:rFonts w:eastAsiaTheme="minorEastAsia"/>
-              <w:noProof/>
-              <w:lang w:eastAsia="es-ES"/>
-            </w:rPr>
-          </w:pPr>
-          <w:hyperlink w:anchor="_Toc213867872" w:history="1">
-            <w:r>
-              <w:rPr>
-                <w:rStyle w:val="Hipervnculo"/>
-                <w:noProof/>
-              </w:rPr>
-              <w:t>7.2.</w:t>
-            </w:r>
-            <w:r>
-              <w:rPr>
-                <w:rFonts w:eastAsiaTheme="minorEastAsia"/>
-                <w:noProof/>
-                <w:lang w:eastAsia="es-ES"/>
-              </w:rPr>
-              <w:tab/>
-            </w:r>
-            <w:r>
-              <w:rPr>
-                <w:rStyle w:val="Hipervnculo"/>
-                <w:noProof/>
-              </w:rPr>
-              <w:t>Guia de diseño</w:t>
-            </w:r>
-            <w:r>
-              <w:rPr>
-                <w:noProof/>
-                <w:webHidden/>
-              </w:rPr>
-              <w:tab/>
-            </w:r>
-            <w:r>
-              <w:rPr>
-                <w:noProof/>
-                <w:webHidden/>
-              </w:rPr>
-              <w:fldChar w:fldCharType="begin"/>
-            </w:r>
-            <w:r>
-              <w:rPr>
-                <w:noProof/>
-                <w:webHidden/>
-              </w:rPr>
-              <w:instrText xml:space="preserve"> PAGEREF _Toc213867872 \h </w:instrText>
-            </w:r>
-            <w:r>
-              <w:rPr>
-                <w:noProof/>
-                <w:webHidden/>
-              </w:rPr>
-            </w:r>
-            <w:r>
-              <w:rPr>
-                <w:noProof/>
-                <w:webHidden/>
-              </w:rPr>
-              <w:fldChar w:fldCharType="separate"/>
-            </w:r>
-            <w:r>
-              <w:rPr>
-                <w:noProof/>
-                <w:webHidden/>
-              </w:rPr>
-              <w:t>12</w:t>
-            </w:r>
-            <w:r>
-              <w:rPr>
-                <w:noProof/>
-                <w:webHidden/>
-              </w:rPr>
-              <w:fldChar w:fldCharType="end"/>
-            </w:r>
-          </w:hyperlink>
-        </w:p>
-        <w:p>
-          <w:pPr>
-            <w:pStyle w:val="TDC1"/>
-            <w:tabs>
-              <w:tab w:val="left" w:pos="480"/>
-              <w:tab w:val="right" w:leader="dot" w:pos="8494"/>
-            </w:tabs>
-            <w:rPr>
-              <w:rFonts w:eastAsiaTheme="minorEastAsia"/>
-              <w:noProof/>
-              <w:lang w:eastAsia="es-ES"/>
-            </w:rPr>
-          </w:pPr>
-          <w:hyperlink w:anchor="_Toc213867873" w:history="1">
-            <w:r>
-              <w:rPr>
-                <w:rStyle w:val="Hipervnculo"/>
-                <w:noProof/>
-              </w:rPr>
-              <w:t>8.</w:t>
-            </w:r>
-            <w:r>
-              <w:rPr>
-                <w:rFonts w:eastAsiaTheme="minorEastAsia"/>
-                <w:noProof/>
-                <w:lang w:eastAsia="es-ES"/>
-              </w:rPr>
-              <w:tab/>
-            </w:r>
-            <w:r>
-              <w:rPr>
-                <w:rStyle w:val="Hipervnculo"/>
-                <w:noProof/>
-              </w:rPr>
-              <w:t>Anexos</w:t>
-            </w:r>
-            <w:r>
-              <w:rPr>
-                <w:noProof/>
-                <w:webHidden/>
-              </w:rPr>
-              <w:tab/>
-            </w:r>
-            <w:r>
-              <w:rPr>
-                <w:noProof/>
-                <w:webHidden/>
-              </w:rPr>
-              <w:fldChar w:fldCharType="begin"/>
-            </w:r>
-            <w:r>
-              <w:rPr>
-                <w:noProof/>
-                <w:webHidden/>
-              </w:rPr>
-              <w:instrText xml:space="preserve"> PAGEREF _Toc213867873 \h </w:instrText>
-            </w:r>
-            <w:r>
-              <w:rPr>
-                <w:noProof/>
-                <w:webHidden/>
-              </w:rPr>
-            </w:r>
-            <w:r>
-              <w:rPr>
-                <w:noProof/>
-                <w:webHidden/>
-              </w:rPr>
-              <w:fldChar w:fldCharType="separate"/>
-            </w:r>
-            <w:r>
-              <w:rPr>
-                <w:noProof/>
-                <w:webHidden/>
-              </w:rPr>
-              <w:t>12</w:t>
-            </w:r>
-            <w:r>
-              <w:rPr>
-                <w:noProof/>
-                <w:webHidden/>
-              </w:rPr>
-              <w:fldChar w:fldCharType="end"/>
-            </w:r>
-          </w:hyperlink>
-        </w:p>
-        <w:p>
-          <w:pPr>
-            <w:pStyle w:val="TDC2"/>
-            <w:tabs>
-              <w:tab w:val="left" w:pos="960"/>
-              <w:tab w:val="right" w:leader="dot" w:pos="8494"/>
-            </w:tabs>
-            <w:rPr>
-              <w:rFonts w:eastAsiaTheme="minorEastAsia"/>
-              <w:noProof/>
-              <w:lang w:eastAsia="es-ES"/>
-            </w:rPr>
-          </w:pPr>
-          <w:hyperlink w:anchor="_Toc213867874" w:history="1">
-            <w:r>
-              <w:rPr>
-                <w:rStyle w:val="Hipervnculo"/>
-                <w:noProof/>
-              </w:rPr>
-              <w:t>8.1.</w:t>
-            </w:r>
-            <w:r>
-              <w:rPr>
-                <w:rFonts w:eastAsiaTheme="minorEastAsia"/>
-                <w:noProof/>
-                <w:lang w:eastAsia="es-ES"/>
-              </w:rPr>
-              <w:tab/>
-            </w:r>
-            <w:r>
-              <w:rPr>
-                <w:rStyle w:val="Hipervnculo"/>
-                <w:noProof/>
-              </w:rPr>
-              <w:t>Plan de pruebas</w:t>
-            </w:r>
-            <w:r>
-              <w:rPr>
-                <w:noProof/>
-                <w:webHidden/>
-              </w:rPr>
-              <w:tab/>
-            </w:r>
-            <w:r>
-              <w:rPr>
-                <w:noProof/>
-                <w:webHidden/>
-              </w:rPr>
-              <w:fldChar w:fldCharType="begin"/>
-            </w:r>
-            <w:r>
-              <w:rPr>
-                <w:noProof/>
-                <w:webHidden/>
-              </w:rPr>
-              <w:instrText xml:space="preserve"> PAGEREF _Toc213867874 \h </w:instrText>
-            </w:r>
-            <w:r>
-              <w:rPr>
-                <w:noProof/>
-                <w:webHidden/>
-              </w:rPr>
-            </w:r>
-            <w:r>
-              <w:rPr>
-                <w:noProof/>
-                <w:webHidden/>
-              </w:rPr>
-              <w:fldChar w:fldCharType="separate"/>
-            </w:r>
-            <w:r>
-              <w:rPr>
-                <w:noProof/>
-                <w:webHidden/>
-              </w:rPr>
-              <w:t>12</w:t>
-            </w:r>
-            <w:r>
-              <w:rPr>
-                <w:noProof/>
-                <w:webHidden/>
-              </w:rPr>
-              <w:fldChar w:fldCharType="end"/>
-            </w:r>
-          </w:hyperlink>
-        </w:p>
-        <w:p>
-          <w:pPr>
-            <w:pStyle w:val="TDC2"/>
-            <w:tabs>
-              <w:tab w:val="left" w:pos="960"/>
-              <w:tab w:val="right" w:leader="dot" w:pos="8494"/>
-            </w:tabs>
-            <w:rPr>
-              <w:rFonts w:eastAsiaTheme="minorEastAsia"/>
-              <w:noProof/>
-              <w:lang w:eastAsia="es-ES"/>
-            </w:rPr>
-          </w:pPr>
-          <w:hyperlink w:anchor="_Toc213867875" w:history="1">
-            <w:r>
-              <w:rPr>
-                <w:rStyle w:val="Hipervnculo"/>
-                <w:noProof/>
-              </w:rPr>
-              <w:t>8.2.</w:t>
-            </w:r>
-            <w:r>
-              <w:rPr>
-                <w:rFonts w:eastAsiaTheme="minorEastAsia"/>
-                <w:noProof/>
-                <w:lang w:eastAsia="es-ES"/>
-              </w:rPr>
-              <w:tab/>
-            </w:r>
-            <w:r>
-              <w:rPr>
-                <w:rStyle w:val="Hipervnculo"/>
-                <w:noProof/>
-              </w:rPr>
-              <w:t>KPIs iniciales</w:t>
-            </w:r>
-            <w:r>
-              <w:rPr>
-                <w:noProof/>
-                <w:webHidden/>
-              </w:rPr>
-              <w:tab/>
-            </w:r>
-            <w:r>
-              <w:rPr>
-                <w:noProof/>
-                <w:webHidden/>
-              </w:rPr>
-              <w:fldChar w:fldCharType="begin"/>
-            </w:r>
-            <w:r>
-              <w:rPr>
-                <w:noProof/>
-                <w:webHidden/>
-              </w:rPr>
-              <w:instrText xml:space="preserve"> PAGEREF _Toc213867875 \h </w:instrText>
-            </w:r>
-            <w:r>
-              <w:rPr>
-                <w:noProof/>
-                <w:webHidden/>
-              </w:rPr>
-            </w:r>
-            <w:r>
-              <w:rPr>
-                <w:noProof/>
-                <w:webHidden/>
-              </w:rPr>
-              <w:fldChar w:fldCharType="separate"/>
-            </w:r>
-            <w:r>
-              <w:rPr>
-                <w:noProof/>
-                <w:webHidden/>
-              </w:rPr>
-              <w:t>12</w:t>
-            </w:r>
-            <w:r>
-              <w:rPr>
-                <w:noProof/>
-                <w:webHidden/>
-              </w:rPr>
-              <w:fldChar w:fldCharType="end"/>
-            </w:r>
-          </w:hyperlink>
-        </w:p>
-        <w:p>
-          <w:pPr>
-            <w:pStyle w:val="TDC2"/>
-            <w:tabs>
-              <w:tab w:val="left" w:pos="960"/>
-              <w:tab w:val="right" w:leader="dot" w:pos="8494"/>
-            </w:tabs>
-            <w:rPr>
-              <w:rFonts w:eastAsiaTheme="minorEastAsia"/>
-              <w:noProof/>
-              <w:lang w:eastAsia="es-ES"/>
-            </w:rPr>
-          </w:pPr>
-          <w:hyperlink w:anchor="_Toc213867876" w:history="1">
-            <w:r>
-              <w:rPr>
-                <w:rStyle w:val="Hipervnculo"/>
-                <w:noProof/>
-              </w:rPr>
-              <w:t>8.3.</w:t>
-            </w:r>
-            <w:r>
-              <w:rPr>
-                <w:rFonts w:eastAsiaTheme="minorEastAsia"/>
-                <w:noProof/>
-                <w:lang w:eastAsia="es-ES"/>
-              </w:rPr>
-              <w:tab/>
-            </w:r>
-            <w:r>
-              <w:rPr>
-                <w:rStyle w:val="Hipervnculo"/>
-                <w:noProof/>
-              </w:rPr>
-              <w:t>Enlaces y referencias de artefactos</w:t>
-            </w:r>
-            <w:r>
-              <w:rPr>
-                <w:noProof/>
-                <w:webHidden/>
-              </w:rPr>
-              <w:tab/>
-            </w:r>
-            <w:r>
-              <w:rPr>
-                <w:noProof/>
-                <w:webHidden/>
-              </w:rPr>
-              <w:fldChar w:fldCharType="begin"/>
-            </w:r>
-            <w:r>
-              <w:rPr>
-                <w:noProof/>
-                <w:webHidden/>
-              </w:rPr>
-              <w:instrText xml:space="preserve"> PAGEREF _Toc213867876 \h </w:instrText>
-            </w:r>
-            <w:r>
-              <w:rPr>
-                <w:noProof/>
-                <w:webHidden/>
-              </w:rPr>
-            </w:r>
-            <w:r>
-              <w:rPr>
-                <w:noProof/>
-                <w:webHidden/>
-              </w:rPr>
-              <w:fldChar w:fldCharType="separate"/>
-            </w:r>
-            <w:r>
-              <w:rPr>
-                <w:noProof/>
-                <w:webHidden/>
-              </w:rPr>
-              <w:t>12</w:t>
-            </w:r>
-            <w:r>
-              <w:rPr>
-                <w:noProof/>
-                <w:webHidden/>
-              </w:rPr>
-              <w:fldChar w:fldCharType="end"/>
-            </w:r>
-          </w:hyperlink>
-        </w:p>
-        <w:p>
-          <w:pPr>
-            <w:pStyle w:val="TDC2"/>
-            <w:tabs>
-              <w:tab w:val="left" w:pos="960"/>
-              <w:tab w:val="right" w:leader="dot" w:pos="8494"/>
-            </w:tabs>
-            <w:rPr>
-              <w:rFonts w:eastAsiaTheme="minorEastAsia"/>
-              <w:noProof/>
-              <w:lang w:eastAsia="es-ES"/>
-            </w:rPr>
-          </w:pPr>
-          <w:hyperlink w:anchor="_Toc213867877" w:history="1">
-            <w:r>
-              <w:rPr>
-                <w:rStyle w:val="Hipervnculo"/>
-                <w:noProof/>
-              </w:rPr>
-              <w:t>8.4.</w:t>
-            </w:r>
-            <w:r>
-              <w:rPr>
-                <w:rFonts w:eastAsiaTheme="minorEastAsia"/>
-                <w:noProof/>
-                <w:lang w:eastAsia="es-ES"/>
-              </w:rPr>
-              <w:tab/>
-            </w:r>
-            <w:r>
-              <w:rPr>
-                <w:rStyle w:val="Hipervnculo"/>
-                <w:noProof/>
-              </w:rPr>
-              <w:t>Changelog de E1</w:t>
-            </w:r>
-            <w:r>
-              <w:rPr>
-                <w:noProof/>
-                <w:webHidden/>
-              </w:rPr>
-              <w:tab/>
-            </w:r>
-            <w:r>
-              <w:rPr>
-                <w:noProof/>
-                <w:webHidden/>
-              </w:rPr>
-              <w:fldChar w:fldCharType="begin"/>
-            </w:r>
-            <w:r>
-              <w:rPr>
-                <w:noProof/>
-                <w:webHidden/>
-              </w:rPr>
-              <w:instrText xml:space="preserve"> PAGEREF _Toc213867877 \h </w:instrText>
-            </w:r>
-            <w:r>
-              <w:rPr>
-                <w:noProof/>
-                <w:webHidden/>
-              </w:rPr>
-            </w:r>
-            <w:r>
-              <w:rPr>
-                <w:noProof/>
-                <w:webHidden/>
-              </w:rPr>
-              <w:fldChar w:fldCharType="separate"/>
-            </w:r>
-            <w:r>
-              <w:rPr>
-                <w:noProof/>
-                <w:webHidden/>
-              </w:rPr>
-              <w:t>12</w:t>
             </w:r>
             <w:r>
               <w:rPr>
@@ -2682,19 +1994,6 @@
     </w:sdt>
     <w:p/>
     <w:p/>
-    <w:p/>
-    <w:p/>
-    <w:p/>
-    <w:p>
-      <w:pPr>
-        <w:tabs>
-          <w:tab w:val="left" w:pos="6048"/>
-        </w:tabs>
-      </w:pPr>
-      <w:r>
-        <w:tab/>
-      </w:r>
-    </w:p>
     <w:p>
       <w:pPr>
         <w:tabs>
@@ -2710,177 +2009,187 @@
           <w:numId w:val="2"/>
         </w:numPr>
       </w:pPr>
-      <w:r>
+      <w:bookmarkStart w:id="0" w:name="_Toc213873547"/>
+      <w:r>
+        <w:lastRenderedPageBreak/>
         <w:t>Introducción</w:t>
       </w:r>
-    </w:p>
-    <w:p/>
-    <w:p>
-      <w:r>
-        <w:t>Introducción</w:t>
-      </w:r>
-    </w:p>
-    <w:p/>
-    <w:p>
-      <w:r>
+      <w:bookmarkEnd w:id="0"/>
+    </w:p>
+    <w:p>
+      <w:pPr>
+        <w:spacing w:line="276" w:lineRule="auto"/>
+        <w:jc w:val="both"/>
+        <w:rPr>
+          <w:rFonts w:ascii="Arial" w:hAnsi="Arial" w:cs="Arial"/>
+        </w:rPr>
+      </w:pPr>
+      <w:r>
+        <w:rPr>
+          <w:rFonts w:ascii="Arial" w:hAnsi="Arial" w:cs="Arial"/>
+        </w:rPr>
         <w:t>El turismo en las ciudades con un gran patrimonio cultural en Extremadura suele centrarse en visitas guiadas por los principales monumentos o seguir itinerarios por la ciudad sin saber muy bien lo que se está haciendo. Esto puede resultar poco llamativo o aburrido para los turistas jóvenes, familias con niños pequeños que no pueden adaptarse al ritmo de los guías turísticos, etc.</w:t>
       </w:r>
     </w:p>
     <w:p>
-      <w:r>
+      <w:pPr>
+        <w:spacing w:line="276" w:lineRule="auto"/>
+        <w:jc w:val="both"/>
+        <w:rPr>
+          <w:rFonts w:ascii="Arial" w:hAnsi="Arial" w:cs="Arial"/>
+        </w:rPr>
+      </w:pPr>
+    </w:p>
+    <w:p>
+      <w:pPr>
+        <w:spacing w:line="276" w:lineRule="auto"/>
+        <w:jc w:val="both"/>
+        <w:rPr>
+          <w:rFonts w:ascii="Arial" w:hAnsi="Arial" w:cs="Arial"/>
+        </w:rPr>
+      </w:pPr>
+      <w:r>
+        <w:rPr>
+          <w:rFonts w:ascii="Arial" w:hAnsi="Arial" w:cs="Arial"/>
+        </w:rPr>
         <w:t xml:space="preserve">Por eso hemos visto como una necesidad, una aplicación que ayude a esas personas que no encajan en la visión de una forma de turismo tradicional, para ello estamos desarrollando </w:t>
       </w:r>
       <w:proofErr w:type="spellStart"/>
       <w:r>
+        <w:rPr>
+          <w:rFonts w:ascii="Arial" w:hAnsi="Arial" w:cs="Arial"/>
+        </w:rPr>
         <w:t>RutexGo</w:t>
       </w:r>
       <w:proofErr w:type="spellEnd"/>
       <w:r>
+        <w:rPr>
+          <w:rFonts w:ascii="Arial" w:hAnsi="Arial" w:cs="Arial"/>
+        </w:rPr>
         <w:t>, para que dichas personas tengan una alternativa digital, divertida y educativa para conocer nuestras ciudades.</w:t>
       </w:r>
     </w:p>
     <w:p>
-      <w:r>
+      <w:pPr>
+        <w:spacing w:line="276" w:lineRule="auto"/>
+        <w:jc w:val="both"/>
+        <w:rPr>
+          <w:rFonts w:ascii="Arial" w:hAnsi="Arial" w:cs="Arial"/>
+        </w:rPr>
+      </w:pPr>
+    </w:p>
+    <w:p>
+      <w:pPr>
+        <w:spacing w:line="276" w:lineRule="auto"/>
+        <w:jc w:val="both"/>
+        <w:rPr>
+          <w:rFonts w:ascii="Arial" w:hAnsi="Arial" w:cs="Arial"/>
+        </w:rPr>
+      </w:pPr>
+      <w:r>
+        <w:rPr>
+          <w:rFonts w:ascii="Arial" w:hAnsi="Arial" w:cs="Arial"/>
+        </w:rPr>
         <w:t>En nuestra aplicación los visitantes pueden elegir como desean ver la ciudad, eligiendo entre las diferentes rutas propuestas y mientras que las realizan, descubrirán la ciudad de una forma diferente y divertida.</w:t>
       </w:r>
     </w:p>
     <w:p>
-      <w:r>
+      <w:pPr>
+        <w:spacing w:line="276" w:lineRule="auto"/>
+        <w:jc w:val="both"/>
+        <w:rPr>
+          <w:rFonts w:ascii="Arial" w:hAnsi="Arial" w:cs="Arial"/>
+        </w:rPr>
+      </w:pPr>
+    </w:p>
+    <w:p>
+      <w:pPr>
+        <w:spacing w:line="276" w:lineRule="auto"/>
+        <w:jc w:val="both"/>
+        <w:rPr>
+          <w:rFonts w:ascii="Arial" w:hAnsi="Arial" w:cs="Arial"/>
+        </w:rPr>
+      </w:pPr>
+      <w:r>
+        <w:rPr>
+          <w:rFonts w:ascii="Arial" w:hAnsi="Arial" w:cs="Arial"/>
+        </w:rPr>
         <w:t>Además, podrán jugar mediante los retos y preguntas que se les formularán a lo largo de la ruta, consiguiendo puntos, los cuales tendrán un ranking (Desde ser un esclavo hasta un emperador) y con los cuales en un futuro se podrán canjear los puntos por descuentos en tiendas locales.</w:t>
       </w:r>
     </w:p>
     <w:p>
-      <w:r>
-        <w:lastRenderedPageBreak/>
+      <w:pPr>
+        <w:spacing w:line="276" w:lineRule="auto"/>
+        <w:jc w:val="both"/>
+        <w:rPr>
+          <w:rFonts w:ascii="Arial" w:hAnsi="Arial" w:cs="Arial"/>
+        </w:rPr>
+      </w:pPr>
+    </w:p>
+    <w:p>
+      <w:pPr>
+        <w:spacing w:line="276" w:lineRule="auto"/>
+        <w:jc w:val="both"/>
+        <w:rPr>
+          <w:rFonts w:ascii="Arial" w:hAnsi="Arial" w:cs="Arial"/>
+        </w:rPr>
+      </w:pPr>
+      <w:r>
+        <w:rPr>
+          <w:rFonts w:ascii="Arial" w:hAnsi="Arial" w:cs="Arial"/>
+        </w:rPr>
         <w:t>Por supuesto nuestra app fomenta el turismo mientras que promueve una vida saludable y ayuda al desarrollo de los comercios locales de una forma sostenible, sin la necesidad de emitir gases nocivos al medio ambiente y reducimos el consumo de folletos de papel (mapas).</w:t>
       </w:r>
     </w:p>
-    <w:p/>
-    <w:p>
-      <w:pPr>
-        <w:pStyle w:val="Ttulo2"/>
-        <w:numPr>
-          <w:ilvl w:val="1"/>
-          <w:numId w:val="2"/>
-        </w:numPr>
-      </w:pPr>
-      <w:bookmarkStart w:id="0" w:name="_Toc213867850"/>
-      <w:r>
-        <w:t>Título del proyecto</w:t>
-      </w:r>
-      <w:bookmarkEnd w:id="0"/>
-    </w:p>
-    <w:p>
-      <w:pPr>
-        <w:jc w:val="center"/>
-        <w:rPr>
-          <w:sz w:val="32"/>
-          <w:szCs w:val="32"/>
-        </w:rPr>
-      </w:pPr>
+    <w:p>
+      <w:pPr>
+        <w:spacing w:line="276" w:lineRule="auto"/>
+        <w:jc w:val="both"/>
+        <w:rPr>
+          <w:rFonts w:ascii="Arial" w:hAnsi="Arial" w:cs="Arial"/>
+        </w:rPr>
+      </w:pPr>
+    </w:p>
+    <w:p>
+      <w:pPr>
+        <w:spacing w:line="276" w:lineRule="auto"/>
+        <w:jc w:val="both"/>
+        <w:rPr>
+          <w:rFonts w:ascii="Arial" w:hAnsi="Arial" w:cs="Arial"/>
+        </w:rPr>
+      </w:pPr>
+      <w:r>
+        <w:rPr>
+          <w:rFonts w:ascii="Arial" w:hAnsi="Arial" w:cs="Arial"/>
+        </w:rPr>
+        <w:t xml:space="preserve">El nombre </w:t>
+      </w:r>
       <w:proofErr w:type="spellStart"/>
       <w:r>
         <w:rPr>
-          <w:sz w:val="32"/>
-          <w:szCs w:val="32"/>
+          <w:rFonts w:ascii="Arial" w:hAnsi="Arial" w:cs="Arial"/>
         </w:rPr>
         <w:t>RuteX</w:t>
       </w:r>
       <w:proofErr w:type="spellEnd"/>
       <w:r>
         <w:rPr>
-          <w:sz w:val="32"/>
-          <w:szCs w:val="32"/>
+          <w:rFonts w:ascii="Arial" w:hAnsi="Arial" w:cs="Arial"/>
         </w:rPr>
         <w:t xml:space="preserve"> </w:t>
       </w:r>
       <w:proofErr w:type="spellStart"/>
       <w:r>
         <w:rPr>
-          <w:sz w:val="32"/>
-          <w:szCs w:val="32"/>
+          <w:rFonts w:ascii="Arial" w:hAnsi="Arial" w:cs="Arial"/>
         </w:rPr>
         <w:t>Go</w:t>
       </w:r>
       <w:proofErr w:type="spellEnd"/>
-    </w:p>
-    <w:p>
-      <w:pPr>
-        <w:jc w:val="center"/>
-      </w:pPr>
-      <w:r>
-        <w:t xml:space="preserve">(Turismo </w:t>
-      </w:r>
-      <w:proofErr w:type="spellStart"/>
-      <w:r>
-        <w:t>Gamificado</w:t>
-      </w:r>
-      <w:proofErr w:type="spellEnd"/>
-      <w:r>
-        <w:t>)</w:t>
-      </w:r>
-    </w:p>
-    <w:p>
-      <w:r>
-        <w:t>significado del nombre</w:t>
-      </w:r>
-    </w:p>
-    <w:p>
-      <w:r>
-        <w:t xml:space="preserve">ya que tenemos rutas por </w:t>
-      </w:r>
-      <w:proofErr w:type="spellStart"/>
-      <w:r>
-        <w:t>extremadura</w:t>
-      </w:r>
-      <w:proofErr w:type="spellEnd"/>
-      <w:r>
-        <w:t xml:space="preserve"> de una forma </w:t>
-      </w:r>
-      <w:proofErr w:type="spellStart"/>
-      <w:r>
-        <w:t>gamificada</w:t>
-      </w:r>
-      <w:proofErr w:type="spellEnd"/>
-      <w:r>
-        <w:t xml:space="preserve"> emos decidido llamar a nuestra </w:t>
-      </w:r>
-      <w:proofErr w:type="spellStart"/>
-      <w:r>
-        <w:t>aPP</w:t>
-      </w:r>
-      <w:proofErr w:type="spellEnd"/>
-      <w:r>
-        <w:t xml:space="preserve"> </w:t>
-      </w:r>
-      <w:proofErr w:type="spellStart"/>
-      <w:r>
-        <w:t>Rutexgo</w:t>
-      </w:r>
-      <w:proofErr w:type="spellEnd"/>
-      <w:r>
-        <w:t>.</w:t>
-      </w:r>
-    </w:p>
-    <w:p/>
-    <w:p>
-      <w:r>
-        <w:t xml:space="preserve">El nombre </w:t>
-      </w:r>
-      <w:proofErr w:type="spellStart"/>
-      <w:r>
-        <w:t>RuteX</w:t>
-      </w:r>
-      <w:proofErr w:type="spellEnd"/>
-      <w:r>
-        <w:t xml:space="preserve"> </w:t>
-      </w:r>
-      <w:proofErr w:type="spellStart"/>
-      <w:r>
-        <w:t>Go</w:t>
-      </w:r>
-      <w:proofErr w:type="spellEnd"/>
-      <w:r>
+      <w:r>
+        <w:rPr>
+          <w:rFonts w:ascii="Arial" w:hAnsi="Arial" w:cs="Arial"/>
+        </w:rPr>
         <w:t xml:space="preserve"> es una síntesis de tres elementos clave del proyecto: </w:t>
       </w:r>
     </w:p>
@@ -2891,8 +2200,16 @@
           <w:ilvl w:val="0"/>
           <w:numId w:val="5"/>
         </w:numPr>
-      </w:pPr>
-      <w:r>
+        <w:spacing w:line="276" w:lineRule="auto"/>
+        <w:jc w:val="both"/>
+        <w:rPr>
+          <w:rFonts w:ascii="Arial" w:hAnsi="Arial" w:cs="Arial"/>
+        </w:rPr>
+      </w:pPr>
+      <w:r>
+        <w:rPr>
+          <w:rFonts w:ascii="Arial" w:hAnsi="Arial" w:cs="Arial"/>
+        </w:rPr>
         <w:t xml:space="preserve">Ruta: Evoca el corazón del proyecto, que es guiar al usuario a través de rutas interactivas por el patrimonio cultural. Simboliza el recorrido, el camino y el descubrimiento. </w:t>
       </w:r>
     </w:p>
@@ -2903,21 +2220,38 @@
           <w:ilvl w:val="0"/>
           <w:numId w:val="5"/>
         </w:numPr>
+        <w:spacing w:line="276" w:lineRule="auto"/>
+        <w:jc w:val="both"/>
+        <w:rPr>
+          <w:rFonts w:ascii="Arial" w:hAnsi="Arial" w:cs="Arial"/>
+        </w:rPr>
       </w:pPr>
       <w:proofErr w:type="spellStart"/>
       <w:r>
+        <w:rPr>
+          <w:rFonts w:ascii="Arial" w:hAnsi="Arial" w:cs="Arial"/>
+        </w:rPr>
         <w:t>eX</w:t>
       </w:r>
       <w:proofErr w:type="spellEnd"/>
       <w:r>
+        <w:rPr>
+          <w:rFonts w:ascii="Arial" w:hAnsi="Arial" w:cs="Arial"/>
+        </w:rPr>
         <w:t xml:space="preserve"> (Extremadura): Es la referencia geográfica directa a la región donde se desarrolla el turismo </w:t>
       </w:r>
       <w:proofErr w:type="spellStart"/>
       <w:r>
+        <w:rPr>
+          <w:rFonts w:ascii="Arial" w:hAnsi="Arial" w:cs="Arial"/>
+        </w:rPr>
         <w:t>gamificado</w:t>
       </w:r>
       <w:proofErr w:type="spellEnd"/>
       <w:r>
+        <w:rPr>
+          <w:rFonts w:ascii="Arial" w:hAnsi="Arial" w:cs="Arial"/>
+        </w:rPr>
         <w:t xml:space="preserve"> (iniciando en ciudades extremeñas como Mérida y Cáceres). Ancla la aplicación a su contexto histórico y cultural. </w:t>
       </w:r>
     </w:p>
@@ -2928,280 +2262,35 @@
           <w:ilvl w:val="0"/>
           <w:numId w:val="5"/>
         </w:numPr>
+        <w:spacing w:line="276" w:lineRule="auto"/>
+        <w:jc w:val="both"/>
+        <w:rPr>
+          <w:rFonts w:ascii="Arial" w:hAnsi="Arial" w:cs="Arial"/>
+        </w:rPr>
       </w:pPr>
       <w:proofErr w:type="spellStart"/>
       <w:r>
+        <w:rPr>
+          <w:rFonts w:ascii="Arial" w:hAnsi="Arial" w:cs="Arial"/>
+        </w:rPr>
+        <w:lastRenderedPageBreak/>
         <w:t>Go</w:t>
       </w:r>
       <w:proofErr w:type="spellEnd"/>
       <w:r>
+        <w:rPr>
+          <w:rFonts w:ascii="Arial" w:hAnsi="Arial" w:cs="Arial"/>
+        </w:rPr>
         <w:t xml:space="preserve"> (Movimiento/Acción): Proporciona un sentido de acción inmediata y gamificación. Refleja el componente activo de la experiencia (ir, moverse, explorar) y resuena con un público joven y digital que busca dinamismo.</w:t>
       </w:r>
     </w:p>
     <w:p>
       <w:pPr>
-        <w:pStyle w:val="Ttulo2"/>
-        <w:numPr>
-          <w:ilvl w:val="1"/>
-          <w:numId w:val="2"/>
-        </w:numPr>
-      </w:pPr>
-      <w:bookmarkStart w:id="1" w:name="_Toc213867851"/>
-      <w:r>
-        <w:t>Alumno, Grupo y Centro</w:t>
-      </w:r>
-      <w:bookmarkEnd w:id="1"/>
-    </w:p>
-    <w:p>
-      <w:r>
-        <w:t>Andrés Fernández Expósito</w:t>
-      </w:r>
-      <w:r>
-        <w:br/>
-        <w:t>Joel Manuel García Villarino</w:t>
-      </w:r>
-      <w:r>
-        <w:br/>
-        <w:t>Diego Vivas Paredes</w:t>
-      </w:r>
-      <w:r>
-        <w:br/>
-        <w:t xml:space="preserve">Centro: I.E.S. </w:t>
-      </w:r>
-      <w:proofErr w:type="spellStart"/>
-      <w:r>
-        <w:t>Albarregas</w:t>
-      </w:r>
-      <w:proofErr w:type="spellEnd"/>
-      <w:r>
-        <w:br/>
-        <w:t>Grupo: 2º DAM</w:t>
-      </w:r>
-    </w:p>
-    <w:p>
-      <w:pPr>
-        <w:pStyle w:val="Ttulo2"/>
-        <w:numPr>
-          <w:ilvl w:val="1"/>
-          <w:numId w:val="2"/>
-        </w:numPr>
-      </w:pPr>
-      <w:bookmarkStart w:id="2" w:name="_Toc213867852"/>
-      <w:r>
-        <w:t>Módulo y curso académico</w:t>
-      </w:r>
-      <w:bookmarkEnd w:id="2"/>
-    </w:p>
-    <w:p>
-      <w:r>
-        <w:t>0492 · Proyecto DAM · 2024/2025</w:t>
-      </w:r>
-    </w:p>
-    <w:p>
-      <w:pPr>
-        <w:pStyle w:val="Ttulo2"/>
-        <w:numPr>
-          <w:ilvl w:val="1"/>
-          <w:numId w:val="2"/>
-        </w:numPr>
-      </w:pPr>
-      <w:bookmarkStart w:id="3" w:name="_Toc213867853"/>
-      <w:r>
-        <w:lastRenderedPageBreak/>
-        <w:t>Docente tutor/a</w:t>
-      </w:r>
-      <w:bookmarkEnd w:id="3"/>
-    </w:p>
-    <w:p>
-      <w:r>
-        <w:t>Tutora: María Mercedes Martínez Fragoso</w:t>
-      </w:r>
-    </w:p>
-    <w:p>
-      <w:pPr>
-        <w:pStyle w:val="Ttulo2"/>
-        <w:numPr>
-          <w:ilvl w:val="1"/>
-          <w:numId w:val="2"/>
-        </w:numPr>
-      </w:pPr>
-      <w:bookmarkStart w:id="4" w:name="_Toc213867854"/>
-      <w:r>
-        <w:t>Fecha y versión del documento</w:t>
-      </w:r>
-      <w:bookmarkEnd w:id="4"/>
-    </w:p>
-    <w:p>
-      <w:r>
-        <w:t>Versión 1.0 — octubre 2025</w:t>
-      </w:r>
-    </w:p>
-    <w:p>
-      <w:pPr>
-        <w:pStyle w:val="Ttulo2"/>
-        <w:numPr>
-          <w:ilvl w:val="1"/>
-          <w:numId w:val="2"/>
-        </w:numPr>
-      </w:pPr>
-      <w:bookmarkStart w:id="5" w:name="_Toc213867855"/>
-      <w:r>
-        <w:t>Enlaces (QR/URL)</w:t>
-      </w:r>
-      <w:bookmarkEnd w:id="5"/>
-    </w:p>
-    <w:p>
-      <w:pPr>
         <w:pStyle w:val="Prrafodelista"/>
-        <w:numPr>
-          <w:ilvl w:val="0"/>
-          <w:numId w:val="3"/>
-        </w:numPr>
-      </w:pPr>
-      <w:r>
-        <w:t xml:space="preserve">Repositorio GitHub: </w:t>
-      </w:r>
-      <w:hyperlink r:id="rId12">
-        <w:r>
-          <w:rPr>
-            <w:rStyle w:val="Hipervnculo"/>
-          </w:rPr>
-          <w:t>https://github.com/TurisTechTeam-Dev/RuteX-Go-App</w:t>
-        </w:r>
-      </w:hyperlink>
-      <w:r>
-        <w:t xml:space="preserve"> </w:t>
-      </w:r>
-    </w:p>
-    <w:p>
-      <w:pPr>
-        <w:pStyle w:val="Prrafodelista"/>
-        <w:numPr>
-          <w:ilvl w:val="0"/>
-          <w:numId w:val="3"/>
-        </w:numPr>
-      </w:pPr>
-      <w:r>
-        <w:t xml:space="preserve">Tablero de trabajo: </w:t>
-      </w:r>
-      <w:hyperlink r:id="rId13">
-        <w:r>
-          <w:rPr>
-            <w:rStyle w:val="Hipervnculo"/>
-          </w:rPr>
-          <w:t xml:space="preserve">Tablero en </w:t>
-        </w:r>
-        <w:proofErr w:type="gramStart"/>
-        <w:r>
-          <w:rPr>
-            <w:rStyle w:val="Hipervnculo"/>
-          </w:rPr>
-          <w:t>Trello(</w:t>
-        </w:r>
-        <w:proofErr w:type="gramEnd"/>
-        <w:r>
-          <w:rPr>
-            <w:rStyle w:val="Hipervnculo"/>
-          </w:rPr>
-          <w:t>Pincha aqui)</w:t>
-        </w:r>
-      </w:hyperlink>
-    </w:p>
-    <w:p>
-      <w:pPr>
-        <w:pStyle w:val="Prrafodelista"/>
-        <w:numPr>
-          <w:ilvl w:val="0"/>
-          <w:numId w:val="3"/>
-        </w:numPr>
-      </w:pPr>
-      <w:r>
-        <w:t xml:space="preserve">Figma: </w:t>
-      </w:r>
-      <w:hyperlink r:id="rId14">
-        <w:proofErr w:type="gramStart"/>
-        <w:r>
-          <w:rPr>
-            <w:rStyle w:val="Hipervnculo"/>
-          </w:rPr>
-          <w:t>figma.com(</w:t>
-        </w:r>
-        <w:proofErr w:type="gramEnd"/>
-        <w:r>
-          <w:rPr>
-            <w:rStyle w:val="Hipervnculo"/>
-          </w:rPr>
-          <w:t>Pincha aqui)</w:t>
-        </w:r>
-      </w:hyperlink>
-    </w:p>
-    <w:p>
-      <w:pPr>
-        <w:pStyle w:val="Prrafodelista"/>
-        <w:numPr>
-          <w:ilvl w:val="0"/>
-          <w:numId w:val="3"/>
-        </w:numPr>
-      </w:pPr>
-      <w:r>
-        <w:t xml:space="preserve">Documentación técnica: </w:t>
-      </w:r>
-    </w:p>
-    <w:p>
-      <w:pPr>
-        <w:pStyle w:val="Ttulo2"/>
-        <w:numPr>
-          <w:ilvl w:val="1"/>
-          <w:numId w:val="2"/>
-        </w:numPr>
-      </w:pPr>
-      <w:bookmarkStart w:id="6" w:name="_Toc213867856"/>
-      <w:r>
-        <w:t>Licencia y avisos legales</w:t>
-      </w:r>
-      <w:bookmarkEnd w:id="6"/>
-    </w:p>
-    <w:p>
-      <w:pPr>
-        <w:rPr>
-          <w:lang w:val="en-US"/>
-        </w:rPr>
-      </w:pPr>
-      <w:r>
-        <w:t xml:space="preserve">Proyecto académico sin fines comerciales. </w:t>
-      </w:r>
-      <w:r>
-        <w:rPr>
-          <w:lang w:val="en-US"/>
-        </w:rPr>
-        <w:t>Licencia Creative Commons CC BY-NC-SA 4.0.</w:t>
-      </w:r>
-    </w:p>
-    <w:p>
-      <w:pPr>
-        <w:rPr>
-          <w:lang w:val="en-US"/>
-        </w:rPr>
-      </w:pPr>
-    </w:p>
-    <w:p>
-      <w:pPr>
-        <w:rPr>
-          <w:lang w:val="en-US"/>
-        </w:rPr>
-      </w:pPr>
-    </w:p>
-    <w:p>
-      <w:pPr>
-        <w:rPr>
-          <w:lang w:val="en-US"/>
-        </w:rPr>
-      </w:pPr>
-    </w:p>
-    <w:p>
-      <w:pPr>
-        <w:rPr>
-          <w:lang w:val="en-US"/>
+        <w:spacing w:line="276" w:lineRule="auto"/>
+        <w:jc w:val="both"/>
+        <w:rPr>
+          <w:rFonts w:ascii="Arial" w:hAnsi="Arial" w:cs="Arial"/>
         </w:rPr>
       </w:pPr>
     </w:p>
@@ -3213,26 +2302,26 @@
           <w:numId w:val="2"/>
         </w:numPr>
       </w:pPr>
-      <w:bookmarkStart w:id="7" w:name="_Toc213867857"/>
+      <w:bookmarkStart w:id="1" w:name="_Toc213873548"/>
       <w:r>
         <w:t>Resumen ejecutivo</w:t>
       </w:r>
-      <w:bookmarkEnd w:id="7"/>
+      <w:bookmarkEnd w:id="1"/>
     </w:p>
     <w:p>
       <w:pPr>
         <w:pStyle w:val="Textoindependiente"/>
-        <w:spacing w:before="121" w:line="247" w:lineRule="auto"/>
+        <w:spacing w:before="121" w:line="276" w:lineRule="auto"/>
         <w:jc w:val="both"/>
         <w:rPr>
-          <w:rFonts w:asciiTheme="minorHAnsi" w:hAnsiTheme="minorHAnsi" w:cstheme="minorHAnsi"/>
+          <w:rFonts w:ascii="Arial" w:hAnsi="Arial" w:cs="Arial"/>
           <w:sz w:val="24"/>
           <w:szCs w:val="24"/>
         </w:rPr>
       </w:pPr>
       <w:r>
         <w:rPr>
-          <w:rFonts w:asciiTheme="minorHAnsi" w:hAnsiTheme="minorHAnsi" w:cstheme="minorHAnsi"/>
+          <w:rFonts w:ascii="Arial" w:hAnsi="Arial" w:cs="Arial"/>
           <w:sz w:val="24"/>
           <w:szCs w:val="24"/>
         </w:rPr>
@@ -3242,10 +2331,10 @@
     <w:p>
       <w:pPr>
         <w:pStyle w:val="Textoindependiente"/>
-        <w:spacing w:before="121" w:line="247" w:lineRule="auto"/>
+        <w:spacing w:before="121" w:line="276" w:lineRule="auto"/>
         <w:jc w:val="both"/>
         <w:rPr>
-          <w:rFonts w:asciiTheme="minorHAnsi" w:hAnsiTheme="minorHAnsi" w:cstheme="minorHAnsi"/>
+          <w:rFonts w:ascii="Arial" w:hAnsi="Arial" w:cs="Arial"/>
           <w:sz w:val="24"/>
           <w:szCs w:val="24"/>
         </w:rPr>
@@ -3254,17 +2343,17 @@
     <w:p>
       <w:pPr>
         <w:pStyle w:val="Textoindependiente"/>
-        <w:spacing w:before="121" w:line="247" w:lineRule="auto"/>
+        <w:spacing w:before="121" w:line="276" w:lineRule="auto"/>
         <w:jc w:val="both"/>
         <w:rPr>
-          <w:rFonts w:asciiTheme="minorHAnsi" w:hAnsiTheme="minorHAnsi" w:cstheme="minorHAnsi"/>
+          <w:rFonts w:ascii="Arial" w:hAnsi="Arial" w:cs="Arial"/>
           <w:sz w:val="24"/>
           <w:szCs w:val="24"/>
         </w:rPr>
       </w:pPr>
       <w:r>
         <w:rPr>
-          <w:rFonts w:asciiTheme="minorHAnsi" w:hAnsiTheme="minorHAnsi" w:cstheme="minorHAnsi"/>
+          <w:rFonts w:ascii="Arial" w:hAnsi="Arial" w:cs="Arial"/>
           <w:sz w:val="24"/>
           <w:szCs w:val="24"/>
         </w:rPr>
@@ -3273,7 +2362,7 @@
       <w:proofErr w:type="spellStart"/>
       <w:r>
         <w:rPr>
-          <w:rFonts w:asciiTheme="minorHAnsi" w:hAnsiTheme="minorHAnsi" w:cstheme="minorHAnsi"/>
+          <w:rFonts w:ascii="Arial" w:hAnsi="Arial" w:cs="Arial"/>
           <w:sz w:val="24"/>
           <w:szCs w:val="24"/>
         </w:rPr>
@@ -3282,7 +2371,7 @@
       <w:proofErr w:type="spellEnd"/>
       <w:r>
         <w:rPr>
-          <w:rFonts w:asciiTheme="minorHAnsi" w:hAnsiTheme="minorHAnsi" w:cstheme="minorHAnsi"/>
+          <w:rFonts w:ascii="Arial" w:hAnsi="Arial" w:cs="Arial"/>
           <w:sz w:val="24"/>
           <w:szCs w:val="24"/>
         </w:rPr>
@@ -3292,10 +2381,10 @@
     <w:p>
       <w:pPr>
         <w:pStyle w:val="Textoindependiente"/>
-        <w:spacing w:before="121" w:line="247" w:lineRule="auto"/>
+        <w:spacing w:before="121" w:line="276" w:lineRule="auto"/>
         <w:jc w:val="both"/>
         <w:rPr>
-          <w:rFonts w:asciiTheme="minorHAnsi" w:hAnsiTheme="minorHAnsi" w:cstheme="minorHAnsi"/>
+          <w:rFonts w:ascii="Arial" w:hAnsi="Arial" w:cs="Arial"/>
           <w:sz w:val="24"/>
           <w:szCs w:val="24"/>
         </w:rPr>
@@ -3304,88 +2393,95 @@
     <w:p>
       <w:pPr>
         <w:pStyle w:val="Textoindependiente"/>
-        <w:spacing w:before="121" w:line="247" w:lineRule="auto"/>
+        <w:spacing w:before="121" w:line="276" w:lineRule="auto"/>
         <w:jc w:val="both"/>
         <w:rPr>
-          <w:rFonts w:asciiTheme="minorHAnsi" w:hAnsiTheme="minorHAnsi" w:cstheme="minorHAnsi"/>
+          <w:rFonts w:ascii="Arial" w:hAnsi="Arial" w:cs="Arial"/>
           <w:sz w:val="24"/>
           <w:szCs w:val="24"/>
         </w:rPr>
       </w:pPr>
       <w:r>
         <w:rPr>
-          <w:rFonts w:asciiTheme="minorHAnsi" w:hAnsiTheme="minorHAnsi" w:cstheme="minorHAnsi"/>
+          <w:rFonts w:ascii="Arial" w:hAnsi="Arial" w:cs="Arial"/>
           <w:sz w:val="24"/>
           <w:szCs w:val="24"/>
         </w:rPr>
-        <w:t xml:space="preserve">El objetivo de nuestra aplicación, es solventar el problema al que se enfrentan muchos turistas cuando van de visita a ciudades con muchos monumentos, lo cual conseguiremos ofreciéndoles varias rutas por la ciudad, de diferentes duraciones para </w:t>
-      </w:r>
-      <w:r>
-        <w:rPr>
-          <w:rFonts w:asciiTheme="minorHAnsi" w:hAnsiTheme="minorHAnsi" w:cstheme="minorHAnsi"/>
+        <w:t>El objetivo de nuestra aplicación, es solventar el problema al que se enfrentan muchos turistas cuando van de visita a ciudades con muchos monumentos, lo cual conseguiremos ofreciéndoles varias rutas por la ciudad, de diferentes duraciones para que ellos puedan elegir la que quieran y mediante nuestro juego descubran lo divertido y gratificante que es visitar una ciudad a tu ritmo y conociendo historia sobre el monumento.</w:t>
+      </w:r>
+    </w:p>
+    <w:p>
+      <w:pPr>
+        <w:pStyle w:val="Textoindependiente"/>
+        <w:spacing w:before="121" w:line="276" w:lineRule="auto"/>
+        <w:jc w:val="both"/>
+        <w:rPr>
+          <w:rFonts w:ascii="Arial" w:hAnsi="Arial" w:cs="Arial"/>
           <w:sz w:val="24"/>
           <w:szCs w:val="24"/>
         </w:rPr>
-        <w:lastRenderedPageBreak/>
-        <w:t>que ellos puedan elegir la que quieran y mediante nuestro juego descubran lo divertido y gratificante que es visitar una ciudad a tu ritmo y conociendo historia sobre el monumento.</w:t>
-      </w:r>
+      </w:pPr>
     </w:p>
     <w:p>
       <w:pPr>
         <w:pStyle w:val="Textoindependiente"/>
-        <w:spacing w:before="121" w:line="247" w:lineRule="auto"/>
+        <w:spacing w:before="121" w:line="276" w:lineRule="auto"/>
         <w:jc w:val="both"/>
         <w:rPr>
-          <w:rFonts w:asciiTheme="minorHAnsi" w:hAnsiTheme="minorHAnsi" w:cstheme="minorHAnsi"/>
+          <w:rFonts w:ascii="Arial" w:hAnsi="Arial" w:cs="Arial"/>
           <w:sz w:val="24"/>
           <w:szCs w:val="24"/>
         </w:rPr>
       </w:pPr>
-    </w:p>
-    <w:p>
-      <w:pPr>
-        <w:pStyle w:val="Textoindependiente"/>
-        <w:spacing w:before="121" w:line="247" w:lineRule="auto"/>
-        <w:jc w:val="both"/>
-        <w:rPr>
-          <w:rFonts w:asciiTheme="minorHAnsi" w:hAnsiTheme="minorHAnsi" w:cstheme="minorHAnsi"/>
+      <w:r>
+        <w:rPr>
+          <w:rFonts w:ascii="Arial" w:hAnsi="Arial" w:cs="Arial"/>
           <w:sz w:val="24"/>
           <w:szCs w:val="24"/>
         </w:rPr>
-      </w:pPr>
-      <w:r>
-        <w:rPr>
-          <w:rFonts w:asciiTheme="minorHAnsi" w:hAnsiTheme="minorHAnsi" w:cstheme="minorHAnsi"/>
-          <w:sz w:val="24"/>
-          <w:szCs w:val="24"/>
-        </w:rPr>
         <w:t>Objetivo de E1 es crear un prototipo funcional centrado en Mérida ya que es la ciudad donde vivimos la mayoría del grupo y nos es más fácil hacer pruebas.</w:t>
       </w:r>
     </w:p>
-    <w:p/>
+    <w:p>
+      <w:pPr>
+        <w:spacing w:line="276" w:lineRule="auto"/>
+        <w:jc w:val="both"/>
+        <w:rPr>
+          <w:rFonts w:ascii="Arial" w:hAnsi="Arial" w:cs="Arial"/>
+        </w:rPr>
+      </w:pPr>
+    </w:p>
     <w:p>
       <w:pPr>
         <w:pStyle w:val="Cabeceraypie"/>
-        <w:rPr>
+        <w:spacing w:line="276" w:lineRule="auto"/>
+        <w:jc w:val="both"/>
+        <w:rPr>
+          <w:rFonts w:ascii="Arial" w:hAnsi="Arial" w:cs="Arial"/>
           <w:u w:val="single"/>
         </w:rPr>
       </w:pPr>
       <w:r>
+        <w:rPr>
+          <w:rFonts w:ascii="Arial" w:hAnsi="Arial" w:cs="Arial"/>
+        </w:rPr>
         <w:t xml:space="preserve">Nuestra aplicación tendrá una gestión de usuario con su </w:t>
       </w:r>
       <w:proofErr w:type="spellStart"/>
       <w:r>
+        <w:rPr>
+          <w:rFonts w:ascii="Arial" w:hAnsi="Arial" w:cs="Arial"/>
+        </w:rPr>
         <w:t>login</w:t>
       </w:r>
       <w:proofErr w:type="spellEnd"/>
       <w:r>
+        <w:rPr>
+          <w:rFonts w:ascii="Arial" w:hAnsi="Arial" w:cs="Arial"/>
+        </w:rPr>
         <w:t>, registro y su perfil como usuario. Dispondrá de una base de datos en la cual estarán las rutas disponibles que los usuarios podrán elegir para realizarlas, también habrá un pequeño juego estilo trivial que amenizará a la vez que enseña sobre los monumentos de dicha ruta, se podrán conseguir puntos para poder subir de rango ya que empezaremos siendo un esclavo</w:t>
       </w:r>
     </w:p>
-    <w:p/>
-    <w:p/>
-    <w:p/>
-    <w:p/>
     <w:p/>
     <w:p>
       <w:pPr>
@@ -3395,173 +2491,412 @@
           <w:numId w:val="2"/>
         </w:numPr>
       </w:pPr>
-      <w:bookmarkStart w:id="8" w:name="_Toc213867858"/>
-      <w:r>
+      <w:bookmarkStart w:id="2" w:name="_Toc213873549"/>
+      <w:r>
+        <w:lastRenderedPageBreak/>
         <w:t>Justificación</w:t>
       </w:r>
-      <w:bookmarkEnd w:id="8"/>
-    </w:p>
-    <w:p/>
-    <w:p>
-      <w:pPr>
+      <w:bookmarkEnd w:id="2"/>
+    </w:p>
+    <w:p>
+      <w:pPr>
+        <w:spacing w:line="276" w:lineRule="auto"/>
         <w:jc w:val="both"/>
-      </w:pPr>
-      <w:r>
-        <w:tab/>
+        <w:rPr>
+          <w:rFonts w:ascii="Arial" w:hAnsi="Arial" w:cs="Arial"/>
+        </w:rPr>
+      </w:pPr>
+      <w:r>
+        <w:rPr>
+          <w:rFonts w:ascii="Arial" w:hAnsi="Arial" w:cs="Arial"/>
+        </w:rPr>
         <w:t xml:space="preserve">Esperamos que esta aplicación nos aporte los conocimientos necesarios para poder enfrentar el mundo laboral, para llevar a cabo dicho objetivo usaremos las tecnologías </w:t>
       </w:r>
       <w:r>
+        <w:rPr>
+          <w:rFonts w:ascii="Arial" w:hAnsi="Arial" w:cs="Arial"/>
+        </w:rPr>
         <w:t>más</w:t>
       </w:r>
       <w:r>
+        <w:rPr>
+          <w:rFonts w:ascii="Arial" w:hAnsi="Arial" w:cs="Arial"/>
+        </w:rPr>
         <w:t xml:space="preserve"> actuales.</w:t>
       </w:r>
     </w:p>
     <w:p>
       <w:pPr>
+        <w:spacing w:line="276" w:lineRule="auto"/>
         <w:jc w:val="both"/>
-      </w:pPr>
-      <w:r>
-        <w:tab/>
-        <w:t xml:space="preserve">Programaremos con </w:t>
+        <w:rPr>
+          <w:rFonts w:ascii="Arial" w:hAnsi="Arial" w:cs="Arial"/>
+        </w:rPr>
+      </w:pPr>
+    </w:p>
+    <w:p>
+      <w:pPr>
+        <w:spacing w:line="276" w:lineRule="auto"/>
+        <w:jc w:val="both"/>
+        <w:rPr>
+          <w:rFonts w:ascii="Arial" w:hAnsi="Arial" w:cs="Arial"/>
+        </w:rPr>
+      </w:pPr>
+      <w:r>
+        <w:rPr>
+          <w:rFonts w:ascii="Arial" w:hAnsi="Arial" w:cs="Arial"/>
+        </w:rPr>
+        <w:t>La aplicación la vamos a desarrollar</w:t>
+      </w:r>
+      <w:r>
+        <w:rPr>
+          <w:rFonts w:ascii="Arial" w:hAnsi="Arial" w:cs="Arial"/>
+        </w:rPr>
+        <w:t xml:space="preserve"> con </w:t>
       </w:r>
       <w:proofErr w:type="spellStart"/>
       <w:r>
+        <w:rPr>
+          <w:rFonts w:ascii="Arial" w:hAnsi="Arial" w:cs="Arial"/>
+        </w:rPr>
         <w:t>Flutter</w:t>
       </w:r>
       <w:proofErr w:type="spellEnd"/>
       <w:r>
-        <w:t xml:space="preserve"> y usaremos Google </w:t>
+        <w:rPr>
+          <w:rFonts w:ascii="Arial" w:hAnsi="Arial" w:cs="Arial"/>
+        </w:rPr>
+        <w:t xml:space="preserve">/Kotlin, </w:t>
+      </w:r>
+      <w:r>
+        <w:rPr>
+          <w:rFonts w:ascii="Arial" w:hAnsi="Arial" w:cs="Arial"/>
+        </w:rPr>
+        <w:t>usaremos</w:t>
+      </w:r>
+      <w:r>
+        <w:rPr>
+          <w:rFonts w:ascii="Arial" w:hAnsi="Arial" w:cs="Arial"/>
+        </w:rPr>
+        <w:t xml:space="preserve"> </w:t>
+      </w:r>
+      <w:r>
+        <w:rPr>
+          <w:rFonts w:ascii="Arial" w:hAnsi="Arial" w:cs="Arial"/>
+        </w:rPr>
+        <w:t xml:space="preserve">la API </w:t>
+      </w:r>
+      <w:r>
+        <w:rPr>
+          <w:rFonts w:ascii="Arial" w:hAnsi="Arial" w:cs="Arial"/>
+        </w:rPr>
+        <w:t xml:space="preserve">Google </w:t>
       </w:r>
       <w:proofErr w:type="spellStart"/>
       <w:r>
+        <w:rPr>
+          <w:rFonts w:ascii="Arial" w:hAnsi="Arial" w:cs="Arial"/>
+        </w:rPr>
         <w:t>Maps</w:t>
       </w:r>
       <w:proofErr w:type="spellEnd"/>
       <w:r>
-        <w:t xml:space="preserve"> api y base de datos no relaciona</w:t>
-      </w:r>
-      <w:r>
-        <w:rPr>
+        <w:rPr>
+          <w:rFonts w:ascii="Arial" w:hAnsi="Arial" w:cs="Arial"/>
+        </w:rPr>
+        <w:t xml:space="preserve"> </w:t>
+      </w:r>
+      <w:r>
+        <w:rPr>
+          <w:rFonts w:ascii="Arial" w:hAnsi="Arial" w:cs="Arial"/>
+        </w:rPr>
+        <w:t xml:space="preserve">y </w:t>
+      </w:r>
+      <w:r>
+        <w:rPr>
+          <w:rFonts w:ascii="Arial" w:hAnsi="Arial" w:cs="Arial"/>
+        </w:rPr>
+        <w:t xml:space="preserve">como </w:t>
+      </w:r>
+      <w:r>
+        <w:rPr>
+          <w:rFonts w:ascii="Arial" w:hAnsi="Arial" w:cs="Arial"/>
+        </w:rPr>
+        <w:t xml:space="preserve">base de datos </w:t>
+      </w:r>
+      <w:proofErr w:type="spellStart"/>
+      <w:r>
+        <w:rPr>
+          <w:rFonts w:ascii="Arial" w:hAnsi="Arial" w:cs="Arial"/>
           <w:color w:val="000000"/>
         </w:rPr>
-        <w:t xml:space="preserve">l </w:t>
-      </w:r>
-      <w:proofErr w:type="spellStart"/>
-      <w:r>
-        <w:rPr>
+        <w:t>Firebase</w:t>
+      </w:r>
+      <w:proofErr w:type="spellEnd"/>
+      <w:r>
+        <w:rPr>
+          <w:rFonts w:ascii="Arial" w:hAnsi="Arial" w:cs="Arial"/>
           <w:color w:val="000000"/>
         </w:rPr>
-        <w:t>Firebase</w:t>
-      </w:r>
-      <w:proofErr w:type="spellEnd"/>
-      <w:r>
-        <w:rPr>
+        <w:t>.</w:t>
+      </w:r>
+      <w:r>
+        <w:rPr>
+          <w:rFonts w:ascii="Arial" w:hAnsi="Arial" w:cs="Arial"/>
           <w:color w:val="000000"/>
         </w:rPr>
-        <w:t xml:space="preserve">, </w:t>
-      </w:r>
-      <w:r>
-        <w:t xml:space="preserve">pondremos en práctica todo lo aprendido durante el curso, programación, entrono de </w:t>
-      </w:r>
-      <w:r>
+        <w:t xml:space="preserve"> </w:t>
+      </w:r>
+      <w:r>
+        <w:rPr>
+          <w:rFonts w:ascii="Arial" w:hAnsi="Arial" w:cs="Arial"/>
+        </w:rPr>
+        <w:t>P</w:t>
+      </w:r>
+      <w:r>
+        <w:rPr>
+          <w:rFonts w:ascii="Arial" w:hAnsi="Arial" w:cs="Arial"/>
+        </w:rPr>
+        <w:t>ondremos en práctica todo lo aprendido durante el curso, programación, ento</w:t>
+      </w:r>
+      <w:r>
+        <w:rPr>
+          <w:rFonts w:ascii="Arial" w:hAnsi="Arial" w:cs="Arial"/>
+        </w:rPr>
+        <w:t>r</w:t>
+      </w:r>
+      <w:r>
+        <w:rPr>
+          <w:rFonts w:ascii="Arial" w:hAnsi="Arial" w:cs="Arial"/>
+        </w:rPr>
+        <w:t xml:space="preserve">no de </w:t>
+      </w:r>
+      <w:r>
+        <w:rPr>
+          <w:rFonts w:ascii="Arial" w:hAnsi="Arial" w:cs="Arial"/>
+        </w:rPr>
         <w:t>desarrollo,</w:t>
       </w:r>
       <w:r>
+        <w:rPr>
+          <w:rFonts w:ascii="Arial" w:hAnsi="Arial" w:cs="Arial"/>
+        </w:rPr>
         <w:t xml:space="preserve"> acceso a datos, desarrollo de interfaces …</w:t>
       </w:r>
     </w:p>
     <w:p>
       <w:pPr>
+        <w:spacing w:line="276" w:lineRule="auto"/>
         <w:jc w:val="both"/>
-      </w:pPr>
-      <w:r>
-        <w:tab/>
+        <w:rPr>
+          <w:rFonts w:ascii="Arial" w:hAnsi="Arial" w:cs="Arial"/>
+        </w:rPr>
+      </w:pPr>
+    </w:p>
+    <w:p>
+      <w:pPr>
+        <w:spacing w:line="276" w:lineRule="auto"/>
+        <w:jc w:val="both"/>
+        <w:rPr>
+          <w:rFonts w:ascii="Arial" w:hAnsi="Arial" w:cs="Arial"/>
+        </w:rPr>
+      </w:pPr>
+      <w:r>
+        <w:rPr>
+          <w:rFonts w:ascii="Arial" w:hAnsi="Arial" w:cs="Arial"/>
+        </w:rPr>
         <w:t xml:space="preserve"> El objetivo es crear una aplicación que ayude a los visitantes de Mérida para que tengan una experiencia turística inolvidable.  </w:t>
       </w:r>
     </w:p>
     <w:p>
       <w:pPr>
+        <w:spacing w:line="276" w:lineRule="auto"/>
         <w:jc w:val="both"/>
-      </w:pPr>
-      <w:r>
-        <w:tab/>
-        <w:t xml:space="preserve">Ésta </w:t>
-      </w:r>
-      <w:proofErr w:type="spellStart"/>
-      <w:r>
-        <w:t>aplicacion</w:t>
-      </w:r>
-      <w:proofErr w:type="spellEnd"/>
-      <w:r>
+        <w:rPr>
+          <w:rFonts w:ascii="Arial" w:hAnsi="Arial" w:cs="Arial"/>
+        </w:rPr>
+      </w:pPr>
+    </w:p>
+    <w:p>
+      <w:pPr>
+        <w:spacing w:line="276" w:lineRule="auto"/>
+        <w:jc w:val="both"/>
+        <w:rPr>
+          <w:rFonts w:ascii="Arial" w:hAnsi="Arial" w:cs="Arial"/>
+        </w:rPr>
+      </w:pPr>
+      <w:r>
+        <w:rPr>
+          <w:rFonts w:ascii="Arial" w:hAnsi="Arial" w:cs="Arial"/>
+        </w:rPr>
+        <w:t>E</w:t>
+      </w:r>
+      <w:r>
+        <w:rPr>
+          <w:rFonts w:ascii="Arial" w:hAnsi="Arial" w:cs="Arial"/>
+        </w:rPr>
+        <w:t xml:space="preserve">sta </w:t>
+      </w:r>
+      <w:r>
+        <w:rPr>
+          <w:rFonts w:ascii="Arial" w:hAnsi="Arial" w:cs="Arial"/>
+        </w:rPr>
+        <w:t>aplicación</w:t>
+      </w:r>
+      <w:r>
+        <w:rPr>
+          <w:rFonts w:ascii="Arial" w:hAnsi="Arial" w:cs="Arial"/>
+        </w:rPr>
         <w:t xml:space="preserve"> </w:t>
       </w:r>
       <w:r>
+        <w:rPr>
+          <w:rFonts w:ascii="Arial" w:hAnsi="Arial" w:cs="Arial"/>
+        </w:rPr>
         <w:t>está</w:t>
       </w:r>
       <w:r>
+        <w:rPr>
+          <w:rFonts w:ascii="Arial" w:hAnsi="Arial" w:cs="Arial"/>
+        </w:rPr>
         <w:t xml:space="preserve"> diseñada para ayudar a los turistas extremeños a tener una experiencia inolvidable mediante la guía por la ciudad mientras juegan, fomentar el comercio local ya que las rutas son a pie y da la posibilidad de pararse en los comercios, ayudara al reconocimiento de Extremadura a la vez que </w:t>
       </w:r>
       <w:r>
+        <w:rPr>
+          <w:rFonts w:ascii="Arial" w:hAnsi="Arial" w:cs="Arial"/>
+        </w:rPr>
         <w:t>hace que</w:t>
       </w:r>
       <w:r>
+        <w:rPr>
+          <w:rFonts w:ascii="Arial" w:hAnsi="Arial" w:cs="Arial"/>
+        </w:rPr>
         <w:t xml:space="preserve"> el turismo sea divertido y saludable.  </w:t>
       </w:r>
     </w:p>
     <w:p>
       <w:pPr>
+        <w:spacing w:line="276" w:lineRule="auto"/>
         <w:jc w:val="both"/>
-      </w:pPr>
-      <w:r>
-        <w:lastRenderedPageBreak/>
-        <w:tab/>
+        <w:rPr>
+          <w:rFonts w:ascii="Arial" w:hAnsi="Arial" w:cs="Arial"/>
+        </w:rPr>
+      </w:pPr>
+    </w:p>
+    <w:p>
+      <w:pPr>
+        <w:spacing w:line="276" w:lineRule="auto"/>
+        <w:jc w:val="both"/>
+        <w:rPr>
+          <w:rFonts w:ascii="Arial" w:hAnsi="Arial" w:cs="Arial"/>
+        </w:rPr>
+      </w:pPr>
+      <w:r>
+        <w:rPr>
+          <w:rFonts w:ascii="Arial" w:hAnsi="Arial" w:cs="Arial"/>
+        </w:rPr>
         <w:t xml:space="preserve">En un futuro contemplamos la colaboración de algunos comercios locales, los cuales aplicaran pequeños descuentos a aquellos turistas que los visiten y muestren nuestra app, de esta manera los podremos ayudar de una forma más activa. </w:t>
       </w:r>
     </w:p>
     <w:p>
       <w:pPr>
+        <w:spacing w:line="276" w:lineRule="auto"/>
         <w:jc w:val="both"/>
-      </w:pPr>
-      <w:r>
-        <w:tab/>
+        <w:rPr>
+          <w:rFonts w:ascii="Arial" w:hAnsi="Arial" w:cs="Arial"/>
+        </w:rPr>
+      </w:pPr>
+    </w:p>
+    <w:p>
+      <w:pPr>
+        <w:spacing w:line="276" w:lineRule="auto"/>
+        <w:jc w:val="both"/>
+        <w:rPr>
+          <w:rFonts w:ascii="Arial" w:hAnsi="Arial" w:cs="Arial"/>
+        </w:rPr>
+      </w:pPr>
+      <w:r>
+        <w:rPr>
+          <w:rFonts w:ascii="Arial" w:hAnsi="Arial" w:cs="Arial"/>
+        </w:rPr>
         <w:t xml:space="preserve">Nuestra app, tiene una parte de gamificación los cual nos da </w:t>
       </w:r>
       <w:r>
+        <w:rPr>
+          <w:rFonts w:ascii="Arial" w:hAnsi="Arial" w:cs="Arial"/>
+        </w:rPr>
         <w:t>una gran</w:t>
       </w:r>
       <w:r>
+        <w:rPr>
+          <w:rFonts w:ascii="Arial" w:hAnsi="Arial" w:cs="Arial"/>
+        </w:rPr>
         <w:t xml:space="preserve"> ventaja ante nuestros competidores ya que nuestros usuarios la </w:t>
       </w:r>
       <w:r>
+        <w:rPr>
+          <w:rFonts w:ascii="Arial" w:hAnsi="Arial" w:cs="Arial"/>
+        </w:rPr>
         <w:t>usarán</w:t>
       </w:r>
       <w:r>
+        <w:rPr>
+          <w:rFonts w:ascii="Arial" w:hAnsi="Arial" w:cs="Arial"/>
+        </w:rPr>
         <w:t xml:space="preserve"> constantemente </w:t>
       </w:r>
       <w:r>
+        <w:rPr>
+          <w:rFonts w:ascii="Arial" w:hAnsi="Arial" w:cs="Arial"/>
+        </w:rPr>
         <w:t>porque</w:t>
       </w:r>
       <w:r>
+        <w:rPr>
+          <w:rFonts w:ascii="Arial" w:hAnsi="Arial" w:cs="Arial"/>
+        </w:rPr>
         <w:t xml:space="preserve"> consultarán el mapa, leerán las historias o jugarán.</w:t>
       </w:r>
     </w:p>
     <w:p>
-      <w:r>
-        <w:tab/>
-      </w:r>
-      <w:proofErr w:type="gramStart"/>
-      <w:r>
-        <w:t>Además</w:t>
-      </w:r>
-      <w:proofErr w:type="gramEnd"/>
-      <w:r>
+      <w:pPr>
+        <w:spacing w:line="276" w:lineRule="auto"/>
+        <w:jc w:val="both"/>
+        <w:rPr>
+          <w:rFonts w:ascii="Arial" w:hAnsi="Arial" w:cs="Arial"/>
+        </w:rPr>
+      </w:pPr>
+    </w:p>
+    <w:p>
+      <w:pPr>
+        <w:spacing w:line="276" w:lineRule="auto"/>
+        <w:jc w:val="both"/>
+        <w:rPr>
+          <w:rFonts w:ascii="Arial" w:hAnsi="Arial" w:cs="Arial"/>
+        </w:rPr>
+      </w:pPr>
+      <w:r>
+        <w:rPr>
+          <w:rFonts w:ascii="Arial" w:hAnsi="Arial" w:cs="Arial"/>
+        </w:rPr>
+        <w:t>Además,</w:t>
+      </w:r>
+      <w:r>
+        <w:rPr>
+          <w:rFonts w:ascii="Arial" w:hAnsi="Arial" w:cs="Arial"/>
+        </w:rPr>
         <w:t xml:space="preserve"> en un futuro queremos tener </w:t>
       </w:r>
       <w:r>
+        <w:rPr>
+          <w:rFonts w:ascii="Arial" w:hAnsi="Arial" w:cs="Arial"/>
+        </w:rPr>
         <w:t>asociaciones con</w:t>
       </w:r>
       <w:r>
+        <w:rPr>
+          <w:rFonts w:ascii="Arial" w:hAnsi="Arial" w:cs="Arial"/>
+        </w:rPr>
         <w:t xml:space="preserve"> los pequeños comercios de Mérida para promover el comercio local.</w:t>
       </w:r>
     </w:p>
@@ -3569,14 +2904,6 @@
     <w:p/>
     <w:p/>
     <w:p/>
-    <w:p/>
-    <w:p/>
-    <w:p/>
-    <w:p>
-      <w:r>
-        <w:t>Tabla de comparación de los competidores</w:t>
-      </w:r>
-    </w:p>
     <w:tbl>
       <w:tblPr>
         <w:tblW w:w="8614" w:type="dxa"/>
@@ -3601,7 +2928,7 @@
         </w:trPr>
         <w:tc>
           <w:tcPr>
-            <w:tcW w:w="1528" w:type="dxa"/>
+            <w:tcW w:w="1529" w:type="dxa"/>
             <w:tcBorders>
               <w:top w:val="single" w:sz="4" w:space="0" w:color="000000"/>
               <w:left w:val="single" w:sz="4" w:space="0" w:color="000000"/>
@@ -3612,6 +2939,7 @@
           </w:tcPr>
           <w:p>
             <w:pPr>
+              <w:jc w:val="center"/>
               <w:rPr>
                 <w:b/>
                 <w:bCs/>
@@ -3639,6 +2967,7 @@
           </w:tcPr>
           <w:p>
             <w:pPr>
+              <w:jc w:val="center"/>
               <w:rPr>
                 <w:b/>
                 <w:bCs/>
@@ -3666,6 +2995,7 @@
           </w:tcPr>
           <w:p>
             <w:pPr>
+              <w:jc w:val="center"/>
               <w:rPr>
                 <w:b/>
                 <w:bCs/>
@@ -3693,6 +3023,7 @@
           </w:tcPr>
           <w:p>
             <w:pPr>
+              <w:jc w:val="center"/>
               <w:rPr>
                 <w:b/>
                 <w:bCs/>
@@ -3711,7 +3042,7 @@
       <w:tr>
         <w:tc>
           <w:tcPr>
-            <w:tcW w:w="1528" w:type="dxa"/>
+            <w:tcW w:w="1529" w:type="dxa"/>
             <w:tcBorders>
               <w:top w:val="single" w:sz="4" w:space="0" w:color="000000"/>
               <w:left w:val="single" w:sz="4" w:space="0" w:color="000000"/>
@@ -3805,7 +3136,7 @@
                 <w:szCs w:val="20"/>
               </w:rPr>
             </w:pPr>
-            <w:hyperlink r:id="rId15">
+            <w:hyperlink r:id="rId12">
               <w:r>
                 <w:rPr>
                   <w:rStyle w:val="Hipervnculo"/>
@@ -4014,7 +3345,7 @@
       <w:tr>
         <w:tc>
           <w:tcPr>
-            <w:tcW w:w="1528" w:type="dxa"/>
+            <w:tcW w:w="1529" w:type="dxa"/>
             <w:tcBorders>
               <w:top w:val="single" w:sz="4" w:space="0" w:color="000000"/>
               <w:left w:val="single" w:sz="4" w:space="0" w:color="000000"/>
@@ -4059,7 +3390,7 @@
                 <w:szCs w:val="20"/>
               </w:rPr>
             </w:pPr>
-            <w:hyperlink r:id="rId16">
+            <w:hyperlink r:id="rId13">
               <w:r>
                 <w:rPr>
                   <w:rStyle w:val="Hipervnculo"/>
@@ -4243,7 +3574,7 @@
       <w:tr>
         <w:tc>
           <w:tcPr>
-            <w:tcW w:w="1528" w:type="dxa"/>
+            <w:tcW w:w="1529" w:type="dxa"/>
             <w:tcBorders>
               <w:top w:val="single" w:sz="4" w:space="0" w:color="000000"/>
               <w:left w:val="single" w:sz="4" w:space="0" w:color="000000"/>
@@ -4266,7 +3597,6 @@
                 <w:sz w:val="20"/>
                 <w:szCs w:val="20"/>
               </w:rPr>
-              <w:lastRenderedPageBreak/>
               <w:t>Cáceres Turismo Oficial</w:t>
             </w:r>
           </w:p>
@@ -4289,7 +3619,7 @@
                 <w:szCs w:val="20"/>
               </w:rPr>
             </w:pPr>
-            <w:hyperlink r:id="rId17">
+            <w:hyperlink r:id="rId14">
               <w:r>
                 <w:rPr>
                   <w:rStyle w:val="Hipervnculo"/>
@@ -4471,7 +3801,7 @@
       <w:tr>
         <w:tc>
           <w:tcPr>
-            <w:tcW w:w="1528" w:type="dxa"/>
+            <w:tcW w:w="1529" w:type="dxa"/>
             <w:tcBorders>
               <w:top w:val="single" w:sz="4" w:space="0" w:color="000000"/>
               <w:left w:val="single" w:sz="4" w:space="0" w:color="000000"/>
@@ -4508,7 +3838,7 @@
                 <w:szCs w:val="20"/>
               </w:rPr>
             </w:pPr>
-            <w:hyperlink r:id="rId18">
+            <w:hyperlink r:id="rId15">
               <w:r>
                 <w:rPr>
                   <w:rStyle w:val="Hipervnculo"/>
@@ -4688,7 +4018,19 @@
         </w:tc>
       </w:tr>
     </w:tbl>
-    <w:p/>
+    <w:p>
+      <w:pPr>
+        <w:jc w:val="center"/>
+      </w:pPr>
+      <w:r>
+        <w:t>Tabla de comparación de los competidores</w:t>
+      </w:r>
+    </w:p>
+    <w:p>
+      <w:pPr>
+        <w:jc w:val="center"/>
+      </w:pPr>
+    </w:p>
     <w:p>
       <w:pPr>
         <w:pStyle w:val="Ttulo2"/>
@@ -4697,43 +4039,74 @@
           <w:numId w:val="2"/>
         </w:numPr>
       </w:pPr>
-      <w:bookmarkStart w:id="9" w:name="_Toc213867859"/>
-      <w:r>
+      <w:bookmarkStart w:id="3" w:name="_Toc213873550"/>
+      <w:r>
+        <w:lastRenderedPageBreak/>
         <w:t>Participación en ODS imagen</w:t>
       </w:r>
-      <w:bookmarkEnd w:id="9"/>
-    </w:p>
-    <w:p>
-      <w:r>
-        <w:tab/>
+      <w:bookmarkEnd w:id="3"/>
+    </w:p>
+    <w:p>
+      <w:pPr>
+        <w:jc w:val="both"/>
+        <w:rPr>
+          <w:rFonts w:ascii="Arial" w:hAnsi="Arial" w:cs="Arial"/>
+        </w:rPr>
+      </w:pPr>
+      <w:r>
+        <w:rPr>
+          <w:rFonts w:ascii="Arial" w:hAnsi="Arial" w:cs="Arial"/>
+        </w:rPr>
         <w:t>Nuestro proyecto “</w:t>
       </w:r>
       <w:proofErr w:type="spellStart"/>
       <w:r>
+        <w:rPr>
+          <w:rFonts w:ascii="Arial" w:hAnsi="Arial" w:cs="Arial"/>
+        </w:rPr>
         <w:t>RutexGo</w:t>
       </w:r>
       <w:proofErr w:type="spellEnd"/>
       <w:r>
+        <w:rPr>
+          <w:rFonts w:ascii="Arial" w:hAnsi="Arial" w:cs="Arial"/>
+        </w:rPr>
         <w:t>” encaja en varios aspectos del desarrollo sostenible ya que est</w:t>
       </w:r>
       <w:r>
+        <w:rPr>
+          <w:rFonts w:ascii="Arial" w:hAnsi="Arial" w:cs="Arial"/>
+        </w:rPr>
         <w:t>á</w:t>
       </w:r>
       <w:r>
+        <w:rPr>
+          <w:rFonts w:ascii="Arial" w:hAnsi="Arial" w:cs="Arial"/>
+        </w:rPr>
         <w:t xml:space="preserve"> enfocado en impulsar un turismo sostenible y verde apoyando el consumo de los comercios locales mientras promueve la cultura.</w:t>
       </w:r>
     </w:p>
-    <w:p/>
-    <w:p/>
-    <w:p/>
-    <w:p/>
-    <w:p/>
-    <w:p/>
-    <w:p>
-      <w:r>
-        <w:tab/>
+    <w:p>
+      <w:pPr>
+        <w:jc w:val="both"/>
+        <w:rPr>
+          <w:rFonts w:ascii="Arial" w:hAnsi="Arial" w:cs="Arial"/>
+        </w:rPr>
+      </w:pPr>
+      <w:r>
+        <w:rPr>
+          <w:rFonts w:ascii="Arial" w:hAnsi="Arial" w:cs="Arial"/>
+        </w:rPr>
         <w:t>Los principales ODS “objetivos de desarrollo sostenibles” son:</w:t>
       </w:r>
+    </w:p>
+    <w:p>
+      <w:pPr>
+        <w:jc w:val="both"/>
+        <w:rPr>
+          <w:rFonts w:ascii="Arial" w:hAnsi="Arial" w:cs="Arial"/>
+        </w:rPr>
+      </w:pPr>
     </w:p>
     <w:tbl>
       <w:tblPr>
@@ -4757,21 +4130,34 @@
               <w:pStyle w:val="Prrafodelista"/>
               <w:ind w:left="0"/>
               <w:jc w:val="center"/>
+              <w:rPr>
+                <w:rFonts w:ascii="Arial" w:hAnsi="Arial" w:cs="Arial"/>
+              </w:rPr>
             </w:pPr>
             <w:r>
               <w:rPr>
+                <w:rFonts w:ascii="Arial" w:hAnsi="Arial" w:cs="Arial"/>
                 <w:b/>
                 <w:bCs/>
               </w:rPr>
               <w:t>ODS 8</w:t>
             </w:r>
             <w:r>
+              <w:rPr>
+                <w:rFonts w:ascii="Arial" w:hAnsi="Arial" w:cs="Arial"/>
+              </w:rPr>
               <w:t>:</w:t>
             </w:r>
             <w:r>
+              <w:rPr>
+                <w:rFonts w:ascii="Arial" w:hAnsi="Arial" w:cs="Arial"/>
+              </w:rPr>
               <w:t xml:space="preserve"> </w:t>
             </w:r>
             <w:r>
+              <w:rPr>
+                <w:rFonts w:ascii="Arial" w:hAnsi="Arial" w:cs="Arial"/>
+              </w:rPr>
               <w:t>Trabajo decente y crecimiento económico.</w:t>
             </w:r>
           </w:p>
@@ -4788,9 +4174,14 @@
           <w:p>
             <w:pPr>
               <w:jc w:val="both"/>
+              <w:rPr>
+                <w:rFonts w:ascii="Arial" w:hAnsi="Arial" w:cs="Arial"/>
+              </w:rPr>
             </w:pPr>
             <w:r>
-              <w:lastRenderedPageBreak/>
+              <w:rPr>
+                <w:rFonts w:ascii="Arial" w:hAnsi="Arial" w:cs="Arial"/>
+              </w:rPr>
               <w:t>Fomentamos la actividad turística de forma sostenible puesto que nuestras rutas son a pie. Al realizarlas a pie ayudamos con el flujo de turistas en el comercio local potenciando así la creación de puestos de trabajo en dichos comercios y en un futuro fomentando directamente el consumo en dichos comercios con las promociones mediante nuestra app.</w:t>
             </w:r>
           </w:p>
@@ -4806,6 +4197,10 @@
                 <w:tab w:val="center" w:pos="1892"/>
               </w:tabs>
               <w:ind w:left="0"/>
+              <w:jc w:val="both"/>
+              <w:rPr>
+                <w:rFonts w:ascii="Arial" w:hAnsi="Arial" w:cs="Arial"/>
+              </w:rPr>
             </w:pPr>
           </w:p>
           <w:p>
@@ -4815,6 +4210,10 @@
                 <w:tab w:val="center" w:pos="1892"/>
               </w:tabs>
               <w:ind w:left="0"/>
+              <w:jc w:val="both"/>
+              <w:rPr>
+                <w:rFonts w:ascii="Arial" w:hAnsi="Arial" w:cs="Arial"/>
+              </w:rPr>
             </w:pPr>
           </w:p>
           <w:p>
@@ -4824,12 +4223,20 @@
                 <w:tab w:val="center" w:pos="1892"/>
               </w:tabs>
               <w:ind w:left="0"/>
+              <w:jc w:val="both"/>
+              <w:rPr>
+                <w:rFonts w:ascii="Arial" w:hAnsi="Arial" w:cs="Arial"/>
+              </w:rPr>
             </w:pPr>
             <w:r>
+              <w:rPr>
+                <w:rFonts w:ascii="Arial" w:hAnsi="Arial" w:cs="Arial"/>
+              </w:rPr>
               <w:tab/>
             </w:r>
             <w:r>
               <w:rPr>
+                <w:rFonts w:ascii="Arial" w:hAnsi="Arial" w:cs="Arial"/>
                 <w:noProof/>
               </w:rPr>
               <w:drawing>
@@ -4850,7 +4257,7 @@
                           </pic:cNvPicPr>
                         </pic:nvPicPr>
                         <pic:blipFill>
-                          <a:blip r:embed="rId19">
+                          <a:blip r:embed="rId16">
                             <a:extLst>
                               <a:ext uri="{28A0092B-C50C-407E-A947-70E740481C1C}">
                                 <a14:useLocalDpi xmlns:a14="http://schemas.microsoft.com/office/drawing/2010/main" val="0"/>
@@ -4885,6 +4292,10 @@
     <w:p>
       <w:pPr>
         <w:spacing w:after="0" w:line="240" w:lineRule="auto"/>
+        <w:jc w:val="both"/>
+        <w:rPr>
+          <w:rFonts w:ascii="Arial" w:hAnsi="Arial" w:cs="Arial"/>
+        </w:rPr>
       </w:pPr>
     </w:p>
     <w:tbl>
@@ -4895,8 +4306,8 @@
         <w:tblLook w:val="04A0" w:firstRow="1" w:lastRow="0" w:firstColumn="1" w:lastColumn="0" w:noHBand="0" w:noVBand="1"/>
       </w:tblPr>
       <w:tblGrid>
-        <w:gridCol w:w="3858"/>
-        <w:gridCol w:w="3916"/>
+        <w:gridCol w:w="3860"/>
+        <w:gridCol w:w="3914"/>
       </w:tblGrid>
       <w:tr>
         <w:tc>
@@ -4907,15 +4318,22 @@
           <w:p>
             <w:pPr>
               <w:jc w:val="center"/>
+              <w:rPr>
+                <w:rFonts w:ascii="Arial" w:hAnsi="Arial" w:cs="Arial"/>
+              </w:rPr>
             </w:pPr>
             <w:r>
               <w:rPr>
+                <w:rFonts w:ascii="Arial" w:hAnsi="Arial" w:cs="Arial"/>
                 <w:b/>
                 <w:bCs/>
               </w:rPr>
               <w:t>ODS 11</w:t>
             </w:r>
             <w:r>
+              <w:rPr>
+                <w:rFonts w:ascii="Arial" w:hAnsi="Arial" w:cs="Arial"/>
+              </w:rPr>
               <w:t>: Ciudades y comunidades sostenibles.</w:t>
             </w:r>
           </w:p>
@@ -4931,31 +4349,48 @@
               <w:pStyle w:val="Prrafodelista"/>
               <w:ind w:left="0"/>
               <w:jc w:val="both"/>
+              <w:rPr>
+                <w:rFonts w:ascii="Arial" w:hAnsi="Arial" w:cs="Arial"/>
+              </w:rPr>
             </w:pPr>
             <w:r>
+              <w:rPr>
+                <w:rFonts w:ascii="Arial" w:hAnsi="Arial" w:cs="Arial"/>
+              </w:rPr>
               <w:t>Nuestra app ayuda a que los turistas conozcan y aprendan a apreciar el patrimonio histórico de la ciudad, haciéndolo de una forma divertida y sostenible. Así no solo</w:t>
             </w:r>
             <w:r>
               <w:rPr>
+                <w:rFonts w:ascii="Arial" w:hAnsi="Arial" w:cs="Arial"/>
                 <w:color w:val="FF4000"/>
               </w:rPr>
               <w:t xml:space="preserve"> </w:t>
             </w:r>
             <w:r>
               <w:rPr>
+                <w:rFonts w:ascii="Arial" w:hAnsi="Arial" w:cs="Arial"/>
                 <w:color w:val="000000"/>
               </w:rPr>
               <w:t>vistan</w:t>
             </w:r>
             <w:r>
+              <w:rPr>
+                <w:rFonts w:ascii="Arial" w:hAnsi="Arial" w:cs="Arial"/>
+              </w:rPr>
               <w:t xml:space="preserve"> un monumento si no que lo hace de una forma divertida. De esta manera esperamos potenciar el turismo y el gusto por el patrimonio histórico, en </w:t>
             </w:r>
             <w:proofErr w:type="spellStart"/>
             <w:r>
+              <w:rPr>
+                <w:rFonts w:ascii="Arial" w:hAnsi="Arial" w:cs="Arial"/>
+              </w:rPr>
               <w:t>RutexGo</w:t>
             </w:r>
             <w:proofErr w:type="spellEnd"/>
             <w:r>
+              <w:rPr>
+                <w:rFonts w:ascii="Arial" w:hAnsi="Arial" w:cs="Arial"/>
+              </w:rPr>
               <w:t xml:space="preserve"> priorizamos un turismo responsable que a la vez sea entretenido y educativo.</w:t>
             </w:r>
           </w:p>
@@ -4963,6 +4398,10 @@
             <w:pPr>
               <w:pStyle w:val="Prrafodelista"/>
               <w:ind w:left="0"/>
+              <w:jc w:val="both"/>
+              <w:rPr>
+                <w:rFonts w:ascii="Arial" w:hAnsi="Arial" w:cs="Arial"/>
+              </w:rPr>
             </w:pPr>
           </w:p>
         </w:tc>
@@ -4978,8 +4417,15 @@
                 <w:tab w:val="center" w:pos="1892"/>
               </w:tabs>
               <w:ind w:left="0"/>
+              <w:jc w:val="both"/>
+              <w:rPr>
+                <w:rFonts w:ascii="Arial" w:hAnsi="Arial" w:cs="Arial"/>
+              </w:rPr>
             </w:pPr>
             <w:r>
+              <w:rPr>
+                <w:rFonts w:ascii="Arial" w:hAnsi="Arial" w:cs="Arial"/>
+              </w:rPr>
               <w:tab/>
             </w:r>
           </w:p>
@@ -4991,6 +4437,10 @@
                 <w:tab w:val="center" w:pos="1892"/>
               </w:tabs>
               <w:ind w:left="0"/>
+              <w:jc w:val="both"/>
+              <w:rPr>
+                <w:rFonts w:ascii="Arial" w:hAnsi="Arial" w:cs="Arial"/>
+              </w:rPr>
             </w:pPr>
           </w:p>
           <w:p>
@@ -5001,6 +4451,10 @@
                 <w:tab w:val="center" w:pos="1892"/>
               </w:tabs>
               <w:ind w:left="0"/>
+              <w:jc w:val="both"/>
+              <w:rPr>
+                <w:rFonts w:ascii="Arial" w:hAnsi="Arial" w:cs="Arial"/>
+              </w:rPr>
             </w:pPr>
           </w:p>
           <w:p>
@@ -5012,9 +4466,13 @@
               </w:tabs>
               <w:ind w:left="0"/>
               <w:jc w:val="center"/>
+              <w:rPr>
+                <w:rFonts w:ascii="Arial" w:hAnsi="Arial" w:cs="Arial"/>
+              </w:rPr>
             </w:pPr>
             <w:r>
               <w:rPr>
+                <w:rFonts w:ascii="Arial" w:hAnsi="Arial" w:cs="Arial"/>
                 <w:noProof/>
               </w:rPr>
               <w:drawing>
@@ -5035,7 +4493,7 @@
                           </pic:cNvPicPr>
                         </pic:nvPicPr>
                         <pic:blipFill>
-                          <a:blip r:embed="rId20" cstate="print">
+                          <a:blip r:embed="rId17" cstate="print">
                             <a:extLst>
                               <a:ext uri="{28A0092B-C50C-407E-A947-70E740481C1C}">
                                 <a14:useLocalDpi xmlns:a14="http://schemas.microsoft.com/office/drawing/2010/main" val="0"/>
@@ -5072,6 +4530,10 @@
         <w:tabs>
           <w:tab w:val="left" w:pos="1335"/>
         </w:tabs>
+        <w:jc w:val="both"/>
+        <w:rPr>
+          <w:rFonts w:ascii="Arial" w:hAnsi="Arial" w:cs="Arial"/>
+        </w:rPr>
       </w:pPr>
     </w:p>
     <w:tbl>
@@ -5082,8 +4544,8 @@
         <w:tblLook w:val="04A0" w:firstRow="1" w:lastRow="0" w:firstColumn="1" w:lastColumn="0" w:noHBand="0" w:noVBand="1"/>
       </w:tblPr>
       <w:tblGrid>
-        <w:gridCol w:w="3859"/>
-        <w:gridCol w:w="3915"/>
+        <w:gridCol w:w="3861"/>
+        <w:gridCol w:w="3913"/>
       </w:tblGrid>
       <w:tr>
         <w:tc>
@@ -5094,15 +4556,23 @@
           <w:p>
             <w:pPr>
               <w:jc w:val="center"/>
+              <w:rPr>
+                <w:rFonts w:ascii="Arial" w:hAnsi="Arial" w:cs="Arial"/>
+              </w:rPr>
             </w:pPr>
             <w:r>
               <w:rPr>
+                <w:rFonts w:ascii="Arial" w:hAnsi="Arial" w:cs="Arial"/>
                 <w:b/>
                 <w:bCs/>
               </w:rPr>
+              <w:lastRenderedPageBreak/>
               <w:t>ODS 12</w:t>
             </w:r>
             <w:r>
+              <w:rPr>
+                <w:rFonts w:ascii="Arial" w:hAnsi="Arial" w:cs="Arial"/>
+              </w:rPr>
               <w:t>: Producción y consumo responsable.</w:t>
             </w:r>
           </w:p>
@@ -5118,16 +4588,28 @@
               <w:pStyle w:val="Prrafodelista"/>
               <w:ind w:left="0"/>
               <w:jc w:val="both"/>
+              <w:rPr>
+                <w:rFonts w:ascii="Arial" w:hAnsi="Arial" w:cs="Arial"/>
+              </w:rPr>
             </w:pPr>
             <w:r>
+              <w:rPr>
+                <w:rFonts w:ascii="Arial" w:hAnsi="Arial" w:cs="Arial"/>
+              </w:rPr>
               <w:t xml:space="preserve">Nuestra app es digital, no usamos folletos para los monumentos, mapas … </w:t>
             </w:r>
             <w:proofErr w:type="spellStart"/>
             <w:r>
+              <w:rPr>
+                <w:rFonts w:ascii="Arial" w:hAnsi="Arial" w:cs="Arial"/>
+              </w:rPr>
               <w:t>ademas</w:t>
             </w:r>
             <w:proofErr w:type="spellEnd"/>
             <w:r>
+              <w:rPr>
+                <w:rFonts w:ascii="Arial" w:hAnsi="Arial" w:cs="Arial"/>
+              </w:rPr>
               <w:t xml:space="preserve"> impulsa a que los turistas consuman en los comercios locales ya que están paseando por la ciudad.</w:t>
             </w:r>
           </w:p>
@@ -5141,9 +4623,23 @@
               <w:pStyle w:val="Prrafodelista"/>
               <w:ind w:left="0"/>
               <w:jc w:val="center"/>
+              <w:rPr>
+                <w:rFonts w:ascii="Arial" w:hAnsi="Arial" w:cs="Arial"/>
+              </w:rPr>
             </w:pPr>
-            <w:r>
-              <w:rPr>
+          </w:p>
+          <w:p>
+            <w:pPr>
+              <w:pStyle w:val="Prrafodelista"/>
+              <w:ind w:left="0"/>
+              <w:jc w:val="center"/>
+              <w:rPr>
+                <w:rFonts w:ascii="Arial" w:hAnsi="Arial" w:cs="Arial"/>
+              </w:rPr>
+            </w:pPr>
+            <w:r>
+              <w:rPr>
+                <w:rFonts w:ascii="Arial" w:hAnsi="Arial" w:cs="Arial"/>
                 <w:noProof/>
               </w:rPr>
               <w:drawing>
@@ -5164,7 +4660,7 @@
                           </pic:cNvPicPr>
                         </pic:nvPicPr>
                         <pic:blipFill>
-                          <a:blip r:embed="rId21">
+                          <a:blip r:embed="rId18">
                             <a:extLst>
                               <a:ext uri="{28A0092B-C50C-407E-A947-70E740481C1C}">
                                 <a14:useLocalDpi xmlns:a14="http://schemas.microsoft.com/office/drawing/2010/main" val="0"/>
@@ -5201,6 +4697,10 @@
         <w:tabs>
           <w:tab w:val="left" w:pos="1890"/>
         </w:tabs>
+        <w:jc w:val="both"/>
+        <w:rPr>
+          <w:rFonts w:ascii="Arial" w:hAnsi="Arial" w:cs="Arial"/>
+        </w:rPr>
       </w:pPr>
     </w:p>
     <w:tbl>
@@ -5211,8 +4711,8 @@
         <w:tblLook w:val="04A0" w:firstRow="1" w:lastRow="0" w:firstColumn="1" w:lastColumn="0" w:noHBand="0" w:noVBand="1"/>
       </w:tblPr>
       <w:tblGrid>
-        <w:gridCol w:w="3869"/>
-        <w:gridCol w:w="3905"/>
+        <w:gridCol w:w="3872"/>
+        <w:gridCol w:w="3902"/>
       </w:tblGrid>
       <w:tr>
         <w:tc>
@@ -5223,19 +4723,23 @@
           <w:p>
             <w:pPr>
               <w:jc w:val="center"/>
+              <w:rPr>
+                <w:rFonts w:ascii="Arial" w:hAnsi="Arial" w:cs="Arial"/>
+              </w:rPr>
             </w:pPr>
             <w:r>
               <w:rPr>
+                <w:rFonts w:ascii="Arial" w:hAnsi="Arial" w:cs="Arial"/>
                 <w:b/>
                 <w:bCs/>
               </w:rPr>
               <w:t>ODS 13</w:t>
             </w:r>
             <w:r>
-              <w:t>: Acción por el clima</w:t>
-            </w:r>
-            <w:r>
-              <w:t>.</w:t>
+              <w:rPr>
+                <w:rFonts w:ascii="Arial" w:hAnsi="Arial" w:cs="Arial"/>
+              </w:rPr>
+              <w:t>: Acción por el clima.</w:t>
             </w:r>
           </w:p>
         </w:tc>
@@ -5249,9 +4753,15 @@
             <w:pPr>
               <w:pStyle w:val="Prrafodelista"/>
               <w:ind w:left="0"/>
+              <w:jc w:val="both"/>
+              <w:rPr>
+                <w:rFonts w:ascii="Arial" w:hAnsi="Arial" w:cs="Arial"/>
+              </w:rPr>
             </w:pPr>
             <w:r>
-              <w:lastRenderedPageBreak/>
+              <w:rPr>
+                <w:rFonts w:ascii="Arial" w:hAnsi="Arial" w:cs="Arial"/>
+              </w:rPr>
               <w:t>Nuestra APP realiza las rutas a pie promueve un turismo que no consume recursos, lo cual ayuda de reducir las emisiones mientras que fomenta un turismo responsable y más saludable.</w:t>
             </w:r>
           </w:p>
@@ -5263,6 +4773,10 @@
           <w:p>
             <w:pPr>
               <w:pStyle w:val="Prrafodelista"/>
+              <w:jc w:val="both"/>
+              <w:rPr>
+                <w:rFonts w:ascii="Arial" w:hAnsi="Arial" w:cs="Arial"/>
+              </w:rPr>
             </w:pPr>
           </w:p>
           <w:p>
@@ -5270,9 +4784,13 @@
               <w:pStyle w:val="Prrafodelista"/>
               <w:ind w:left="0"/>
               <w:jc w:val="center"/>
+              <w:rPr>
+                <w:rFonts w:ascii="Arial" w:hAnsi="Arial" w:cs="Arial"/>
+              </w:rPr>
             </w:pPr>
             <w:r>
               <w:rPr>
+                <w:rFonts w:ascii="Arial" w:hAnsi="Arial" w:cs="Arial"/>
                 <w:noProof/>
               </w:rPr>
               <w:drawing>
@@ -5293,7 +4811,7 @@
                           </pic:cNvPicPr>
                         </pic:nvPicPr>
                         <pic:blipFill>
-                          <a:blip r:embed="rId22">
+                          <a:blip r:embed="rId19">
                             <a:extLst>
                               <a:ext uri="{28A0092B-C50C-407E-A947-70E740481C1C}">
                                 <a14:useLocalDpi xmlns:a14="http://schemas.microsoft.com/office/drawing/2010/main" val="0"/>
@@ -5329,12 +4847,23 @@
             <w:pPr>
               <w:pStyle w:val="Prrafodelista"/>
               <w:ind w:left="0"/>
+              <w:jc w:val="both"/>
+              <w:rPr>
+                <w:rFonts w:ascii="Arial" w:hAnsi="Arial" w:cs="Arial"/>
+              </w:rPr>
             </w:pPr>
           </w:p>
         </w:tc>
       </w:tr>
     </w:tbl>
-    <w:p/>
+    <w:p>
+      <w:pPr>
+        <w:jc w:val="both"/>
+        <w:rPr>
+          <w:rFonts w:ascii="Arial" w:hAnsi="Arial" w:cs="Arial"/>
+        </w:rPr>
+      </w:pPr>
+    </w:p>
     <w:tbl>
       <w:tblPr>
         <w:tblStyle w:val="Tablaconcuadrcula"/>
@@ -5343,8 +4872,8 @@
         <w:tblLook w:val="04A0" w:firstRow="1" w:lastRow="0" w:firstColumn="1" w:lastColumn="0" w:noHBand="0" w:noVBand="1"/>
       </w:tblPr>
       <w:tblGrid>
-        <w:gridCol w:w="3865"/>
-        <w:gridCol w:w="3909"/>
+        <w:gridCol w:w="3867"/>
+        <w:gridCol w:w="3907"/>
       </w:tblGrid>
       <w:tr>
         <w:tc>
@@ -5355,15 +4884,22 @@
           <w:p>
             <w:pPr>
               <w:jc w:val="center"/>
+              <w:rPr>
+                <w:rFonts w:ascii="Arial" w:hAnsi="Arial" w:cs="Arial"/>
+              </w:rPr>
             </w:pPr>
             <w:r>
               <w:rPr>
+                <w:rFonts w:ascii="Arial" w:hAnsi="Arial" w:cs="Arial"/>
                 <w:b/>
                 <w:bCs/>
               </w:rPr>
               <w:t>ODS 17</w:t>
             </w:r>
             <w:r>
+              <w:rPr>
+                <w:rFonts w:ascii="Arial" w:hAnsi="Arial" w:cs="Arial"/>
+              </w:rPr>
               <w:t>: Alianzas para lograr objetivos.</w:t>
             </w:r>
           </w:p>
@@ -5379,15 +4915,15 @@
               <w:pStyle w:val="Prrafodelista"/>
               <w:ind w:left="0"/>
               <w:jc w:val="both"/>
+              <w:rPr>
+                <w:rFonts w:ascii="Arial" w:hAnsi="Arial" w:cs="Arial"/>
+              </w:rPr>
             </w:pPr>
             <w:r>
-              <w:t xml:space="preserve">Este proyecto se basa en la colaboración. Nosotros como estudiantes desarrollamos la app, el instituto nos da los conocimientos y las herramientas necesarias para el desarrollo de la misma </w:t>
-            </w:r>
-            <w:r>
-              <w:t>y en un futuro la colaboración con los ayuntamientos</w:t>
-            </w:r>
-            <w:r>
-              <w:t>.</w:t>
+              <w:rPr>
+                <w:rFonts w:ascii="Arial" w:hAnsi="Arial" w:cs="Arial"/>
+              </w:rPr>
+              <w:t>Este proyecto se basa en la colaboración. Nosotros como estudiantes desarrollamos la app, el instituto nos da los conocimientos y las herramientas necesarias para el desarrollo de la misma y en un futuro la colaboración con los ayuntamientos.</w:t>
             </w:r>
           </w:p>
         </w:tc>
@@ -5399,7 +4935,10 @@
             <w:pPr>
               <w:pStyle w:val="Prrafodelista"/>
               <w:ind w:left="0"/>
-              <w:jc w:val="center"/>
+              <w:jc w:val="both"/>
+              <w:rPr>
+                <w:rFonts w:ascii="Arial" w:hAnsi="Arial" w:cs="Arial"/>
+              </w:rPr>
             </w:pPr>
           </w:p>
           <w:p>
@@ -5407,9 +4946,13 @@
               <w:pStyle w:val="Prrafodelista"/>
               <w:ind w:left="0"/>
               <w:jc w:val="center"/>
+              <w:rPr>
+                <w:rFonts w:ascii="Arial" w:hAnsi="Arial" w:cs="Arial"/>
+              </w:rPr>
             </w:pPr>
             <w:r>
               <w:rPr>
+                <w:rFonts w:ascii="Arial" w:hAnsi="Arial" w:cs="Arial"/>
                 <w:noProof/>
               </w:rPr>
               <w:drawing>
@@ -5430,7 +4973,7 @@
                           </pic:cNvPicPr>
                         </pic:nvPicPr>
                         <pic:blipFill>
-                          <a:blip r:embed="rId23" cstate="print">
+                          <a:blip r:embed="rId20" cstate="print">
                             <a:extLst>
                               <a:ext uri="{28A0092B-C50C-407E-A947-70E740481C1C}">
                                 <a14:useLocalDpi xmlns:a14="http://schemas.microsoft.com/office/drawing/2010/main" val="0"/>
@@ -5474,20 +5017,50 @@
     </w:p>
     <w:p>
       <w:pPr>
+        <w:pStyle w:val="Prrafodelista"/>
+      </w:pPr>
+    </w:p>
+    <w:p>
+      <w:pPr>
+        <w:pStyle w:val="Prrafodelista"/>
+      </w:pPr>
+    </w:p>
+    <w:p>
+      <w:pPr>
+        <w:pStyle w:val="Prrafodelista"/>
+      </w:pPr>
+    </w:p>
+    <w:p>
+      <w:pPr>
+        <w:pStyle w:val="Prrafodelista"/>
+      </w:pPr>
+    </w:p>
+    <w:p>
+      <w:pPr>
         <w:pStyle w:val="Ttulo1"/>
         <w:numPr>
           <w:ilvl w:val="0"/>
           <w:numId w:val="2"/>
         </w:numPr>
       </w:pPr>
-      <w:bookmarkStart w:id="10" w:name="_Toc213867860"/>
-      <w:r>
+      <w:bookmarkStart w:id="4" w:name="_Toc213873551"/>
+      <w:r>
+        <w:lastRenderedPageBreak/>
         <w:t>Historias de usuario</w:t>
       </w:r>
-      <w:bookmarkEnd w:id="10"/>
-    </w:p>
-    <w:p>
-      <w:r>
+      <w:bookmarkEnd w:id="4"/>
+    </w:p>
+    <w:p>
+      <w:pPr>
+        <w:jc w:val="both"/>
+        <w:rPr>
+          <w:rFonts w:ascii="Arial" w:hAnsi="Arial" w:cs="Arial"/>
+        </w:rPr>
+      </w:pPr>
+      <w:r>
+        <w:rPr>
+          <w:rFonts w:ascii="Arial" w:hAnsi="Arial" w:cs="Arial"/>
+        </w:rPr>
         <w:t>Para las historias de usuarios usaremos como convención la siguiente numeración (HU-001, HU-002, etc.)</w:t>
       </w:r>
     </w:p>
@@ -5498,29 +5071,48 @@
           <w:ilvl w:val="0"/>
           <w:numId w:val="6"/>
         </w:numPr>
-      </w:pPr>
-      <w:r>
-        <w:rPr>
+        <w:jc w:val="both"/>
+        <w:rPr>
+          <w:rFonts w:ascii="Arial" w:hAnsi="Arial" w:cs="Arial"/>
+        </w:rPr>
+      </w:pPr>
+      <w:r>
+        <w:rPr>
+          <w:rFonts w:ascii="Arial" w:hAnsi="Arial" w:cs="Arial"/>
           <w:b/>
           <w:bCs/>
         </w:rPr>
         <w:t>HU-001</w:t>
       </w:r>
       <w:r>
+        <w:rPr>
+          <w:rFonts w:ascii="Arial" w:hAnsi="Arial" w:cs="Arial"/>
+        </w:rPr>
         <w:t>: Gamificación</w:t>
       </w:r>
     </w:p>
     <w:p>
       <w:pPr>
         <w:pStyle w:val="Prrafodelista"/>
-      </w:pPr>
-      <w:r>
+        <w:jc w:val="both"/>
+        <w:rPr>
+          <w:rFonts w:ascii="Arial" w:hAnsi="Arial" w:cs="Arial"/>
+        </w:rPr>
+      </w:pPr>
+      <w:r>
+        <w:rPr>
+          <w:rFonts w:ascii="Arial" w:hAnsi="Arial" w:cs="Arial"/>
+        </w:rPr>
         <w:t xml:space="preserve"> como usuario quiero que la aplicación sea sencilla de usar a la vez que divertida. </w:t>
       </w:r>
     </w:p>
     <w:p>
       <w:pPr>
         <w:pStyle w:val="Prrafodelista"/>
+        <w:jc w:val="both"/>
+        <w:rPr>
+          <w:rFonts w:ascii="Arial" w:hAnsi="Arial" w:cs="Arial"/>
+        </w:rPr>
       </w:pPr>
     </w:p>
     <w:p>
@@ -5530,35 +5122,60 @@
           <w:ilvl w:val="0"/>
           <w:numId w:val="6"/>
         </w:numPr>
-      </w:pPr>
-      <w:r>
-        <w:rPr>
+        <w:jc w:val="both"/>
+        <w:rPr>
+          <w:rFonts w:ascii="Arial" w:hAnsi="Arial" w:cs="Arial"/>
+        </w:rPr>
+      </w:pPr>
+      <w:r>
+        <w:rPr>
+          <w:rFonts w:ascii="Arial" w:hAnsi="Arial" w:cs="Arial"/>
           <w:b/>
           <w:bCs/>
         </w:rPr>
         <w:t>HU-002</w:t>
       </w:r>
       <w:r>
+        <w:rPr>
+          <w:rFonts w:ascii="Arial" w:hAnsi="Arial" w:cs="Arial"/>
+        </w:rPr>
         <w:t>: Registro y acceso</w:t>
       </w:r>
     </w:p>
     <w:p>
       <w:pPr>
         <w:pStyle w:val="Prrafodelista"/>
-      </w:pPr>
-      <w:r>
+        <w:jc w:val="both"/>
+        <w:rPr>
+          <w:rFonts w:ascii="Arial" w:hAnsi="Arial" w:cs="Arial"/>
+        </w:rPr>
+      </w:pPr>
+      <w:r>
+        <w:rPr>
+          <w:rFonts w:ascii="Arial" w:hAnsi="Arial" w:cs="Arial"/>
+        </w:rPr>
         <w:t xml:space="preserve">Como programador quiero poder hacer que la </w:t>
       </w:r>
       <w:r>
+        <w:rPr>
+          <w:rFonts w:ascii="Arial" w:hAnsi="Arial" w:cs="Arial"/>
+        </w:rPr>
         <w:t>gente se</w:t>
       </w:r>
       <w:r>
+        <w:rPr>
+          <w:rFonts w:ascii="Arial" w:hAnsi="Arial" w:cs="Arial"/>
+        </w:rPr>
         <w:t xml:space="preserve"> registre para luego acceder a tu cuenta.</w:t>
       </w:r>
     </w:p>
     <w:p>
       <w:pPr>
         <w:pStyle w:val="Prrafodelista"/>
+        <w:jc w:val="both"/>
+        <w:rPr>
+          <w:rFonts w:ascii="Arial" w:hAnsi="Arial" w:cs="Arial"/>
+        </w:rPr>
       </w:pPr>
     </w:p>
     <w:p>
@@ -5568,35 +5185,60 @@
           <w:ilvl w:val="0"/>
           <w:numId w:val="6"/>
         </w:numPr>
-      </w:pPr>
-      <w:r>
-        <w:rPr>
+        <w:jc w:val="both"/>
+        <w:rPr>
+          <w:rFonts w:ascii="Arial" w:hAnsi="Arial" w:cs="Arial"/>
+        </w:rPr>
+      </w:pPr>
+      <w:r>
+        <w:rPr>
+          <w:rFonts w:ascii="Arial" w:hAnsi="Arial" w:cs="Arial"/>
           <w:b/>
           <w:bCs/>
         </w:rPr>
         <w:t>HU-003</w:t>
       </w:r>
       <w:r>
+        <w:rPr>
+          <w:rFonts w:ascii="Arial" w:hAnsi="Arial" w:cs="Arial"/>
+        </w:rPr>
         <w:t>: Administración de rutas</w:t>
       </w:r>
     </w:p>
     <w:p>
       <w:pPr>
         <w:pStyle w:val="Prrafodelista"/>
-      </w:pPr>
-      <w:r>
+        <w:jc w:val="both"/>
+        <w:rPr>
+          <w:rFonts w:ascii="Arial" w:hAnsi="Arial" w:cs="Arial"/>
+        </w:rPr>
+      </w:pPr>
+      <w:r>
+        <w:rPr>
+          <w:rFonts w:ascii="Arial" w:hAnsi="Arial" w:cs="Arial"/>
+        </w:rPr>
         <w:t xml:space="preserve">como administrador quiero poder añadir nuevas rutas, necesito una forma para </w:t>
       </w:r>
       <w:r>
+        <w:rPr>
+          <w:rFonts w:ascii="Arial" w:hAnsi="Arial" w:cs="Arial"/>
+        </w:rPr>
         <w:t>poder</w:t>
       </w:r>
       <w:r>
+        <w:rPr>
+          <w:rFonts w:ascii="Arial" w:hAnsi="Arial" w:cs="Arial"/>
+        </w:rPr>
         <w:t xml:space="preserve"> añadir nuevas rutas y poder modificar la información si fuese necesario.</w:t>
       </w:r>
     </w:p>
     <w:p>
       <w:pPr>
         <w:pStyle w:val="Prrafodelista"/>
+        <w:jc w:val="both"/>
+        <w:rPr>
+          <w:rFonts w:ascii="Arial" w:hAnsi="Arial" w:cs="Arial"/>
+        </w:rPr>
       </w:pPr>
     </w:p>
     <w:p>
@@ -5606,38 +5248,63 @@
           <w:ilvl w:val="0"/>
           <w:numId w:val="6"/>
         </w:numPr>
-      </w:pPr>
-      <w:r>
-        <w:rPr>
+        <w:jc w:val="both"/>
+        <w:rPr>
+          <w:rFonts w:ascii="Arial" w:hAnsi="Arial" w:cs="Arial"/>
+        </w:rPr>
+      </w:pPr>
+      <w:r>
+        <w:rPr>
+          <w:rFonts w:ascii="Arial" w:hAnsi="Arial" w:cs="Arial"/>
           <w:b/>
           <w:bCs/>
         </w:rPr>
         <w:t>HU-004</w:t>
       </w:r>
       <w:r>
+        <w:rPr>
+          <w:rFonts w:ascii="Arial" w:hAnsi="Arial" w:cs="Arial"/>
+        </w:rPr>
         <w:t xml:space="preserve">: Historias sobre los monumentos </w:t>
       </w:r>
     </w:p>
     <w:p>
       <w:pPr>
         <w:pStyle w:val="Prrafodelista"/>
-      </w:pPr>
-      <w:r>
-        <w:lastRenderedPageBreak/>
+        <w:jc w:val="both"/>
+        <w:rPr>
+          <w:rFonts w:ascii="Arial" w:hAnsi="Arial" w:cs="Arial"/>
+        </w:rPr>
+      </w:pPr>
+      <w:r>
+        <w:rPr>
+          <w:rFonts w:ascii="Arial" w:hAnsi="Arial" w:cs="Arial"/>
+        </w:rPr>
         <w:t>como usuario quiero poder saber lo que estoy viendo y divertirme</w:t>
       </w:r>
     </w:p>
     <w:p>
       <w:pPr>
         <w:pStyle w:val="Prrafodelista"/>
-      </w:pPr>
-      <w:r>
+        <w:jc w:val="both"/>
+        <w:rPr>
+          <w:rFonts w:ascii="Arial" w:hAnsi="Arial" w:cs="Arial"/>
+        </w:rPr>
+      </w:pPr>
+      <w:r>
+        <w:rPr>
+          <w:rFonts w:ascii="Arial" w:hAnsi="Arial" w:cs="Arial"/>
+        </w:rPr>
         <w:t>cuando visito un monumento quiero tener alguna forma se saber lo que estoy viendo y si puede ser que sea divertida.</w:t>
       </w:r>
     </w:p>
     <w:p>
       <w:pPr>
         <w:pStyle w:val="Prrafodelista"/>
+        <w:jc w:val="both"/>
+        <w:rPr>
+          <w:rFonts w:ascii="Arial" w:hAnsi="Arial" w:cs="Arial"/>
+        </w:rPr>
       </w:pPr>
     </w:p>
     <w:p>
@@ -5647,39 +5314,66 @@
           <w:ilvl w:val="0"/>
           <w:numId w:val="6"/>
         </w:numPr>
-      </w:pPr>
-      <w:r>
-        <w:rPr>
+        <w:jc w:val="both"/>
+        <w:rPr>
+          <w:rFonts w:ascii="Arial" w:hAnsi="Arial" w:cs="Arial"/>
+        </w:rPr>
+      </w:pPr>
+      <w:r>
+        <w:rPr>
+          <w:rFonts w:ascii="Arial" w:hAnsi="Arial" w:cs="Arial"/>
           <w:b/>
           <w:bCs/>
         </w:rPr>
         <w:t>HU-005</w:t>
       </w:r>
       <w:r>
+        <w:rPr>
+          <w:rFonts w:ascii="Arial" w:hAnsi="Arial" w:cs="Arial"/>
+        </w:rPr>
         <w:t>: Colores que recuerden la comunidad autónoma</w:t>
       </w:r>
     </w:p>
     <w:p>
       <w:pPr>
         <w:pStyle w:val="Prrafodelista"/>
-      </w:pPr>
-      <w:r>
+        <w:jc w:val="both"/>
+        <w:rPr>
+          <w:rFonts w:ascii="Arial" w:hAnsi="Arial" w:cs="Arial"/>
+        </w:rPr>
+      </w:pPr>
+      <w:r>
+        <w:rPr>
+          <w:rFonts w:ascii="Arial" w:hAnsi="Arial" w:cs="Arial"/>
+        </w:rPr>
         <w:t xml:space="preserve">como desarrollador de </w:t>
       </w:r>
       <w:proofErr w:type="spellStart"/>
       <w:r>
+        <w:rPr>
+          <w:rFonts w:ascii="Arial" w:hAnsi="Arial" w:cs="Arial"/>
+        </w:rPr>
         <w:t>ux</w:t>
       </w:r>
       <w:proofErr w:type="spellEnd"/>
       <w:r>
+        <w:rPr>
+          <w:rFonts w:ascii="Arial" w:hAnsi="Arial" w:cs="Arial"/>
+        </w:rPr>
         <w:t>/</w:t>
       </w:r>
       <w:proofErr w:type="spellStart"/>
       <w:r>
+        <w:rPr>
+          <w:rFonts w:ascii="Arial" w:hAnsi="Arial" w:cs="Arial"/>
+        </w:rPr>
         <w:t>ui</w:t>
       </w:r>
       <w:proofErr w:type="spellEnd"/>
       <w:r>
+        <w:rPr>
+          <w:rFonts w:ascii="Arial" w:hAnsi="Arial" w:cs="Arial"/>
+        </w:rPr>
         <w:t xml:space="preserve"> quiero que la aplicación nos recuerde que estamos en Extremadura. </w:t>
       </w:r>
     </w:p>
@@ -5696,22 +5390,37 @@
           <w:numId w:val="2"/>
         </w:numPr>
       </w:pPr>
-      <w:bookmarkStart w:id="11" w:name="_Toc213867861"/>
+      <w:bookmarkStart w:id="5" w:name="_Toc213873552"/>
       <w:r>
         <w:t>Backlog</w:t>
       </w:r>
-      <w:bookmarkEnd w:id="11"/>
-    </w:p>
-    <w:p>
-      <w:r>
+      <w:bookmarkEnd w:id="5"/>
+    </w:p>
+    <w:p>
+      <w:pPr>
+        <w:jc w:val="both"/>
+        <w:rPr>
+          <w:rFonts w:ascii="Arial" w:hAnsi="Arial" w:cs="Arial"/>
+        </w:rPr>
+      </w:pPr>
+      <w:r>
+        <w:rPr>
+          <w:rFonts w:ascii="Arial" w:hAnsi="Arial" w:cs="Arial"/>
+        </w:rPr>
         <w:t xml:space="preserve">Para el backlog hemos elegido la metodología </w:t>
       </w:r>
       <w:proofErr w:type="spellStart"/>
       <w:r>
+        <w:rPr>
+          <w:rFonts w:ascii="Arial" w:hAnsi="Arial" w:cs="Arial"/>
+        </w:rPr>
         <w:t>MoSCoW</w:t>
       </w:r>
       <w:proofErr w:type="spellEnd"/>
       <w:r>
+        <w:rPr>
+          <w:rFonts w:ascii="Arial" w:hAnsi="Arial" w:cs="Arial"/>
+        </w:rPr>
         <w:t>:</w:t>
       </w:r>
     </w:p>
@@ -5722,12 +5431,15 @@
           <w:ilvl w:val="0"/>
           <w:numId w:val="7"/>
         </w:numPr>
-        <w:rPr>
+        <w:jc w:val="both"/>
+        <w:rPr>
+          <w:rFonts w:ascii="Arial" w:hAnsi="Arial" w:cs="Arial"/>
           <w:lang w:val="en-US"/>
         </w:rPr>
       </w:pPr>
       <w:r>
         <w:rPr>
+          <w:rFonts w:ascii="Arial" w:hAnsi="Arial" w:cs="Arial"/>
           <w:lang w:val="en-US"/>
         </w:rPr>
         <w:t xml:space="preserve">Must: login, </w:t>
@@ -5735,6 +5447,7 @@
       <w:proofErr w:type="spellStart"/>
       <w:r>
         <w:rPr>
+          <w:rFonts w:ascii="Arial" w:hAnsi="Arial" w:cs="Arial"/>
           <w:lang w:val="en-US"/>
         </w:rPr>
         <w:t>rutas</w:t>
@@ -5742,6 +5455,7 @@
       <w:proofErr w:type="spellEnd"/>
       <w:r>
         <w:rPr>
+          <w:rFonts w:ascii="Arial" w:hAnsi="Arial" w:cs="Arial"/>
           <w:lang w:val="en-US"/>
         </w:rPr>
         <w:t xml:space="preserve">, </w:t>
@@ -5749,6 +5463,7 @@
       <w:proofErr w:type="spellStart"/>
       <w:r>
         <w:rPr>
+          <w:rFonts w:ascii="Arial" w:hAnsi="Arial" w:cs="Arial"/>
           <w:lang w:val="en-US"/>
         </w:rPr>
         <w:t>misiones</w:t>
@@ -5756,6 +5471,7 @@
       <w:proofErr w:type="spellEnd"/>
       <w:r>
         <w:rPr>
+          <w:rFonts w:ascii="Arial" w:hAnsi="Arial" w:cs="Arial"/>
           <w:lang w:val="en-US"/>
         </w:rPr>
         <w:t>/</w:t>
@@ -5763,6 +5479,7 @@
       <w:proofErr w:type="spellStart"/>
       <w:r>
         <w:rPr>
+          <w:rFonts w:ascii="Arial" w:hAnsi="Arial" w:cs="Arial"/>
           <w:lang w:val="en-US"/>
         </w:rPr>
         <w:t>trivias</w:t>
@@ -5770,6 +5487,7 @@
       <w:proofErr w:type="spellEnd"/>
       <w:r>
         <w:rPr>
+          <w:rFonts w:ascii="Arial" w:hAnsi="Arial" w:cs="Arial"/>
           <w:lang w:val="en-US"/>
         </w:rPr>
         <w:t>, ranking.</w:t>
@@ -5782,13 +5500,23 @@
           <w:ilvl w:val="0"/>
           <w:numId w:val="7"/>
         </w:numPr>
+        <w:jc w:val="both"/>
+        <w:rPr>
+          <w:rFonts w:ascii="Arial" w:hAnsi="Arial" w:cs="Arial"/>
+        </w:rPr>
       </w:pPr>
       <w:proofErr w:type="spellStart"/>
       <w:r>
+        <w:rPr>
+          <w:rFonts w:ascii="Arial" w:hAnsi="Arial" w:cs="Arial"/>
+        </w:rPr>
         <w:t>Should</w:t>
       </w:r>
       <w:proofErr w:type="spellEnd"/>
       <w:r>
+        <w:rPr>
+          <w:rFonts w:ascii="Arial" w:hAnsi="Arial" w:cs="Arial"/>
+        </w:rPr>
         <w:t>: Logros visuales, mapas interactivos.</w:t>
       </w:r>
     </w:p>
@@ -5799,13 +5527,23 @@
           <w:ilvl w:val="0"/>
           <w:numId w:val="7"/>
         </w:numPr>
+        <w:jc w:val="both"/>
+        <w:rPr>
+          <w:rFonts w:ascii="Arial" w:hAnsi="Arial" w:cs="Arial"/>
+        </w:rPr>
       </w:pPr>
       <w:proofErr w:type="spellStart"/>
       <w:r>
+        <w:rPr>
+          <w:rFonts w:ascii="Arial" w:hAnsi="Arial" w:cs="Arial"/>
+        </w:rPr>
         <w:t>Could</w:t>
       </w:r>
       <w:proofErr w:type="spellEnd"/>
       <w:r>
+        <w:rPr>
+          <w:rFonts w:ascii="Arial" w:hAnsi="Arial" w:cs="Arial"/>
+        </w:rPr>
         <w:t>: recompensas locales, realidad aumentada.</w:t>
       </w:r>
     </w:p>
@@ -5817,11 +5555,11 @@
           <w:numId w:val="2"/>
         </w:numPr>
       </w:pPr>
-      <w:bookmarkStart w:id="12" w:name="_Toc213867862"/>
+      <w:bookmarkStart w:id="6" w:name="_Toc213873553"/>
       <w:r>
         <w:t>Trazabilidad</w:t>
       </w:r>
-      <w:bookmarkEnd w:id="12"/>
+      <w:bookmarkEnd w:id="6"/>
     </w:p>
     <w:p>
       <w:r>
@@ -5836,11 +5574,12 @@
           <w:numId w:val="2"/>
         </w:numPr>
       </w:pPr>
-      <w:bookmarkStart w:id="13" w:name="_Toc213867863"/>
-      <w:r>
+      <w:bookmarkStart w:id="7" w:name="_Toc213873554"/>
+      <w:r>
+        <w:lastRenderedPageBreak/>
         <w:t>Arquitectura</w:t>
       </w:r>
-      <w:bookmarkEnd w:id="13"/>
+      <w:bookmarkEnd w:id="7"/>
     </w:p>
     <w:p>
       <w:pPr>
@@ -5850,12 +5589,13 @@
           <w:numId w:val="2"/>
         </w:numPr>
       </w:pPr>
-      <w:bookmarkStart w:id="14" w:name="_Toc213867864"/>
+      <w:bookmarkStart w:id="8" w:name="_Toc213873555"/>
       <w:r>
         <w:t>Diagrama</w:t>
       </w:r>
-      <w:bookmarkEnd w:id="14"/>
-    </w:p>
+      <w:bookmarkEnd w:id="8"/>
+    </w:p>
+    <w:p/>
     <w:p>
       <w:pPr>
         <w:pStyle w:val="Ttulo2"/>
@@ -5864,14 +5604,23 @@
           <w:numId w:val="2"/>
         </w:numPr>
       </w:pPr>
-      <w:bookmarkStart w:id="15" w:name="_Toc213867865"/>
+      <w:bookmarkStart w:id="9" w:name="_Toc213873556"/>
       <w:r>
         <w:t>Decisiones de arquitectura (ADR)</w:t>
       </w:r>
-      <w:bookmarkEnd w:id="15"/>
-    </w:p>
-    <w:p>
-      <w:r>
+      <w:bookmarkEnd w:id="9"/>
+    </w:p>
+    <w:p>
+      <w:pPr>
+        <w:jc w:val="both"/>
+        <w:rPr>
+          <w:rFonts w:ascii="Arial" w:hAnsi="Arial" w:cs="Arial"/>
+        </w:rPr>
+      </w:pPr>
+      <w:r>
+        <w:rPr>
+          <w:rFonts w:ascii="Arial" w:hAnsi="Arial" w:cs="Arial"/>
+        </w:rPr>
         <w:t>Para las decisiones de arquitecturas usaremos la siguiente enumeración:</w:t>
       </w:r>
     </w:p>
@@ -5882,24 +5631,43 @@
           <w:ilvl w:val="0"/>
           <w:numId w:val="8"/>
         </w:numPr>
-      </w:pPr>
-      <w:r>
+        <w:jc w:val="both"/>
+        <w:rPr>
+          <w:rFonts w:ascii="Arial" w:hAnsi="Arial" w:cs="Arial"/>
+        </w:rPr>
+      </w:pPr>
+      <w:r>
+        <w:rPr>
+          <w:rFonts w:ascii="Arial" w:hAnsi="Arial" w:cs="Arial"/>
+        </w:rPr>
         <w:t xml:space="preserve">ADR-001: </w:t>
       </w:r>
       <w:proofErr w:type="spellStart"/>
       <w:r>
+        <w:rPr>
+          <w:rFonts w:ascii="Arial" w:hAnsi="Arial" w:cs="Arial"/>
+        </w:rPr>
         <w:t>Firebase</w:t>
       </w:r>
       <w:proofErr w:type="spellEnd"/>
       <w:r>
+        <w:rPr>
+          <w:rFonts w:ascii="Arial" w:hAnsi="Arial" w:cs="Arial"/>
+        </w:rPr>
         <w:t xml:space="preserve"> como </w:t>
       </w:r>
       <w:proofErr w:type="spellStart"/>
       <w:r>
+        <w:rPr>
+          <w:rFonts w:ascii="Arial" w:hAnsi="Arial" w:cs="Arial"/>
+        </w:rPr>
         <w:t>Backed</w:t>
       </w:r>
       <w:proofErr w:type="spellEnd"/>
       <w:r>
+        <w:rPr>
+          <w:rFonts w:ascii="Arial" w:hAnsi="Arial" w:cs="Arial"/>
+        </w:rPr>
         <w:t xml:space="preserve"> por simplicidad y escalabilidad.</w:t>
       </w:r>
     </w:p>
@@ -5910,24 +5678,43 @@
           <w:ilvl w:val="0"/>
           <w:numId w:val="8"/>
         </w:numPr>
-      </w:pPr>
-      <w:r>
+        <w:jc w:val="both"/>
+        <w:rPr>
+          <w:rFonts w:ascii="Arial" w:hAnsi="Arial" w:cs="Arial"/>
+        </w:rPr>
+      </w:pPr>
+      <w:r>
+        <w:rPr>
+          <w:rFonts w:ascii="Arial" w:hAnsi="Arial" w:cs="Arial"/>
+        </w:rPr>
         <w:t xml:space="preserve">ADR-002: </w:t>
       </w:r>
       <w:proofErr w:type="spellStart"/>
       <w:r>
+        <w:rPr>
+          <w:rFonts w:ascii="Arial" w:hAnsi="Arial" w:cs="Arial"/>
+        </w:rPr>
         <w:t>Flutter</w:t>
       </w:r>
       <w:proofErr w:type="spellEnd"/>
       <w:r>
+        <w:rPr>
+          <w:rFonts w:ascii="Arial" w:hAnsi="Arial" w:cs="Arial"/>
+        </w:rPr>
         <w:t xml:space="preserve">/kotlin como </w:t>
       </w:r>
       <w:proofErr w:type="spellStart"/>
       <w:r>
+        <w:rPr>
+          <w:rFonts w:ascii="Arial" w:hAnsi="Arial" w:cs="Arial"/>
+        </w:rPr>
         <w:t>frontend</w:t>
       </w:r>
       <w:proofErr w:type="spellEnd"/>
       <w:r>
+        <w:rPr>
+          <w:rFonts w:ascii="Arial" w:hAnsi="Arial" w:cs="Arial"/>
+        </w:rPr>
         <w:t xml:space="preserve"> móvil multiplataforma.</w:t>
       </w:r>
     </w:p>
@@ -5939,20 +5726,23 @@
           <w:numId w:val="2"/>
         </w:numPr>
       </w:pPr>
-      <w:bookmarkStart w:id="16" w:name="_Toc213867866"/>
+      <w:bookmarkStart w:id="10" w:name="_Toc213873557"/>
       <w:r>
         <w:t>Integraciones, datos y dependencias</w:t>
       </w:r>
-      <w:bookmarkEnd w:id="16"/>
-    </w:p>
-    <w:p>
-      <w:pPr>
-        <w:rPr>
+      <w:bookmarkEnd w:id="10"/>
+    </w:p>
+    <w:p>
+      <w:pPr>
+        <w:jc w:val="both"/>
+        <w:rPr>
+          <w:rFonts w:ascii="Arial" w:hAnsi="Arial" w:cs="Arial"/>
           <w:lang w:val="en-US"/>
         </w:rPr>
       </w:pPr>
       <w:r>
         <w:rPr>
+          <w:rFonts w:ascii="Arial" w:hAnsi="Arial" w:cs="Arial"/>
           <w:lang w:val="en-US"/>
         </w:rPr>
         <w:t xml:space="preserve">Firebase Auth, </w:t>
@@ -5960,6 +5750,7 @@
       <w:proofErr w:type="spellStart"/>
       <w:r>
         <w:rPr>
+          <w:rFonts w:ascii="Arial" w:hAnsi="Arial" w:cs="Arial"/>
           <w:lang w:val="en-US"/>
         </w:rPr>
         <w:t>Firestore</w:t>
@@ -5967,6 +5758,7 @@
       <w:proofErr w:type="spellEnd"/>
       <w:r>
         <w:rPr>
+          <w:rFonts w:ascii="Arial" w:hAnsi="Arial" w:cs="Arial"/>
           <w:lang w:val="en-US"/>
         </w:rPr>
         <w:t>, Storage, Messaging y Google Maps API</w:t>
@@ -5980,14 +5772,23 @@
           <w:numId w:val="2"/>
         </w:numPr>
       </w:pPr>
-      <w:bookmarkStart w:id="17" w:name="_Toc213867867"/>
+      <w:bookmarkStart w:id="11" w:name="_Toc213873558"/>
       <w:r>
         <w:t>Riesgos Técnicos.</w:t>
       </w:r>
-      <w:bookmarkEnd w:id="17"/>
-    </w:p>
-    <w:p>
-      <w:r>
+      <w:bookmarkEnd w:id="11"/>
+    </w:p>
+    <w:p>
+      <w:pPr>
+        <w:jc w:val="both"/>
+        <w:rPr>
+          <w:rFonts w:ascii="Arial" w:hAnsi="Arial" w:cs="Arial"/>
+        </w:rPr>
+      </w:pPr>
+      <w:r>
+        <w:rPr>
+          <w:rFonts w:ascii="Arial" w:hAnsi="Arial" w:cs="Arial"/>
+        </w:rPr>
         <w:t>Algunos de los riesgos técnicos que podemos encontrarnos en la aplicación serian:</w:t>
       </w:r>
     </w:p>
@@ -5998,8 +5799,15 @@
           <w:ilvl w:val="0"/>
           <w:numId w:val="9"/>
         </w:numPr>
-      </w:pPr>
-      <w:r>
+        <w:jc w:val="both"/>
+        <w:rPr>
+          <w:rFonts w:ascii="Arial" w:hAnsi="Arial" w:cs="Arial"/>
+        </w:rPr>
+      </w:pPr>
+      <w:r>
+        <w:rPr>
+          <w:rFonts w:ascii="Arial" w:hAnsi="Arial" w:cs="Arial"/>
+        </w:rPr>
         <w:t>Precisión del GPS durante la ruta.</w:t>
       </w:r>
     </w:p>
@@ -6010,16 +5818,29 @@
           <w:ilvl w:val="0"/>
           <w:numId w:val="9"/>
         </w:numPr>
-      </w:pPr>
-      <w:r>
+        <w:jc w:val="both"/>
+        <w:rPr>
+          <w:rFonts w:ascii="Arial" w:hAnsi="Arial" w:cs="Arial"/>
+        </w:rPr>
+      </w:pPr>
+      <w:r>
+        <w:rPr>
+          <w:rFonts w:ascii="Arial" w:hAnsi="Arial" w:cs="Arial"/>
+        </w:rPr>
         <w:t xml:space="preserve">Rendimiento de </w:t>
       </w:r>
       <w:proofErr w:type="spellStart"/>
       <w:r>
+        <w:rPr>
+          <w:rFonts w:ascii="Arial" w:hAnsi="Arial" w:cs="Arial"/>
+        </w:rPr>
         <w:t>Firestore</w:t>
       </w:r>
       <w:proofErr w:type="spellEnd"/>
       <w:r>
+        <w:rPr>
+          <w:rFonts w:ascii="Arial" w:hAnsi="Arial" w:cs="Arial"/>
+        </w:rPr>
         <w:t>.</w:t>
       </w:r>
     </w:p>
@@ -6031,18 +5852,523 @@
           <w:numId w:val="2"/>
         </w:numPr>
       </w:pPr>
-      <w:bookmarkStart w:id="18" w:name="_Toc213867868"/>
+      <w:bookmarkStart w:id="12" w:name="_Toc213873559"/>
       <w:r>
         <w:rPr>
           <w:rFonts w:cstheme="majorHAnsi"/>
         </w:rPr>
+        <w:t>Requisitos</w:t>
+      </w:r>
+      <w:r>
+        <w:t xml:space="preserve"> no funcionales (NFR)</w:t>
+      </w:r>
+      <w:bookmarkEnd w:id="12"/>
+    </w:p>
+    <w:p>
+      <w:pPr>
+        <w:spacing w:line="276" w:lineRule="auto"/>
+        <w:jc w:val="both"/>
+        <w:rPr>
+          <w:rFonts w:ascii="Arial" w:hAnsi="Arial" w:cs="Arial"/>
+        </w:rPr>
+      </w:pPr>
+      <w:r>
+        <w:rPr>
+          <w:rFonts w:ascii="Arial" w:hAnsi="Arial" w:cs="Arial"/>
+        </w:rPr>
+        <w:t>Para identificar los diferentes requisitos no funcionales de la aplicación, se empleará la siguiente convención:</w:t>
+      </w:r>
+      <w:r>
+        <w:rPr>
+          <w:rFonts w:ascii="Arial" w:hAnsi="Arial" w:cs="Arial"/>
+        </w:rPr>
+        <w:br/>
+      </w:r>
+      <w:r>
+        <w:rPr>
+          <w:rFonts w:ascii="Arial" w:hAnsi="Arial" w:cs="Arial"/>
+          <w:b/>
+          <w:bCs/>
+        </w:rPr>
+        <w:t>NFR-001, NFR-002, NFR-003...</w:t>
+      </w:r>
+    </w:p>
+    <w:p>
+      <w:pPr>
+        <w:pStyle w:val="Prrafodelista"/>
+        <w:numPr>
+          <w:ilvl w:val="0"/>
+          <w:numId w:val="10"/>
+        </w:numPr>
+        <w:spacing w:line="276" w:lineRule="auto"/>
+        <w:jc w:val="both"/>
+        <w:rPr>
+          <w:rFonts w:ascii="Arial" w:hAnsi="Arial" w:cs="Arial"/>
+        </w:rPr>
+      </w:pPr>
+      <w:r>
+        <w:rPr>
+          <w:rFonts w:ascii="Arial" w:hAnsi="Arial" w:cs="Arial"/>
+          <w:b/>
+          <w:bCs/>
+        </w:rPr>
+        <w:t>NFR-001</w:t>
+      </w:r>
+      <w:r>
+        <w:rPr>
+          <w:rFonts w:ascii="Arial" w:hAnsi="Arial" w:cs="Arial"/>
+        </w:rPr>
+        <w:t>: Tiempo de respuesta inferior a 300 ms.</w:t>
+      </w:r>
+    </w:p>
+    <w:p>
+      <w:pPr>
+        <w:pStyle w:val="Prrafodelista"/>
+        <w:spacing w:line="276" w:lineRule="auto"/>
+        <w:jc w:val="both"/>
+        <w:rPr>
+          <w:rFonts w:ascii="Arial" w:hAnsi="Arial" w:cs="Arial"/>
+        </w:rPr>
+      </w:pPr>
+      <w:r>
+        <w:rPr>
+          <w:rFonts w:ascii="Arial" w:hAnsi="Arial" w:cs="Arial"/>
+        </w:rPr>
+        <w:t>La aplicación ofrecerá un tiempo de respuesta reducido, inferior a 300 milisegundos, garantizando una experiencia de usuario fluida y agradable. Se priorizará una baja latencia en las operaciones principales para mantener la percepción de inmediatez.</w:t>
+      </w:r>
+    </w:p>
+    <w:p>
+      <w:pPr>
+        <w:pStyle w:val="Prrafodelista"/>
+        <w:spacing w:line="276" w:lineRule="auto"/>
+        <w:jc w:val="both"/>
+        <w:rPr>
+          <w:rFonts w:ascii="Arial" w:hAnsi="Arial" w:cs="Arial"/>
+        </w:rPr>
+      </w:pPr>
+    </w:p>
+    <w:p>
+      <w:pPr>
+        <w:pStyle w:val="Prrafodelista"/>
+        <w:numPr>
+          <w:ilvl w:val="0"/>
+          <w:numId w:val="10"/>
+        </w:numPr>
+        <w:spacing w:line="276" w:lineRule="auto"/>
+        <w:jc w:val="both"/>
+        <w:rPr>
+          <w:rFonts w:ascii="Arial" w:hAnsi="Arial" w:cs="Arial"/>
+        </w:rPr>
+      </w:pPr>
+      <w:r>
+        <w:rPr>
+          <w:rFonts w:ascii="Arial" w:hAnsi="Arial" w:cs="Arial"/>
+          <w:b/>
+          <w:bCs/>
+        </w:rPr>
+        <w:t>NFR-002</w:t>
+      </w:r>
+      <w:r>
+        <w:rPr>
+          <w:rFonts w:ascii="Arial" w:hAnsi="Arial" w:cs="Arial"/>
+        </w:rPr>
+        <w:t xml:space="preserve">: Autenticación mediante </w:t>
+      </w:r>
+      <w:proofErr w:type="spellStart"/>
+      <w:r>
+        <w:rPr>
+          <w:rFonts w:ascii="Arial" w:hAnsi="Arial" w:cs="Arial"/>
+        </w:rPr>
+        <w:t>Firebase</w:t>
+      </w:r>
+      <w:proofErr w:type="spellEnd"/>
+      <w:r>
+        <w:rPr>
+          <w:rFonts w:ascii="Arial" w:hAnsi="Arial" w:cs="Arial"/>
+        </w:rPr>
+        <w:t xml:space="preserve">. </w:t>
+      </w:r>
+    </w:p>
+    <w:p>
+      <w:pPr>
+        <w:pStyle w:val="Prrafodelista"/>
+        <w:spacing w:line="276" w:lineRule="auto"/>
+        <w:jc w:val="both"/>
+        <w:rPr>
+          <w:rFonts w:ascii="Arial" w:hAnsi="Arial" w:cs="Arial"/>
+        </w:rPr>
+      </w:pPr>
+      <w:r>
+        <w:rPr>
+          <w:rFonts w:ascii="Arial" w:hAnsi="Arial" w:cs="Arial"/>
+        </w:rPr>
+        <w:t xml:space="preserve">La seguridad de los datos de los usuarios es prioritaria. Para proteger la información y garantizar su anonimato, se implementará un sistema de autenticación robusto basado en </w:t>
+      </w:r>
+      <w:proofErr w:type="spellStart"/>
+      <w:r>
+        <w:rPr>
+          <w:rStyle w:val="Textoennegrita"/>
+          <w:rFonts w:ascii="Arial" w:eastAsiaTheme="majorEastAsia" w:hAnsi="Arial" w:cs="Arial"/>
+          <w:b w:val="0"/>
+          <w:bCs w:val="0"/>
+        </w:rPr>
+        <w:t>Firebase</w:t>
+      </w:r>
+      <w:proofErr w:type="spellEnd"/>
+      <w:r>
+        <w:rPr>
+          <w:rStyle w:val="Textoennegrita"/>
+          <w:rFonts w:ascii="Arial" w:eastAsiaTheme="majorEastAsia" w:hAnsi="Arial" w:cs="Arial"/>
+        </w:rPr>
+        <w:t xml:space="preserve"> </w:t>
+      </w:r>
+      <w:proofErr w:type="spellStart"/>
+      <w:r>
+        <w:rPr>
+          <w:rStyle w:val="Textoennegrita"/>
+          <w:rFonts w:ascii="Arial" w:eastAsiaTheme="majorEastAsia" w:hAnsi="Arial" w:cs="Arial"/>
+          <w:b w:val="0"/>
+          <w:bCs w:val="0"/>
+        </w:rPr>
+        <w:t>Authentication</w:t>
+      </w:r>
+      <w:proofErr w:type="spellEnd"/>
+      <w:r>
+        <w:rPr>
+          <w:rFonts w:ascii="Arial" w:hAnsi="Arial" w:cs="Arial"/>
+        </w:rPr>
+        <w:t>.</w:t>
+      </w:r>
+    </w:p>
+    <w:p>
+      <w:pPr>
+        <w:pStyle w:val="Prrafodelista"/>
+        <w:spacing w:line="276" w:lineRule="auto"/>
+        <w:jc w:val="both"/>
+        <w:rPr>
+          <w:rFonts w:ascii="Arial" w:hAnsi="Arial" w:cs="Arial"/>
+        </w:rPr>
+      </w:pPr>
+    </w:p>
+    <w:p>
+      <w:pPr>
+        <w:pStyle w:val="Prrafodelista"/>
+        <w:numPr>
+          <w:ilvl w:val="0"/>
+          <w:numId w:val="10"/>
+        </w:numPr>
+        <w:spacing w:line="276" w:lineRule="auto"/>
+        <w:jc w:val="both"/>
+        <w:rPr>
+          <w:rFonts w:ascii="Arial" w:hAnsi="Arial" w:cs="Arial"/>
+        </w:rPr>
+      </w:pPr>
+      <w:r>
+        <w:rPr>
+          <w:rFonts w:ascii="Arial" w:hAnsi="Arial" w:cs="Arial"/>
+          <w:b/>
+          <w:bCs/>
+        </w:rPr>
+        <w:t>NFR-003</w:t>
+      </w:r>
+      <w:r>
+        <w:rPr>
+          <w:rFonts w:ascii="Arial" w:hAnsi="Arial" w:cs="Arial"/>
+        </w:rPr>
+        <w:t>: Comunicación cifrada mediante HTTPS.</w:t>
+      </w:r>
+    </w:p>
+    <w:p>
+      <w:pPr>
+        <w:pStyle w:val="Prrafodelista"/>
+        <w:spacing w:line="276" w:lineRule="auto"/>
+        <w:jc w:val="both"/>
+        <w:rPr>
+          <w:rFonts w:ascii="Arial" w:hAnsi="Arial" w:cs="Arial"/>
+        </w:rPr>
+      </w:pPr>
+      <w:r>
+        <w:rPr>
+          <w:rFonts w:ascii="Arial" w:hAnsi="Arial" w:cs="Arial"/>
+        </w:rPr>
+        <w:t>Utilizaremos</w:t>
+      </w:r>
+      <w:r>
+        <w:rPr>
+          <w:rFonts w:ascii="Arial" w:hAnsi="Arial" w:cs="Arial"/>
+        </w:rPr>
+        <w:t xml:space="preserve"> la comunicación cifrada mediante el protocolo </w:t>
+      </w:r>
+      <w:r>
+        <w:rPr>
+          <w:rStyle w:val="Textoennegrita"/>
+          <w:rFonts w:ascii="Arial" w:eastAsiaTheme="majorEastAsia" w:hAnsi="Arial" w:cs="Arial"/>
+          <w:b w:val="0"/>
+          <w:bCs w:val="0"/>
+        </w:rPr>
+        <w:t>HTTPS</w:t>
+      </w:r>
+      <w:r>
+        <w:rPr>
+          <w:rFonts w:ascii="Arial" w:hAnsi="Arial" w:cs="Arial"/>
+        </w:rPr>
+        <w:t>, asegurando la integridad y confidencialidad de las transacciones.</w:t>
+      </w:r>
+    </w:p>
+    <w:p>
+      <w:pPr>
+        <w:pStyle w:val="Prrafodelista"/>
+        <w:numPr>
+          <w:ilvl w:val="0"/>
+          <w:numId w:val="11"/>
+        </w:numPr>
+        <w:spacing w:line="276" w:lineRule="auto"/>
+        <w:jc w:val="both"/>
+        <w:rPr>
+          <w:rFonts w:ascii="Arial" w:hAnsi="Arial" w:cs="Arial"/>
+        </w:rPr>
+      </w:pPr>
+      <w:r>
+        <w:rPr>
+          <w:rFonts w:ascii="Arial" w:hAnsi="Arial" w:cs="Arial"/>
+          <w:b/>
+          <w:bCs/>
+        </w:rPr>
         <w:lastRenderedPageBreak/>
-        <w:t>Requisitos</w:t>
-      </w:r>
-      <w:r>
-        <w:t xml:space="preserve"> no funcionales (NFR)</w:t>
-      </w:r>
-      <w:bookmarkEnd w:id="18"/>
+        <w:t>NFR-004</w:t>
+      </w:r>
+      <w:r>
+        <w:rPr>
+          <w:rFonts w:ascii="Arial" w:hAnsi="Arial" w:cs="Arial"/>
+        </w:rPr>
+        <w:t>: Interfaz intuitiva, homogénea y ligera.</w:t>
+      </w:r>
+    </w:p>
+    <w:p>
+      <w:pPr>
+        <w:pStyle w:val="Prrafodelista"/>
+        <w:spacing w:line="276" w:lineRule="auto"/>
+        <w:jc w:val="both"/>
+        <w:rPr>
+          <w:rFonts w:ascii="Arial" w:hAnsi="Arial" w:cs="Arial"/>
+        </w:rPr>
+      </w:pPr>
+      <w:r>
+        <w:rPr>
+          <w:rFonts w:ascii="Arial" w:hAnsi="Arial" w:cs="Arial"/>
+        </w:rPr>
+        <w:t>La aplicación dispondrá de una interfaz coherente y agradable, diseñada bajo los principios de usabilidad y accesibilidad, evitando sobrecargas visuales.</w:t>
+      </w:r>
+    </w:p>
+    <w:p>
+      <w:pPr>
+        <w:pStyle w:val="Prrafodelista"/>
+        <w:spacing w:line="276" w:lineRule="auto"/>
+        <w:jc w:val="both"/>
+        <w:rPr>
+          <w:rFonts w:ascii="Arial" w:hAnsi="Arial" w:cs="Arial"/>
+        </w:rPr>
+      </w:pPr>
+    </w:p>
+    <w:p>
+      <w:pPr>
+        <w:pStyle w:val="Prrafodelista"/>
+        <w:numPr>
+          <w:ilvl w:val="0"/>
+          <w:numId w:val="11"/>
+        </w:numPr>
+        <w:spacing w:line="276" w:lineRule="auto"/>
+        <w:jc w:val="both"/>
+        <w:rPr>
+          <w:rFonts w:ascii="Arial" w:hAnsi="Arial" w:cs="Arial"/>
+        </w:rPr>
+      </w:pPr>
+      <w:r>
+        <w:rPr>
+          <w:rFonts w:ascii="Arial" w:hAnsi="Arial" w:cs="Arial"/>
+          <w:b/>
+          <w:bCs/>
+        </w:rPr>
+        <w:t>NFR-005</w:t>
+      </w:r>
+      <w:r>
+        <w:rPr>
+          <w:rFonts w:ascii="Arial" w:hAnsi="Arial" w:cs="Arial"/>
+        </w:rPr>
+        <w:t>: Código revisado en GitHub.</w:t>
+      </w:r>
+    </w:p>
+    <w:p>
+      <w:pPr>
+        <w:pStyle w:val="Prrafodelista"/>
+        <w:spacing w:line="276" w:lineRule="auto"/>
+        <w:jc w:val="both"/>
+        <w:rPr>
+          <w:rFonts w:ascii="Arial" w:hAnsi="Arial" w:cs="Arial"/>
+        </w:rPr>
+      </w:pPr>
+      <w:r>
+        <w:rPr>
+          <w:rFonts w:ascii="Arial" w:hAnsi="Arial" w:cs="Arial"/>
+        </w:rPr>
+        <w:t>El código fuente será revisado de forma continua por varios desarrolladores a través de GitHub, asegurando su mantenimiento y calidad. Esto nos permitirá detectar errores, mejorar el código y facilita futuras ampliaciones.</w:t>
+      </w:r>
+    </w:p>
+    <w:p>
+      <w:pPr>
+        <w:pStyle w:val="Prrafodelista"/>
+        <w:spacing w:line="276" w:lineRule="auto"/>
+        <w:jc w:val="both"/>
+        <w:rPr>
+          <w:rFonts w:ascii="Arial" w:hAnsi="Arial" w:cs="Arial"/>
+        </w:rPr>
+      </w:pPr>
+    </w:p>
+    <w:p>
+      <w:pPr>
+        <w:pStyle w:val="Prrafodelista"/>
+        <w:numPr>
+          <w:ilvl w:val="0"/>
+          <w:numId w:val="11"/>
+        </w:numPr>
+        <w:spacing w:line="276" w:lineRule="auto"/>
+        <w:jc w:val="both"/>
+        <w:rPr>
+          <w:rFonts w:ascii="Arial" w:hAnsi="Arial" w:cs="Arial"/>
+        </w:rPr>
+      </w:pPr>
+      <w:r>
+        <w:rPr>
+          <w:rFonts w:ascii="Arial" w:hAnsi="Arial" w:cs="Arial"/>
+          <w:b/>
+          <w:bCs/>
+        </w:rPr>
+        <w:t>NFR-006</w:t>
+      </w:r>
+      <w:r>
+        <w:rPr>
+          <w:rFonts w:ascii="Arial" w:hAnsi="Arial" w:cs="Arial"/>
+        </w:rPr>
+        <w:t xml:space="preserve">: Logs con </w:t>
+      </w:r>
+      <w:proofErr w:type="spellStart"/>
+      <w:r>
+        <w:rPr>
+          <w:rFonts w:ascii="Arial" w:hAnsi="Arial" w:cs="Arial"/>
+        </w:rPr>
+        <w:t>Firebase</w:t>
+      </w:r>
+      <w:proofErr w:type="spellEnd"/>
+      <w:r>
+        <w:rPr>
+          <w:rFonts w:ascii="Arial" w:hAnsi="Arial" w:cs="Arial"/>
+        </w:rPr>
+        <w:t xml:space="preserve"> </w:t>
+      </w:r>
+      <w:proofErr w:type="spellStart"/>
+      <w:r>
+        <w:rPr>
+          <w:rFonts w:ascii="Arial" w:hAnsi="Arial" w:cs="Arial"/>
+        </w:rPr>
+        <w:t>Analytics</w:t>
+      </w:r>
+      <w:proofErr w:type="spellEnd"/>
+      <w:r>
+        <w:rPr>
+          <w:rFonts w:ascii="Arial" w:hAnsi="Arial" w:cs="Arial"/>
+        </w:rPr>
+        <w:t>.</w:t>
+      </w:r>
+    </w:p>
+    <w:p>
+      <w:pPr>
+        <w:pStyle w:val="Prrafodelista"/>
+        <w:spacing w:line="276" w:lineRule="auto"/>
+        <w:jc w:val="both"/>
+        <w:rPr>
+          <w:rFonts w:ascii="Arial" w:hAnsi="Arial" w:cs="Arial"/>
+        </w:rPr>
+      </w:pPr>
+      <w:r>
+        <w:rPr>
+          <w:rFonts w:ascii="Arial" w:hAnsi="Arial" w:cs="Arial"/>
+        </w:rPr>
+        <w:t>Se creará un log para monitorizar el comportamiento de la aplicación y poder detectar así fallos</w:t>
+      </w:r>
+      <w:r>
+        <w:rPr>
+          <w:rFonts w:ascii="Arial" w:hAnsi="Arial" w:cs="Arial"/>
+        </w:rPr>
+        <w:t xml:space="preserve"> en la misma.</w:t>
+      </w:r>
+    </w:p>
+    <w:p>
+      <w:pPr>
+        <w:pStyle w:val="Prrafodelista"/>
+        <w:spacing w:line="276" w:lineRule="auto"/>
+        <w:jc w:val="both"/>
+        <w:rPr>
+          <w:rFonts w:ascii="Arial" w:hAnsi="Arial" w:cs="Arial"/>
+        </w:rPr>
+      </w:pPr>
+    </w:p>
+    <w:p>
+      <w:pPr>
+        <w:pStyle w:val="Prrafodelista"/>
+        <w:numPr>
+          <w:ilvl w:val="0"/>
+          <w:numId w:val="11"/>
+        </w:numPr>
+        <w:spacing w:line="276" w:lineRule="auto"/>
+        <w:jc w:val="both"/>
+        <w:rPr>
+          <w:rFonts w:ascii="Arial" w:hAnsi="Arial" w:cs="Arial"/>
+        </w:rPr>
+      </w:pPr>
+      <w:r>
+        <w:rPr>
+          <w:rFonts w:ascii="Arial" w:hAnsi="Arial" w:cs="Arial"/>
+          <w:b/>
+          <w:bCs/>
+        </w:rPr>
+        <w:t>NFR-007</w:t>
+      </w:r>
+      <w:r>
+        <w:rPr>
+          <w:rFonts w:ascii="Arial" w:hAnsi="Arial" w:cs="Arial"/>
+        </w:rPr>
+        <w:t>: Verificación.</w:t>
+      </w:r>
+    </w:p>
+    <w:p>
+      <w:pPr>
+        <w:pStyle w:val="Prrafodelista"/>
+        <w:spacing w:line="276" w:lineRule="auto"/>
+        <w:jc w:val="both"/>
+        <w:rPr>
+          <w:rFonts w:ascii="Arial" w:hAnsi="Arial" w:cs="Arial"/>
+        </w:rPr>
+      </w:pPr>
+      <w:r>
+        <w:rPr>
+          <w:rFonts w:ascii="Arial" w:hAnsi="Arial" w:cs="Arial"/>
+        </w:rPr>
+        <w:t>Para verificar que nuestra aplicación se robusta, realizaremos pruebas de rendimiento y test unitarios de forma consistente que nos permitan detectar y corregir posibles errores.</w:t>
+      </w:r>
+    </w:p>
+    <w:p>
+      <w:pPr>
+        <w:pStyle w:val="Ttulo1"/>
+        <w:numPr>
+          <w:ilvl w:val="0"/>
+          <w:numId w:val="2"/>
+        </w:numPr>
+      </w:pPr>
+      <w:bookmarkStart w:id="13" w:name="_Toc213873560"/>
+      <w:r>
+        <w:t>Prototipo Figma y diseño</w:t>
+      </w:r>
+      <w:bookmarkEnd w:id="13"/>
     </w:p>
     <w:p>
       <w:pPr>
@@ -6052,162 +6378,72 @@
           <w:numId w:val="2"/>
         </w:numPr>
       </w:pPr>
-      <w:bookmarkStart w:id="19" w:name="_Toc213867869"/>
-      <w:r>
-        <w:t>Convención y numeración</w:t>
-      </w:r>
-      <w:bookmarkEnd w:id="19"/>
-    </w:p>
-    <w:p>
-      <w:r>
-        <w:t>Para identificar los diferentes requisitos no funcionales de la aplicación, se empleará la siguiente convención:</w:t>
-      </w:r>
-      <w:r>
-        <w:br/>
-      </w:r>
-      <w:r>
-        <w:rPr>
-          <w:b/>
-          <w:bCs/>
-        </w:rPr>
-        <w:t>NFR-001, NFR-002, NFR-003...</w:t>
-      </w:r>
-    </w:p>
-    <w:p>
-      <w:pPr>
-        <w:pStyle w:val="Prrafodelista"/>
+      <w:bookmarkStart w:id="14" w:name="_Toc213873561"/>
+      <w:r>
+        <w:t>Prototipo navegable</w:t>
+      </w:r>
+      <w:bookmarkEnd w:id="14"/>
+    </w:p>
+    <w:p>
+      <w:pPr>
+        <w:jc w:val="both"/>
+        <w:rPr>
+          <w:rFonts w:ascii="Arial" w:hAnsi="Arial" w:cs="Arial"/>
+        </w:rPr>
+      </w:pPr>
+      <w:r>
+        <w:rPr>
+          <w:rFonts w:ascii="Arial" w:hAnsi="Arial" w:cs="Arial"/>
+        </w:rPr>
+        <w:t>Flujo de pantallas: Inicio/</w:t>
+      </w:r>
+      <w:proofErr w:type="spellStart"/>
+      <w:r>
+        <w:rPr>
+          <w:rFonts w:ascii="Arial" w:hAnsi="Arial" w:cs="Arial"/>
+        </w:rPr>
+        <w:t>login</w:t>
+      </w:r>
+      <w:proofErr w:type="spellEnd"/>
+      <w:r>
+        <w:rPr>
+          <w:rFonts w:ascii="Arial" w:hAnsi="Arial" w:cs="Arial"/>
+        </w:rPr>
+        <w:t>, Perfil de usuario, Selección de rutas por ciudades, Ruta, Misión/trivia, Resultados de la ruta.</w:t>
+      </w:r>
+    </w:p>
+    <w:p>
+      <w:pPr>
+        <w:jc w:val="both"/>
+        <w:rPr>
+          <w:rFonts w:ascii="Arial" w:hAnsi="Arial" w:cs="Arial"/>
+        </w:rPr>
+      </w:pPr>
+      <w:r>
+        <w:rPr>
+          <w:rFonts w:ascii="Arial" w:hAnsi="Arial" w:cs="Arial"/>
+        </w:rPr>
+        <w:t>(Pendiente capturas de pantallas)</w:t>
+      </w:r>
+    </w:p>
+    <w:p>
+      <w:pPr>
+        <w:pStyle w:val="Ttulo2"/>
         <w:numPr>
-          <w:ilvl w:val="0"/>
-          <w:numId w:val="10"/>
+          <w:ilvl w:val="1"/>
+          <w:numId w:val="2"/>
         </w:numPr>
       </w:pPr>
-      <w:r>
-        <w:rPr>
-          <w:b/>
-          <w:bCs/>
-        </w:rPr>
-        <w:t>NFR-001</w:t>
-      </w:r>
-      <w:r>
-        <w:t>: Tiempo de respuesta inferior a 300 ms.</w:t>
-      </w:r>
-    </w:p>
-    <w:p>
-      <w:pPr>
-        <w:pStyle w:val="Prrafodelista"/>
-      </w:pPr>
-      <w:r>
-        <w:t>La aplicación ofrecerá un tiempo de respuesta reducido, inferior a 300 milisegundos, garantizando una experiencia de usuario fluida y agradable. Se priorizará una baja latencia en las operaciones principales para mantener la percepción de inmediatez.</w:t>
-      </w:r>
-    </w:p>
-    <w:p>
-      <w:pPr>
-        <w:pStyle w:val="Prrafodelista"/>
-        <w:numPr>
-          <w:ilvl w:val="0"/>
-          <w:numId w:val="10"/>
-        </w:numPr>
-      </w:pPr>
-      <w:r>
-        <w:rPr>
-          <w:b/>
-          <w:bCs/>
-        </w:rPr>
-        <w:t>NFR-002</w:t>
-      </w:r>
-      <w:r>
-        <w:t xml:space="preserve">: Autenticación mediante </w:t>
-      </w:r>
+      <w:bookmarkStart w:id="15" w:name="_Toc213873562"/>
       <w:proofErr w:type="spellStart"/>
       <w:r>
-        <w:t>Firebase</w:t>
+        <w:t>Guia</w:t>
       </w:r>
       <w:proofErr w:type="spellEnd"/>
       <w:r>
-        <w:t xml:space="preserve">. </w:t>
-      </w:r>
-    </w:p>
-    <w:p>
-      <w:pPr>
-        <w:pStyle w:val="Prrafodelista"/>
-      </w:pPr>
-      <w:r>
-        <w:t xml:space="preserve">La seguridad de los datos de los usuarios es prioritaria. Para proteger la información y garantizar su anonimato, se implementará un sistema de autenticación robusto basado en </w:t>
-      </w:r>
-      <w:proofErr w:type="spellStart"/>
-      <w:r>
-        <w:rPr>
-          <w:rStyle w:val="Textoennegrita"/>
-          <w:rFonts w:eastAsiaTheme="majorEastAsia"/>
-          <w:b w:val="0"/>
-          <w:bCs w:val="0"/>
-        </w:rPr>
-        <w:t>Firebase</w:t>
-      </w:r>
-      <w:proofErr w:type="spellEnd"/>
-      <w:r>
-        <w:rPr>
-          <w:rStyle w:val="Textoennegrita"/>
-          <w:rFonts w:eastAsiaTheme="majorEastAsia"/>
-        </w:rPr>
-        <w:t xml:space="preserve"> </w:t>
-      </w:r>
-      <w:proofErr w:type="spellStart"/>
-      <w:r>
-        <w:rPr>
-          <w:rStyle w:val="Textoennegrita"/>
-          <w:rFonts w:eastAsiaTheme="majorEastAsia"/>
-          <w:b w:val="0"/>
-          <w:bCs w:val="0"/>
-        </w:rPr>
-        <w:t>Authentication</w:t>
-      </w:r>
-      <w:proofErr w:type="spellEnd"/>
-      <w:r>
-        <w:t>.</w:t>
-      </w:r>
-    </w:p>
-    <w:p>
-      <w:pPr>
-        <w:pStyle w:val="Prrafodelista"/>
-        <w:numPr>
-          <w:ilvl w:val="0"/>
-          <w:numId w:val="10"/>
-        </w:numPr>
-      </w:pPr>
-      <w:r>
-        <w:rPr>
-          <w:b/>
-          <w:bCs/>
-        </w:rPr>
-        <w:t>NFR-003</w:t>
-      </w:r>
-      <w:r>
-        <w:t>: Comunicación cifrada mediante HTTPS.</w:t>
-      </w:r>
-    </w:p>
-    <w:p>
-      <w:pPr>
-        <w:pStyle w:val="Prrafodelista"/>
-      </w:pPr>
-      <w:r>
-        <w:t>Utilizaremos</w:t>
-      </w:r>
-      <w:r>
-        <w:t xml:space="preserve"> la comunicación cifrada mediante el protocolo </w:t>
-      </w:r>
-      <w:r>
-        <w:rPr>
-          <w:rStyle w:val="Textoennegrita"/>
-          <w:rFonts w:eastAsiaTheme="majorEastAsia"/>
-          <w:b w:val="0"/>
-          <w:bCs w:val="0"/>
-        </w:rPr>
-        <w:t>HTTPS</w:t>
-      </w:r>
-      <w:r>
-        <w:t>, asegurando la integridad y confidencialidad de las transacciones.</w:t>
-      </w:r>
+        <w:t xml:space="preserve"> de diseño</w:t>
+      </w:r>
+      <w:bookmarkEnd w:id="15"/>
     </w:p>
     <w:p>
       <w:pPr>
@@ -6216,24 +6452,16 @@
           <w:ilvl w:val="0"/>
           <w:numId w:val="11"/>
         </w:numPr>
-      </w:pPr>
-      <w:r>
-        <w:rPr>
-          <w:b/>
-          <w:bCs/>
-        </w:rPr>
-        <w:t>NFR-004</w:t>
-      </w:r>
-      <w:r>
-        <w:t>: Interfaz intuitiva, homogénea y ligera.</w:t>
-      </w:r>
-    </w:p>
-    <w:p>
-      <w:pPr>
-        <w:pStyle w:val="Prrafodelista"/>
-      </w:pPr>
-      <w:r>
-        <w:t>La aplicación dispondrá de una interfaz coherente y agradable, diseñada bajo los principios de usabilidad y accesibilidad, evitando sobrecargas visuales.</w:t>
+        <w:jc w:val="both"/>
+        <w:rPr>
+          <w:rFonts w:ascii="Arial" w:hAnsi="Arial" w:cs="Arial"/>
+        </w:rPr>
+      </w:pPr>
+      <w:r>
+        <w:rPr>
+          <w:rFonts w:ascii="Arial" w:hAnsi="Arial" w:cs="Arial"/>
+        </w:rPr>
+        <w:t>Colores:</w:t>
       </w:r>
     </w:p>
     <w:p>
@@ -6243,24 +6471,16 @@
           <w:ilvl w:val="0"/>
           <w:numId w:val="11"/>
         </w:numPr>
-      </w:pPr>
-      <w:r>
-        <w:rPr>
-          <w:b/>
-          <w:bCs/>
-        </w:rPr>
-        <w:t>NFR-005</w:t>
-      </w:r>
-      <w:r>
-        <w:t>: Código revisado en GitHub.</w:t>
-      </w:r>
-    </w:p>
-    <w:p>
-      <w:pPr>
-        <w:pStyle w:val="Prrafodelista"/>
-      </w:pPr>
-      <w:r>
-        <w:t>El código fuente será revisado de forma continua por varios desarrolladores a través de GitHub, asegurando su mantenimiento y calidad. Esto nos permitirá detectar errores, mejorar el código y facilita futuras ampliaciones.</w:t>
+        <w:jc w:val="both"/>
+        <w:rPr>
+          <w:rFonts w:ascii="Arial" w:hAnsi="Arial" w:cs="Arial"/>
+        </w:rPr>
+      </w:pPr>
+      <w:r>
+        <w:rPr>
+          <w:rFonts w:ascii="Arial" w:hAnsi="Arial" w:cs="Arial"/>
+        </w:rPr>
+        <w:t xml:space="preserve">Tipografía: </w:t>
       </w:r>
     </w:p>
     <w:p>
@@ -6270,70 +6490,16 @@
           <w:ilvl w:val="0"/>
           <w:numId w:val="11"/>
         </w:numPr>
-      </w:pPr>
-      <w:r>
-        <w:rPr>
-          <w:b/>
-          <w:bCs/>
-        </w:rPr>
-        <w:t>NFR-006</w:t>
-      </w:r>
-      <w:r>
-        <w:t xml:space="preserve">: Logs con </w:t>
-      </w:r>
-      <w:proofErr w:type="spellStart"/>
-      <w:r>
-        <w:t>Firebase</w:t>
-      </w:r>
-      <w:proofErr w:type="spellEnd"/>
-      <w:r>
-        <w:t xml:space="preserve"> </w:t>
-      </w:r>
-      <w:proofErr w:type="spellStart"/>
-      <w:r>
-        <w:t>Analytics</w:t>
-      </w:r>
-      <w:proofErr w:type="spellEnd"/>
-      <w:r>
-        <w:t>.</w:t>
-      </w:r>
-    </w:p>
-    <w:p>
-      <w:pPr>
-        <w:pStyle w:val="Prrafodelista"/>
-      </w:pPr>
-      <w:r>
-        <w:t>Se creará un log para monitorizar el comportamiento de la aplicación y poder detectar así fallos</w:t>
-      </w:r>
-      <w:r>
-        <w:t xml:space="preserve"> en la misma.</w:t>
-      </w:r>
-    </w:p>
-    <w:p>
-      <w:pPr>
-        <w:pStyle w:val="Prrafodelista"/>
-        <w:numPr>
-          <w:ilvl w:val="0"/>
-          <w:numId w:val="11"/>
-        </w:numPr>
-      </w:pPr>
-      <w:r>
-        <w:rPr>
-          <w:b/>
-          <w:bCs/>
-        </w:rPr>
-        <w:t>NFR-007</w:t>
-      </w:r>
-      <w:r>
-        <w:t>: Verificación.</w:t>
-      </w:r>
-    </w:p>
-    <w:p>
-      <w:pPr>
-        <w:pStyle w:val="Prrafodelista"/>
-      </w:pPr>
-      <w:r>
-        <w:t>Para verificar que nuestra aplicación se robusta, realizaremos pruebas de rendimiento y test unitarios de forma consistente que nos permitan detectar y corregir posibles errores.</w:t>
+        <w:jc w:val="both"/>
+        <w:rPr>
+          <w:rFonts w:ascii="Arial" w:hAnsi="Arial" w:cs="Arial"/>
+        </w:rPr>
+      </w:pPr>
+      <w:r>
+        <w:rPr>
+          <w:rFonts w:ascii="Arial" w:hAnsi="Arial" w:cs="Arial"/>
+        </w:rPr>
+        <w:t>Estilo visual:</w:t>
       </w:r>
     </w:p>
     <w:p>
@@ -6344,12 +6510,11 @@
           <w:numId w:val="2"/>
         </w:numPr>
       </w:pPr>
-      <w:bookmarkStart w:id="20" w:name="_Toc213867870"/>
-      <w:r>
-        <w:lastRenderedPageBreak/>
-        <w:t>Prototipo Figma y diseño</w:t>
-      </w:r>
-      <w:bookmarkEnd w:id="20"/>
+      <w:bookmarkStart w:id="16" w:name="_Toc213873563"/>
+      <w:r>
+        <w:t>Anexos</w:t>
+      </w:r>
+      <w:bookmarkEnd w:id="16"/>
     </w:p>
     <w:p>
       <w:pPr>
@@ -6359,28 +6524,38 @@
           <w:numId w:val="2"/>
         </w:numPr>
       </w:pPr>
-      <w:bookmarkStart w:id="21" w:name="_Toc213867871"/>
-      <w:r>
-        <w:t>Prototipo navegable</w:t>
-      </w:r>
-      <w:bookmarkEnd w:id="21"/>
-    </w:p>
-    <w:p>
-      <w:r>
-        <w:t>Flujo de pantallas: Inicio/</w:t>
-      </w:r>
-      <w:proofErr w:type="spellStart"/>
-      <w:r>
-        <w:t>login</w:t>
-      </w:r>
-      <w:proofErr w:type="spellEnd"/>
-      <w:r>
-        <w:t>, Perfil de usuario, Selección de rutas por ciudades, Ruta, Misión/trivia, Resultados de la ruta.</w:t>
-      </w:r>
-    </w:p>
-    <w:p>
-      <w:r>
-        <w:t>(Pendiente capturas de pantallas)</w:t>
+      <w:bookmarkStart w:id="17" w:name="_Toc213873564"/>
+      <w:r>
+        <w:t>Plan de pruebas</w:t>
+      </w:r>
+      <w:bookmarkEnd w:id="17"/>
+    </w:p>
+    <w:p>
+      <w:pPr>
+        <w:jc w:val="both"/>
+        <w:rPr>
+          <w:rFonts w:ascii="Arial" w:hAnsi="Arial" w:cs="Arial"/>
+        </w:rPr>
+      </w:pPr>
+      <w:r>
+        <w:rPr>
+          <w:rFonts w:ascii="Arial" w:hAnsi="Arial" w:cs="Arial"/>
+        </w:rPr>
+        <w:t>Las pruebas pilotos son desarrolladas en la ciudad de Mérida.</w:t>
+      </w:r>
+    </w:p>
+    <w:p>
+      <w:pPr>
+        <w:jc w:val="both"/>
+        <w:rPr>
+          <w:rFonts w:ascii="Arial" w:hAnsi="Arial" w:cs="Arial"/>
+        </w:rPr>
+      </w:pPr>
+      <w:r>
+        <w:rPr>
+          <w:rFonts w:ascii="Arial" w:hAnsi="Arial" w:cs="Arial"/>
+        </w:rPr>
+        <w:t>(Video, capturas, enlaces)</w:t>
       </w:r>
     </w:p>
     <w:p>
@@ -6391,66 +6566,24 @@
           <w:numId w:val="2"/>
         </w:numPr>
       </w:pPr>
-      <w:bookmarkStart w:id="22" w:name="_Toc213867872"/>
+      <w:bookmarkStart w:id="18" w:name="_Toc213873565"/>
       <w:proofErr w:type="spellStart"/>
       <w:r>
-        <w:t>Guia</w:t>
+        <w:lastRenderedPageBreak/>
+        <w:t>KPIs</w:t>
       </w:r>
       <w:proofErr w:type="spellEnd"/>
       <w:r>
-        <w:t xml:space="preserve"> de diseño</w:t>
-      </w:r>
-      <w:bookmarkEnd w:id="22"/>
-    </w:p>
-    <w:p>
-      <w:pPr>
-        <w:pStyle w:val="Prrafodelista"/>
-        <w:numPr>
-          <w:ilvl w:val="0"/>
-          <w:numId w:val="11"/>
-        </w:numPr>
-      </w:pPr>
-      <w:r>
-        <w:t>Colores:</w:t>
-      </w:r>
-    </w:p>
-    <w:p>
-      <w:pPr>
-        <w:pStyle w:val="Prrafodelista"/>
-        <w:numPr>
-          <w:ilvl w:val="0"/>
-          <w:numId w:val="11"/>
-        </w:numPr>
-      </w:pPr>
-      <w:r>
-        <w:t xml:space="preserve">Tipografía: </w:t>
-      </w:r>
-    </w:p>
-    <w:p>
-      <w:pPr>
-        <w:pStyle w:val="Prrafodelista"/>
-        <w:numPr>
-          <w:ilvl w:val="0"/>
-          <w:numId w:val="11"/>
-        </w:numPr>
-      </w:pPr>
-      <w:r>
-        <w:t>Estilo visual:</w:t>
-      </w:r>
-    </w:p>
-    <w:p>
-      <w:pPr>
-        <w:pStyle w:val="Ttulo1"/>
-        <w:numPr>
-          <w:ilvl w:val="0"/>
-          <w:numId w:val="2"/>
-        </w:numPr>
-      </w:pPr>
-      <w:bookmarkStart w:id="23" w:name="_Toc213867873"/>
-      <w:r>
-        <w:t>Anexos</w:t>
-      </w:r>
-      <w:bookmarkEnd w:id="23"/>
+        <w:t xml:space="preserve"> iniciales</w:t>
+      </w:r>
+      <w:bookmarkEnd w:id="18"/>
+    </w:p>
+    <w:p>
+      <w:proofErr w:type="spellStart"/>
+      <w:r>
+        <w:t>asdasfasdf</w:t>
+      </w:r>
+      <w:proofErr w:type="spellEnd"/>
     </w:p>
     <w:p>
       <w:pPr>
@@ -6460,21 +6593,18 @@
           <w:numId w:val="2"/>
         </w:numPr>
       </w:pPr>
-      <w:bookmarkStart w:id="24" w:name="_Toc213867874"/>
-      <w:r>
-        <w:t>Plan de pruebas</w:t>
-      </w:r>
-      <w:bookmarkEnd w:id="24"/>
-    </w:p>
-    <w:p>
-      <w:r>
-        <w:t>Las pruebas pilotos son desarrolladas en la ciudad de Mérida.</w:t>
-      </w:r>
-    </w:p>
-    <w:p>
-      <w:r>
-        <w:t>(Video, capturas, enlaces)</w:t>
-      </w:r>
+      <w:bookmarkStart w:id="19" w:name="_Toc213873566"/>
+      <w:r>
+        <w:t>Enlaces y referencias de artefactos</w:t>
+      </w:r>
+      <w:bookmarkEnd w:id="19"/>
+    </w:p>
+    <w:p>
+      <w:proofErr w:type="spellStart"/>
+      <w:r>
+        <w:t>asdfasdf</w:t>
+      </w:r>
+      <w:proofErr w:type="spellEnd"/>
     </w:p>
     <w:p>
       <w:pPr>
@@ -6484,81 +6614,34 @@
           <w:numId w:val="2"/>
         </w:numPr>
       </w:pPr>
-      <w:bookmarkStart w:id="25" w:name="_Toc213867875"/>
+      <w:bookmarkStart w:id="20" w:name="_Toc213873567"/>
       <w:proofErr w:type="spellStart"/>
       <w:r>
-        <w:t>KPIs</w:t>
+        <w:t>Changelog</w:t>
       </w:r>
       <w:proofErr w:type="spellEnd"/>
       <w:r>
-        <w:t xml:space="preserve"> iniciales</w:t>
-      </w:r>
-      <w:bookmarkEnd w:id="25"/>
+        <w:t xml:space="preserve"> de E1</w:t>
+      </w:r>
+      <w:bookmarkEnd w:id="20"/>
     </w:p>
     <w:p>
       <w:proofErr w:type="spellStart"/>
       <w:r>
-        <w:t>asdasfasdf</w:t>
+        <w:t>asdfasdfa</w:t>
       </w:r>
       <w:proofErr w:type="spellEnd"/>
-    </w:p>
-    <w:p>
-      <w:pPr>
-        <w:pStyle w:val="Ttulo2"/>
-        <w:numPr>
-          <w:ilvl w:val="1"/>
-          <w:numId w:val="2"/>
-        </w:numPr>
-      </w:pPr>
-      <w:bookmarkStart w:id="26" w:name="_Toc213867876"/>
-      <w:r>
-        <w:t>Enlaces y referencias de artefactos</w:t>
-      </w:r>
-      <w:bookmarkEnd w:id="26"/>
-    </w:p>
-    <w:p>
-      <w:proofErr w:type="spellStart"/>
-      <w:r>
-        <w:t>asdfasdf</w:t>
-      </w:r>
-      <w:proofErr w:type="spellEnd"/>
-    </w:p>
-    <w:p>
-      <w:pPr>
-        <w:pStyle w:val="Ttulo2"/>
-        <w:numPr>
-          <w:ilvl w:val="1"/>
-          <w:numId w:val="2"/>
-        </w:numPr>
-      </w:pPr>
-      <w:bookmarkStart w:id="27" w:name="_Toc213867877"/>
-      <w:proofErr w:type="spellStart"/>
-      <w:r>
-        <w:t>Changelog</w:t>
-      </w:r>
-      <w:proofErr w:type="spellEnd"/>
-      <w:r>
-        <w:t xml:space="preserve"> de E1</w:t>
-      </w:r>
-      <w:bookmarkEnd w:id="27"/>
-    </w:p>
-    <w:p>
-      <w:proofErr w:type="spellStart"/>
-      <w:r>
-        <w:t>asdfasdfa</w:t>
-      </w:r>
-      <w:proofErr w:type="spellEnd"/>
       <w:r>
         <w:br/>
       </w:r>
     </w:p>
     <w:sectPr>
-      <w:headerReference w:type="even" r:id="rId24"/>
-      <w:headerReference w:type="default" r:id="rId25"/>
-      <w:footerReference w:type="even" r:id="rId26"/>
-      <w:footerReference w:type="default" r:id="rId27"/>
-      <w:headerReference w:type="first" r:id="rId28"/>
-      <w:footerReference w:type="first" r:id="rId29"/>
+      <w:headerReference w:type="even" r:id="rId21"/>
+      <w:headerReference w:type="default" r:id="rId22"/>
+      <w:footerReference w:type="even" r:id="rId23"/>
+      <w:footerReference w:type="default" r:id="rId24"/>
+      <w:headerReference w:type="first" r:id="rId25"/>
+      <w:footerReference w:type="first" r:id="rId26"/>
       <w:pgSz w:w="11906" w:h="16838"/>
       <w:pgMar w:top="1417" w:right="1701" w:bottom="1417" w:left="1701" w:header="708" w:footer="708" w:gutter="0"/>
       <w:pgNumType w:start="1"/>
@@ -6729,21 +6812,23 @@
               <w:lang w:val="en-US"/>
             </w:rPr>
           </w:pPr>
+          <w:proofErr w:type="spellStart"/>
           <w:r>
             <w:rPr>
               <w:sz w:val="20"/>
               <w:szCs w:val="20"/>
               <w:lang w:val="en-US"/>
             </w:rPr>
-            <w:t>Licencia Creative Commons CC BY-NC-SA 4.0</w:t>
+            <w:t>Licencia</w:t>
           </w:r>
+          <w:proofErr w:type="spellEnd"/>
           <w:r>
             <w:rPr>
               <w:sz w:val="20"/>
               <w:szCs w:val="20"/>
               <w:lang w:val="en-US"/>
             </w:rPr>
-            <w:t xml:space="preserve">                                      </w:t>
+            <w:t xml:space="preserve"> Creative Commons CC BY-NC-SA 4.0                                      </w:t>
           </w:r>
           <w:r>
             <w:rPr>
@@ -7400,13 +7485,7 @@
                               <w:rFonts w:ascii="Calibri" w:hAnsi="Calibri"/>
                             </w:rPr>
                             <w:tab/>
-                            <w:t xml:space="preserve">                 </w:t>
-                          </w:r>
-                          <w:r>
-                            <w:rPr>
-                              <w:rFonts w:ascii="Calibri" w:hAnsi="Calibri"/>
-                            </w:rPr>
-                            <w:t>Tutor/a: María Mercedes Martínez Fragoso</w:t>
+                            <w:t xml:space="preserve">                 Tutor/a: María Mercedes Martínez Fragoso</w:t>
                           </w:r>
                         </w:p>
                         <w:p>
@@ -7426,10 +7505,7 @@
                           </w:r>
                           <w:proofErr w:type="spellEnd"/>
                           <w:r>
-                            <w:t xml:space="preserve">       </w:t>
-                          </w:r>
-                          <w:r>
-                            <w:t>2º DAM</w:t>
+                            <w:t xml:space="preserve">       2º DAM</w:t>
                           </w:r>
                         </w:p>
                         <w:p/>
@@ -7480,13 +7556,7 @@
                         <w:rFonts w:ascii="Calibri" w:hAnsi="Calibri"/>
                       </w:rPr>
                       <w:tab/>
-                      <w:t xml:space="preserve">                 </w:t>
-                    </w:r>
-                    <w:r>
-                      <w:rPr>
-                        <w:rFonts w:ascii="Calibri" w:hAnsi="Calibri"/>
-                      </w:rPr>
-                      <w:t>Tutor/a: María Mercedes Martínez Fragoso</w:t>
+                      <w:t xml:space="preserve">                 Tutor/a: María Mercedes Martínez Fragoso</w:t>
                     </w:r>
                   </w:p>
                   <w:p>
@@ -7506,10 +7576,7 @@
                     </w:r>
                     <w:proofErr w:type="spellEnd"/>
                     <w:r>
-                      <w:t xml:space="preserve">       </w:t>
-                    </w:r>
-                    <w:r>
-                      <w:t>2º DAM</w:t>
+                      <w:t xml:space="preserve">       2º DAM</w:t>
                     </w:r>
                   </w:p>
                   <w:p/>

--- a/docs/Proyecto_RuteX_GO.docx
+++ b/docs/Proyecto_RuteX_GO.docx
@@ -2572,13 +2572,7 @@
         <w:rPr>
           <w:rFonts w:ascii="Arial" w:hAnsi="Arial" w:cs="Arial"/>
         </w:rPr>
-        <w:t>usaremos</w:t>
-      </w:r>
-      <w:r>
-        <w:rPr>
-          <w:rFonts w:ascii="Arial" w:hAnsi="Arial" w:cs="Arial"/>
-        </w:rPr>
-        <w:t xml:space="preserve"> </w:t>
+        <w:t xml:space="preserve">usaremos </w:t>
       </w:r>
       <w:r>
         <w:rPr>
@@ -2735,19 +2729,7 @@
         <w:rPr>
           <w:rFonts w:ascii="Arial" w:hAnsi="Arial" w:cs="Arial"/>
         </w:rPr>
-        <w:t xml:space="preserve">sta </w:t>
-      </w:r>
-      <w:r>
-        <w:rPr>
-          <w:rFonts w:ascii="Arial" w:hAnsi="Arial" w:cs="Arial"/>
-        </w:rPr>
-        <w:t>aplicación</w:t>
-      </w:r>
-      <w:r>
-        <w:rPr>
-          <w:rFonts w:ascii="Arial" w:hAnsi="Arial" w:cs="Arial"/>
-        </w:rPr>
-        <w:t xml:space="preserve"> </w:t>
+        <w:t xml:space="preserve">sta aplicación </w:t>
       </w:r>
       <w:r>
         <w:rPr>
@@ -2879,13 +2861,7 @@
         <w:rPr>
           <w:rFonts w:ascii="Arial" w:hAnsi="Arial" w:cs="Arial"/>
         </w:rPr>
-        <w:t>Además,</w:t>
-      </w:r>
-      <w:r>
-        <w:rPr>
-          <w:rFonts w:ascii="Arial" w:hAnsi="Arial" w:cs="Arial"/>
-        </w:rPr>
-        <w:t xml:space="preserve"> en un futuro queremos tener </w:t>
+        <w:t xml:space="preserve">Además, en un futuro queremos tener </w:t>
       </w:r>
       <w:r>
         <w:rPr>
@@ -5082,13 +5058,27 @@
           <w:b/>
           <w:bCs/>
         </w:rPr>
-        <w:t>HU-001</w:t>
-      </w:r>
-      <w:r>
-        <w:rPr>
-          <w:rFonts w:ascii="Arial" w:hAnsi="Arial" w:cs="Arial"/>
-        </w:rPr>
-        <w:t>: Gamificación</w:t>
+        <w:t>HU-0</w:t>
+      </w:r>
+      <w:r>
+        <w:rPr>
+          <w:rFonts w:ascii="Arial" w:hAnsi="Arial" w:cs="Arial"/>
+          <w:b/>
+          <w:bCs/>
+        </w:rPr>
+        <w:t>11</w:t>
+      </w:r>
+      <w:r>
+        <w:rPr>
+          <w:rFonts w:ascii="Arial" w:hAnsi="Arial" w:cs="Arial"/>
+        </w:rPr>
+        <w:t xml:space="preserve">: </w:t>
+      </w:r>
+      <w:r>
+        <w:rPr>
+          <w:rFonts w:ascii="Arial" w:hAnsi="Arial" w:cs="Arial"/>
+        </w:rPr>
+        <w:t>Optimización del tiempo de respuesta</w:t>
       </w:r>
     </w:p>
     <w:p>
@@ -5103,7 +5093,7 @@
         <w:rPr>
           <w:rFonts w:ascii="Arial" w:hAnsi="Arial" w:cs="Arial"/>
         </w:rPr>
-        <w:t xml:space="preserve"> como usuario quiero que la aplicación sea sencilla de usar a la vez que divertida. </w:t>
+        <w:t>Como persona usuaria, quiero que las acciones principales de la aplicación respondan en menos de 300 ms, para sentir que la interfaz reacciona de forma inmediata y fluida.</w:t>
       </w:r>
     </w:p>
     <w:p>
@@ -5133,14 +5123,44 @@
           <w:b/>
           <w:bCs/>
         </w:rPr>
-        <w:t>HU-002</w:t>
-      </w:r>
-      <w:r>
-        <w:rPr>
-          <w:rFonts w:ascii="Arial" w:hAnsi="Arial" w:cs="Arial"/>
-        </w:rPr>
-        <w:t>: Registro y acceso</w:t>
-      </w:r>
+        <w:t>HU-0</w:t>
+      </w:r>
+      <w:r>
+        <w:rPr>
+          <w:rFonts w:ascii="Arial" w:hAnsi="Arial" w:cs="Arial"/>
+          <w:b/>
+          <w:bCs/>
+        </w:rPr>
+        <w:t>1</w:t>
+      </w:r>
+      <w:r>
+        <w:rPr>
+          <w:rFonts w:ascii="Arial" w:hAnsi="Arial" w:cs="Arial"/>
+          <w:b/>
+          <w:bCs/>
+        </w:rPr>
+        <w:t>2</w:t>
+      </w:r>
+      <w:r>
+        <w:rPr>
+          <w:rFonts w:ascii="Arial" w:hAnsi="Arial" w:cs="Arial"/>
+        </w:rPr>
+        <w:t xml:space="preserve">: </w:t>
+      </w:r>
+      <w:r>
+        <w:rPr>
+          <w:rFonts w:ascii="Arial" w:hAnsi="Arial" w:cs="Arial"/>
+        </w:rPr>
+        <w:t xml:space="preserve">Autenticación segura con </w:t>
+      </w:r>
+      <w:proofErr w:type="spellStart"/>
+      <w:r>
+        <w:rPr>
+          <w:rFonts w:ascii="Arial" w:hAnsi="Arial" w:cs="Arial"/>
+        </w:rPr>
+        <w:t>Firebase</w:t>
+      </w:r>
+      <w:proofErr w:type="spellEnd"/>
     </w:p>
     <w:p>
       <w:pPr>
@@ -5154,19 +5174,35 @@
         <w:rPr>
           <w:rFonts w:ascii="Arial" w:hAnsi="Arial" w:cs="Arial"/>
         </w:rPr>
-        <w:t xml:space="preserve">Como programador quiero poder hacer que la </w:t>
-      </w:r>
-      <w:r>
-        <w:rPr>
-          <w:rFonts w:ascii="Arial" w:hAnsi="Arial" w:cs="Arial"/>
-        </w:rPr>
-        <w:t>gente se</w:t>
-      </w:r>
-      <w:r>
-        <w:rPr>
-          <w:rFonts w:ascii="Arial" w:hAnsi="Arial" w:cs="Arial"/>
-        </w:rPr>
-        <w:t xml:space="preserve"> registre para luego acceder a tu cuenta.</w:t>
+        <w:t xml:space="preserve">Como persona usuaria, quiero poder autenticarme mediante </w:t>
+      </w:r>
+      <w:proofErr w:type="spellStart"/>
+      <w:r>
+        <w:rPr>
+          <w:rFonts w:ascii="Arial" w:hAnsi="Arial" w:cs="Arial"/>
+        </w:rPr>
+        <w:t>Firebase</w:t>
+      </w:r>
+      <w:proofErr w:type="spellEnd"/>
+      <w:r>
+        <w:rPr>
+          <w:rFonts w:ascii="Arial" w:hAnsi="Arial" w:cs="Arial"/>
+        </w:rPr>
+        <w:t xml:space="preserve"> </w:t>
+      </w:r>
+      <w:proofErr w:type="spellStart"/>
+      <w:r>
+        <w:rPr>
+          <w:rFonts w:ascii="Arial" w:hAnsi="Arial" w:cs="Arial"/>
+        </w:rPr>
+        <w:t>Authentication</w:t>
+      </w:r>
+      <w:proofErr w:type="spellEnd"/>
+      <w:r>
+        <w:rPr>
+          <w:rFonts w:ascii="Arial" w:hAnsi="Arial" w:cs="Arial"/>
+        </w:rPr>
+        <w:t>, para asegurar que mis datos personales estén protegidos y sean accesibles solo por mí.</w:t>
       </w:r>
     </w:p>
     <w:p>
@@ -5196,13 +5232,35 @@
           <w:b/>
           <w:bCs/>
         </w:rPr>
-        <w:t>HU-003</w:t>
-      </w:r>
-      <w:r>
-        <w:rPr>
-          <w:rFonts w:ascii="Arial" w:hAnsi="Arial" w:cs="Arial"/>
-        </w:rPr>
-        <w:t>: Administración de rutas</w:t>
+        <w:t>HU-0</w:t>
+      </w:r>
+      <w:r>
+        <w:rPr>
+          <w:rFonts w:ascii="Arial" w:hAnsi="Arial" w:cs="Arial"/>
+          <w:b/>
+          <w:bCs/>
+        </w:rPr>
+        <w:t>1</w:t>
+      </w:r>
+      <w:r>
+        <w:rPr>
+          <w:rFonts w:ascii="Arial" w:hAnsi="Arial" w:cs="Arial"/>
+          <w:b/>
+          <w:bCs/>
+        </w:rPr>
+        <w:t>3</w:t>
+      </w:r>
+      <w:r>
+        <w:rPr>
+          <w:rFonts w:ascii="Arial" w:hAnsi="Arial" w:cs="Arial"/>
+        </w:rPr>
+        <w:t xml:space="preserve">: </w:t>
+      </w:r>
+      <w:r>
+        <w:rPr>
+          <w:rFonts w:ascii="Arial" w:hAnsi="Arial" w:cs="Arial"/>
+        </w:rPr>
+        <w:t>Interfaz intuitiva y homogénea</w:t>
       </w:r>
     </w:p>
     <w:p>
@@ -5217,19 +5275,7 @@
         <w:rPr>
           <w:rFonts w:ascii="Arial" w:hAnsi="Arial" w:cs="Arial"/>
         </w:rPr>
-        <w:t xml:space="preserve">como administrador quiero poder añadir nuevas rutas, necesito una forma para </w:t>
-      </w:r>
-      <w:r>
-        <w:rPr>
-          <w:rFonts w:ascii="Arial" w:hAnsi="Arial" w:cs="Arial"/>
-        </w:rPr>
-        <w:t>poder</w:t>
-      </w:r>
-      <w:r>
-        <w:rPr>
-          <w:rFonts w:ascii="Arial" w:hAnsi="Arial" w:cs="Arial"/>
-        </w:rPr>
-        <w:t xml:space="preserve"> añadir nuevas rutas y poder modificar la información si fuese necesario.</w:t>
+        <w:t>Como persona usuaria, quiero una interfaz coherente y ligera, para navegar fácilmente sin confusión visual ni sobrecarga cognitiva.</w:t>
       </w:r>
     </w:p>
     <w:p>
@@ -5259,13 +5305,35 @@
           <w:b/>
           <w:bCs/>
         </w:rPr>
-        <w:t>HU-004</w:t>
-      </w:r>
-      <w:r>
-        <w:rPr>
-          <w:rFonts w:ascii="Arial" w:hAnsi="Arial" w:cs="Arial"/>
-        </w:rPr>
-        <w:t xml:space="preserve">: Historias sobre los monumentos </w:t>
+        <w:t>HU-0</w:t>
+      </w:r>
+      <w:r>
+        <w:rPr>
+          <w:rFonts w:ascii="Arial" w:hAnsi="Arial" w:cs="Arial"/>
+          <w:b/>
+          <w:bCs/>
+        </w:rPr>
+        <w:t>1</w:t>
+      </w:r>
+      <w:r>
+        <w:rPr>
+          <w:rFonts w:ascii="Arial" w:hAnsi="Arial" w:cs="Arial"/>
+          <w:b/>
+          <w:bCs/>
+        </w:rPr>
+        <w:t>4</w:t>
+      </w:r>
+      <w:r>
+        <w:rPr>
+          <w:rFonts w:ascii="Arial" w:hAnsi="Arial" w:cs="Arial"/>
+        </w:rPr>
+        <w:t xml:space="preserve">: </w:t>
+      </w:r>
+      <w:r>
+        <w:rPr>
+          <w:rFonts w:ascii="Arial" w:hAnsi="Arial" w:cs="Arial"/>
+        </w:rPr>
+        <w:t>Revisión de código en GitHub</w:t>
       </w:r>
     </w:p>
     <w:p>
@@ -5280,22 +5348,7 @@
         <w:rPr>
           <w:rFonts w:ascii="Arial" w:hAnsi="Arial" w:cs="Arial"/>
         </w:rPr>
-        <w:t>como usuario quiero poder saber lo que estoy viendo y divertirme</w:t>
-      </w:r>
-    </w:p>
-    <w:p>
-      <w:pPr>
-        <w:pStyle w:val="Prrafodelista"/>
-        <w:jc w:val="both"/>
-        <w:rPr>
-          <w:rFonts w:ascii="Arial" w:hAnsi="Arial" w:cs="Arial"/>
-        </w:rPr>
-      </w:pPr>
-      <w:r>
-        <w:rPr>
-          <w:rFonts w:ascii="Arial" w:hAnsi="Arial" w:cs="Arial"/>
-        </w:rPr>
-        <w:t>cuando visito un monumento quiero tener alguna forma se saber lo que estoy viendo y si puede ser que sea divertida.</w:t>
+        <w:t>Como desarrollador, quiero que cada cambio de código pase por revisión en GitHub, para garantizar la calidad, trazabilidad y mantenimiento del proyecto.</w:t>
       </w:r>
     </w:p>
     <w:p>
@@ -5325,56 +5378,49 @@
           <w:b/>
           <w:bCs/>
         </w:rPr>
-        <w:t>HU-005</w:t>
-      </w:r>
-      <w:r>
-        <w:rPr>
-          <w:rFonts w:ascii="Arial" w:hAnsi="Arial" w:cs="Arial"/>
-        </w:rPr>
-        <w:t>: Colores que recuerden la comunidad autónoma</w:t>
+        <w:t>HU-0</w:t>
+      </w:r>
+      <w:r>
+        <w:rPr>
+          <w:rFonts w:ascii="Arial" w:hAnsi="Arial" w:cs="Arial"/>
+          <w:b/>
+          <w:bCs/>
+        </w:rPr>
+        <w:t>1</w:t>
+      </w:r>
+      <w:r>
+        <w:rPr>
+          <w:rFonts w:ascii="Arial" w:hAnsi="Arial" w:cs="Arial"/>
+          <w:b/>
+          <w:bCs/>
+        </w:rPr>
+        <w:t>5</w:t>
+      </w:r>
+      <w:r>
+        <w:rPr>
+          <w:rFonts w:ascii="Arial" w:hAnsi="Arial" w:cs="Arial"/>
+        </w:rPr>
+        <w:t xml:space="preserve">: </w:t>
+      </w:r>
+      <w:r>
+        <w:rPr>
+          <w:rFonts w:ascii="Arial" w:hAnsi="Arial" w:cs="Arial"/>
+        </w:rPr>
+        <w:t>Verificación y pruebas automatizadas</w:t>
       </w:r>
     </w:p>
     <w:p>
       <w:pPr>
         <w:pStyle w:val="Prrafodelista"/>
-        <w:jc w:val="both"/>
-        <w:rPr>
-          <w:rFonts w:ascii="Arial" w:hAnsi="Arial" w:cs="Arial"/>
-        </w:rPr>
-      </w:pPr>
-      <w:r>
-        <w:rPr>
-          <w:rFonts w:ascii="Arial" w:hAnsi="Arial" w:cs="Arial"/>
-        </w:rPr>
-        <w:t xml:space="preserve">como desarrollador de </w:t>
-      </w:r>
-      <w:proofErr w:type="spellStart"/>
-      <w:r>
-        <w:rPr>
-          <w:rFonts w:ascii="Arial" w:hAnsi="Arial" w:cs="Arial"/>
-        </w:rPr>
-        <w:t>ux</w:t>
-      </w:r>
-      <w:proofErr w:type="spellEnd"/>
-      <w:r>
-        <w:rPr>
-          <w:rFonts w:ascii="Arial" w:hAnsi="Arial" w:cs="Arial"/>
-        </w:rPr>
-        <w:t>/</w:t>
-      </w:r>
-      <w:proofErr w:type="spellStart"/>
-      <w:r>
-        <w:rPr>
-          <w:rFonts w:ascii="Arial" w:hAnsi="Arial" w:cs="Arial"/>
-        </w:rPr>
-        <w:t>ui</w:t>
-      </w:r>
-      <w:proofErr w:type="spellEnd"/>
-      <w:r>
-        <w:rPr>
-          <w:rFonts w:ascii="Arial" w:hAnsi="Arial" w:cs="Arial"/>
-        </w:rPr>
-        <w:t xml:space="preserve"> quiero que la aplicación nos recuerde que estamos en Extremadura. </w:t>
+        <w:rPr>
+          <w:rFonts w:ascii="Arial" w:hAnsi="Arial" w:cs="Arial"/>
+        </w:rPr>
+      </w:pPr>
+      <w:r>
+        <w:rPr>
+          <w:rFonts w:ascii="Arial" w:hAnsi="Arial" w:cs="Arial"/>
+        </w:rPr>
+        <w:t>Como equipo técnico, queremos ejecutar pruebas automatizadas y de rendimiento, para garantizar la robustez y estabilidad de la aplicación antes del despliegue.</w:t>
       </w:r>
     </w:p>
     <w:p>
@@ -5595,7 +5641,178 @@
       </w:r>
       <w:bookmarkEnd w:id="8"/>
     </w:p>
-    <w:p/>
+    <w:p>
+      <w:pPr>
+        <w:keepNext/>
+        <w:jc w:val="center"/>
+      </w:pPr>
+      <w:r>
+        <w:rPr>
+          <w:noProof/>
+        </w:rPr>
+        <w:drawing>
+          <wp:inline distT="0" distB="0" distL="0" distR="0" wp14:anchorId="10C68B45" wp14:editId="773060B7">
+            <wp:extent cx="3903345" cy="6578600"/>
+            <wp:effectExtent l="0" t="0" r="1905" b="0"/>
+            <wp:docPr id="2096386431" name="Imagen 11"/>
+            <wp:cNvGraphicFramePr>
+              <a:graphicFrameLocks xmlns:a="http://schemas.openxmlformats.org/drawingml/2006/main" noChangeAspect="1"/>
+            </wp:cNvGraphicFramePr>
+            <a:graphic xmlns:a="http://schemas.openxmlformats.org/drawingml/2006/main">
+              <a:graphicData uri="http://schemas.openxmlformats.org/drawingml/2006/picture">
+                <pic:pic xmlns:pic="http://schemas.openxmlformats.org/drawingml/2006/picture">
+                  <pic:nvPicPr>
+                    <pic:cNvPr id="0" name="Picture 1"/>
+                    <pic:cNvPicPr>
+                      <a:picLocks noChangeAspect="1" noChangeArrowheads="1"/>
+                    </pic:cNvPicPr>
+                  </pic:nvPicPr>
+                  <pic:blipFill>
+                    <a:blip r:embed="rId21">
+                      <a:extLst>
+                        <a:ext uri="{28A0092B-C50C-407E-A947-70E740481C1C}">
+                          <a14:useLocalDpi xmlns:a14="http://schemas.microsoft.com/office/drawing/2010/main" val="0"/>
+                        </a:ext>
+                      </a:extLst>
+                    </a:blip>
+                    <a:srcRect/>
+                    <a:stretch>
+                      <a:fillRect/>
+                    </a:stretch>
+                  </pic:blipFill>
+                  <pic:spPr bwMode="auto">
+                    <a:xfrm>
+                      <a:off x="0" y="0"/>
+                      <a:ext cx="3903345" cy="6578600"/>
+                    </a:xfrm>
+                    <a:prstGeom prst="rect">
+                      <a:avLst/>
+                    </a:prstGeom>
+                    <a:noFill/>
+                    <a:ln>
+                      <a:noFill/>
+                    </a:ln>
+                  </pic:spPr>
+                </pic:pic>
+              </a:graphicData>
+            </a:graphic>
+          </wp:inline>
+        </w:drawing>
+      </w:r>
+    </w:p>
+    <w:p>
+      <w:pPr>
+        <w:pStyle w:val="Descripcin"/>
+        <w:jc w:val="center"/>
+      </w:pPr>
+      <w:r>
+        <w:t xml:space="preserve">Ilustración </w:t>
+      </w:r>
+      <w:fldSimple w:instr=" SEQ Ilustración \* ARABIC ">
+        <w:r>
+          <w:rPr>
+            <w:noProof/>
+          </w:rPr>
+          <w:t>1</w:t>
+        </w:r>
+      </w:fldSimple>
+      <w:r>
+        <w:t>: Diagrama C1(Contexto)</w:t>
+      </w:r>
+    </w:p>
+    <w:p>
+      <w:pPr>
+        <w:pStyle w:val="Descripcin"/>
+        <w:jc w:val="center"/>
+      </w:pPr>
+    </w:p>
+    <w:p>
+      <w:pPr>
+        <w:pStyle w:val="Descripcin"/>
+        <w:jc w:val="center"/>
+      </w:pPr>
+    </w:p>
+    <w:p>
+      <w:pPr>
+        <w:pStyle w:val="Descripcin"/>
+        <w:keepNext/>
+        <w:jc w:val="center"/>
+      </w:pPr>
+      <w:r>
+        <w:rPr>
+          <w:noProof/>
+        </w:rPr>
+        <w:lastRenderedPageBreak/>
+        <w:drawing>
+          <wp:inline distT="0" distB="0" distL="0" distR="0" wp14:anchorId="59F3ADE7" wp14:editId="22192273">
+            <wp:extent cx="3335655" cy="7916545"/>
+            <wp:effectExtent l="0" t="0" r="0" b="8255"/>
+            <wp:docPr id="1331709124" name="Imagen 12"/>
+            <wp:cNvGraphicFramePr>
+              <a:graphicFrameLocks xmlns:a="http://schemas.openxmlformats.org/drawingml/2006/main" noChangeAspect="1"/>
+            </wp:cNvGraphicFramePr>
+            <a:graphic xmlns:a="http://schemas.openxmlformats.org/drawingml/2006/main">
+              <a:graphicData uri="http://schemas.openxmlformats.org/drawingml/2006/picture">
+                <pic:pic xmlns:pic="http://schemas.openxmlformats.org/drawingml/2006/picture">
+                  <pic:nvPicPr>
+                    <pic:cNvPr id="0" name="Picture 3"/>
+                    <pic:cNvPicPr>
+                      <a:picLocks noChangeAspect="1" noChangeArrowheads="1"/>
+                    </pic:cNvPicPr>
+                  </pic:nvPicPr>
+                  <pic:blipFill>
+                    <a:blip r:embed="rId22">
+                      <a:extLst>
+                        <a:ext uri="{28A0092B-C50C-407E-A947-70E740481C1C}">
+                          <a14:useLocalDpi xmlns:a14="http://schemas.microsoft.com/office/drawing/2010/main" val="0"/>
+                        </a:ext>
+                      </a:extLst>
+                    </a:blip>
+                    <a:srcRect/>
+                    <a:stretch>
+                      <a:fillRect/>
+                    </a:stretch>
+                  </pic:blipFill>
+                  <pic:spPr bwMode="auto">
+                    <a:xfrm>
+                      <a:off x="0" y="0"/>
+                      <a:ext cx="3335655" cy="7916545"/>
+                    </a:xfrm>
+                    <a:prstGeom prst="rect">
+                      <a:avLst/>
+                    </a:prstGeom>
+                    <a:noFill/>
+                    <a:ln>
+                      <a:noFill/>
+                    </a:ln>
+                  </pic:spPr>
+                </pic:pic>
+              </a:graphicData>
+            </a:graphic>
+          </wp:inline>
+        </w:drawing>
+      </w:r>
+    </w:p>
+    <w:p>
+      <w:pPr>
+        <w:pStyle w:val="Descripcin"/>
+        <w:jc w:val="center"/>
+      </w:pPr>
+      <w:r>
+        <w:t xml:space="preserve">Ilustración </w:t>
+      </w:r>
+      <w:fldSimple w:instr=" SEQ Ilustración \* ARABIC ">
+        <w:r>
+          <w:rPr>
+            <w:noProof/>
+          </w:rPr>
+          <w:t>2</w:t>
+        </w:r>
+      </w:fldSimple>
+      <w:r>
+        <w:t>: Diagrama C2 (Contenedores)</w:t>
+      </w:r>
+    </w:p>
     <w:p>
       <w:pPr>
         <w:pStyle w:val="Ttulo2"/>
@@ -5606,6 +5823,7 @@
       </w:pPr>
       <w:bookmarkStart w:id="9" w:name="_Toc213873556"/>
       <w:r>
+        <w:lastRenderedPageBreak/>
         <w:t>Decisiones de arquitectura (ADR)</w:t>
       </w:r>
       <w:bookmarkEnd w:id="9"/>
@@ -6134,7 +6352,6 @@
           <w:b/>
           <w:bCs/>
         </w:rPr>
-        <w:lastRenderedPageBreak/>
         <w:t>NFR-004</w:t>
       </w:r>
       <w:r>
@@ -6189,6 +6406,7 @@
           <w:b/>
           <w:bCs/>
         </w:rPr>
+        <w:lastRenderedPageBreak/>
         <w:t>NFR-005</w:t>
       </w:r>
       <w:r>
@@ -6569,7 +6787,6 @@
       <w:bookmarkStart w:id="18" w:name="_Toc213873565"/>
       <w:proofErr w:type="spellStart"/>
       <w:r>
-        <w:lastRenderedPageBreak/>
         <w:t>KPIs</w:t>
       </w:r>
       <w:proofErr w:type="spellEnd"/>
@@ -6595,6 +6812,7 @@
       </w:pPr>
       <w:bookmarkStart w:id="19" w:name="_Toc213873566"/>
       <w:r>
+        <w:lastRenderedPageBreak/>
         <w:t>Enlaces y referencias de artefactos</w:t>
       </w:r>
       <w:bookmarkEnd w:id="19"/>
@@ -6636,12 +6854,12 @@
       </w:r>
     </w:p>
     <w:sectPr>
-      <w:headerReference w:type="even" r:id="rId21"/>
-      <w:headerReference w:type="default" r:id="rId22"/>
-      <w:footerReference w:type="even" r:id="rId23"/>
-      <w:footerReference w:type="default" r:id="rId24"/>
-      <w:headerReference w:type="first" r:id="rId25"/>
-      <w:footerReference w:type="first" r:id="rId26"/>
+      <w:headerReference w:type="even" r:id="rId23"/>
+      <w:headerReference w:type="default" r:id="rId24"/>
+      <w:footerReference w:type="even" r:id="rId25"/>
+      <w:footerReference w:type="default" r:id="rId26"/>
+      <w:headerReference w:type="first" r:id="rId27"/>
+      <w:footerReference w:type="first" r:id="rId28"/>
       <w:pgSz w:w="11906" w:h="16838"/>
       <w:pgMar w:top="1417" w:right="1701" w:bottom="1417" w:left="1701" w:header="708" w:footer="708" w:gutter="0"/>
       <w:pgNumType w:start="1"/>
@@ -6861,6 +7079,9 @@
   <w:p>
     <w:pPr>
       <w:pStyle w:val="Piedepgina"/>
+      <w:rPr>
+        <w:lang w:val="en-US"/>
+      </w:rPr>
     </w:pPr>
   </w:p>
 </w:ftr>
@@ -12648,7 +12869,6 @@
   <w:style w:type="character" w:default="1" w:styleId="Fuentedeprrafopredeter">
     <w:name w:val="Default Paragraph Font"/>
     <w:uiPriority w:val="1"/>
-    <w:semiHidden/>
     <w:unhideWhenUsed/>
   </w:style>
   <w:style w:type="table" w:default="1" w:styleId="Tablanormal">

--- a/docs/Proyecto_RuteX_GO.docx
+++ b/docs/Proyecto_RuteX_GO.docx
@@ -109,9 +109,12 @@
     <w:p>
       <w:pPr>
         <w:sectPr>
-          <w:headerReference w:type="default" r:id="rId9"/>
-          <w:footerReference w:type="default" r:id="rId10"/>
-          <w:headerReference w:type="first" r:id="rId11"/>
+          <w:headerReference w:type="even" r:id="rId9"/>
+          <w:headerReference w:type="default" r:id="rId10"/>
+          <w:footerReference w:type="even" r:id="rId11"/>
+          <w:footerReference w:type="default" r:id="rId12"/>
+          <w:headerReference w:type="first" r:id="rId13"/>
+          <w:footerReference w:type="first" r:id="rId14"/>
           <w:pgSz w:w="11906" w:h="16838"/>
           <w:pgMar w:top="1417" w:right="1701" w:bottom="1417" w:left="1701" w:header="708" w:footer="41" w:gutter="0"/>
           <w:cols w:space="720"/>
@@ -2566,7 +2569,21 @@
         <w:rPr>
           <w:rFonts w:ascii="Arial" w:hAnsi="Arial" w:cs="Arial"/>
         </w:rPr>
-        <w:t xml:space="preserve">/Kotlin, </w:t>
+        <w:t>/</w:t>
+      </w:r>
+      <w:proofErr w:type="spellStart"/>
+      <w:r>
+        <w:rPr>
+          <w:rFonts w:ascii="Arial" w:hAnsi="Arial" w:cs="Arial"/>
+        </w:rPr>
+        <w:t>Kotlin</w:t>
+      </w:r>
+      <w:proofErr w:type="spellEnd"/>
+      <w:r>
+        <w:rPr>
+          <w:rFonts w:ascii="Arial" w:hAnsi="Arial" w:cs="Arial"/>
+        </w:rPr>
+        <w:t xml:space="preserve">, </w:t>
       </w:r>
       <w:r>
         <w:rPr>
@@ -3112,7 +3129,7 @@
                 <w:szCs w:val="20"/>
               </w:rPr>
             </w:pPr>
-            <w:hyperlink r:id="rId12">
+            <w:hyperlink r:id="rId15">
               <w:r>
                 <w:rPr>
                   <w:rStyle w:val="Hipervnculo"/>
@@ -3366,7 +3383,7 @@
                 <w:szCs w:val="20"/>
               </w:rPr>
             </w:pPr>
-            <w:hyperlink r:id="rId13">
+            <w:hyperlink r:id="rId16">
               <w:r>
                 <w:rPr>
                   <w:rStyle w:val="Hipervnculo"/>
@@ -3595,7 +3612,7 @@
                 <w:szCs w:val="20"/>
               </w:rPr>
             </w:pPr>
-            <w:hyperlink r:id="rId14">
+            <w:hyperlink r:id="rId17">
               <w:r>
                 <w:rPr>
                   <w:rStyle w:val="Hipervnculo"/>
@@ -3814,7 +3831,7 @@
                 <w:szCs w:val="20"/>
               </w:rPr>
             </w:pPr>
-            <w:hyperlink r:id="rId15">
+            <w:hyperlink r:id="rId18">
               <w:r>
                 <w:rPr>
                   <w:rStyle w:val="Hipervnculo"/>
@@ -4233,7 +4250,7 @@
                           </pic:cNvPicPr>
                         </pic:nvPicPr>
                         <pic:blipFill>
-                          <a:blip r:embed="rId16">
+                          <a:blip r:embed="rId19">
                             <a:extLst>
                               <a:ext uri="{28A0092B-C50C-407E-A947-70E740481C1C}">
                                 <a14:useLocalDpi xmlns:a14="http://schemas.microsoft.com/office/drawing/2010/main" val="0"/>
@@ -4469,7 +4486,7 @@
                           </pic:cNvPicPr>
                         </pic:nvPicPr>
                         <pic:blipFill>
-                          <a:blip r:embed="rId17" cstate="print">
+                          <a:blip r:embed="rId20" cstate="print">
                             <a:extLst>
                               <a:ext uri="{28A0092B-C50C-407E-A947-70E740481C1C}">
                                 <a14:useLocalDpi xmlns:a14="http://schemas.microsoft.com/office/drawing/2010/main" val="0"/>
@@ -4636,7 +4653,7 @@
                           </pic:cNvPicPr>
                         </pic:nvPicPr>
                         <pic:blipFill>
-                          <a:blip r:embed="rId18">
+                          <a:blip r:embed="rId21">
                             <a:extLst>
                               <a:ext uri="{28A0092B-C50C-407E-A947-70E740481C1C}">
                                 <a14:useLocalDpi xmlns:a14="http://schemas.microsoft.com/office/drawing/2010/main" val="0"/>
@@ -4787,7 +4804,7 @@
                           </pic:cNvPicPr>
                         </pic:nvPicPr>
                         <pic:blipFill>
-                          <a:blip r:embed="rId19">
+                          <a:blip r:embed="rId22">
                             <a:extLst>
                               <a:ext uri="{28A0092B-C50C-407E-A947-70E740481C1C}">
                                 <a14:useLocalDpi xmlns:a14="http://schemas.microsoft.com/office/drawing/2010/main" val="0"/>
@@ -4949,7 +4966,7 @@
                           </pic:cNvPicPr>
                         </pic:nvPicPr>
                         <pic:blipFill>
-                          <a:blip r:embed="rId20" cstate="print">
+                          <a:blip r:embed="rId23" cstate="print">
                             <a:extLst>
                               <a:ext uri="{28A0092B-C50C-407E-A947-70E740481C1C}">
                                 <a14:useLocalDpi xmlns:a14="http://schemas.microsoft.com/office/drawing/2010/main" val="0"/>
@@ -5668,7 +5685,7 @@
                     </pic:cNvPicPr>
                   </pic:nvPicPr>
                   <pic:blipFill>
-                    <a:blip r:embed="rId21">
+                    <a:blip r:embed="rId24">
                       <a:extLst>
                         <a:ext uri="{28A0092B-C50C-407E-A947-70E740481C1C}">
                           <a14:useLocalDpi xmlns:a14="http://schemas.microsoft.com/office/drawing/2010/main" val="0"/>
@@ -5761,7 +5778,7 @@
                     </pic:cNvPicPr>
                   </pic:nvPicPr>
                   <pic:blipFill>
-                    <a:blip r:embed="rId22">
+                    <a:blip r:embed="rId25">
                       <a:extLst>
                         <a:ext uri="{28A0092B-C50C-407E-A947-70E740481C1C}">
                           <a14:useLocalDpi xmlns:a14="http://schemas.microsoft.com/office/drawing/2010/main" val="0"/>
@@ -5919,7 +5936,21 @@
         <w:rPr>
           <w:rFonts w:ascii="Arial" w:hAnsi="Arial" w:cs="Arial"/>
         </w:rPr>
-        <w:t xml:space="preserve">/kotlin como </w:t>
+        <w:t>/</w:t>
+      </w:r>
+      <w:proofErr w:type="spellStart"/>
+      <w:r>
+        <w:rPr>
+          <w:rFonts w:ascii="Arial" w:hAnsi="Arial" w:cs="Arial"/>
+        </w:rPr>
+        <w:t>kotlin</w:t>
+      </w:r>
+      <w:proofErr w:type="spellEnd"/>
+      <w:r>
+        <w:rPr>
+          <w:rFonts w:ascii="Arial" w:hAnsi="Arial" w:cs="Arial"/>
+        </w:rPr>
+        <w:t xml:space="preserve"> como </w:t>
       </w:r>
       <w:proofErr w:type="spellStart"/>
       <w:r>
@@ -6854,12 +6885,12 @@
       </w:r>
     </w:p>
     <w:sectPr>
-      <w:headerReference w:type="even" r:id="rId23"/>
-      <w:headerReference w:type="default" r:id="rId24"/>
-      <w:footerReference w:type="even" r:id="rId25"/>
-      <w:footerReference w:type="default" r:id="rId26"/>
-      <w:headerReference w:type="first" r:id="rId27"/>
-      <w:footerReference w:type="first" r:id="rId28"/>
+      <w:headerReference w:type="even" r:id="rId26"/>
+      <w:headerReference w:type="default" r:id="rId27"/>
+      <w:footerReference w:type="even" r:id="rId28"/>
+      <w:footerReference w:type="default" r:id="rId29"/>
+      <w:headerReference w:type="first" r:id="rId30"/>
+      <w:footerReference w:type="first" r:id="rId31"/>
       <w:pgSz w:w="11906" w:h="16838"/>
       <w:pgMar w:top="1417" w:right="1701" w:bottom="1417" w:left="1701" w:header="708" w:footer="708" w:gutter="0"/>
       <w:pgNumType w:start="1"/>
@@ -6897,6 +6928,16 @@
 </file>
 
 <file path=word/footer1.xml><?xml version="1.0" encoding="utf-8"?>
+<w:ftr xmlns:wpc="http://schemas.microsoft.com/office/word/2010/wordprocessingCanvas" xmlns:cx="http://schemas.microsoft.com/office/drawing/2014/chartex" xmlns:cx1="http://schemas.microsoft.com/office/drawing/2015/9/8/chartex" xmlns:cx2="http://schemas.microsoft.com/office/drawing/2015/10/21/chartex" xmlns:cx3="http://schemas.microsoft.com/office/drawing/2016/5/9/chartex" xmlns:cx4="http://schemas.microsoft.com/office/drawing/2016/5/10/chartex" xmlns:cx5="http://schemas.microsoft.com/office/drawing/2016/5/11/chartex" xmlns:cx6="http://schemas.microsoft.com/office/drawing/2016/5/12/chartex" xmlns:cx7="http://schemas.microsoft.com/office/drawing/2016/5/13/chartex" xmlns:cx8="http://schemas.microsoft.com/office/drawing/2016/5/14/chartex" xmlns:mc="http://schemas.openxmlformats.org/markup-compatibility/2006" xmlns:aink="http://schemas.microsoft.com/office/drawing/2016/ink" xmlns:am3d="http://schemas.microsoft.com/office/drawing/2017/model3d" xmlns:o="urn:schemas-microsoft-com:office:office" xmlns:oel="http://schemas.microsoft.com/office/2019/extlst" xmlns:r="http://schemas.openxmlformats.org/officeDocument/2006/relationships" xmlns:m="http://schemas.openxmlformats.org/officeDocument/2006/math" xmlns:v="urn:schemas-microsoft-com:vml" xmlns:wp14="http://schemas.microsoft.com/office/word/2010/wordprocessingDrawing" xmlns:wp="http://schemas.openxmlformats.org/drawingml/2006/wordprocessingDrawing" xmlns:w10="urn:schemas-microsoft-com:office:word" xmlns:w="http://schemas.openxmlformats.org/wordprocessingml/2006/main" xmlns:w14="http://schemas.microsoft.com/office/word/2010/wordml" xmlns:w15="http://schemas.microsoft.com/office/word/2012/wordml" xmlns:w16cex="http://schemas.microsoft.com/office/word/2018/wordml/cex" xmlns:w16cid="http://schemas.microsoft.com/office/word/2016/wordml/cid" xmlns:w16="http://schemas.microsoft.com/office/word/2018/wordml" xmlns:w16du="http://schemas.microsoft.com/office/word/2023/wordml/word16du" xmlns:w16sdtdh="http://schemas.microsoft.com/office/word/2020/wordml/sdtdatahash" xmlns:w16sdtfl="http://schemas.microsoft.com/office/word/2024/wordml/sdtformatlock" xmlns:w16se="http://schemas.microsoft.com/office/word/2015/wordml/symex" xmlns:wpg="http://schemas.microsoft.com/office/word/2010/wordprocessingGroup" xmlns:wpi="http://schemas.microsoft.com/office/word/2010/wordprocessingInk" xmlns:wne="http://schemas.microsoft.com/office/word/2006/wordml" xmlns:wps="http://schemas.microsoft.com/office/word/2010/wordprocessingShape" mc:Ignorable="w14 w15 w16se w16cid w16 w16cex w16sdtdh w16sdtfl w16du wp14">
+  <w:p>
+    <w:pPr>
+      <w:pStyle w:val="Piedepgina"/>
+    </w:pPr>
+  </w:p>
+</w:ftr>
+</file>
+
+<file path=word/footer2.xml><?xml version="1.0" encoding="utf-8"?>
 <w:ftr xmlns:wpc="http://schemas.microsoft.com/office/word/2010/wordprocessingCanvas" xmlns:cx="http://schemas.microsoft.com/office/drawing/2014/chartex" xmlns:cx1="http://schemas.microsoft.com/office/drawing/2015/9/8/chartex" xmlns:cx2="http://schemas.microsoft.com/office/drawing/2015/10/21/chartex" xmlns:cx3="http://schemas.microsoft.com/office/drawing/2016/5/9/chartex" xmlns:cx4="http://schemas.microsoft.com/office/drawing/2016/5/10/chartex" xmlns:cx5="http://schemas.microsoft.com/office/drawing/2016/5/11/chartex" xmlns:cx6="http://schemas.microsoft.com/office/drawing/2016/5/12/chartex" xmlns:cx7="http://schemas.microsoft.com/office/drawing/2016/5/13/chartex" xmlns:cx8="http://schemas.microsoft.com/office/drawing/2016/5/14/chartex" xmlns:mc="http://schemas.openxmlformats.org/markup-compatibility/2006" xmlns:aink="http://schemas.microsoft.com/office/drawing/2016/ink" xmlns:am3d="http://schemas.microsoft.com/office/drawing/2017/model3d" xmlns:o="urn:schemas-microsoft-com:office:office" xmlns:oel="http://schemas.microsoft.com/office/2019/extlst" xmlns:r="http://schemas.openxmlformats.org/officeDocument/2006/relationships" xmlns:m="http://schemas.openxmlformats.org/officeDocument/2006/math" xmlns:v="urn:schemas-microsoft-com:vml" xmlns:wp14="http://schemas.microsoft.com/office/word/2010/wordprocessingDrawing" xmlns:wp="http://schemas.openxmlformats.org/drawingml/2006/wordprocessingDrawing" xmlns:w10="urn:schemas-microsoft-com:office:word" xmlns:w="http://schemas.openxmlformats.org/wordprocessingml/2006/main" xmlns:w14="http://schemas.microsoft.com/office/word/2010/wordml" xmlns:w15="http://schemas.microsoft.com/office/word/2012/wordml" xmlns:w16cex="http://schemas.microsoft.com/office/word/2018/wordml/cex" xmlns:w16cid="http://schemas.microsoft.com/office/word/2016/wordml/cid" xmlns:w16="http://schemas.microsoft.com/office/word/2018/wordml" xmlns:w16du="http://schemas.microsoft.com/office/word/2023/wordml/word16du" xmlns:w16sdtdh="http://schemas.microsoft.com/office/word/2020/wordml/sdtdatahash" xmlns:w16sdtfl="http://schemas.microsoft.com/office/word/2024/wordml/sdtformatlock" xmlns:w16se="http://schemas.microsoft.com/office/word/2015/wordml/symex" xmlns:wpg="http://schemas.microsoft.com/office/word/2010/wordprocessingGroup" xmlns:wpi="http://schemas.microsoft.com/office/word/2010/wordprocessingInk" xmlns:wne="http://schemas.microsoft.com/office/word/2006/wordml" xmlns:wps="http://schemas.microsoft.com/office/word/2010/wordprocessingShape" mc:Ignorable="w14 w15 w16se w16cid w16 w16cex w16sdtdh w16sdtfl w16du wp14">
   <w:tbl>
     <w:tblPr>
@@ -7087,7 +7128,7 @@
 </w:ftr>
 </file>
 
-<file path=word/footer2.xml><?xml version="1.0" encoding="utf-8"?>
+<file path=word/footer3.xml><?xml version="1.0" encoding="utf-8"?>
 <w:ftr xmlns:wpc="http://schemas.microsoft.com/office/word/2010/wordprocessingCanvas" xmlns:cx="http://schemas.microsoft.com/office/drawing/2014/chartex" xmlns:cx1="http://schemas.microsoft.com/office/drawing/2015/9/8/chartex" xmlns:cx2="http://schemas.microsoft.com/office/drawing/2015/10/21/chartex" xmlns:cx3="http://schemas.microsoft.com/office/drawing/2016/5/9/chartex" xmlns:cx4="http://schemas.microsoft.com/office/drawing/2016/5/10/chartex" xmlns:cx5="http://schemas.microsoft.com/office/drawing/2016/5/11/chartex" xmlns:cx6="http://schemas.microsoft.com/office/drawing/2016/5/12/chartex" xmlns:cx7="http://schemas.microsoft.com/office/drawing/2016/5/13/chartex" xmlns:cx8="http://schemas.microsoft.com/office/drawing/2016/5/14/chartex" xmlns:mc="http://schemas.openxmlformats.org/markup-compatibility/2006" xmlns:aink="http://schemas.microsoft.com/office/drawing/2016/ink" xmlns:am3d="http://schemas.microsoft.com/office/drawing/2017/model3d" xmlns:o="urn:schemas-microsoft-com:office:office" xmlns:oel="http://schemas.microsoft.com/office/2019/extlst" xmlns:r="http://schemas.openxmlformats.org/officeDocument/2006/relationships" xmlns:m="http://schemas.openxmlformats.org/officeDocument/2006/math" xmlns:v="urn:schemas-microsoft-com:vml" xmlns:wp14="http://schemas.microsoft.com/office/word/2010/wordprocessingDrawing" xmlns:wp="http://schemas.openxmlformats.org/drawingml/2006/wordprocessingDrawing" xmlns:w10="urn:schemas-microsoft-com:office:word" xmlns:w="http://schemas.openxmlformats.org/wordprocessingml/2006/main" xmlns:w14="http://schemas.microsoft.com/office/word/2010/wordml" xmlns:w15="http://schemas.microsoft.com/office/word/2012/wordml" xmlns:w16cex="http://schemas.microsoft.com/office/word/2018/wordml/cex" xmlns:w16cid="http://schemas.microsoft.com/office/word/2016/wordml/cid" xmlns:w16="http://schemas.microsoft.com/office/word/2018/wordml" xmlns:w16du="http://schemas.microsoft.com/office/word/2023/wordml/word16du" xmlns:w16sdtdh="http://schemas.microsoft.com/office/word/2020/wordml/sdtdatahash" xmlns:w16sdtfl="http://schemas.microsoft.com/office/word/2024/wordml/sdtformatlock" xmlns:w16se="http://schemas.microsoft.com/office/word/2015/wordml/symex" xmlns:wpg="http://schemas.microsoft.com/office/word/2010/wordprocessingGroup" xmlns:wpi="http://schemas.microsoft.com/office/word/2010/wordprocessingInk" xmlns:wne="http://schemas.microsoft.com/office/word/2006/wordml" xmlns:wps="http://schemas.microsoft.com/office/word/2010/wordprocessingShape" mc:Ignorable="w14 w15 w16se w16cid w16 w16cex w16sdtdh w16sdtfl w16du wp14">
   <w:p>
     <w:pPr>
@@ -7097,36 +7138,51 @@
 </w:ftr>
 </file>
 
-<file path=word/footer3.xml><?xml version="1.0" encoding="utf-8"?>
+<file path=word/footer4.xml><?xml version="1.0" encoding="utf-8"?>
 <w:ftr xmlns:wpc="http://schemas.microsoft.com/office/word/2010/wordprocessingCanvas" xmlns:cx="http://schemas.microsoft.com/office/drawing/2014/chartex" xmlns:cx1="http://schemas.microsoft.com/office/drawing/2015/9/8/chartex" xmlns:cx2="http://schemas.microsoft.com/office/drawing/2015/10/21/chartex" xmlns:cx3="http://schemas.microsoft.com/office/drawing/2016/5/9/chartex" xmlns:cx4="http://schemas.microsoft.com/office/drawing/2016/5/10/chartex" xmlns:cx5="http://schemas.microsoft.com/office/drawing/2016/5/11/chartex" xmlns:cx6="http://schemas.microsoft.com/office/drawing/2016/5/12/chartex" xmlns:cx7="http://schemas.microsoft.com/office/drawing/2016/5/13/chartex" xmlns:cx8="http://schemas.microsoft.com/office/drawing/2016/5/14/chartex" xmlns:mc="http://schemas.openxmlformats.org/markup-compatibility/2006" xmlns:aink="http://schemas.microsoft.com/office/drawing/2016/ink" xmlns:am3d="http://schemas.microsoft.com/office/drawing/2017/model3d" xmlns:o="urn:schemas-microsoft-com:office:office" xmlns:oel="http://schemas.microsoft.com/office/2019/extlst" xmlns:r="http://schemas.openxmlformats.org/officeDocument/2006/relationships" xmlns:m="http://schemas.openxmlformats.org/officeDocument/2006/math" xmlns:v="urn:schemas-microsoft-com:vml" xmlns:wp14="http://schemas.microsoft.com/office/word/2010/wordprocessingDrawing" xmlns:wp="http://schemas.openxmlformats.org/drawingml/2006/wordprocessingDrawing" xmlns:w10="urn:schemas-microsoft-com:office:word" xmlns:w="http://schemas.openxmlformats.org/wordprocessingml/2006/main" xmlns:w14="http://schemas.microsoft.com/office/word/2010/wordml" xmlns:w15="http://schemas.microsoft.com/office/word/2012/wordml" xmlns:w16cex="http://schemas.microsoft.com/office/word/2018/wordml/cex" xmlns:w16cid="http://schemas.microsoft.com/office/word/2016/wordml/cid" xmlns:w16="http://schemas.microsoft.com/office/word/2018/wordml" xmlns:w16du="http://schemas.microsoft.com/office/word/2023/wordml/word16du" xmlns:w16sdtdh="http://schemas.microsoft.com/office/word/2020/wordml/sdtdatahash" xmlns:w16sdtfl="http://schemas.microsoft.com/office/word/2024/wordml/sdtformatlock" xmlns:w16se="http://schemas.microsoft.com/office/word/2015/wordml/symex" xmlns:wpg="http://schemas.microsoft.com/office/word/2010/wordprocessingGroup" xmlns:wpi="http://schemas.microsoft.com/office/word/2010/wordprocessingInk" xmlns:wne="http://schemas.microsoft.com/office/word/2006/wordml" xmlns:wps="http://schemas.microsoft.com/office/word/2010/wordprocessingShape" mc:Ignorable="w14 w15 w16se w16cid w16 w16cex w16sdtdh w16sdtfl w16du wp14">
-  <w:sdt>
-    <w:sdtPr>
-      <w:id w:val="982278997"/>
-      <w:docPartObj>
-        <w:docPartGallery w:val="Page Numbers (Bottom of Page)"/>
-        <w:docPartUnique/>
-      </w:docPartObj>
-    </w:sdtPr>
-    <w:sdtContent>
-      <w:p>
-        <w:pPr>
-          <w:pStyle w:val="Piedepgina"/>
-          <w:jc w:val="center"/>
-        </w:pPr>
+  <w:p>
+    <w:pPr>
+      <w:pStyle w:val="Piedepgina"/>
+    </w:pPr>
+  </w:p>
+</w:ftr>
+</file>
+
+<file path=word/footer5.xml><?xml version="1.0" encoding="utf-8"?>
+<w:ftr xmlns:wpc="http://schemas.microsoft.com/office/word/2010/wordprocessingCanvas" xmlns:cx="http://schemas.microsoft.com/office/drawing/2014/chartex" xmlns:cx1="http://schemas.microsoft.com/office/drawing/2015/9/8/chartex" xmlns:cx2="http://schemas.microsoft.com/office/drawing/2015/10/21/chartex" xmlns:cx3="http://schemas.microsoft.com/office/drawing/2016/5/9/chartex" xmlns:cx4="http://schemas.microsoft.com/office/drawing/2016/5/10/chartex" xmlns:cx5="http://schemas.microsoft.com/office/drawing/2016/5/11/chartex" xmlns:cx6="http://schemas.microsoft.com/office/drawing/2016/5/12/chartex" xmlns:cx7="http://schemas.microsoft.com/office/drawing/2016/5/13/chartex" xmlns:cx8="http://schemas.microsoft.com/office/drawing/2016/5/14/chartex" xmlns:mc="http://schemas.openxmlformats.org/markup-compatibility/2006" xmlns:aink="http://schemas.microsoft.com/office/drawing/2016/ink" xmlns:am3d="http://schemas.microsoft.com/office/drawing/2017/model3d" xmlns:o="urn:schemas-microsoft-com:office:office" xmlns:oel="http://schemas.microsoft.com/office/2019/extlst" xmlns:r="http://schemas.openxmlformats.org/officeDocument/2006/relationships" xmlns:m="http://schemas.openxmlformats.org/officeDocument/2006/math" xmlns:v="urn:schemas-microsoft-com:vml" xmlns:wp14="http://schemas.microsoft.com/office/word/2010/wordprocessingDrawing" xmlns:wp="http://schemas.openxmlformats.org/drawingml/2006/wordprocessingDrawing" xmlns:w10="urn:schemas-microsoft-com:office:word" xmlns:w="http://schemas.openxmlformats.org/wordprocessingml/2006/main" xmlns:w14="http://schemas.microsoft.com/office/word/2010/wordml" xmlns:w15="http://schemas.microsoft.com/office/word/2012/wordml" xmlns:w16cex="http://schemas.microsoft.com/office/word/2018/wordml/cex" xmlns:w16cid="http://schemas.microsoft.com/office/word/2016/wordml/cid" xmlns:w16="http://schemas.microsoft.com/office/word/2018/wordml" xmlns:w16du="http://schemas.microsoft.com/office/word/2023/wordml/word16du" xmlns:w16sdtdh="http://schemas.microsoft.com/office/word/2020/wordml/sdtdatahash" xmlns:w16sdtfl="http://schemas.microsoft.com/office/word/2024/wordml/sdtformatlock" xmlns:w16se="http://schemas.microsoft.com/office/word/2015/wordml/symex" xmlns:wpg="http://schemas.microsoft.com/office/word/2010/wordprocessingGroup" xmlns:wpi="http://schemas.microsoft.com/office/word/2010/wordprocessingInk" xmlns:wne="http://schemas.microsoft.com/office/word/2006/wordml" xmlns:wps="http://schemas.microsoft.com/office/word/2010/wordprocessingShape" mc:Ignorable="w14 w15 w16se w16cid w16 w16cex w16sdtdh w16sdtfl w16du wp14">
+  <w:p>
+    <w:pPr>
+      <w:pStyle w:val="Piedepgina"/>
+      <w:tabs>
+        <w:tab w:val="left" w:pos="5949"/>
+      </w:tabs>
+    </w:pPr>
+    <w:r>
+      <w:tab/>
+    </w:r>
+    <w:sdt>
+      <w:sdtPr>
+        <w:id w:val="982278997"/>
+        <w:docPartObj>
+          <w:docPartGallery w:val="Page Numbers (Bottom of Page)"/>
+          <w:docPartUnique/>
+        </w:docPartObj>
+      </w:sdtPr>
+      <w:sdtContent>
         <w:r>
           <w:rPr>
             <w:noProof/>
           </w:rPr>
           <w:drawing>
-            <wp:anchor distT="0" distB="0" distL="0" distR="0" simplePos="0" relativeHeight="251653120" behindDoc="1" locked="0" layoutInCell="1" allowOverlap="1" wp14:anchorId="53353427" wp14:editId="3B1EB028">
+            <wp:anchor distT="0" distB="0" distL="0" distR="0" simplePos="0" relativeHeight="251653120" behindDoc="1" locked="0" layoutInCell="1" allowOverlap="1" wp14:anchorId="53353427" wp14:editId="418F45D3">
               <wp:simplePos x="0" y="0"/>
-              <wp:positionH relativeFrom="column">
-                <wp:posOffset>2611120</wp:posOffset>
+              <wp:positionH relativeFrom="margin">
+                <wp:posOffset>2594289</wp:posOffset>
               </wp:positionH>
               <wp:positionV relativeFrom="paragraph">
-                <wp:posOffset>10795</wp:posOffset>
+                <wp:posOffset>13970</wp:posOffset>
               </wp:positionV>
-              <wp:extent cx="204470" cy="236220"/>
+              <wp:extent cx="219291" cy="253342"/>
               <wp:effectExtent l="0" t="0" r="0" b="0"/>
               <wp:wrapNone/>
               <wp:docPr id="23" name="Imagen 2"/>
@@ -7151,7 +7207,7 @@
                     <pic:spPr bwMode="auto">
                       <a:xfrm flipH="1">
                         <a:off x="0" y="0"/>
-                        <a:ext cx="204470" cy="236220"/>
+                        <a:ext cx="219291" cy="253342"/>
                       </a:xfrm>
                       <a:prstGeom prst="rect">
                         <a:avLst/>
@@ -7161,6 +7217,12 @@
                   </pic:pic>
                 </a:graphicData>
               </a:graphic>
+              <wp14:sizeRelH relativeFrom="margin">
+                <wp14:pctWidth>0</wp14:pctWidth>
+              </wp14:sizeRelH>
+              <wp14:sizeRelV relativeFrom="margin">
+                <wp14:pctHeight>0</wp14:pctHeight>
+              </wp14:sizeRelV>
             </wp:anchor>
           </w:drawing>
         </w:r>
@@ -7179,13 +7241,16 @@
         <w:r>
           <w:fldChar w:fldCharType="end"/>
         </w:r>
-      </w:p>
-    </w:sdtContent>
-  </w:sdt>
+      </w:sdtContent>
+    </w:sdt>
+    <w:r>
+      <w:tab/>
+    </w:r>
+  </w:p>
 </w:ftr>
 </file>
 
-<file path=word/footer4.xml><?xml version="1.0" encoding="utf-8"?>
+<file path=word/footer6.xml><?xml version="1.0" encoding="utf-8"?>
 <w:ftr xmlns:wpc="http://schemas.microsoft.com/office/word/2010/wordprocessingCanvas" xmlns:cx="http://schemas.microsoft.com/office/drawing/2014/chartex" xmlns:cx1="http://schemas.microsoft.com/office/drawing/2015/9/8/chartex" xmlns:cx2="http://schemas.microsoft.com/office/drawing/2015/10/21/chartex" xmlns:cx3="http://schemas.microsoft.com/office/drawing/2016/5/9/chartex" xmlns:cx4="http://schemas.microsoft.com/office/drawing/2016/5/10/chartex" xmlns:cx5="http://schemas.microsoft.com/office/drawing/2016/5/11/chartex" xmlns:cx6="http://schemas.microsoft.com/office/drawing/2016/5/12/chartex" xmlns:cx7="http://schemas.microsoft.com/office/drawing/2016/5/13/chartex" xmlns:cx8="http://schemas.microsoft.com/office/drawing/2016/5/14/chartex" xmlns:mc="http://schemas.openxmlformats.org/markup-compatibility/2006" xmlns:aink="http://schemas.microsoft.com/office/drawing/2016/ink" xmlns:am3d="http://schemas.microsoft.com/office/drawing/2017/model3d" xmlns:o="urn:schemas-microsoft-com:office:office" xmlns:oel="http://schemas.microsoft.com/office/2019/extlst" xmlns:r="http://schemas.openxmlformats.org/officeDocument/2006/relationships" xmlns:m="http://schemas.openxmlformats.org/officeDocument/2006/math" xmlns:v="urn:schemas-microsoft-com:vml" xmlns:wp14="http://schemas.microsoft.com/office/word/2010/wordprocessingDrawing" xmlns:wp="http://schemas.openxmlformats.org/drawingml/2006/wordprocessingDrawing" xmlns:w10="urn:schemas-microsoft-com:office:word" xmlns:w="http://schemas.openxmlformats.org/wordprocessingml/2006/main" xmlns:w14="http://schemas.microsoft.com/office/word/2010/wordml" xmlns:w15="http://schemas.microsoft.com/office/word/2012/wordml" xmlns:w16cex="http://schemas.microsoft.com/office/word/2018/wordml/cex" xmlns:w16cid="http://schemas.microsoft.com/office/word/2016/wordml/cid" xmlns:w16="http://schemas.microsoft.com/office/word/2018/wordml" xmlns:w16du="http://schemas.microsoft.com/office/word/2023/wordml/word16du" xmlns:w16sdtdh="http://schemas.microsoft.com/office/word/2020/wordml/sdtdatahash" xmlns:w16sdtfl="http://schemas.microsoft.com/office/word/2024/wordml/sdtformatlock" xmlns:w16se="http://schemas.microsoft.com/office/word/2015/wordml/symex" xmlns:wpg="http://schemas.microsoft.com/office/word/2010/wordprocessingGroup" xmlns:wpi="http://schemas.microsoft.com/office/word/2010/wordprocessingInk" xmlns:wne="http://schemas.microsoft.com/office/word/2006/wordml" xmlns:wps="http://schemas.microsoft.com/office/word/2010/wordprocessingShape" mc:Ignorable="w14 w15 w16se w16cid w16 w16cex w16sdtdh w16sdtfl w16du wp14">
   <w:sdt>
     <w:sdtPr>
@@ -7299,6 +7364,16 @@
 </file>
 
 <file path=word/header1.xml><?xml version="1.0" encoding="utf-8"?>
+<w:hdr xmlns:wpc="http://schemas.microsoft.com/office/word/2010/wordprocessingCanvas" xmlns:cx="http://schemas.microsoft.com/office/drawing/2014/chartex" xmlns:cx1="http://schemas.microsoft.com/office/drawing/2015/9/8/chartex" xmlns:cx2="http://schemas.microsoft.com/office/drawing/2015/10/21/chartex" xmlns:cx3="http://schemas.microsoft.com/office/drawing/2016/5/9/chartex" xmlns:cx4="http://schemas.microsoft.com/office/drawing/2016/5/10/chartex" xmlns:cx5="http://schemas.microsoft.com/office/drawing/2016/5/11/chartex" xmlns:cx6="http://schemas.microsoft.com/office/drawing/2016/5/12/chartex" xmlns:cx7="http://schemas.microsoft.com/office/drawing/2016/5/13/chartex" xmlns:cx8="http://schemas.microsoft.com/office/drawing/2016/5/14/chartex" xmlns:mc="http://schemas.openxmlformats.org/markup-compatibility/2006" xmlns:aink="http://schemas.microsoft.com/office/drawing/2016/ink" xmlns:am3d="http://schemas.microsoft.com/office/drawing/2017/model3d" xmlns:o="urn:schemas-microsoft-com:office:office" xmlns:oel="http://schemas.microsoft.com/office/2019/extlst" xmlns:r="http://schemas.openxmlformats.org/officeDocument/2006/relationships" xmlns:m="http://schemas.openxmlformats.org/officeDocument/2006/math" xmlns:v="urn:schemas-microsoft-com:vml" xmlns:wp14="http://schemas.microsoft.com/office/word/2010/wordprocessingDrawing" xmlns:wp="http://schemas.openxmlformats.org/drawingml/2006/wordprocessingDrawing" xmlns:w10="urn:schemas-microsoft-com:office:word" xmlns:w="http://schemas.openxmlformats.org/wordprocessingml/2006/main" xmlns:w14="http://schemas.microsoft.com/office/word/2010/wordml" xmlns:w15="http://schemas.microsoft.com/office/word/2012/wordml" xmlns:w16cex="http://schemas.microsoft.com/office/word/2018/wordml/cex" xmlns:w16cid="http://schemas.microsoft.com/office/word/2016/wordml/cid" xmlns:w16="http://schemas.microsoft.com/office/word/2018/wordml" xmlns:w16du="http://schemas.microsoft.com/office/word/2023/wordml/word16du" xmlns:w16sdtdh="http://schemas.microsoft.com/office/word/2020/wordml/sdtdatahash" xmlns:w16sdtfl="http://schemas.microsoft.com/office/word/2024/wordml/sdtformatlock" xmlns:w16se="http://schemas.microsoft.com/office/word/2015/wordml/symex" xmlns:wpg="http://schemas.microsoft.com/office/word/2010/wordprocessingGroup" xmlns:wpi="http://schemas.microsoft.com/office/word/2010/wordprocessingInk" xmlns:wne="http://schemas.microsoft.com/office/word/2006/wordml" xmlns:wps="http://schemas.microsoft.com/office/word/2010/wordprocessingShape" mc:Ignorable="w14 w15 w16se w16cid w16 w16cex w16sdtdh w16sdtfl w16du wp14">
+  <w:p>
+    <w:pPr>
+      <w:pStyle w:val="Encabezado"/>
+    </w:pPr>
+  </w:p>
+</w:hdr>
+</file>
+
+<file path=word/header2.xml><?xml version="1.0" encoding="utf-8"?>
 <w:hdr xmlns:wpc="http://schemas.microsoft.com/office/word/2010/wordprocessingCanvas" xmlns:cx="http://schemas.microsoft.com/office/drawing/2014/chartex" xmlns:cx1="http://schemas.microsoft.com/office/drawing/2015/9/8/chartex" xmlns:cx2="http://schemas.microsoft.com/office/drawing/2015/10/21/chartex" xmlns:cx3="http://schemas.microsoft.com/office/drawing/2016/5/9/chartex" xmlns:cx4="http://schemas.microsoft.com/office/drawing/2016/5/10/chartex" xmlns:cx5="http://schemas.microsoft.com/office/drawing/2016/5/11/chartex" xmlns:cx6="http://schemas.microsoft.com/office/drawing/2016/5/12/chartex" xmlns:cx7="http://schemas.microsoft.com/office/drawing/2016/5/13/chartex" xmlns:cx8="http://schemas.microsoft.com/office/drawing/2016/5/14/chartex" xmlns:mc="http://schemas.openxmlformats.org/markup-compatibility/2006" xmlns:aink="http://schemas.microsoft.com/office/drawing/2016/ink" xmlns:am3d="http://schemas.microsoft.com/office/drawing/2017/model3d" xmlns:o="urn:schemas-microsoft-com:office:office" xmlns:oel="http://schemas.microsoft.com/office/2019/extlst" xmlns:r="http://schemas.openxmlformats.org/officeDocument/2006/relationships" xmlns:m="http://schemas.openxmlformats.org/officeDocument/2006/math" xmlns:v="urn:schemas-microsoft-com:vml" xmlns:wp14="http://schemas.microsoft.com/office/word/2010/wordprocessingDrawing" xmlns:wp="http://schemas.openxmlformats.org/drawingml/2006/wordprocessingDrawing" xmlns:w10="urn:schemas-microsoft-com:office:word" xmlns:w="http://schemas.openxmlformats.org/wordprocessingml/2006/main" xmlns:w14="http://schemas.microsoft.com/office/word/2010/wordml" xmlns:w15="http://schemas.microsoft.com/office/word/2012/wordml" xmlns:w16cex="http://schemas.microsoft.com/office/word/2018/wordml/cex" xmlns:w16cid="http://schemas.microsoft.com/office/word/2016/wordml/cid" xmlns:w16="http://schemas.microsoft.com/office/word/2018/wordml" xmlns:w16du="http://schemas.microsoft.com/office/word/2023/wordml/word16du" xmlns:w16sdtdh="http://schemas.microsoft.com/office/word/2020/wordml/sdtdatahash" xmlns:w16sdtfl="http://schemas.microsoft.com/office/word/2024/wordml/sdtformatlock" xmlns:w16se="http://schemas.microsoft.com/office/word/2015/wordml/symex" xmlns:wpg="http://schemas.microsoft.com/office/word/2010/wordprocessingGroup" xmlns:wpi="http://schemas.microsoft.com/office/word/2010/wordprocessingInk" xmlns:wne="http://schemas.microsoft.com/office/word/2006/wordml" xmlns:wps="http://schemas.microsoft.com/office/word/2010/wordprocessingShape" mc:Ignorable="w14 w15 w16se w16cid w16 w16cex w16sdtdh w16sdtfl w16du wp14">
   <w:p>
     <w:pPr>
@@ -8333,7 +8408,7 @@
 </w:hdr>
 </file>
 
-<file path=word/header2.xml><?xml version="1.0" encoding="utf-8"?>
+<file path=word/header3.xml><?xml version="1.0" encoding="utf-8"?>
 <w:hdr xmlns:wpc="http://schemas.microsoft.com/office/word/2010/wordprocessingCanvas" xmlns:cx="http://schemas.microsoft.com/office/drawing/2014/chartex" xmlns:cx1="http://schemas.microsoft.com/office/drawing/2015/9/8/chartex" xmlns:cx2="http://schemas.microsoft.com/office/drawing/2015/10/21/chartex" xmlns:cx3="http://schemas.microsoft.com/office/drawing/2016/5/9/chartex" xmlns:cx4="http://schemas.microsoft.com/office/drawing/2016/5/10/chartex" xmlns:cx5="http://schemas.microsoft.com/office/drawing/2016/5/11/chartex" xmlns:cx6="http://schemas.microsoft.com/office/drawing/2016/5/12/chartex" xmlns:cx7="http://schemas.microsoft.com/office/drawing/2016/5/13/chartex" xmlns:cx8="http://schemas.microsoft.com/office/drawing/2016/5/14/chartex" xmlns:mc="http://schemas.openxmlformats.org/markup-compatibility/2006" xmlns:aink="http://schemas.microsoft.com/office/drawing/2016/ink" xmlns:am3d="http://schemas.microsoft.com/office/drawing/2017/model3d" xmlns:o="urn:schemas-microsoft-com:office:office" xmlns:oel="http://schemas.microsoft.com/office/2019/extlst" xmlns:r="http://schemas.openxmlformats.org/officeDocument/2006/relationships" xmlns:m="http://schemas.openxmlformats.org/officeDocument/2006/math" xmlns:v="urn:schemas-microsoft-com:vml" xmlns:wp14="http://schemas.microsoft.com/office/word/2010/wordprocessingDrawing" xmlns:wp="http://schemas.openxmlformats.org/drawingml/2006/wordprocessingDrawing" xmlns:w10="urn:schemas-microsoft-com:office:word" xmlns:w="http://schemas.openxmlformats.org/wordprocessingml/2006/main" xmlns:w14="http://schemas.microsoft.com/office/word/2010/wordml" xmlns:w15="http://schemas.microsoft.com/office/word/2012/wordml" xmlns:w16cex="http://schemas.microsoft.com/office/word/2018/wordml/cex" xmlns:w16cid="http://schemas.microsoft.com/office/word/2016/wordml/cid" xmlns:w16="http://schemas.microsoft.com/office/word/2018/wordml" xmlns:w16du="http://schemas.microsoft.com/office/word/2023/wordml/word16du" xmlns:w16sdtdh="http://schemas.microsoft.com/office/word/2020/wordml/sdtdatahash" xmlns:w16sdtfl="http://schemas.microsoft.com/office/word/2024/wordml/sdtformatlock" xmlns:w16se="http://schemas.microsoft.com/office/word/2015/wordml/symex" xmlns:wpg="http://schemas.microsoft.com/office/word/2010/wordprocessingGroup" xmlns:wpi="http://schemas.microsoft.com/office/word/2010/wordprocessingInk" xmlns:wne="http://schemas.microsoft.com/office/word/2006/wordml" xmlns:wps="http://schemas.microsoft.com/office/word/2010/wordprocessingShape" mc:Ignorable="w14 w15 w16se w16cid w16 w16cex w16sdtdh w16sdtfl w16du wp14">
   <w:tbl>
     <w:tblPr>
@@ -8622,7 +8697,7 @@
 </w:hdr>
 </file>
 
-<file path=word/header3.xml><?xml version="1.0" encoding="utf-8"?>
+<file path=word/header4.xml><?xml version="1.0" encoding="utf-8"?>
 <w:hdr xmlns:wpc="http://schemas.microsoft.com/office/word/2010/wordprocessingCanvas" xmlns:cx="http://schemas.microsoft.com/office/drawing/2014/chartex" xmlns:cx1="http://schemas.microsoft.com/office/drawing/2015/9/8/chartex" xmlns:cx2="http://schemas.microsoft.com/office/drawing/2015/10/21/chartex" xmlns:cx3="http://schemas.microsoft.com/office/drawing/2016/5/9/chartex" xmlns:cx4="http://schemas.microsoft.com/office/drawing/2016/5/10/chartex" xmlns:cx5="http://schemas.microsoft.com/office/drawing/2016/5/11/chartex" xmlns:cx6="http://schemas.microsoft.com/office/drawing/2016/5/12/chartex" xmlns:cx7="http://schemas.microsoft.com/office/drawing/2016/5/13/chartex" xmlns:cx8="http://schemas.microsoft.com/office/drawing/2016/5/14/chartex" xmlns:mc="http://schemas.openxmlformats.org/markup-compatibility/2006" xmlns:aink="http://schemas.microsoft.com/office/drawing/2016/ink" xmlns:am3d="http://schemas.microsoft.com/office/drawing/2017/model3d" xmlns:o="urn:schemas-microsoft-com:office:office" xmlns:oel="http://schemas.microsoft.com/office/2019/extlst" xmlns:r="http://schemas.openxmlformats.org/officeDocument/2006/relationships" xmlns:m="http://schemas.openxmlformats.org/officeDocument/2006/math" xmlns:v="urn:schemas-microsoft-com:vml" xmlns:wp14="http://schemas.microsoft.com/office/word/2010/wordprocessingDrawing" xmlns:wp="http://schemas.openxmlformats.org/drawingml/2006/wordprocessingDrawing" xmlns:w10="urn:schemas-microsoft-com:office:word" xmlns:w="http://schemas.openxmlformats.org/wordprocessingml/2006/main" xmlns:w14="http://schemas.microsoft.com/office/word/2010/wordml" xmlns:w15="http://schemas.microsoft.com/office/word/2012/wordml" xmlns:w16cex="http://schemas.microsoft.com/office/word/2018/wordml/cex" xmlns:w16cid="http://schemas.microsoft.com/office/word/2016/wordml/cid" xmlns:w16="http://schemas.microsoft.com/office/word/2018/wordml" xmlns:w16du="http://schemas.microsoft.com/office/word/2023/wordml/word16du" xmlns:w16sdtdh="http://schemas.microsoft.com/office/word/2020/wordml/sdtdatahash" xmlns:w16sdtfl="http://schemas.microsoft.com/office/word/2024/wordml/sdtformatlock" xmlns:w16se="http://schemas.microsoft.com/office/word/2015/wordml/symex" xmlns:wpg="http://schemas.microsoft.com/office/word/2010/wordprocessingGroup" xmlns:wpi="http://schemas.microsoft.com/office/word/2010/wordprocessingInk" xmlns:wne="http://schemas.microsoft.com/office/word/2006/wordml" xmlns:wps="http://schemas.microsoft.com/office/word/2010/wordprocessingShape" mc:Ignorable="w14 w15 w16se w16cid w16 w16cex w16sdtdh w16sdtfl w16du wp14">
   <w:p>
     <w:pPr>
@@ -8632,7 +8707,7 @@
 </w:hdr>
 </file>
 
-<file path=word/header4.xml><?xml version="1.0" encoding="utf-8"?>
+<file path=word/header5.xml><?xml version="1.0" encoding="utf-8"?>
 <w:hdr xmlns:wpc="http://schemas.microsoft.com/office/word/2010/wordprocessingCanvas" xmlns:cx="http://schemas.microsoft.com/office/drawing/2014/chartex" xmlns:cx1="http://schemas.microsoft.com/office/drawing/2015/9/8/chartex" xmlns:cx2="http://schemas.microsoft.com/office/drawing/2015/10/21/chartex" xmlns:cx3="http://schemas.microsoft.com/office/drawing/2016/5/9/chartex" xmlns:cx4="http://schemas.microsoft.com/office/drawing/2016/5/10/chartex" xmlns:cx5="http://schemas.microsoft.com/office/drawing/2016/5/11/chartex" xmlns:cx6="http://schemas.microsoft.com/office/drawing/2016/5/12/chartex" xmlns:cx7="http://schemas.microsoft.com/office/drawing/2016/5/13/chartex" xmlns:cx8="http://schemas.microsoft.com/office/drawing/2016/5/14/chartex" xmlns:mc="http://schemas.openxmlformats.org/markup-compatibility/2006" xmlns:aink="http://schemas.microsoft.com/office/drawing/2016/ink" xmlns:am3d="http://schemas.microsoft.com/office/drawing/2017/model3d" xmlns:o="urn:schemas-microsoft-com:office:office" xmlns:oel="http://schemas.microsoft.com/office/2019/extlst" xmlns:r="http://schemas.openxmlformats.org/officeDocument/2006/relationships" xmlns:m="http://schemas.openxmlformats.org/officeDocument/2006/math" xmlns:v="urn:schemas-microsoft-com:vml" xmlns:wp14="http://schemas.microsoft.com/office/word/2010/wordprocessingDrawing" xmlns:wp="http://schemas.openxmlformats.org/drawingml/2006/wordprocessingDrawing" xmlns:w10="urn:schemas-microsoft-com:office:word" xmlns:w="http://schemas.openxmlformats.org/wordprocessingml/2006/main" xmlns:w14="http://schemas.microsoft.com/office/word/2010/wordml" xmlns:w15="http://schemas.microsoft.com/office/word/2012/wordml" xmlns:w16cex="http://schemas.microsoft.com/office/word/2018/wordml/cex" xmlns:w16cid="http://schemas.microsoft.com/office/word/2016/wordml/cid" xmlns:w16="http://schemas.microsoft.com/office/word/2018/wordml" xmlns:w16du="http://schemas.microsoft.com/office/word/2023/wordml/word16du" xmlns:w16sdtdh="http://schemas.microsoft.com/office/word/2020/wordml/sdtdatahash" xmlns:w16sdtfl="http://schemas.microsoft.com/office/word/2024/wordml/sdtformatlock" xmlns:w16se="http://schemas.microsoft.com/office/word/2015/wordml/symex" xmlns:wpg="http://schemas.microsoft.com/office/word/2010/wordprocessingGroup" xmlns:wpi="http://schemas.microsoft.com/office/word/2010/wordprocessingInk" xmlns:wne="http://schemas.microsoft.com/office/word/2006/wordml" xmlns:wps="http://schemas.microsoft.com/office/word/2010/wordprocessingShape" mc:Ignorable="w14 w15 w16se w16cid w16 w16cex w16sdtdh w16sdtfl w16du wp14">
   <w:p>
     <w:pPr>
@@ -9542,7 +9617,7 @@
 </w:hdr>
 </file>
 
-<file path=word/header5.xml><?xml version="1.0" encoding="utf-8"?>
+<file path=word/header6.xml><?xml version="1.0" encoding="utf-8"?>
 <w:hdr xmlns:wpc="http://schemas.microsoft.com/office/word/2010/wordprocessingCanvas" xmlns:cx="http://schemas.microsoft.com/office/drawing/2014/chartex" xmlns:cx1="http://schemas.microsoft.com/office/drawing/2015/9/8/chartex" xmlns:cx2="http://schemas.microsoft.com/office/drawing/2015/10/21/chartex" xmlns:cx3="http://schemas.microsoft.com/office/drawing/2016/5/9/chartex" xmlns:cx4="http://schemas.microsoft.com/office/drawing/2016/5/10/chartex" xmlns:cx5="http://schemas.microsoft.com/office/drawing/2016/5/11/chartex" xmlns:cx6="http://schemas.microsoft.com/office/drawing/2016/5/12/chartex" xmlns:cx7="http://schemas.microsoft.com/office/drawing/2016/5/13/chartex" xmlns:cx8="http://schemas.microsoft.com/office/drawing/2016/5/14/chartex" xmlns:mc="http://schemas.openxmlformats.org/markup-compatibility/2006" xmlns:aink="http://schemas.microsoft.com/office/drawing/2016/ink" xmlns:am3d="http://schemas.microsoft.com/office/drawing/2017/model3d" xmlns:o="urn:schemas-microsoft-com:office:office" xmlns:oel="http://schemas.microsoft.com/office/2019/extlst" xmlns:r="http://schemas.openxmlformats.org/officeDocument/2006/relationships" xmlns:m="http://schemas.openxmlformats.org/officeDocument/2006/math" xmlns:v="urn:schemas-microsoft-com:vml" xmlns:wp14="http://schemas.microsoft.com/office/word/2010/wordprocessingDrawing" xmlns:wp="http://schemas.openxmlformats.org/drawingml/2006/wordprocessingDrawing" xmlns:w10="urn:schemas-microsoft-com:office:word" xmlns:w="http://schemas.openxmlformats.org/wordprocessingml/2006/main" xmlns:w14="http://schemas.microsoft.com/office/word/2010/wordml" xmlns:w15="http://schemas.microsoft.com/office/word/2012/wordml" xmlns:w16cex="http://schemas.microsoft.com/office/word/2018/wordml/cex" xmlns:w16cid="http://schemas.microsoft.com/office/word/2016/wordml/cid" xmlns:w16="http://schemas.microsoft.com/office/word/2018/wordml" xmlns:w16du="http://schemas.microsoft.com/office/word/2023/wordml/word16du" xmlns:w16sdtdh="http://schemas.microsoft.com/office/word/2020/wordml/sdtdatahash" xmlns:w16sdtfl="http://schemas.microsoft.com/office/word/2024/wordml/sdtformatlock" xmlns:w16se="http://schemas.microsoft.com/office/word/2015/wordml/symex" xmlns:wpg="http://schemas.microsoft.com/office/word/2010/wordprocessingGroup" xmlns:wpi="http://schemas.microsoft.com/office/word/2010/wordprocessingInk" xmlns:wne="http://schemas.microsoft.com/office/word/2006/wordml" xmlns:wps="http://schemas.microsoft.com/office/word/2010/wordprocessingShape" mc:Ignorable="w14 w15 w16se w16cid w16 w16cex w16sdtdh w16sdtfl w16du wp14">
   <w:tbl>
     <w:tblPr>
@@ -12869,6 +12944,7 @@
   <w:style w:type="character" w:default="1" w:styleId="Fuentedeprrafopredeter">
     <w:name w:val="Default Paragraph Font"/>
     <w:uiPriority w:val="1"/>
+    <w:semiHidden/>
     <w:unhideWhenUsed/>
   </w:style>
   <w:style w:type="table" w:default="1" w:styleId="Tablanormal">

--- a/docs/Proyecto_RuteX_GO.docx
+++ b/docs/Proyecto_RuteX_GO.docx
@@ -108,12 +108,10 @@
     <w:p>
       <w:pPr>
         <w:sectPr>
-          <w:headerReference w:type="even" r:id="rId9"/>
-          <w:headerReference w:type="default" r:id="rId10"/>
-          <w:footerReference w:type="even" r:id="rId11"/>
-          <w:footerReference w:type="default" r:id="rId12"/>
-          <w:headerReference w:type="first" r:id="rId13"/>
-          <w:footerReference w:type="first" r:id="rId14"/>
+          <w:headerReference w:type="default" r:id="rId9"/>
+          <w:footerReference w:type="default" r:id="rId10"/>
+          <w:headerReference w:type="first" r:id="rId11"/>
+          <w:footerReference w:type="first" r:id="rId12"/>
           <w:pgSz w:w="11906" w:h="16838"/>
           <w:pgMar w:top="1417" w:right="1701" w:bottom="1417" w:left="1701" w:header="708" w:footer="41" w:gutter="0"/>
           <w:cols w:space="720"/>
@@ -1725,137 +1723,143 @@
     </w:p>
     <w:p>
       <w:pPr>
+        <w:spacing w:before="240" w:line="276" w:lineRule="auto"/>
+        <w:jc w:val="both"/>
+        <w:rPr>
+          <w:rFonts w:ascii="Arial" w:hAnsi="Arial" w:cs="Arial"/>
+        </w:rPr>
+      </w:pPr>
+      <w:r>
+        <w:rPr>
+          <w:rFonts w:ascii="Arial" w:hAnsi="Arial" w:cs="Arial"/>
+        </w:rPr>
+        <w:t>El turismo en las ciudades con un gran patrimonio cultural en Extremadura suele centrarse en visitas guiadas por los principales monumentos o seguir itinerarios por la ciudad sin saber muy bien lo que se está haciendo. Esto puede resultar poco llamativo o aburrido para los turistas jóvenes, familias con niños pequeños que no pueden adaptarse al ritmo de los guías turísticos, etc.</w:t>
+      </w:r>
+    </w:p>
+    <w:p>
+      <w:pPr>
+        <w:spacing w:before="240" w:line="276" w:lineRule="auto"/>
+        <w:jc w:val="both"/>
+        <w:rPr>
+          <w:rFonts w:ascii="Arial" w:hAnsi="Arial" w:cs="Arial"/>
+        </w:rPr>
+      </w:pPr>
+      <w:r>
+        <w:rPr>
+          <w:rFonts w:ascii="Arial" w:hAnsi="Arial" w:cs="Arial"/>
+        </w:rPr>
+        <w:t xml:space="preserve">Por eso hemos visto como una necesidad, una aplicación que ayude a esas personas que no encajan en la visión de una forma de turismo tradicional, para ello estamos desarrollando </w:t>
+      </w:r>
+      <w:proofErr w:type="spellStart"/>
+      <w:r>
+        <w:rPr>
+          <w:rFonts w:ascii="Arial" w:hAnsi="Arial" w:cs="Arial"/>
+        </w:rPr>
+        <w:t>RutexGo</w:t>
+      </w:r>
+      <w:proofErr w:type="spellEnd"/>
+      <w:r>
+        <w:rPr>
+          <w:rFonts w:ascii="Arial" w:hAnsi="Arial" w:cs="Arial"/>
+        </w:rPr>
+        <w:t>, para que dichas personas tengan una alternativa digital, divertida y educativa para conocer nuestras ciudades.</w:t>
+      </w:r>
+    </w:p>
+    <w:p>
+      <w:pPr>
+        <w:spacing w:before="240" w:line="276" w:lineRule="auto"/>
+        <w:jc w:val="both"/>
+        <w:rPr>
+          <w:rFonts w:ascii="Arial" w:hAnsi="Arial" w:cs="Arial"/>
+        </w:rPr>
+      </w:pPr>
+      <w:r>
+        <w:rPr>
+          <w:rFonts w:ascii="Arial" w:hAnsi="Arial" w:cs="Arial"/>
+        </w:rPr>
+        <w:t>En nuestra aplicación los visitantes pueden elegir como desean ver la ciudad, eligiendo entre las diferentes rutas propuestas y mientras que las realizan, descubrirán la ciudad de una forma diferente y divertida.</w:t>
+      </w:r>
+    </w:p>
+    <w:p>
+      <w:pPr>
+        <w:spacing w:before="240" w:line="276" w:lineRule="auto"/>
+        <w:jc w:val="both"/>
+        <w:rPr>
+          <w:rFonts w:ascii="Arial" w:hAnsi="Arial" w:cs="Arial"/>
+        </w:rPr>
+      </w:pPr>
+      <w:r>
+        <w:rPr>
+          <w:rFonts w:ascii="Arial" w:hAnsi="Arial" w:cs="Arial"/>
+        </w:rPr>
+        <w:t>Además, podrán jugar mediante los retos y preguntas que se les formularán a lo largo de la ruta, consiguiendo puntos, los cuales tendrán un ranking (Desde ser un esclavo hasta un emperador) y con los cuales en un futuro se podrán canjear los puntos por descuentos en tiendas locales.</w:t>
+      </w:r>
+    </w:p>
+    <w:p>
+      <w:pPr>
+        <w:spacing w:before="240" w:line="276" w:lineRule="auto"/>
+        <w:jc w:val="both"/>
+        <w:rPr>
+          <w:rFonts w:ascii="Arial" w:hAnsi="Arial" w:cs="Arial"/>
+        </w:rPr>
+      </w:pPr>
+      <w:r>
+        <w:rPr>
+          <w:rFonts w:ascii="Arial" w:hAnsi="Arial" w:cs="Arial"/>
+        </w:rPr>
+        <w:t>Por supuesto nuestra app fomenta el turismo mientras que promueve una vida saludable y ayuda al desarrollo de los comercios locales de una forma sostenible, sin la necesidad de emitir gases nocivos al medio ambiente y reducimos el consumo de folletos de papel (mapas).</w:t>
+      </w:r>
+    </w:p>
+    <w:p>
+      <w:pPr>
         <w:spacing w:line="276" w:lineRule="auto"/>
         <w:jc w:val="both"/>
         <w:rPr>
           <w:rFonts w:ascii="Arial" w:hAnsi="Arial" w:cs="Arial"/>
         </w:rPr>
       </w:pPr>
-      <w:r>
-        <w:rPr>
-          <w:rFonts w:ascii="Arial" w:hAnsi="Arial" w:cs="Arial"/>
-        </w:rPr>
-        <w:t>El turismo en las ciudades con un gran patrimonio cultural en Extremadura suele centrarse en visitas guiadas por los principales monumentos o seguir itinerarios por la ciudad sin saber muy bien lo que se está haciendo. Esto puede resultar poco llamativo o aburrido para los turistas jóvenes, familias con niños pequeños que no pueden adaptarse al ritmo de los guías turísticos, etc.</w:t>
-      </w:r>
-    </w:p>
-    <w:p>
-      <w:pPr>
-        <w:spacing w:line="276" w:lineRule="auto"/>
+    </w:p>
+    <w:p>
+      <w:pPr>
+        <w:spacing w:before="240" w:line="276" w:lineRule="auto"/>
         <w:jc w:val="both"/>
         <w:rPr>
           <w:rFonts w:ascii="Arial" w:hAnsi="Arial" w:cs="Arial"/>
         </w:rPr>
       </w:pPr>
-    </w:p>
-    <w:p>
-      <w:pPr>
-        <w:spacing w:line="276" w:lineRule="auto"/>
-        <w:jc w:val="both"/>
-        <w:rPr>
-          <w:rFonts w:ascii="Arial" w:hAnsi="Arial" w:cs="Arial"/>
-        </w:rPr>
-      </w:pPr>
-      <w:r>
-        <w:rPr>
-          <w:rFonts w:ascii="Arial" w:hAnsi="Arial" w:cs="Arial"/>
-        </w:rPr>
-        <w:t>Por eso hemos visto como una necesidad, una aplicación que ayude a esas personas que no encajan en la visión de una forma de turismo tradicional, para ello estamos desarrollando RutexGo, para que dichas personas tengan una alternativa digital, divertida y educativa para conocer nuestras ciudades.</w:t>
-      </w:r>
-    </w:p>
-    <w:p>
-      <w:pPr>
-        <w:spacing w:line="276" w:lineRule="auto"/>
-        <w:jc w:val="both"/>
-        <w:rPr>
-          <w:rFonts w:ascii="Arial" w:hAnsi="Arial" w:cs="Arial"/>
-        </w:rPr>
-      </w:pPr>
-    </w:p>
-    <w:p>
-      <w:pPr>
-        <w:spacing w:line="276" w:lineRule="auto"/>
-        <w:jc w:val="both"/>
-        <w:rPr>
-          <w:rFonts w:ascii="Arial" w:hAnsi="Arial" w:cs="Arial"/>
-        </w:rPr>
-      </w:pPr>
-      <w:r>
-        <w:rPr>
-          <w:rFonts w:ascii="Arial" w:hAnsi="Arial" w:cs="Arial"/>
-        </w:rPr>
-        <w:t>En nuestra aplicación los visitantes pueden elegir como desean ver la ciudad, eligiendo entre las diferentes rutas propuestas y mientras que las realizan, descubrirán la ciudad de una forma diferente y divertida.</w:t>
-      </w:r>
-    </w:p>
-    <w:p>
-      <w:pPr>
-        <w:spacing w:line="276" w:lineRule="auto"/>
-        <w:jc w:val="both"/>
-        <w:rPr>
-          <w:rFonts w:ascii="Arial" w:hAnsi="Arial" w:cs="Arial"/>
-        </w:rPr>
-      </w:pPr>
-    </w:p>
-    <w:p>
-      <w:pPr>
-        <w:spacing w:line="276" w:lineRule="auto"/>
-        <w:jc w:val="both"/>
-        <w:rPr>
-          <w:rFonts w:ascii="Arial" w:hAnsi="Arial" w:cs="Arial"/>
-        </w:rPr>
-      </w:pPr>
-      <w:r>
-        <w:rPr>
-          <w:rFonts w:ascii="Arial" w:hAnsi="Arial" w:cs="Arial"/>
-        </w:rPr>
-        <w:t>Además, podrán jugar mediante los retos y preguntas que se les formularán a lo largo de la ruta, consiguiendo puntos, los cuales tendrán un ranking (Desde ser un esclavo hasta un emperador) y con los cuales en un futuro se podrán canjear los puntos por descuentos en tiendas locales.</w:t>
-      </w:r>
-    </w:p>
-    <w:p>
-      <w:pPr>
-        <w:spacing w:line="276" w:lineRule="auto"/>
-        <w:jc w:val="both"/>
-        <w:rPr>
-          <w:rFonts w:ascii="Arial" w:hAnsi="Arial" w:cs="Arial"/>
-        </w:rPr>
-      </w:pPr>
-    </w:p>
-    <w:p>
-      <w:pPr>
-        <w:spacing w:line="276" w:lineRule="auto"/>
-        <w:jc w:val="both"/>
-        <w:rPr>
-          <w:rFonts w:ascii="Arial" w:hAnsi="Arial" w:cs="Arial"/>
-        </w:rPr>
-      </w:pPr>
-      <w:r>
-        <w:rPr>
-          <w:rFonts w:ascii="Arial" w:hAnsi="Arial" w:cs="Arial"/>
-        </w:rPr>
-        <w:t>Por supuesto nuestra app fomenta el turismo mientras que promueve una vida saludable y ayuda al desarrollo de los comercios locales de una forma sostenible, sin la necesidad de emitir gases nocivos al medio ambiente y reducimos el consumo de folletos de papel (mapas).</w:t>
-      </w:r>
-    </w:p>
-    <w:p>
-      <w:pPr>
-        <w:spacing w:line="276" w:lineRule="auto"/>
-        <w:jc w:val="both"/>
-        <w:rPr>
-          <w:rFonts w:ascii="Arial" w:hAnsi="Arial" w:cs="Arial"/>
-        </w:rPr>
-      </w:pPr>
-    </w:p>
-    <w:p>
-      <w:pPr>
-        <w:spacing w:line="276" w:lineRule="auto"/>
-        <w:jc w:val="both"/>
-        <w:rPr>
-          <w:rFonts w:ascii="Arial" w:hAnsi="Arial" w:cs="Arial"/>
-        </w:rPr>
-      </w:pPr>
-      <w:r>
-        <w:rPr>
-          <w:rFonts w:ascii="Arial" w:hAnsi="Arial" w:cs="Arial"/>
-        </w:rPr>
-        <w:t xml:space="preserve">El nombre RuteX Go es una síntesis de tres elementos clave del proyecto: </w:t>
+      <w:r>
+        <w:rPr>
+          <w:rFonts w:ascii="Arial" w:hAnsi="Arial" w:cs="Arial"/>
+        </w:rPr>
+        <w:t xml:space="preserve">El nombre </w:t>
+      </w:r>
+      <w:proofErr w:type="spellStart"/>
+      <w:r>
+        <w:rPr>
+          <w:rFonts w:ascii="Arial" w:hAnsi="Arial" w:cs="Arial"/>
+        </w:rPr>
+        <w:t>RuteX</w:t>
+      </w:r>
+      <w:proofErr w:type="spellEnd"/>
+      <w:r>
+        <w:rPr>
+          <w:rFonts w:ascii="Arial" w:hAnsi="Arial" w:cs="Arial"/>
+        </w:rPr>
+        <w:t xml:space="preserve"> </w:t>
+      </w:r>
+      <w:proofErr w:type="spellStart"/>
+      <w:r>
+        <w:rPr>
+          <w:rFonts w:ascii="Arial" w:hAnsi="Arial" w:cs="Arial"/>
+        </w:rPr>
+        <w:t>Go</w:t>
+      </w:r>
+      <w:proofErr w:type="spellEnd"/>
+      <w:r>
+        <w:rPr>
+          <w:rFonts w:ascii="Arial" w:hAnsi="Arial" w:cs="Arial"/>
+        </w:rPr>
+        <w:t xml:space="preserve"> es una síntesis de tres elementos clave del proyecto: </w:t>
       </w:r>
     </w:p>
     <w:p>
@@ -1865,7 +1869,7 @@
           <w:ilvl w:val="0"/>
           <w:numId w:val="3"/>
         </w:numPr>
-        <w:spacing w:line="276" w:lineRule="auto"/>
+        <w:spacing w:before="240" w:line="276" w:lineRule="auto"/>
         <w:jc w:val="both"/>
         <w:rPr>
           <w:rFonts w:ascii="Arial" w:hAnsi="Arial" w:cs="Arial"/>
@@ -1885,17 +1889,39 @@
           <w:ilvl w:val="0"/>
           <w:numId w:val="3"/>
         </w:numPr>
-        <w:spacing w:line="276" w:lineRule="auto"/>
+        <w:spacing w:before="240" w:line="276" w:lineRule="auto"/>
         <w:jc w:val="both"/>
         <w:rPr>
           <w:rFonts w:ascii="Arial" w:hAnsi="Arial" w:cs="Arial"/>
         </w:rPr>
       </w:pPr>
-      <w:r>
-        <w:rPr>
-          <w:rFonts w:ascii="Arial" w:hAnsi="Arial" w:cs="Arial"/>
-        </w:rPr>
-        <w:t xml:space="preserve">eX (Extremadura): Es la referencia geográfica directa a la región donde se desarrolla el turismo gamificado (iniciando en ciudades extremeñas como Mérida y Cáceres). Ancla la aplicación a su contexto histórico y cultural. </w:t>
+      <w:proofErr w:type="spellStart"/>
+      <w:r>
+        <w:rPr>
+          <w:rFonts w:ascii="Arial" w:hAnsi="Arial" w:cs="Arial"/>
+        </w:rPr>
+        <w:t>eX</w:t>
+      </w:r>
+      <w:proofErr w:type="spellEnd"/>
+      <w:r>
+        <w:rPr>
+          <w:rFonts w:ascii="Arial" w:hAnsi="Arial" w:cs="Arial"/>
+        </w:rPr>
+        <w:t xml:space="preserve"> (Extremadura): Es la referencia geográfica directa a la región donde se desarrolla el turismo </w:t>
+      </w:r>
+      <w:proofErr w:type="spellStart"/>
+      <w:r>
+        <w:rPr>
+          <w:rFonts w:ascii="Arial" w:hAnsi="Arial" w:cs="Arial"/>
+        </w:rPr>
+        <w:t>gamificado</w:t>
+      </w:r>
+      <w:proofErr w:type="spellEnd"/>
+      <w:r>
+        <w:rPr>
+          <w:rFonts w:ascii="Arial" w:hAnsi="Arial" w:cs="Arial"/>
+        </w:rPr>
+        <w:t xml:space="preserve"> (iniciando en ciudades extremeñas como Mérida y Cáceres). Ancla la aplicación a su contexto histórico y cultural. </w:t>
       </w:r>
     </w:p>
     <w:p>
@@ -1905,18 +1931,25 @@
           <w:ilvl w:val="0"/>
           <w:numId w:val="3"/>
         </w:numPr>
-        <w:spacing w:line="276" w:lineRule="auto"/>
+        <w:spacing w:before="240" w:line="276" w:lineRule="auto"/>
         <w:jc w:val="both"/>
         <w:rPr>
           <w:rFonts w:ascii="Arial" w:hAnsi="Arial" w:cs="Arial"/>
         </w:rPr>
       </w:pPr>
-      <w:r>
-        <w:rPr>
-          <w:rFonts w:ascii="Arial" w:hAnsi="Arial" w:cs="Arial"/>
-        </w:rPr>
-        <w:lastRenderedPageBreak/>
-        <w:t>Go (Movimiento/Acción): Proporciona un sentido de acción inmediata y gamificación. Refleja el componente activo de la experiencia (ir, moverse, explorar) y resuena con un público joven y digital que busca dinamismo.</w:t>
+      <w:proofErr w:type="spellStart"/>
+      <w:r>
+        <w:rPr>
+          <w:rFonts w:ascii="Arial" w:hAnsi="Arial" w:cs="Arial"/>
+        </w:rPr>
+        <w:t>Go</w:t>
+      </w:r>
+      <w:proofErr w:type="spellEnd"/>
+      <w:r>
+        <w:rPr>
+          <w:rFonts w:ascii="Arial" w:hAnsi="Arial" w:cs="Arial"/>
+        </w:rPr>
+        <w:t xml:space="preserve"> (Movimiento/Acción): Proporciona un sentido de acción inmediata y gamificación. Refleja el componente activo de la experiencia (ir, moverse, explorar) y resuena con un público joven y digital que busca dinamismo.</w:t>
       </w:r>
     </w:p>
     <w:p>
@@ -1939,6 +1972,7 @@
       </w:pPr>
       <w:bookmarkStart w:id="1" w:name="_Toc213873548"/>
       <w:r>
+        <w:lastRenderedPageBreak/>
         <w:t>Resumen ejecutivo</w:t>
       </w:r>
       <w:bookmarkEnd w:id="1"/>
@@ -1946,7 +1980,7 @@
     <w:p>
       <w:pPr>
         <w:pStyle w:val="Textoindependiente"/>
-        <w:spacing w:before="121" w:line="276" w:lineRule="auto"/>
+        <w:spacing w:before="121" w:after="240" w:line="276" w:lineRule="auto"/>
         <w:jc w:val="both"/>
         <w:rPr>
           <w:rFonts w:ascii="Arial" w:hAnsi="Arial" w:cs="Arial"/>
@@ -1966,7 +2000,7 @@
     <w:p>
       <w:pPr>
         <w:pStyle w:val="Textoindependiente"/>
-        <w:spacing w:before="121" w:line="276" w:lineRule="auto"/>
+        <w:spacing w:before="121" w:after="240" w:line="276" w:lineRule="auto"/>
         <w:jc w:val="both"/>
         <w:rPr>
           <w:rFonts w:ascii="Arial" w:hAnsi="Arial" w:cs="Arial"/>
@@ -1974,43 +2008,37 @@
           <w:szCs w:val="24"/>
         </w:rPr>
       </w:pPr>
-    </w:p>
-    <w:p>
-      <w:pPr>
-        <w:pStyle w:val="Textoindependiente"/>
-        <w:spacing w:before="121" w:line="276" w:lineRule="auto"/>
-        <w:jc w:val="both"/>
+      <w:r>
         <w:rPr>
           <w:rFonts w:ascii="Arial" w:hAnsi="Arial" w:cs="Arial"/>
           <w:sz w:val="24"/>
           <w:szCs w:val="24"/>
         </w:rPr>
-      </w:pPr>
+        <w:t xml:space="preserve">Hemos decidido crear una aplicación para proporcionar a los turistas una forma diferente de visitar las ciudades. Nuestra aplicación proporcionará varias rutas con el tiempo estimado de duración de la misma para que los usuarios puedan elegir la que más se adecúe a su situación, además al ser una aplicación </w:t>
+      </w:r>
+      <w:proofErr w:type="spellStart"/>
       <w:r>
         <w:rPr>
           <w:rFonts w:ascii="Arial" w:hAnsi="Arial" w:cs="Arial"/>
           <w:sz w:val="24"/>
           <w:szCs w:val="24"/>
         </w:rPr>
-        <w:t>Hemos decidido crear una aplicación para proporcionar a los turistas una forma diferente de visitar las ciudades. Nuestra aplicación proporcionará varias rutas con el tiempo estimado de duración de la misma para que los usuarios puedan elegir la que más se adecúe a su situación, además al ser una aplicación gamificada proporcionará una experiencia agradable a la vez que divertida.</w:t>
-      </w:r>
-    </w:p>
-    <w:p>
-      <w:pPr>
-        <w:pStyle w:val="Textoindependiente"/>
-        <w:spacing w:before="121" w:line="276" w:lineRule="auto"/>
-        <w:jc w:val="both"/>
+        <w:t>gamificada</w:t>
+      </w:r>
+      <w:proofErr w:type="spellEnd"/>
+      <w:r>
         <w:rPr>
           <w:rFonts w:ascii="Arial" w:hAnsi="Arial" w:cs="Arial"/>
           <w:sz w:val="24"/>
           <w:szCs w:val="24"/>
         </w:rPr>
-      </w:pPr>
+        <w:t xml:space="preserve"> proporcionará una experiencia agradable a la vez que divertida.</w:t>
+      </w:r>
     </w:p>
     <w:p>
       <w:pPr>
         <w:pStyle w:val="Textoindependiente"/>
-        <w:spacing w:before="121" w:line="276" w:lineRule="auto"/>
+        <w:spacing w:before="121" w:after="240" w:line="276" w:lineRule="auto"/>
         <w:jc w:val="both"/>
         <w:rPr>
           <w:rFonts w:ascii="Arial" w:hAnsi="Arial" w:cs="Arial"/>
@@ -2030,7 +2058,7 @@
     <w:p>
       <w:pPr>
         <w:pStyle w:val="Textoindependiente"/>
-        <w:spacing w:before="121" w:line="276" w:lineRule="auto"/>
+        <w:spacing w:before="121" w:after="240" w:line="276" w:lineRule="auto"/>
         <w:jc w:val="both"/>
         <w:rPr>
           <w:rFonts w:ascii="Arial" w:hAnsi="Arial" w:cs="Arial"/>
@@ -2038,54 +2066,84 @@
           <w:szCs w:val="24"/>
         </w:rPr>
       </w:pPr>
-    </w:p>
-    <w:p>
-      <w:pPr>
-        <w:pStyle w:val="Textoindependiente"/>
-        <w:spacing w:before="121" w:line="276" w:lineRule="auto"/>
-        <w:jc w:val="both"/>
+      <w:r>
         <w:rPr>
           <w:rFonts w:ascii="Arial" w:hAnsi="Arial" w:cs="Arial"/>
           <w:sz w:val="24"/>
           <w:szCs w:val="24"/>
         </w:rPr>
-      </w:pPr>
-      <w:r>
+        <w:t>Objetivo de E1 es crear un prototipo funcional centrado en Mérida ya que es la ciudad donde vivimos la mayoría del grupo y nos es más fácil hacer pruebas.</w:t>
+      </w:r>
+    </w:p>
+    <w:p>
+      <w:pPr>
+        <w:pStyle w:val="Textoindependiente"/>
+        <w:spacing w:before="121" w:after="240" w:line="276" w:lineRule="auto"/>
+        <w:jc w:val="both"/>
         <w:rPr>
           <w:rFonts w:ascii="Arial" w:hAnsi="Arial" w:cs="Arial"/>
           <w:sz w:val="24"/>
           <w:szCs w:val="24"/>
         </w:rPr>
-        <w:t>Objetivo de E1 es crear un prototipo funcional centrado en Mérida ya que es la ciudad donde vivimos la mayoría del grupo y nos es más fácil hacer pruebas.</w:t>
-      </w:r>
-    </w:p>
-    <w:p>
-      <w:pPr>
-        <w:spacing w:line="276" w:lineRule="auto"/>
-        <w:jc w:val="both"/>
-        <w:rPr>
-          <w:rFonts w:ascii="Arial" w:hAnsi="Arial" w:cs="Arial"/>
-        </w:rPr>
-      </w:pPr>
-    </w:p>
-    <w:p>
-      <w:pPr>
-        <w:pStyle w:val="Cabeceraypieuser"/>
-        <w:spacing w:line="276" w:lineRule="auto"/>
-        <w:jc w:val="both"/>
-        <w:rPr>
-          <w:rFonts w:ascii="Arial" w:hAnsi="Arial" w:cs="Arial"/>
-          <w:u w:val="single"/>
-        </w:rPr>
-      </w:pPr>
-      <w:r>
-        <w:rPr>
-          <w:rFonts w:ascii="Arial" w:hAnsi="Arial" w:cs="Arial"/>
-        </w:rPr>
-        <w:t>Nuestra aplicación tendrá una gestión de usuario con su login, registro y su perfil como usuario. Dispondrá de una base de datos en la cual estarán las rutas disponibles que los usuarios podrán elegir para realizarlas, también habrá un pequeño juego estilo trivial que amenizará a la vez que enseña sobre los monumentos de dicha ruta, se podrán conseguir puntos para poder subir de rango ya que empezaremos siendo un esclavo</w:t>
-      </w:r>
-    </w:p>
-    <w:p/>
+      </w:pPr>
+      <w:r>
+        <w:rPr>
+          <w:rFonts w:ascii="Arial" w:hAnsi="Arial" w:cs="Arial"/>
+          <w:sz w:val="24"/>
+          <w:szCs w:val="24"/>
+        </w:rPr>
+        <w:t xml:space="preserve">Nuestra aplicación tendrá una gestión de usuario con su </w:t>
+      </w:r>
+      <w:proofErr w:type="spellStart"/>
+      <w:r>
+        <w:rPr>
+          <w:rFonts w:ascii="Arial" w:hAnsi="Arial" w:cs="Arial"/>
+          <w:sz w:val="24"/>
+          <w:szCs w:val="24"/>
+        </w:rPr>
+        <w:t>login</w:t>
+      </w:r>
+      <w:proofErr w:type="spellEnd"/>
+      <w:r>
+        <w:rPr>
+          <w:rFonts w:ascii="Arial" w:hAnsi="Arial" w:cs="Arial"/>
+          <w:sz w:val="24"/>
+          <w:szCs w:val="24"/>
+        </w:rPr>
+        <w:t>, registro y su perfil como usuario. Dispondrá de una base de datos en la cual estarán las rutas disponibles que los usuarios podrán elegir para realizarlas, también habrá un pequeño juego estilo trivial que amenizará a la vez que enseña sobre los monumentos de dicha ruta, se podrán conseguir puntos para poder subir de rango ya que empezaremos siendo un esclavo</w:t>
+      </w:r>
+    </w:p>
+    <w:p>
+      <w:pPr>
+        <w:tabs>
+          <w:tab w:val="left" w:pos="2120"/>
+        </w:tabs>
+      </w:pPr>
+      <w:r>
+        <w:tab/>
+      </w:r>
+    </w:p>
+    <w:p>
+      <w:pPr>
+        <w:tabs>
+          <w:tab w:val="left" w:pos="2120"/>
+        </w:tabs>
+      </w:pPr>
+    </w:p>
+    <w:p>
+      <w:pPr>
+        <w:tabs>
+          <w:tab w:val="left" w:pos="2120"/>
+        </w:tabs>
+      </w:pPr>
+    </w:p>
+    <w:p>
+      <w:pPr>
+        <w:tabs>
+          <w:tab w:val="left" w:pos="2120"/>
+        </w:tabs>
+      </w:pPr>
+    </w:p>
     <w:p>
       <w:pPr>
         <w:pStyle w:val="Ttulo1"/>
@@ -2103,7 +2161,7 @@
     </w:p>
     <w:p>
       <w:pPr>
-        <w:spacing w:line="276" w:lineRule="auto"/>
+        <w:spacing w:before="240" w:line="276" w:lineRule="auto"/>
         <w:jc w:val="both"/>
         <w:rPr>
           <w:rFonts w:ascii="Arial" w:hAnsi="Arial" w:cs="Arial"/>
@@ -2118,16 +2176,22 @@
     </w:p>
     <w:p>
       <w:pPr>
-        <w:spacing w:line="276" w:lineRule="auto"/>
+        <w:spacing w:before="240" w:line="276" w:lineRule="auto"/>
         <w:jc w:val="both"/>
         <w:rPr>
           <w:rFonts w:ascii="Arial" w:hAnsi="Arial" w:cs="Arial"/>
         </w:rPr>
       </w:pPr>
-    </w:p>
-    <w:p>
-      <w:pPr>
-        <w:spacing w:line="276" w:lineRule="auto"/>
+      <w:r>
+        <w:rPr>
+          <w:rFonts w:ascii="Arial" w:hAnsi="Arial" w:cs="Arial"/>
+        </w:rPr>
+        <w:t xml:space="preserve"> El objetivo es crear una aplicación que ayude a los visitantes de Mérida para que tengan una experiencia turística inolvidable.  </w:t>
+      </w:r>
+    </w:p>
+    <w:p>
+      <w:pPr>
+        <w:spacing w:before="240" w:line="276" w:lineRule="auto"/>
         <w:jc w:val="both"/>
         <w:rPr>
           <w:rFonts w:ascii="Arial" w:hAnsi="Arial" w:cs="Arial"/>
@@ -2137,34 +2201,27 @@
         <w:rPr>
           <w:rFonts w:ascii="Arial" w:hAnsi="Arial" w:cs="Arial"/>
         </w:rPr>
-        <w:t xml:space="preserve">La aplicación la vamos a desarrollar con Flutter/Kotlin, usaremos la API Google Maps y como base de datos </w:t>
-      </w:r>
-      <w:r>
-        <w:rPr>
-          <w:rFonts w:ascii="Arial" w:hAnsi="Arial" w:cs="Arial"/>
-          <w:color w:val="000000"/>
-        </w:rPr>
-        <w:t xml:space="preserve">Firebase. </w:t>
-      </w:r>
-      <w:r>
-        <w:rPr>
-          <w:rFonts w:ascii="Arial" w:hAnsi="Arial" w:cs="Arial"/>
-        </w:rPr>
-        <w:t>Pondremos en práctica todo lo aprendido durante el curso, programación, entorno de desarrollo, acceso a datos, desarrollo de interfaces …</w:t>
-      </w:r>
-    </w:p>
-    <w:p>
-      <w:pPr>
-        <w:spacing w:line="276" w:lineRule="auto"/>
+        <w:t xml:space="preserve">Esta aplicación está diseñada para ayudar a los turistas extremeños a tener una experiencia inolvidable mediante la guía por la ciudad mientras juegan, fomentar el comercio local ya que las rutas son a pie y da la posibilidad de pararse en los comercios, ayudara al reconocimiento de Extremadura a la vez que hace que el turismo sea divertido y saludable.  </w:t>
+      </w:r>
+    </w:p>
+    <w:p>
+      <w:pPr>
+        <w:spacing w:before="240" w:line="276" w:lineRule="auto"/>
         <w:jc w:val="both"/>
         <w:rPr>
           <w:rFonts w:ascii="Arial" w:hAnsi="Arial" w:cs="Arial"/>
         </w:rPr>
       </w:pPr>
-    </w:p>
-    <w:p>
-      <w:pPr>
-        <w:spacing w:line="276" w:lineRule="auto"/>
+      <w:r>
+        <w:rPr>
+          <w:rFonts w:ascii="Arial" w:hAnsi="Arial" w:cs="Arial"/>
+        </w:rPr>
+        <w:t xml:space="preserve">En un futuro contemplamos la colaboración de algunos comercios locales, los cuales aplicaran pequeños descuentos a aquellos turistas que los visiten y muestren nuestra app, de esta manera los podremos ayudar de una forma más activa. </w:t>
+      </w:r>
+    </w:p>
+    <w:p>
+      <w:pPr>
+        <w:spacing w:before="240" w:line="276" w:lineRule="auto"/>
         <w:jc w:val="both"/>
         <w:rPr>
           <w:rFonts w:ascii="Arial" w:hAnsi="Arial" w:cs="Arial"/>
@@ -2174,36 +2231,36 @@
         <w:rPr>
           <w:rFonts w:ascii="Arial" w:hAnsi="Arial" w:cs="Arial"/>
         </w:rPr>
-        <w:t xml:space="preserve"> El objetivo es crear una aplicación que ayude a los visitantes de Mérida para que tengan una experiencia turística inolvidable.  </w:t>
-      </w:r>
-    </w:p>
-    <w:p>
-      <w:pPr>
-        <w:spacing w:line="276" w:lineRule="auto"/>
+        <w:t>Nuestra app, tiene una parte de gamificación los cual nos da una gran ventaja ante nuestros competidores ya que nuestros usuarios la usarán constantemente porque consultarán el mapa, leerán las historias o jugarán.</w:t>
+      </w:r>
+    </w:p>
+    <w:p>
+      <w:pPr>
+        <w:spacing w:before="240" w:line="276" w:lineRule="auto"/>
         <w:jc w:val="both"/>
         <w:rPr>
           <w:rFonts w:ascii="Arial" w:hAnsi="Arial" w:cs="Arial"/>
         </w:rPr>
       </w:pPr>
-    </w:p>
-    <w:p>
-      <w:pPr>
-        <w:spacing w:line="276" w:lineRule="auto"/>
+      <w:r>
+        <w:rPr>
+          <w:rFonts w:ascii="Arial" w:hAnsi="Arial" w:cs="Arial"/>
+        </w:rPr>
+        <w:t>Además, en un futuro queremos tener asociaciones con los pequeños comercios de Mérida para promover el comercio local.</w:t>
+      </w:r>
+    </w:p>
+    <w:p>
+      <w:pPr>
+        <w:spacing w:before="240" w:line="276" w:lineRule="auto"/>
         <w:jc w:val="both"/>
         <w:rPr>
           <w:rFonts w:ascii="Arial" w:hAnsi="Arial" w:cs="Arial"/>
         </w:rPr>
       </w:pPr>
-      <w:r>
-        <w:rPr>
-          <w:rFonts w:ascii="Arial" w:hAnsi="Arial" w:cs="Arial"/>
-        </w:rPr>
-        <w:t xml:space="preserve">Esta aplicación está diseñada para ayudar a los turistas extremeños a tener una experiencia inolvidable mediante la guía por la ciudad mientras juegan, fomentar el comercio local ya que las rutas son a pie y da la posibilidad de pararse en los comercios, ayudara al reconocimiento de Extremadura a la vez que hace que el turismo sea divertido y saludable.  </w:t>
-      </w:r>
-    </w:p>
-    <w:p>
-      <w:pPr>
-        <w:spacing w:line="276" w:lineRule="auto"/>
+    </w:p>
+    <w:p>
+      <w:pPr>
+        <w:spacing w:before="240" w:line="276" w:lineRule="auto"/>
         <w:jc w:val="both"/>
         <w:rPr>
           <w:rFonts w:ascii="Arial" w:hAnsi="Arial" w:cs="Arial"/>
@@ -2212,22 +2269,16 @@
     </w:p>
     <w:p>
       <w:pPr>
-        <w:spacing w:line="276" w:lineRule="auto"/>
+        <w:spacing w:before="240" w:line="276" w:lineRule="auto"/>
         <w:jc w:val="both"/>
         <w:rPr>
           <w:rFonts w:ascii="Arial" w:hAnsi="Arial" w:cs="Arial"/>
         </w:rPr>
       </w:pPr>
-      <w:r>
-        <w:rPr>
-          <w:rFonts w:ascii="Arial" w:hAnsi="Arial" w:cs="Arial"/>
-        </w:rPr>
-        <w:t xml:space="preserve">En un futuro contemplamos la colaboración de algunos comercios locales, los cuales aplicaran pequeños descuentos a aquellos turistas que los visiten y muestren nuestra app, de esta manera los podremos ayudar de una forma más activa. </w:t>
-      </w:r>
-    </w:p>
-    <w:p>
-      <w:pPr>
-        <w:spacing w:line="276" w:lineRule="auto"/>
+    </w:p>
+    <w:p>
+      <w:pPr>
+        <w:spacing w:before="240" w:line="276" w:lineRule="auto"/>
         <w:jc w:val="both"/>
         <w:rPr>
           <w:rFonts w:ascii="Arial" w:hAnsi="Arial" w:cs="Arial"/>
@@ -2236,22 +2287,16 @@
     </w:p>
     <w:p>
       <w:pPr>
-        <w:spacing w:line="276" w:lineRule="auto"/>
+        <w:spacing w:before="240" w:line="276" w:lineRule="auto"/>
         <w:jc w:val="both"/>
         <w:rPr>
           <w:rFonts w:ascii="Arial" w:hAnsi="Arial" w:cs="Arial"/>
         </w:rPr>
       </w:pPr>
-      <w:r>
-        <w:rPr>
-          <w:rFonts w:ascii="Arial" w:hAnsi="Arial" w:cs="Arial"/>
-        </w:rPr>
-        <w:t>Nuestra app, tiene una parte de gamificación los cual nos da una gran ventaja ante nuestros competidores ya que nuestros usuarios la usarán constantemente porque consultarán el mapa, leerán las historias o jugarán.</w:t>
-      </w:r>
-    </w:p>
-    <w:p>
-      <w:pPr>
-        <w:spacing w:line="276" w:lineRule="auto"/>
+    </w:p>
+    <w:p>
+      <w:pPr>
+        <w:spacing w:before="240" w:line="276" w:lineRule="auto"/>
         <w:jc w:val="both"/>
         <w:rPr>
           <w:rFonts w:ascii="Arial" w:hAnsi="Arial" w:cs="Arial"/>
@@ -2260,27 +2305,92 @@
     </w:p>
     <w:p>
       <w:pPr>
-        <w:spacing w:line="276" w:lineRule="auto"/>
+        <w:spacing w:before="240" w:line="276" w:lineRule="auto"/>
         <w:jc w:val="both"/>
         <w:rPr>
           <w:rFonts w:ascii="Arial" w:hAnsi="Arial" w:cs="Arial"/>
         </w:rPr>
       </w:pPr>
-      <w:r>
-        <w:rPr>
-          <w:rFonts w:ascii="Arial" w:hAnsi="Arial" w:cs="Arial"/>
-        </w:rPr>
-        <w:t>Además, en un futuro queremos tener asociaciones con los pequeños comercios de Mérida para promover el comercio local.</w:t>
-      </w:r>
-    </w:p>
-    <w:p/>
-    <w:p/>
-    <w:p/>
-    <w:p/>
+    </w:p>
+    <w:p>
+      <w:pPr>
+        <w:spacing w:before="240" w:line="276" w:lineRule="auto"/>
+        <w:jc w:val="both"/>
+        <w:rPr>
+          <w:rFonts w:ascii="Arial" w:hAnsi="Arial" w:cs="Arial"/>
+        </w:rPr>
+      </w:pPr>
+    </w:p>
+    <w:p>
+      <w:pPr>
+        <w:spacing w:before="240" w:line="276" w:lineRule="auto"/>
+        <w:jc w:val="both"/>
+        <w:rPr>
+          <w:rFonts w:ascii="Arial" w:hAnsi="Arial" w:cs="Arial"/>
+        </w:rPr>
+        <w:sectPr>
+          <w:headerReference w:type="even" r:id="rId13"/>
+          <w:headerReference w:type="default" r:id="rId14"/>
+          <w:footerReference w:type="even" r:id="rId15"/>
+          <w:footerReference w:type="default" r:id="rId16"/>
+          <w:headerReference w:type="first" r:id="rId17"/>
+          <w:footerReference w:type="first" r:id="rId18"/>
+          <w:pgSz w:w="11906" w:h="16838"/>
+          <w:pgMar w:top="1417" w:right="1701" w:bottom="1417" w:left="1701" w:header="708" w:footer="708" w:gutter="0"/>
+          <w:pgNumType w:start="1"/>
+          <w:cols w:space="720"/>
+          <w:formProt w:val="0"/>
+          <w:docGrid w:linePitch="360"/>
+        </w:sectPr>
+      </w:pPr>
+    </w:p>
+    <w:p>
+      <w:pPr>
+        <w:spacing w:after="0" w:line="240" w:lineRule="auto"/>
+        <w:rPr>
+          <w:rFonts w:ascii="Arial" w:hAnsi="Arial" w:cs="Arial"/>
+        </w:rPr>
+      </w:pPr>
+    </w:p>
+    <w:p>
+      <w:pPr>
+        <w:pStyle w:val="Descripcin"/>
+        <w:keepNext/>
+        <w:jc w:val="center"/>
+      </w:pPr>
+      <w:r>
+        <w:t xml:space="preserve">Tabla </w:t>
+      </w:r>
+      <w:fldSimple w:instr=" SEQ Tabla \* ARABIC ">
+        <w:r>
+          <w:rPr>
+            <w:noProof/>
+          </w:rPr>
+          <w:t>1</w:t>
+        </w:r>
+      </w:fldSimple>
+      <w:r>
+        <w:t>: T</w:t>
+      </w:r>
+      <w:r>
+        <w:t>a</w:t>
+      </w:r>
+      <w:r>
+        <w:t>bla comparativa con otras aplicaciones</w:t>
+      </w:r>
+    </w:p>
     <w:tbl>
       <w:tblPr>
-        <w:tblW w:w="8614" w:type="dxa"/>
-        <w:tblLayout w:type="fixed"/>
+        <w:tblW w:w="0" w:type="auto"/>
+        <w:tblCellSpacing w:w="15" w:type="dxa"/>
+        <w:tblBorders>
+          <w:top w:val="single" w:sz="4" w:space="0" w:color="auto"/>
+          <w:left w:val="single" w:sz="4" w:space="0" w:color="auto"/>
+          <w:bottom w:val="single" w:sz="4" w:space="0" w:color="auto"/>
+          <w:right w:val="single" w:sz="4" w:space="0" w:color="auto"/>
+          <w:insideH w:val="single" w:sz="4" w:space="0" w:color="auto"/>
+          <w:insideV w:val="single" w:sz="4" w:space="0" w:color="auto"/>
+        </w:tblBorders>
         <w:tblCellMar>
           <w:top w:w="15" w:type="dxa"/>
           <w:left w:w="15" w:type="dxa"/>
@@ -2290,36 +2400,34 @@
         <w:tblLook w:val="04A0" w:firstRow="1" w:lastRow="0" w:firstColumn="1" w:lastColumn="0" w:noHBand="0" w:noVBand="1"/>
       </w:tblPr>
       <w:tblGrid>
-        <w:gridCol w:w="1529"/>
-        <w:gridCol w:w="1778"/>
-        <w:gridCol w:w="2859"/>
-        <w:gridCol w:w="2448"/>
+        <w:gridCol w:w="2296"/>
+        <w:gridCol w:w="3343"/>
+        <w:gridCol w:w="4602"/>
+        <w:gridCol w:w="3873"/>
       </w:tblGrid>
       <w:tr>
         <w:trPr>
           <w:tblHeader/>
+          <w:tblCellSpacing w:w="15" w:type="dxa"/>
         </w:trPr>
         <w:tc>
           <w:tcPr>
-            <w:tcW w:w="1528" w:type="dxa"/>
-            <w:tcBorders>
-              <w:top w:val="single" w:sz="4" w:space="0" w:color="000000"/>
-              <w:left w:val="single" w:sz="4" w:space="0" w:color="000000"/>
-              <w:bottom w:val="single" w:sz="4" w:space="0" w:color="000000"/>
-              <w:right w:val="single" w:sz="4" w:space="0" w:color="000000"/>
-            </w:tcBorders>
+            <w:tcW w:w="0" w:type="auto"/>
             <w:vAlign w:val="center"/>
+            <w:hideMark/>
           </w:tcPr>
           <w:p>
             <w:pPr>
-              <w:jc w:val="center"/>
-              <w:rPr>
+              <w:spacing w:after="0" w:line="240" w:lineRule="auto"/>
+              <w:rPr>
+                <w:rFonts w:ascii="Arial" w:hAnsi="Arial" w:cs="Arial"/>
                 <w:b/>
                 <w:bCs/>
               </w:rPr>
             </w:pPr>
             <w:r>
               <w:rPr>
+                <w:rFonts w:ascii="Arial" w:hAnsi="Arial" w:cs="Arial"/>
                 <w:b/>
                 <w:bCs/>
               </w:rPr>
@@ -2329,25 +2437,22 @@
         </w:tc>
         <w:tc>
           <w:tcPr>
-            <w:tcW w:w="1778" w:type="dxa"/>
-            <w:tcBorders>
-              <w:top w:val="single" w:sz="4" w:space="0" w:color="000000"/>
-              <w:left w:val="single" w:sz="4" w:space="0" w:color="000000"/>
-              <w:bottom w:val="single" w:sz="4" w:space="0" w:color="000000"/>
-              <w:right w:val="single" w:sz="4" w:space="0" w:color="000000"/>
-            </w:tcBorders>
+            <w:tcW w:w="0" w:type="auto"/>
             <w:vAlign w:val="center"/>
+            <w:hideMark/>
           </w:tcPr>
           <w:p>
             <w:pPr>
-              <w:jc w:val="center"/>
-              <w:rPr>
+              <w:spacing w:after="0" w:line="240" w:lineRule="auto"/>
+              <w:rPr>
+                <w:rFonts w:ascii="Arial" w:hAnsi="Arial" w:cs="Arial"/>
                 <w:b/>
                 <w:bCs/>
               </w:rPr>
             </w:pPr>
             <w:r>
               <w:rPr>
+                <w:rFonts w:ascii="Arial" w:hAnsi="Arial" w:cs="Arial"/>
                 <w:b/>
                 <w:bCs/>
               </w:rPr>
@@ -2357,25 +2462,22 @@
         </w:tc>
         <w:tc>
           <w:tcPr>
-            <w:tcW w:w="2859" w:type="dxa"/>
-            <w:tcBorders>
-              <w:top w:val="single" w:sz="4" w:space="0" w:color="000000"/>
-              <w:left w:val="single" w:sz="4" w:space="0" w:color="000000"/>
-              <w:bottom w:val="single" w:sz="4" w:space="0" w:color="000000"/>
-              <w:right w:val="single" w:sz="4" w:space="0" w:color="000000"/>
-            </w:tcBorders>
+            <w:tcW w:w="0" w:type="auto"/>
             <w:vAlign w:val="center"/>
+            <w:hideMark/>
           </w:tcPr>
           <w:p>
             <w:pPr>
-              <w:jc w:val="center"/>
-              <w:rPr>
+              <w:spacing w:after="0" w:line="240" w:lineRule="auto"/>
+              <w:rPr>
+                <w:rFonts w:ascii="Arial" w:hAnsi="Arial" w:cs="Arial"/>
                 <w:b/>
                 <w:bCs/>
               </w:rPr>
             </w:pPr>
             <w:r>
               <w:rPr>
+                <w:rFonts w:ascii="Arial" w:hAnsi="Arial" w:cs="Arial"/>
                 <w:b/>
                 <w:bCs/>
               </w:rPr>
@@ -2385,25 +2487,22 @@
         </w:tc>
         <w:tc>
           <w:tcPr>
-            <w:tcW w:w="2448" w:type="dxa"/>
-            <w:tcBorders>
-              <w:top w:val="single" w:sz="4" w:space="0" w:color="000000"/>
-              <w:left w:val="single" w:sz="4" w:space="0" w:color="000000"/>
-              <w:bottom w:val="single" w:sz="4" w:space="0" w:color="000000"/>
-              <w:right w:val="single" w:sz="4" w:space="0" w:color="000000"/>
-            </w:tcBorders>
+            <w:tcW w:w="0" w:type="auto"/>
             <w:vAlign w:val="center"/>
+            <w:hideMark/>
           </w:tcPr>
           <w:p>
             <w:pPr>
-              <w:jc w:val="center"/>
-              <w:rPr>
+              <w:spacing w:after="0" w:line="240" w:lineRule="auto"/>
+              <w:rPr>
+                <w:rFonts w:ascii="Arial" w:hAnsi="Arial" w:cs="Arial"/>
                 <w:b/>
                 <w:bCs/>
               </w:rPr>
             </w:pPr>
             <w:r>
               <w:rPr>
+                <w:rFonts w:ascii="Arial" w:hAnsi="Arial" w:cs="Arial"/>
                 <w:b/>
                 <w:bCs/>
               </w:rPr>
@@ -2413,279 +2512,190 @@
         </w:tc>
       </w:tr>
       <w:tr>
+        <w:trPr>
+          <w:tblCellSpacing w:w="15" w:type="dxa"/>
+        </w:trPr>
         <w:tc>
           <w:tcPr>
-            <w:tcW w:w="1528" w:type="dxa"/>
-            <w:tcBorders>
-              <w:top w:val="single" w:sz="4" w:space="0" w:color="000000"/>
-              <w:left w:val="single" w:sz="4" w:space="0" w:color="000000"/>
-              <w:bottom w:val="single" w:sz="4" w:space="0" w:color="000000"/>
-              <w:right w:val="single" w:sz="4" w:space="0" w:color="000000"/>
-            </w:tcBorders>
+            <w:tcW w:w="0" w:type="auto"/>
             <w:vAlign w:val="center"/>
+            <w:hideMark/>
           </w:tcPr>
           <w:p>
             <w:pPr>
-              <w:rPr>
-                <w:sz w:val="20"/>
-                <w:szCs w:val="20"/>
+              <w:spacing w:after="0" w:line="240" w:lineRule="auto"/>
+              <w:rPr>
+                <w:rFonts w:ascii="Arial" w:hAnsi="Arial" w:cs="Arial"/>
               </w:rPr>
             </w:pPr>
             <w:r>
               <w:rPr>
+                <w:rFonts w:ascii="Arial" w:hAnsi="Arial" w:cs="Arial"/>
                 <w:b/>
                 <w:bCs/>
-                <w:sz w:val="20"/>
-                <w:szCs w:val="20"/>
               </w:rPr>
               <w:t>Vis</w:t>
             </w:r>
             <w:r>
               <w:rPr>
-                <w:rFonts w:ascii="MS Gothic" w:eastAsia="MS Gothic" w:hAnsi="MS Gothic" w:cs="MS Gothic"/>
+                <w:rFonts w:ascii="MS Gothic" w:eastAsia="MS Gothic" w:hAnsi="MS Gothic" w:cs="MS Gothic" w:hint="eastAsia"/>
                 <w:b/>
                 <w:bCs/>
-                <w:sz w:val="20"/>
-                <w:szCs w:val="20"/>
               </w:rPr>
               <w:t>ⓘ</w:t>
             </w:r>
             <w:r>
               <w:rPr>
+                <w:rFonts w:ascii="Arial" w:hAnsi="Arial" w:cs="Arial"/>
                 <w:b/>
                 <w:bCs/>
-                <w:sz w:val="20"/>
-                <w:szCs w:val="20"/>
-              </w:rPr>
-              <w:t>t M</w:t>
-            </w:r>
-            <w:r>
-              <w:rPr>
-                <w:rFonts w:ascii="Calibri" w:hAnsi="Calibri" w:cs="Calibri"/>
-                <w:b/>
-                <w:bCs/>
-                <w:sz w:val="20"/>
-                <w:szCs w:val="20"/>
-              </w:rPr>
-              <w:t>é</w:t>
-            </w:r>
-            <w:r>
-              <w:rPr>
-                <w:b/>
-                <w:bCs/>
-                <w:sz w:val="20"/>
-                <w:szCs w:val="20"/>
-              </w:rPr>
-              <w:t>rida</w:t>
+              </w:rPr>
+              <w:t>t Mérida</w:t>
             </w:r>
           </w:p>
         </w:tc>
         <w:tc>
           <w:tcPr>
-            <w:tcW w:w="1778" w:type="dxa"/>
-            <w:tcBorders>
-              <w:top w:val="single" w:sz="4" w:space="0" w:color="000000"/>
-              <w:left w:val="single" w:sz="4" w:space="0" w:color="000000"/>
-              <w:bottom w:val="single" w:sz="4" w:space="0" w:color="000000"/>
-              <w:right w:val="single" w:sz="4" w:space="0" w:color="000000"/>
-            </w:tcBorders>
+            <w:tcW w:w="0" w:type="auto"/>
             <w:vAlign w:val="center"/>
+            <w:hideMark/>
           </w:tcPr>
           <w:p>
             <w:pPr>
-              <w:rPr>
-                <w:sz w:val="20"/>
-                <w:szCs w:val="20"/>
+              <w:spacing w:after="0" w:line="240" w:lineRule="auto"/>
+              <w:rPr>
+                <w:rFonts w:ascii="Arial" w:hAnsi="Arial" w:cs="Arial"/>
               </w:rPr>
             </w:pPr>
-            <w:hyperlink r:id="rId15">
-              <w:r>
-                <w:rPr>
-                  <w:rStyle w:val="Hipervnculo"/>
-                  <w:sz w:val="20"/>
-                  <w:szCs w:val="20"/>
-                </w:rPr>
-                <w:t>Ayuntamiento de Mérida – Visit Mérida</w:t>
-              </w:r>
-            </w:hyperlink>
+            <w:r>
+              <w:rPr>
+                <w:rFonts w:ascii="Arial" w:hAnsi="Arial" w:cs="Arial"/>
+              </w:rPr>
+              <w:t xml:space="preserve">Ayuntamiento de Mérida – </w:t>
+            </w:r>
+            <w:proofErr w:type="spellStart"/>
+            <w:r>
+              <w:rPr>
+                <w:rFonts w:ascii="Arial" w:hAnsi="Arial" w:cs="Arial"/>
+              </w:rPr>
+              <w:t>Visit</w:t>
+            </w:r>
+            <w:proofErr w:type="spellEnd"/>
+            <w:r>
+              <w:rPr>
+                <w:rFonts w:ascii="Arial" w:hAnsi="Arial" w:cs="Arial"/>
+              </w:rPr>
+              <w:t xml:space="preserve"> Mérida</w:t>
+            </w:r>
           </w:p>
         </w:tc>
         <w:tc>
           <w:tcPr>
-            <w:tcW w:w="2859" w:type="dxa"/>
-            <w:tcBorders>
-              <w:top w:val="single" w:sz="4" w:space="0" w:color="000000"/>
-              <w:left w:val="single" w:sz="4" w:space="0" w:color="000000"/>
-              <w:bottom w:val="single" w:sz="4" w:space="0" w:color="000000"/>
-              <w:right w:val="single" w:sz="4" w:space="0" w:color="000000"/>
-            </w:tcBorders>
+            <w:tcW w:w="0" w:type="auto"/>
             <w:vAlign w:val="center"/>
+            <w:hideMark/>
           </w:tcPr>
           <w:p>
             <w:pPr>
-              <w:pStyle w:val="Prrafodelista"/>
-              <w:numPr>
-                <w:ilvl w:val="0"/>
-                <w:numId w:val="10"/>
-              </w:numPr>
-              <w:ind w:left="351"/>
-              <w:rPr>
-                <w:sz w:val="20"/>
-                <w:szCs w:val="20"/>
+              <w:spacing w:after="0" w:line="240" w:lineRule="auto"/>
+              <w:rPr>
+                <w:rFonts w:ascii="Arial" w:hAnsi="Arial" w:cs="Arial"/>
               </w:rPr>
             </w:pPr>
             <w:r>
               <w:rPr>
-                <w:sz w:val="20"/>
-                <w:szCs w:val="20"/>
-              </w:rPr>
-              <w:t>Uso de tecnologías modernas: beacons, QR y NFC.</w:t>
-            </w:r>
-          </w:p>
-          <w:p>
-            <w:pPr>
-              <w:pStyle w:val="Prrafodelista"/>
-              <w:numPr>
-                <w:ilvl w:val="0"/>
-                <w:numId w:val="10"/>
-              </w:numPr>
-              <w:ind w:left="351"/>
-              <w:rPr>
-                <w:sz w:val="20"/>
-                <w:szCs w:val="20"/>
-              </w:rPr>
-            </w:pPr>
-            <w:r>
-              <w:rPr>
-                <w:sz w:val="20"/>
-                <w:szCs w:val="20"/>
-              </w:rPr>
-              <w:t>Geolocalización de rutas y puntos de interés.</w:t>
-            </w:r>
-          </w:p>
-          <w:p>
-            <w:pPr>
-              <w:pStyle w:val="Prrafodelista"/>
-              <w:numPr>
-                <w:ilvl w:val="0"/>
-                <w:numId w:val="10"/>
-              </w:numPr>
-              <w:ind w:left="351"/>
-              <w:rPr>
-                <w:sz w:val="20"/>
-                <w:szCs w:val="20"/>
-              </w:rPr>
-            </w:pPr>
-            <w:r>
-              <w:rPr>
-                <w:sz w:val="20"/>
-                <w:szCs w:val="20"/>
-              </w:rPr>
-              <w:t>Interacción automática mediante notificaciones contextuales.</w:t>
+                <w:rFonts w:ascii="Arial" w:hAnsi="Arial" w:cs="Arial"/>
+              </w:rPr>
+              <w:t xml:space="preserve">• Uso de </w:t>
+            </w:r>
+            <w:proofErr w:type="spellStart"/>
+            <w:r>
+              <w:rPr>
+                <w:rFonts w:ascii="Arial" w:hAnsi="Arial" w:cs="Arial"/>
+              </w:rPr>
+              <w:t>beacons</w:t>
+            </w:r>
+            <w:proofErr w:type="spellEnd"/>
+            <w:r>
+              <w:rPr>
+                <w:rFonts w:ascii="Arial" w:hAnsi="Arial" w:cs="Arial"/>
+              </w:rPr>
+              <w:t>, QR y NFC.</w:t>
+            </w:r>
+            <w:r>
+              <w:rPr>
+                <w:rFonts w:ascii="Arial" w:hAnsi="Arial" w:cs="Arial"/>
+              </w:rPr>
+              <w:br/>
+              <w:t>• Geolocalización de rutas culturales.</w:t>
+            </w:r>
+            <w:r>
+              <w:rPr>
+                <w:rFonts w:ascii="Arial" w:hAnsi="Arial" w:cs="Arial"/>
+              </w:rPr>
+              <w:br/>
+              <w:t>• Notificaciones automáticas por proximidad.</w:t>
             </w:r>
           </w:p>
         </w:tc>
         <w:tc>
           <w:tcPr>
-            <w:tcW w:w="2448" w:type="dxa"/>
-            <w:tcBorders>
-              <w:top w:val="single" w:sz="4" w:space="0" w:color="000000"/>
-              <w:left w:val="single" w:sz="4" w:space="0" w:color="000000"/>
-              <w:bottom w:val="single" w:sz="4" w:space="0" w:color="000000"/>
-              <w:right w:val="single" w:sz="4" w:space="0" w:color="000000"/>
-            </w:tcBorders>
+            <w:tcW w:w="0" w:type="auto"/>
             <w:vAlign w:val="center"/>
+            <w:hideMark/>
           </w:tcPr>
           <w:p>
             <w:pPr>
-              <w:pStyle w:val="Prrafodelista"/>
-              <w:numPr>
-                <w:ilvl w:val="0"/>
-                <w:numId w:val="10"/>
-              </w:numPr>
-              <w:ind w:left="337"/>
-              <w:rPr>
-                <w:sz w:val="20"/>
-                <w:szCs w:val="20"/>
+              <w:spacing w:after="0" w:line="240" w:lineRule="auto"/>
+              <w:rPr>
+                <w:rFonts w:ascii="Arial" w:hAnsi="Arial" w:cs="Arial"/>
               </w:rPr>
             </w:pPr>
             <w:r>
               <w:rPr>
-                <w:sz w:val="20"/>
-                <w:szCs w:val="20"/>
-              </w:rPr>
-              <w:t>Falta de componente lúdico o gamificado</w:t>
-            </w:r>
-          </w:p>
-          <w:p>
-            <w:pPr>
-              <w:pStyle w:val="Prrafodelista"/>
-              <w:numPr>
-                <w:ilvl w:val="0"/>
-                <w:numId w:val="10"/>
-              </w:numPr>
-              <w:ind w:left="337"/>
-              <w:rPr>
-                <w:sz w:val="20"/>
-                <w:szCs w:val="20"/>
-              </w:rPr>
-            </w:pPr>
-            <w:r>
-              <w:rPr>
-                <w:sz w:val="20"/>
-                <w:szCs w:val="20"/>
-              </w:rPr>
-              <w:t>Interfaz limitada en diseño y usabilidad.</w:t>
-            </w:r>
-          </w:p>
-          <w:p>
-            <w:pPr>
-              <w:pStyle w:val="Prrafodelista"/>
-              <w:numPr>
-                <w:ilvl w:val="0"/>
-                <w:numId w:val="10"/>
-              </w:numPr>
-              <w:ind w:left="337"/>
-              <w:rPr>
-                <w:sz w:val="20"/>
-                <w:szCs w:val="20"/>
-              </w:rPr>
-            </w:pPr>
-            <w:r>
-              <w:rPr>
-                <w:sz w:val="20"/>
-                <w:szCs w:val="20"/>
-              </w:rPr>
-              <w:t xml:space="preserve"> Poca personalización para diferentes perfiles de usuario.</w:t>
+                <w:rFonts w:ascii="Arial" w:hAnsi="Arial" w:cs="Arial"/>
+              </w:rPr>
+              <w:t>• Sin gamificación.</w:t>
+            </w:r>
+            <w:r>
+              <w:rPr>
+                <w:rFonts w:ascii="Arial" w:hAnsi="Arial" w:cs="Arial"/>
+              </w:rPr>
+              <w:br/>
+              <w:t>• Interfaz poco atractiva.</w:t>
+            </w:r>
+            <w:r>
+              <w:rPr>
+                <w:rFonts w:ascii="Arial" w:hAnsi="Arial" w:cs="Arial"/>
+              </w:rPr>
+              <w:br/>
+              <w:t>• Poca personalización para distintos usuarios.</w:t>
             </w:r>
           </w:p>
         </w:tc>
       </w:tr>
       <w:tr>
+        <w:trPr>
+          <w:tblCellSpacing w:w="15" w:type="dxa"/>
+        </w:trPr>
         <w:tc>
           <w:tcPr>
-            <w:tcW w:w="1528" w:type="dxa"/>
-            <w:tcBorders>
-              <w:top w:val="single" w:sz="4" w:space="0" w:color="000000"/>
-              <w:left w:val="single" w:sz="4" w:space="0" w:color="000000"/>
-              <w:bottom w:val="single" w:sz="4" w:space="0" w:color="000000"/>
-              <w:right w:val="single" w:sz="4" w:space="0" w:color="000000"/>
-            </w:tcBorders>
+            <w:tcW w:w="0" w:type="auto"/>
             <w:vAlign w:val="center"/>
+            <w:hideMark/>
           </w:tcPr>
           <w:p>
             <w:pPr>
-              <w:rPr>
-                <w:sz w:val="20"/>
-                <w:szCs w:val="20"/>
+              <w:spacing w:after="0" w:line="240" w:lineRule="auto"/>
+              <w:rPr>
+                <w:rFonts w:ascii="Arial" w:hAnsi="Arial" w:cs="Arial"/>
               </w:rPr>
             </w:pPr>
             <w:r>
               <w:rPr>
+                <w:rFonts w:ascii="Arial" w:hAnsi="Arial" w:cs="Arial"/>
                 <w:b/>
                 <w:bCs/>
-                <w:sz w:val="20"/>
-                <w:szCs w:val="20"/>
               </w:rPr>
               <w:t>Muévete Extremadura</w:t>
             </w:r>
@@ -2693,210 +2703,132 @@
         </w:tc>
         <w:tc>
           <w:tcPr>
-            <w:tcW w:w="1778" w:type="dxa"/>
-            <w:tcBorders>
-              <w:top w:val="single" w:sz="4" w:space="0" w:color="000000"/>
-              <w:left w:val="single" w:sz="4" w:space="0" w:color="000000"/>
-              <w:bottom w:val="single" w:sz="4" w:space="0" w:color="000000"/>
-              <w:right w:val="single" w:sz="4" w:space="0" w:color="000000"/>
-            </w:tcBorders>
+            <w:tcW w:w="0" w:type="auto"/>
             <w:vAlign w:val="center"/>
+            <w:hideMark/>
           </w:tcPr>
           <w:p>
             <w:pPr>
-              <w:rPr>
-                <w:sz w:val="20"/>
-                <w:szCs w:val="20"/>
+              <w:spacing w:after="0" w:line="240" w:lineRule="auto"/>
+              <w:rPr>
+                <w:rFonts w:ascii="Arial" w:hAnsi="Arial" w:cs="Arial"/>
               </w:rPr>
             </w:pPr>
-            <w:hyperlink r:id="rId16">
-              <w:r>
-                <w:rPr>
-                  <w:rStyle w:val="Hipervnculo"/>
-                  <w:sz w:val="20"/>
-                  <w:szCs w:val="20"/>
-                </w:rPr>
-                <w:t>Europa Press – App Muévete Extremadura</w:t>
-              </w:r>
-            </w:hyperlink>
+            <w:r>
+              <w:rPr>
+                <w:rFonts w:ascii="Arial" w:hAnsi="Arial" w:cs="Arial"/>
+              </w:rPr>
+              <w:t xml:space="preserve">Europa </w:t>
+            </w:r>
+            <w:proofErr w:type="spellStart"/>
+            <w:r>
+              <w:rPr>
+                <w:rFonts w:ascii="Arial" w:hAnsi="Arial" w:cs="Arial"/>
+              </w:rPr>
+              <w:t>Press</w:t>
+            </w:r>
+            <w:proofErr w:type="spellEnd"/>
+            <w:r>
+              <w:rPr>
+                <w:rFonts w:ascii="Arial" w:hAnsi="Arial" w:cs="Arial"/>
+              </w:rPr>
+              <w:t xml:space="preserve"> – App Muévete Extremadura</w:t>
+            </w:r>
           </w:p>
         </w:tc>
         <w:tc>
           <w:tcPr>
-            <w:tcW w:w="2859" w:type="dxa"/>
-            <w:tcBorders>
-              <w:top w:val="single" w:sz="4" w:space="0" w:color="000000"/>
-              <w:left w:val="single" w:sz="4" w:space="0" w:color="000000"/>
-              <w:bottom w:val="single" w:sz="4" w:space="0" w:color="000000"/>
-              <w:right w:val="single" w:sz="4" w:space="0" w:color="000000"/>
-            </w:tcBorders>
+            <w:tcW w:w="0" w:type="auto"/>
             <w:vAlign w:val="center"/>
+            <w:hideMark/>
           </w:tcPr>
           <w:p>
             <w:pPr>
-              <w:pStyle w:val="Prrafodelista"/>
-              <w:numPr>
-                <w:ilvl w:val="0"/>
-                <w:numId w:val="11"/>
-              </w:numPr>
-              <w:ind w:left="382"/>
-              <w:rPr>
-                <w:sz w:val="20"/>
-                <w:szCs w:val="20"/>
+              <w:spacing w:after="0" w:line="240" w:lineRule="auto"/>
+              <w:rPr>
+                <w:rFonts w:ascii="Arial" w:hAnsi="Arial" w:cs="Arial"/>
               </w:rPr>
             </w:pPr>
             <w:r>
               <w:rPr>
-                <w:sz w:val="20"/>
-                <w:szCs w:val="20"/>
-              </w:rPr>
-              <w:t>Combina información turística y comercial (hoteles, comercios, restaurantes).</w:t>
-            </w:r>
-          </w:p>
-          <w:p>
-            <w:pPr>
-              <w:pStyle w:val="Prrafodelista"/>
-              <w:numPr>
-                <w:ilvl w:val="0"/>
-                <w:numId w:val="11"/>
-              </w:numPr>
-              <w:ind w:left="382"/>
-              <w:rPr>
-                <w:sz w:val="20"/>
-                <w:szCs w:val="20"/>
-              </w:rPr>
-            </w:pPr>
-            <w:r>
-              <w:rPr>
-                <w:sz w:val="20"/>
-                <w:szCs w:val="20"/>
-              </w:rPr>
-              <w:t>Ofrece audioguías integradas.</w:t>
-            </w:r>
-          </w:p>
-          <w:p>
-            <w:pPr>
-              <w:pStyle w:val="Prrafodelista"/>
-              <w:numPr>
-                <w:ilvl w:val="0"/>
-                <w:numId w:val="11"/>
-              </w:numPr>
-              <w:ind w:left="382"/>
-              <w:rPr>
-                <w:sz w:val="20"/>
-                <w:szCs w:val="20"/>
-              </w:rPr>
-            </w:pPr>
-            <w:r>
-              <w:rPr>
-                <w:sz w:val="20"/>
-                <w:szCs w:val="20"/>
-              </w:rPr>
-              <w:t>Utiliza geolocalización para calcular distancias y tiempos de ruta.</w:t>
+                <w:rFonts w:ascii="Arial" w:hAnsi="Arial" w:cs="Arial"/>
+              </w:rPr>
+              <w:t>• Información turística + comercial.</w:t>
+            </w:r>
+            <w:r>
+              <w:rPr>
+                <w:rFonts w:ascii="Arial" w:hAnsi="Arial" w:cs="Arial"/>
+              </w:rPr>
+              <w:br/>
+              <w:t>• Audioguías integradas.</w:t>
+            </w:r>
+            <w:r>
+              <w:rPr>
+                <w:rFonts w:ascii="Arial" w:hAnsi="Arial" w:cs="Arial"/>
+              </w:rPr>
+              <w:br/>
+              <w:t>• Cálculo de distancias/tiempos.</w:t>
             </w:r>
           </w:p>
         </w:tc>
         <w:tc>
           <w:tcPr>
-            <w:tcW w:w="2448" w:type="dxa"/>
-            <w:tcBorders>
-              <w:top w:val="single" w:sz="4" w:space="0" w:color="000000"/>
-              <w:left w:val="single" w:sz="4" w:space="0" w:color="000000"/>
-              <w:bottom w:val="single" w:sz="4" w:space="0" w:color="000000"/>
-              <w:right w:val="single" w:sz="4" w:space="0" w:color="000000"/>
-            </w:tcBorders>
+            <w:tcW w:w="0" w:type="auto"/>
             <w:vAlign w:val="center"/>
+            <w:hideMark/>
           </w:tcPr>
           <w:p>
             <w:pPr>
-              <w:pStyle w:val="Prrafodelista"/>
-              <w:numPr>
-                <w:ilvl w:val="0"/>
-                <w:numId w:val="11"/>
-              </w:numPr>
-              <w:ind w:left="368"/>
-              <w:rPr>
-                <w:sz w:val="20"/>
-                <w:szCs w:val="20"/>
+              <w:spacing w:after="0" w:line="240" w:lineRule="auto"/>
+              <w:rPr>
+                <w:rFonts w:ascii="Arial" w:hAnsi="Arial" w:cs="Arial"/>
               </w:rPr>
             </w:pPr>
             <w:r>
               <w:rPr>
-                <w:sz w:val="20"/>
-                <w:szCs w:val="20"/>
-              </w:rPr>
-              <w:t>Ausencia de dinámicas de juego o logros.</w:t>
-            </w:r>
-          </w:p>
-          <w:p>
-            <w:pPr>
-              <w:pStyle w:val="Prrafodelista"/>
-              <w:numPr>
-                <w:ilvl w:val="0"/>
-                <w:numId w:val="11"/>
-              </w:numPr>
-              <w:ind w:left="368"/>
-              <w:rPr>
-                <w:sz w:val="20"/>
-                <w:szCs w:val="20"/>
-              </w:rPr>
-            </w:pPr>
-            <w:r>
-              <w:rPr>
-                <w:sz w:val="20"/>
-                <w:szCs w:val="20"/>
-              </w:rPr>
-              <w:t>Interfaz más informativa que experiencial.</w:t>
-            </w:r>
-          </w:p>
-          <w:p>
-            <w:pPr>
-              <w:pStyle w:val="Prrafodelista"/>
-              <w:numPr>
-                <w:ilvl w:val="0"/>
-                <w:numId w:val="11"/>
-              </w:numPr>
-              <w:ind w:left="368"/>
-              <w:rPr>
-                <w:sz w:val="20"/>
-                <w:szCs w:val="20"/>
-              </w:rPr>
-            </w:pPr>
-            <w:r>
-              <w:rPr>
-                <w:sz w:val="20"/>
-                <w:szCs w:val="20"/>
-              </w:rPr>
-              <w:t>Dependencia de conexión estable a internet.</w:t>
+                <w:rFonts w:ascii="Arial" w:hAnsi="Arial" w:cs="Arial"/>
+              </w:rPr>
+              <w:t>• No incluye retos/juego.</w:t>
+            </w:r>
+            <w:r>
+              <w:rPr>
+                <w:rFonts w:ascii="Arial" w:hAnsi="Arial" w:cs="Arial"/>
+              </w:rPr>
+              <w:br/>
+              <w:t>• Enfoque muy informativo.</w:t>
+            </w:r>
+            <w:r>
+              <w:rPr>
+                <w:rFonts w:ascii="Arial" w:hAnsi="Arial" w:cs="Arial"/>
+              </w:rPr>
+              <w:br/>
+              <w:t>• Depende de conexión estable a internet.</w:t>
             </w:r>
           </w:p>
         </w:tc>
       </w:tr>
       <w:tr>
+        <w:trPr>
+          <w:tblCellSpacing w:w="15" w:type="dxa"/>
+        </w:trPr>
         <w:tc>
           <w:tcPr>
-            <w:tcW w:w="1528" w:type="dxa"/>
-            <w:tcBorders>
-              <w:top w:val="single" w:sz="4" w:space="0" w:color="000000"/>
-              <w:left w:val="single" w:sz="4" w:space="0" w:color="000000"/>
-              <w:bottom w:val="single" w:sz="4" w:space="0" w:color="000000"/>
-              <w:right w:val="single" w:sz="4" w:space="0" w:color="000000"/>
-            </w:tcBorders>
+            <w:tcW w:w="0" w:type="auto"/>
             <w:vAlign w:val="center"/>
+            <w:hideMark/>
           </w:tcPr>
           <w:p>
             <w:pPr>
-              <w:rPr>
-                <w:sz w:val="20"/>
-                <w:szCs w:val="20"/>
+              <w:spacing w:after="0" w:line="240" w:lineRule="auto"/>
+              <w:rPr>
+                <w:rFonts w:ascii="Arial" w:hAnsi="Arial" w:cs="Arial"/>
               </w:rPr>
             </w:pPr>
             <w:r>
               <w:rPr>
+                <w:rFonts w:ascii="Arial" w:hAnsi="Arial" w:cs="Arial"/>
                 <w:b/>
                 <w:bCs/>
-                <w:sz w:val="20"/>
-                <w:szCs w:val="20"/>
               </w:rPr>
               <w:t>Cáceres Turismo Oficial</w:t>
             </w:r>
@@ -2904,200 +2836,130 @@
         </w:tc>
         <w:tc>
           <w:tcPr>
-            <w:tcW w:w="1778" w:type="dxa"/>
-            <w:tcBorders>
-              <w:top w:val="single" w:sz="4" w:space="0" w:color="000000"/>
-              <w:left w:val="single" w:sz="4" w:space="0" w:color="000000"/>
-              <w:bottom w:val="single" w:sz="4" w:space="0" w:color="000000"/>
-              <w:right w:val="single" w:sz="4" w:space="0" w:color="000000"/>
-            </w:tcBorders>
+            <w:tcW w:w="0" w:type="auto"/>
             <w:vAlign w:val="center"/>
+            <w:hideMark/>
           </w:tcPr>
           <w:p>
             <w:pPr>
-              <w:rPr>
-                <w:sz w:val="20"/>
-                <w:szCs w:val="20"/>
+              <w:spacing w:after="0" w:line="240" w:lineRule="auto"/>
+              <w:rPr>
+                <w:rFonts w:ascii="Arial" w:hAnsi="Arial" w:cs="Arial"/>
               </w:rPr>
             </w:pPr>
-            <w:hyperlink r:id="rId17">
-              <w:r>
-                <w:rPr>
-                  <w:rStyle w:val="Hipervnculo"/>
-                  <w:sz w:val="20"/>
-                  <w:szCs w:val="20"/>
-                </w:rPr>
-                <w:t>Turismo de Cáceres – App Oficial</w:t>
-              </w:r>
-            </w:hyperlink>
+            <w:r>
+              <w:rPr>
+                <w:rFonts w:ascii="Arial" w:hAnsi="Arial" w:cs="Arial"/>
+              </w:rPr>
+              <w:t>Turismo de Cáceres – App Oficial</w:t>
+            </w:r>
           </w:p>
         </w:tc>
         <w:tc>
           <w:tcPr>
-            <w:tcW w:w="2859" w:type="dxa"/>
-            <w:tcBorders>
-              <w:top w:val="single" w:sz="4" w:space="0" w:color="000000"/>
-              <w:left w:val="single" w:sz="4" w:space="0" w:color="000000"/>
-              <w:bottom w:val="single" w:sz="4" w:space="0" w:color="000000"/>
-              <w:right w:val="single" w:sz="4" w:space="0" w:color="000000"/>
-            </w:tcBorders>
+            <w:tcW w:w="0" w:type="auto"/>
             <w:vAlign w:val="center"/>
+            <w:hideMark/>
           </w:tcPr>
           <w:p>
             <w:pPr>
-              <w:pStyle w:val="Prrafodelista"/>
-              <w:numPr>
-                <w:ilvl w:val="0"/>
-                <w:numId w:val="12"/>
-              </w:numPr>
-              <w:ind w:left="335"/>
-              <w:rPr>
-                <w:sz w:val="20"/>
-                <w:szCs w:val="20"/>
+              <w:spacing w:after="0" w:line="240" w:lineRule="auto"/>
+              <w:rPr>
+                <w:rFonts w:ascii="Arial" w:hAnsi="Arial" w:cs="Arial"/>
               </w:rPr>
             </w:pPr>
             <w:r>
               <w:rPr>
-                <w:sz w:val="20"/>
-                <w:szCs w:val="20"/>
-              </w:rPr>
-              <w:t>Amplia oferta de contenidos multimedia (audio, vídeo, panorámicas).</w:t>
-            </w:r>
-          </w:p>
-          <w:p>
-            <w:pPr>
-              <w:pStyle w:val="Prrafodelista"/>
-              <w:numPr>
-                <w:ilvl w:val="0"/>
-                <w:numId w:val="12"/>
-              </w:numPr>
-              <w:ind w:left="335"/>
-              <w:rPr>
-                <w:sz w:val="20"/>
-                <w:szCs w:val="20"/>
-              </w:rPr>
-            </w:pPr>
-            <w:r>
-              <w:rPr>
-                <w:sz w:val="20"/>
-                <w:szCs w:val="20"/>
-              </w:rPr>
-              <w:t>Integración con tarjeta turística virtual para descuentos.</w:t>
-            </w:r>
-          </w:p>
-          <w:p>
-            <w:pPr>
-              <w:pStyle w:val="Prrafodelista"/>
-              <w:numPr>
-                <w:ilvl w:val="0"/>
-                <w:numId w:val="12"/>
-              </w:numPr>
-              <w:ind w:left="335"/>
-              <w:rPr>
-                <w:sz w:val="20"/>
-                <w:szCs w:val="20"/>
-              </w:rPr>
-            </w:pPr>
-            <w:r>
-              <w:rPr>
-                <w:sz w:val="20"/>
-                <w:szCs w:val="20"/>
-              </w:rPr>
-              <w:t>Buen uso de beacons y señalización inteligente.</w:t>
+                <w:rFonts w:ascii="Arial" w:hAnsi="Arial" w:cs="Arial"/>
+              </w:rPr>
+              <w:t>• Mucho contenido multimedia (audio, vídeo, panorámicas).</w:t>
+            </w:r>
+            <w:r>
+              <w:rPr>
+                <w:rFonts w:ascii="Arial" w:hAnsi="Arial" w:cs="Arial"/>
+              </w:rPr>
+              <w:br/>
+              <w:t>• Tarjeta turística virtual.</w:t>
+            </w:r>
+            <w:r>
+              <w:rPr>
+                <w:rFonts w:ascii="Arial" w:hAnsi="Arial" w:cs="Arial"/>
+              </w:rPr>
+              <w:br/>
+              <w:t xml:space="preserve">• Buen uso de </w:t>
+            </w:r>
+            <w:proofErr w:type="spellStart"/>
+            <w:r>
+              <w:rPr>
+                <w:rFonts w:ascii="Arial" w:hAnsi="Arial" w:cs="Arial"/>
+              </w:rPr>
+              <w:t>beacons</w:t>
+            </w:r>
+            <w:proofErr w:type="spellEnd"/>
+            <w:r>
+              <w:rPr>
+                <w:rFonts w:ascii="Arial" w:hAnsi="Arial" w:cs="Arial"/>
+              </w:rPr>
+              <w:t xml:space="preserve"> y señalización.</w:t>
             </w:r>
           </w:p>
         </w:tc>
         <w:tc>
           <w:tcPr>
-            <w:tcW w:w="2448" w:type="dxa"/>
-            <w:tcBorders>
-              <w:top w:val="single" w:sz="4" w:space="0" w:color="000000"/>
-              <w:left w:val="single" w:sz="4" w:space="0" w:color="000000"/>
-              <w:bottom w:val="single" w:sz="4" w:space="0" w:color="000000"/>
-              <w:right w:val="single" w:sz="4" w:space="0" w:color="000000"/>
-            </w:tcBorders>
+            <w:tcW w:w="0" w:type="auto"/>
             <w:vAlign w:val="center"/>
+            <w:hideMark/>
           </w:tcPr>
           <w:p>
             <w:pPr>
-              <w:pStyle w:val="Prrafodelista"/>
-              <w:numPr>
-                <w:ilvl w:val="0"/>
-                <w:numId w:val="12"/>
-              </w:numPr>
-              <w:ind w:left="410"/>
-              <w:rPr>
-                <w:sz w:val="20"/>
-                <w:szCs w:val="20"/>
+              <w:spacing w:after="0" w:line="240" w:lineRule="auto"/>
+              <w:rPr>
+                <w:rFonts w:ascii="Arial" w:hAnsi="Arial" w:cs="Arial"/>
               </w:rPr>
             </w:pPr>
             <w:r>
               <w:rPr>
-                <w:sz w:val="20"/>
-                <w:szCs w:val="20"/>
-              </w:rPr>
-              <w:t>Centrada solo en Cáceres, sin rutas interactivas adaptables.</w:t>
-            </w:r>
-          </w:p>
-          <w:p>
-            <w:pPr>
-              <w:pStyle w:val="Prrafodelista"/>
-              <w:numPr>
-                <w:ilvl w:val="0"/>
-                <w:numId w:val="12"/>
-              </w:numPr>
-              <w:ind w:left="410"/>
-              <w:rPr>
-                <w:sz w:val="20"/>
-                <w:szCs w:val="20"/>
-              </w:rPr>
-            </w:pPr>
-            <w:r>
-              <w:rPr>
-                <w:sz w:val="20"/>
-                <w:szCs w:val="20"/>
-              </w:rPr>
-              <w:t>Falta de un sistema de retos o recompensas dinámicas.</w:t>
-            </w:r>
-          </w:p>
-          <w:p>
-            <w:pPr>
-              <w:pStyle w:val="Prrafodelista"/>
-              <w:numPr>
-                <w:ilvl w:val="0"/>
-                <w:numId w:val="12"/>
-              </w:numPr>
-              <w:ind w:left="410"/>
-              <w:rPr>
-                <w:sz w:val="20"/>
-                <w:szCs w:val="20"/>
-              </w:rPr>
-            </w:pPr>
-            <w:r>
-              <w:rPr>
-                <w:sz w:val="20"/>
-                <w:szCs w:val="20"/>
-              </w:rPr>
-              <w:t>Tamaño de app elevado (más de 60 MB).</w:t>
+                <w:rFonts w:ascii="Arial" w:hAnsi="Arial" w:cs="Arial"/>
+              </w:rPr>
+              <w:t>• Solo centrada en Cáceres.</w:t>
+            </w:r>
+            <w:r>
+              <w:rPr>
+                <w:rFonts w:ascii="Arial" w:hAnsi="Arial" w:cs="Arial"/>
+              </w:rPr>
+              <w:br/>
+              <w:t>• Sin misiones ni recompensas dinámicas.</w:t>
+            </w:r>
+            <w:r>
+              <w:rPr>
+                <w:rFonts w:ascii="Arial" w:hAnsi="Arial" w:cs="Arial"/>
+              </w:rPr>
+              <w:br/>
+              <w:t>• App pesada (+60 MB).</w:t>
             </w:r>
           </w:p>
         </w:tc>
       </w:tr>
       <w:tr>
+        <w:trPr>
+          <w:tblCellSpacing w:w="15" w:type="dxa"/>
+        </w:trPr>
         <w:tc>
           <w:tcPr>
-            <w:tcW w:w="1528" w:type="dxa"/>
-            <w:tcBorders>
-              <w:top w:val="single" w:sz="4" w:space="0" w:color="000000"/>
-              <w:left w:val="single" w:sz="4" w:space="0" w:color="000000"/>
-              <w:bottom w:val="single" w:sz="4" w:space="0" w:color="000000"/>
-              <w:right w:val="single" w:sz="4" w:space="0" w:color="000000"/>
-            </w:tcBorders>
+            <w:tcW w:w="0" w:type="auto"/>
             <w:vAlign w:val="center"/>
+            <w:hideMark/>
           </w:tcPr>
           <w:p>
-            <w:r>
-              <w:rPr>
+            <w:pPr>
+              <w:spacing w:after="0" w:line="240" w:lineRule="auto"/>
+              <w:rPr>
+                <w:rFonts w:ascii="Arial" w:hAnsi="Arial" w:cs="Arial"/>
+              </w:rPr>
+            </w:pPr>
+            <w:r>
+              <w:rPr>
+                <w:rFonts w:ascii="Arial" w:hAnsi="Arial" w:cs="Arial"/>
                 <w:b/>
                 <w:bCs/>
               </w:rPr>
@@ -3107,181 +2969,313 @@
         </w:tc>
         <w:tc>
           <w:tcPr>
-            <w:tcW w:w="1778" w:type="dxa"/>
-            <w:tcBorders>
-              <w:top w:val="single" w:sz="4" w:space="0" w:color="000000"/>
-              <w:left w:val="single" w:sz="4" w:space="0" w:color="000000"/>
-              <w:bottom w:val="single" w:sz="4" w:space="0" w:color="000000"/>
-              <w:right w:val="single" w:sz="4" w:space="0" w:color="000000"/>
-            </w:tcBorders>
+            <w:tcW w:w="0" w:type="auto"/>
             <w:vAlign w:val="center"/>
+            <w:hideMark/>
           </w:tcPr>
           <w:p>
             <w:pPr>
-              <w:rPr>
-                <w:sz w:val="20"/>
-                <w:szCs w:val="20"/>
+              <w:spacing w:after="0" w:line="240" w:lineRule="auto"/>
+              <w:rPr>
+                <w:rFonts w:ascii="Arial" w:hAnsi="Arial" w:cs="Arial"/>
               </w:rPr>
             </w:pPr>
-            <w:hyperlink r:id="rId18">
-              <w:r>
-                <w:rPr>
-                  <w:rStyle w:val="Hipervnculo"/>
-                  <w:sz w:val="20"/>
-                  <w:szCs w:val="20"/>
-                </w:rPr>
-                <w:t>Red Extremeña de Desarrollo Rural (REDEX)</w:t>
-              </w:r>
-            </w:hyperlink>
+            <w:r>
+              <w:rPr>
+                <w:rFonts w:ascii="Arial" w:hAnsi="Arial" w:cs="Arial"/>
+              </w:rPr>
+              <w:t>REDEX – Extremadura Rural</w:t>
+            </w:r>
           </w:p>
         </w:tc>
         <w:tc>
           <w:tcPr>
-            <w:tcW w:w="2859" w:type="dxa"/>
-            <w:tcBorders>
-              <w:top w:val="single" w:sz="4" w:space="0" w:color="000000"/>
-              <w:left w:val="single" w:sz="4" w:space="0" w:color="000000"/>
-              <w:bottom w:val="single" w:sz="4" w:space="0" w:color="000000"/>
-              <w:right w:val="single" w:sz="4" w:space="0" w:color="000000"/>
-            </w:tcBorders>
+            <w:tcW w:w="0" w:type="auto"/>
             <w:vAlign w:val="center"/>
+            <w:hideMark/>
           </w:tcPr>
           <w:p>
             <w:pPr>
-              <w:pStyle w:val="Prrafodelista"/>
-              <w:numPr>
-                <w:ilvl w:val="0"/>
-                <w:numId w:val="13"/>
-              </w:numPr>
-              <w:ind w:left="335"/>
-              <w:rPr>
-                <w:sz w:val="20"/>
-                <w:szCs w:val="20"/>
+              <w:spacing w:after="0" w:line="240" w:lineRule="auto"/>
+              <w:rPr>
+                <w:rFonts w:ascii="Arial" w:hAnsi="Arial" w:cs="Arial"/>
               </w:rPr>
             </w:pPr>
             <w:r>
               <w:rPr>
-                <w:sz w:val="20"/>
-                <w:szCs w:val="20"/>
-              </w:rPr>
-              <w:t>Gran cantidad de rutas rurales y naturales documentadas.</w:t>
-            </w:r>
-          </w:p>
-          <w:p>
-            <w:pPr>
-              <w:pStyle w:val="Prrafodelista"/>
-              <w:numPr>
-                <w:ilvl w:val="0"/>
-                <w:numId w:val="13"/>
-              </w:numPr>
-              <w:ind w:left="335"/>
-              <w:rPr>
-                <w:sz w:val="20"/>
-                <w:szCs w:val="20"/>
-              </w:rPr>
-            </w:pPr>
-            <w:r>
-              <w:rPr>
-                <w:sz w:val="20"/>
-                <w:szCs w:val="20"/>
-              </w:rPr>
-              <w:t>Enfoque educativo y cultural de las comarcas.</w:t>
-            </w:r>
-          </w:p>
-          <w:p>
-            <w:pPr>
-              <w:pStyle w:val="Prrafodelista"/>
-              <w:numPr>
-                <w:ilvl w:val="0"/>
-                <w:numId w:val="13"/>
-              </w:numPr>
-              <w:ind w:left="335"/>
-              <w:rPr>
-                <w:sz w:val="20"/>
-                <w:szCs w:val="20"/>
-              </w:rPr>
-            </w:pPr>
-            <w:r>
-              <w:rPr>
-                <w:sz w:val="20"/>
-                <w:szCs w:val="20"/>
-              </w:rPr>
-              <w:t>Promueve el turismo sostenible y de proximidad.</w:t>
+                <w:rFonts w:ascii="Arial" w:hAnsi="Arial" w:cs="Arial"/>
+              </w:rPr>
+              <w:t>• Muchas rutas rurales y naturales.</w:t>
+            </w:r>
+            <w:r>
+              <w:rPr>
+                <w:rFonts w:ascii="Arial" w:hAnsi="Arial" w:cs="Arial"/>
+              </w:rPr>
+              <w:br/>
+              <w:t>• Enfoque educativo y cultural.</w:t>
+            </w:r>
+            <w:r>
+              <w:rPr>
+                <w:rFonts w:ascii="Arial" w:hAnsi="Arial" w:cs="Arial"/>
+              </w:rPr>
+              <w:br/>
+              <w:t>• Promueve turismo sostenible.</w:t>
             </w:r>
           </w:p>
         </w:tc>
         <w:tc>
           <w:tcPr>
-            <w:tcW w:w="2448" w:type="dxa"/>
-            <w:tcBorders>
-              <w:top w:val="single" w:sz="4" w:space="0" w:color="000000"/>
-              <w:left w:val="single" w:sz="4" w:space="0" w:color="000000"/>
-              <w:bottom w:val="single" w:sz="4" w:space="0" w:color="000000"/>
-              <w:right w:val="single" w:sz="4" w:space="0" w:color="000000"/>
-            </w:tcBorders>
+            <w:tcW w:w="0" w:type="auto"/>
             <w:vAlign w:val="center"/>
+            <w:hideMark/>
           </w:tcPr>
           <w:p>
             <w:pPr>
-              <w:pStyle w:val="Prrafodelista"/>
-              <w:numPr>
-                <w:ilvl w:val="0"/>
-                <w:numId w:val="13"/>
-              </w:numPr>
-              <w:ind w:left="410"/>
-              <w:rPr>
-                <w:sz w:val="20"/>
-                <w:szCs w:val="20"/>
+              <w:spacing w:after="0" w:line="240" w:lineRule="auto"/>
+              <w:rPr>
+                <w:rFonts w:ascii="Arial" w:hAnsi="Arial" w:cs="Arial"/>
               </w:rPr>
             </w:pPr>
             <w:r>
               <w:rPr>
-                <w:sz w:val="20"/>
-                <w:szCs w:val="20"/>
-              </w:rPr>
-              <w:t>Sin geolocalización interactiva en tiempo real.</w:t>
+                <w:rFonts w:ascii="Arial" w:hAnsi="Arial" w:cs="Arial"/>
+              </w:rPr>
+              <w:t>• Sin geolocalización interactiva en tiempo real.</w:t>
+            </w:r>
+            <w:r>
+              <w:rPr>
+                <w:rFonts w:ascii="Arial" w:hAnsi="Arial" w:cs="Arial"/>
+              </w:rPr>
+              <w:br/>
+              <w:t>• Falta gamificación.</w:t>
+            </w:r>
+            <w:r>
+              <w:rPr>
+                <w:rFonts w:ascii="Arial" w:hAnsi="Arial" w:cs="Arial"/>
+              </w:rPr>
+              <w:br/>
+              <w:t>• Escasa información técnica.</w:t>
             </w:r>
           </w:p>
+        </w:tc>
+      </w:tr>
+      <w:tr>
+        <w:trPr>
+          <w:tblCellSpacing w:w="15" w:type="dxa"/>
+        </w:trPr>
+        <w:tc>
+          <w:tcPr>
+            <w:tcW w:w="0" w:type="auto"/>
+            <w:vAlign w:val="center"/>
+            <w:hideMark/>
+          </w:tcPr>
           <w:p>
             <w:pPr>
-              <w:pStyle w:val="Prrafodelista"/>
-              <w:numPr>
-                <w:ilvl w:val="0"/>
-                <w:numId w:val="13"/>
-              </w:numPr>
-              <w:ind w:left="410"/>
-              <w:rPr>
-                <w:sz w:val="20"/>
-                <w:szCs w:val="20"/>
+              <w:spacing w:after="0" w:line="240" w:lineRule="auto"/>
+              <w:rPr>
+                <w:rFonts w:ascii="Arial" w:hAnsi="Arial" w:cs="Arial"/>
               </w:rPr>
             </w:pPr>
-            <w:r>
-              <w:rPr>
-                <w:sz w:val="20"/>
-                <w:szCs w:val="20"/>
-              </w:rPr>
-              <w:t>Carencia de funcionalidades gamificadas o sociales.</w:t>
+            <w:proofErr w:type="spellStart"/>
+            <w:r>
+              <w:rPr>
+                <w:rFonts w:ascii="Arial" w:hAnsi="Arial" w:cs="Arial"/>
+                <w:b/>
+                <w:bCs/>
+              </w:rPr>
+              <w:t>RuteX</w:t>
+            </w:r>
+            <w:proofErr w:type="spellEnd"/>
+            <w:r>
+              <w:rPr>
+                <w:rFonts w:ascii="Arial" w:hAnsi="Arial" w:cs="Arial"/>
+                <w:b/>
+                <w:bCs/>
+              </w:rPr>
+              <w:t xml:space="preserve"> </w:t>
+            </w:r>
+            <w:proofErr w:type="spellStart"/>
+            <w:r>
+              <w:rPr>
+                <w:rFonts w:ascii="Arial" w:hAnsi="Arial" w:cs="Arial"/>
+                <w:b/>
+                <w:bCs/>
+              </w:rPr>
+              <w:t>Go</w:t>
+            </w:r>
+            <w:proofErr w:type="spellEnd"/>
+            <w:r>
+              <w:rPr>
+                <w:rFonts w:ascii="Arial" w:hAnsi="Arial" w:cs="Arial"/>
+                <w:b/>
+                <w:bCs/>
+              </w:rPr>
+              <w:t xml:space="preserve"> (</w:t>
+            </w:r>
+            <w:r>
+              <w:rPr>
+                <w:rFonts w:ascii="Arial" w:hAnsi="Arial" w:cs="Arial"/>
+                <w:b/>
+                <w:bCs/>
+              </w:rPr>
+              <w:t>n</w:t>
+            </w:r>
+            <w:r>
+              <w:rPr>
+                <w:rFonts w:ascii="Arial" w:hAnsi="Arial" w:cs="Arial"/>
+                <w:b/>
+                <w:bCs/>
+              </w:rPr>
+              <w:t>uestra app)</w:t>
             </w:r>
           </w:p>
+        </w:tc>
+        <w:tc>
+          <w:tcPr>
+            <w:tcW w:w="0" w:type="auto"/>
+            <w:vAlign w:val="center"/>
+            <w:hideMark/>
+          </w:tcPr>
           <w:p>
             <w:pPr>
-              <w:pStyle w:val="Prrafodelista"/>
-              <w:numPr>
-                <w:ilvl w:val="0"/>
-                <w:numId w:val="13"/>
-              </w:numPr>
-              <w:ind w:left="410"/>
-              <w:rPr>
-                <w:sz w:val="20"/>
-                <w:szCs w:val="20"/>
+              <w:spacing w:after="0" w:line="240" w:lineRule="auto"/>
+              <w:rPr>
+                <w:rFonts w:ascii="Arial" w:hAnsi="Arial" w:cs="Arial"/>
               </w:rPr>
             </w:pPr>
             <w:r>
               <w:rPr>
-                <w:sz w:val="20"/>
-                <w:szCs w:val="20"/>
-              </w:rPr>
-              <w:t>Falta de información técnica sobre la plataforma y versiones.</w:t>
+                <w:rFonts w:ascii="Arial" w:hAnsi="Arial" w:cs="Arial"/>
+                <w:i/>
+                <w:iCs/>
+              </w:rPr>
+              <w:t>(Repositorio GitHub / Web – Pendiente)</w:t>
+            </w:r>
+          </w:p>
+        </w:tc>
+        <w:tc>
+          <w:tcPr>
+            <w:tcW w:w="0" w:type="auto"/>
+            <w:vAlign w:val="center"/>
+            <w:hideMark/>
+          </w:tcPr>
+          <w:p>
+            <w:pPr>
+              <w:spacing w:after="0" w:line="240" w:lineRule="auto"/>
+              <w:rPr>
+                <w:rFonts w:ascii="Arial" w:hAnsi="Arial" w:cs="Arial"/>
+              </w:rPr>
+            </w:pPr>
+            <w:r>
+              <w:rPr>
+                <w:rFonts w:ascii="Arial" w:hAnsi="Arial" w:cs="Arial"/>
+              </w:rPr>
+              <w:t>• Gamificación completa: puntos, rangos, logros, trivias.</w:t>
+            </w:r>
+            <w:r>
+              <w:rPr>
+                <w:rFonts w:ascii="Arial" w:hAnsi="Arial" w:cs="Arial"/>
+              </w:rPr>
+              <w:br/>
+              <w:t>• Turismo interactivo y educativo.</w:t>
+            </w:r>
+            <w:r>
+              <w:rPr>
+                <w:rFonts w:ascii="Arial" w:hAnsi="Arial" w:cs="Arial"/>
+              </w:rPr>
+              <w:br/>
+              <w:t xml:space="preserve">• Base tecnológica moderna: </w:t>
+            </w:r>
+            <w:proofErr w:type="spellStart"/>
+            <w:r>
+              <w:rPr>
+                <w:rFonts w:ascii="Arial" w:hAnsi="Arial" w:cs="Arial"/>
+              </w:rPr>
+              <w:t>Firebase</w:t>
+            </w:r>
+            <w:proofErr w:type="spellEnd"/>
+            <w:r>
+              <w:rPr>
+                <w:rFonts w:ascii="Arial" w:hAnsi="Arial" w:cs="Arial"/>
+              </w:rPr>
+              <w:t xml:space="preserve">, Google </w:t>
+            </w:r>
+            <w:proofErr w:type="spellStart"/>
+            <w:r>
+              <w:rPr>
+                <w:rFonts w:ascii="Arial" w:hAnsi="Arial" w:cs="Arial"/>
+              </w:rPr>
+              <w:t>Maps</w:t>
+            </w:r>
+            <w:proofErr w:type="spellEnd"/>
+            <w:r>
+              <w:rPr>
+                <w:rFonts w:ascii="Arial" w:hAnsi="Arial" w:cs="Arial"/>
+              </w:rPr>
+              <w:t xml:space="preserve"> API.</w:t>
+            </w:r>
+          </w:p>
+        </w:tc>
+        <w:tc>
+          <w:tcPr>
+            <w:tcW w:w="0" w:type="auto"/>
+            <w:vAlign w:val="center"/>
+            <w:hideMark/>
+          </w:tcPr>
+          <w:p>
+            <w:pPr>
+              <w:spacing w:after="0" w:line="240" w:lineRule="auto"/>
+              <w:rPr>
+                <w:rFonts w:ascii="Arial" w:hAnsi="Arial" w:cs="Arial"/>
+              </w:rPr>
+            </w:pPr>
+            <w:r>
+              <w:rPr>
+                <w:rFonts w:ascii="Arial" w:hAnsi="Arial" w:cs="Arial"/>
+              </w:rPr>
+              <w:t xml:space="preserve">• No integra </w:t>
+            </w:r>
+            <w:proofErr w:type="spellStart"/>
+            <w:r>
+              <w:rPr>
+                <w:rFonts w:ascii="Arial" w:hAnsi="Arial" w:cs="Arial"/>
+              </w:rPr>
+              <w:t>beacons</w:t>
+            </w:r>
+            <w:proofErr w:type="spellEnd"/>
+            <w:r>
+              <w:rPr>
+                <w:rFonts w:ascii="Arial" w:hAnsi="Arial" w:cs="Arial"/>
+              </w:rPr>
+              <w:t>/NFC (por ahora).</w:t>
+            </w:r>
+            <w:r>
+              <w:rPr>
+                <w:rFonts w:ascii="Arial" w:hAnsi="Arial" w:cs="Arial"/>
+              </w:rPr>
+              <w:br/>
+              <w:t xml:space="preserve">• Depende de conexión al usar </w:t>
+            </w:r>
+            <w:proofErr w:type="spellStart"/>
+            <w:r>
+              <w:rPr>
+                <w:rFonts w:ascii="Arial" w:hAnsi="Arial" w:cs="Arial"/>
+              </w:rPr>
+              <w:t>Firebase</w:t>
+            </w:r>
+            <w:proofErr w:type="spellEnd"/>
+            <w:r>
+              <w:rPr>
+                <w:rFonts w:ascii="Arial" w:hAnsi="Arial" w:cs="Arial"/>
+              </w:rPr>
+              <w:t>.</w:t>
+            </w:r>
+            <w:r>
+              <w:rPr>
+                <w:rFonts w:ascii="Arial" w:hAnsi="Arial" w:cs="Arial"/>
+              </w:rPr>
+              <w:br/>
+              <w:t>• Requiere creación de contenido histórico propio.</w:t>
             </w:r>
           </w:p>
         </w:tc>
@@ -3289,25 +3283,27 @@
     </w:tbl>
     <w:p>
       <w:pPr>
-        <w:jc w:val="center"/>
-      </w:pPr>
-      <w:r>
-        <w:t>Tabla de comparación de los competidores</w:t>
-      </w:r>
-    </w:p>
-    <w:p>
-      <w:pPr>
-        <w:jc w:val="center"/>
-      </w:pPr>
-    </w:p>
-    <w:p>
-      <w:pPr>
-        <w:jc w:val="center"/>
-      </w:pPr>
-    </w:p>
-    <w:p>
-      <w:pPr>
-        <w:jc w:val="center"/>
+        <w:spacing w:after="0" w:line="240" w:lineRule="auto"/>
+        <w:rPr>
+          <w:rFonts w:ascii="Arial" w:hAnsi="Arial" w:cs="Arial"/>
+        </w:rPr>
+        <w:sectPr>
+          <w:headerReference w:type="default" r:id="rId19"/>
+          <w:footerReference w:type="default" r:id="rId20"/>
+          <w:pgSz w:w="16838" w:h="11906" w:orient="landscape"/>
+          <w:pgMar w:top="1701" w:right="1417" w:bottom="1701" w:left="1417" w:header="708" w:footer="708" w:gutter="0"/>
+          <w:cols w:space="720"/>
+          <w:formProt w:val="0"/>
+          <w:docGrid w:linePitch="360"/>
+        </w:sectPr>
+      </w:pPr>
+    </w:p>
+    <w:p>
+      <w:pPr>
+        <w:spacing w:after="0" w:line="240" w:lineRule="auto"/>
+        <w:rPr>
+          <w:rFonts w:ascii="Arial" w:hAnsi="Arial" w:cs="Arial"/>
+        </w:rPr>
       </w:pPr>
     </w:p>
     <w:p>
@@ -3320,7 +3316,6 @@
       </w:pPr>
       <w:bookmarkStart w:id="3" w:name="_Toc213873550"/>
       <w:r>
-        <w:lastRenderedPageBreak/>
         <w:t>Participación en ODS imagen</w:t>
       </w:r>
       <w:bookmarkEnd w:id="3"/>
@@ -3336,7 +3331,21 @@
         <w:rPr>
           <w:rFonts w:ascii="Arial" w:hAnsi="Arial" w:cs="Arial"/>
         </w:rPr>
-        <w:t>Nuestro proyecto “RutexGo” encaja en varios aspectos del desarrollo sostenible ya que está enfocado en impulsar un turismo sostenible y verde apoyando el consumo de los comercios locales mientras promueve la cultura.</w:t>
+        <w:t>Nuestro proyecto “</w:t>
+      </w:r>
+      <w:proofErr w:type="spellStart"/>
+      <w:r>
+        <w:rPr>
+          <w:rFonts w:ascii="Arial" w:hAnsi="Arial" w:cs="Arial"/>
+        </w:rPr>
+        <w:t>RutexGo</w:t>
+      </w:r>
+      <w:proofErr w:type="spellEnd"/>
+      <w:r>
+        <w:rPr>
+          <w:rFonts w:ascii="Arial" w:hAnsi="Arial" w:cs="Arial"/>
+        </w:rPr>
+        <w:t>” encaja en varios aspectos del desarrollo sostenible ya que está enfocado en impulsar un turismo sostenible y verde apoyando el consumo de los comercios locales mientras promueve la cultura.</w:t>
       </w:r>
     </w:p>
     <w:p>
@@ -3393,14 +3402,12 @@
                 <w:rFonts w:ascii="Arial" w:hAnsi="Arial" w:cs="Arial"/>
                 <w:b/>
                 <w:bCs/>
-                <w:lang w:eastAsia="es-ES"/>
               </w:rPr>
               <w:t>ODS 8</w:t>
             </w:r>
             <w:r>
               <w:rPr>
                 <w:rFonts w:ascii="Arial" w:hAnsi="Arial" w:cs="Arial"/>
-                <w:lang w:eastAsia="es-ES"/>
               </w:rPr>
               <w:t>: Trabajo decente y crecimiento económico.</w:t>
             </w:r>
@@ -3425,7 +3432,6 @@
             <w:r>
               <w:rPr>
                 <w:rFonts w:ascii="Arial" w:hAnsi="Arial" w:cs="Arial"/>
-                <w:lang w:eastAsia="es-ES"/>
               </w:rPr>
               <w:t>Fomentamos la actividad turística de forma sostenible puesto que nuestras rutas son a pie. Al realizarlas a pie ayudamos con el flujo de turistas en el comercio local potenciando así la creación de puestos de trabajo en dichos comercios y en un futuro fomentando directamente el consumo en dichos comercios con las promociones mediante nuestra app.</w:t>
             </w:r>
@@ -3476,7 +3482,6 @@
             <w:r>
               <w:rPr>
                 <w:rFonts w:ascii="Arial" w:hAnsi="Arial" w:cs="Arial"/>
-                <w:lang w:eastAsia="es-ES"/>
               </w:rPr>
               <w:tab/>
             </w:r>
@@ -3484,7 +3489,6 @@
               <w:rPr>
                 <w:rFonts w:ascii="Calibri" w:hAnsi="Calibri"/>
                 <w:noProof/>
-                <w:lang w:eastAsia="es-ES"/>
               </w:rPr>
               <w:drawing>
                 <wp:inline distT="0" distB="0" distL="0" distR="0" wp14:anchorId="4384EF97" wp14:editId="5DE84AFF">
@@ -3504,7 +3508,7 @@
                           </pic:cNvPicPr>
                         </pic:nvPicPr>
                         <pic:blipFill>
-                          <a:blip r:embed="rId19"/>
+                          <a:blip r:embed="rId21"/>
                           <a:stretch>
                             <a:fillRect/>
                           </a:stretch>
@@ -3568,14 +3572,12 @@
                 <w:rFonts w:ascii="Arial" w:hAnsi="Arial" w:cs="Arial"/>
                 <w:b/>
                 <w:bCs/>
-                <w:lang w:eastAsia="es-ES"/>
               </w:rPr>
               <w:t>ODS 11</w:t>
             </w:r>
             <w:r>
               <w:rPr>
                 <w:rFonts w:ascii="Arial" w:hAnsi="Arial" w:cs="Arial"/>
-                <w:lang w:eastAsia="es-ES"/>
               </w:rPr>
               <w:t>: Ciudades y comunidades sostenibles.</w:t>
             </w:r>
@@ -3599,7 +3601,6 @@
             <w:r>
               <w:rPr>
                 <w:rFonts w:ascii="Arial" w:hAnsi="Arial" w:cs="Arial"/>
-                <w:lang w:eastAsia="es-ES"/>
               </w:rPr>
               <w:t>Nuestra app ayuda a que los turistas conozcan y aprendan a apreciar el patrimonio histórico de la ciudad, haciéndolo de una forma divertida y sostenible. Así no solo</w:t>
             </w:r>
@@ -3607,7 +3608,6 @@
               <w:rPr>
                 <w:rFonts w:ascii="Arial" w:hAnsi="Arial" w:cs="Arial"/>
                 <w:color w:val="FF4000"/>
-                <w:lang w:eastAsia="es-ES"/>
               </w:rPr>
               <w:t xml:space="preserve"> </w:t>
             </w:r>
@@ -3615,16 +3615,28 @@
               <w:rPr>
                 <w:rFonts w:ascii="Arial" w:hAnsi="Arial" w:cs="Arial"/>
                 <w:color w:val="000000"/>
-                <w:lang w:eastAsia="es-ES"/>
               </w:rPr>
               <w:t>vistan</w:t>
             </w:r>
             <w:r>
               <w:rPr>
                 <w:rFonts w:ascii="Arial" w:hAnsi="Arial" w:cs="Arial"/>
-                <w:lang w:eastAsia="es-ES"/>
-              </w:rPr>
-              <w:t xml:space="preserve"> un monumento si no que lo hace de una forma divertida. De esta manera esperamos potenciar el turismo y el gusto por el patrimonio histórico, en RutexGo priorizamos un turismo responsable que a la vez sea entretenido y educativo.</w:t>
+              </w:rPr>
+              <w:t xml:space="preserve"> un monumento si no que lo hace de una forma divertida. De esta manera esperamos potenciar el turismo y el gusto por el patrimonio histórico, en </w:t>
+            </w:r>
+            <w:proofErr w:type="spellStart"/>
+            <w:r>
+              <w:rPr>
+                <w:rFonts w:ascii="Arial" w:hAnsi="Arial" w:cs="Arial"/>
+              </w:rPr>
+              <w:t>RutexGo</w:t>
+            </w:r>
+            <w:proofErr w:type="spellEnd"/>
+            <w:r>
+              <w:rPr>
+                <w:rFonts w:ascii="Arial" w:hAnsi="Arial" w:cs="Arial"/>
+              </w:rPr>
+              <w:t xml:space="preserve"> priorizamos un turismo responsable que a la vez sea entretenido y educativo.</w:t>
             </w:r>
           </w:p>
           <w:p>
@@ -3658,7 +3670,6 @@
             <w:r>
               <w:rPr>
                 <w:rFonts w:ascii="Arial" w:hAnsi="Arial" w:cs="Arial"/>
-                <w:lang w:eastAsia="es-ES"/>
               </w:rPr>
               <w:tab/>
             </w:r>
@@ -3707,7 +3718,6 @@
             <w:r>
               <w:rPr>
                 <w:noProof/>
-                <w:lang w:eastAsia="es-ES"/>
               </w:rPr>
               <w:drawing>
                 <wp:inline distT="0" distB="0" distL="0" distR="0" wp14:anchorId="3391FBFE" wp14:editId="027D1392">
@@ -3727,7 +3737,7 @@
                           </pic:cNvPicPr>
                         </pic:nvPicPr>
                         <pic:blipFill>
-                          <a:blip r:embed="rId20"/>
+                          <a:blip r:embed="rId22"/>
                           <a:stretch>
                             <a:fillRect/>
                           </a:stretch>
@@ -3757,29 +3767,6 @@
         <w:tabs>
           <w:tab w:val="left" w:pos="1335"/>
         </w:tabs>
-        <w:jc w:val="both"/>
-        <w:rPr>
-          <w:rFonts w:ascii="Arial" w:hAnsi="Arial" w:cs="Arial"/>
-        </w:rPr>
-      </w:pPr>
-    </w:p>
-    <w:p>
-      <w:pPr>
-        <w:tabs>
-          <w:tab w:val="left" w:pos="1335"/>
-        </w:tabs>
-        <w:jc w:val="both"/>
-        <w:rPr>
-          <w:rFonts w:ascii="Arial" w:hAnsi="Arial" w:cs="Arial"/>
-        </w:rPr>
-      </w:pPr>
-    </w:p>
-    <w:p>
-      <w:pPr>
-        <w:tabs>
-          <w:tab w:val="left" w:pos="1335"/>
-        </w:tabs>
-        <w:jc w:val="both"/>
         <w:rPr>
           <w:rFonts w:ascii="Arial" w:hAnsi="Arial" w:cs="Arial"/>
         </w:rPr>
@@ -3815,14 +3802,13 @@
                 <w:rFonts w:ascii="Arial" w:hAnsi="Arial" w:cs="Arial"/>
                 <w:b/>
                 <w:bCs/>
-                <w:lang w:eastAsia="es-ES"/>
-              </w:rPr>
+              </w:rPr>
+              <w:lastRenderedPageBreak/>
               <w:t>ODS 12</w:t>
             </w:r>
             <w:r>
               <w:rPr>
                 <w:rFonts w:ascii="Arial" w:hAnsi="Arial" w:cs="Arial"/>
-                <w:lang w:eastAsia="es-ES"/>
               </w:rPr>
               <w:t>: Producción y consumo responsable.</w:t>
             </w:r>
@@ -3846,9 +3832,20 @@
             <w:r>
               <w:rPr>
                 <w:rFonts w:ascii="Arial" w:hAnsi="Arial" w:cs="Arial"/>
-                <w:lang w:eastAsia="es-ES"/>
-              </w:rPr>
-              <w:t>Nuestra app es digital, no usamos folletos para los monumentos, mapas … ademas impulsa a que los turistas consuman en los comercios locales ya que están paseando por la ciudad.</w:t>
+              </w:rPr>
+              <w:t xml:space="preserve">Nuestra app es digital, no usamos folletos para los monumentos, mapas … </w:t>
+            </w:r>
+            <w:r>
+              <w:rPr>
+                <w:rFonts w:ascii="Arial" w:hAnsi="Arial" w:cs="Arial"/>
+              </w:rPr>
+              <w:t>además</w:t>
+            </w:r>
+            <w:r>
+              <w:rPr>
+                <w:rFonts w:ascii="Arial" w:hAnsi="Arial" w:cs="Arial"/>
+              </w:rPr>
+              <w:t xml:space="preserve"> impulsa a que los turistas consuman en los comercios locales ya que están paseando por la ciudad.</w:t>
             </w:r>
           </w:p>
         </w:tc>
@@ -3878,7 +3875,6 @@
             <w:r>
               <w:rPr>
                 <w:noProof/>
-                <w:lang w:eastAsia="es-ES"/>
               </w:rPr>
               <w:drawing>
                 <wp:inline distT="0" distB="0" distL="0" distR="0" wp14:anchorId="136488C8" wp14:editId="12E011BD">
@@ -3898,7 +3894,7 @@
                           </pic:cNvPicPr>
                         </pic:nvPicPr>
                         <pic:blipFill>
-                          <a:blip r:embed="rId21"/>
+                          <a:blip r:embed="rId23"/>
                           <a:stretch>
                             <a:fillRect/>
                           </a:stretch>
@@ -3923,17 +3919,6 @@
         </w:tc>
       </w:tr>
     </w:tbl>
-    <w:p>
-      <w:pPr>
-        <w:tabs>
-          <w:tab w:val="left" w:pos="1890"/>
-        </w:tabs>
-        <w:jc w:val="both"/>
-        <w:rPr>
-          <w:rFonts w:ascii="Arial" w:hAnsi="Arial" w:cs="Arial"/>
-        </w:rPr>
-      </w:pPr>
-    </w:p>
     <w:p>
       <w:pPr>
         <w:tabs>
@@ -3975,14 +3960,12 @@
                 <w:rFonts w:ascii="Arial" w:hAnsi="Arial" w:cs="Arial"/>
                 <w:b/>
                 <w:bCs/>
-                <w:lang w:eastAsia="es-ES"/>
               </w:rPr>
               <w:t>ODS 13</w:t>
             </w:r>
             <w:r>
               <w:rPr>
                 <w:rFonts w:ascii="Arial" w:hAnsi="Arial" w:cs="Arial"/>
-                <w:lang w:eastAsia="es-ES"/>
               </w:rPr>
               <w:t>: Acción por el clima.</w:t>
             </w:r>
@@ -4006,7 +3989,6 @@
             <w:r>
               <w:rPr>
                 <w:rFonts w:ascii="Arial" w:hAnsi="Arial" w:cs="Arial"/>
-                <w:lang w:eastAsia="es-ES"/>
               </w:rPr>
               <w:t>Nuestra APP realiza las rutas a pie promueve un turismo que no consume recursos, lo cual ayuda de reducir las emisiones mientras que fomenta un turismo responsable y más saludable.</w:t>
             </w:r>
@@ -4037,7 +4019,6 @@
             <w:r>
               <w:rPr>
                 <w:noProof/>
-                <w:lang w:eastAsia="es-ES"/>
               </w:rPr>
               <w:drawing>
                 <wp:inline distT="0" distB="0" distL="0" distR="0" wp14:anchorId="3915492A" wp14:editId="00A4B15E">
@@ -4057,7 +4038,7 @@
                           </pic:cNvPicPr>
                         </pic:nvPicPr>
                         <pic:blipFill>
-                          <a:blip r:embed="rId22"/>
+                          <a:blip r:embed="rId24"/>
                           <a:stretch>
                             <a:fillRect/>
                           </a:stretch>
@@ -4092,14 +4073,6 @@
         </w:tc>
       </w:tr>
     </w:tbl>
-    <w:p>
-      <w:pPr>
-        <w:jc w:val="both"/>
-        <w:rPr>
-          <w:rFonts w:ascii="Arial" w:hAnsi="Arial" w:cs="Arial"/>
-        </w:rPr>
-      </w:pPr>
-    </w:p>
     <w:p>
       <w:pPr>
         <w:jc w:val="both"/>
@@ -4138,14 +4111,12 @@
                 <w:rFonts w:ascii="Arial" w:hAnsi="Arial" w:cs="Arial"/>
                 <w:b/>
                 <w:bCs/>
-                <w:lang w:eastAsia="es-ES"/>
               </w:rPr>
               <w:t>ODS 17</w:t>
             </w:r>
             <w:r>
               <w:rPr>
                 <w:rFonts w:ascii="Arial" w:hAnsi="Arial" w:cs="Arial"/>
-                <w:lang w:eastAsia="es-ES"/>
               </w:rPr>
               <w:t>: Alianzas para lograr objetivos.</w:t>
             </w:r>
@@ -4169,7 +4140,6 @@
             <w:r>
               <w:rPr>
                 <w:rFonts w:ascii="Arial" w:hAnsi="Arial" w:cs="Arial"/>
-                <w:lang w:eastAsia="es-ES"/>
               </w:rPr>
               <w:t>Este proyecto se basa en la colaboración. Nosotros como estudiantes desarrollamos la app, el instituto nos da los conocimientos y las herramientas necesarias para el desarrollo de la misma y en un futuro la colaboración con los ayuntamientos.</w:t>
             </w:r>
@@ -4201,7 +4171,6 @@
             <w:r>
               <w:rPr>
                 <w:noProof/>
-                <w:lang w:eastAsia="es-ES"/>
               </w:rPr>
               <w:drawing>
                 <wp:inline distT="0" distB="0" distL="0" distR="0" wp14:anchorId="49352636" wp14:editId="1707AEE7">
@@ -4221,7 +4190,7 @@
                           </pic:cNvPicPr>
                         </pic:nvPicPr>
                         <pic:blipFill>
-                          <a:blip r:embed="rId23"/>
+                          <a:blip r:embed="rId25"/>
                           <a:stretch>
                             <a:fillRect/>
                           </a:stretch>
@@ -4278,6 +4247,11 @@
     </w:p>
     <w:p>
       <w:pPr>
+        <w:pStyle w:val="Prrafodelista"/>
+      </w:pPr>
+    </w:p>
+    <w:p>
+      <w:pPr>
         <w:pStyle w:val="Ttulo1"/>
         <w:numPr>
           <w:ilvl w:val="0"/>
@@ -4380,8 +4354,16 @@
         <w:rPr>
           <w:rFonts w:ascii="Arial" w:hAnsi="Arial" w:cs="Arial"/>
         </w:rPr>
-        <w:t>: Autenticación segura con Firebase</w:t>
-      </w:r>
+        <w:t xml:space="preserve">: Autenticación segura con </w:t>
+      </w:r>
+      <w:proofErr w:type="spellStart"/>
+      <w:r>
+        <w:rPr>
+          <w:rFonts w:ascii="Arial" w:hAnsi="Arial" w:cs="Arial"/>
+        </w:rPr>
+        <w:t>Firebase</w:t>
+      </w:r>
+      <w:proofErr w:type="spellEnd"/>
     </w:p>
     <w:p>
       <w:pPr>
@@ -4395,7 +4377,35 @@
         <w:rPr>
           <w:rFonts w:ascii="Arial" w:hAnsi="Arial" w:cs="Arial"/>
         </w:rPr>
-        <w:t>Como persona usuaria, quiero poder autenticarme mediante Firebase Authentication, para asegurar que mis datos personales estén protegidos y sean accesibles solo por mí.</w:t>
+        <w:t xml:space="preserve">Como persona usuaria, quiero poder autenticarme mediante </w:t>
+      </w:r>
+      <w:proofErr w:type="spellStart"/>
+      <w:r>
+        <w:rPr>
+          <w:rFonts w:ascii="Arial" w:hAnsi="Arial" w:cs="Arial"/>
+        </w:rPr>
+        <w:t>Firebase</w:t>
+      </w:r>
+      <w:proofErr w:type="spellEnd"/>
+      <w:r>
+        <w:rPr>
+          <w:rFonts w:ascii="Arial" w:hAnsi="Arial" w:cs="Arial"/>
+        </w:rPr>
+        <w:t xml:space="preserve"> </w:t>
+      </w:r>
+      <w:proofErr w:type="spellStart"/>
+      <w:r>
+        <w:rPr>
+          <w:rFonts w:ascii="Arial" w:hAnsi="Arial" w:cs="Arial"/>
+        </w:rPr>
+        <w:t>Authentication</w:t>
+      </w:r>
+      <w:proofErr w:type="spellEnd"/>
+      <w:r>
+        <w:rPr>
+          <w:rFonts w:ascii="Arial" w:hAnsi="Arial" w:cs="Arial"/>
+        </w:rPr>
+        <w:t>, para asegurar que mis datos personales estén protegidos y sean accesibles solo por mí.</w:t>
       </w:r>
     </w:p>
     <w:p>
@@ -4580,7 +4590,21 @@
         <w:rPr>
           <w:rFonts w:ascii="Arial" w:hAnsi="Arial" w:cs="Arial"/>
         </w:rPr>
-        <w:t>Para el backlog hemos elegido la metodología MoSCoW:</w:t>
+        <w:t xml:space="preserve">Para el backlog hemos elegido la metodología </w:t>
+      </w:r>
+      <w:proofErr w:type="spellStart"/>
+      <w:r>
+        <w:rPr>
+          <w:rFonts w:ascii="Arial" w:hAnsi="Arial" w:cs="Arial"/>
+        </w:rPr>
+        <w:t>MoSCoW</w:t>
+      </w:r>
+      <w:proofErr w:type="spellEnd"/>
+      <w:r>
+        <w:rPr>
+          <w:rFonts w:ascii="Arial" w:hAnsi="Arial" w:cs="Arial"/>
+        </w:rPr>
+        <w:t>:</w:t>
       </w:r>
     </w:p>
     <w:p>
@@ -4601,7 +4625,55 @@
           <w:rFonts w:ascii="Arial" w:hAnsi="Arial" w:cs="Arial"/>
           <w:lang w:val="en-US"/>
         </w:rPr>
-        <w:t>Must: login, rutas, misiones/trivias, ranking.</w:t>
+        <w:t xml:space="preserve">Must: login, </w:t>
+      </w:r>
+      <w:proofErr w:type="spellStart"/>
+      <w:r>
+        <w:rPr>
+          <w:rFonts w:ascii="Arial" w:hAnsi="Arial" w:cs="Arial"/>
+          <w:lang w:val="en-US"/>
+        </w:rPr>
+        <w:t>rutas</w:t>
+      </w:r>
+      <w:proofErr w:type="spellEnd"/>
+      <w:r>
+        <w:rPr>
+          <w:rFonts w:ascii="Arial" w:hAnsi="Arial" w:cs="Arial"/>
+          <w:lang w:val="en-US"/>
+        </w:rPr>
+        <w:t xml:space="preserve">, </w:t>
+      </w:r>
+      <w:proofErr w:type="spellStart"/>
+      <w:r>
+        <w:rPr>
+          <w:rFonts w:ascii="Arial" w:hAnsi="Arial" w:cs="Arial"/>
+          <w:lang w:val="en-US"/>
+        </w:rPr>
+        <w:t>misiones</w:t>
+      </w:r>
+      <w:proofErr w:type="spellEnd"/>
+      <w:r>
+        <w:rPr>
+          <w:rFonts w:ascii="Arial" w:hAnsi="Arial" w:cs="Arial"/>
+          <w:lang w:val="en-US"/>
+        </w:rPr>
+        <w:t>/</w:t>
+      </w:r>
+      <w:proofErr w:type="spellStart"/>
+      <w:r>
+        <w:rPr>
+          <w:rFonts w:ascii="Arial" w:hAnsi="Arial" w:cs="Arial"/>
+          <w:lang w:val="en-US"/>
+        </w:rPr>
+        <w:t>trivias</w:t>
+      </w:r>
+      <w:proofErr w:type="spellEnd"/>
+      <w:r>
+        <w:rPr>
+          <w:rFonts w:ascii="Arial" w:hAnsi="Arial" w:cs="Arial"/>
+          <w:lang w:val="en-US"/>
+        </w:rPr>
+        <w:t>, ranking.</w:t>
       </w:r>
     </w:p>
     <w:p>
@@ -4616,11 +4688,19 @@
           <w:rFonts w:ascii="Arial" w:hAnsi="Arial" w:cs="Arial"/>
         </w:rPr>
       </w:pPr>
-      <w:r>
-        <w:rPr>
-          <w:rFonts w:ascii="Arial" w:hAnsi="Arial" w:cs="Arial"/>
-        </w:rPr>
-        <w:t>Should: Logros visuales, mapas interactivos.</w:t>
+      <w:proofErr w:type="spellStart"/>
+      <w:r>
+        <w:rPr>
+          <w:rFonts w:ascii="Arial" w:hAnsi="Arial" w:cs="Arial"/>
+        </w:rPr>
+        <w:t>Should</w:t>
+      </w:r>
+      <w:proofErr w:type="spellEnd"/>
+      <w:r>
+        <w:rPr>
+          <w:rFonts w:ascii="Arial" w:hAnsi="Arial" w:cs="Arial"/>
+        </w:rPr>
+        <w:t>: Logros visuales, mapas interactivos.</w:t>
       </w:r>
     </w:p>
     <w:p>
@@ -4635,11 +4715,19 @@
           <w:rFonts w:ascii="Arial" w:hAnsi="Arial" w:cs="Arial"/>
         </w:rPr>
       </w:pPr>
-      <w:r>
-        <w:rPr>
-          <w:rFonts w:ascii="Arial" w:hAnsi="Arial" w:cs="Arial"/>
-        </w:rPr>
-        <w:t>Could: recompensas locales, realidad aumentada.</w:t>
+      <w:proofErr w:type="spellStart"/>
+      <w:r>
+        <w:rPr>
+          <w:rFonts w:ascii="Arial" w:hAnsi="Arial" w:cs="Arial"/>
+        </w:rPr>
+        <w:t>Could</w:t>
+      </w:r>
+      <w:proofErr w:type="spellEnd"/>
+      <w:r>
+        <w:rPr>
+          <w:rFonts w:ascii="Arial" w:hAnsi="Arial" w:cs="Arial"/>
+        </w:rPr>
+        <w:t>: recompensas locales, realidad aumentada.</w:t>
       </w:r>
     </w:p>
     <w:p>
@@ -4657,9 +4745,11 @@
       <w:bookmarkEnd w:id="6"/>
     </w:p>
     <w:p>
+      <w:proofErr w:type="spellStart"/>
       <w:r>
         <w:t>Figma</w:t>
       </w:r>
+      <w:proofErr w:type="spellEnd"/>
     </w:p>
     <w:p>
       <w:pPr>
@@ -4717,7 +4807,7 @@
                     </pic:cNvPicPr>
                   </pic:nvPicPr>
                   <pic:blipFill>
-                    <a:blip r:embed="rId24"/>
+                    <a:blip r:embed="rId26"/>
                     <a:stretch>
                       <a:fillRect/>
                     </a:stretch>
@@ -4797,7 +4887,7 @@
                     </pic:cNvPicPr>
                   </pic:nvPicPr>
                   <pic:blipFill>
-                    <a:blip r:embed="rId25"/>
+                    <a:blip r:embed="rId27"/>
                     <a:stretch>
                       <a:fillRect/>
                     </a:stretch>
@@ -4853,6 +4943,85 @@
     </w:p>
     <w:p>
       <w:pPr>
+        <w:spacing w:line="276" w:lineRule="auto"/>
+        <w:jc w:val="both"/>
+        <w:rPr>
+          <w:rFonts w:ascii="Arial" w:hAnsi="Arial" w:cs="Arial"/>
+        </w:rPr>
+      </w:pPr>
+      <w:r>
+        <w:rPr>
+          <w:rFonts w:ascii="Arial" w:hAnsi="Arial" w:cs="Arial"/>
+        </w:rPr>
+        <w:t xml:space="preserve">La aplicación la vamos a desarrollar con </w:t>
+      </w:r>
+      <w:proofErr w:type="spellStart"/>
+      <w:r>
+        <w:rPr>
+          <w:rFonts w:ascii="Arial" w:hAnsi="Arial" w:cs="Arial"/>
+        </w:rPr>
+        <w:t>Flutter</w:t>
+      </w:r>
+      <w:proofErr w:type="spellEnd"/>
+      <w:r>
+        <w:rPr>
+          <w:rFonts w:ascii="Arial" w:hAnsi="Arial" w:cs="Arial"/>
+        </w:rPr>
+        <w:t>/</w:t>
+      </w:r>
+      <w:proofErr w:type="spellStart"/>
+      <w:r>
+        <w:rPr>
+          <w:rFonts w:ascii="Arial" w:hAnsi="Arial" w:cs="Arial"/>
+        </w:rPr>
+        <w:t>Kotlin</w:t>
+      </w:r>
+      <w:proofErr w:type="spellEnd"/>
+      <w:r>
+        <w:rPr>
+          <w:rFonts w:ascii="Arial" w:hAnsi="Arial" w:cs="Arial"/>
+        </w:rPr>
+        <w:t xml:space="preserve">, usaremos la API Google </w:t>
+      </w:r>
+      <w:proofErr w:type="spellStart"/>
+      <w:r>
+        <w:rPr>
+          <w:rFonts w:ascii="Arial" w:hAnsi="Arial" w:cs="Arial"/>
+        </w:rPr>
+        <w:t>Maps</w:t>
+      </w:r>
+      <w:proofErr w:type="spellEnd"/>
+      <w:r>
+        <w:rPr>
+          <w:rFonts w:ascii="Arial" w:hAnsi="Arial" w:cs="Arial"/>
+        </w:rPr>
+        <w:t xml:space="preserve"> y como base de datos </w:t>
+      </w:r>
+      <w:proofErr w:type="spellStart"/>
+      <w:r>
+        <w:rPr>
+          <w:rFonts w:ascii="Arial" w:hAnsi="Arial" w:cs="Arial"/>
+          <w:color w:val="000000"/>
+        </w:rPr>
+        <w:t>Firebase</w:t>
+      </w:r>
+      <w:proofErr w:type="spellEnd"/>
+      <w:r>
+        <w:rPr>
+          <w:rFonts w:ascii="Arial" w:hAnsi="Arial" w:cs="Arial"/>
+          <w:color w:val="000000"/>
+        </w:rPr>
+        <w:t xml:space="preserve">. </w:t>
+      </w:r>
+      <w:r>
+        <w:rPr>
+          <w:rFonts w:ascii="Arial" w:hAnsi="Arial" w:cs="Arial"/>
+        </w:rPr>
+        <w:t>Pondremos en práctica todo lo aprendido durante el curso, programación, entorno de desarrollo, acceso a datos, desarrollo de interfaces …</w:t>
+      </w:r>
+    </w:p>
+    <w:p>
+      <w:pPr>
         <w:jc w:val="both"/>
         <w:rPr>
           <w:rFonts w:ascii="Arial" w:hAnsi="Arial" w:cs="Arial"/>
@@ -4881,7 +5050,93 @@
         <w:rPr>
           <w:rFonts w:ascii="Arial" w:hAnsi="Arial" w:cs="Arial"/>
         </w:rPr>
-        <w:t>ADR-001: Firebase como Backed por simplicidad y escalabilidad.</w:t>
+        <w:t xml:space="preserve">ADR-001: </w:t>
+      </w:r>
+      <w:proofErr w:type="spellStart"/>
+      <w:r>
+        <w:rPr>
+          <w:rFonts w:ascii="Arial" w:hAnsi="Arial" w:cs="Arial"/>
+        </w:rPr>
+        <w:t>Firebase</w:t>
+      </w:r>
+      <w:proofErr w:type="spellEnd"/>
+      <w:r>
+        <w:rPr>
+          <w:rFonts w:ascii="Arial" w:hAnsi="Arial" w:cs="Arial"/>
+        </w:rPr>
+        <w:t xml:space="preserve"> </w:t>
+      </w:r>
+      <w:r>
+        <w:rPr>
+          <w:rFonts w:ascii="Arial" w:hAnsi="Arial" w:cs="Arial"/>
+        </w:rPr>
+        <w:t>(</w:t>
+      </w:r>
+      <w:proofErr w:type="spellStart"/>
+      <w:r>
+        <w:rPr>
+          <w:rFonts w:ascii="Arial" w:hAnsi="Arial" w:cs="Arial"/>
+        </w:rPr>
+        <w:t>Backend</w:t>
+      </w:r>
+      <w:proofErr w:type="spellEnd"/>
+      <w:r>
+        <w:rPr>
+          <w:rFonts w:ascii="Arial" w:hAnsi="Arial" w:cs="Arial"/>
+        </w:rPr>
+        <w:t xml:space="preserve"> as a </w:t>
+      </w:r>
+      <w:proofErr w:type="spellStart"/>
+      <w:r>
+        <w:rPr>
+          <w:rFonts w:ascii="Arial" w:hAnsi="Arial" w:cs="Arial"/>
+        </w:rPr>
+        <w:t>Service</w:t>
+      </w:r>
+      <w:proofErr w:type="spellEnd"/>
+      <w:r>
+        <w:rPr>
+          <w:rFonts w:ascii="Arial" w:hAnsi="Arial" w:cs="Arial"/>
+        </w:rPr>
+        <w:t xml:space="preserve">) </w:t>
+      </w:r>
+      <w:r>
+        <w:rPr>
+          <w:rFonts w:ascii="Arial" w:hAnsi="Arial" w:cs="Arial"/>
+        </w:rPr>
+        <w:t xml:space="preserve">como </w:t>
+      </w:r>
+      <w:proofErr w:type="spellStart"/>
+      <w:r>
+        <w:rPr>
+          <w:rFonts w:ascii="Arial" w:hAnsi="Arial" w:cs="Arial"/>
+        </w:rPr>
+        <w:t>b</w:t>
+      </w:r>
+      <w:r>
+        <w:rPr>
+          <w:rFonts w:ascii="Arial" w:hAnsi="Arial" w:cs="Arial"/>
+        </w:rPr>
+        <w:t>acke</w:t>
+      </w:r>
+      <w:r>
+        <w:rPr>
+          <w:rFonts w:ascii="Arial" w:hAnsi="Arial" w:cs="Arial"/>
+        </w:rPr>
+        <w:t>n</w:t>
+      </w:r>
+      <w:r>
+        <w:rPr>
+          <w:rFonts w:ascii="Arial" w:hAnsi="Arial" w:cs="Arial"/>
+        </w:rPr>
+        <w:t>d</w:t>
+      </w:r>
+      <w:proofErr w:type="spellEnd"/>
+      <w:r>
+        <w:rPr>
+          <w:rFonts w:ascii="Arial" w:hAnsi="Arial" w:cs="Arial"/>
+        </w:rPr>
+        <w:t xml:space="preserve"> por simplicidad y escalabilidad.</w:t>
       </w:r>
     </w:p>
     <w:p>
@@ -4900,7 +5155,88 @@
         <w:rPr>
           <w:rFonts w:ascii="Arial" w:hAnsi="Arial" w:cs="Arial"/>
         </w:rPr>
-        <w:t>ADR-002: Flutter/kotlin como frontend móvil multiplataforma.</w:t>
+        <w:t xml:space="preserve">ADR-002: </w:t>
+      </w:r>
+      <w:proofErr w:type="spellStart"/>
+      <w:r>
+        <w:rPr>
+          <w:rFonts w:ascii="Arial" w:hAnsi="Arial" w:cs="Arial"/>
+        </w:rPr>
+        <w:t>Flutter</w:t>
+      </w:r>
+      <w:proofErr w:type="spellEnd"/>
+      <w:r>
+        <w:rPr>
+          <w:rFonts w:ascii="Arial" w:hAnsi="Arial" w:cs="Arial"/>
+        </w:rPr>
+        <w:t>/</w:t>
+      </w:r>
+      <w:proofErr w:type="spellStart"/>
+      <w:r>
+        <w:rPr>
+          <w:rFonts w:ascii="Arial" w:hAnsi="Arial" w:cs="Arial"/>
+        </w:rPr>
+        <w:t>kotlin</w:t>
+      </w:r>
+      <w:proofErr w:type="spellEnd"/>
+      <w:r>
+        <w:rPr>
+          <w:rFonts w:ascii="Arial" w:hAnsi="Arial" w:cs="Arial"/>
+        </w:rPr>
+        <w:t xml:space="preserve"> como </w:t>
+      </w:r>
+      <w:proofErr w:type="spellStart"/>
+      <w:r>
+        <w:rPr>
+          <w:rFonts w:ascii="Arial" w:hAnsi="Arial" w:cs="Arial"/>
+        </w:rPr>
+        <w:t>frontend</w:t>
+      </w:r>
+      <w:proofErr w:type="spellEnd"/>
+      <w:r>
+        <w:rPr>
+          <w:rFonts w:ascii="Arial" w:hAnsi="Arial" w:cs="Arial"/>
+        </w:rPr>
+        <w:t xml:space="preserve"> móvil multiplataforma.</w:t>
+      </w:r>
+    </w:p>
+    <w:p>
+      <w:pPr>
+        <w:pStyle w:val="Prrafodelista"/>
+        <w:numPr>
+          <w:ilvl w:val="0"/>
+          <w:numId w:val="6"/>
+        </w:numPr>
+        <w:jc w:val="both"/>
+        <w:rPr>
+          <w:rFonts w:ascii="Arial" w:hAnsi="Arial" w:cs="Arial"/>
+        </w:rPr>
+      </w:pPr>
+      <w:r>
+        <w:rPr>
+          <w:rFonts w:ascii="Arial" w:hAnsi="Arial" w:cs="Arial"/>
+        </w:rPr>
+        <w:t xml:space="preserve">ADR-003: </w:t>
+      </w:r>
+      <w:proofErr w:type="spellStart"/>
+      <w:r>
+        <w:rPr>
+          <w:rFonts w:ascii="Arial" w:hAnsi="Arial" w:cs="Arial"/>
+        </w:rPr>
+        <w:t>Firestore</w:t>
+      </w:r>
+      <w:proofErr w:type="spellEnd"/>
+      <w:r>
+        <w:rPr>
+          <w:rFonts w:ascii="Arial" w:hAnsi="Arial" w:cs="Arial"/>
+        </w:rPr>
+        <w:t xml:space="preserve"> (NoSQL)</w:t>
+      </w:r>
+      <w:r>
+        <w:rPr>
+          <w:rFonts w:ascii="Arial" w:hAnsi="Arial" w:cs="Arial"/>
+        </w:rPr>
+        <w:t xml:space="preserve"> como base de datos.</w:t>
       </w:r>
     </w:p>
     <w:p>
@@ -4919,84 +5255,1170 @@
     </w:p>
     <w:p>
       <w:pPr>
-        <w:jc w:val="both"/>
-        <w:rPr>
-          <w:rFonts w:ascii="Arial" w:hAnsi="Arial" w:cs="Arial"/>
-          <w:lang w:val="en-US"/>
-        </w:rPr>
-      </w:pPr>
-      <w:r>
-        <w:rPr>
-          <w:rFonts w:ascii="Arial" w:hAnsi="Arial" w:cs="Arial"/>
-          <w:lang w:val="en-US"/>
-        </w:rPr>
-        <w:t>Firebase Auth, Firestore, Storage, Messaging y Google Maps API</w:t>
-      </w:r>
-    </w:p>
-    <w:p>
-      <w:pPr>
-        <w:pStyle w:val="Ttulo2"/>
-        <w:numPr>
-          <w:ilvl w:val="1"/>
-          <w:numId w:val="2"/>
-        </w:numPr>
-      </w:pPr>
-      <w:bookmarkStart w:id="11" w:name="_Toc213873558"/>
-      <w:r>
-        <w:t>Riesgos Técnicos.</w:t>
-      </w:r>
-      <w:bookmarkEnd w:id="11"/>
-    </w:p>
-    <w:p>
-      <w:pPr>
-        <w:jc w:val="both"/>
-        <w:rPr>
-          <w:rFonts w:ascii="Arial" w:hAnsi="Arial" w:cs="Arial"/>
-        </w:rPr>
-      </w:pPr>
-      <w:r>
-        <w:rPr>
-          <w:rFonts w:ascii="Arial" w:hAnsi="Arial" w:cs="Arial"/>
-        </w:rPr>
-        <w:t>Algunos de los riesgos técnicos que podemos encontrarnos en la aplicación serian:</w:t>
-      </w:r>
-    </w:p>
-    <w:p>
-      <w:pPr>
         <w:pStyle w:val="Prrafodelista"/>
         <w:numPr>
           <w:ilvl w:val="0"/>
-          <w:numId w:val="7"/>
+          <w:numId w:val="21"/>
         </w:numPr>
+        <w:suppressAutoHyphens w:val="0"/>
+        <w:spacing w:before="100" w:beforeAutospacing="1" w:after="100" w:afterAutospacing="1" w:line="240" w:lineRule="auto"/>
         <w:jc w:val="both"/>
-        <w:rPr>
-          <w:rFonts w:ascii="Arial" w:hAnsi="Arial" w:cs="Arial"/>
-        </w:rPr>
-      </w:pPr>
-      <w:r>
-        <w:rPr>
-          <w:rFonts w:ascii="Arial" w:hAnsi="Arial" w:cs="Arial"/>
-        </w:rPr>
-        <w:t>Precisión del GPS durante la ruta.</w:t>
-      </w:r>
+        <w:outlineLvl w:val="2"/>
+        <w:rPr>
+          <w:rFonts w:ascii="Arial" w:eastAsia="Times New Roman" w:hAnsi="Arial" w:cs="Arial"/>
+          <w:b/>
+          <w:bCs/>
+          <w:kern w:val="0"/>
+          <w:lang w:eastAsia="es-ES"/>
+          <w14:ligatures w14:val="none"/>
+        </w:rPr>
+      </w:pPr>
+      <w:bookmarkStart w:id="11" w:name="_Toc213873559"/>
+      <w:proofErr w:type="spellStart"/>
+      <w:r>
+        <w:rPr>
+          <w:rFonts w:ascii="Arial" w:eastAsia="Times New Roman" w:hAnsi="Arial" w:cs="Arial"/>
+          <w:b/>
+          <w:bCs/>
+          <w:kern w:val="0"/>
+          <w:lang w:eastAsia="es-ES"/>
+          <w14:ligatures w14:val="none"/>
+        </w:rPr>
+        <w:t>Firebase</w:t>
+      </w:r>
+      <w:proofErr w:type="spellEnd"/>
+      <w:r>
+        <w:rPr>
+          <w:rFonts w:ascii="Arial" w:eastAsia="Times New Roman" w:hAnsi="Arial" w:cs="Arial"/>
+          <w:b/>
+          <w:bCs/>
+          <w:kern w:val="0"/>
+          <w:lang w:eastAsia="es-ES"/>
+          <w14:ligatures w14:val="none"/>
+        </w:rPr>
+        <w:t xml:space="preserve"> </w:t>
+      </w:r>
+      <w:proofErr w:type="spellStart"/>
+      <w:r>
+        <w:rPr>
+          <w:rFonts w:ascii="Arial" w:eastAsia="Times New Roman" w:hAnsi="Arial" w:cs="Arial"/>
+          <w:b/>
+          <w:bCs/>
+          <w:kern w:val="0"/>
+          <w:lang w:eastAsia="es-ES"/>
+          <w14:ligatures w14:val="none"/>
+        </w:rPr>
+        <w:t>Auth</w:t>
+      </w:r>
+      <w:proofErr w:type="spellEnd"/>
+      <w:r>
+        <w:rPr>
+          <w:rFonts w:ascii="Arial" w:eastAsia="Times New Roman" w:hAnsi="Arial" w:cs="Arial"/>
+          <w:b/>
+          <w:bCs/>
+          <w:kern w:val="0"/>
+          <w:lang w:eastAsia="es-ES"/>
+          <w14:ligatures w14:val="none"/>
+        </w:rPr>
+        <w:t>:</w:t>
+      </w:r>
+    </w:p>
+    <w:p>
+      <w:pPr>
+        <w:pStyle w:val="Prrafodelista"/>
+        <w:numPr>
+          <w:ilvl w:val="1"/>
+          <w:numId w:val="21"/>
+        </w:numPr>
+        <w:suppressAutoHyphens w:val="0"/>
+        <w:spacing w:before="100" w:beforeAutospacing="1" w:after="100" w:afterAutospacing="1" w:line="240" w:lineRule="auto"/>
+        <w:jc w:val="both"/>
+        <w:outlineLvl w:val="2"/>
+        <w:rPr>
+          <w:rFonts w:ascii="Arial" w:eastAsia="Times New Roman" w:hAnsi="Arial" w:cs="Arial"/>
+          <w:b/>
+          <w:bCs/>
+          <w:kern w:val="0"/>
+          <w:lang w:eastAsia="es-ES"/>
+          <w14:ligatures w14:val="none"/>
+        </w:rPr>
+      </w:pPr>
+      <w:r>
+        <w:rPr>
+          <w:rFonts w:ascii="Arial" w:eastAsia="Times New Roman" w:hAnsi="Arial" w:cs="Arial"/>
+          <w:kern w:val="0"/>
+          <w:lang w:eastAsia="es-ES"/>
+          <w14:ligatures w14:val="none"/>
+        </w:rPr>
+        <w:t xml:space="preserve">Maneja registro, </w:t>
+      </w:r>
+      <w:proofErr w:type="spellStart"/>
+      <w:r>
+        <w:rPr>
+          <w:rFonts w:ascii="Arial" w:eastAsia="Times New Roman" w:hAnsi="Arial" w:cs="Arial"/>
+          <w:kern w:val="0"/>
+          <w:lang w:eastAsia="es-ES"/>
+          <w14:ligatures w14:val="none"/>
+        </w:rPr>
+        <w:t>login</w:t>
+      </w:r>
+      <w:proofErr w:type="spellEnd"/>
+      <w:r>
+        <w:rPr>
+          <w:rFonts w:ascii="Arial" w:eastAsia="Times New Roman" w:hAnsi="Arial" w:cs="Arial"/>
+          <w:kern w:val="0"/>
+          <w:lang w:eastAsia="es-ES"/>
+          <w14:ligatures w14:val="none"/>
+        </w:rPr>
+        <w:t xml:space="preserve"> y sesiones de usuario.</w:t>
+      </w:r>
+    </w:p>
+    <w:p>
+      <w:pPr>
+        <w:pStyle w:val="Prrafodelista"/>
+        <w:numPr>
+          <w:ilvl w:val="1"/>
+          <w:numId w:val="21"/>
+        </w:numPr>
+        <w:suppressAutoHyphens w:val="0"/>
+        <w:spacing w:before="100" w:beforeAutospacing="1" w:after="100" w:afterAutospacing="1" w:line="240" w:lineRule="auto"/>
+        <w:jc w:val="both"/>
+        <w:outlineLvl w:val="2"/>
+        <w:rPr>
+          <w:rFonts w:ascii="Arial" w:eastAsia="Times New Roman" w:hAnsi="Arial" w:cs="Arial"/>
+          <w:b/>
+          <w:bCs/>
+          <w:kern w:val="0"/>
+          <w:lang w:eastAsia="es-ES"/>
+          <w14:ligatures w14:val="none"/>
+        </w:rPr>
+      </w:pPr>
+      <w:r>
+        <w:rPr>
+          <w:rFonts w:ascii="Arial" w:eastAsia="Times New Roman" w:hAnsi="Arial" w:cs="Arial"/>
+          <w:kern w:val="0"/>
+          <w:lang w:eastAsia="es-ES"/>
+          <w14:ligatures w14:val="none"/>
+        </w:rPr>
+        <w:t xml:space="preserve">Usa el UID para relacionarlo con datos en </w:t>
+      </w:r>
+      <w:proofErr w:type="spellStart"/>
+      <w:r>
+        <w:rPr>
+          <w:rFonts w:ascii="Arial" w:eastAsia="Times New Roman" w:hAnsi="Arial" w:cs="Arial"/>
+          <w:kern w:val="0"/>
+          <w:lang w:eastAsia="es-ES"/>
+          <w14:ligatures w14:val="none"/>
+        </w:rPr>
+        <w:t>Firestore</w:t>
+      </w:r>
+      <w:proofErr w:type="spellEnd"/>
+      <w:r>
+        <w:rPr>
+          <w:rFonts w:ascii="Arial" w:eastAsia="Times New Roman" w:hAnsi="Arial" w:cs="Arial"/>
+          <w:kern w:val="0"/>
+          <w:lang w:eastAsia="es-ES"/>
+          <w14:ligatures w14:val="none"/>
+        </w:rPr>
+        <w:t>.</w:t>
+      </w:r>
+    </w:p>
+    <w:p>
+      <w:pPr>
+        <w:pStyle w:val="Prrafodelista"/>
+        <w:numPr>
+          <w:ilvl w:val="1"/>
+          <w:numId w:val="21"/>
+        </w:numPr>
+        <w:suppressAutoHyphens w:val="0"/>
+        <w:spacing w:before="100" w:beforeAutospacing="1" w:after="100" w:afterAutospacing="1" w:line="240" w:lineRule="auto"/>
+        <w:jc w:val="both"/>
+        <w:outlineLvl w:val="2"/>
+        <w:rPr>
+          <w:rFonts w:ascii="Arial" w:eastAsia="Times New Roman" w:hAnsi="Arial" w:cs="Arial"/>
+          <w:b/>
+          <w:bCs/>
+          <w:kern w:val="0"/>
+          <w:lang w:eastAsia="es-ES"/>
+          <w14:ligatures w14:val="none"/>
+        </w:rPr>
+      </w:pPr>
+      <w:r>
+        <w:rPr>
+          <w:rFonts w:ascii="Arial" w:eastAsia="Times New Roman" w:hAnsi="Arial" w:cs="Arial"/>
+          <w:kern w:val="0"/>
+          <w:lang w:eastAsia="es-ES"/>
+          <w14:ligatures w14:val="none"/>
+        </w:rPr>
+        <w:t>Evita almacenar contraseñas en la app.</w:t>
+      </w:r>
+    </w:p>
+    <w:p>
+      <w:pPr>
+        <w:pStyle w:val="Prrafodelista"/>
+        <w:suppressAutoHyphens w:val="0"/>
+        <w:spacing w:before="100" w:beforeAutospacing="1" w:after="100" w:afterAutospacing="1" w:line="240" w:lineRule="auto"/>
+        <w:ind w:left="1440"/>
+        <w:jc w:val="both"/>
+        <w:outlineLvl w:val="2"/>
+        <w:rPr>
+          <w:rFonts w:ascii="Arial" w:eastAsia="Times New Roman" w:hAnsi="Arial" w:cs="Arial"/>
+          <w:b/>
+          <w:bCs/>
+          <w:kern w:val="0"/>
+          <w:lang w:eastAsia="es-ES"/>
+          <w14:ligatures w14:val="none"/>
+        </w:rPr>
+      </w:pPr>
     </w:p>
     <w:p>
       <w:pPr>
         <w:pStyle w:val="Prrafodelista"/>
         <w:numPr>
           <w:ilvl w:val="0"/>
-          <w:numId w:val="7"/>
+          <w:numId w:val="21"/>
         </w:numPr>
+        <w:suppressAutoHyphens w:val="0"/>
+        <w:spacing w:before="100" w:beforeAutospacing="1" w:after="100" w:afterAutospacing="1" w:line="240" w:lineRule="auto"/>
         <w:jc w:val="both"/>
-        <w:rPr>
-          <w:rFonts w:ascii="Arial" w:hAnsi="Arial" w:cs="Arial"/>
-        </w:rPr>
-      </w:pPr>
-      <w:r>
-        <w:rPr>
-          <w:rFonts w:ascii="Arial" w:hAnsi="Arial" w:cs="Arial"/>
-        </w:rPr>
-        <w:t>Rendimiento de Firestore.</w:t>
+        <w:outlineLvl w:val="2"/>
+        <w:rPr>
+          <w:rFonts w:ascii="Arial" w:eastAsia="Times New Roman" w:hAnsi="Arial" w:cs="Arial"/>
+          <w:b/>
+          <w:bCs/>
+          <w:kern w:val="0"/>
+          <w:lang w:eastAsia="es-ES"/>
+          <w14:ligatures w14:val="none"/>
+        </w:rPr>
+      </w:pPr>
+      <w:proofErr w:type="spellStart"/>
+      <w:r>
+        <w:rPr>
+          <w:rFonts w:ascii="Arial" w:eastAsia="Times New Roman" w:hAnsi="Arial" w:cs="Arial"/>
+          <w:b/>
+          <w:bCs/>
+          <w:kern w:val="0"/>
+          <w:lang w:eastAsia="es-ES"/>
+          <w14:ligatures w14:val="none"/>
+        </w:rPr>
+        <w:t>Firebase</w:t>
+      </w:r>
+      <w:proofErr w:type="spellEnd"/>
+      <w:r>
+        <w:rPr>
+          <w:rFonts w:ascii="Arial" w:eastAsia="Times New Roman" w:hAnsi="Arial" w:cs="Arial"/>
+          <w:b/>
+          <w:bCs/>
+          <w:kern w:val="0"/>
+          <w:lang w:eastAsia="es-ES"/>
+          <w14:ligatures w14:val="none"/>
+        </w:rPr>
+        <w:t xml:space="preserve"> </w:t>
+      </w:r>
+      <w:proofErr w:type="spellStart"/>
+      <w:r>
+        <w:rPr>
+          <w:rFonts w:ascii="Arial" w:eastAsia="Times New Roman" w:hAnsi="Arial" w:cs="Arial"/>
+          <w:b/>
+          <w:bCs/>
+          <w:kern w:val="0"/>
+          <w:lang w:eastAsia="es-ES"/>
+          <w14:ligatures w14:val="none"/>
+        </w:rPr>
+        <w:t>Firestore</w:t>
+      </w:r>
+      <w:proofErr w:type="spellEnd"/>
+      <w:r>
+        <w:rPr>
+          <w:rFonts w:ascii="Arial" w:eastAsia="Times New Roman" w:hAnsi="Arial" w:cs="Arial"/>
+          <w:b/>
+          <w:bCs/>
+          <w:kern w:val="0"/>
+          <w:lang w:eastAsia="es-ES"/>
+          <w14:ligatures w14:val="none"/>
+        </w:rPr>
+        <w:t>:</w:t>
+      </w:r>
+    </w:p>
+    <w:p>
+      <w:pPr>
+        <w:pStyle w:val="Prrafodelista"/>
+        <w:numPr>
+          <w:ilvl w:val="1"/>
+          <w:numId w:val="21"/>
+        </w:numPr>
+        <w:suppressAutoHyphens w:val="0"/>
+        <w:spacing w:before="100" w:beforeAutospacing="1" w:after="100" w:afterAutospacing="1" w:line="240" w:lineRule="auto"/>
+        <w:jc w:val="both"/>
+        <w:outlineLvl w:val="2"/>
+        <w:rPr>
+          <w:rFonts w:ascii="Arial" w:eastAsia="Times New Roman" w:hAnsi="Arial" w:cs="Arial"/>
+          <w:b/>
+          <w:bCs/>
+          <w:kern w:val="0"/>
+          <w:lang w:eastAsia="es-ES"/>
+          <w14:ligatures w14:val="none"/>
+        </w:rPr>
+      </w:pPr>
+      <w:r>
+        <w:rPr>
+          <w:rFonts w:ascii="Arial" w:eastAsia="Times New Roman" w:hAnsi="Arial" w:cs="Arial"/>
+          <w:kern w:val="0"/>
+          <w:lang w:eastAsia="es-ES"/>
+          <w14:ligatures w14:val="none"/>
+        </w:rPr>
+        <w:t>Almacena rutas, monumentos, trivias, puntuaciones, perfiles.</w:t>
+      </w:r>
+    </w:p>
+    <w:p>
+      <w:pPr>
+        <w:pStyle w:val="Prrafodelista"/>
+        <w:numPr>
+          <w:ilvl w:val="1"/>
+          <w:numId w:val="21"/>
+        </w:numPr>
+        <w:suppressAutoHyphens w:val="0"/>
+        <w:spacing w:before="100" w:beforeAutospacing="1" w:after="100" w:afterAutospacing="1" w:line="240" w:lineRule="auto"/>
+        <w:jc w:val="both"/>
+        <w:outlineLvl w:val="2"/>
+        <w:rPr>
+          <w:rFonts w:ascii="Arial" w:eastAsia="Times New Roman" w:hAnsi="Arial" w:cs="Arial"/>
+          <w:b/>
+          <w:bCs/>
+          <w:kern w:val="0"/>
+          <w:lang w:eastAsia="es-ES"/>
+          <w14:ligatures w14:val="none"/>
+        </w:rPr>
+      </w:pPr>
+      <w:r>
+        <w:rPr>
+          <w:rFonts w:ascii="Arial" w:eastAsia="Times New Roman" w:hAnsi="Arial" w:cs="Arial"/>
+          <w:kern w:val="0"/>
+          <w:lang w:eastAsia="es-ES"/>
+          <w14:ligatures w14:val="none"/>
+        </w:rPr>
+        <w:t>Colecciones principales:</w:t>
+      </w:r>
+    </w:p>
+    <w:p>
+      <w:pPr>
+        <w:pStyle w:val="Prrafodelista"/>
+        <w:numPr>
+          <w:ilvl w:val="2"/>
+          <w:numId w:val="21"/>
+        </w:numPr>
+        <w:suppressAutoHyphens w:val="0"/>
+        <w:spacing w:before="100" w:beforeAutospacing="1" w:after="100" w:afterAutospacing="1" w:line="240" w:lineRule="auto"/>
+        <w:jc w:val="both"/>
+        <w:outlineLvl w:val="2"/>
+        <w:rPr>
+          <w:rFonts w:ascii="Arial" w:eastAsia="Times New Roman" w:hAnsi="Arial" w:cs="Arial"/>
+          <w:b/>
+          <w:bCs/>
+          <w:kern w:val="0"/>
+          <w:lang w:eastAsia="es-ES"/>
+          <w14:ligatures w14:val="none"/>
+        </w:rPr>
+      </w:pPr>
+      <w:r>
+        <w:rPr>
+          <w:rFonts w:ascii="Arial" w:eastAsia="Times New Roman" w:hAnsi="Arial" w:cs="Arial"/>
+          <w:kern w:val="0"/>
+          <w:lang w:eastAsia="es-ES"/>
+          <w14:ligatures w14:val="none"/>
+        </w:rPr>
+        <w:t>/</w:t>
+      </w:r>
+      <w:proofErr w:type="spellStart"/>
+      <w:r>
+        <w:rPr>
+          <w:rFonts w:ascii="Arial" w:eastAsia="Times New Roman" w:hAnsi="Arial" w:cs="Arial"/>
+          <w:kern w:val="0"/>
+          <w:lang w:eastAsia="es-ES"/>
+          <w14:ligatures w14:val="none"/>
+        </w:rPr>
+        <w:t>users</w:t>
+      </w:r>
+      <w:proofErr w:type="spellEnd"/>
+    </w:p>
+    <w:p>
+      <w:pPr>
+        <w:pStyle w:val="Prrafodelista"/>
+        <w:numPr>
+          <w:ilvl w:val="2"/>
+          <w:numId w:val="21"/>
+        </w:numPr>
+        <w:suppressAutoHyphens w:val="0"/>
+        <w:spacing w:before="100" w:beforeAutospacing="1" w:after="100" w:afterAutospacing="1" w:line="240" w:lineRule="auto"/>
+        <w:jc w:val="both"/>
+        <w:outlineLvl w:val="2"/>
+        <w:rPr>
+          <w:rFonts w:ascii="Arial" w:eastAsia="Times New Roman" w:hAnsi="Arial" w:cs="Arial"/>
+          <w:b/>
+          <w:bCs/>
+          <w:kern w:val="0"/>
+          <w:lang w:eastAsia="es-ES"/>
+          <w14:ligatures w14:val="none"/>
+        </w:rPr>
+      </w:pPr>
+      <w:r>
+        <w:rPr>
+          <w:rFonts w:ascii="Arial" w:eastAsia="Times New Roman" w:hAnsi="Arial" w:cs="Arial"/>
+          <w:kern w:val="0"/>
+          <w:lang w:eastAsia="es-ES"/>
+          <w14:ligatures w14:val="none"/>
+        </w:rPr>
+        <w:t>/</w:t>
+      </w:r>
+      <w:proofErr w:type="spellStart"/>
+      <w:r>
+        <w:rPr>
+          <w:rFonts w:ascii="Arial" w:eastAsia="Times New Roman" w:hAnsi="Arial" w:cs="Arial"/>
+          <w:kern w:val="0"/>
+          <w:lang w:eastAsia="es-ES"/>
+          <w14:ligatures w14:val="none"/>
+        </w:rPr>
+        <w:t>cities</w:t>
+      </w:r>
+      <w:proofErr w:type="spellEnd"/>
+    </w:p>
+    <w:p>
+      <w:pPr>
+        <w:pStyle w:val="Prrafodelista"/>
+        <w:numPr>
+          <w:ilvl w:val="2"/>
+          <w:numId w:val="21"/>
+        </w:numPr>
+        <w:suppressAutoHyphens w:val="0"/>
+        <w:spacing w:before="100" w:beforeAutospacing="1" w:after="100" w:afterAutospacing="1" w:line="240" w:lineRule="auto"/>
+        <w:jc w:val="both"/>
+        <w:outlineLvl w:val="2"/>
+        <w:rPr>
+          <w:rFonts w:ascii="Arial" w:eastAsia="Times New Roman" w:hAnsi="Arial" w:cs="Arial"/>
+          <w:b/>
+          <w:bCs/>
+          <w:kern w:val="0"/>
+          <w:lang w:eastAsia="es-ES"/>
+          <w14:ligatures w14:val="none"/>
+        </w:rPr>
+      </w:pPr>
+      <w:r>
+        <w:rPr>
+          <w:rFonts w:ascii="Arial" w:eastAsia="Times New Roman" w:hAnsi="Arial" w:cs="Arial"/>
+          <w:kern w:val="0"/>
+          <w:lang w:eastAsia="es-ES"/>
+          <w14:ligatures w14:val="none"/>
+        </w:rPr>
+        <w:t>/</w:t>
+      </w:r>
+      <w:proofErr w:type="spellStart"/>
+      <w:r>
+        <w:rPr>
+          <w:rFonts w:ascii="Arial" w:eastAsia="Times New Roman" w:hAnsi="Arial" w:cs="Arial"/>
+          <w:kern w:val="0"/>
+          <w:lang w:eastAsia="es-ES"/>
+          <w14:ligatures w14:val="none"/>
+        </w:rPr>
+        <w:t>routes</w:t>
+      </w:r>
+      <w:proofErr w:type="spellEnd"/>
+    </w:p>
+    <w:p>
+      <w:pPr>
+        <w:pStyle w:val="Prrafodelista"/>
+        <w:numPr>
+          <w:ilvl w:val="2"/>
+          <w:numId w:val="21"/>
+        </w:numPr>
+        <w:suppressAutoHyphens w:val="0"/>
+        <w:spacing w:before="100" w:beforeAutospacing="1" w:after="100" w:afterAutospacing="1" w:line="240" w:lineRule="auto"/>
+        <w:jc w:val="both"/>
+        <w:outlineLvl w:val="2"/>
+        <w:rPr>
+          <w:rFonts w:ascii="Arial" w:eastAsia="Times New Roman" w:hAnsi="Arial" w:cs="Arial"/>
+          <w:b/>
+          <w:bCs/>
+          <w:kern w:val="0"/>
+          <w:lang w:eastAsia="es-ES"/>
+          <w14:ligatures w14:val="none"/>
+        </w:rPr>
+      </w:pPr>
+      <w:r>
+        <w:rPr>
+          <w:rFonts w:ascii="Arial" w:eastAsia="Times New Roman" w:hAnsi="Arial" w:cs="Arial"/>
+          <w:kern w:val="0"/>
+          <w:lang w:eastAsia="es-ES"/>
+          <w14:ligatures w14:val="none"/>
+        </w:rPr>
+        <w:t>/</w:t>
+      </w:r>
+      <w:proofErr w:type="spellStart"/>
+      <w:r>
+        <w:rPr>
+          <w:rFonts w:ascii="Arial" w:eastAsia="Times New Roman" w:hAnsi="Arial" w:cs="Arial"/>
+          <w:kern w:val="0"/>
+          <w:lang w:eastAsia="es-ES"/>
+          <w14:ligatures w14:val="none"/>
+        </w:rPr>
+        <w:t>monuments</w:t>
+      </w:r>
+      <w:proofErr w:type="spellEnd"/>
+    </w:p>
+    <w:p>
+      <w:pPr>
+        <w:pStyle w:val="Prrafodelista"/>
+        <w:numPr>
+          <w:ilvl w:val="2"/>
+          <w:numId w:val="21"/>
+        </w:numPr>
+        <w:suppressAutoHyphens w:val="0"/>
+        <w:spacing w:before="100" w:beforeAutospacing="1" w:after="100" w:afterAutospacing="1" w:line="240" w:lineRule="auto"/>
+        <w:jc w:val="both"/>
+        <w:outlineLvl w:val="2"/>
+        <w:rPr>
+          <w:rFonts w:ascii="Arial" w:eastAsia="Times New Roman" w:hAnsi="Arial" w:cs="Arial"/>
+          <w:b/>
+          <w:bCs/>
+          <w:kern w:val="0"/>
+          <w:lang w:eastAsia="es-ES"/>
+          <w14:ligatures w14:val="none"/>
+        </w:rPr>
+      </w:pPr>
+      <w:r>
+        <w:rPr>
+          <w:rFonts w:ascii="Arial" w:eastAsia="Times New Roman" w:hAnsi="Arial" w:cs="Arial"/>
+          <w:kern w:val="0"/>
+          <w:lang w:eastAsia="es-ES"/>
+          <w14:ligatures w14:val="none"/>
+        </w:rPr>
+        <w:t>/</w:t>
+      </w:r>
+      <w:proofErr w:type="spellStart"/>
+      <w:r>
+        <w:rPr>
+          <w:rFonts w:ascii="Arial" w:eastAsia="Times New Roman" w:hAnsi="Arial" w:cs="Arial"/>
+          <w:kern w:val="0"/>
+          <w:lang w:eastAsia="es-ES"/>
+          <w14:ligatures w14:val="none"/>
+        </w:rPr>
+        <w:t>missions</w:t>
+      </w:r>
+      <w:proofErr w:type="spellEnd"/>
+    </w:p>
+    <w:p>
+      <w:pPr>
+        <w:pStyle w:val="Prrafodelista"/>
+        <w:numPr>
+          <w:ilvl w:val="2"/>
+          <w:numId w:val="21"/>
+        </w:numPr>
+        <w:suppressAutoHyphens w:val="0"/>
+        <w:spacing w:before="100" w:beforeAutospacing="1" w:after="100" w:afterAutospacing="1" w:line="240" w:lineRule="auto"/>
+        <w:jc w:val="both"/>
+        <w:outlineLvl w:val="2"/>
+        <w:rPr>
+          <w:rFonts w:ascii="Arial" w:eastAsia="Times New Roman" w:hAnsi="Arial" w:cs="Arial"/>
+          <w:b/>
+          <w:bCs/>
+          <w:kern w:val="0"/>
+          <w:lang w:eastAsia="es-ES"/>
+          <w14:ligatures w14:val="none"/>
+        </w:rPr>
+      </w:pPr>
+      <w:r>
+        <w:rPr>
+          <w:rFonts w:ascii="Arial" w:eastAsia="Times New Roman" w:hAnsi="Arial" w:cs="Arial"/>
+          <w:kern w:val="0"/>
+          <w:lang w:eastAsia="es-ES"/>
+          <w14:ligatures w14:val="none"/>
+        </w:rPr>
+        <w:t>/rankings</w:t>
+      </w:r>
+    </w:p>
+    <w:p>
+      <w:pPr>
+        <w:pStyle w:val="Prrafodelista"/>
+        <w:suppressAutoHyphens w:val="0"/>
+        <w:spacing w:before="100" w:beforeAutospacing="1" w:after="100" w:afterAutospacing="1" w:line="240" w:lineRule="auto"/>
+        <w:ind w:left="2160"/>
+        <w:jc w:val="both"/>
+        <w:outlineLvl w:val="2"/>
+        <w:rPr>
+          <w:rFonts w:ascii="Arial" w:eastAsia="Times New Roman" w:hAnsi="Arial" w:cs="Arial"/>
+          <w:b/>
+          <w:bCs/>
+          <w:kern w:val="0"/>
+          <w:lang w:eastAsia="es-ES"/>
+          <w14:ligatures w14:val="none"/>
+        </w:rPr>
+      </w:pPr>
+    </w:p>
+    <w:p>
+      <w:pPr>
+        <w:pStyle w:val="Prrafodelista"/>
+        <w:numPr>
+          <w:ilvl w:val="0"/>
+          <w:numId w:val="21"/>
+        </w:numPr>
+        <w:suppressAutoHyphens w:val="0"/>
+        <w:spacing w:before="100" w:beforeAutospacing="1" w:after="100" w:afterAutospacing="1" w:line="240" w:lineRule="auto"/>
+        <w:jc w:val="both"/>
+        <w:outlineLvl w:val="2"/>
+        <w:rPr>
+          <w:rFonts w:ascii="Arial" w:eastAsia="Times New Roman" w:hAnsi="Arial" w:cs="Arial"/>
+          <w:b/>
+          <w:bCs/>
+          <w:kern w:val="0"/>
+          <w:lang w:eastAsia="es-ES"/>
+          <w14:ligatures w14:val="none"/>
+        </w:rPr>
+      </w:pPr>
+      <w:proofErr w:type="spellStart"/>
+      <w:r>
+        <w:rPr>
+          <w:rFonts w:ascii="Arial" w:eastAsia="Times New Roman" w:hAnsi="Arial" w:cs="Arial"/>
+          <w:b/>
+          <w:bCs/>
+          <w:kern w:val="0"/>
+          <w:lang w:eastAsia="es-ES"/>
+          <w14:ligatures w14:val="none"/>
+        </w:rPr>
+        <w:t>Firebase</w:t>
+      </w:r>
+      <w:proofErr w:type="spellEnd"/>
+      <w:r>
+        <w:rPr>
+          <w:rFonts w:ascii="Arial" w:eastAsia="Times New Roman" w:hAnsi="Arial" w:cs="Arial"/>
+          <w:b/>
+          <w:bCs/>
+          <w:kern w:val="0"/>
+          <w:lang w:eastAsia="es-ES"/>
+          <w14:ligatures w14:val="none"/>
+        </w:rPr>
+        <w:t xml:space="preserve"> Storage</w:t>
+      </w:r>
+      <w:r>
+        <w:rPr>
+          <w:rFonts w:ascii="Arial" w:eastAsia="Times New Roman" w:hAnsi="Arial" w:cs="Arial"/>
+          <w:b/>
+          <w:bCs/>
+          <w:kern w:val="0"/>
+          <w:lang w:eastAsia="es-ES"/>
+          <w14:ligatures w14:val="none"/>
+        </w:rPr>
+        <w:t>:</w:t>
+      </w:r>
+    </w:p>
+    <w:p>
+      <w:pPr>
+        <w:pStyle w:val="Prrafodelista"/>
+        <w:numPr>
+          <w:ilvl w:val="1"/>
+          <w:numId w:val="21"/>
+        </w:numPr>
+        <w:suppressAutoHyphens w:val="0"/>
+        <w:spacing w:before="100" w:beforeAutospacing="1" w:after="100" w:afterAutospacing="1" w:line="240" w:lineRule="auto"/>
+        <w:jc w:val="both"/>
+        <w:outlineLvl w:val="2"/>
+        <w:rPr>
+          <w:rFonts w:ascii="Arial" w:eastAsia="Times New Roman" w:hAnsi="Arial" w:cs="Arial"/>
+          <w:b/>
+          <w:bCs/>
+          <w:kern w:val="0"/>
+          <w:lang w:eastAsia="es-ES"/>
+          <w14:ligatures w14:val="none"/>
+        </w:rPr>
+      </w:pPr>
+      <w:r>
+        <w:rPr>
+          <w:rFonts w:ascii="Arial" w:eastAsia="Times New Roman" w:hAnsi="Arial" w:cs="Arial"/>
+          <w:kern w:val="0"/>
+          <w:lang w:eastAsia="es-ES"/>
+          <w14:ligatures w14:val="none"/>
+        </w:rPr>
+        <w:t>Guarda imágenes subidas por usuarios (fotos de monumentos).</w:t>
+      </w:r>
+    </w:p>
+    <w:p>
+      <w:pPr>
+        <w:pStyle w:val="Prrafodelista"/>
+        <w:numPr>
+          <w:ilvl w:val="1"/>
+          <w:numId w:val="21"/>
+        </w:numPr>
+        <w:suppressAutoHyphens w:val="0"/>
+        <w:spacing w:before="100" w:beforeAutospacing="1" w:after="100" w:afterAutospacing="1" w:line="240" w:lineRule="auto"/>
+        <w:jc w:val="both"/>
+        <w:outlineLvl w:val="2"/>
+        <w:rPr>
+          <w:rFonts w:ascii="Arial" w:eastAsia="Times New Roman" w:hAnsi="Arial" w:cs="Arial"/>
+          <w:b/>
+          <w:bCs/>
+          <w:kern w:val="0"/>
+          <w:lang w:eastAsia="es-ES"/>
+          <w14:ligatures w14:val="none"/>
+        </w:rPr>
+      </w:pPr>
+      <w:r>
+        <w:rPr>
+          <w:rFonts w:ascii="Arial" w:eastAsia="Times New Roman" w:hAnsi="Arial" w:cs="Arial"/>
+          <w:kern w:val="0"/>
+          <w:lang w:eastAsia="es-ES"/>
+          <w14:ligatures w14:val="none"/>
+        </w:rPr>
+        <w:t xml:space="preserve">Solo se guarda la URL en </w:t>
+      </w:r>
+      <w:proofErr w:type="spellStart"/>
+      <w:r>
+        <w:rPr>
+          <w:rFonts w:ascii="Arial" w:eastAsia="Times New Roman" w:hAnsi="Arial" w:cs="Arial"/>
+          <w:kern w:val="0"/>
+          <w:lang w:eastAsia="es-ES"/>
+          <w14:ligatures w14:val="none"/>
+        </w:rPr>
+        <w:t>Firestore</w:t>
+      </w:r>
+      <w:proofErr w:type="spellEnd"/>
+      <w:r>
+        <w:rPr>
+          <w:rFonts w:ascii="Arial" w:eastAsia="Times New Roman" w:hAnsi="Arial" w:cs="Arial"/>
+          <w:kern w:val="0"/>
+          <w:lang w:eastAsia="es-ES"/>
+          <w14:ligatures w14:val="none"/>
+        </w:rPr>
+        <w:t xml:space="preserve"> como referencia.</w:t>
+      </w:r>
+    </w:p>
+    <w:p>
+      <w:pPr>
+        <w:pStyle w:val="Prrafodelista"/>
+        <w:suppressAutoHyphens w:val="0"/>
+        <w:spacing w:before="100" w:beforeAutospacing="1" w:after="100" w:afterAutospacing="1" w:line="240" w:lineRule="auto"/>
+        <w:ind w:left="1440"/>
+        <w:jc w:val="both"/>
+        <w:outlineLvl w:val="2"/>
+        <w:rPr>
+          <w:rFonts w:ascii="Arial" w:eastAsia="Times New Roman" w:hAnsi="Arial" w:cs="Arial"/>
+          <w:b/>
+          <w:bCs/>
+          <w:kern w:val="0"/>
+          <w:lang w:eastAsia="es-ES"/>
+          <w14:ligatures w14:val="none"/>
+        </w:rPr>
+      </w:pPr>
+    </w:p>
+    <w:p>
+      <w:pPr>
+        <w:pStyle w:val="Prrafodelista"/>
+        <w:numPr>
+          <w:ilvl w:val="0"/>
+          <w:numId w:val="21"/>
+        </w:numPr>
+        <w:suppressAutoHyphens w:val="0"/>
+        <w:spacing w:before="100" w:beforeAutospacing="1" w:after="100" w:afterAutospacing="1" w:line="240" w:lineRule="auto"/>
+        <w:jc w:val="both"/>
+        <w:outlineLvl w:val="2"/>
+        <w:rPr>
+          <w:rFonts w:ascii="Arial" w:eastAsia="Times New Roman" w:hAnsi="Arial" w:cs="Arial"/>
+          <w:b/>
+          <w:bCs/>
+          <w:kern w:val="0"/>
+          <w:lang w:eastAsia="es-ES"/>
+          <w14:ligatures w14:val="none"/>
+        </w:rPr>
+      </w:pPr>
+      <w:proofErr w:type="spellStart"/>
+      <w:r>
+        <w:rPr>
+          <w:rFonts w:ascii="Arial" w:eastAsia="Times New Roman" w:hAnsi="Arial" w:cs="Arial"/>
+          <w:b/>
+          <w:bCs/>
+          <w:kern w:val="0"/>
+          <w:lang w:eastAsia="es-ES"/>
+          <w14:ligatures w14:val="none"/>
+        </w:rPr>
+        <w:t>Firebase</w:t>
+      </w:r>
+      <w:proofErr w:type="spellEnd"/>
+      <w:r>
+        <w:rPr>
+          <w:rFonts w:ascii="Arial" w:eastAsia="Times New Roman" w:hAnsi="Arial" w:cs="Arial"/>
+          <w:b/>
+          <w:bCs/>
+          <w:kern w:val="0"/>
+          <w:lang w:eastAsia="es-ES"/>
+          <w14:ligatures w14:val="none"/>
+        </w:rPr>
+        <w:t xml:space="preserve"> </w:t>
+      </w:r>
+      <w:proofErr w:type="spellStart"/>
+      <w:r>
+        <w:rPr>
+          <w:rFonts w:ascii="Arial" w:eastAsia="Times New Roman" w:hAnsi="Arial" w:cs="Arial"/>
+          <w:b/>
+          <w:bCs/>
+          <w:kern w:val="0"/>
+          <w:lang w:eastAsia="es-ES"/>
+          <w14:ligatures w14:val="none"/>
+        </w:rPr>
+        <w:t>Messaging</w:t>
+      </w:r>
+      <w:proofErr w:type="spellEnd"/>
+      <w:r>
+        <w:rPr>
+          <w:rFonts w:ascii="Arial" w:eastAsia="Times New Roman" w:hAnsi="Arial" w:cs="Arial"/>
+          <w:b/>
+          <w:bCs/>
+          <w:kern w:val="0"/>
+          <w:lang w:eastAsia="es-ES"/>
+          <w14:ligatures w14:val="none"/>
+        </w:rPr>
+        <w:t>:</w:t>
+      </w:r>
+    </w:p>
+    <w:p>
+      <w:pPr>
+        <w:pStyle w:val="Prrafodelista"/>
+        <w:numPr>
+          <w:ilvl w:val="1"/>
+          <w:numId w:val="21"/>
+        </w:numPr>
+        <w:suppressAutoHyphens w:val="0"/>
+        <w:spacing w:before="100" w:beforeAutospacing="1" w:after="100" w:afterAutospacing="1" w:line="240" w:lineRule="auto"/>
+        <w:jc w:val="both"/>
+        <w:outlineLvl w:val="2"/>
+        <w:rPr>
+          <w:rFonts w:ascii="Arial" w:eastAsia="Times New Roman" w:hAnsi="Arial" w:cs="Arial"/>
+          <w:b/>
+          <w:bCs/>
+          <w:kern w:val="0"/>
+          <w:lang w:eastAsia="es-ES"/>
+          <w14:ligatures w14:val="none"/>
+        </w:rPr>
+      </w:pPr>
+      <w:r>
+        <w:rPr>
+          <w:rFonts w:ascii="Arial" w:eastAsia="Times New Roman" w:hAnsi="Arial" w:cs="Arial"/>
+          <w:kern w:val="0"/>
+          <w:lang w:eastAsia="es-ES"/>
+          <w14:ligatures w14:val="none"/>
+        </w:rPr>
+        <w:t xml:space="preserve">Envía notificaciones </w:t>
+      </w:r>
+      <w:proofErr w:type="spellStart"/>
+      <w:r>
+        <w:rPr>
+          <w:rFonts w:ascii="Arial" w:eastAsia="Times New Roman" w:hAnsi="Arial" w:cs="Arial"/>
+          <w:kern w:val="0"/>
+          <w:lang w:eastAsia="es-ES"/>
+          <w14:ligatures w14:val="none"/>
+        </w:rPr>
+        <w:t>push</w:t>
+      </w:r>
+      <w:proofErr w:type="spellEnd"/>
+      <w:r>
+        <w:rPr>
+          <w:rFonts w:ascii="Arial" w:eastAsia="Times New Roman" w:hAnsi="Arial" w:cs="Arial"/>
+          <w:kern w:val="0"/>
+          <w:lang w:eastAsia="es-ES"/>
+          <w14:ligatures w14:val="none"/>
+        </w:rPr>
+        <w:t xml:space="preserve"> (futuro), por ejemplo:</w:t>
+      </w:r>
+    </w:p>
+    <w:p>
+      <w:pPr>
+        <w:pStyle w:val="Prrafodelista"/>
+        <w:numPr>
+          <w:ilvl w:val="2"/>
+          <w:numId w:val="21"/>
+        </w:numPr>
+        <w:suppressAutoHyphens w:val="0"/>
+        <w:spacing w:before="100" w:beforeAutospacing="1" w:after="100" w:afterAutospacing="1" w:line="240" w:lineRule="auto"/>
+        <w:jc w:val="both"/>
+        <w:outlineLvl w:val="2"/>
+        <w:rPr>
+          <w:rFonts w:ascii="Arial" w:eastAsia="Times New Roman" w:hAnsi="Arial" w:cs="Arial"/>
+          <w:b/>
+          <w:bCs/>
+          <w:kern w:val="0"/>
+          <w:lang w:eastAsia="es-ES"/>
+          <w14:ligatures w14:val="none"/>
+        </w:rPr>
+      </w:pPr>
+      <w:r>
+        <w:rPr>
+          <w:rFonts w:ascii="Arial" w:eastAsia="Times New Roman" w:hAnsi="Arial" w:cs="Arial"/>
+          <w:kern w:val="0"/>
+          <w:lang w:eastAsia="es-ES"/>
+          <w14:ligatures w14:val="none"/>
+        </w:rPr>
+        <w:t>“Ruta completada”</w:t>
+      </w:r>
+    </w:p>
+    <w:p>
+      <w:pPr>
+        <w:pStyle w:val="Prrafodelista"/>
+        <w:numPr>
+          <w:ilvl w:val="2"/>
+          <w:numId w:val="21"/>
+        </w:numPr>
+        <w:suppressAutoHyphens w:val="0"/>
+        <w:spacing w:before="100" w:beforeAutospacing="1" w:after="100" w:afterAutospacing="1" w:line="240" w:lineRule="auto"/>
+        <w:jc w:val="both"/>
+        <w:outlineLvl w:val="2"/>
+        <w:rPr>
+          <w:rFonts w:ascii="Arial" w:eastAsia="Times New Roman" w:hAnsi="Arial" w:cs="Arial"/>
+          <w:b/>
+          <w:bCs/>
+          <w:kern w:val="0"/>
+          <w:lang w:eastAsia="es-ES"/>
+          <w14:ligatures w14:val="none"/>
+        </w:rPr>
+      </w:pPr>
+      <w:r>
+        <w:rPr>
+          <w:rFonts w:ascii="Arial" w:eastAsia="Times New Roman" w:hAnsi="Arial" w:cs="Arial"/>
+          <w:kern w:val="0"/>
+          <w:lang w:eastAsia="es-ES"/>
+          <w14:ligatures w14:val="none"/>
+        </w:rPr>
+        <w:t>“Tienes un nuevo logro”</w:t>
+      </w:r>
+    </w:p>
+    <w:p>
+      <w:pPr>
+        <w:pStyle w:val="Prrafodelista"/>
+        <w:numPr>
+          <w:ilvl w:val="2"/>
+          <w:numId w:val="21"/>
+        </w:numPr>
+        <w:suppressAutoHyphens w:val="0"/>
+        <w:spacing w:before="100" w:beforeAutospacing="1" w:after="100" w:afterAutospacing="1" w:line="240" w:lineRule="auto"/>
+        <w:jc w:val="both"/>
+        <w:outlineLvl w:val="2"/>
+        <w:rPr>
+          <w:rFonts w:ascii="Arial" w:eastAsia="Times New Roman" w:hAnsi="Arial" w:cs="Arial"/>
+          <w:b/>
+          <w:bCs/>
+          <w:kern w:val="0"/>
+          <w:lang w:eastAsia="es-ES"/>
+          <w14:ligatures w14:val="none"/>
+        </w:rPr>
+      </w:pPr>
+      <w:r>
+        <w:rPr>
+          <w:rFonts w:ascii="Arial" w:eastAsia="Times New Roman" w:hAnsi="Arial" w:cs="Arial"/>
+          <w:kern w:val="0"/>
+          <w:lang w:eastAsia="es-ES"/>
+          <w14:ligatures w14:val="none"/>
+        </w:rPr>
+        <w:t>“Hay nuevas rutas en tu ciudad”</w:t>
+      </w:r>
+    </w:p>
+    <w:p>
+      <w:pPr>
+        <w:pStyle w:val="Prrafodelista"/>
+        <w:suppressAutoHyphens w:val="0"/>
+        <w:spacing w:before="100" w:beforeAutospacing="1" w:after="100" w:afterAutospacing="1" w:line="240" w:lineRule="auto"/>
+        <w:ind w:left="2160"/>
+        <w:jc w:val="both"/>
+        <w:outlineLvl w:val="2"/>
+        <w:rPr>
+          <w:rFonts w:ascii="Arial" w:eastAsia="Times New Roman" w:hAnsi="Arial" w:cs="Arial"/>
+          <w:b/>
+          <w:bCs/>
+          <w:kern w:val="0"/>
+          <w:lang w:eastAsia="es-ES"/>
+          <w14:ligatures w14:val="none"/>
+        </w:rPr>
+      </w:pPr>
+    </w:p>
+    <w:p>
+      <w:pPr>
+        <w:pStyle w:val="Prrafodelista"/>
+        <w:numPr>
+          <w:ilvl w:val="0"/>
+          <w:numId w:val="21"/>
+        </w:numPr>
+        <w:suppressAutoHyphens w:val="0"/>
+        <w:spacing w:before="100" w:beforeAutospacing="1" w:after="100" w:afterAutospacing="1" w:line="240" w:lineRule="auto"/>
+        <w:jc w:val="both"/>
+        <w:outlineLvl w:val="2"/>
+        <w:rPr>
+          <w:rFonts w:ascii="Arial" w:eastAsia="Times New Roman" w:hAnsi="Arial" w:cs="Arial"/>
+          <w:b/>
+          <w:bCs/>
+          <w:kern w:val="0"/>
+          <w:lang w:eastAsia="es-ES"/>
+          <w14:ligatures w14:val="none"/>
+        </w:rPr>
+      </w:pPr>
+      <w:r>
+        <w:rPr>
+          <w:rFonts w:ascii="Arial" w:eastAsia="Times New Roman" w:hAnsi="Arial" w:cs="Arial"/>
+          <w:b/>
+          <w:bCs/>
+          <w:kern w:val="0"/>
+          <w:lang w:eastAsia="es-ES"/>
+          <w14:ligatures w14:val="none"/>
+        </w:rPr>
+        <w:t xml:space="preserve">Google </w:t>
+      </w:r>
+      <w:proofErr w:type="spellStart"/>
+      <w:r>
+        <w:rPr>
+          <w:rFonts w:ascii="Arial" w:eastAsia="Times New Roman" w:hAnsi="Arial" w:cs="Arial"/>
+          <w:b/>
+          <w:bCs/>
+          <w:kern w:val="0"/>
+          <w:lang w:eastAsia="es-ES"/>
+          <w14:ligatures w14:val="none"/>
+        </w:rPr>
+        <w:t>Maps</w:t>
+      </w:r>
+      <w:proofErr w:type="spellEnd"/>
+      <w:r>
+        <w:rPr>
+          <w:rFonts w:ascii="Arial" w:eastAsia="Times New Roman" w:hAnsi="Arial" w:cs="Arial"/>
+          <w:b/>
+          <w:bCs/>
+          <w:kern w:val="0"/>
+          <w:lang w:eastAsia="es-ES"/>
+          <w14:ligatures w14:val="none"/>
+        </w:rPr>
+        <w:t xml:space="preserve"> API</w:t>
+      </w:r>
+      <w:r>
+        <w:rPr>
+          <w:rFonts w:ascii="Arial" w:eastAsia="Times New Roman" w:hAnsi="Arial" w:cs="Arial"/>
+          <w:b/>
+          <w:bCs/>
+          <w:kern w:val="0"/>
+          <w:lang w:eastAsia="es-ES"/>
+          <w14:ligatures w14:val="none"/>
+        </w:rPr>
+        <w:t>:</w:t>
+      </w:r>
+    </w:p>
+    <w:p>
+      <w:pPr>
+        <w:pStyle w:val="Prrafodelista"/>
+        <w:numPr>
+          <w:ilvl w:val="1"/>
+          <w:numId w:val="21"/>
+        </w:numPr>
+        <w:suppressAutoHyphens w:val="0"/>
+        <w:spacing w:before="100" w:beforeAutospacing="1" w:after="100" w:afterAutospacing="1" w:line="240" w:lineRule="auto"/>
+        <w:jc w:val="both"/>
+        <w:outlineLvl w:val="2"/>
+        <w:rPr>
+          <w:rFonts w:ascii="Arial" w:eastAsia="Times New Roman" w:hAnsi="Arial" w:cs="Arial"/>
+          <w:b/>
+          <w:bCs/>
+          <w:kern w:val="0"/>
+          <w:lang w:eastAsia="es-ES"/>
+          <w14:ligatures w14:val="none"/>
+        </w:rPr>
+      </w:pPr>
+      <w:r>
+        <w:rPr>
+          <w:rFonts w:ascii="Arial" w:eastAsia="Times New Roman" w:hAnsi="Arial" w:cs="Arial"/>
+          <w:kern w:val="0"/>
+          <w:lang w:eastAsia="es-ES"/>
+          <w14:ligatures w14:val="none"/>
+        </w:rPr>
+        <w:t>Renderizado del mapa.</w:t>
+      </w:r>
+    </w:p>
+    <w:p>
+      <w:pPr>
+        <w:pStyle w:val="Prrafodelista"/>
+        <w:numPr>
+          <w:ilvl w:val="1"/>
+          <w:numId w:val="21"/>
+        </w:numPr>
+        <w:suppressAutoHyphens w:val="0"/>
+        <w:spacing w:before="100" w:beforeAutospacing="1" w:after="100" w:afterAutospacing="1" w:line="240" w:lineRule="auto"/>
+        <w:jc w:val="both"/>
+        <w:outlineLvl w:val="2"/>
+        <w:rPr>
+          <w:rFonts w:ascii="Arial" w:eastAsia="Times New Roman" w:hAnsi="Arial" w:cs="Arial"/>
+          <w:b/>
+          <w:bCs/>
+          <w:kern w:val="0"/>
+          <w:lang w:eastAsia="es-ES"/>
+          <w14:ligatures w14:val="none"/>
+        </w:rPr>
+      </w:pPr>
+      <w:r>
+        <w:rPr>
+          <w:rFonts w:ascii="Arial" w:eastAsia="Times New Roman" w:hAnsi="Arial" w:cs="Arial"/>
+          <w:kern w:val="0"/>
+          <w:lang w:eastAsia="es-ES"/>
+          <w14:ligatures w14:val="none"/>
+        </w:rPr>
+        <w:t>Detección GPS del usuario.</w:t>
+      </w:r>
+    </w:p>
+    <w:p>
+      <w:pPr>
+        <w:pStyle w:val="Prrafodelista"/>
+        <w:numPr>
+          <w:ilvl w:val="1"/>
+          <w:numId w:val="21"/>
+        </w:numPr>
+        <w:suppressAutoHyphens w:val="0"/>
+        <w:spacing w:before="100" w:beforeAutospacing="1" w:after="100" w:afterAutospacing="1" w:line="240" w:lineRule="auto"/>
+        <w:jc w:val="both"/>
+        <w:outlineLvl w:val="2"/>
+        <w:rPr>
+          <w:rFonts w:ascii="Arial" w:eastAsia="Times New Roman" w:hAnsi="Arial" w:cs="Arial"/>
+          <w:b/>
+          <w:bCs/>
+          <w:kern w:val="0"/>
+          <w:lang w:eastAsia="es-ES"/>
+          <w14:ligatures w14:val="none"/>
+        </w:rPr>
+      </w:pPr>
+      <w:r>
+        <w:rPr>
+          <w:rFonts w:ascii="Arial" w:eastAsia="Times New Roman" w:hAnsi="Arial" w:cs="Arial"/>
+          <w:kern w:val="0"/>
+          <w:lang w:eastAsia="es-ES"/>
+          <w14:ligatures w14:val="none"/>
+        </w:rPr>
+        <w:t>Cálculo de distancia entre puntos.</w:t>
+      </w:r>
+    </w:p>
+    <w:p>
+      <w:pPr>
+        <w:pStyle w:val="Prrafodelista"/>
+        <w:numPr>
+          <w:ilvl w:val="1"/>
+          <w:numId w:val="21"/>
+        </w:numPr>
+        <w:suppressAutoHyphens w:val="0"/>
+        <w:spacing w:before="100" w:beforeAutospacing="1" w:after="100" w:afterAutospacing="1" w:line="240" w:lineRule="auto"/>
+        <w:jc w:val="both"/>
+        <w:outlineLvl w:val="2"/>
+        <w:rPr>
+          <w:rFonts w:ascii="Arial" w:eastAsia="Times New Roman" w:hAnsi="Arial" w:cs="Arial"/>
+          <w:b/>
+          <w:bCs/>
+          <w:kern w:val="0"/>
+          <w:lang w:eastAsia="es-ES"/>
+          <w14:ligatures w14:val="none"/>
+        </w:rPr>
+      </w:pPr>
+      <w:r>
+        <w:rPr>
+          <w:rFonts w:ascii="Arial" w:eastAsia="Times New Roman" w:hAnsi="Arial" w:cs="Arial"/>
+          <w:kern w:val="0"/>
+          <w:lang w:eastAsia="es-ES"/>
+          <w14:ligatures w14:val="none"/>
+        </w:rPr>
+        <w:t>Marcadores e iconos de monumentos.</w:t>
       </w:r>
     </w:p>
     <w:p>
@@ -5007,17 +6429,17 @@
           <w:numId w:val="2"/>
         </w:numPr>
       </w:pPr>
-      <w:bookmarkStart w:id="12" w:name="_Toc213873559"/>
       <w:r>
         <w:rPr>
           <w:rFonts w:cstheme="majorHAnsi"/>
         </w:rPr>
+        <w:lastRenderedPageBreak/>
         <w:t>Requisitos</w:t>
       </w:r>
       <w:r>
         <w:t xml:space="preserve"> no funcionales (NFR)</w:t>
       </w:r>
-      <w:bookmarkEnd w:id="12"/>
+      <w:bookmarkEnd w:id="11"/>
     </w:p>
     <w:p>
       <w:pPr>
@@ -5127,7 +6549,21 @@
         <w:rPr>
           <w:rFonts w:ascii="Arial" w:hAnsi="Arial" w:cs="Arial"/>
         </w:rPr>
-        <w:t xml:space="preserve">: Autenticación mediante Firebase. </w:t>
+        <w:t xml:space="preserve">: Autenticación mediante </w:t>
+      </w:r>
+      <w:proofErr w:type="spellStart"/>
+      <w:r>
+        <w:rPr>
+          <w:rFonts w:ascii="Arial" w:hAnsi="Arial" w:cs="Arial"/>
+        </w:rPr>
+        <w:t>Firebase</w:t>
+      </w:r>
+      <w:proofErr w:type="spellEnd"/>
+      <w:r>
+        <w:rPr>
+          <w:rFonts w:ascii="Arial" w:hAnsi="Arial" w:cs="Arial"/>
+        </w:rPr>
+        <w:t xml:space="preserve">. </w:t>
       </w:r>
     </w:p>
     <w:p>
@@ -5145,6 +6581,7 @@
         </w:rPr>
         <w:t xml:space="preserve">La seguridad de los datos de los usuarios es prioritaria. Para proteger la información y garantizar su anonimato, se implementará un sistema de autenticación robusto basado en </w:t>
       </w:r>
+      <w:proofErr w:type="spellStart"/>
       <w:r>
         <w:rPr>
           <w:rStyle w:val="Textoennegrita"/>
@@ -5154,6 +6591,7 @@
         </w:rPr>
         <w:t>Firebase</w:t>
       </w:r>
+      <w:proofErr w:type="spellEnd"/>
       <w:r>
         <w:rPr>
           <w:rStyle w:val="Textoennegrita"/>
@@ -5161,6 +6599,7 @@
         </w:rPr>
         <w:t xml:space="preserve"> </w:t>
       </w:r>
+      <w:proofErr w:type="spellStart"/>
       <w:r>
         <w:rPr>
           <w:rStyle w:val="Textoennegrita"/>
@@ -5170,6 +6609,7 @@
         </w:rPr>
         <w:t>Authentication</w:t>
       </w:r>
+      <w:proofErr w:type="spellEnd"/>
       <w:r>
         <w:rPr>
           <w:rFonts w:ascii="Arial" w:hAnsi="Arial" w:cs="Arial"/>
@@ -5341,7 +6781,6 @@
         <w:rPr>
           <w:rFonts w:ascii="Arial" w:hAnsi="Arial" w:cs="Arial"/>
         </w:rPr>
-        <w:lastRenderedPageBreak/>
         <w:t>El código fuente será revisado de forma continua por varios desarrolladores a través de GitHub, asegurando su mantenimiento y calidad. Esto nos permitirá detectar errores, mejorar el código y facilita futuras ampliaciones.</w:t>
       </w:r>
     </w:p>
@@ -5380,7 +6819,35 @@
         <w:rPr>
           <w:rFonts w:ascii="Arial" w:hAnsi="Arial" w:cs="Arial"/>
         </w:rPr>
-        <w:t>: Logs con Firebase Analytics.</w:t>
+        <w:t xml:space="preserve">: Logs con </w:t>
+      </w:r>
+      <w:proofErr w:type="spellStart"/>
+      <w:r>
+        <w:rPr>
+          <w:rFonts w:ascii="Arial" w:hAnsi="Arial" w:cs="Arial"/>
+        </w:rPr>
+        <w:t>Firebase</w:t>
+      </w:r>
+      <w:proofErr w:type="spellEnd"/>
+      <w:r>
+        <w:rPr>
+          <w:rFonts w:ascii="Arial" w:hAnsi="Arial" w:cs="Arial"/>
+        </w:rPr>
+        <w:t xml:space="preserve"> </w:t>
+      </w:r>
+      <w:proofErr w:type="spellStart"/>
+      <w:r>
+        <w:rPr>
+          <w:rFonts w:ascii="Arial" w:hAnsi="Arial" w:cs="Arial"/>
+        </w:rPr>
+        <w:t>Analytics</w:t>
+      </w:r>
+      <w:proofErr w:type="spellEnd"/>
+      <w:r>
+        <w:rPr>
+          <w:rFonts w:ascii="Arial" w:hAnsi="Arial" w:cs="Arial"/>
+        </w:rPr>
+        <w:t>.</w:t>
       </w:r>
     </w:p>
     <w:p>
@@ -5461,11 +6928,20 @@
           <w:numId w:val="2"/>
         </w:numPr>
       </w:pPr>
-      <w:bookmarkStart w:id="13" w:name="_Toc213873560"/>
-      <w:r>
-        <w:t>Prototipo Figma y diseño</w:t>
-      </w:r>
-      <w:bookmarkEnd w:id="13"/>
+      <w:bookmarkStart w:id="12" w:name="_Toc213873560"/>
+      <w:r>
+        <w:lastRenderedPageBreak/>
+        <w:t xml:space="preserve">Prototipo </w:t>
+      </w:r>
+      <w:proofErr w:type="spellStart"/>
+      <w:r>
+        <w:t>Figma</w:t>
+      </w:r>
+      <w:proofErr w:type="spellEnd"/>
+      <w:r>
+        <w:t xml:space="preserve"> y diseño</w:t>
+      </w:r>
+      <w:bookmarkEnd w:id="12"/>
     </w:p>
     <w:p>
       <w:pPr>
@@ -5475,11 +6951,11 @@
           <w:numId w:val="2"/>
         </w:numPr>
       </w:pPr>
-      <w:bookmarkStart w:id="14" w:name="_Toc213873561"/>
+      <w:bookmarkStart w:id="13" w:name="_Toc213873561"/>
       <w:r>
         <w:t>Prototipo navegable</w:t>
       </w:r>
-      <w:bookmarkEnd w:id="14"/>
+      <w:bookmarkEnd w:id="13"/>
     </w:p>
     <w:p>
       <w:pPr>
@@ -5492,7 +6968,21 @@
         <w:rPr>
           <w:rFonts w:ascii="Arial" w:hAnsi="Arial" w:cs="Arial"/>
         </w:rPr>
-        <w:t>Flujo de pantallas: Inicio/login, Perfil de usuario, Selección de rutas por ciudades, Ruta, Misión/trivia, Resultados de la ruta.</w:t>
+        <w:t>Flujo de pantallas: Inicio/</w:t>
+      </w:r>
+      <w:proofErr w:type="spellStart"/>
+      <w:r>
+        <w:rPr>
+          <w:rFonts w:ascii="Arial" w:hAnsi="Arial" w:cs="Arial"/>
+        </w:rPr>
+        <w:t>login</w:t>
+      </w:r>
+      <w:proofErr w:type="spellEnd"/>
+      <w:r>
+        <w:rPr>
+          <w:rFonts w:ascii="Arial" w:hAnsi="Arial" w:cs="Arial"/>
+        </w:rPr>
+        <w:t>, Perfil de usuario, Selección de rutas por ciudades, Ruta, Misión/trivia, Resultados de la ruta.</w:t>
       </w:r>
     </w:p>
     <w:p>
@@ -5517,11 +7007,16 @@
           <w:numId w:val="2"/>
         </w:numPr>
       </w:pPr>
-      <w:bookmarkStart w:id="15" w:name="_Toc213873562"/>
-      <w:r>
-        <w:t>Guia de diseño</w:t>
-      </w:r>
-      <w:bookmarkEnd w:id="15"/>
+      <w:bookmarkStart w:id="14" w:name="_Toc213873562"/>
+      <w:proofErr w:type="spellStart"/>
+      <w:r>
+        <w:t>Guia</w:t>
+      </w:r>
+      <w:proofErr w:type="spellEnd"/>
+      <w:r>
+        <w:t xml:space="preserve"> de diseño</w:t>
+      </w:r>
+      <w:bookmarkEnd w:id="14"/>
     </w:p>
     <w:p>
       <w:pPr>
@@ -5588,11 +7083,11 @@
           <w:numId w:val="2"/>
         </w:numPr>
       </w:pPr>
-      <w:bookmarkStart w:id="16" w:name="_Toc213873563"/>
+      <w:bookmarkStart w:id="15" w:name="_Toc213873563"/>
       <w:r>
         <w:t>Anexos</w:t>
       </w:r>
-      <w:bookmarkEnd w:id="16"/>
+      <w:bookmarkEnd w:id="15"/>
     </w:p>
     <w:p>
       <w:pPr>
@@ -5602,11 +7097,11 @@
           <w:numId w:val="2"/>
         </w:numPr>
       </w:pPr>
-      <w:bookmarkStart w:id="17" w:name="_Toc213873564"/>
+      <w:bookmarkStart w:id="16" w:name="_Toc213873564"/>
       <w:r>
         <w:t>Plan de pruebas</w:t>
       </w:r>
-      <w:bookmarkEnd w:id="17"/>
+      <w:bookmarkEnd w:id="16"/>
     </w:p>
     <w:p>
       <w:pPr>
@@ -5644,16 +7139,23 @@
           <w:numId w:val="2"/>
         </w:numPr>
       </w:pPr>
-      <w:bookmarkStart w:id="18" w:name="_Toc213873565"/>
-      <w:r>
-        <w:t>KPIs iniciales</w:t>
-      </w:r>
-      <w:bookmarkEnd w:id="18"/>
-    </w:p>
-    <w:p>
+      <w:bookmarkStart w:id="17" w:name="_Toc213873565"/>
+      <w:proofErr w:type="spellStart"/>
+      <w:r>
+        <w:t>KPIs</w:t>
+      </w:r>
+      <w:proofErr w:type="spellEnd"/>
+      <w:r>
+        <w:t xml:space="preserve"> iniciales</w:t>
+      </w:r>
+      <w:bookmarkEnd w:id="17"/>
+    </w:p>
+    <w:p>
+      <w:proofErr w:type="spellStart"/>
       <w:r>
         <w:t>asdasfasdf</w:t>
       </w:r>
+      <w:proofErr w:type="spellEnd"/>
     </w:p>
     <w:p>
       <w:pPr>
@@ -5663,16 +7165,18 @@
           <w:numId w:val="2"/>
         </w:numPr>
       </w:pPr>
-      <w:bookmarkStart w:id="19" w:name="_Toc213873566"/>
+      <w:bookmarkStart w:id="18" w:name="_Toc213873566"/>
       <w:r>
         <w:t>Enlaces y referencias de artefactos</w:t>
       </w:r>
-      <w:bookmarkEnd w:id="19"/>
-    </w:p>
-    <w:p>
+      <w:bookmarkEnd w:id="18"/>
+    </w:p>
+    <w:p>
+      <w:proofErr w:type="spellStart"/>
       <w:r>
         <w:t>asdfasdf</w:t>
       </w:r>
+      <w:proofErr w:type="spellEnd"/>
     </w:p>
     <w:p>
       <w:pPr>
@@ -5682,31 +7186,31 @@
           <w:numId w:val="2"/>
         </w:numPr>
       </w:pPr>
-      <w:bookmarkStart w:id="20" w:name="_Toc213873567"/>
-      <w:r>
-        <w:lastRenderedPageBreak/>
-        <w:t>Changelog de E1</w:t>
-      </w:r>
-      <w:bookmarkEnd w:id="20"/>
-    </w:p>
-    <w:p>
+      <w:bookmarkStart w:id="19" w:name="_Toc213873567"/>
+      <w:proofErr w:type="spellStart"/>
+      <w:r>
+        <w:t>Changelog</w:t>
+      </w:r>
+      <w:proofErr w:type="spellEnd"/>
+      <w:r>
+        <w:t xml:space="preserve"> de E1</w:t>
+      </w:r>
+      <w:bookmarkEnd w:id="19"/>
+    </w:p>
+    <w:p>
+      <w:proofErr w:type="spellStart"/>
       <w:r>
         <w:t>asdfasdfa</w:t>
       </w:r>
+      <w:proofErr w:type="spellEnd"/>
       <w:r>
         <w:br/>
       </w:r>
     </w:p>
     <w:sectPr>
-      <w:headerReference w:type="even" r:id="rId26"/>
-      <w:headerReference w:type="default" r:id="rId27"/>
-      <w:footerReference w:type="even" r:id="rId28"/>
-      <w:footerReference w:type="default" r:id="rId29"/>
-      <w:headerReference w:type="first" r:id="rId30"/>
-      <w:footerReference w:type="first" r:id="rId31"/>
+      <w:headerReference w:type="default" r:id="rId28"/>
       <w:pgSz w:w="11906" w:h="16838"/>
       <w:pgMar w:top="1417" w:right="1701" w:bottom="1417" w:left="1701" w:header="708" w:footer="708" w:gutter="0"/>
-      <w:pgNumType w:start="1"/>
       <w:cols w:space="720"/>
       <w:formProt w:val="0"/>
       <w:docGrid w:linePitch="360"/>
@@ -5742,9 +7246,176 @@
 
 <file path=word/footer1.xml><?xml version="1.0" encoding="utf-8"?>
 <w:ftr xmlns:wpc="http://schemas.microsoft.com/office/word/2010/wordprocessingCanvas" xmlns:cx="http://schemas.microsoft.com/office/drawing/2014/chartex" xmlns:cx1="http://schemas.microsoft.com/office/drawing/2015/9/8/chartex" xmlns:cx2="http://schemas.microsoft.com/office/drawing/2015/10/21/chartex" xmlns:cx3="http://schemas.microsoft.com/office/drawing/2016/5/9/chartex" xmlns:cx4="http://schemas.microsoft.com/office/drawing/2016/5/10/chartex" xmlns:cx5="http://schemas.microsoft.com/office/drawing/2016/5/11/chartex" xmlns:cx6="http://schemas.microsoft.com/office/drawing/2016/5/12/chartex" xmlns:cx7="http://schemas.microsoft.com/office/drawing/2016/5/13/chartex" xmlns:cx8="http://schemas.microsoft.com/office/drawing/2016/5/14/chartex" xmlns:mc="http://schemas.openxmlformats.org/markup-compatibility/2006" xmlns:aink="http://schemas.microsoft.com/office/drawing/2016/ink" xmlns:am3d="http://schemas.microsoft.com/office/drawing/2017/model3d" xmlns:o="urn:schemas-microsoft-com:office:office" xmlns:oel="http://schemas.microsoft.com/office/2019/extlst" xmlns:r="http://schemas.openxmlformats.org/officeDocument/2006/relationships" xmlns:m="http://schemas.openxmlformats.org/officeDocument/2006/math" xmlns:v="urn:schemas-microsoft-com:vml" xmlns:wp14="http://schemas.microsoft.com/office/word/2010/wordprocessingDrawing" xmlns:wp="http://schemas.openxmlformats.org/drawingml/2006/wordprocessingDrawing" xmlns:w10="urn:schemas-microsoft-com:office:word" xmlns:w="http://schemas.openxmlformats.org/wordprocessingml/2006/main" xmlns:w14="http://schemas.microsoft.com/office/word/2010/wordml" xmlns:w15="http://schemas.microsoft.com/office/word/2012/wordml" xmlns:w16cex="http://schemas.microsoft.com/office/word/2018/wordml/cex" xmlns:w16cid="http://schemas.microsoft.com/office/word/2016/wordml/cid" xmlns:w16="http://schemas.microsoft.com/office/word/2018/wordml" xmlns:w16du="http://schemas.microsoft.com/office/word/2023/wordml/word16du" xmlns:w16sdtdh="http://schemas.microsoft.com/office/word/2020/wordml/sdtdatahash" xmlns:w16sdtfl="http://schemas.microsoft.com/office/word/2024/wordml/sdtformatlock" xmlns:w16se="http://schemas.microsoft.com/office/word/2015/wordml/symex" xmlns:wpg="http://schemas.microsoft.com/office/word/2010/wordprocessingGroup" xmlns:wpi="http://schemas.microsoft.com/office/word/2010/wordprocessingInk" xmlns:wne="http://schemas.microsoft.com/office/word/2006/wordml" xmlns:wps="http://schemas.microsoft.com/office/word/2010/wordprocessingShape" mc:Ignorable="w14 w15 w16se w16cid w16 w16cex w16sdtdh w16sdtfl w16du wp14">
+  <w:tbl>
+    <w:tblPr>
+      <w:tblStyle w:val="Tablaconcuadrcula"/>
+      <w:tblW w:w="7810" w:type="dxa"/>
+      <w:jc w:val="center"/>
+      <w:tblLayout w:type="fixed"/>
+      <w:tblLook w:val="04A0" w:firstRow="1" w:lastRow="0" w:firstColumn="1" w:lastColumn="0" w:noHBand="0" w:noVBand="1"/>
+    </w:tblPr>
+    <w:tblGrid>
+      <w:gridCol w:w="1076"/>
+      <w:gridCol w:w="1041"/>
+      <w:gridCol w:w="1053"/>
+      <w:gridCol w:w="1127"/>
+      <w:gridCol w:w="3513"/>
+    </w:tblGrid>
+    <w:tr>
+      <w:trPr>
+        <w:trHeight w:val="267"/>
+        <w:jc w:val="center"/>
+      </w:trPr>
+      <w:tc>
+        <w:tcPr>
+          <w:tcW w:w="1076" w:type="dxa"/>
+          <w:vAlign w:val="center"/>
+        </w:tcPr>
+        <w:p>
+          <w:pPr>
+            <w:pStyle w:val="Piedepgina"/>
+            <w:jc w:val="center"/>
+            <w:rPr>
+              <w:rFonts w:ascii="Calibri" w:hAnsi="Calibri"/>
+            </w:rPr>
+          </w:pPr>
+          <w:r>
+            <w:t>Enlaces:</w:t>
+          </w:r>
+        </w:p>
+      </w:tc>
+      <w:tc>
+        <w:tcPr>
+          <w:tcW w:w="1041" w:type="dxa"/>
+        </w:tcPr>
+        <w:p>
+          <w:pPr>
+            <w:pStyle w:val="Piedepgina"/>
+            <w:jc w:val="center"/>
+            <w:rPr>
+              <w:rFonts w:ascii="Calibri" w:hAnsi="Calibri"/>
+            </w:rPr>
+          </w:pPr>
+          <w:hyperlink r:id="rId1">
+            <w:r>
+              <w:rPr>
+                <w:rStyle w:val="Hipervnculo"/>
+              </w:rPr>
+              <w:t>TRELLO</w:t>
+            </w:r>
+          </w:hyperlink>
+        </w:p>
+      </w:tc>
+      <w:tc>
+        <w:tcPr>
+          <w:tcW w:w="1053" w:type="dxa"/>
+        </w:tcPr>
+        <w:p>
+          <w:pPr>
+            <w:pStyle w:val="Piedepgina"/>
+            <w:jc w:val="center"/>
+            <w:rPr>
+              <w:rFonts w:ascii="Calibri" w:hAnsi="Calibri"/>
+            </w:rPr>
+          </w:pPr>
+          <w:hyperlink r:id="rId2">
+            <w:r>
+              <w:rPr>
+                <w:rStyle w:val="Hipervnculo"/>
+              </w:rPr>
+              <w:t>GITHUB</w:t>
+            </w:r>
+          </w:hyperlink>
+        </w:p>
+      </w:tc>
+      <w:tc>
+        <w:tcPr>
+          <w:tcW w:w="1127" w:type="dxa"/>
+        </w:tcPr>
+        <w:p>
+          <w:pPr>
+            <w:pStyle w:val="Piedepgina"/>
+            <w:jc w:val="center"/>
+            <w:rPr>
+              <w:rFonts w:ascii="Calibri" w:hAnsi="Calibri"/>
+            </w:rPr>
+          </w:pPr>
+          <w:hyperlink r:id="rId3">
+            <w:r>
+              <w:rPr>
+                <w:rStyle w:val="Hipervnculo"/>
+              </w:rPr>
+              <w:t>FIGMA</w:t>
+            </w:r>
+          </w:hyperlink>
+        </w:p>
+      </w:tc>
+      <w:tc>
+        <w:tcPr>
+          <w:tcW w:w="3513" w:type="dxa"/>
+        </w:tcPr>
+        <w:p>
+          <w:pPr>
+            <w:pStyle w:val="Piedepgina"/>
+            <w:jc w:val="center"/>
+            <w:rPr>
+              <w:rFonts w:ascii="Calibri" w:hAnsi="Calibri"/>
+            </w:rPr>
+          </w:pPr>
+          <w:r>
+            <w:t>DOCUMENTACION TECNICA</w:t>
+          </w:r>
+        </w:p>
+      </w:tc>
+    </w:tr>
+    <w:tr>
+      <w:trPr>
+        <w:trHeight w:val="109"/>
+        <w:jc w:val="center"/>
+      </w:trPr>
+      <w:tc>
+        <w:tcPr>
+          <w:tcW w:w="7810" w:type="dxa"/>
+          <w:gridSpan w:val="5"/>
+          <w:vAlign w:val="center"/>
+        </w:tcPr>
+        <w:p>
+          <w:pPr>
+            <w:spacing w:after="0"/>
+            <w:rPr>
+              <w:sz w:val="20"/>
+              <w:szCs w:val="20"/>
+              <w:lang w:val="en-US"/>
+            </w:rPr>
+          </w:pPr>
+          <w:proofErr w:type="spellStart"/>
+          <w:r>
+            <w:rPr>
+              <w:sz w:val="20"/>
+              <w:szCs w:val="20"/>
+              <w:lang w:val="en-US"/>
+            </w:rPr>
+            <w:t>Licencia</w:t>
+          </w:r>
+          <w:proofErr w:type="spellEnd"/>
+          <w:r>
+            <w:rPr>
+              <w:sz w:val="20"/>
+              <w:szCs w:val="20"/>
+              <w:lang w:val="en-US"/>
+            </w:rPr>
+            <w:t xml:space="preserve"> Creative Commons CC BY-NC-SA 4.0                                         turistechteam@gmail.com</w:t>
+          </w:r>
+        </w:p>
+      </w:tc>
+    </w:tr>
+  </w:tbl>
   <w:p>
     <w:pPr>
       <w:pStyle w:val="Piedepgina"/>
+      <w:rPr>
+        <w:lang w:val="en-US"/>
+      </w:rPr>
     </w:pPr>
   </w:p>
 </w:ftr>
@@ -5783,13 +7454,9 @@
             <w:jc w:val="center"/>
             <w:rPr>
               <w:rFonts w:ascii="Calibri" w:hAnsi="Calibri"/>
-              <w:lang w:eastAsia="es-ES"/>
             </w:rPr>
           </w:pPr>
           <w:r>
-            <w:rPr>
-              <w:lang w:eastAsia="es-ES"/>
-            </w:rPr>
             <w:t>Enlaces:</w:t>
           </w:r>
         </w:p>
@@ -5804,14 +7471,12 @@
             <w:jc w:val="center"/>
             <w:rPr>
               <w:rFonts w:ascii="Calibri" w:hAnsi="Calibri"/>
-              <w:lang w:eastAsia="es-ES"/>
             </w:rPr>
           </w:pPr>
           <w:hyperlink r:id="rId1">
             <w:r>
               <w:rPr>
                 <w:rStyle w:val="Hipervnculo"/>
-                <w:lang w:eastAsia="es-ES"/>
               </w:rPr>
               <w:t>TRELLO</w:t>
             </w:r>
@@ -5828,14 +7493,12 @@
             <w:jc w:val="center"/>
             <w:rPr>
               <w:rFonts w:ascii="Calibri" w:hAnsi="Calibri"/>
-              <w:lang w:eastAsia="es-ES"/>
             </w:rPr>
           </w:pPr>
           <w:hyperlink r:id="rId2">
             <w:r>
               <w:rPr>
                 <w:rStyle w:val="Hipervnculo"/>
-                <w:lang w:eastAsia="es-ES"/>
               </w:rPr>
               <w:t>GITHUB</w:t>
             </w:r>
@@ -5852,14 +7515,12 @@
             <w:jc w:val="center"/>
             <w:rPr>
               <w:rFonts w:ascii="Calibri" w:hAnsi="Calibri"/>
-              <w:lang w:eastAsia="es-ES"/>
             </w:rPr>
           </w:pPr>
           <w:hyperlink r:id="rId3">
             <w:r>
               <w:rPr>
                 <w:rStyle w:val="Hipervnculo"/>
-                <w:lang w:eastAsia="es-ES"/>
               </w:rPr>
               <w:t>FIGMA</w:t>
             </w:r>
@@ -5876,13 +7537,9 @@
             <w:jc w:val="center"/>
             <w:rPr>
               <w:rFonts w:ascii="Calibri" w:hAnsi="Calibri"/>
-              <w:lang w:eastAsia="es-ES"/>
             </w:rPr>
           </w:pPr>
           <w:r>
-            <w:rPr>
-              <w:lang w:eastAsia="es-ES"/>
-            </w:rPr>
             <w:t>DOCUMENTACION TECNICA</w:t>
           </w:r>
         </w:p>
@@ -5908,13 +7565,23 @@
               <w:lang w:val="en-US"/>
             </w:rPr>
           </w:pPr>
+          <w:proofErr w:type="spellStart"/>
           <w:r>
             <w:rPr>
               <w:sz w:val="20"/>
               <w:szCs w:val="20"/>
-              <w:lang w:val="en-US" w:eastAsia="es-ES"/>
+              <w:lang w:val="en-US"/>
             </w:rPr>
-            <w:t>Licencia Creative Commons CC BY-NC-SA 4.0                                         turistechteam@gmail.com</w:t>
+            <w:t>Licencia</w:t>
+          </w:r>
+          <w:proofErr w:type="spellEnd"/>
+          <w:r>
+            <w:rPr>
+              <w:sz w:val="20"/>
+              <w:szCs w:val="20"/>
+              <w:lang w:val="en-US"/>
+            </w:rPr>
+            <w:t xml:space="preserve"> Creative Commons CC BY-NC-SA 4.0                                         turistechteam@gmail.com</w:t>
           </w:r>
         </w:p>
       </w:tc>
@@ -5933,180 +7600,9 @@
 
 <file path=word/footer3.xml><?xml version="1.0" encoding="utf-8"?>
 <w:ftr xmlns:wpc="http://schemas.microsoft.com/office/word/2010/wordprocessingCanvas" xmlns:cx="http://schemas.microsoft.com/office/drawing/2014/chartex" xmlns:cx1="http://schemas.microsoft.com/office/drawing/2015/9/8/chartex" xmlns:cx2="http://schemas.microsoft.com/office/drawing/2015/10/21/chartex" xmlns:cx3="http://schemas.microsoft.com/office/drawing/2016/5/9/chartex" xmlns:cx4="http://schemas.microsoft.com/office/drawing/2016/5/10/chartex" xmlns:cx5="http://schemas.microsoft.com/office/drawing/2016/5/11/chartex" xmlns:cx6="http://schemas.microsoft.com/office/drawing/2016/5/12/chartex" xmlns:cx7="http://schemas.microsoft.com/office/drawing/2016/5/13/chartex" xmlns:cx8="http://schemas.microsoft.com/office/drawing/2016/5/14/chartex" xmlns:mc="http://schemas.openxmlformats.org/markup-compatibility/2006" xmlns:aink="http://schemas.microsoft.com/office/drawing/2016/ink" xmlns:am3d="http://schemas.microsoft.com/office/drawing/2017/model3d" xmlns:o="urn:schemas-microsoft-com:office:office" xmlns:oel="http://schemas.microsoft.com/office/2019/extlst" xmlns:r="http://schemas.openxmlformats.org/officeDocument/2006/relationships" xmlns:m="http://schemas.openxmlformats.org/officeDocument/2006/math" xmlns:v="urn:schemas-microsoft-com:vml" xmlns:wp14="http://schemas.microsoft.com/office/word/2010/wordprocessingDrawing" xmlns:wp="http://schemas.openxmlformats.org/drawingml/2006/wordprocessingDrawing" xmlns:w10="urn:schemas-microsoft-com:office:word" xmlns:w="http://schemas.openxmlformats.org/wordprocessingml/2006/main" xmlns:w14="http://schemas.microsoft.com/office/word/2010/wordml" xmlns:w15="http://schemas.microsoft.com/office/word/2012/wordml" xmlns:w16cex="http://schemas.microsoft.com/office/word/2018/wordml/cex" xmlns:w16cid="http://schemas.microsoft.com/office/word/2016/wordml/cid" xmlns:w16="http://schemas.microsoft.com/office/word/2018/wordml" xmlns:w16du="http://schemas.microsoft.com/office/word/2023/wordml/word16du" xmlns:w16sdtdh="http://schemas.microsoft.com/office/word/2020/wordml/sdtdatahash" xmlns:w16sdtfl="http://schemas.microsoft.com/office/word/2024/wordml/sdtformatlock" xmlns:w16se="http://schemas.microsoft.com/office/word/2015/wordml/symex" xmlns:wpg="http://schemas.microsoft.com/office/word/2010/wordprocessingGroup" xmlns:wpi="http://schemas.microsoft.com/office/word/2010/wordprocessingInk" xmlns:wne="http://schemas.microsoft.com/office/word/2006/wordml" xmlns:wps="http://schemas.microsoft.com/office/word/2010/wordprocessingShape" mc:Ignorable="w14 w15 w16se w16cid w16 w16cex w16sdtdh w16sdtfl w16du wp14">
-  <w:tbl>
-    <w:tblPr>
-      <w:tblStyle w:val="Tablaconcuadrcula"/>
-      <w:tblW w:w="7810" w:type="dxa"/>
-      <w:jc w:val="center"/>
-      <w:tblLayout w:type="fixed"/>
-      <w:tblLook w:val="04A0" w:firstRow="1" w:lastRow="0" w:firstColumn="1" w:lastColumn="0" w:noHBand="0" w:noVBand="1"/>
-    </w:tblPr>
-    <w:tblGrid>
-      <w:gridCol w:w="1076"/>
-      <w:gridCol w:w="1041"/>
-      <w:gridCol w:w="1053"/>
-      <w:gridCol w:w="1127"/>
-      <w:gridCol w:w="3513"/>
-    </w:tblGrid>
-    <w:tr>
-      <w:trPr>
-        <w:trHeight w:val="267"/>
-        <w:jc w:val="center"/>
-      </w:trPr>
-      <w:tc>
-        <w:tcPr>
-          <w:tcW w:w="1076" w:type="dxa"/>
-          <w:vAlign w:val="center"/>
-        </w:tcPr>
-        <w:p>
-          <w:pPr>
-            <w:pStyle w:val="Piedepgina"/>
-            <w:jc w:val="center"/>
-            <w:rPr>
-              <w:rFonts w:ascii="Calibri" w:hAnsi="Calibri"/>
-              <w:lang w:eastAsia="es-ES"/>
-            </w:rPr>
-          </w:pPr>
-          <w:r>
-            <w:rPr>
-              <w:lang w:eastAsia="es-ES"/>
-            </w:rPr>
-            <w:t>Enlaces:</w:t>
-          </w:r>
-        </w:p>
-      </w:tc>
-      <w:tc>
-        <w:tcPr>
-          <w:tcW w:w="1041" w:type="dxa"/>
-        </w:tcPr>
-        <w:p>
-          <w:pPr>
-            <w:pStyle w:val="Piedepgina"/>
-            <w:jc w:val="center"/>
-            <w:rPr>
-              <w:rFonts w:ascii="Calibri" w:hAnsi="Calibri"/>
-              <w:lang w:eastAsia="es-ES"/>
-            </w:rPr>
-          </w:pPr>
-          <w:hyperlink r:id="rId1">
-            <w:r>
-              <w:rPr>
-                <w:rStyle w:val="Hipervnculo"/>
-                <w:lang w:eastAsia="es-ES"/>
-              </w:rPr>
-              <w:t>TRELLO</w:t>
-            </w:r>
-          </w:hyperlink>
-        </w:p>
-      </w:tc>
-      <w:tc>
-        <w:tcPr>
-          <w:tcW w:w="1053" w:type="dxa"/>
-        </w:tcPr>
-        <w:p>
-          <w:pPr>
-            <w:pStyle w:val="Piedepgina"/>
-            <w:jc w:val="center"/>
-            <w:rPr>
-              <w:rFonts w:ascii="Calibri" w:hAnsi="Calibri"/>
-              <w:lang w:eastAsia="es-ES"/>
-            </w:rPr>
-          </w:pPr>
-          <w:hyperlink r:id="rId2">
-            <w:r>
-              <w:rPr>
-                <w:rStyle w:val="Hipervnculo"/>
-                <w:lang w:eastAsia="es-ES"/>
-              </w:rPr>
-              <w:t>GITHUB</w:t>
-            </w:r>
-          </w:hyperlink>
-        </w:p>
-      </w:tc>
-      <w:tc>
-        <w:tcPr>
-          <w:tcW w:w="1127" w:type="dxa"/>
-        </w:tcPr>
-        <w:p>
-          <w:pPr>
-            <w:pStyle w:val="Piedepgina"/>
-            <w:jc w:val="center"/>
-            <w:rPr>
-              <w:rFonts w:ascii="Calibri" w:hAnsi="Calibri"/>
-              <w:lang w:eastAsia="es-ES"/>
-            </w:rPr>
-          </w:pPr>
-          <w:hyperlink r:id="rId3">
-            <w:r>
-              <w:rPr>
-                <w:rStyle w:val="Hipervnculo"/>
-                <w:lang w:eastAsia="es-ES"/>
-              </w:rPr>
-              <w:t>FIGMA</w:t>
-            </w:r>
-          </w:hyperlink>
-        </w:p>
-      </w:tc>
-      <w:tc>
-        <w:tcPr>
-          <w:tcW w:w="3513" w:type="dxa"/>
-        </w:tcPr>
-        <w:p>
-          <w:pPr>
-            <w:pStyle w:val="Piedepgina"/>
-            <w:jc w:val="center"/>
-            <w:rPr>
-              <w:rFonts w:ascii="Calibri" w:hAnsi="Calibri"/>
-              <w:lang w:eastAsia="es-ES"/>
-            </w:rPr>
-          </w:pPr>
-          <w:r>
-            <w:rPr>
-              <w:lang w:eastAsia="es-ES"/>
-            </w:rPr>
-            <w:t>DOCUMENTACION TECNICA</w:t>
-          </w:r>
-        </w:p>
-      </w:tc>
-    </w:tr>
-    <w:tr>
-      <w:trPr>
-        <w:trHeight w:val="109"/>
-        <w:jc w:val="center"/>
-      </w:trPr>
-      <w:tc>
-        <w:tcPr>
-          <w:tcW w:w="7810" w:type="dxa"/>
-          <w:gridSpan w:val="5"/>
-          <w:vAlign w:val="center"/>
-        </w:tcPr>
-        <w:p>
-          <w:pPr>
-            <w:spacing w:after="0"/>
-            <w:rPr>
-              <w:sz w:val="20"/>
-              <w:szCs w:val="20"/>
-              <w:lang w:val="en-US"/>
-            </w:rPr>
-          </w:pPr>
-          <w:r>
-            <w:rPr>
-              <w:sz w:val="20"/>
-              <w:szCs w:val="20"/>
-              <w:lang w:val="en-US" w:eastAsia="es-ES"/>
-            </w:rPr>
-            <w:t>Licencia Creative Commons CC BY-NC-SA 4.0                                         turistechteam@gmail.com</w:t>
-          </w:r>
-        </w:p>
-      </w:tc>
-    </w:tr>
-  </w:tbl>
   <w:p>
     <w:pPr>
       <w:pStyle w:val="Piedepgina"/>
-      <w:rPr>
-        <w:lang w:val="en-US"/>
-      </w:rPr>
     </w:pPr>
   </w:p>
 </w:ftr>
@@ -6117,29 +7613,17 @@
   <w:p>
     <w:pPr>
       <w:pStyle w:val="Piedepgina"/>
-    </w:pPr>
-  </w:p>
-</w:ftr>
-</file>
-
-<file path=word/footer5.xml><?xml version="1.0" encoding="utf-8"?>
-<w:ftr xmlns:wpc="http://schemas.microsoft.com/office/word/2010/wordprocessingCanvas" xmlns:cx="http://schemas.microsoft.com/office/drawing/2014/chartex" xmlns:cx1="http://schemas.microsoft.com/office/drawing/2015/9/8/chartex" xmlns:cx2="http://schemas.microsoft.com/office/drawing/2015/10/21/chartex" xmlns:cx3="http://schemas.microsoft.com/office/drawing/2016/5/9/chartex" xmlns:cx4="http://schemas.microsoft.com/office/drawing/2016/5/10/chartex" xmlns:cx5="http://schemas.microsoft.com/office/drawing/2016/5/11/chartex" xmlns:cx6="http://schemas.microsoft.com/office/drawing/2016/5/12/chartex" xmlns:cx7="http://schemas.microsoft.com/office/drawing/2016/5/13/chartex" xmlns:cx8="http://schemas.microsoft.com/office/drawing/2016/5/14/chartex" xmlns:mc="http://schemas.openxmlformats.org/markup-compatibility/2006" xmlns:aink="http://schemas.microsoft.com/office/drawing/2016/ink" xmlns:am3d="http://schemas.microsoft.com/office/drawing/2017/model3d" xmlns:o="urn:schemas-microsoft-com:office:office" xmlns:oel="http://schemas.microsoft.com/office/2019/extlst" xmlns:r="http://schemas.openxmlformats.org/officeDocument/2006/relationships" xmlns:m="http://schemas.openxmlformats.org/officeDocument/2006/math" xmlns:v="urn:schemas-microsoft-com:vml" xmlns:wp14="http://schemas.microsoft.com/office/word/2010/wordprocessingDrawing" xmlns:wp="http://schemas.openxmlformats.org/drawingml/2006/wordprocessingDrawing" xmlns:w10="urn:schemas-microsoft-com:office:word" xmlns:w="http://schemas.openxmlformats.org/wordprocessingml/2006/main" xmlns:w14="http://schemas.microsoft.com/office/word/2010/wordml" xmlns:w15="http://schemas.microsoft.com/office/word/2012/wordml" xmlns:w16cex="http://schemas.microsoft.com/office/word/2018/wordml/cex" xmlns:w16cid="http://schemas.microsoft.com/office/word/2016/wordml/cid" xmlns:w16="http://schemas.microsoft.com/office/word/2018/wordml" xmlns:w16du="http://schemas.microsoft.com/office/word/2023/wordml/word16du" xmlns:w16sdtdh="http://schemas.microsoft.com/office/word/2020/wordml/sdtdatahash" xmlns:w16sdtfl="http://schemas.microsoft.com/office/word/2024/wordml/sdtformatlock" xmlns:w16se="http://schemas.microsoft.com/office/word/2015/wordml/symex" xmlns:wpg="http://schemas.microsoft.com/office/word/2010/wordprocessingGroup" xmlns:wpi="http://schemas.microsoft.com/office/word/2010/wordprocessingInk" xmlns:wne="http://schemas.microsoft.com/office/word/2006/wordml" xmlns:wps="http://schemas.microsoft.com/office/word/2010/wordprocessingShape" mc:Ignorable="w14 w15 w16se w16cid w16 w16cex w16sdtdh w16sdtfl w16du wp14">
-  <w:p>
-    <w:pPr>
-      <w:pStyle w:val="Piedepgina"/>
       <w:tabs>
         <w:tab w:val="left" w:pos="5949"/>
       </w:tabs>
+      <w:jc w:val="center"/>
     </w:pPr>
     <w:r>
-      <w:tab/>
-    </w:r>
-    <w:r>
       <w:rPr>
         <w:noProof/>
       </w:rPr>
       <w:drawing>
-        <wp:anchor distT="0" distB="0" distL="0" distR="0" simplePos="0" relativeHeight="251644928" behindDoc="1" locked="0" layoutInCell="0" allowOverlap="1" wp14:anchorId="6D2A1B21" wp14:editId="035FBD39">
+        <wp:anchor distT="0" distB="0" distL="0" distR="0" simplePos="0" relativeHeight="251637760" behindDoc="1" locked="0" layoutInCell="0" allowOverlap="1" wp14:anchorId="6D2A1B21" wp14:editId="7769BE1B">
           <wp:simplePos x="0" y="0"/>
           <wp:positionH relativeFrom="margin">
             <wp:posOffset>2593975</wp:posOffset>
@@ -6150,7 +7634,7 @@
           <wp:extent cx="219075" cy="253365"/>
           <wp:effectExtent l="0" t="0" r="0" b="0"/>
           <wp:wrapNone/>
-          <wp:docPr id="33" name="Imagen9"/>
+          <wp:docPr id="559405748" name="Imagen9"/>
           <wp:cNvGraphicFramePr>
             <a:graphicFrameLocks xmlns:a="http://schemas.openxmlformats.org/drawingml/2006/main" noChangeAspect="1"/>
           </wp:cNvGraphicFramePr>
@@ -6182,6 +7666,9 @@
               </pic:pic>
             </a:graphicData>
           </a:graphic>
+          <wp14:sizeRelH relativeFrom="margin">
+            <wp14:pctWidth>0</wp14:pctWidth>
+          </wp14:sizeRelH>
         </wp:anchor>
       </w:drawing>
     </w:r>
@@ -6200,14 +7687,11 @@
     <w:r>
       <w:fldChar w:fldCharType="end"/>
     </w:r>
-    <w:r>
-      <w:tab/>
-    </w:r>
   </w:p>
 </w:ftr>
 </file>
 
-<file path=word/footer6.xml><?xml version="1.0" encoding="utf-8"?>
+<file path=word/footer5.xml><?xml version="1.0" encoding="utf-8"?>
 <w:ftr xmlns:wpc="http://schemas.microsoft.com/office/word/2010/wordprocessingCanvas" xmlns:cx="http://schemas.microsoft.com/office/drawing/2014/chartex" xmlns:cx1="http://schemas.microsoft.com/office/drawing/2015/9/8/chartex" xmlns:cx2="http://schemas.microsoft.com/office/drawing/2015/10/21/chartex" xmlns:cx3="http://schemas.microsoft.com/office/drawing/2016/5/9/chartex" xmlns:cx4="http://schemas.microsoft.com/office/drawing/2016/5/10/chartex" xmlns:cx5="http://schemas.microsoft.com/office/drawing/2016/5/11/chartex" xmlns:cx6="http://schemas.microsoft.com/office/drawing/2016/5/12/chartex" xmlns:cx7="http://schemas.microsoft.com/office/drawing/2016/5/13/chartex" xmlns:cx8="http://schemas.microsoft.com/office/drawing/2016/5/14/chartex" xmlns:mc="http://schemas.openxmlformats.org/markup-compatibility/2006" xmlns:aink="http://schemas.microsoft.com/office/drawing/2016/ink" xmlns:am3d="http://schemas.microsoft.com/office/drawing/2017/model3d" xmlns:o="urn:schemas-microsoft-com:office:office" xmlns:oel="http://schemas.microsoft.com/office/2019/extlst" xmlns:r="http://schemas.openxmlformats.org/officeDocument/2006/relationships" xmlns:m="http://schemas.openxmlformats.org/officeDocument/2006/math" xmlns:v="urn:schemas-microsoft-com:vml" xmlns:wp14="http://schemas.microsoft.com/office/word/2010/wordprocessingDrawing" xmlns:wp="http://schemas.openxmlformats.org/drawingml/2006/wordprocessingDrawing" xmlns:w10="urn:schemas-microsoft-com:office:word" xmlns:w="http://schemas.openxmlformats.org/wordprocessingml/2006/main" xmlns:w14="http://schemas.microsoft.com/office/word/2010/wordml" xmlns:w15="http://schemas.microsoft.com/office/word/2012/wordml" xmlns:w16cex="http://schemas.microsoft.com/office/word/2018/wordml/cex" xmlns:w16cid="http://schemas.microsoft.com/office/word/2016/wordml/cid" xmlns:w16="http://schemas.microsoft.com/office/word/2018/wordml" xmlns:w16du="http://schemas.microsoft.com/office/word/2023/wordml/word16du" xmlns:w16sdtdh="http://schemas.microsoft.com/office/word/2020/wordml/sdtdatahash" xmlns:w16sdtfl="http://schemas.microsoft.com/office/word/2024/wordml/sdtformatlock" xmlns:w16se="http://schemas.microsoft.com/office/word/2015/wordml/symex" xmlns:wpg="http://schemas.microsoft.com/office/word/2010/wordprocessingGroup" xmlns:wpi="http://schemas.microsoft.com/office/word/2010/wordprocessingInk" xmlns:wne="http://schemas.microsoft.com/office/word/2006/wordml" xmlns:wps="http://schemas.microsoft.com/office/word/2010/wordprocessingShape" mc:Ignorable="w14 w15 w16se w16cid w16 w16cex w16sdtdh w16sdtfl w16du wp14">
   <w:p>
     <w:pPr>
@@ -6224,7 +7708,7 @@
         <w:noProof/>
       </w:rPr>
       <w:drawing>
-        <wp:anchor distT="0" distB="0" distL="0" distR="0" simplePos="0" relativeHeight="251645952" behindDoc="1" locked="0" layoutInCell="0" allowOverlap="1" wp14:anchorId="75F24A95" wp14:editId="6B242BC4">
+        <wp:anchor distT="0" distB="0" distL="0" distR="0" simplePos="0" relativeHeight="251638784" behindDoc="1" locked="0" layoutInCell="0" allowOverlap="1" wp14:anchorId="75F24A95" wp14:editId="2EAF0EDE">
           <wp:simplePos x="0" y="0"/>
           <wp:positionH relativeFrom="margin">
             <wp:posOffset>2593975</wp:posOffset>
@@ -6235,7 +7719,7 @@
           <wp:extent cx="219075" cy="253365"/>
           <wp:effectExtent l="0" t="0" r="0" b="0"/>
           <wp:wrapNone/>
-          <wp:docPr id="34" name="Imagen9"/>
+          <wp:docPr id="801695435" name="Imagen9"/>
           <wp:cNvGraphicFramePr>
             <a:graphicFrameLocks xmlns:a="http://schemas.openxmlformats.org/drawingml/2006/main" noChangeAspect="1"/>
           </wp:cNvGraphicFramePr>
@@ -6292,6 +7776,98 @@
 </w:ftr>
 </file>
 
+<file path=word/footer6.xml><?xml version="1.0" encoding="utf-8"?>
+<w:ftr xmlns:wpc="http://schemas.microsoft.com/office/word/2010/wordprocessingCanvas" xmlns:cx="http://schemas.microsoft.com/office/drawing/2014/chartex" xmlns:cx1="http://schemas.microsoft.com/office/drawing/2015/9/8/chartex" xmlns:cx2="http://schemas.microsoft.com/office/drawing/2015/10/21/chartex" xmlns:cx3="http://schemas.microsoft.com/office/drawing/2016/5/9/chartex" xmlns:cx4="http://schemas.microsoft.com/office/drawing/2016/5/10/chartex" xmlns:cx5="http://schemas.microsoft.com/office/drawing/2016/5/11/chartex" xmlns:cx6="http://schemas.microsoft.com/office/drawing/2016/5/12/chartex" xmlns:cx7="http://schemas.microsoft.com/office/drawing/2016/5/13/chartex" xmlns:cx8="http://schemas.microsoft.com/office/drawing/2016/5/14/chartex" xmlns:mc="http://schemas.openxmlformats.org/markup-compatibility/2006" xmlns:aink="http://schemas.microsoft.com/office/drawing/2016/ink" xmlns:am3d="http://schemas.microsoft.com/office/drawing/2017/model3d" xmlns:o="urn:schemas-microsoft-com:office:office" xmlns:oel="http://schemas.microsoft.com/office/2019/extlst" xmlns:r="http://schemas.openxmlformats.org/officeDocument/2006/relationships" xmlns:m="http://schemas.openxmlformats.org/officeDocument/2006/math" xmlns:v="urn:schemas-microsoft-com:vml" xmlns:wp14="http://schemas.microsoft.com/office/word/2010/wordprocessingDrawing" xmlns:wp="http://schemas.openxmlformats.org/drawingml/2006/wordprocessingDrawing" xmlns:w10="urn:schemas-microsoft-com:office:word" xmlns:w="http://schemas.openxmlformats.org/wordprocessingml/2006/main" xmlns:w14="http://schemas.microsoft.com/office/word/2010/wordml" xmlns:w15="http://schemas.microsoft.com/office/word/2012/wordml" xmlns:w16cex="http://schemas.microsoft.com/office/word/2018/wordml/cex" xmlns:w16cid="http://schemas.microsoft.com/office/word/2016/wordml/cid" xmlns:w16="http://schemas.microsoft.com/office/word/2018/wordml" xmlns:w16du="http://schemas.microsoft.com/office/word/2023/wordml/word16du" xmlns:w16sdtdh="http://schemas.microsoft.com/office/word/2020/wordml/sdtdatahash" xmlns:w16sdtfl="http://schemas.microsoft.com/office/word/2024/wordml/sdtformatlock" xmlns:w16se="http://schemas.microsoft.com/office/word/2015/wordml/symex" xmlns:wpg="http://schemas.microsoft.com/office/word/2010/wordprocessingGroup" xmlns:wpi="http://schemas.microsoft.com/office/word/2010/wordprocessingInk" xmlns:wne="http://schemas.microsoft.com/office/word/2006/wordml" xmlns:wps="http://schemas.microsoft.com/office/word/2010/wordprocessingShape" mc:Ignorable="w14 w15 w16se w16cid w16 w16cex w16sdtdh w16sdtfl w16du wp14">
+  <w:p>
+    <w:pPr>
+      <w:pStyle w:val="Piedepgina"/>
+      <w:tabs>
+        <w:tab w:val="clear" w:pos="8504"/>
+        <w:tab w:val="left" w:pos="6232"/>
+      </w:tabs>
+    </w:pPr>
+    <w:r>
+      <w:rPr>
+        <w:noProof/>
+      </w:rPr>
+      <w:drawing>
+        <wp:anchor distT="0" distB="0" distL="0" distR="0" simplePos="0" relativeHeight="251642880" behindDoc="1" locked="0" layoutInCell="0" allowOverlap="1" wp14:anchorId="1E786BED" wp14:editId="244A32DB">
+          <wp:simplePos x="0" y="0"/>
+          <wp:positionH relativeFrom="margin">
+            <wp:posOffset>2630551</wp:posOffset>
+          </wp:positionH>
+          <wp:positionV relativeFrom="paragraph">
+            <wp:posOffset>-660</wp:posOffset>
+          </wp:positionV>
+          <wp:extent cx="219075" cy="253365"/>
+          <wp:effectExtent l="0" t="0" r="0" b="0"/>
+          <wp:wrapNone/>
+          <wp:docPr id="2087421872" name="Imagen9"/>
+          <wp:cNvGraphicFramePr>
+            <a:graphicFrameLocks xmlns:a="http://schemas.openxmlformats.org/drawingml/2006/main" noChangeAspect="1"/>
+          </wp:cNvGraphicFramePr>
+          <a:graphic xmlns:a="http://schemas.openxmlformats.org/drawingml/2006/main">
+            <a:graphicData uri="http://schemas.openxmlformats.org/drawingml/2006/picture">
+              <pic:pic xmlns:pic="http://schemas.openxmlformats.org/drawingml/2006/picture">
+                <pic:nvPicPr>
+                  <pic:cNvPr id="33" name="Imagen9"/>
+                  <pic:cNvPicPr>
+                    <a:picLocks noChangeAspect="1" noChangeArrowheads="1"/>
+                  </pic:cNvPicPr>
+                </pic:nvPicPr>
+                <pic:blipFill>
+                  <a:blip r:embed="rId1"/>
+                  <a:stretch>
+                    <a:fillRect/>
+                  </a:stretch>
+                </pic:blipFill>
+                <pic:spPr bwMode="auto">
+                  <a:xfrm flipH="1">
+                    <a:off x="0" y="0"/>
+                    <a:ext cx="219075" cy="253365"/>
+                  </a:xfrm>
+                  <a:prstGeom prst="rect">
+                    <a:avLst/>
+                  </a:prstGeom>
+                  <a:noFill/>
+                </pic:spPr>
+              </pic:pic>
+            </a:graphicData>
+          </a:graphic>
+          <wp14:sizeRelH relativeFrom="margin">
+            <wp14:pctWidth>0</wp14:pctWidth>
+          </wp14:sizeRelH>
+        </wp:anchor>
+      </w:drawing>
+    </w:r>
+    <w:r>
+      <w:t xml:space="preserve">                                                                             </w:t>
+    </w:r>
+    <w:r>
+      <w:t xml:space="preserve"> </w:t>
+    </w:r>
+    <w:r>
+      <w:fldChar w:fldCharType="begin"/>
+    </w:r>
+    <w:r>
+      <w:instrText xml:space="preserve"> PAGE </w:instrText>
+    </w:r>
+    <w:r>
+      <w:fldChar w:fldCharType="separate"/>
+    </w:r>
+    <w:r>
+      <w:t>13</w:t>
+    </w:r>
+    <w:r>
+      <w:fldChar w:fldCharType="end"/>
+    </w:r>
+    <w:r>
+      <w:tab/>
+    </w:r>
+  </w:p>
+</w:ftr>
+</file>
+
 <file path=word/footnotes.xml><?xml version="1.0" encoding="utf-8"?>
 <w:footnotes xmlns:wpc="http://schemas.microsoft.com/office/word/2010/wordprocessingCanvas" xmlns:cx="http://schemas.microsoft.com/office/drawing/2014/chartex" xmlns:cx1="http://schemas.microsoft.com/office/drawing/2015/9/8/chartex" xmlns:cx2="http://schemas.microsoft.com/office/drawing/2015/10/21/chartex" xmlns:cx3="http://schemas.microsoft.com/office/drawing/2016/5/9/chartex" xmlns:cx4="http://schemas.microsoft.com/office/drawing/2016/5/10/chartex" xmlns:cx5="http://schemas.microsoft.com/office/drawing/2016/5/11/chartex" xmlns:cx6="http://schemas.microsoft.com/office/drawing/2016/5/12/chartex" xmlns:cx7="http://schemas.microsoft.com/office/drawing/2016/5/13/chartex" xmlns:cx8="http://schemas.microsoft.com/office/drawing/2016/5/14/chartex" xmlns:mc="http://schemas.openxmlformats.org/markup-compatibility/2006" xmlns:aink="http://schemas.microsoft.com/office/drawing/2016/ink" xmlns:am3d="http://schemas.microsoft.com/office/drawing/2017/model3d" xmlns:o="urn:schemas-microsoft-com:office:office" xmlns:oel="http://schemas.microsoft.com/office/2019/extlst" xmlns:r="http://schemas.openxmlformats.org/officeDocument/2006/relationships" xmlns:m="http://schemas.openxmlformats.org/officeDocument/2006/math" xmlns:v="urn:schemas-microsoft-com:vml" xmlns:wp14="http://schemas.microsoft.com/office/word/2010/wordprocessingDrawing" xmlns:wp="http://schemas.openxmlformats.org/drawingml/2006/wordprocessingDrawing" xmlns:w10="urn:schemas-microsoft-com:office:word" xmlns:w="http://schemas.openxmlformats.org/wordprocessingml/2006/main" xmlns:w14="http://schemas.microsoft.com/office/word/2010/wordml" xmlns:w15="http://schemas.microsoft.com/office/word/2012/wordml" xmlns:w16cex="http://schemas.microsoft.com/office/word/2018/wordml/cex" xmlns:w16cid="http://schemas.microsoft.com/office/word/2016/wordml/cid" xmlns:w16="http://schemas.microsoft.com/office/word/2018/wordml" xmlns:w16du="http://schemas.microsoft.com/office/word/2023/wordml/word16du" xmlns:w16sdtdh="http://schemas.microsoft.com/office/word/2020/wordml/sdtdatahash" xmlns:w16sdtfl="http://schemas.microsoft.com/office/word/2024/wordml/sdtformatlock" xmlns:w16se="http://schemas.microsoft.com/office/word/2015/wordml/symex" xmlns:wpg="http://schemas.microsoft.com/office/word/2010/wordprocessingGroup" xmlns:wpi="http://schemas.microsoft.com/office/word/2010/wordprocessingInk" xmlns:wne="http://schemas.microsoft.com/office/word/2006/wordml" xmlns:wps="http://schemas.microsoft.com/office/word/2010/wordprocessingShape" mc:Ignorable="w14 w15 w16se w16cid w16 w16cex w16sdtdh w16sdtfl w16du wp14">
   <w:footnote w:type="separator" w:id="-1">
@@ -6318,16 +7894,6 @@
 </file>
 
 <file path=word/header1.xml><?xml version="1.0" encoding="utf-8"?>
-<w:hdr xmlns:wpc="http://schemas.microsoft.com/office/word/2010/wordprocessingCanvas" xmlns:cx="http://schemas.microsoft.com/office/drawing/2014/chartex" xmlns:cx1="http://schemas.microsoft.com/office/drawing/2015/9/8/chartex" xmlns:cx2="http://schemas.microsoft.com/office/drawing/2015/10/21/chartex" xmlns:cx3="http://schemas.microsoft.com/office/drawing/2016/5/9/chartex" xmlns:cx4="http://schemas.microsoft.com/office/drawing/2016/5/10/chartex" xmlns:cx5="http://schemas.microsoft.com/office/drawing/2016/5/11/chartex" xmlns:cx6="http://schemas.microsoft.com/office/drawing/2016/5/12/chartex" xmlns:cx7="http://schemas.microsoft.com/office/drawing/2016/5/13/chartex" xmlns:cx8="http://schemas.microsoft.com/office/drawing/2016/5/14/chartex" xmlns:mc="http://schemas.openxmlformats.org/markup-compatibility/2006" xmlns:aink="http://schemas.microsoft.com/office/drawing/2016/ink" xmlns:am3d="http://schemas.microsoft.com/office/drawing/2017/model3d" xmlns:o="urn:schemas-microsoft-com:office:office" xmlns:oel="http://schemas.microsoft.com/office/2019/extlst" xmlns:r="http://schemas.openxmlformats.org/officeDocument/2006/relationships" xmlns:m="http://schemas.openxmlformats.org/officeDocument/2006/math" xmlns:v="urn:schemas-microsoft-com:vml" xmlns:wp14="http://schemas.microsoft.com/office/word/2010/wordprocessingDrawing" xmlns:wp="http://schemas.openxmlformats.org/drawingml/2006/wordprocessingDrawing" xmlns:w10="urn:schemas-microsoft-com:office:word" xmlns:w="http://schemas.openxmlformats.org/wordprocessingml/2006/main" xmlns:w14="http://schemas.microsoft.com/office/word/2010/wordml" xmlns:w15="http://schemas.microsoft.com/office/word/2012/wordml" xmlns:w16cex="http://schemas.microsoft.com/office/word/2018/wordml/cex" xmlns:w16cid="http://schemas.microsoft.com/office/word/2016/wordml/cid" xmlns:w16="http://schemas.microsoft.com/office/word/2018/wordml" xmlns:w16du="http://schemas.microsoft.com/office/word/2023/wordml/word16du" xmlns:w16sdtdh="http://schemas.microsoft.com/office/word/2020/wordml/sdtdatahash" xmlns:w16sdtfl="http://schemas.microsoft.com/office/word/2024/wordml/sdtformatlock" xmlns:w16se="http://schemas.microsoft.com/office/word/2015/wordml/symex" xmlns:wpg="http://schemas.microsoft.com/office/word/2010/wordprocessingGroup" xmlns:wpi="http://schemas.microsoft.com/office/word/2010/wordprocessingInk" xmlns:wne="http://schemas.microsoft.com/office/word/2006/wordml" xmlns:wps="http://schemas.microsoft.com/office/word/2010/wordprocessingShape" mc:Ignorable="w14 w15 w16se w16cid w16 w16cex w16sdtdh w16sdtfl w16du wp14">
-  <w:p>
-    <w:pPr>
-      <w:pStyle w:val="Encabezado"/>
-    </w:pPr>
-  </w:p>
-</w:hdr>
-</file>
-
-<file path=word/header2.xml><?xml version="1.0" encoding="utf-8"?>
 <w:hdr xmlns:wpc="http://schemas.microsoft.com/office/word/2010/wordprocessingCanvas" xmlns:cx="http://schemas.microsoft.com/office/drawing/2014/chartex" xmlns:cx1="http://schemas.microsoft.com/office/drawing/2015/9/8/chartex" xmlns:cx2="http://schemas.microsoft.com/office/drawing/2015/10/21/chartex" xmlns:cx3="http://schemas.microsoft.com/office/drawing/2016/5/9/chartex" xmlns:cx4="http://schemas.microsoft.com/office/drawing/2016/5/10/chartex" xmlns:cx5="http://schemas.microsoft.com/office/drawing/2016/5/11/chartex" xmlns:cx6="http://schemas.microsoft.com/office/drawing/2016/5/12/chartex" xmlns:cx7="http://schemas.microsoft.com/office/drawing/2016/5/13/chartex" xmlns:cx8="http://schemas.microsoft.com/office/drawing/2016/5/14/chartex" xmlns:mc="http://schemas.openxmlformats.org/markup-compatibility/2006" xmlns:aink="http://schemas.microsoft.com/office/drawing/2016/ink" xmlns:am3d="http://schemas.microsoft.com/office/drawing/2017/model3d" xmlns:o="urn:schemas-microsoft-com:office:office" xmlns:oel="http://schemas.microsoft.com/office/2019/extlst" xmlns:r="http://schemas.openxmlformats.org/officeDocument/2006/relationships" xmlns:m="http://schemas.openxmlformats.org/officeDocument/2006/math" xmlns:v="urn:schemas-microsoft-com:vml" xmlns:wp14="http://schemas.microsoft.com/office/word/2010/wordprocessingDrawing" xmlns:wp="http://schemas.openxmlformats.org/drawingml/2006/wordprocessingDrawing" xmlns:w10="urn:schemas-microsoft-com:office:word" xmlns:w="http://schemas.openxmlformats.org/wordprocessingml/2006/main" xmlns:w14="http://schemas.microsoft.com/office/word/2010/wordml" xmlns:w15="http://schemas.microsoft.com/office/word/2012/wordml" xmlns:w16cex="http://schemas.microsoft.com/office/word/2018/wordml/cex" xmlns:w16cid="http://schemas.microsoft.com/office/word/2016/wordml/cid" xmlns:w16="http://schemas.microsoft.com/office/word/2018/wordml" xmlns:w16du="http://schemas.microsoft.com/office/word/2023/wordml/word16du" xmlns:w16sdtdh="http://schemas.microsoft.com/office/word/2020/wordml/sdtdatahash" xmlns:w16sdtfl="http://schemas.microsoft.com/office/word/2024/wordml/sdtformatlock" xmlns:w16se="http://schemas.microsoft.com/office/word/2015/wordml/symex" xmlns:wpg="http://schemas.microsoft.com/office/word/2010/wordprocessingGroup" xmlns:wpi="http://schemas.microsoft.com/office/word/2010/wordprocessingInk" xmlns:wne="http://schemas.microsoft.com/office/word/2006/wordml" xmlns:wps="http://schemas.microsoft.com/office/word/2010/wordprocessingShape" mc:Ignorable="w14 w15 w16se w16cid w16 w16cex w16sdtdh w16sdtfl w16du wp14">
   <w:p>
     <w:pPr>
@@ -6346,8 +7912,10 @@
         <w:noProof/>
       </w:rPr>
       <w:pict w14:anchorId="0F9A7AF1">
-        <v:shape id="Forma libre: forma 1909324547" o:spid="_x0000_s1044" style="position:absolute;margin-left:-68.25pt;margin-top:-27pt;width:558pt;height:79.8pt;z-index:-251669504;visibility:visible;mso-wrap-style:square;mso-wrap-distance-left:0;mso-wrap-distance-top:0;mso-wrap-distance-right:0;mso-wrap-distance-bottom:0;mso-position-horizontal:absolute;mso-position-horizontal-relative:text;mso-position-vertical:absolute;mso-position-vertical-relative:text;v-text-anchor:top" coordsize="6677025,711835" o:gfxdata="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" path="m6676644,r-13716,l6662928,12192r,330708l6662928,355092r,344424l800100,699516r,-344424l5330952,355092r12192,l5952744,355092r12192,l6662928,355092r,-12192l5964936,342900r,-330708l6662928,12192r,-12192l5964936,r-12192,l5952744,12192r,330708l5343144,342900r,-330708l5952744,12192r,-12192l5343144,r-12192,l5330952,12192r,330708l800100,342900r,-330708l5330952,12192r,-12192l800100,,786384,r,12192l786384,342900r,12192l786384,699516r-774192,l12192,12192r774192,l786384,,12192,,,,,12192,,699516r,12192l12192,711708r774192,l800100,711708r5862828,l6676644,711708r,-12192l6676644,355092r,-12192l6676644,12192r,-12192xe" fillcolor="black" stroked="f" strokeweight="0">
-          <v:path arrowok="t" textboxrect="0,0,6677623,712281"/>
+        <v:shape id="Forma libre: forma 1909324547" o:spid="_x0000_s1044" style="position:absolute;margin-left:-68.25pt;margin-top:-27pt;width:558pt;height:79.8pt;z-index:-251669504;visibility:visible;mso-wrap-style:square;mso-wrap-distance-left:0;mso-wrap-distance-top:0;mso-wrap-distance-right:0;mso-wrap-distance-bottom:0;mso-position-horizontal:absolute;mso-position-horizontal-relative:text;mso-position-vertical:absolute;mso-position-vertical-relative:text;v-text-anchor:top" coordsize="6677025,711835" o:spt="100" o:gfxdata="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" adj="0,,0" path="m6676644,r-13716,l6662928,12192r,330708l6662928,355092r,344424l800100,699516r,-344424l5330952,355092r12192,l5952744,355092r12192,l6662928,355092r,-12192l5964936,342900r,-330708l6662928,12192r,-12192l5964936,r-12192,l5952744,12192r,330708l5343144,342900r,-330708l5952744,12192r,-12192l5343144,r-12192,l5330952,12192r,330708l800100,342900r,-330708l5330952,12192r,-12192l800100,,786384,r,12192l786384,342900r,12192l786384,699516r-774192,l12192,12192r774192,l786384,,12192,,,,,12192,,699516r,12192l12192,711708r774192,l800100,711708r5862828,l6676644,711708r,-12192l6676644,355092r,-12192l6676644,12192r,-12192xe" fillcolor="black" stroked="f" strokeweight="0">
+          <v:stroke joinstyle="round"/>
+          <v:formulas/>
+          <v:path arrowok="t" o:connecttype="segments" textboxrect="0,0,6677623,712281"/>
         </v:shape>
       </w:pict>
     </w:r>
@@ -6356,8 +7924,8 @@
         <w:noProof/>
       </w:rPr>
       <w:pict w14:anchorId="114B5FB9">
-        <v:rect id="Rectángulo 1909324546" o:spid="_x0000_s1043" style="position:absolute;margin-left:382.15pt;margin-top:-24.2pt;width:45pt;height:23pt;z-index:-251667456;visibility:visible;mso-wrap-style:square;mso-wrap-distance-left:9pt;mso-wrap-distance-top:3.6pt;mso-wrap-distance-right:9pt;mso-wrap-distance-bottom:3.6pt;mso-position-horizontal:absolute;mso-position-horizontal-relative:text;mso-position-vertical:absolute;mso-position-vertical-relative:text;v-text-anchor:top" o:gfxdata="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" o:allowincell="f" strokecolor="white">
-          <v:textbox>
+        <v:rect id="Rectángulo 1909324546" o:spid="_x0000_s1043" style="position:absolute;margin-left:382.15pt;margin-top:-24.2pt;width:45pt;height:23pt;z-index:-251667456;visibility:visible;mso-wrap-style:square;mso-wrap-distance-left:9pt;mso-wrap-distance-top:3.6pt;mso-wrap-distance-right:9pt;mso-wrap-distance-bottom:3.6pt;mso-position-horizontal:absolute;mso-position-horizontal-relative:text;mso-position-vertical:absolute;mso-position-vertical-relative:text;v-text-anchor:top" wrapcoords="-360 -697 -360 21600 21960 21600 21960 -697 -360 -697" o:gfxdata="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" o:allowincell="f" strokecolor="white">
+          <v:textbox style="mso-next-textbox:#Rectángulo 1909324546">
             <w:txbxContent>
               <w:p>
                 <w:pPr>
@@ -6392,7 +7960,7 @@
         <w:noProof/>
       </w:rPr>
       <w:drawing>
-        <wp:anchor distT="0" distB="0" distL="0" distR="0" simplePos="0" relativeHeight="251651072" behindDoc="1" locked="0" layoutInCell="1" allowOverlap="1" wp14:anchorId="66E3279F" wp14:editId="3373F1B4">
+        <wp:anchor distT="0" distB="0" distL="0" distR="0" simplePos="0" relativeHeight="251640832" behindDoc="1" locked="0" layoutInCell="1" allowOverlap="1" wp14:anchorId="66E3279F" wp14:editId="254868B2">
           <wp:simplePos x="0" y="0"/>
           <wp:positionH relativeFrom="column">
             <wp:posOffset>-821055</wp:posOffset>
@@ -6443,8 +8011,8 @@
         <w:noProof/>
       </w:rPr>
       <w:pict w14:anchorId="5977998A">
-        <v:rect id="Rectángulo 1909324545" o:spid="_x0000_s1042" style="position:absolute;margin-left:.15pt;margin-top:-24.2pt;width:375.2pt;height:21.5pt;z-index:-251657216;visibility:visible;mso-wrap-style:square;mso-wrap-distance-left:8.6pt;mso-wrap-distance-top:3.2pt;mso-wrap-distance-right:9.9pt;mso-wrap-distance-bottom:4.15pt;mso-position-horizontal:absolute;mso-position-horizontal-relative:text;mso-position-vertical:absolute;mso-position-vertical-relative:text;v-text-anchor:top" o:gfxdata="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" o:allowincell="f" strokecolor="white">
-          <v:textbox>
+        <v:rect id="Rectángulo 1909324545" o:spid="_x0000_s1042" style="position:absolute;margin-left:.15pt;margin-top:-24.2pt;width:375.2pt;height:21.5pt;z-index:-251661312;visibility:visible;mso-wrap-style:square;mso-wrap-distance-left:8.6pt;mso-wrap-distance-top:3.2pt;mso-wrap-distance-right:9.9pt;mso-wrap-distance-bottom:4.15pt;mso-position-horizontal:absolute;mso-position-horizontal-relative:text;mso-position-vertical:absolute;mso-position-vertical-relative:text;v-text-anchor:top" o:gfxdata="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" o:allowincell="f" strokecolor="white">
+          <v:textbox style="mso-next-textbox:#Rectángulo 1909324545">
             <w:txbxContent>
               <w:p>
                 <w:pPr>
@@ -6477,8 +8045,8 @@
         <w:noProof/>
       </w:rPr>
       <w:pict w14:anchorId="35624903">
-        <v:rect id="Rectángulo 1909324548" o:spid="_x0000_s1041" style="position:absolute;margin-left:.15pt;margin-top:12.6pt;width:484.7pt;height:35.4pt;z-index:-251655168;visibility:visible;mso-wrap-style:square;mso-wrap-distance-left:8.6pt;mso-wrap-distance-top:3.15pt;mso-wrap-distance-right:9.9pt;mso-wrap-distance-bottom:5.35pt;mso-position-horizontal:absolute;mso-position-horizontal-relative:text;mso-position-vertical:absolute;mso-position-vertical-relative:text;v-text-anchor:top" o:gfxdata="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" o:allowincell="f" strokecolor="white">
-          <v:textbox>
+        <v:rect id="Rectángulo 1909324548" o:spid="_x0000_s1041" style="position:absolute;margin-left:.15pt;margin-top:12.6pt;width:484.7pt;height:35.4pt;z-index:-251659264;visibility:visible;mso-wrap-style:square;mso-wrap-distance-left:8.6pt;mso-wrap-distance-top:3.15pt;mso-wrap-distance-right:9.9pt;mso-wrap-distance-bottom:5.35pt;mso-position-horizontal:absolute;mso-position-horizontal-relative:text;mso-position-vertical:absolute;mso-position-vertical-relative:text;v-text-anchor:top" o:gfxdata="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" o:allowincell="f" strokecolor="white">
+          <v:textbox style="mso-next-textbox:#Rectángulo 1909324548">
             <w:txbxContent>
               <w:p>
                 <w:pPr>
@@ -6518,7 +8086,15 @@
                   </w:rPr>
                 </w:pPr>
                 <w:r>
-                  <w:t>I.E.S. Albarregas       2º DAM</w:t>
+                  <w:t xml:space="preserve">I.E.S. </w:t>
+                </w:r>
+                <w:proofErr w:type="spellStart"/>
+                <w:r>
+                  <w:t>Albarregas</w:t>
+                </w:r>
+                <w:proofErr w:type="spellEnd"/>
+                <w:r>
+                  <w:t xml:space="preserve">       2º DAM</w:t>
                 </w:r>
               </w:p>
               <w:p>
@@ -6537,7 +8113,7 @@
         <w:noProof/>
       </w:rPr>
       <w:pict w14:anchorId="641F73A3">
-        <v:rect id="Rectángulo 1909324544" o:spid="_x0000_s1040" style="position:absolute;margin-left:435.35pt;margin-top:-24.2pt;width:33.2pt;height:21.5pt;z-index:-251653120;visibility:visible;mso-wrap-style:square;mso-wrap-distance-left:8.6pt;mso-wrap-distance-top:3.2pt;mso-wrap-distance-right:9.9pt;mso-wrap-distance-bottom:4.15pt;mso-position-horizontal:absolute;mso-position-horizontal-relative:text;mso-position-vertical:absolute;mso-position-vertical-relative:text;v-text-anchor:top" o:gfxdata="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" o:allowincell="f" strokecolor="white">
+        <v:rect id="Rectángulo 1909324544" o:spid="_x0000_s1040" style="position:absolute;margin-left:435.35pt;margin-top:-24.2pt;width:33.2pt;height:21.5pt;z-index:-251657216;visibility:visible;mso-wrap-style:square;mso-wrap-distance-left:8.6pt;mso-wrap-distance-top:3.2pt;mso-wrap-distance-right:9.9pt;mso-wrap-distance-bottom:4.15pt;mso-position-horizontal:absolute;mso-position-horizontal-relative:text;mso-position-vertical:absolute;mso-position-vertical-relative:text;v-text-anchor:top" o:gfxdata="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" o:allowincell="f" strokecolor="white">
           <v:textbox>
             <w:txbxContent>
               <w:p>
@@ -6582,7 +8158,7 @@
 </w:hdr>
 </file>
 
-<file path=word/header3.xml><?xml version="1.0" encoding="utf-8"?>
+<file path=word/header2.xml><?xml version="1.0" encoding="utf-8"?>
 <w:hdr xmlns:wpc="http://schemas.microsoft.com/office/word/2010/wordprocessingCanvas" xmlns:cx="http://schemas.microsoft.com/office/drawing/2014/chartex" xmlns:cx1="http://schemas.microsoft.com/office/drawing/2015/9/8/chartex" xmlns:cx2="http://schemas.microsoft.com/office/drawing/2015/10/21/chartex" xmlns:cx3="http://schemas.microsoft.com/office/drawing/2016/5/9/chartex" xmlns:cx4="http://schemas.microsoft.com/office/drawing/2016/5/10/chartex" xmlns:cx5="http://schemas.microsoft.com/office/drawing/2016/5/11/chartex" xmlns:cx6="http://schemas.microsoft.com/office/drawing/2016/5/12/chartex" xmlns:cx7="http://schemas.microsoft.com/office/drawing/2016/5/13/chartex" xmlns:cx8="http://schemas.microsoft.com/office/drawing/2016/5/14/chartex" xmlns:mc="http://schemas.openxmlformats.org/markup-compatibility/2006" xmlns:aink="http://schemas.microsoft.com/office/drawing/2016/ink" xmlns:am3d="http://schemas.microsoft.com/office/drawing/2017/model3d" xmlns:o="urn:schemas-microsoft-com:office:office" xmlns:oel="http://schemas.microsoft.com/office/2019/extlst" xmlns:r="http://schemas.openxmlformats.org/officeDocument/2006/relationships" xmlns:m="http://schemas.openxmlformats.org/officeDocument/2006/math" xmlns:v="urn:schemas-microsoft-com:vml" xmlns:wp14="http://schemas.microsoft.com/office/word/2010/wordprocessingDrawing" xmlns:wp="http://schemas.openxmlformats.org/drawingml/2006/wordprocessingDrawing" xmlns:w10="urn:schemas-microsoft-com:office:word" xmlns:w="http://schemas.openxmlformats.org/wordprocessingml/2006/main" xmlns:w14="http://schemas.microsoft.com/office/word/2010/wordml" xmlns:w15="http://schemas.microsoft.com/office/word/2012/wordml" xmlns:w16cex="http://schemas.microsoft.com/office/word/2018/wordml/cex" xmlns:w16cid="http://schemas.microsoft.com/office/word/2016/wordml/cid" xmlns:w16="http://schemas.microsoft.com/office/word/2018/wordml" xmlns:w16du="http://schemas.microsoft.com/office/word/2023/wordml/word16du" xmlns:w16sdtdh="http://schemas.microsoft.com/office/word/2020/wordml/sdtdatahash" xmlns:w16sdtfl="http://schemas.microsoft.com/office/word/2024/wordml/sdtformatlock" xmlns:w16se="http://schemas.microsoft.com/office/word/2015/wordml/symex" xmlns:wpg="http://schemas.microsoft.com/office/word/2010/wordprocessingGroup" xmlns:wpi="http://schemas.microsoft.com/office/word/2010/wordprocessingInk" xmlns:wne="http://schemas.microsoft.com/office/word/2006/wordml" xmlns:wps="http://schemas.microsoft.com/office/word/2010/wordprocessingShape" mc:Ignorable="w14 w15 w16se w16cid w16 w16cex w16sdtdh w16sdtfl w16du wp14">
   <w:p>
     <w:pPr>
@@ -6601,8 +8177,10 @@
         <w:noProof/>
       </w:rPr>
       <w:pict w14:anchorId="735E4B38">
-        <v:shape id="_x0000_s1039" style="position:absolute;margin-left:-68.25pt;margin-top:-27pt;width:558pt;height:79.8pt;z-index:-251668480;visibility:visible;mso-wrap-style:square;mso-wrap-distance-left:0;mso-wrap-distance-top:0;mso-wrap-distance-right:0;mso-wrap-distance-bottom:0;mso-position-horizontal:absolute;mso-position-horizontal-relative:text;mso-position-vertical:absolute;mso-position-vertical-relative:text;v-text-anchor:top" coordsize="6677025,711835" o:gfxdata="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" path="m6676644,r-13716,l6662928,12192r,330708l6662928,355092r,344424l800100,699516r,-344424l5330952,355092r12192,l5952744,355092r12192,l6662928,355092r,-12192l5964936,342900r,-330708l6662928,12192r,-12192l5964936,r-12192,l5952744,12192r,330708l5343144,342900r,-330708l5952744,12192r,-12192l5343144,r-12192,l5330952,12192r,330708l800100,342900r,-330708l5330952,12192r,-12192l800100,,786384,r,12192l786384,342900r,12192l786384,699516r-774192,l12192,12192r774192,l786384,,12192,,,,,12192,,699516r,12192l12192,711708r774192,l800100,711708r5862828,l6676644,711708r,-12192l6676644,355092r,-12192l6676644,12192r,-12192xe" fillcolor="black" stroked="f" strokeweight="0">
-          <v:path arrowok="t" textboxrect="0,0,6677623,712281"/>
+        <v:shape id="_x0000_s1039" style="position:absolute;margin-left:-68.25pt;margin-top:-27pt;width:558pt;height:79.8pt;z-index:-251668480;visibility:visible;mso-wrap-style:square;mso-wrap-distance-left:0;mso-wrap-distance-top:0;mso-wrap-distance-right:0;mso-wrap-distance-bottom:0;mso-position-horizontal:absolute;mso-position-horizontal-relative:text;mso-position-vertical:absolute;mso-position-vertical-relative:text;v-text-anchor:top" coordsize="6677025,711835" o:spt="100" o:gfxdata="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" adj="0,,0" path="m6676644,r-13716,l6662928,12192r,330708l6662928,355092r,344424l800100,699516r,-344424l5330952,355092r12192,l5952744,355092r12192,l6662928,355092r,-12192l5964936,342900r,-330708l6662928,12192r,-12192l5964936,r-12192,l5952744,12192r,330708l5343144,342900r,-330708l5952744,12192r,-12192l5343144,r-12192,l5330952,12192r,330708l800100,342900r,-330708l5330952,12192r,-12192l800100,,786384,r,12192l786384,342900r,12192l786384,699516r-774192,l12192,12192r774192,l786384,,12192,,,,,12192,,699516r,12192l12192,711708r774192,l800100,711708r5862828,l6676644,711708r,-12192l6676644,355092r,-12192l6676644,12192r,-12192xe" fillcolor="black" stroked="f" strokeweight="0">
+          <v:stroke joinstyle="round"/>
+          <v:formulas/>
+          <v:path arrowok="t" o:connecttype="segments" textboxrect="0,0,6677623,712281"/>
         </v:shape>
       </w:pict>
     </w:r>
@@ -6647,7 +8225,7 @@
         <w:noProof/>
       </w:rPr>
       <w:drawing>
-        <wp:anchor distT="0" distB="0" distL="0" distR="0" simplePos="0" relativeHeight="251652096" behindDoc="1" locked="0" layoutInCell="1" allowOverlap="1" wp14:anchorId="39DAE22D" wp14:editId="1D23BC01">
+        <wp:anchor distT="0" distB="0" distL="0" distR="0" simplePos="0" relativeHeight="251641856" behindDoc="1" locked="0" layoutInCell="1" allowOverlap="1" wp14:anchorId="39DAE22D" wp14:editId="65E52F08">
           <wp:simplePos x="0" y="0"/>
           <wp:positionH relativeFrom="column">
             <wp:posOffset>-821055</wp:posOffset>
@@ -6698,7 +8276,7 @@
         <w:noProof/>
       </w:rPr>
       <w:pict w14:anchorId="3E44D052">
-        <v:rect id="_x0000_s1037" style="position:absolute;margin-left:.15pt;margin-top:-24.2pt;width:375.2pt;height:21.5pt;z-index:-251656192;visibility:visible;mso-wrap-style:square;mso-wrap-distance-left:8.6pt;mso-wrap-distance-top:3.2pt;mso-wrap-distance-right:9.9pt;mso-wrap-distance-bottom:4.15pt;mso-position-horizontal:absolute;mso-position-horizontal-relative:text;mso-position-vertical:absolute;mso-position-vertical-relative:text;v-text-anchor:top" o:gfxdata="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" o:allowincell="f" strokecolor="white">
+        <v:rect id="_x0000_s1037" style="position:absolute;margin-left:.15pt;margin-top:-24.2pt;width:375.2pt;height:21.5pt;z-index:-251660288;visibility:visible;mso-wrap-style:square;mso-wrap-distance-left:8.6pt;mso-wrap-distance-top:3.2pt;mso-wrap-distance-right:9.9pt;mso-wrap-distance-bottom:4.15pt;mso-position-horizontal:absolute;mso-position-horizontal-relative:text;mso-position-vertical:absolute;mso-position-vertical-relative:text;v-text-anchor:top" o:gfxdata="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" o:allowincell="f" strokecolor="white">
           <v:textbox>
             <w:txbxContent>
               <w:p>
@@ -6732,7 +8310,7 @@
         <w:noProof/>
       </w:rPr>
       <w:pict w14:anchorId="1EB9E67B">
-        <v:rect id="_x0000_s1036" style="position:absolute;margin-left:.15pt;margin-top:12.6pt;width:484.7pt;height:35.4pt;z-index:-251654144;visibility:visible;mso-wrap-style:square;mso-wrap-distance-left:8.6pt;mso-wrap-distance-top:3.15pt;mso-wrap-distance-right:9.9pt;mso-wrap-distance-bottom:5.35pt;mso-position-horizontal:absolute;mso-position-horizontal-relative:text;mso-position-vertical:absolute;mso-position-vertical-relative:text;v-text-anchor:top" o:gfxdata="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" o:allowincell="f" strokecolor="white">
+        <v:rect id="_x0000_s1036" style="position:absolute;margin-left:.15pt;margin-top:12.6pt;width:484.7pt;height:35.4pt;z-index:-251658240;visibility:visible;mso-wrap-style:square;mso-wrap-distance-left:8.6pt;mso-wrap-distance-top:3.15pt;mso-wrap-distance-right:9.9pt;mso-wrap-distance-bottom:5.35pt;mso-position-horizontal:absolute;mso-position-horizontal-relative:text;mso-position-vertical:absolute;mso-position-vertical-relative:text;v-text-anchor:top" o:gfxdata="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" o:allowincell="f" strokecolor="white">
           <v:textbox>
             <w:txbxContent>
               <w:p>
@@ -6773,7 +8351,15 @@
                   </w:rPr>
                 </w:pPr>
                 <w:r>
-                  <w:t>I.E.S. Albarregas       2º DAM</w:t>
+                  <w:t xml:space="preserve">I.E.S. </w:t>
+                </w:r>
+                <w:proofErr w:type="spellStart"/>
+                <w:r>
+                  <w:t>Albarregas</w:t>
+                </w:r>
+                <w:proofErr w:type="spellEnd"/>
+                <w:r>
+                  <w:t xml:space="preserve">       2º DAM</w:t>
                 </w:r>
               </w:p>
               <w:p>
@@ -6792,7 +8378,7 @@
         <w:noProof/>
       </w:rPr>
       <w:pict w14:anchorId="07667DD2">
-        <v:rect id="_x0000_s1035" style="position:absolute;margin-left:435.35pt;margin-top:-24.2pt;width:33.2pt;height:21.5pt;z-index:-251652096;visibility:visible;mso-wrap-style:square;mso-wrap-distance-left:8.6pt;mso-wrap-distance-top:3.2pt;mso-wrap-distance-right:9.9pt;mso-wrap-distance-bottom:4.15pt;mso-position-horizontal:absolute;mso-position-horizontal-relative:text;mso-position-vertical:absolute;mso-position-vertical-relative:text;v-text-anchor:top" o:gfxdata="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" o:allowincell="f" strokecolor="white">
+        <v:rect id="_x0000_s1035" style="position:absolute;margin-left:435.35pt;margin-top:-24.2pt;width:33.2pt;height:21.5pt;z-index:-251656192;visibility:visible;mso-wrap-style:square;mso-wrap-distance-left:8.6pt;mso-wrap-distance-top:3.2pt;mso-wrap-distance-right:9.9pt;mso-wrap-distance-bottom:4.15pt;mso-position-horizontal:absolute;mso-position-horizontal-relative:text;mso-position-vertical:absolute;mso-position-vertical-relative:text;v-text-anchor:top" o:gfxdata="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" o:allowincell="f" strokecolor="white">
           <v:textbox>
             <w:txbxContent>
               <w:p>
@@ -6837,7 +8423,7 @@
 </w:hdr>
 </file>
 
-<file path=word/header4.xml><?xml version="1.0" encoding="utf-8"?>
+<file path=word/header3.xml><?xml version="1.0" encoding="utf-8"?>
 <w:hdr xmlns:wpc="http://schemas.microsoft.com/office/word/2010/wordprocessingCanvas" xmlns:cx="http://schemas.microsoft.com/office/drawing/2014/chartex" xmlns:cx1="http://schemas.microsoft.com/office/drawing/2015/9/8/chartex" xmlns:cx2="http://schemas.microsoft.com/office/drawing/2015/10/21/chartex" xmlns:cx3="http://schemas.microsoft.com/office/drawing/2016/5/9/chartex" xmlns:cx4="http://schemas.microsoft.com/office/drawing/2016/5/10/chartex" xmlns:cx5="http://schemas.microsoft.com/office/drawing/2016/5/11/chartex" xmlns:cx6="http://schemas.microsoft.com/office/drawing/2016/5/12/chartex" xmlns:cx7="http://schemas.microsoft.com/office/drawing/2016/5/13/chartex" xmlns:cx8="http://schemas.microsoft.com/office/drawing/2016/5/14/chartex" xmlns:mc="http://schemas.openxmlformats.org/markup-compatibility/2006" xmlns:aink="http://schemas.microsoft.com/office/drawing/2016/ink" xmlns:am3d="http://schemas.microsoft.com/office/drawing/2017/model3d" xmlns:o="urn:schemas-microsoft-com:office:office" xmlns:oel="http://schemas.microsoft.com/office/2019/extlst" xmlns:r="http://schemas.openxmlformats.org/officeDocument/2006/relationships" xmlns:m="http://schemas.openxmlformats.org/officeDocument/2006/math" xmlns:v="urn:schemas-microsoft-com:vml" xmlns:wp14="http://schemas.microsoft.com/office/word/2010/wordprocessingDrawing" xmlns:wp="http://schemas.openxmlformats.org/drawingml/2006/wordprocessingDrawing" xmlns:w10="urn:schemas-microsoft-com:office:word" xmlns:w="http://schemas.openxmlformats.org/wordprocessingml/2006/main" xmlns:w14="http://schemas.microsoft.com/office/word/2010/wordml" xmlns:w15="http://schemas.microsoft.com/office/word/2012/wordml" xmlns:w16cex="http://schemas.microsoft.com/office/word/2018/wordml/cex" xmlns:w16cid="http://schemas.microsoft.com/office/word/2016/wordml/cid" xmlns:w16="http://schemas.microsoft.com/office/word/2018/wordml" xmlns:w16du="http://schemas.microsoft.com/office/word/2023/wordml/word16du" xmlns:w16sdtdh="http://schemas.microsoft.com/office/word/2020/wordml/sdtdatahash" xmlns:w16sdtfl="http://schemas.microsoft.com/office/word/2024/wordml/sdtformatlock" xmlns:w16se="http://schemas.microsoft.com/office/word/2015/wordml/symex" xmlns:wpg="http://schemas.microsoft.com/office/word/2010/wordprocessingGroup" xmlns:wpi="http://schemas.microsoft.com/office/word/2010/wordprocessingInk" xmlns:wne="http://schemas.microsoft.com/office/word/2006/wordml" xmlns:wps="http://schemas.microsoft.com/office/word/2010/wordprocessingShape" mc:Ignorable="w14 w15 w16se w16cid w16 w16cex w16sdtdh w16sdtfl w16du wp14">
   <w:p>
     <w:pPr>
@@ -6847,7 +8433,7 @@
 </w:hdr>
 </file>
 
-<file path=word/header5.xml><?xml version="1.0" encoding="utf-8"?>
+<file path=word/header4.xml><?xml version="1.0" encoding="utf-8"?>
 <w:hdr xmlns:wpc="http://schemas.microsoft.com/office/word/2010/wordprocessingCanvas" xmlns:cx="http://schemas.microsoft.com/office/drawing/2014/chartex" xmlns:cx1="http://schemas.microsoft.com/office/drawing/2015/9/8/chartex" xmlns:cx2="http://schemas.microsoft.com/office/drawing/2015/10/21/chartex" xmlns:cx3="http://schemas.microsoft.com/office/drawing/2016/5/9/chartex" xmlns:cx4="http://schemas.microsoft.com/office/drawing/2016/5/10/chartex" xmlns:cx5="http://schemas.microsoft.com/office/drawing/2016/5/11/chartex" xmlns:cx6="http://schemas.microsoft.com/office/drawing/2016/5/12/chartex" xmlns:cx7="http://schemas.microsoft.com/office/drawing/2016/5/13/chartex" xmlns:cx8="http://schemas.microsoft.com/office/drawing/2016/5/14/chartex" xmlns:mc="http://schemas.openxmlformats.org/markup-compatibility/2006" xmlns:aink="http://schemas.microsoft.com/office/drawing/2016/ink" xmlns:am3d="http://schemas.microsoft.com/office/drawing/2017/model3d" xmlns:o="urn:schemas-microsoft-com:office:office" xmlns:oel="http://schemas.microsoft.com/office/2019/extlst" xmlns:r="http://schemas.openxmlformats.org/officeDocument/2006/relationships" xmlns:m="http://schemas.openxmlformats.org/officeDocument/2006/math" xmlns:v="urn:schemas-microsoft-com:vml" xmlns:wp14="http://schemas.microsoft.com/office/word/2010/wordprocessingDrawing" xmlns:wp="http://schemas.openxmlformats.org/drawingml/2006/wordprocessingDrawing" xmlns:w10="urn:schemas-microsoft-com:office:word" xmlns:w="http://schemas.openxmlformats.org/wordprocessingml/2006/main" xmlns:w14="http://schemas.microsoft.com/office/word/2010/wordml" xmlns:w15="http://schemas.microsoft.com/office/word/2012/wordml" xmlns:w16cex="http://schemas.microsoft.com/office/word/2018/wordml/cex" xmlns:w16cid="http://schemas.microsoft.com/office/word/2016/wordml/cid" xmlns:w16="http://schemas.microsoft.com/office/word/2018/wordml" xmlns:w16du="http://schemas.microsoft.com/office/word/2023/wordml/word16du" xmlns:w16sdtdh="http://schemas.microsoft.com/office/word/2020/wordml/sdtdatahash" xmlns:w16sdtfl="http://schemas.microsoft.com/office/word/2024/wordml/sdtformatlock" xmlns:w16se="http://schemas.microsoft.com/office/word/2015/wordml/symex" xmlns:wpg="http://schemas.microsoft.com/office/word/2010/wordprocessingGroup" xmlns:wpi="http://schemas.microsoft.com/office/word/2010/wordprocessingInk" xmlns:wne="http://schemas.microsoft.com/office/word/2006/wordml" xmlns:wps="http://schemas.microsoft.com/office/word/2010/wordprocessingShape" mc:Ignorable="w14 w15 w16se w16cid w16 w16cex w16sdtdh w16sdtfl w16du wp14">
   <w:p>
     <w:pPr>
@@ -6865,10 +8451,36 @@
       <w:rPr>
         <w:noProof/>
       </w:rPr>
-      <w:pict w14:anchorId="113B68E3">
-        <v:shape id="Forma libre: forma 256703785" o:spid="_x0000_s1034" style="position:absolute;margin-left:-68.25pt;margin-top:-27pt;width:558pt;height:79.8pt;z-index:-251663360;visibility:visible;mso-wrap-style:square;mso-wrap-distance-left:0;mso-wrap-distance-top:0;mso-wrap-distance-right:0;mso-wrap-distance-bottom:0;mso-position-horizontal:absolute;mso-position-horizontal-relative:text;mso-position-vertical:absolute;mso-position-vertical-relative:text;v-text-anchor:top" coordsize="6677025,711835" o:gfxdata="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" path="m6676644,r-13716,l6662928,12192r,330708l6662928,355092r,344424l800100,699516r,-344424l5330952,355092r12192,l5952744,355092r12192,l6662928,355092r,-12192l5964936,342900r,-330708l6662928,12192r,-12192l5964936,r-12192,l5952744,12192r,330708l5343144,342900r,-330708l5952744,12192r,-12192l5343144,r-12192,l5330952,12192r,330708l800100,342900r,-330708l5330952,12192r,-12192l800100,,786384,r,12192l786384,342900r,12192l786384,699516r-774192,l12192,12192r774192,l786384,,12192,,,,,12192,,699516r,12192l12192,711708r774192,l800100,711708r5862828,l6676644,711708r,-12192l6676644,355092r,-12192l6676644,12192r,-12192xe" fillcolor="black" stroked="f" strokeweight="0">
-          <v:path arrowok="t" textboxrect="0,0,6677623,712281"/>
-        </v:shape>
+      <w:pict w14:anchorId="3E9272BB">
+        <v:rect id="Rectángulo 1145756082" o:spid="_x0000_s1030" style="position:absolute;margin-left:444pt;margin-top:-17.85pt;width:33.2pt;height:21.5pt;z-index:-251651072;visibility:visible;mso-wrap-style:square;mso-wrap-distance-left:8.6pt;mso-wrap-distance-top:3.2pt;mso-wrap-distance-right:9.9pt;mso-wrap-distance-bottom:4.15pt;mso-position-horizontal-relative:text;mso-position-vertical-relative:text;v-text-anchor:top" o:gfxdata="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" o:allowincell="f" strokecolor="white">
+          <v:textbox style="mso-next-textbox:#Rectángulo 1145756082">
+            <w:txbxContent>
+              <w:p>
+                <w:pPr>
+                  <w:pStyle w:val="Contenidodelmarco"/>
+                  <w:spacing w:line="276" w:lineRule="auto"/>
+                </w:pPr>
+                <w:r>
+                  <w:rPr>
+                    <w:rFonts w:ascii="Cambria" w:eastAsia="Cambria" w:hAnsi="Cambria" w:cs="Cambria"/>
+                    <w:color w:val="000000"/>
+                    <w:sz w:val="22"/>
+                  </w:rPr>
+                  <w:t xml:space="preserve">V </w:t>
+                </w:r>
+                <w:r>
+                  <w:rPr>
+                    <w:rFonts w:ascii="Cambria" w:eastAsia="Cambria" w:hAnsi="Cambria" w:cs="Cambria"/>
+                    <w:color w:val="000000"/>
+                    <w:sz w:val="22"/>
+                  </w:rPr>
+                  <w:t>4</w:t>
+                </w:r>
+              </w:p>
+            </w:txbxContent>
+          </v:textbox>
+          <w10:wrap type="square"/>
+        </v:rect>
       </w:pict>
     </w:r>
     <w:r>
@@ -6876,8 +8488,8 @@
         <w:noProof/>
       </w:rPr>
       <w:pict w14:anchorId="0EA51DBE">
-        <v:rect id="Rectángulo 1327909884" o:spid="_x0000_s1033" style="position:absolute;margin-left:382.15pt;margin-top:-24.2pt;width:45pt;height:23pt;z-index:-251661312;visibility:visible;mso-wrap-style:square;mso-wrap-distance-left:9pt;mso-wrap-distance-top:3.6pt;mso-wrap-distance-right:9pt;mso-wrap-distance-bottom:3.6pt;mso-position-horizontal:absolute;mso-position-horizontal-relative:text;mso-position-vertical:absolute;mso-position-vertical-relative:text;v-text-anchor:top" o:gfxdata="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" o:allowincell="f" strokecolor="white">
-          <v:textbox>
+        <v:rect id="Rectángulo 1327909884" o:spid="_x0000_s1033" style="position:absolute;margin-left:381pt;margin-top:-17.85pt;width:45pt;height:23pt;z-index:-251663360;visibility:visible;mso-wrap-style:square;mso-wrap-distance-left:9pt;mso-wrap-distance-top:3.6pt;mso-wrap-distance-right:9pt;mso-wrap-distance-bottom:3.6pt;mso-position-horizontal-relative:text;mso-position-vertical-relative:text;v-text-anchor:top" wrapcoords="-360 -697 -360 21600 21960 21600 21960 -697 -360 -697" o:gfxdata="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" o:allowincell="f" strokecolor="white">
+          <v:textbox style="mso-next-textbox:#Rectángulo 1327909884">
             <w:txbxContent>
               <w:p>
                 <w:pPr>
@@ -6898,7 +8510,7 @@
                     <w:sz w:val="14"/>
                     <w:szCs w:val="14"/>
                   </w:rPr>
-                  <w:t>05/11/25</w:t>
+                  <w:t>1911/25</w:t>
                 </w:r>
               </w:p>
             </w:txbxContent>
@@ -6911,94 +8523,9 @@
       <w:rPr>
         <w:noProof/>
       </w:rPr>
-      <w:drawing>
-        <wp:anchor distT="0" distB="0" distL="0" distR="0" simplePos="0" relativeHeight="251657216" behindDoc="1" locked="0" layoutInCell="1" allowOverlap="1" wp14:anchorId="080854C9" wp14:editId="42A9591E">
-          <wp:simplePos x="0" y="0"/>
-          <wp:positionH relativeFrom="column">
-            <wp:posOffset>-821055</wp:posOffset>
-          </wp:positionH>
-          <wp:positionV relativeFrom="paragraph">
-            <wp:posOffset>-220980</wp:posOffset>
-          </wp:positionV>
-          <wp:extent cx="769620" cy="769620"/>
-          <wp:effectExtent l="0" t="0" r="0" b="0"/>
-          <wp:wrapNone/>
-          <wp:docPr id="23" name="Imagen8"/>
-          <wp:cNvGraphicFramePr>
-            <a:graphicFrameLocks xmlns:a="http://schemas.openxmlformats.org/drawingml/2006/main" noChangeAspect="1"/>
-          </wp:cNvGraphicFramePr>
-          <a:graphic xmlns:a="http://schemas.openxmlformats.org/drawingml/2006/main">
-            <a:graphicData uri="http://schemas.openxmlformats.org/drawingml/2006/picture">
-              <pic:pic xmlns:pic="http://schemas.openxmlformats.org/drawingml/2006/picture">
-                <pic:nvPicPr>
-                  <pic:cNvPr id="23" name="Imagen8"/>
-                  <pic:cNvPicPr>
-                    <a:picLocks noChangeAspect="1" noChangeArrowheads="1"/>
-                  </pic:cNvPicPr>
-                </pic:nvPicPr>
-                <pic:blipFill>
-                  <a:blip r:embed="rId1"/>
-                  <a:stretch>
-                    <a:fillRect/>
-                  </a:stretch>
-                </pic:blipFill>
-                <pic:spPr bwMode="auto">
-                  <a:xfrm>
-                    <a:off x="0" y="0"/>
-                    <a:ext cx="769620" cy="769620"/>
-                  </a:xfrm>
-                  <a:prstGeom prst="rect">
-                    <a:avLst/>
-                  </a:prstGeom>
-                  <a:noFill/>
-                </pic:spPr>
-              </pic:pic>
-            </a:graphicData>
-          </a:graphic>
-        </wp:anchor>
-      </w:drawing>
-    </w:r>
-    <w:r>
-      <w:rPr>
-        <w:noProof/>
-      </w:rPr>
-      <w:pict w14:anchorId="19FF5DE4">
-        <v:rect id="Rectángulo 198819268" o:spid="_x0000_s1032" style="position:absolute;margin-left:.15pt;margin-top:-24.2pt;width:375.2pt;height:21.5pt;z-index:-251651072;visibility:visible;mso-wrap-style:square;mso-wrap-distance-left:8.6pt;mso-wrap-distance-top:3.2pt;mso-wrap-distance-right:9.9pt;mso-wrap-distance-bottom:4.15pt;mso-position-horizontal:absolute;mso-position-horizontal-relative:text;mso-position-vertical:absolute;mso-position-vertical-relative:text;v-text-anchor:top" o:gfxdata="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" o:allowincell="f" strokecolor="white">
-          <v:textbox>
-            <w:txbxContent>
-              <w:p>
-                <w:pPr>
-                  <w:pStyle w:val="Contenidodelmarco"/>
-                  <w:spacing w:line="276" w:lineRule="auto"/>
-                  <w:jc w:val="center"/>
-                  <w:rPr>
-                    <w:rFonts w:asciiTheme="majorHAnsi" w:hAnsiTheme="majorHAnsi" w:cstheme="majorHAnsi"/>
-                    <w:sz w:val="22"/>
-                    <w:szCs w:val="22"/>
-                  </w:rPr>
-                </w:pPr>
-                <w:r>
-                  <w:rPr>
-                    <w:rFonts w:ascii="Calibri" w:hAnsi="Calibri"/>
-                    <w:sz w:val="22"/>
-                    <w:szCs w:val="22"/>
-                  </w:rPr>
-                  <w:t>Andres Fernandez Exposito | Diego Vivas Paredes |Joel Manuel García Villarino</w:t>
-                </w:r>
-              </w:p>
-            </w:txbxContent>
-          </v:textbox>
-          <w10:wrap type="square"/>
-        </v:rect>
-      </w:pict>
-    </w:r>
-    <w:r>
-      <w:rPr>
-        <w:noProof/>
-      </w:rPr>
       <w:pict w14:anchorId="60208D4F">
-        <v:rect id="Rectángulo 714868382" o:spid="_x0000_s1031" style="position:absolute;margin-left:.15pt;margin-top:12.6pt;width:484.7pt;height:35.4pt;z-index:-251649024;visibility:visible;mso-wrap-style:square;mso-wrap-distance-left:8.6pt;mso-wrap-distance-top:3.15pt;mso-wrap-distance-right:9.9pt;mso-wrap-distance-bottom:5.35pt;mso-position-horizontal:absolute;mso-position-horizontal-relative:text;mso-position-vertical:absolute;mso-position-vertical-relative:text;v-text-anchor:top" o:gfxdata="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" o:allowincell="f" strokecolor="white">
-          <v:textbox>
+        <v:rect id="Rectángulo 714868382" o:spid="_x0000_s1031" style="position:absolute;margin-left:.15pt;margin-top:12.8pt;width:484.7pt;height:37.5pt;z-index:-251653120;visibility:visible;mso-wrap-style:square;mso-wrap-distance-left:8.6pt;mso-wrap-distance-top:3.15pt;mso-wrap-distance-right:9.9pt;mso-wrap-distance-bottom:5.35pt;mso-position-horizontal-relative:text;mso-position-vertical-relative:text;v-text-anchor:top" o:gfxdata="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" o:allowincell="f" strokecolor="white">
+          <v:textbox style="mso-next-textbox:#Rectángulo 714868382">
             <w:txbxContent>
               <w:p>
                 <w:pPr>
@@ -7038,7 +8565,15 @@
                   </w:rPr>
                 </w:pPr>
                 <w:r>
-                  <w:t>I.E.S. Albarregas       2º DAM</w:t>
+                  <w:t xml:space="preserve">I.E.S. </w:t>
+                </w:r>
+                <w:proofErr w:type="spellStart"/>
+                <w:r>
+                  <w:t>Albarregas</w:t>
+                </w:r>
+                <w:proofErr w:type="spellEnd"/>
+                <w:r>
+                  <w:t xml:space="preserve">       2º DAM</w:t>
                 </w:r>
               </w:p>
               <w:p>
@@ -7056,22 +8591,91 @@
       <w:rPr>
         <w:noProof/>
       </w:rPr>
-      <w:pict w14:anchorId="3E9272BB">
-        <v:rect id="Rectángulo 1145756082" o:spid="_x0000_s1030" style="position:absolute;margin-left:435.35pt;margin-top:-24.2pt;width:33.2pt;height:21.5pt;z-index:-251646976;visibility:visible;mso-wrap-style:square;mso-wrap-distance-left:8.6pt;mso-wrap-distance-top:3.2pt;mso-wrap-distance-right:9.9pt;mso-wrap-distance-bottom:4.15pt;mso-position-horizontal:absolute;mso-position-horizontal-relative:text;mso-position-vertical:absolute;mso-position-vertical-relative:text;v-text-anchor:top" o:gfxdata="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" o:allowincell="f" strokecolor="white">
-          <v:textbox>
+      <w:pict w14:anchorId="113B68E3">
+        <v:shape id="Forma libre: forma 256703785" o:spid="_x0000_s1034" style="position:absolute;margin-left:-68.25pt;margin-top:-27pt;width:558pt;height:79.8pt;z-index:-251665408;visibility:visible;mso-wrap-style:square;mso-wrap-distance-left:0;mso-wrap-distance-top:0;mso-wrap-distance-right:0;mso-wrap-distance-bottom:0;mso-position-horizontal:absolute;mso-position-horizontal-relative:text;mso-position-vertical:absolute;mso-position-vertical-relative:text;v-text-anchor:top" coordsize="6677025,711835" o:spt="100" o:gfxdata="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" adj="0,,0" path="m6676644,r-13716,l6662928,12192r,330708l6662928,355092r,344424l800100,699516r,-344424l5330952,355092r12192,l5952744,355092r12192,l6662928,355092r,-12192l5964936,342900r,-330708l6662928,12192r,-12192l5964936,r-12192,l5952744,12192r,330708l5343144,342900r,-330708l5952744,12192r,-12192l5343144,r-12192,l5330952,12192r,330708l800100,342900r,-330708l5330952,12192r,-12192l800100,,786384,r,12192l786384,342900r,12192l786384,699516r-774192,l12192,12192r774192,l786384,,12192,,,,,12192,,699516r,12192l12192,711708r774192,l800100,711708r5862828,l6676644,711708r,-12192l6676644,355092r,-12192l6676644,12192r,-12192xe" fillcolor="black" stroked="f" strokeweight="0">
+          <v:stroke joinstyle="round"/>
+          <v:formulas/>
+          <v:path arrowok="t" o:connecttype="segments" textboxrect="0,0,6677623,712281"/>
+        </v:shape>
+      </w:pict>
+    </w:r>
+    <w:r>
+      <w:rPr>
+        <w:noProof/>
+      </w:rPr>
+      <w:drawing>
+        <wp:anchor distT="0" distB="0" distL="0" distR="0" simplePos="0" relativeHeight="251639808" behindDoc="1" locked="0" layoutInCell="1" allowOverlap="1" wp14:anchorId="080854C9" wp14:editId="0CDA1446">
+          <wp:simplePos x="0" y="0"/>
+          <wp:positionH relativeFrom="column">
+            <wp:posOffset>-821055</wp:posOffset>
+          </wp:positionH>
+          <wp:positionV relativeFrom="paragraph">
+            <wp:posOffset>-220980</wp:posOffset>
+          </wp:positionV>
+          <wp:extent cx="769620" cy="769620"/>
+          <wp:effectExtent l="0" t="0" r="0" b="0"/>
+          <wp:wrapNone/>
+          <wp:docPr id="571006911" name="Imagen8"/>
+          <wp:cNvGraphicFramePr>
+            <a:graphicFrameLocks xmlns:a="http://schemas.openxmlformats.org/drawingml/2006/main" noChangeAspect="1"/>
+          </wp:cNvGraphicFramePr>
+          <a:graphic xmlns:a="http://schemas.openxmlformats.org/drawingml/2006/main">
+            <a:graphicData uri="http://schemas.openxmlformats.org/drawingml/2006/picture">
+              <pic:pic xmlns:pic="http://schemas.openxmlformats.org/drawingml/2006/picture">
+                <pic:nvPicPr>
+                  <pic:cNvPr id="23" name="Imagen8"/>
+                  <pic:cNvPicPr>
+                    <a:picLocks noChangeAspect="1" noChangeArrowheads="1"/>
+                  </pic:cNvPicPr>
+                </pic:nvPicPr>
+                <pic:blipFill>
+                  <a:blip r:embed="rId1"/>
+                  <a:stretch>
+                    <a:fillRect/>
+                  </a:stretch>
+                </pic:blipFill>
+                <pic:spPr bwMode="auto">
+                  <a:xfrm>
+                    <a:off x="0" y="0"/>
+                    <a:ext cx="769620" cy="769620"/>
+                  </a:xfrm>
+                  <a:prstGeom prst="rect">
+                    <a:avLst/>
+                  </a:prstGeom>
+                  <a:noFill/>
+                </pic:spPr>
+              </pic:pic>
+            </a:graphicData>
+          </a:graphic>
+        </wp:anchor>
+      </w:drawing>
+    </w:r>
+    <w:r>
+      <w:rPr>
+        <w:noProof/>
+      </w:rPr>
+      <w:pict w14:anchorId="19FF5DE4">
+        <v:rect id="Rectángulo 198819268" o:spid="_x0000_s1032" style="position:absolute;margin-left:.15pt;margin-top:-24.2pt;width:375.2pt;height:21.5pt;z-index:-251655168;visibility:visible;mso-wrap-style:square;mso-wrap-distance-left:8.6pt;mso-wrap-distance-top:3.2pt;mso-wrap-distance-right:9.9pt;mso-wrap-distance-bottom:4.15pt;mso-position-horizontal:absolute;mso-position-horizontal-relative:text;mso-position-vertical:absolute;mso-position-vertical-relative:text;v-text-anchor:top" o:gfxdata="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" o:allowincell="f" strokecolor="white">
+          <v:textbox style="mso-next-textbox:#Rectángulo 198819268">
             <w:txbxContent>
               <w:p>
                 <w:pPr>
                   <w:pStyle w:val="Contenidodelmarco"/>
                   <w:spacing w:line="276" w:lineRule="auto"/>
+                  <w:jc w:val="center"/>
+                  <w:rPr>
+                    <w:rFonts w:asciiTheme="majorHAnsi" w:hAnsiTheme="majorHAnsi" w:cstheme="majorHAnsi"/>
+                    <w:sz w:val="22"/>
+                    <w:szCs w:val="22"/>
+                  </w:rPr>
                 </w:pPr>
                 <w:r>
                   <w:rPr>
-                    <w:rFonts w:ascii="Cambria" w:eastAsia="Cambria" w:hAnsi="Cambria" w:cs="Cambria"/>
-                    <w:color w:val="000000"/>
+                    <w:rFonts w:ascii="Calibri" w:hAnsi="Calibri"/>
                     <w:sz w:val="22"/>
+                    <w:szCs w:val="22"/>
                   </w:rPr>
-                  <w:t>V 2</w:t>
+                  <w:t>Andres Fernandez Exposito | Diego Vivas Paredes |Joel Manuel García Villarino</w:t>
                 </w:r>
               </w:p>
             </w:txbxContent>
@@ -7080,20 +8684,11 @@
         </v:rect>
       </w:pict>
     </w:r>
-    <w:r>
-      <w:rPr>
-        <w:rFonts w:ascii="Cambria" w:eastAsia="Cambria" w:hAnsi="Cambria" w:cs="Cambria"/>
-        <w:color w:val="000000"/>
-        <w:sz w:val="22"/>
-        <w:szCs w:val="22"/>
-      </w:rPr>
-      <w:tab/>
-    </w:r>
   </w:p>
 </w:hdr>
 </file>
 
-<file path=word/header6.xml><?xml version="1.0" encoding="utf-8"?>
+<file path=word/header5.xml><?xml version="1.0" encoding="utf-8"?>
 <w:hdr xmlns:wpc="http://schemas.microsoft.com/office/word/2010/wordprocessingCanvas" xmlns:cx="http://schemas.microsoft.com/office/drawing/2014/chartex" xmlns:cx1="http://schemas.microsoft.com/office/drawing/2015/9/8/chartex" xmlns:cx2="http://schemas.microsoft.com/office/drawing/2015/10/21/chartex" xmlns:cx3="http://schemas.microsoft.com/office/drawing/2016/5/9/chartex" xmlns:cx4="http://schemas.microsoft.com/office/drawing/2016/5/10/chartex" xmlns:cx5="http://schemas.microsoft.com/office/drawing/2016/5/11/chartex" xmlns:cx6="http://schemas.microsoft.com/office/drawing/2016/5/12/chartex" xmlns:cx7="http://schemas.microsoft.com/office/drawing/2016/5/13/chartex" xmlns:cx8="http://schemas.microsoft.com/office/drawing/2016/5/14/chartex" xmlns:mc="http://schemas.openxmlformats.org/markup-compatibility/2006" xmlns:aink="http://schemas.microsoft.com/office/drawing/2016/ink" xmlns:am3d="http://schemas.microsoft.com/office/drawing/2017/model3d" xmlns:o="urn:schemas-microsoft-com:office:office" xmlns:oel="http://schemas.microsoft.com/office/2019/extlst" xmlns:r="http://schemas.openxmlformats.org/officeDocument/2006/relationships" xmlns:m="http://schemas.openxmlformats.org/officeDocument/2006/math" xmlns:v="urn:schemas-microsoft-com:vml" xmlns:wp14="http://schemas.microsoft.com/office/word/2010/wordprocessingDrawing" xmlns:wp="http://schemas.openxmlformats.org/drawingml/2006/wordprocessingDrawing" xmlns:w10="urn:schemas-microsoft-com:office:word" xmlns:w="http://schemas.openxmlformats.org/wordprocessingml/2006/main" xmlns:w14="http://schemas.microsoft.com/office/word/2010/wordml" xmlns:w15="http://schemas.microsoft.com/office/word/2012/wordml" xmlns:w16cex="http://schemas.microsoft.com/office/word/2018/wordml/cex" xmlns:w16cid="http://schemas.microsoft.com/office/word/2016/wordml/cid" xmlns:w16="http://schemas.microsoft.com/office/word/2018/wordml" xmlns:w16du="http://schemas.microsoft.com/office/word/2023/wordml/word16du" xmlns:w16sdtdh="http://schemas.microsoft.com/office/word/2020/wordml/sdtdatahash" xmlns:w16sdtfl="http://schemas.microsoft.com/office/word/2024/wordml/sdtformatlock" xmlns:w16se="http://schemas.microsoft.com/office/word/2015/wordml/symex" xmlns:wpg="http://schemas.microsoft.com/office/word/2010/wordprocessingGroup" xmlns:wpi="http://schemas.microsoft.com/office/word/2010/wordprocessingInk" xmlns:wne="http://schemas.microsoft.com/office/word/2006/wordml" xmlns:wps="http://schemas.microsoft.com/office/word/2010/wordprocessingShape" mc:Ignorable="w14 w15 w16se w16cid w16 w16cex w16sdtdh w16sdtfl w16du wp14">
   <w:p>
     <w:pPr>
@@ -7112,8 +8707,10 @@
         <w:noProof/>
       </w:rPr>
       <w:pict w14:anchorId="208D6211">
-        <v:shape id="_x0000_s1029" style="position:absolute;margin-left:-68.25pt;margin-top:-27pt;width:558pt;height:79.8pt;z-index:-251662336;visibility:visible;mso-wrap-style:square;mso-wrap-distance-left:0;mso-wrap-distance-top:0;mso-wrap-distance-right:0;mso-wrap-distance-bottom:0;mso-position-horizontal:absolute;mso-position-horizontal-relative:text;mso-position-vertical:absolute;mso-position-vertical-relative:text;v-text-anchor:top" coordsize="6677025,711835" o:gfxdata="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" path="m6676644,r-13716,l6662928,12192r,330708l6662928,355092r,344424l800100,699516r,-344424l5330952,355092r12192,l5952744,355092r12192,l6662928,355092r,-12192l5964936,342900r,-330708l6662928,12192r,-12192l5964936,r-12192,l5952744,12192r,330708l5343144,342900r,-330708l5952744,12192r,-12192l5343144,r-12192,l5330952,12192r,330708l800100,342900r,-330708l5330952,12192r,-12192l800100,,786384,r,12192l786384,342900r,12192l786384,699516r-774192,l12192,12192r774192,l786384,,12192,,,,,12192,,699516r,12192l12192,711708r774192,l800100,711708r5862828,l6676644,711708r,-12192l6676644,355092r,-12192l6676644,12192r,-12192xe" fillcolor="black" stroked="f" strokeweight="0">
-          <v:path arrowok="t" textboxrect="0,0,6677623,712281"/>
+        <v:shape id="_x0000_s1029" style="position:absolute;margin-left:-68.25pt;margin-top:-27pt;width:558pt;height:79.8pt;z-index:-251664384;visibility:visible;mso-wrap-style:square;mso-wrap-distance-left:0;mso-wrap-distance-top:0;mso-wrap-distance-right:0;mso-wrap-distance-bottom:0;mso-position-horizontal:absolute;mso-position-horizontal-relative:text;mso-position-vertical:absolute;mso-position-vertical-relative:text;v-text-anchor:top" coordsize="6677025,711835" o:spt="100" o:gfxdata="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" adj="0,,0" path="m6676644,r-13716,l6662928,12192r,330708l6662928,355092r,344424l800100,699516r,-344424l5330952,355092r12192,l5952744,355092r12192,l6662928,355092r,-12192l5964936,342900r,-330708l6662928,12192r,-12192l5964936,r-12192,l5952744,12192r,330708l5343144,342900r,-330708l5952744,12192r,-12192l5343144,r-12192,l5330952,12192r,330708l800100,342900r,-330708l5330952,12192r,-12192l800100,,786384,r,12192l786384,342900r,12192l786384,699516r-774192,l12192,12192r774192,l786384,,12192,,,,,12192,,699516r,12192l12192,711708r774192,l800100,711708r5862828,l6676644,711708r,-12192l6676644,355092r,-12192l6676644,12192r,-12192xe" fillcolor="black" stroked="f" strokeweight="0">
+          <v:stroke joinstyle="round"/>
+          <v:formulas/>
+          <v:path arrowok="t" o:connecttype="segments" textboxrect="0,0,6677623,712281"/>
         </v:shape>
       </w:pict>
     </w:r>
@@ -7122,8 +8719,8 @@
         <w:noProof/>
       </w:rPr>
       <w:pict w14:anchorId="327FA63E">
-        <v:rect id="_x0000_s1028" style="position:absolute;margin-left:382.15pt;margin-top:-24.2pt;width:45pt;height:23pt;z-index:-251660288;visibility:visible;mso-wrap-style:square;mso-wrap-distance-left:9pt;mso-wrap-distance-top:3.6pt;mso-wrap-distance-right:9pt;mso-wrap-distance-bottom:3.6pt;mso-position-horizontal:absolute;mso-position-horizontal-relative:text;mso-position-vertical:absolute;mso-position-vertical-relative:text;v-text-anchor:top" o:gfxdata="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" o:allowincell="f" strokecolor="white">
-          <v:textbox>
+        <v:rect id="_x0000_s1028" style="position:absolute;margin-left:382.15pt;margin-top:-24.2pt;width:45pt;height:23pt;z-index:-251662336;visibility:visible;mso-wrap-style:square;mso-wrap-distance-left:9pt;mso-wrap-distance-top:3.6pt;mso-wrap-distance-right:9pt;mso-wrap-distance-bottom:3.6pt;mso-position-horizontal:absolute;mso-position-horizontal-relative:text;mso-position-vertical:absolute;mso-position-vertical-relative:text;v-text-anchor:top" o:gfxdata="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" o:allowincell="f" strokecolor="white">
+          <v:textbox style="mso-next-textbox:#_x0000_s1028">
             <w:txbxContent>
               <w:p>
                 <w:pPr>
@@ -7158,7 +8755,7 @@
         <w:noProof/>
       </w:rPr>
       <w:drawing>
-        <wp:anchor distT="0" distB="0" distL="0" distR="0" simplePos="0" relativeHeight="251658240" behindDoc="1" locked="0" layoutInCell="1" allowOverlap="1" wp14:anchorId="1F488003" wp14:editId="3B63BD6B">
+        <wp:anchor distT="0" distB="0" distL="0" distR="0" simplePos="0" relativeHeight="251644928" behindDoc="1" locked="0" layoutInCell="1" allowOverlap="1" wp14:anchorId="1F488003" wp14:editId="501BF6F5">
           <wp:simplePos x="0" y="0"/>
           <wp:positionH relativeFrom="column">
             <wp:posOffset>-821055</wp:posOffset>
@@ -7169,7 +8766,7 @@
           <wp:extent cx="769620" cy="769620"/>
           <wp:effectExtent l="0" t="0" r="0" b="0"/>
           <wp:wrapNone/>
-          <wp:docPr id="29" name="Imagen8"/>
+          <wp:docPr id="463471415" name="Imagen8"/>
           <wp:cNvGraphicFramePr>
             <a:graphicFrameLocks xmlns:a="http://schemas.openxmlformats.org/drawingml/2006/main" noChangeAspect="1"/>
           </wp:cNvGraphicFramePr>
@@ -7209,8 +8806,8 @@
         <w:noProof/>
       </w:rPr>
       <w:pict w14:anchorId="38B18F69">
-        <v:rect id="_x0000_s1027" style="position:absolute;margin-left:.15pt;margin-top:-24.2pt;width:375.2pt;height:21.5pt;z-index:-251650048;visibility:visible;mso-wrap-style:square;mso-wrap-distance-left:8.6pt;mso-wrap-distance-top:3.2pt;mso-wrap-distance-right:9.9pt;mso-wrap-distance-bottom:4.15pt;mso-position-horizontal:absolute;mso-position-horizontal-relative:text;mso-position-vertical:absolute;mso-position-vertical-relative:text;v-text-anchor:top" o:gfxdata="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" o:allowincell="f" strokecolor="white">
-          <v:textbox>
+        <v:rect id="_x0000_s1027" style="position:absolute;margin-left:.15pt;margin-top:-24.2pt;width:375.2pt;height:21.5pt;z-index:-251654144;visibility:visible;mso-wrap-style:square;mso-wrap-distance-left:8.6pt;mso-wrap-distance-top:3.2pt;mso-wrap-distance-right:9.9pt;mso-wrap-distance-bottom:4.15pt;mso-position-horizontal:absolute;mso-position-horizontal-relative:text;mso-position-vertical:absolute;mso-position-vertical-relative:text;v-text-anchor:top" o:gfxdata="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" o:allowincell="f" strokecolor="white">
+          <v:textbox style="mso-next-textbox:#_x0000_s1027">
             <w:txbxContent>
               <w:p>
                 <w:pPr>
@@ -7243,8 +8840,8 @@
         <w:noProof/>
       </w:rPr>
       <w:pict w14:anchorId="6ED686F7">
-        <v:rect id="_x0000_s1026" style="position:absolute;margin-left:.15pt;margin-top:12.6pt;width:484.7pt;height:35.4pt;z-index:-251648000;visibility:visible;mso-wrap-style:square;mso-wrap-distance-left:8.6pt;mso-wrap-distance-top:3.15pt;mso-wrap-distance-right:9.9pt;mso-wrap-distance-bottom:5.35pt;mso-position-horizontal:absolute;mso-position-horizontal-relative:text;mso-position-vertical:absolute;mso-position-vertical-relative:text;v-text-anchor:top" o:gfxdata="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" o:allowincell="f" strokecolor="white">
-          <v:textbox>
+        <v:rect id="_x0000_s1026" style="position:absolute;margin-left:.15pt;margin-top:12.6pt;width:484.7pt;height:35.4pt;z-index:-251652096;visibility:visible;mso-wrap-style:square;mso-wrap-distance-left:8.6pt;mso-wrap-distance-top:3.15pt;mso-wrap-distance-right:9.9pt;mso-wrap-distance-bottom:5.35pt;mso-position-horizontal:absolute;mso-position-horizontal-relative:text;mso-position-vertical:absolute;mso-position-vertical-relative:text;v-text-anchor:top" o:gfxdata="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" o:allowincell="f" strokecolor="white">
+          <v:textbox style="mso-next-textbox:#_x0000_s1026">
             <w:txbxContent>
               <w:p>
                 <w:pPr>
@@ -7284,7 +8881,15 @@
                   </w:rPr>
                 </w:pPr>
                 <w:r>
-                  <w:t>I.E.S. Albarregas       2º DAM</w:t>
+                  <w:t xml:space="preserve">I.E.S. </w:t>
+                </w:r>
+                <w:proofErr w:type="spellStart"/>
+                <w:r>
+                  <w:t>Albarregas</w:t>
+                </w:r>
+                <w:proofErr w:type="spellEnd"/>
+                <w:r>
+                  <w:t xml:space="preserve">       2º DAM</w:t>
                 </w:r>
               </w:p>
               <w:p>
@@ -7303,8 +8908,8 @@
         <w:noProof/>
       </w:rPr>
       <w:pict w14:anchorId="2069CAEB">
-        <v:rect id="_x0000_s1025" style="position:absolute;margin-left:435.35pt;margin-top:-24.2pt;width:33.2pt;height:21.5pt;z-index:-251645952;visibility:visible;mso-wrap-style:square;mso-wrap-distance-left:8.6pt;mso-wrap-distance-top:3.2pt;mso-wrap-distance-right:9.9pt;mso-wrap-distance-bottom:4.15pt;mso-position-horizontal:absolute;mso-position-horizontal-relative:text;mso-position-vertical:absolute;mso-position-vertical-relative:text;v-text-anchor:top" o:gfxdata="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" o:allowincell="f" strokecolor="white">
-          <v:textbox>
+        <v:rect id="_x0000_s1025" style="position:absolute;margin-left:435.35pt;margin-top:-24.2pt;width:33.2pt;height:21.5pt;z-index:-251650048;visibility:visible;mso-wrap-style:square;mso-wrap-distance-left:8.6pt;mso-wrap-distance-top:3.2pt;mso-wrap-distance-right:9.9pt;mso-wrap-distance-bottom:4.15pt;mso-position-horizontal:absolute;mso-position-horizontal-relative:text;mso-position-vertical:absolute;mso-position-vertical-relative:text;v-text-anchor:top" o:gfxdata="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" o:allowincell="f" strokecolor="white">
+          <v:textbox style="mso-next-textbox:#_x0000_s1025">
             <w:txbxContent>
               <w:p>
                 <w:pPr>
@@ -7339,6 +8944,544 @@
 </w:hdr>
 </file>
 
+<file path=word/header6.xml><?xml version="1.0" encoding="utf-8"?>
+<w:hdr xmlns:wpc="http://schemas.microsoft.com/office/word/2010/wordprocessingCanvas" xmlns:cx="http://schemas.microsoft.com/office/drawing/2014/chartex" xmlns:cx1="http://schemas.microsoft.com/office/drawing/2015/9/8/chartex" xmlns:cx2="http://schemas.microsoft.com/office/drawing/2015/10/21/chartex" xmlns:cx3="http://schemas.microsoft.com/office/drawing/2016/5/9/chartex" xmlns:cx4="http://schemas.microsoft.com/office/drawing/2016/5/10/chartex" xmlns:cx5="http://schemas.microsoft.com/office/drawing/2016/5/11/chartex" xmlns:cx6="http://schemas.microsoft.com/office/drawing/2016/5/12/chartex" xmlns:cx7="http://schemas.microsoft.com/office/drawing/2016/5/13/chartex" xmlns:cx8="http://schemas.microsoft.com/office/drawing/2016/5/14/chartex" xmlns:mc="http://schemas.openxmlformats.org/markup-compatibility/2006" xmlns:aink="http://schemas.microsoft.com/office/drawing/2016/ink" xmlns:am3d="http://schemas.microsoft.com/office/drawing/2017/model3d" xmlns:o="urn:schemas-microsoft-com:office:office" xmlns:oel="http://schemas.microsoft.com/office/2019/extlst" xmlns:r="http://schemas.openxmlformats.org/officeDocument/2006/relationships" xmlns:m="http://schemas.openxmlformats.org/officeDocument/2006/math" xmlns:v="urn:schemas-microsoft-com:vml" xmlns:wp14="http://schemas.microsoft.com/office/word/2010/wordprocessingDrawing" xmlns:wp="http://schemas.openxmlformats.org/drawingml/2006/wordprocessingDrawing" xmlns:w10="urn:schemas-microsoft-com:office:word" xmlns:w="http://schemas.openxmlformats.org/wordprocessingml/2006/main" xmlns:w14="http://schemas.microsoft.com/office/word/2010/wordml" xmlns:w15="http://schemas.microsoft.com/office/word/2012/wordml" xmlns:w16cex="http://schemas.microsoft.com/office/word/2018/wordml/cex" xmlns:w16cid="http://schemas.microsoft.com/office/word/2016/wordml/cid" xmlns:w16="http://schemas.microsoft.com/office/word/2018/wordml" xmlns:w16du="http://schemas.microsoft.com/office/word/2023/wordml/word16du" xmlns:w16sdtdh="http://schemas.microsoft.com/office/word/2020/wordml/sdtdatahash" xmlns:w16sdtfl="http://schemas.microsoft.com/office/word/2024/wordml/sdtformatlock" xmlns:w16se="http://schemas.microsoft.com/office/word/2015/wordml/symex" xmlns:wpg="http://schemas.microsoft.com/office/word/2010/wordprocessingGroup" xmlns:wpi="http://schemas.microsoft.com/office/word/2010/wordprocessingInk" xmlns:wne="http://schemas.microsoft.com/office/word/2006/wordml" xmlns:wps="http://schemas.microsoft.com/office/word/2010/wordprocessingShape" mc:Ignorable="w14 w15 w16se w16cid w16 w16cex w16sdtdh w16sdtfl w16du wp14">
+  <w:p>
+    <w:pPr>
+      <w:tabs>
+        <w:tab w:val="left" w:pos="795"/>
+        <w:tab w:val="center" w:pos="4680"/>
+        <w:tab w:val="left" w:pos="5928"/>
+      </w:tabs>
+      <w:spacing w:after="0" w:line="240" w:lineRule="auto"/>
+      <w:rPr>
+        <w:color w:val="000000"/>
+      </w:rPr>
+    </w:pPr>
+    <w:r>
+      <w:rPr>
+        <w:noProof/>
+      </w:rPr>
+      <w:pict w14:anchorId="0EA51DBE">
+        <v:rect id="_x0000_s1054" style="position:absolute;margin-left:500.9pt;margin-top:-21.3pt;width:45pt;height:23pt;z-index:-251643904;visibility:visible;mso-wrap-style:square;mso-wrap-distance-left:9pt;mso-wrap-distance-top:3.6pt;mso-wrap-distance-right:9pt;mso-wrap-distance-bottom:3.6pt;mso-position-horizontal-relative:text;mso-position-vertical-relative:text;v-text-anchor:top" wrapcoords="-360 -697 -360 21600 21960 21600 21960 -697 -360 -697" o:gfxdata="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" o:allowincell="f" strokecolor="white">
+          <v:textbox style="mso-next-textbox:#_x0000_s1054">
+            <w:txbxContent>
+              <w:p>
+                <w:pPr>
+                  <w:pStyle w:val="Contenidodelmarco"/>
+                  <w:spacing w:line="276" w:lineRule="auto"/>
+                  <w:jc w:val="center"/>
+                  <w:rPr>
+                    <w:b/>
+                    <w:sz w:val="14"/>
+                    <w:szCs w:val="14"/>
+                  </w:rPr>
+                </w:pPr>
+                <w:r>
+                  <w:rPr>
+                    <w:rFonts w:ascii="Arial" w:eastAsia="Arial" w:hAnsi="Arial" w:cs="Arial"/>
+                    <w:b/>
+                    <w:color w:val="000000"/>
+                    <w:sz w:val="14"/>
+                    <w:szCs w:val="14"/>
+                  </w:rPr>
+                  <w:t>19/11/25</w:t>
+                </w:r>
+              </w:p>
+            </w:txbxContent>
+          </v:textbox>
+          <w10:wrap type="tight"/>
+        </v:rect>
+      </w:pict>
+    </w:r>
+    <w:r>
+      <w:rPr>
+        <w:noProof/>
+      </w:rPr>
+      <w:drawing>
+        <wp:anchor distT="0" distB="0" distL="0" distR="0" simplePos="0" relativeHeight="251643904" behindDoc="1" locked="0" layoutInCell="1" allowOverlap="1" wp14:anchorId="1E1800E0" wp14:editId="4D8DB314">
+          <wp:simplePos x="0" y="0"/>
+          <wp:positionH relativeFrom="column">
+            <wp:posOffset>705282</wp:posOffset>
+          </wp:positionH>
+          <wp:positionV relativeFrom="paragraph">
+            <wp:posOffset>-250241</wp:posOffset>
+          </wp:positionV>
+          <wp:extent cx="769620" cy="769620"/>
+          <wp:effectExtent l="0" t="0" r="0" b="0"/>
+          <wp:wrapNone/>
+          <wp:docPr id="751792612" name="Imagen8"/>
+          <wp:cNvGraphicFramePr>
+            <a:graphicFrameLocks xmlns:a="http://schemas.openxmlformats.org/drawingml/2006/main" noChangeAspect="1"/>
+          </wp:cNvGraphicFramePr>
+          <a:graphic xmlns:a="http://schemas.openxmlformats.org/drawingml/2006/main">
+            <a:graphicData uri="http://schemas.openxmlformats.org/drawingml/2006/picture">
+              <pic:pic xmlns:pic="http://schemas.openxmlformats.org/drawingml/2006/picture">
+                <pic:nvPicPr>
+                  <pic:cNvPr id="23" name="Imagen8"/>
+                  <pic:cNvPicPr>
+                    <a:picLocks noChangeAspect="1" noChangeArrowheads="1"/>
+                  </pic:cNvPicPr>
+                </pic:nvPicPr>
+                <pic:blipFill>
+                  <a:blip r:embed="rId1"/>
+                  <a:stretch>
+                    <a:fillRect/>
+                  </a:stretch>
+                </pic:blipFill>
+                <pic:spPr bwMode="auto">
+                  <a:xfrm>
+                    <a:off x="0" y="0"/>
+                    <a:ext cx="769620" cy="769620"/>
+                  </a:xfrm>
+                  <a:prstGeom prst="rect">
+                    <a:avLst/>
+                  </a:prstGeom>
+                  <a:noFill/>
+                </pic:spPr>
+              </pic:pic>
+            </a:graphicData>
+          </a:graphic>
+        </wp:anchor>
+      </w:drawing>
+    </w:r>
+    <w:r>
+      <w:rPr>
+        <w:noProof/>
+      </w:rPr>
+      <w:pict w14:anchorId="5B7C7C0A">
+        <v:rect id="_x0000_s1053" style="position:absolute;margin-left:564.2pt;margin-top:-21.3pt;width:33.2pt;height:21.5pt;z-index:-251644928;visibility:visible;mso-wrap-style:square;mso-wrap-distance-left:8.6pt;mso-wrap-distance-top:3.2pt;mso-wrap-distance-right:9.9pt;mso-wrap-distance-bottom:4.15pt;mso-position-horizontal-relative:text;mso-position-vertical-relative:text;v-text-anchor:top" o:gfxdata="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" o:allowincell="f" strokecolor="white">
+          <v:textbox style="mso-next-textbox:#_x0000_s1053">
+            <w:txbxContent>
+              <w:p>
+                <w:pPr>
+                  <w:pStyle w:val="Contenidodelmarco"/>
+                  <w:spacing w:line="276" w:lineRule="auto"/>
+                </w:pPr>
+                <w:r>
+                  <w:rPr>
+                    <w:rFonts w:ascii="Cambria" w:eastAsia="Cambria" w:hAnsi="Cambria" w:cs="Cambria"/>
+                    <w:color w:val="000000"/>
+                    <w:sz w:val="22"/>
+                  </w:rPr>
+                  <w:t xml:space="preserve">V </w:t>
+                </w:r>
+                <w:r>
+                  <w:rPr>
+                    <w:rFonts w:ascii="Cambria" w:eastAsia="Cambria" w:hAnsi="Cambria" w:cs="Cambria"/>
+                    <w:color w:val="000000"/>
+                    <w:sz w:val="22"/>
+                  </w:rPr>
+                  <w:t>4</w:t>
+                </w:r>
+              </w:p>
+            </w:txbxContent>
+          </v:textbox>
+          <w10:wrap type="square"/>
+        </v:rect>
+      </w:pict>
+    </w:r>
+    <w:r>
+      <w:rPr>
+        <w:noProof/>
+      </w:rPr>
+      <w:pict w14:anchorId="216930A9">
+        <v:rect id="_x0000_s1051" style="position:absolute;margin-left:119.8pt;margin-top:-21.3pt;width:375.2pt;height:21.5pt;z-index:-251646976;visibility:visible;mso-wrap-style:square;mso-wrap-distance-left:8.6pt;mso-wrap-distance-top:3.2pt;mso-wrap-distance-right:9.9pt;mso-wrap-distance-bottom:4.15pt;mso-position-horizontal-relative:text;mso-position-vertical-relative:text;v-text-anchor:top" o:gfxdata="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" o:allowincell="f" strokecolor="white">
+          <v:textbox style="mso-next-textbox:#_x0000_s1051">
+            <w:txbxContent>
+              <w:p>
+                <w:pPr>
+                  <w:pStyle w:val="Contenidodelmarco"/>
+                  <w:spacing w:line="276" w:lineRule="auto"/>
+                  <w:jc w:val="center"/>
+                  <w:rPr>
+                    <w:rFonts w:asciiTheme="majorHAnsi" w:hAnsiTheme="majorHAnsi" w:cstheme="majorHAnsi"/>
+                    <w:sz w:val="22"/>
+                    <w:szCs w:val="22"/>
+                  </w:rPr>
+                </w:pPr>
+                <w:r>
+                  <w:rPr>
+                    <w:rFonts w:ascii="Calibri" w:hAnsi="Calibri"/>
+                    <w:sz w:val="22"/>
+                    <w:szCs w:val="22"/>
+                  </w:rPr>
+                  <w:t>Andres Fernandez Exposito | Diego Vivas Paredes |Joel Manuel García Villarino</w:t>
+                </w:r>
+              </w:p>
+            </w:txbxContent>
+          </v:textbox>
+          <w10:wrap type="square"/>
+        </v:rect>
+      </w:pict>
+    </w:r>
+    <w:r>
+      <w:rPr>
+        <w:noProof/>
+      </w:rPr>
+      <w:pict w14:anchorId="31A990FD">
+        <v:shape id="_x0000_s1049" style="position:absolute;margin-left:51.9pt;margin-top:-29.65pt;width:558pt;height:79.8pt;z-index:-251649024;visibility:visible;mso-wrap-style:square;mso-wrap-distance-left:0;mso-wrap-distance-top:0;mso-wrap-distance-right:0;mso-wrap-distance-bottom:0;mso-position-horizontal-relative:text;mso-position-vertical-relative:text;v-text-anchor:top" coordsize="6677025,711835" o:spt="100" o:gfxdata="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" adj="0,,0" path="m6676644,r-13716,l6662928,12192r,330708l6662928,355092r,344424l800100,699516r,-344424l5330952,355092r12192,l5952744,355092r12192,l6662928,355092r,-12192l5964936,342900r,-330708l6662928,12192r,-12192l5964936,r-12192,l5952744,12192r,330708l5343144,342900r,-330708l5952744,12192r,-12192l5343144,r-12192,l5330952,12192r,330708l800100,342900r,-330708l5330952,12192r,-12192l800100,,786384,r,12192l786384,342900r,12192l786384,699516r-774192,l12192,12192r774192,l786384,,12192,,,,,12192,,699516r,12192l12192,711708r774192,l800100,711708r5862828,l6676644,711708r,-12192l6676644,355092r,-12192l6676644,12192r,-12192xe" fillcolor="black" stroked="f" strokeweight="0">
+          <v:stroke joinstyle="round"/>
+          <v:formulas/>
+          <v:path arrowok="t" o:connecttype="segments" textboxrect="0,0,6677623,712281"/>
+        </v:shape>
+      </w:pict>
+    </w:r>
+    <w:r>
+      <w:rPr>
+        <w:noProof/>
+      </w:rPr>
+      <w:pict w14:anchorId="533EF77E">
+        <v:rect id="_x0000_s1052" style="position:absolute;margin-left:122.05pt;margin-top:11.1pt;width:484.7pt;height:37.5pt;z-index:-251645952;visibility:visible;mso-wrap-style:square;mso-wrap-distance-left:8.6pt;mso-wrap-distance-top:3.15pt;mso-wrap-distance-right:9.9pt;mso-wrap-distance-bottom:5.35pt;mso-position-horizontal-relative:text;mso-position-vertical-relative:text;v-text-anchor:top" o:gfxdata="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" o:allowincell="f" strokecolor="white">
+          <v:textbox style="mso-next-textbox:#_x0000_s1052">
+            <w:txbxContent>
+              <w:p>
+                <w:pPr>
+                  <w:pStyle w:val="Contenidodelmarco"/>
+                  <w:spacing w:after="0" w:line="240" w:lineRule="auto"/>
+                  <w:rPr>
+                    <w:rFonts w:ascii="Calibri" w:hAnsi="Calibri"/>
+                  </w:rPr>
+                </w:pPr>
+                <w:r>
+                  <w:rPr>
+                    <w:rFonts w:ascii="Calibri" w:hAnsi="Calibri"/>
+                  </w:rPr>
+                  <w:t>0492 · Proyecto DAM · 2024/2025</w:t>
+                </w:r>
+                <w:r>
+                  <w:rPr>
+                    <w:rFonts w:ascii="Calibri" w:hAnsi="Calibri"/>
+                  </w:rPr>
+                  <w:tab/>
+                </w:r>
+                <w:r>
+                  <w:rPr>
+                    <w:rFonts w:ascii="Calibri" w:hAnsi="Calibri"/>
+                  </w:rPr>
+                  <w:tab/>
+                  <w:t xml:space="preserve">                 Tutor/a: María Mercedes Martínez Fragoso</w:t>
+                </w:r>
+              </w:p>
+              <w:p>
+                <w:pPr>
+                  <w:pStyle w:val="Contenidodelmarco"/>
+                  <w:spacing w:after="0" w:line="240" w:lineRule="auto"/>
+                  <w:ind w:left="2127" w:firstLine="709"/>
+                  <w:rPr>
+                    <w:rFonts w:ascii="Calibri" w:hAnsi="Calibri"/>
+                  </w:rPr>
+                </w:pPr>
+                <w:r>
+                  <w:t xml:space="preserve">I.E.S. </w:t>
+                </w:r>
+                <w:proofErr w:type="spellStart"/>
+                <w:r>
+                  <w:t>Albarregas</w:t>
+                </w:r>
+                <w:proofErr w:type="spellEnd"/>
+                <w:r>
+                  <w:t xml:space="preserve">       2º DAM</w:t>
+                </w:r>
+              </w:p>
+              <w:p>
+                <w:pPr>
+                  <w:pStyle w:val="Contenidodelmarco"/>
+                </w:pPr>
+              </w:p>
+            </w:txbxContent>
+          </v:textbox>
+          <w10:wrap type="square"/>
+        </v:rect>
+      </w:pict>
+    </w:r>
+    <w:r>
+      <w:rPr>
+        <w:noProof/>
+      </w:rPr>
+      <w:pict w14:anchorId="512C092F">
+        <v:rect id="_x0000_s1050" style="position:absolute;margin-left:382.15pt;margin-top:-24.2pt;width:45pt;height:23pt;z-index:-251648000;visibility:visible;mso-wrap-style:square;mso-wrap-distance-left:9pt;mso-wrap-distance-top:3.6pt;mso-wrap-distance-right:9pt;mso-wrap-distance-bottom:3.6pt;mso-position-horizontal:absolute;mso-position-horizontal-relative:text;mso-position-vertical:absolute;mso-position-vertical-relative:text;v-text-anchor:top" wrapcoords="-360 -697 -360 21600 21960 21600 21960 -697 -360 -697" o:gfxdata="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" o:allowincell="f" strokecolor="white">
+          <v:textbox style="mso-next-textbox:#_x0000_s1050">
+            <w:txbxContent>
+              <w:p>
+                <w:pPr>
+                  <w:pStyle w:val="Contenidodelmarco"/>
+                  <w:spacing w:line="276" w:lineRule="auto"/>
+                  <w:jc w:val="center"/>
+                  <w:rPr>
+                    <w:b/>
+                    <w:sz w:val="14"/>
+                    <w:szCs w:val="14"/>
+                  </w:rPr>
+                </w:pPr>
+                <w:r>
+                  <w:rPr>
+                    <w:rFonts w:ascii="Arial" w:eastAsia="Arial" w:hAnsi="Arial" w:cs="Arial"/>
+                    <w:b/>
+                    <w:color w:val="000000"/>
+                    <w:sz w:val="14"/>
+                    <w:szCs w:val="14"/>
+                  </w:rPr>
+                  <w:t>05/11/25</w:t>
+                </w:r>
+              </w:p>
+            </w:txbxContent>
+          </v:textbox>
+          <w10:wrap type="tight"/>
+        </v:rect>
+      </w:pict>
+    </w:r>
+  </w:p>
+</w:hdr>
+</file>
+
+<file path=word/header7.xml><?xml version="1.0" encoding="utf-8"?>
+<w:hdr xmlns:wpc="http://schemas.microsoft.com/office/word/2010/wordprocessingCanvas" xmlns:cx="http://schemas.microsoft.com/office/drawing/2014/chartex" xmlns:cx1="http://schemas.microsoft.com/office/drawing/2015/9/8/chartex" xmlns:cx2="http://schemas.microsoft.com/office/drawing/2015/10/21/chartex" xmlns:cx3="http://schemas.microsoft.com/office/drawing/2016/5/9/chartex" xmlns:cx4="http://schemas.microsoft.com/office/drawing/2016/5/10/chartex" xmlns:cx5="http://schemas.microsoft.com/office/drawing/2016/5/11/chartex" xmlns:cx6="http://schemas.microsoft.com/office/drawing/2016/5/12/chartex" xmlns:cx7="http://schemas.microsoft.com/office/drawing/2016/5/13/chartex" xmlns:cx8="http://schemas.microsoft.com/office/drawing/2016/5/14/chartex" xmlns:mc="http://schemas.openxmlformats.org/markup-compatibility/2006" xmlns:aink="http://schemas.microsoft.com/office/drawing/2016/ink" xmlns:am3d="http://schemas.microsoft.com/office/drawing/2017/model3d" xmlns:o="urn:schemas-microsoft-com:office:office" xmlns:oel="http://schemas.microsoft.com/office/2019/extlst" xmlns:r="http://schemas.openxmlformats.org/officeDocument/2006/relationships" xmlns:m="http://schemas.openxmlformats.org/officeDocument/2006/math" xmlns:v="urn:schemas-microsoft-com:vml" xmlns:wp14="http://schemas.microsoft.com/office/word/2010/wordprocessingDrawing" xmlns:wp="http://schemas.openxmlformats.org/drawingml/2006/wordprocessingDrawing" xmlns:w10="urn:schemas-microsoft-com:office:word" xmlns:w="http://schemas.openxmlformats.org/wordprocessingml/2006/main" xmlns:w14="http://schemas.microsoft.com/office/word/2010/wordml" xmlns:w15="http://schemas.microsoft.com/office/word/2012/wordml" xmlns:w16cex="http://schemas.microsoft.com/office/word/2018/wordml/cex" xmlns:w16cid="http://schemas.microsoft.com/office/word/2016/wordml/cid" xmlns:w16="http://schemas.microsoft.com/office/word/2018/wordml" xmlns:w16du="http://schemas.microsoft.com/office/word/2023/wordml/word16du" xmlns:w16sdtdh="http://schemas.microsoft.com/office/word/2020/wordml/sdtdatahash" xmlns:w16sdtfl="http://schemas.microsoft.com/office/word/2024/wordml/sdtformatlock" xmlns:w16se="http://schemas.microsoft.com/office/word/2015/wordml/symex" xmlns:wpg="http://schemas.microsoft.com/office/word/2010/wordprocessingGroup" xmlns:wpi="http://schemas.microsoft.com/office/word/2010/wordprocessingInk" xmlns:wne="http://schemas.microsoft.com/office/word/2006/wordml" xmlns:wps="http://schemas.microsoft.com/office/word/2010/wordprocessingShape" mc:Ignorable="w14 w15 w16se w16cid w16 w16cex w16sdtdh w16sdtfl w16du wp14">
+  <w:p>
+    <w:pPr>
+      <w:tabs>
+        <w:tab w:val="left" w:pos="795"/>
+        <w:tab w:val="center" w:pos="4680"/>
+        <w:tab w:val="left" w:pos="5928"/>
+      </w:tabs>
+      <w:spacing w:after="0" w:line="240" w:lineRule="auto"/>
+      <w:rPr>
+        <w:color w:val="000000"/>
+      </w:rPr>
+    </w:pPr>
+    <w:r>
+      <w:rPr>
+        <w:noProof/>
+      </w:rPr>
+      <w:pict w14:anchorId="5827F797">
+        <v:rect id="_x0000_s1058" style="position:absolute;margin-left:6.3pt;margin-top:15.7pt;width:484.7pt;height:37.5pt;z-index:-251639808;visibility:visible;mso-wrap-style:square;mso-wrap-distance-left:8.6pt;mso-wrap-distance-top:3.15pt;mso-wrap-distance-right:9.9pt;mso-wrap-distance-bottom:5.35pt;mso-position-horizontal-relative:text;mso-position-vertical-relative:text;v-text-anchor:top" o:gfxdata="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" o:allowincell="f" strokecolor="white">
+          <v:textbox style="mso-next-textbox:#_x0000_s1058">
+            <w:txbxContent>
+              <w:p>
+                <w:pPr>
+                  <w:pStyle w:val="Contenidodelmarco"/>
+                  <w:spacing w:after="0" w:line="240" w:lineRule="auto"/>
+                  <w:rPr>
+                    <w:rFonts w:ascii="Calibri" w:hAnsi="Calibri"/>
+                  </w:rPr>
+                </w:pPr>
+                <w:r>
+                  <w:rPr>
+                    <w:rFonts w:ascii="Calibri" w:hAnsi="Calibri"/>
+                  </w:rPr>
+                  <w:t>0492 · Proyecto DAM · 2024/2025</w:t>
+                </w:r>
+                <w:r>
+                  <w:rPr>
+                    <w:rFonts w:ascii="Calibri" w:hAnsi="Calibri"/>
+                  </w:rPr>
+                  <w:tab/>
+                </w:r>
+                <w:r>
+                  <w:rPr>
+                    <w:rFonts w:ascii="Calibri" w:hAnsi="Calibri"/>
+                  </w:rPr>
+                  <w:tab/>
+                  <w:t xml:space="preserve">                 Tutor/a: María Mercedes Martínez Fragoso</w:t>
+                </w:r>
+              </w:p>
+              <w:p>
+                <w:pPr>
+                  <w:pStyle w:val="Contenidodelmarco"/>
+                  <w:spacing w:after="0" w:line="240" w:lineRule="auto"/>
+                  <w:ind w:left="2127" w:firstLine="709"/>
+                  <w:rPr>
+                    <w:rFonts w:ascii="Calibri" w:hAnsi="Calibri"/>
+                  </w:rPr>
+                </w:pPr>
+                <w:r>
+                  <w:t xml:space="preserve">I.E.S. </w:t>
+                </w:r>
+                <w:proofErr w:type="spellStart"/>
+                <w:r>
+                  <w:t>Albarregas</w:t>
+                </w:r>
+                <w:proofErr w:type="spellEnd"/>
+                <w:r>
+                  <w:t xml:space="preserve">       2º DAM</w:t>
+                </w:r>
+              </w:p>
+              <w:p>
+                <w:pPr>
+                  <w:pStyle w:val="Contenidodelmarco"/>
+                </w:pPr>
+              </w:p>
+            </w:txbxContent>
+          </v:textbox>
+          <w10:wrap type="square"/>
+        </v:rect>
+      </w:pict>
+    </w:r>
+    <w:r>
+      <w:rPr>
+        <w:noProof/>
+      </w:rPr>
+      <w:pict w14:anchorId="76CB55E2">
+        <v:rect id="_x0000_s1059" style="position:absolute;margin-left:449.6pt;margin-top:-16.95pt;width:33.2pt;height:21.5pt;z-index:-251638784;visibility:visible;mso-wrap-style:square;mso-wrap-distance-left:8.6pt;mso-wrap-distance-top:3.2pt;mso-wrap-distance-right:9.9pt;mso-wrap-distance-bottom:4.15pt;mso-position-horizontal-relative:text;mso-position-vertical-relative:text;v-text-anchor:top" o:gfxdata="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" o:allowincell="f" strokecolor="white">
+          <v:textbox style="mso-next-textbox:#_x0000_s1059">
+            <w:txbxContent>
+              <w:p>
+                <w:pPr>
+                  <w:pStyle w:val="Contenidodelmarco"/>
+                  <w:spacing w:line="276" w:lineRule="auto"/>
+                </w:pPr>
+                <w:r>
+                  <w:rPr>
+                    <w:rFonts w:ascii="Cambria" w:eastAsia="Cambria" w:hAnsi="Cambria" w:cs="Cambria"/>
+                    <w:color w:val="000000"/>
+                    <w:sz w:val="22"/>
+                  </w:rPr>
+                  <w:t>V 4</w:t>
+                </w:r>
+              </w:p>
+            </w:txbxContent>
+          </v:textbox>
+          <w10:wrap type="square"/>
+        </v:rect>
+      </w:pict>
+    </w:r>
+    <w:r>
+      <w:rPr>
+        <w:noProof/>
+      </w:rPr>
+      <w:pict w14:anchorId="71AAA78D">
+        <v:rect id="_x0000_s1057" style="position:absolute;margin-left:6.3pt;margin-top:-16.95pt;width:372.35pt;height:21.5pt;z-index:-251640832;visibility:visible;mso-wrap-distance-left:8.6pt;mso-wrap-distance-top:3.2pt;mso-wrap-distance-right:9.9pt;mso-wrap-distance-bottom:4.15pt;mso-position-horizontal-relative:text;mso-position-vertical-relative:text;v-text-anchor:top" o:gfxdata="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" o:allowincell="f" strokecolor="white">
+          <v:textbox style="mso-next-textbox:#_x0000_s1057">
+            <w:txbxContent>
+              <w:p>
+                <w:pPr>
+                  <w:pStyle w:val="Contenidodelmarco"/>
+                  <w:spacing w:line="276" w:lineRule="auto"/>
+                  <w:jc w:val="center"/>
+                  <w:rPr>
+                    <w:rFonts w:asciiTheme="majorHAnsi" w:hAnsiTheme="majorHAnsi" w:cstheme="majorHAnsi"/>
+                    <w:sz w:val="22"/>
+                    <w:szCs w:val="22"/>
+                  </w:rPr>
+                </w:pPr>
+                <w:r>
+                  <w:rPr>
+                    <w:rFonts w:ascii="Calibri" w:hAnsi="Calibri"/>
+                    <w:sz w:val="22"/>
+                    <w:szCs w:val="22"/>
+                  </w:rPr>
+                  <w:t>Andres Fernandez Exposito | Diego Vivas Paredes |Joel Manuel García Villarino</w:t>
+                </w:r>
+              </w:p>
+            </w:txbxContent>
+          </v:textbox>
+          <w10:wrap type="square"/>
+        </v:rect>
+      </w:pict>
+    </w:r>
+    <w:r>
+      <w:rPr>
+        <w:noProof/>
+      </w:rPr>
+      <w:pict w14:anchorId="10524B80">
+        <v:rect id="_x0000_s1056" style="position:absolute;margin-left:389.05pt;margin-top:-15pt;width:45pt;height:23pt;z-index:-251641856;visibility:visible;mso-wrap-style:square;mso-wrap-distance-left:9pt;mso-wrap-distance-top:3.6pt;mso-wrap-distance-right:9pt;mso-wrap-distance-bottom:3.6pt;mso-position-horizontal-relative:text;mso-position-vertical-relative:text;v-text-anchor:top" wrapcoords="-360 -697 -360 21600 21960 21600 21960 -697 -360 -697" o:gfxdata="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" o:allowincell="f" strokecolor="white">
+          <v:textbox style="mso-next-textbox:#_x0000_s1056">
+            <w:txbxContent>
+              <w:p>
+                <w:pPr>
+                  <w:pStyle w:val="Contenidodelmarco"/>
+                  <w:spacing w:line="276" w:lineRule="auto"/>
+                  <w:jc w:val="center"/>
+                  <w:rPr>
+                    <w:b/>
+                    <w:sz w:val="14"/>
+                    <w:szCs w:val="14"/>
+                  </w:rPr>
+                </w:pPr>
+                <w:r>
+                  <w:rPr>
+                    <w:rFonts w:ascii="Arial" w:eastAsia="Arial" w:hAnsi="Arial" w:cs="Arial"/>
+                    <w:b/>
+                    <w:color w:val="000000"/>
+                    <w:sz w:val="14"/>
+                    <w:szCs w:val="14"/>
+                  </w:rPr>
+                  <w:t>19/11/25</w:t>
+                </w:r>
+              </w:p>
+            </w:txbxContent>
+          </v:textbox>
+          <w10:wrap type="tight"/>
+        </v:rect>
+      </w:pict>
+    </w:r>
+    <w:r>
+      <w:rPr>
+        <w:noProof/>
+      </w:rPr>
+      <w:drawing>
+        <wp:anchor distT="0" distB="0" distL="0" distR="0" simplePos="0" relativeHeight="251645952" behindDoc="1" locked="0" layoutInCell="1" allowOverlap="1" wp14:anchorId="1531D061" wp14:editId="5BDDF609">
+          <wp:simplePos x="0" y="0"/>
+          <wp:positionH relativeFrom="column">
+            <wp:posOffset>-727964</wp:posOffset>
+          </wp:positionH>
+          <wp:positionV relativeFrom="paragraph">
+            <wp:posOffset>-220853</wp:posOffset>
+          </wp:positionV>
+          <wp:extent cx="769620" cy="769620"/>
+          <wp:effectExtent l="0" t="0" r="0" b="0"/>
+          <wp:wrapNone/>
+          <wp:docPr id="1378569964" name="Imagen8"/>
+          <wp:cNvGraphicFramePr>
+            <a:graphicFrameLocks xmlns:a="http://schemas.openxmlformats.org/drawingml/2006/main" noChangeAspect="1"/>
+          </wp:cNvGraphicFramePr>
+          <a:graphic xmlns:a="http://schemas.openxmlformats.org/drawingml/2006/main">
+            <a:graphicData uri="http://schemas.openxmlformats.org/drawingml/2006/picture">
+              <pic:pic xmlns:pic="http://schemas.openxmlformats.org/drawingml/2006/picture">
+                <pic:nvPicPr>
+                  <pic:cNvPr id="23" name="Imagen8"/>
+                  <pic:cNvPicPr>
+                    <a:picLocks noChangeAspect="1" noChangeArrowheads="1"/>
+                  </pic:cNvPicPr>
+                </pic:nvPicPr>
+                <pic:blipFill>
+                  <a:blip r:embed="rId1"/>
+                  <a:stretch>
+                    <a:fillRect/>
+                  </a:stretch>
+                </pic:blipFill>
+                <pic:spPr bwMode="auto">
+                  <a:xfrm>
+                    <a:off x="0" y="0"/>
+                    <a:ext cx="769620" cy="769620"/>
+                  </a:xfrm>
+                  <a:prstGeom prst="rect">
+                    <a:avLst/>
+                  </a:prstGeom>
+                  <a:noFill/>
+                </pic:spPr>
+              </pic:pic>
+            </a:graphicData>
+          </a:graphic>
+        </wp:anchor>
+      </w:drawing>
+    </w:r>
+    <w:r>
+      <w:rPr>
+        <w:noProof/>
+      </w:rPr>
+      <w:pict w14:anchorId="3AEAAE28">
+        <v:shape id="_x0000_s1055" style="position:absolute;margin-left:-61.05pt;margin-top:-25.95pt;width:558pt;height:79.8pt;z-index:-251642880;visibility:visible;mso-wrap-style:square;mso-wrap-distance-left:0;mso-wrap-distance-top:0;mso-wrap-distance-right:0;mso-wrap-distance-bottom:0;mso-position-horizontal-relative:text;mso-position-vertical-relative:text;v-text-anchor:top" coordsize="6677025,711835" o:spt="100" o:gfxdata="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" adj="0,,0" path="m6676644,r-13716,l6662928,12192r,330708l6662928,355092r,344424l800100,699516r,-344424l5330952,355092r12192,l5952744,355092r12192,l6662928,355092r,-12192l5964936,342900r,-330708l6662928,12192r,-12192l5964936,r-12192,l5952744,12192r,330708l5343144,342900r,-330708l5952744,12192r,-12192l5343144,r-12192,l5330952,12192r,330708l800100,342900r,-330708l5330952,12192r,-12192l800100,,786384,r,12192l786384,342900r,12192l786384,699516r-774192,l12192,12192r774192,l786384,,12192,,,,,12192,,699516r,12192l12192,711708r774192,l800100,711708r5862828,l6676644,711708r,-12192l6676644,355092r,-12192l6676644,12192r,-12192xe" fillcolor="black" stroked="f" strokeweight="0">
+          <v:stroke joinstyle="round"/>
+          <v:formulas/>
+          <v:path arrowok="t" o:connecttype="segments" textboxrect="0,0,6677623,712281"/>
+        </v:shape>
+      </w:pict>
+    </w:r>
+  </w:p>
+</w:hdr>
+</file>
+
 <file path=word/numbering.xml><?xml version="1.0" encoding="utf-8"?>
 <w:numbering xmlns:wpc="http://schemas.microsoft.com/office/word/2010/wordprocessingCanvas" xmlns:cx="http://schemas.microsoft.com/office/drawing/2014/chartex" xmlns:cx1="http://schemas.microsoft.com/office/drawing/2015/9/8/chartex" xmlns:cx2="http://schemas.microsoft.com/office/drawing/2015/10/21/chartex" xmlns:cx3="http://schemas.microsoft.com/office/drawing/2016/5/9/chartex" xmlns:cx4="http://schemas.microsoft.com/office/drawing/2016/5/10/chartex" xmlns:cx5="http://schemas.microsoft.com/office/drawing/2016/5/11/chartex" xmlns:cx6="http://schemas.microsoft.com/office/drawing/2016/5/12/chartex" xmlns:cx7="http://schemas.microsoft.com/office/drawing/2016/5/13/chartex" xmlns:cx8="http://schemas.microsoft.com/office/drawing/2016/5/14/chartex" xmlns:mc="http://schemas.openxmlformats.org/markup-compatibility/2006" xmlns:aink="http://schemas.microsoft.com/office/drawing/2016/ink" xmlns:am3d="http://schemas.microsoft.com/office/drawing/2017/model3d" xmlns:o="urn:schemas-microsoft-com:office:office" xmlns:oel="http://schemas.microsoft.com/office/2019/extlst" xmlns:r="http://schemas.openxmlformats.org/officeDocument/2006/relationships" xmlns:m="http://schemas.openxmlformats.org/officeDocument/2006/math" xmlns:v="urn:schemas-microsoft-com:vml" xmlns:wp14="http://schemas.microsoft.com/office/word/2010/wordprocessingDrawing" xmlns:wp="http://schemas.openxmlformats.org/drawingml/2006/wordprocessingDrawing" xmlns:w10="urn:schemas-microsoft-com:office:word" xmlns:w="http://schemas.openxmlformats.org/wordprocessingml/2006/main" xmlns:w14="http://schemas.microsoft.com/office/word/2010/wordml" xmlns:w15="http://schemas.microsoft.com/office/word/2012/wordml" xmlns:w16cex="http://schemas.microsoft.com/office/word/2018/wordml/cex" xmlns:w16cid="http://schemas.microsoft.com/office/word/2016/wordml/cid" xmlns:w16="http://schemas.microsoft.com/office/word/2018/wordml" xmlns:w16du="http://schemas.microsoft.com/office/word/2023/wordml/word16du" xmlns:w16sdtdh="http://schemas.microsoft.com/office/word/2020/wordml/sdtdatahash" xmlns:w16sdtfl="http://schemas.microsoft.com/office/word/2024/wordml/sdtformatlock" xmlns:w16se="http://schemas.microsoft.com/office/word/2015/wordml/symex" xmlns:wpg="http://schemas.microsoft.com/office/word/2010/wordprocessingGroup" xmlns:wpi="http://schemas.microsoft.com/office/word/2010/wordprocessingInk" xmlns:wne="http://schemas.microsoft.com/office/word/2006/wordml" xmlns:wps="http://schemas.microsoft.com/office/word/2010/wordprocessingShape" mc:Ignorable="w14 w15 w16se w16cid w16 w16cex w16sdtdh w16sdtfl w16du wp14">
   <w:abstractNum w:abstractNumId="0" w15:restartNumberingAfterBreak="0">
@@ -7622,6 +9765,155 @@
     </w:lvl>
   </w:abstractNum>
   <w:abstractNum w:abstractNumId="2" w15:restartNumberingAfterBreak="0">
+    <w:nsid w:val="1CC15B8A"/>
+    <w:multiLevelType w:val="multilevel"/>
+    <w:tmpl w:val="1D905E72"/>
+    <w:lvl w:ilvl="0">
+      <w:start w:val="1"/>
+      <w:numFmt w:val="bullet"/>
+      <w:lvlText w:val=""/>
+      <w:lvlJc w:val="left"/>
+      <w:pPr>
+        <w:tabs>
+          <w:tab w:val="num" w:pos="720"/>
+        </w:tabs>
+        <w:ind w:left="720" w:hanging="360"/>
+      </w:pPr>
+      <w:rPr>
+        <w:rFonts w:ascii="Symbol" w:hAnsi="Symbol" w:hint="default"/>
+        <w:sz w:val="20"/>
+      </w:rPr>
+    </w:lvl>
+    <w:lvl w:ilvl="1">
+      <w:start w:val="1"/>
+      <w:numFmt w:val="bullet"/>
+      <w:lvlText w:val="o"/>
+      <w:lvlJc w:val="left"/>
+      <w:pPr>
+        <w:tabs>
+          <w:tab w:val="num" w:pos="1440"/>
+        </w:tabs>
+        <w:ind w:left="1440" w:hanging="360"/>
+      </w:pPr>
+      <w:rPr>
+        <w:rFonts w:ascii="Courier New" w:hAnsi="Courier New" w:hint="default"/>
+        <w:sz w:val="20"/>
+      </w:rPr>
+    </w:lvl>
+    <w:lvl w:ilvl="2" w:tentative="1">
+      <w:start w:val="1"/>
+      <w:numFmt w:val="bullet"/>
+      <w:lvlText w:val=""/>
+      <w:lvlJc w:val="left"/>
+      <w:pPr>
+        <w:tabs>
+          <w:tab w:val="num" w:pos="2160"/>
+        </w:tabs>
+        <w:ind w:left="2160" w:hanging="360"/>
+      </w:pPr>
+      <w:rPr>
+        <w:rFonts w:ascii="Wingdings" w:hAnsi="Wingdings" w:hint="default"/>
+        <w:sz w:val="20"/>
+      </w:rPr>
+    </w:lvl>
+    <w:lvl w:ilvl="3" w:tentative="1">
+      <w:start w:val="1"/>
+      <w:numFmt w:val="bullet"/>
+      <w:lvlText w:val=""/>
+      <w:lvlJc w:val="left"/>
+      <w:pPr>
+        <w:tabs>
+          <w:tab w:val="num" w:pos="2880"/>
+        </w:tabs>
+        <w:ind w:left="2880" w:hanging="360"/>
+      </w:pPr>
+      <w:rPr>
+        <w:rFonts w:ascii="Wingdings" w:hAnsi="Wingdings" w:hint="default"/>
+        <w:sz w:val="20"/>
+      </w:rPr>
+    </w:lvl>
+    <w:lvl w:ilvl="4" w:tentative="1">
+      <w:start w:val="1"/>
+      <w:numFmt w:val="bullet"/>
+      <w:lvlText w:val=""/>
+      <w:lvlJc w:val="left"/>
+      <w:pPr>
+        <w:tabs>
+          <w:tab w:val="num" w:pos="3600"/>
+        </w:tabs>
+        <w:ind w:left="3600" w:hanging="360"/>
+      </w:pPr>
+      <w:rPr>
+        <w:rFonts w:ascii="Wingdings" w:hAnsi="Wingdings" w:hint="default"/>
+        <w:sz w:val="20"/>
+      </w:rPr>
+    </w:lvl>
+    <w:lvl w:ilvl="5" w:tentative="1">
+      <w:start w:val="1"/>
+      <w:numFmt w:val="bullet"/>
+      <w:lvlText w:val=""/>
+      <w:lvlJc w:val="left"/>
+      <w:pPr>
+        <w:tabs>
+          <w:tab w:val="num" w:pos="4320"/>
+        </w:tabs>
+        <w:ind w:left="4320" w:hanging="360"/>
+      </w:pPr>
+      <w:rPr>
+        <w:rFonts w:ascii="Wingdings" w:hAnsi="Wingdings" w:hint="default"/>
+        <w:sz w:val="20"/>
+      </w:rPr>
+    </w:lvl>
+    <w:lvl w:ilvl="6" w:tentative="1">
+      <w:start w:val="1"/>
+      <w:numFmt w:val="bullet"/>
+      <w:lvlText w:val=""/>
+      <w:lvlJc w:val="left"/>
+      <w:pPr>
+        <w:tabs>
+          <w:tab w:val="num" w:pos="5040"/>
+        </w:tabs>
+        <w:ind w:left="5040" w:hanging="360"/>
+      </w:pPr>
+      <w:rPr>
+        <w:rFonts w:ascii="Wingdings" w:hAnsi="Wingdings" w:hint="default"/>
+        <w:sz w:val="20"/>
+      </w:rPr>
+    </w:lvl>
+    <w:lvl w:ilvl="7" w:tentative="1">
+      <w:start w:val="1"/>
+      <w:numFmt w:val="bullet"/>
+      <w:lvlText w:val=""/>
+      <w:lvlJc w:val="left"/>
+      <w:pPr>
+        <w:tabs>
+          <w:tab w:val="num" w:pos="5760"/>
+        </w:tabs>
+        <w:ind w:left="5760" w:hanging="360"/>
+      </w:pPr>
+      <w:rPr>
+        <w:rFonts w:ascii="Wingdings" w:hAnsi="Wingdings" w:hint="default"/>
+        <w:sz w:val="20"/>
+      </w:rPr>
+    </w:lvl>
+    <w:lvl w:ilvl="8" w:tentative="1">
+      <w:start w:val="1"/>
+      <w:numFmt w:val="bullet"/>
+      <w:lvlText w:val=""/>
+      <w:lvlJc w:val="left"/>
+      <w:pPr>
+        <w:tabs>
+          <w:tab w:val="num" w:pos="6480"/>
+        </w:tabs>
+        <w:ind w:left="6480" w:hanging="360"/>
+      </w:pPr>
+      <w:rPr>
+        <w:rFonts w:ascii="Wingdings" w:hAnsi="Wingdings" w:hint="default"/>
+        <w:sz w:val="20"/>
+      </w:rPr>
+    </w:lvl>
+  </w:abstractNum>
+  <w:abstractNum w:abstractNumId="3" w15:restartNumberingAfterBreak="0">
     <w:nsid w:val="233F5ECA"/>
     <w:multiLevelType w:val="multilevel"/>
     <w:tmpl w:val="852A2D46"/>
@@ -7761,7 +10053,156 @@
       </w:rPr>
     </w:lvl>
   </w:abstractNum>
-  <w:abstractNum w:abstractNumId="3" w15:restartNumberingAfterBreak="0">
+  <w:abstractNum w:abstractNumId="4" w15:restartNumberingAfterBreak="0">
+    <w:nsid w:val="23663197"/>
+    <w:multiLevelType w:val="multilevel"/>
+    <w:tmpl w:val="651AFF30"/>
+    <w:lvl w:ilvl="0">
+      <w:start w:val="1"/>
+      <w:numFmt w:val="bullet"/>
+      <w:lvlText w:val=""/>
+      <w:lvlJc w:val="left"/>
+      <w:pPr>
+        <w:tabs>
+          <w:tab w:val="num" w:pos="720"/>
+        </w:tabs>
+        <w:ind w:left="720" w:hanging="360"/>
+      </w:pPr>
+      <w:rPr>
+        <w:rFonts w:ascii="Symbol" w:hAnsi="Symbol" w:hint="default"/>
+        <w:sz w:val="20"/>
+      </w:rPr>
+    </w:lvl>
+    <w:lvl w:ilvl="1">
+      <w:start w:val="1"/>
+      <w:numFmt w:val="bullet"/>
+      <w:lvlText w:val="o"/>
+      <w:lvlJc w:val="left"/>
+      <w:pPr>
+        <w:tabs>
+          <w:tab w:val="num" w:pos="1440"/>
+        </w:tabs>
+        <w:ind w:left="1440" w:hanging="360"/>
+      </w:pPr>
+      <w:rPr>
+        <w:rFonts w:ascii="Courier New" w:hAnsi="Courier New" w:hint="default"/>
+        <w:sz w:val="20"/>
+      </w:rPr>
+    </w:lvl>
+    <w:lvl w:ilvl="2" w:tentative="1">
+      <w:start w:val="1"/>
+      <w:numFmt w:val="bullet"/>
+      <w:lvlText w:val=""/>
+      <w:lvlJc w:val="left"/>
+      <w:pPr>
+        <w:tabs>
+          <w:tab w:val="num" w:pos="2160"/>
+        </w:tabs>
+        <w:ind w:left="2160" w:hanging="360"/>
+      </w:pPr>
+      <w:rPr>
+        <w:rFonts w:ascii="Wingdings" w:hAnsi="Wingdings" w:hint="default"/>
+        <w:sz w:val="20"/>
+      </w:rPr>
+    </w:lvl>
+    <w:lvl w:ilvl="3" w:tentative="1">
+      <w:start w:val="1"/>
+      <w:numFmt w:val="bullet"/>
+      <w:lvlText w:val=""/>
+      <w:lvlJc w:val="left"/>
+      <w:pPr>
+        <w:tabs>
+          <w:tab w:val="num" w:pos="2880"/>
+        </w:tabs>
+        <w:ind w:left="2880" w:hanging="360"/>
+      </w:pPr>
+      <w:rPr>
+        <w:rFonts w:ascii="Wingdings" w:hAnsi="Wingdings" w:hint="default"/>
+        <w:sz w:val="20"/>
+      </w:rPr>
+    </w:lvl>
+    <w:lvl w:ilvl="4" w:tentative="1">
+      <w:start w:val="1"/>
+      <w:numFmt w:val="bullet"/>
+      <w:lvlText w:val=""/>
+      <w:lvlJc w:val="left"/>
+      <w:pPr>
+        <w:tabs>
+          <w:tab w:val="num" w:pos="3600"/>
+        </w:tabs>
+        <w:ind w:left="3600" w:hanging="360"/>
+      </w:pPr>
+      <w:rPr>
+        <w:rFonts w:ascii="Wingdings" w:hAnsi="Wingdings" w:hint="default"/>
+        <w:sz w:val="20"/>
+      </w:rPr>
+    </w:lvl>
+    <w:lvl w:ilvl="5" w:tentative="1">
+      <w:start w:val="1"/>
+      <w:numFmt w:val="bullet"/>
+      <w:lvlText w:val=""/>
+      <w:lvlJc w:val="left"/>
+      <w:pPr>
+        <w:tabs>
+          <w:tab w:val="num" w:pos="4320"/>
+        </w:tabs>
+        <w:ind w:left="4320" w:hanging="360"/>
+      </w:pPr>
+      <w:rPr>
+        <w:rFonts w:ascii="Wingdings" w:hAnsi="Wingdings" w:hint="default"/>
+        <w:sz w:val="20"/>
+      </w:rPr>
+    </w:lvl>
+    <w:lvl w:ilvl="6" w:tentative="1">
+      <w:start w:val="1"/>
+      <w:numFmt w:val="bullet"/>
+      <w:lvlText w:val=""/>
+      <w:lvlJc w:val="left"/>
+      <w:pPr>
+        <w:tabs>
+          <w:tab w:val="num" w:pos="5040"/>
+        </w:tabs>
+        <w:ind w:left="5040" w:hanging="360"/>
+      </w:pPr>
+      <w:rPr>
+        <w:rFonts w:ascii="Wingdings" w:hAnsi="Wingdings" w:hint="default"/>
+        <w:sz w:val="20"/>
+      </w:rPr>
+    </w:lvl>
+    <w:lvl w:ilvl="7" w:tentative="1">
+      <w:start w:val="1"/>
+      <w:numFmt w:val="bullet"/>
+      <w:lvlText w:val=""/>
+      <w:lvlJc w:val="left"/>
+      <w:pPr>
+        <w:tabs>
+          <w:tab w:val="num" w:pos="5760"/>
+        </w:tabs>
+        <w:ind w:left="5760" w:hanging="360"/>
+      </w:pPr>
+      <w:rPr>
+        <w:rFonts w:ascii="Wingdings" w:hAnsi="Wingdings" w:hint="default"/>
+        <w:sz w:val="20"/>
+      </w:rPr>
+    </w:lvl>
+    <w:lvl w:ilvl="8" w:tentative="1">
+      <w:start w:val="1"/>
+      <w:numFmt w:val="bullet"/>
+      <w:lvlText w:val=""/>
+      <w:lvlJc w:val="left"/>
+      <w:pPr>
+        <w:tabs>
+          <w:tab w:val="num" w:pos="6480"/>
+        </w:tabs>
+        <w:ind w:left="6480" w:hanging="360"/>
+      </w:pPr>
+      <w:rPr>
+        <w:rFonts w:ascii="Wingdings" w:hAnsi="Wingdings" w:hint="default"/>
+        <w:sz w:val="20"/>
+      </w:rPr>
+    </w:lvl>
+  </w:abstractNum>
+  <w:abstractNum w:abstractNumId="5" w15:restartNumberingAfterBreak="0">
     <w:nsid w:val="26D74648"/>
     <w:multiLevelType w:val="multilevel"/>
     <w:tmpl w:val="D1346DC8"/>
@@ -7901,7 +10342,156 @@
       </w:rPr>
     </w:lvl>
   </w:abstractNum>
-  <w:abstractNum w:abstractNumId="4" w15:restartNumberingAfterBreak="0">
+  <w:abstractNum w:abstractNumId="6" w15:restartNumberingAfterBreak="0">
+    <w:nsid w:val="2B342388"/>
+    <w:multiLevelType w:val="multilevel"/>
+    <w:tmpl w:val="7C46EE8E"/>
+    <w:lvl w:ilvl="0">
+      <w:start w:val="1"/>
+      <w:numFmt w:val="bullet"/>
+      <w:lvlText w:val=""/>
+      <w:lvlJc w:val="left"/>
+      <w:pPr>
+        <w:tabs>
+          <w:tab w:val="num" w:pos="720"/>
+        </w:tabs>
+        <w:ind w:left="720" w:hanging="360"/>
+      </w:pPr>
+      <w:rPr>
+        <w:rFonts w:ascii="Symbol" w:hAnsi="Symbol" w:hint="default"/>
+        <w:sz w:val="20"/>
+      </w:rPr>
+    </w:lvl>
+    <w:lvl w:ilvl="1" w:tentative="1">
+      <w:start w:val="1"/>
+      <w:numFmt w:val="bullet"/>
+      <w:lvlText w:val="o"/>
+      <w:lvlJc w:val="left"/>
+      <w:pPr>
+        <w:tabs>
+          <w:tab w:val="num" w:pos="1440"/>
+        </w:tabs>
+        <w:ind w:left="1440" w:hanging="360"/>
+      </w:pPr>
+      <w:rPr>
+        <w:rFonts w:ascii="Courier New" w:hAnsi="Courier New" w:hint="default"/>
+        <w:sz w:val="20"/>
+      </w:rPr>
+    </w:lvl>
+    <w:lvl w:ilvl="2" w:tentative="1">
+      <w:start w:val="1"/>
+      <w:numFmt w:val="bullet"/>
+      <w:lvlText w:val=""/>
+      <w:lvlJc w:val="left"/>
+      <w:pPr>
+        <w:tabs>
+          <w:tab w:val="num" w:pos="2160"/>
+        </w:tabs>
+        <w:ind w:left="2160" w:hanging="360"/>
+      </w:pPr>
+      <w:rPr>
+        <w:rFonts w:ascii="Wingdings" w:hAnsi="Wingdings" w:hint="default"/>
+        <w:sz w:val="20"/>
+      </w:rPr>
+    </w:lvl>
+    <w:lvl w:ilvl="3" w:tentative="1">
+      <w:start w:val="1"/>
+      <w:numFmt w:val="bullet"/>
+      <w:lvlText w:val=""/>
+      <w:lvlJc w:val="left"/>
+      <w:pPr>
+        <w:tabs>
+          <w:tab w:val="num" w:pos="2880"/>
+        </w:tabs>
+        <w:ind w:left="2880" w:hanging="360"/>
+      </w:pPr>
+      <w:rPr>
+        <w:rFonts w:ascii="Wingdings" w:hAnsi="Wingdings" w:hint="default"/>
+        <w:sz w:val="20"/>
+      </w:rPr>
+    </w:lvl>
+    <w:lvl w:ilvl="4" w:tentative="1">
+      <w:start w:val="1"/>
+      <w:numFmt w:val="bullet"/>
+      <w:lvlText w:val=""/>
+      <w:lvlJc w:val="left"/>
+      <w:pPr>
+        <w:tabs>
+          <w:tab w:val="num" w:pos="3600"/>
+        </w:tabs>
+        <w:ind w:left="3600" w:hanging="360"/>
+      </w:pPr>
+      <w:rPr>
+        <w:rFonts w:ascii="Wingdings" w:hAnsi="Wingdings" w:hint="default"/>
+        <w:sz w:val="20"/>
+      </w:rPr>
+    </w:lvl>
+    <w:lvl w:ilvl="5" w:tentative="1">
+      <w:start w:val="1"/>
+      <w:numFmt w:val="bullet"/>
+      <w:lvlText w:val=""/>
+      <w:lvlJc w:val="left"/>
+      <w:pPr>
+        <w:tabs>
+          <w:tab w:val="num" w:pos="4320"/>
+        </w:tabs>
+        <w:ind w:left="4320" w:hanging="360"/>
+      </w:pPr>
+      <w:rPr>
+        <w:rFonts w:ascii="Wingdings" w:hAnsi="Wingdings" w:hint="default"/>
+        <w:sz w:val="20"/>
+      </w:rPr>
+    </w:lvl>
+    <w:lvl w:ilvl="6" w:tentative="1">
+      <w:start w:val="1"/>
+      <w:numFmt w:val="bullet"/>
+      <w:lvlText w:val=""/>
+      <w:lvlJc w:val="left"/>
+      <w:pPr>
+        <w:tabs>
+          <w:tab w:val="num" w:pos="5040"/>
+        </w:tabs>
+        <w:ind w:left="5040" w:hanging="360"/>
+      </w:pPr>
+      <w:rPr>
+        <w:rFonts w:ascii="Wingdings" w:hAnsi="Wingdings" w:hint="default"/>
+        <w:sz w:val="20"/>
+      </w:rPr>
+    </w:lvl>
+    <w:lvl w:ilvl="7" w:tentative="1">
+      <w:start w:val="1"/>
+      <w:numFmt w:val="bullet"/>
+      <w:lvlText w:val=""/>
+      <w:lvlJc w:val="left"/>
+      <w:pPr>
+        <w:tabs>
+          <w:tab w:val="num" w:pos="5760"/>
+        </w:tabs>
+        <w:ind w:left="5760" w:hanging="360"/>
+      </w:pPr>
+      <w:rPr>
+        <w:rFonts w:ascii="Wingdings" w:hAnsi="Wingdings" w:hint="default"/>
+        <w:sz w:val="20"/>
+      </w:rPr>
+    </w:lvl>
+    <w:lvl w:ilvl="8" w:tentative="1">
+      <w:start w:val="1"/>
+      <w:numFmt w:val="bullet"/>
+      <w:lvlText w:val=""/>
+      <w:lvlJc w:val="left"/>
+      <w:pPr>
+        <w:tabs>
+          <w:tab w:val="num" w:pos="6480"/>
+        </w:tabs>
+        <w:ind w:left="6480" w:hanging="360"/>
+      </w:pPr>
+      <w:rPr>
+        <w:rFonts w:ascii="Wingdings" w:hAnsi="Wingdings" w:hint="default"/>
+        <w:sz w:val="20"/>
+      </w:rPr>
+    </w:lvl>
+  </w:abstractNum>
+  <w:abstractNum w:abstractNumId="7" w15:restartNumberingAfterBreak="0">
     <w:nsid w:val="35717338"/>
     <w:multiLevelType w:val="multilevel"/>
     <w:tmpl w:val="DBA617DC"/>
@@ -8041,7 +10631,120 @@
       </w:rPr>
     </w:lvl>
   </w:abstractNum>
-  <w:abstractNum w:abstractNumId="5" w15:restartNumberingAfterBreak="0">
+  <w:abstractNum w:abstractNumId="8" w15:restartNumberingAfterBreak="0">
+    <w:nsid w:val="46D93F7E"/>
+    <w:multiLevelType w:val="hybridMultilevel"/>
+    <w:tmpl w:val="2F0AD958"/>
+    <w:lvl w:ilvl="0" w:tplc="0C0A0001">
+      <w:start w:val="1"/>
+      <w:numFmt w:val="bullet"/>
+      <w:lvlText w:val=""/>
+      <w:lvlJc w:val="left"/>
+      <w:pPr>
+        <w:ind w:left="720" w:hanging="360"/>
+      </w:pPr>
+      <w:rPr>
+        <w:rFonts w:ascii="Symbol" w:hAnsi="Symbol" w:hint="default"/>
+      </w:rPr>
+    </w:lvl>
+    <w:lvl w:ilvl="1" w:tplc="0C0A0003" w:tentative="1">
+      <w:start w:val="1"/>
+      <w:numFmt w:val="bullet"/>
+      <w:lvlText w:val="o"/>
+      <w:lvlJc w:val="left"/>
+      <w:pPr>
+        <w:ind w:left="1440" w:hanging="360"/>
+      </w:pPr>
+      <w:rPr>
+        <w:rFonts w:ascii="Courier New" w:hAnsi="Courier New" w:cs="Courier New" w:hint="default"/>
+      </w:rPr>
+    </w:lvl>
+    <w:lvl w:ilvl="2" w:tplc="0C0A0005" w:tentative="1">
+      <w:start w:val="1"/>
+      <w:numFmt w:val="bullet"/>
+      <w:lvlText w:val=""/>
+      <w:lvlJc w:val="left"/>
+      <w:pPr>
+        <w:ind w:left="2160" w:hanging="360"/>
+      </w:pPr>
+      <w:rPr>
+        <w:rFonts w:ascii="Wingdings" w:hAnsi="Wingdings" w:hint="default"/>
+      </w:rPr>
+    </w:lvl>
+    <w:lvl w:ilvl="3" w:tplc="0C0A0001" w:tentative="1">
+      <w:start w:val="1"/>
+      <w:numFmt w:val="bullet"/>
+      <w:lvlText w:val=""/>
+      <w:lvlJc w:val="left"/>
+      <w:pPr>
+        <w:ind w:left="2880" w:hanging="360"/>
+      </w:pPr>
+      <w:rPr>
+        <w:rFonts w:ascii="Symbol" w:hAnsi="Symbol" w:hint="default"/>
+      </w:rPr>
+    </w:lvl>
+    <w:lvl w:ilvl="4" w:tplc="0C0A0003" w:tentative="1">
+      <w:start w:val="1"/>
+      <w:numFmt w:val="bullet"/>
+      <w:lvlText w:val="o"/>
+      <w:lvlJc w:val="left"/>
+      <w:pPr>
+        <w:ind w:left="3600" w:hanging="360"/>
+      </w:pPr>
+      <w:rPr>
+        <w:rFonts w:ascii="Courier New" w:hAnsi="Courier New" w:cs="Courier New" w:hint="default"/>
+      </w:rPr>
+    </w:lvl>
+    <w:lvl w:ilvl="5" w:tplc="0C0A0005" w:tentative="1">
+      <w:start w:val="1"/>
+      <w:numFmt w:val="bullet"/>
+      <w:lvlText w:val=""/>
+      <w:lvlJc w:val="left"/>
+      <w:pPr>
+        <w:ind w:left="4320" w:hanging="360"/>
+      </w:pPr>
+      <w:rPr>
+        <w:rFonts w:ascii="Wingdings" w:hAnsi="Wingdings" w:hint="default"/>
+      </w:rPr>
+    </w:lvl>
+    <w:lvl w:ilvl="6" w:tplc="0C0A0001" w:tentative="1">
+      <w:start w:val="1"/>
+      <w:numFmt w:val="bullet"/>
+      <w:lvlText w:val=""/>
+      <w:lvlJc w:val="left"/>
+      <w:pPr>
+        <w:ind w:left="5040" w:hanging="360"/>
+      </w:pPr>
+      <w:rPr>
+        <w:rFonts w:ascii="Symbol" w:hAnsi="Symbol" w:hint="default"/>
+      </w:rPr>
+    </w:lvl>
+    <w:lvl w:ilvl="7" w:tplc="0C0A0003" w:tentative="1">
+      <w:start w:val="1"/>
+      <w:numFmt w:val="bullet"/>
+      <w:lvlText w:val="o"/>
+      <w:lvlJc w:val="left"/>
+      <w:pPr>
+        <w:ind w:left="5760" w:hanging="360"/>
+      </w:pPr>
+      <w:rPr>
+        <w:rFonts w:ascii="Courier New" w:hAnsi="Courier New" w:cs="Courier New" w:hint="default"/>
+      </w:rPr>
+    </w:lvl>
+    <w:lvl w:ilvl="8" w:tplc="0C0A0005" w:tentative="1">
+      <w:start w:val="1"/>
+      <w:numFmt w:val="bullet"/>
+      <w:lvlText w:val=""/>
+      <w:lvlJc w:val="left"/>
+      <w:pPr>
+        <w:ind w:left="6480" w:hanging="360"/>
+      </w:pPr>
+      <w:rPr>
+        <w:rFonts w:ascii="Wingdings" w:hAnsi="Wingdings" w:hint="default"/>
+      </w:rPr>
+    </w:lvl>
+  </w:abstractNum>
+  <w:abstractNum w:abstractNumId="9" w15:restartNumberingAfterBreak="0">
     <w:nsid w:val="47A41096"/>
     <w:multiLevelType w:val="multilevel"/>
     <w:tmpl w:val="0660088A"/>
@@ -8163,7 +10866,7 @@
       </w:pPr>
     </w:lvl>
   </w:abstractNum>
-  <w:abstractNum w:abstractNumId="6" w15:restartNumberingAfterBreak="0">
+  <w:abstractNum w:abstractNumId="10" w15:restartNumberingAfterBreak="0">
     <w:nsid w:val="4AD475B6"/>
     <w:multiLevelType w:val="multilevel"/>
     <w:tmpl w:val="45F08FDC"/>
@@ -8303,7 +11006,7 @@
       </w:rPr>
     </w:lvl>
   </w:abstractNum>
-  <w:abstractNum w:abstractNumId="7" w15:restartNumberingAfterBreak="0">
+  <w:abstractNum w:abstractNumId="11" w15:restartNumberingAfterBreak="0">
     <w:nsid w:val="583A6DBC"/>
     <w:multiLevelType w:val="multilevel"/>
     <w:tmpl w:val="10700B76"/>
@@ -8443,7 +11146,7 @@
       </w:rPr>
     </w:lvl>
   </w:abstractNum>
-  <w:abstractNum w:abstractNumId="8" w15:restartNumberingAfterBreak="0">
+  <w:abstractNum w:abstractNumId="12" w15:restartNumberingAfterBreak="0">
     <w:nsid w:val="5DB403D7"/>
     <w:multiLevelType w:val="multilevel"/>
     <w:tmpl w:val="F288099A"/>
@@ -8583,7 +11286,7 @@
       </w:rPr>
     </w:lvl>
   </w:abstractNum>
-  <w:abstractNum w:abstractNumId="9" w15:restartNumberingAfterBreak="0">
+  <w:abstractNum w:abstractNumId="13" w15:restartNumberingAfterBreak="0">
     <w:nsid w:val="5E1054DC"/>
     <w:multiLevelType w:val="multilevel"/>
     <w:tmpl w:val="98C2B95C"/>
@@ -8723,7 +11426,305 @@
       </w:rPr>
     </w:lvl>
   </w:abstractNum>
-  <w:abstractNum w:abstractNumId="10" w15:restartNumberingAfterBreak="0">
+  <w:abstractNum w:abstractNumId="14" w15:restartNumberingAfterBreak="0">
+    <w:nsid w:val="6AD831F7"/>
+    <w:multiLevelType w:val="multilevel"/>
+    <w:tmpl w:val="05F4D2F8"/>
+    <w:lvl w:ilvl="0">
+      <w:start w:val="1"/>
+      <w:numFmt w:val="bullet"/>
+      <w:lvlText w:val=""/>
+      <w:lvlJc w:val="left"/>
+      <w:pPr>
+        <w:tabs>
+          <w:tab w:val="num" w:pos="720"/>
+        </w:tabs>
+        <w:ind w:left="720" w:hanging="360"/>
+      </w:pPr>
+      <w:rPr>
+        <w:rFonts w:ascii="Symbol" w:hAnsi="Symbol" w:hint="default"/>
+        <w:sz w:val="20"/>
+      </w:rPr>
+    </w:lvl>
+    <w:lvl w:ilvl="1" w:tentative="1">
+      <w:start w:val="1"/>
+      <w:numFmt w:val="bullet"/>
+      <w:lvlText w:val="o"/>
+      <w:lvlJc w:val="left"/>
+      <w:pPr>
+        <w:tabs>
+          <w:tab w:val="num" w:pos="1440"/>
+        </w:tabs>
+        <w:ind w:left="1440" w:hanging="360"/>
+      </w:pPr>
+      <w:rPr>
+        <w:rFonts w:ascii="Courier New" w:hAnsi="Courier New" w:hint="default"/>
+        <w:sz w:val="20"/>
+      </w:rPr>
+    </w:lvl>
+    <w:lvl w:ilvl="2" w:tentative="1">
+      <w:start w:val="1"/>
+      <w:numFmt w:val="bullet"/>
+      <w:lvlText w:val=""/>
+      <w:lvlJc w:val="left"/>
+      <w:pPr>
+        <w:tabs>
+          <w:tab w:val="num" w:pos="2160"/>
+        </w:tabs>
+        <w:ind w:left="2160" w:hanging="360"/>
+      </w:pPr>
+      <w:rPr>
+        <w:rFonts w:ascii="Wingdings" w:hAnsi="Wingdings" w:hint="default"/>
+        <w:sz w:val="20"/>
+      </w:rPr>
+    </w:lvl>
+    <w:lvl w:ilvl="3" w:tentative="1">
+      <w:start w:val="1"/>
+      <w:numFmt w:val="bullet"/>
+      <w:lvlText w:val=""/>
+      <w:lvlJc w:val="left"/>
+      <w:pPr>
+        <w:tabs>
+          <w:tab w:val="num" w:pos="2880"/>
+        </w:tabs>
+        <w:ind w:left="2880" w:hanging="360"/>
+      </w:pPr>
+      <w:rPr>
+        <w:rFonts w:ascii="Wingdings" w:hAnsi="Wingdings" w:hint="default"/>
+        <w:sz w:val="20"/>
+      </w:rPr>
+    </w:lvl>
+    <w:lvl w:ilvl="4" w:tentative="1">
+      <w:start w:val="1"/>
+      <w:numFmt w:val="bullet"/>
+      <w:lvlText w:val=""/>
+      <w:lvlJc w:val="left"/>
+      <w:pPr>
+        <w:tabs>
+          <w:tab w:val="num" w:pos="3600"/>
+        </w:tabs>
+        <w:ind w:left="3600" w:hanging="360"/>
+      </w:pPr>
+      <w:rPr>
+        <w:rFonts w:ascii="Wingdings" w:hAnsi="Wingdings" w:hint="default"/>
+        <w:sz w:val="20"/>
+      </w:rPr>
+    </w:lvl>
+    <w:lvl w:ilvl="5" w:tentative="1">
+      <w:start w:val="1"/>
+      <w:numFmt w:val="bullet"/>
+      <w:lvlText w:val=""/>
+      <w:lvlJc w:val="left"/>
+      <w:pPr>
+        <w:tabs>
+          <w:tab w:val="num" w:pos="4320"/>
+        </w:tabs>
+        <w:ind w:left="4320" w:hanging="360"/>
+      </w:pPr>
+      <w:rPr>
+        <w:rFonts w:ascii="Wingdings" w:hAnsi="Wingdings" w:hint="default"/>
+        <w:sz w:val="20"/>
+      </w:rPr>
+    </w:lvl>
+    <w:lvl w:ilvl="6" w:tentative="1">
+      <w:start w:val="1"/>
+      <w:numFmt w:val="bullet"/>
+      <w:lvlText w:val=""/>
+      <w:lvlJc w:val="left"/>
+      <w:pPr>
+        <w:tabs>
+          <w:tab w:val="num" w:pos="5040"/>
+        </w:tabs>
+        <w:ind w:left="5040" w:hanging="360"/>
+      </w:pPr>
+      <w:rPr>
+        <w:rFonts w:ascii="Wingdings" w:hAnsi="Wingdings" w:hint="default"/>
+        <w:sz w:val="20"/>
+      </w:rPr>
+    </w:lvl>
+    <w:lvl w:ilvl="7" w:tentative="1">
+      <w:start w:val="1"/>
+      <w:numFmt w:val="bullet"/>
+      <w:lvlText w:val=""/>
+      <w:lvlJc w:val="left"/>
+      <w:pPr>
+        <w:tabs>
+          <w:tab w:val="num" w:pos="5760"/>
+        </w:tabs>
+        <w:ind w:left="5760" w:hanging="360"/>
+      </w:pPr>
+      <w:rPr>
+        <w:rFonts w:ascii="Wingdings" w:hAnsi="Wingdings" w:hint="default"/>
+        <w:sz w:val="20"/>
+      </w:rPr>
+    </w:lvl>
+    <w:lvl w:ilvl="8" w:tentative="1">
+      <w:start w:val="1"/>
+      <w:numFmt w:val="bullet"/>
+      <w:lvlText w:val=""/>
+      <w:lvlJc w:val="left"/>
+      <w:pPr>
+        <w:tabs>
+          <w:tab w:val="num" w:pos="6480"/>
+        </w:tabs>
+        <w:ind w:left="6480" w:hanging="360"/>
+      </w:pPr>
+      <w:rPr>
+        <w:rFonts w:ascii="Wingdings" w:hAnsi="Wingdings" w:hint="default"/>
+        <w:sz w:val="20"/>
+      </w:rPr>
+    </w:lvl>
+  </w:abstractNum>
+  <w:abstractNum w:abstractNumId="15" w15:restartNumberingAfterBreak="0">
+    <w:nsid w:val="6EA6171A"/>
+    <w:multiLevelType w:val="multilevel"/>
+    <w:tmpl w:val="0BA4E89A"/>
+    <w:lvl w:ilvl="0">
+      <w:start w:val="1"/>
+      <w:numFmt w:val="bullet"/>
+      <w:lvlText w:val=""/>
+      <w:lvlJc w:val="left"/>
+      <w:pPr>
+        <w:tabs>
+          <w:tab w:val="num" w:pos="720"/>
+        </w:tabs>
+        <w:ind w:left="720" w:hanging="360"/>
+      </w:pPr>
+      <w:rPr>
+        <w:rFonts w:ascii="Symbol" w:hAnsi="Symbol" w:hint="default"/>
+        <w:sz w:val="20"/>
+      </w:rPr>
+    </w:lvl>
+    <w:lvl w:ilvl="1" w:tentative="1">
+      <w:start w:val="1"/>
+      <w:numFmt w:val="bullet"/>
+      <w:lvlText w:val="o"/>
+      <w:lvlJc w:val="left"/>
+      <w:pPr>
+        <w:tabs>
+          <w:tab w:val="num" w:pos="1440"/>
+        </w:tabs>
+        <w:ind w:left="1440" w:hanging="360"/>
+      </w:pPr>
+      <w:rPr>
+        <w:rFonts w:ascii="Courier New" w:hAnsi="Courier New" w:hint="default"/>
+        <w:sz w:val="20"/>
+      </w:rPr>
+    </w:lvl>
+    <w:lvl w:ilvl="2" w:tentative="1">
+      <w:start w:val="1"/>
+      <w:numFmt w:val="bullet"/>
+      <w:lvlText w:val=""/>
+      <w:lvlJc w:val="left"/>
+      <w:pPr>
+        <w:tabs>
+          <w:tab w:val="num" w:pos="2160"/>
+        </w:tabs>
+        <w:ind w:left="2160" w:hanging="360"/>
+      </w:pPr>
+      <w:rPr>
+        <w:rFonts w:ascii="Wingdings" w:hAnsi="Wingdings" w:hint="default"/>
+        <w:sz w:val="20"/>
+      </w:rPr>
+    </w:lvl>
+    <w:lvl w:ilvl="3" w:tentative="1">
+      <w:start w:val="1"/>
+      <w:numFmt w:val="bullet"/>
+      <w:lvlText w:val=""/>
+      <w:lvlJc w:val="left"/>
+      <w:pPr>
+        <w:tabs>
+          <w:tab w:val="num" w:pos="2880"/>
+        </w:tabs>
+        <w:ind w:left="2880" w:hanging="360"/>
+      </w:pPr>
+      <w:rPr>
+        <w:rFonts w:ascii="Wingdings" w:hAnsi="Wingdings" w:hint="default"/>
+        <w:sz w:val="20"/>
+      </w:rPr>
+    </w:lvl>
+    <w:lvl w:ilvl="4" w:tentative="1">
+      <w:start w:val="1"/>
+      <w:numFmt w:val="bullet"/>
+      <w:lvlText w:val=""/>
+      <w:lvlJc w:val="left"/>
+      <w:pPr>
+        <w:tabs>
+          <w:tab w:val="num" w:pos="3600"/>
+        </w:tabs>
+        <w:ind w:left="3600" w:hanging="360"/>
+      </w:pPr>
+      <w:rPr>
+        <w:rFonts w:ascii="Wingdings" w:hAnsi="Wingdings" w:hint="default"/>
+        <w:sz w:val="20"/>
+      </w:rPr>
+    </w:lvl>
+    <w:lvl w:ilvl="5" w:tentative="1">
+      <w:start w:val="1"/>
+      <w:numFmt w:val="bullet"/>
+      <w:lvlText w:val=""/>
+      <w:lvlJc w:val="left"/>
+      <w:pPr>
+        <w:tabs>
+          <w:tab w:val="num" w:pos="4320"/>
+        </w:tabs>
+        <w:ind w:left="4320" w:hanging="360"/>
+      </w:pPr>
+      <w:rPr>
+        <w:rFonts w:ascii="Wingdings" w:hAnsi="Wingdings" w:hint="default"/>
+        <w:sz w:val="20"/>
+      </w:rPr>
+    </w:lvl>
+    <w:lvl w:ilvl="6" w:tentative="1">
+      <w:start w:val="1"/>
+      <w:numFmt w:val="bullet"/>
+      <w:lvlText w:val=""/>
+      <w:lvlJc w:val="left"/>
+      <w:pPr>
+        <w:tabs>
+          <w:tab w:val="num" w:pos="5040"/>
+        </w:tabs>
+        <w:ind w:left="5040" w:hanging="360"/>
+      </w:pPr>
+      <w:rPr>
+        <w:rFonts w:ascii="Wingdings" w:hAnsi="Wingdings" w:hint="default"/>
+        <w:sz w:val="20"/>
+      </w:rPr>
+    </w:lvl>
+    <w:lvl w:ilvl="7" w:tentative="1">
+      <w:start w:val="1"/>
+      <w:numFmt w:val="bullet"/>
+      <w:lvlText w:val=""/>
+      <w:lvlJc w:val="left"/>
+      <w:pPr>
+        <w:tabs>
+          <w:tab w:val="num" w:pos="5760"/>
+        </w:tabs>
+        <w:ind w:left="5760" w:hanging="360"/>
+      </w:pPr>
+      <w:rPr>
+        <w:rFonts w:ascii="Wingdings" w:hAnsi="Wingdings" w:hint="default"/>
+        <w:sz w:val="20"/>
+      </w:rPr>
+    </w:lvl>
+    <w:lvl w:ilvl="8" w:tentative="1">
+      <w:start w:val="1"/>
+      <w:numFmt w:val="bullet"/>
+      <w:lvlText w:val=""/>
+      <w:lvlJc w:val="left"/>
+      <w:pPr>
+        <w:tabs>
+          <w:tab w:val="num" w:pos="6480"/>
+        </w:tabs>
+        <w:ind w:left="6480" w:hanging="360"/>
+      </w:pPr>
+      <w:rPr>
+        <w:rFonts w:ascii="Wingdings" w:hAnsi="Wingdings" w:hint="default"/>
+        <w:sz w:val="20"/>
+      </w:rPr>
+    </w:lvl>
+  </w:abstractNum>
+  <w:abstractNum w:abstractNumId="16" w15:restartNumberingAfterBreak="0">
     <w:nsid w:val="6F945D62"/>
     <w:multiLevelType w:val="multilevel"/>
     <w:tmpl w:val="6E7618D4"/>
@@ -8863,7 +11864,7 @@
       </w:rPr>
     </w:lvl>
   </w:abstractNum>
-  <w:abstractNum w:abstractNumId="11" w15:restartNumberingAfterBreak="0">
+  <w:abstractNum w:abstractNumId="17" w15:restartNumberingAfterBreak="0">
     <w:nsid w:val="70676530"/>
     <w:multiLevelType w:val="multilevel"/>
     <w:tmpl w:val="35A66F34"/>
@@ -9002,7 +12003,120 @@
       </w:rPr>
     </w:lvl>
   </w:abstractNum>
-  <w:abstractNum w:abstractNumId="12" w15:restartNumberingAfterBreak="0">
+  <w:abstractNum w:abstractNumId="18" w15:restartNumberingAfterBreak="0">
+    <w:nsid w:val="74A10557"/>
+    <w:multiLevelType w:val="hybridMultilevel"/>
+    <w:tmpl w:val="0498BB26"/>
+    <w:lvl w:ilvl="0" w:tplc="0C0A0001">
+      <w:start w:val="1"/>
+      <w:numFmt w:val="bullet"/>
+      <w:lvlText w:val=""/>
+      <w:lvlJc w:val="left"/>
+      <w:pPr>
+        <w:ind w:left="720" w:hanging="360"/>
+      </w:pPr>
+      <w:rPr>
+        <w:rFonts w:ascii="Symbol" w:hAnsi="Symbol" w:hint="default"/>
+      </w:rPr>
+    </w:lvl>
+    <w:lvl w:ilvl="1" w:tplc="0C0A0003">
+      <w:start w:val="1"/>
+      <w:numFmt w:val="bullet"/>
+      <w:lvlText w:val="o"/>
+      <w:lvlJc w:val="left"/>
+      <w:pPr>
+        <w:ind w:left="1440" w:hanging="360"/>
+      </w:pPr>
+      <w:rPr>
+        <w:rFonts w:ascii="Courier New" w:hAnsi="Courier New" w:cs="Courier New" w:hint="default"/>
+      </w:rPr>
+    </w:lvl>
+    <w:lvl w:ilvl="2" w:tplc="0C0A0005">
+      <w:start w:val="1"/>
+      <w:numFmt w:val="bullet"/>
+      <w:lvlText w:val=""/>
+      <w:lvlJc w:val="left"/>
+      <w:pPr>
+        <w:ind w:left="2160" w:hanging="360"/>
+      </w:pPr>
+      <w:rPr>
+        <w:rFonts w:ascii="Wingdings" w:hAnsi="Wingdings" w:hint="default"/>
+      </w:rPr>
+    </w:lvl>
+    <w:lvl w:ilvl="3" w:tplc="0C0A0001" w:tentative="1">
+      <w:start w:val="1"/>
+      <w:numFmt w:val="bullet"/>
+      <w:lvlText w:val=""/>
+      <w:lvlJc w:val="left"/>
+      <w:pPr>
+        <w:ind w:left="2880" w:hanging="360"/>
+      </w:pPr>
+      <w:rPr>
+        <w:rFonts w:ascii="Symbol" w:hAnsi="Symbol" w:hint="default"/>
+      </w:rPr>
+    </w:lvl>
+    <w:lvl w:ilvl="4" w:tplc="0C0A0003" w:tentative="1">
+      <w:start w:val="1"/>
+      <w:numFmt w:val="bullet"/>
+      <w:lvlText w:val="o"/>
+      <w:lvlJc w:val="left"/>
+      <w:pPr>
+        <w:ind w:left="3600" w:hanging="360"/>
+      </w:pPr>
+      <w:rPr>
+        <w:rFonts w:ascii="Courier New" w:hAnsi="Courier New" w:cs="Courier New" w:hint="default"/>
+      </w:rPr>
+    </w:lvl>
+    <w:lvl w:ilvl="5" w:tplc="0C0A0005" w:tentative="1">
+      <w:start w:val="1"/>
+      <w:numFmt w:val="bullet"/>
+      <w:lvlText w:val=""/>
+      <w:lvlJc w:val="left"/>
+      <w:pPr>
+        <w:ind w:left="4320" w:hanging="360"/>
+      </w:pPr>
+      <w:rPr>
+        <w:rFonts w:ascii="Wingdings" w:hAnsi="Wingdings" w:hint="default"/>
+      </w:rPr>
+    </w:lvl>
+    <w:lvl w:ilvl="6" w:tplc="0C0A0001" w:tentative="1">
+      <w:start w:val="1"/>
+      <w:numFmt w:val="bullet"/>
+      <w:lvlText w:val=""/>
+      <w:lvlJc w:val="left"/>
+      <w:pPr>
+        <w:ind w:left="5040" w:hanging="360"/>
+      </w:pPr>
+      <w:rPr>
+        <w:rFonts w:ascii="Symbol" w:hAnsi="Symbol" w:hint="default"/>
+      </w:rPr>
+    </w:lvl>
+    <w:lvl w:ilvl="7" w:tplc="0C0A0003" w:tentative="1">
+      <w:start w:val="1"/>
+      <w:numFmt w:val="bullet"/>
+      <w:lvlText w:val="o"/>
+      <w:lvlJc w:val="left"/>
+      <w:pPr>
+        <w:ind w:left="5760" w:hanging="360"/>
+      </w:pPr>
+      <w:rPr>
+        <w:rFonts w:ascii="Courier New" w:hAnsi="Courier New" w:cs="Courier New" w:hint="default"/>
+      </w:rPr>
+    </w:lvl>
+    <w:lvl w:ilvl="8" w:tplc="0C0A0005" w:tentative="1">
+      <w:start w:val="1"/>
+      <w:numFmt w:val="bullet"/>
+      <w:lvlText w:val=""/>
+      <w:lvlJc w:val="left"/>
+      <w:pPr>
+        <w:ind w:left="6480" w:hanging="360"/>
+      </w:pPr>
+      <w:rPr>
+        <w:rFonts w:ascii="Wingdings" w:hAnsi="Wingdings" w:hint="default"/>
+      </w:rPr>
+    </w:lvl>
+  </w:abstractNum>
+  <w:abstractNum w:abstractNumId="19" w15:restartNumberingAfterBreak="0">
     <w:nsid w:val="7ACB07B0"/>
     <w:multiLevelType w:val="multilevel"/>
     <w:tmpl w:val="1C0E9A26"/>
@@ -9142,7 +12256,7 @@
       </w:rPr>
     </w:lvl>
   </w:abstractNum>
-  <w:abstractNum w:abstractNumId="13" w15:restartNumberingAfterBreak="0">
+  <w:abstractNum w:abstractNumId="20" w15:restartNumberingAfterBreak="0">
     <w:nsid w:val="7C494EB9"/>
     <w:multiLevelType w:val="multilevel"/>
     <w:tmpl w:val="A454AC8C"/>
@@ -9264,46 +12378,67 @@
     </w:lvl>
   </w:abstractNum>
   <w:num w:numId="1" w16cid:durableId="559750605">
+    <w:abstractNumId w:val="17"/>
+  </w:num>
+  <w:num w:numId="2" w16cid:durableId="1743941710">
+    <w:abstractNumId w:val="20"/>
+  </w:num>
+  <w:num w:numId="3" w16cid:durableId="1692338412">
+    <w:abstractNumId w:val="10"/>
+  </w:num>
+  <w:num w:numId="4" w16cid:durableId="458765024">
     <w:abstractNumId w:val="11"/>
   </w:num>
-  <w:num w:numId="2" w16cid:durableId="1743941710">
+  <w:num w:numId="5" w16cid:durableId="866717349">
+    <w:abstractNumId w:val="19"/>
+  </w:num>
+  <w:num w:numId="6" w16cid:durableId="1489517286">
+    <w:abstractNumId w:val="7"/>
+  </w:num>
+  <w:num w:numId="7" w16cid:durableId="1090547673">
     <w:abstractNumId w:val="13"/>
   </w:num>
-  <w:num w:numId="3" w16cid:durableId="1692338412">
-    <w:abstractNumId w:val="6"/>
-  </w:num>
-  <w:num w:numId="4" w16cid:durableId="458765024">
-    <w:abstractNumId w:val="7"/>
-  </w:num>
-  <w:num w:numId="5" w16cid:durableId="866717349">
+  <w:num w:numId="8" w16cid:durableId="312486425">
     <w:abstractNumId w:val="12"/>
-  </w:num>
-  <w:num w:numId="6" w16cid:durableId="1489517286">
-    <w:abstractNumId w:val="4"/>
-  </w:num>
-  <w:num w:numId="7" w16cid:durableId="1090547673">
-    <w:abstractNumId w:val="9"/>
-  </w:num>
-  <w:num w:numId="8" w16cid:durableId="312486425">
-    <w:abstractNumId w:val="8"/>
   </w:num>
   <w:num w:numId="9" w16cid:durableId="1422995529">
     <w:abstractNumId w:val="1"/>
   </w:num>
   <w:num w:numId="10" w16cid:durableId="449858938">
-    <w:abstractNumId w:val="10"/>
+    <w:abstractNumId w:val="16"/>
   </w:num>
   <w:num w:numId="11" w16cid:durableId="1151403545">
-    <w:abstractNumId w:val="2"/>
+    <w:abstractNumId w:val="3"/>
   </w:num>
   <w:num w:numId="12" w16cid:durableId="215512558">
-    <w:abstractNumId w:val="3"/>
+    <w:abstractNumId w:val="5"/>
   </w:num>
   <w:num w:numId="13" w16cid:durableId="406223840">
     <w:abstractNumId w:val="0"/>
   </w:num>
   <w:num w:numId="14" w16cid:durableId="1126585452">
-    <w:abstractNumId w:val="5"/>
+    <w:abstractNumId w:val="9"/>
+  </w:num>
+  <w:num w:numId="15" w16cid:durableId="600991498">
+    <w:abstractNumId w:val="8"/>
+  </w:num>
+  <w:num w:numId="16" w16cid:durableId="2020154573">
+    <w:abstractNumId w:val="15"/>
+  </w:num>
+  <w:num w:numId="17" w16cid:durableId="1678190867">
+    <w:abstractNumId w:val="2"/>
+  </w:num>
+  <w:num w:numId="18" w16cid:durableId="129902161">
+    <w:abstractNumId w:val="14"/>
+  </w:num>
+  <w:num w:numId="19" w16cid:durableId="740055810">
+    <w:abstractNumId w:val="4"/>
+  </w:num>
+  <w:num w:numId="20" w16cid:durableId="578097534">
+    <w:abstractNumId w:val="6"/>
+  </w:num>
+  <w:num w:numId="21" w16cid:durableId="584532592">
+    <w:abstractNumId w:val="18"/>
   </w:num>
 </w:numbering>
 </file>

--- a/docs/Proyecto_RuteX_GO.docx
+++ b/docs/Proyecto_RuteX_GO.docx
@@ -1831,35 +1831,7 @@
         <w:rPr>
           <w:rFonts w:ascii="Arial" w:hAnsi="Arial" w:cs="Arial"/>
         </w:rPr>
-        <w:t xml:space="preserve">El nombre </w:t>
-      </w:r>
-      <w:proofErr w:type="spellStart"/>
-      <w:r>
-        <w:rPr>
-          <w:rFonts w:ascii="Arial" w:hAnsi="Arial" w:cs="Arial"/>
-        </w:rPr>
-        <w:t>RuteX</w:t>
-      </w:r>
-      <w:proofErr w:type="spellEnd"/>
-      <w:r>
-        <w:rPr>
-          <w:rFonts w:ascii="Arial" w:hAnsi="Arial" w:cs="Arial"/>
-        </w:rPr>
-        <w:t xml:space="preserve"> </w:t>
-      </w:r>
-      <w:proofErr w:type="spellStart"/>
-      <w:r>
-        <w:rPr>
-          <w:rFonts w:ascii="Arial" w:hAnsi="Arial" w:cs="Arial"/>
-        </w:rPr>
-        <w:t>Go</w:t>
-      </w:r>
-      <w:proofErr w:type="spellEnd"/>
-      <w:r>
-        <w:rPr>
-          <w:rFonts w:ascii="Arial" w:hAnsi="Arial" w:cs="Arial"/>
-        </w:rPr>
-        <w:t xml:space="preserve"> es una síntesis de tres elementos clave del proyecto: </w:t>
+        <w:t xml:space="preserve">El nombre RuteX Go es una síntesis de tres elementos clave del proyecto: </w:t>
       </w:r>
     </w:p>
     <w:p>
@@ -1937,19 +1909,11 @@
           <w:rFonts w:ascii="Arial" w:hAnsi="Arial" w:cs="Arial"/>
         </w:rPr>
       </w:pPr>
-      <w:proofErr w:type="spellStart"/>
-      <w:r>
-        <w:rPr>
-          <w:rFonts w:ascii="Arial" w:hAnsi="Arial" w:cs="Arial"/>
-        </w:rPr>
-        <w:t>Go</w:t>
-      </w:r>
-      <w:proofErr w:type="spellEnd"/>
-      <w:r>
-        <w:rPr>
-          <w:rFonts w:ascii="Arial" w:hAnsi="Arial" w:cs="Arial"/>
-        </w:rPr>
-        <w:t xml:space="preserve"> (Movimiento/Acción): Proporciona un sentido de acción inmediata y gamificación. Refleja el componente activo de la experiencia (ir, moverse, explorar) y resuena con un público joven y digital que busca dinamismo.</w:t>
+      <w:r>
+        <w:rPr>
+          <w:rFonts w:ascii="Arial" w:hAnsi="Arial" w:cs="Arial"/>
+        </w:rPr>
+        <w:t>Go (Movimiento/Acción): Proporciona un sentido de acción inmediata y gamificación. Refleja el componente activo de la experiencia (ir, moverse, explorar) y resuena con un público joven y digital que busca dinamismo.</w:t>
       </w:r>
     </w:p>
     <w:p>
@@ -3076,41 +3040,13 @@
                 <w:rFonts w:ascii="Arial" w:hAnsi="Arial" w:cs="Arial"/>
               </w:rPr>
             </w:pPr>
-            <w:proofErr w:type="spellStart"/>
             <w:r>
               <w:rPr>
                 <w:rFonts w:ascii="Arial" w:hAnsi="Arial" w:cs="Arial"/>
                 <w:b/>
                 <w:bCs/>
               </w:rPr>
-              <w:t>RuteX</w:t>
-            </w:r>
-            <w:proofErr w:type="spellEnd"/>
-            <w:r>
-              <w:rPr>
-                <w:rFonts w:ascii="Arial" w:hAnsi="Arial" w:cs="Arial"/>
-                <w:b/>
-                <w:bCs/>
-              </w:rPr>
-              <w:t xml:space="preserve"> </w:t>
-            </w:r>
-            <w:proofErr w:type="spellStart"/>
-            <w:r>
-              <w:rPr>
-                <w:rFonts w:ascii="Arial" w:hAnsi="Arial" w:cs="Arial"/>
-                <w:b/>
-                <w:bCs/>
-              </w:rPr>
-              <w:t>Go</w:t>
-            </w:r>
-            <w:proofErr w:type="spellEnd"/>
-            <w:r>
-              <w:rPr>
-                <w:rFonts w:ascii="Arial" w:hAnsi="Arial" w:cs="Arial"/>
-                <w:b/>
-                <w:bCs/>
-              </w:rPr>
-              <w:t xml:space="preserve"> (</w:t>
+              <w:t>RuteX Go (</w:t>
             </w:r>
             <w:r>
               <w:rPr>
@@ -3198,21 +3134,7 @@
               <w:rPr>
                 <w:rFonts w:ascii="Arial" w:hAnsi="Arial" w:cs="Arial"/>
               </w:rPr>
-              <w:t xml:space="preserve">, Google </w:t>
-            </w:r>
-            <w:proofErr w:type="spellStart"/>
-            <w:r>
-              <w:rPr>
-                <w:rFonts w:ascii="Arial" w:hAnsi="Arial" w:cs="Arial"/>
-              </w:rPr>
-              <w:t>Maps</w:t>
-            </w:r>
-            <w:proofErr w:type="spellEnd"/>
-            <w:r>
-              <w:rPr>
-                <w:rFonts w:ascii="Arial" w:hAnsi="Arial" w:cs="Arial"/>
-              </w:rPr>
-              <w:t xml:space="preserve"> API.</w:t>
+              <w:t>, Google Maps API.</w:t>
             </w:r>
           </w:p>
         </w:tc>
@@ -4264,6 +4186,9 @@
         <w:t>Historias de usuario</w:t>
       </w:r>
       <w:bookmarkEnd w:id="4"/>
+      <w:r>
+        <w:t xml:space="preserve"> (Pendiente de modificar)</w:t>
+      </w:r>
     </w:p>
     <w:p>
       <w:pPr>
@@ -4745,11 +4670,9 @@
       <w:bookmarkEnd w:id="6"/>
     </w:p>
     <w:p>
-      <w:proofErr w:type="spellStart"/>
       <w:r>
         <w:t>Figma</w:t>
       </w:r>
-      <w:proofErr w:type="spellEnd"/>
     </w:p>
     <w:p>
       <w:pPr>
@@ -4981,21 +4904,7 @@
         <w:rPr>
           <w:rFonts w:ascii="Arial" w:hAnsi="Arial" w:cs="Arial"/>
         </w:rPr>
-        <w:t xml:space="preserve">, usaremos la API Google </w:t>
-      </w:r>
-      <w:proofErr w:type="spellStart"/>
-      <w:r>
-        <w:rPr>
-          <w:rFonts w:ascii="Arial" w:hAnsi="Arial" w:cs="Arial"/>
-        </w:rPr>
-        <w:t>Maps</w:t>
-      </w:r>
-      <w:proofErr w:type="spellEnd"/>
-      <w:r>
-        <w:rPr>
-          <w:rFonts w:ascii="Arial" w:hAnsi="Arial" w:cs="Arial"/>
-        </w:rPr>
-        <w:t xml:space="preserve"> y como base de datos </w:t>
+        <w:t xml:space="preserve">, usaremos la API Google Maps y como base de datos </w:t>
       </w:r>
       <w:proofErr w:type="spellStart"/>
       <w:r>
@@ -6263,31 +6172,7 @@
           <w:lang w:eastAsia="es-ES"/>
           <w14:ligatures w14:val="none"/>
         </w:rPr>
-        <w:t xml:space="preserve">Google </w:t>
-      </w:r>
-      <w:proofErr w:type="spellStart"/>
-      <w:r>
-        <w:rPr>
-          <w:rFonts w:ascii="Arial" w:eastAsia="Times New Roman" w:hAnsi="Arial" w:cs="Arial"/>
-          <w:b/>
-          <w:bCs/>
-          <w:kern w:val="0"/>
-          <w:lang w:eastAsia="es-ES"/>
-          <w14:ligatures w14:val="none"/>
-        </w:rPr>
-        <w:t>Maps</w:t>
-      </w:r>
-      <w:proofErr w:type="spellEnd"/>
-      <w:r>
-        <w:rPr>
-          <w:rFonts w:ascii="Arial" w:eastAsia="Times New Roman" w:hAnsi="Arial" w:cs="Arial"/>
-          <w:b/>
-          <w:bCs/>
-          <w:kern w:val="0"/>
-          <w:lang w:eastAsia="es-ES"/>
-          <w14:ligatures w14:val="none"/>
-        </w:rPr>
-        <w:t xml:space="preserve"> API</w:t>
+        <w:t>Google Maps API</w:t>
       </w:r>
       <w:r>
         <w:rPr>
@@ -6767,6 +6652,18 @@
         </w:rPr>
         <w:t>: Código revisado en GitHub.</w:t>
       </w:r>
+      <w:r>
+        <w:rPr>
+          <w:rFonts w:ascii="Arial" w:hAnsi="Arial" w:cs="Arial"/>
+        </w:rPr>
+        <w:t xml:space="preserve"> (</w:t>
+      </w:r>
+      <w:r>
+        <w:rPr>
+          <w:rFonts w:ascii="Arial" w:hAnsi="Arial" w:cs="Arial"/>
+        </w:rPr>
+        <w:t>CAMBIAR)</w:t>
+      </w:r>
     </w:p>
     <w:p>
       <w:pPr>
@@ -6931,15 +6828,7 @@
       <w:bookmarkStart w:id="12" w:name="_Toc213873560"/>
       <w:r>
         <w:lastRenderedPageBreak/>
-        <w:t xml:space="preserve">Prototipo </w:t>
-      </w:r>
-      <w:proofErr w:type="spellStart"/>
-      <w:r>
-        <w:t>Figma</w:t>
-      </w:r>
-      <w:proofErr w:type="spellEnd"/>
-      <w:r>
-        <w:t xml:space="preserve"> y diseño</w:t>
+        <w:t>Prototipo Figma y diseño</w:t>
       </w:r>
       <w:bookmarkEnd w:id="12"/>
     </w:p>
@@ -7008,11 +6897,9 @@
         </w:numPr>
       </w:pPr>
       <w:bookmarkStart w:id="14" w:name="_Toc213873562"/>
-      <w:proofErr w:type="spellStart"/>
-      <w:r>
-        <w:t>Guia</w:t>
-      </w:r>
-      <w:proofErr w:type="spellEnd"/>
+      <w:r>
+        <w:t>Guía</w:t>
+      </w:r>
       <w:r>
         <w:t xml:space="preserve"> de diseño</w:t>
       </w:r>

--- a/docs/Proyecto_RuteX_GO.docx
+++ b/docs/Proyecto_RuteX_GO.docx
@@ -164,6 +164,7 @@
             </w:tabs>
             <w:rPr>
               <w:rFonts w:eastAsiaTheme="minorEastAsia"/>
+              <w:noProof/>
               <w:lang w:eastAsia="es-ES"/>
             </w:rPr>
           </w:pPr>
@@ -183,60 +184,73 @@
             </w:rPr>
             <w:fldChar w:fldCharType="separate"/>
           </w:r>
-          <w:hyperlink w:anchor="_Toc213873547">
-            <w:r>
-              <w:rPr>
-                <w:rStyle w:val="Enlacedelndice"/>
+          <w:hyperlink w:anchor="_Toc215059485" w:history="1">
+            <w:r>
+              <w:rPr>
+                <w:rStyle w:val="Hipervnculo"/>
+                <w:noProof/>
+              </w:rPr>
+              <w:t>1.</w:t>
+            </w:r>
+            <w:r>
+              <w:rPr>
+                <w:rFonts w:eastAsiaTheme="minorEastAsia"/>
+                <w:noProof/>
+                <w:lang w:eastAsia="es-ES"/>
+              </w:rPr>
+              <w:tab/>
+            </w:r>
+            <w:r>
+              <w:rPr>
+                <w:rStyle w:val="Hipervnculo"/>
+                <w:noProof/>
+              </w:rPr>
+              <w:t>Introducción</w:t>
+            </w:r>
+            <w:r>
+              <w:rPr>
+                <w:noProof/>
                 <w:webHidden/>
               </w:rPr>
-              <w:t>1.</w:t>
-            </w:r>
-            <w:r>
-              <w:rPr>
-                <w:rStyle w:val="Enlacedelndice"/>
-                <w:rFonts w:eastAsiaTheme="minorEastAsia"/>
-                <w:lang w:eastAsia="es-ES"/>
-              </w:rPr>
               <w:tab/>
             </w:r>
             <w:r>
               <w:rPr>
-                <w:rStyle w:val="Enlacedelndice"/>
-              </w:rPr>
-              <w:t>Introducción</w:t>
-            </w:r>
-            <w:r>
-              <w:rPr>
+                <w:noProof/>
                 <w:webHidden/>
               </w:rPr>
               <w:fldChar w:fldCharType="begin"/>
             </w:r>
             <w:r>
               <w:rPr>
+                <w:noProof/>
                 <w:webHidden/>
               </w:rPr>
-              <w:instrText>PAGEREF _Toc213873547 \h</w:instrText>
-            </w:r>
-            <w:r>
-              <w:rPr>
+              <w:instrText xml:space="preserve"> PAGEREF _Toc215059485 \h </w:instrText>
+            </w:r>
+            <w:r>
+              <w:rPr>
+                <w:noProof/>
                 <w:webHidden/>
               </w:rPr>
             </w:r>
             <w:r>
               <w:rPr>
+                <w:noProof/>
                 <w:webHidden/>
               </w:rPr>
               <w:fldChar w:fldCharType="separate"/>
             </w:r>
             <w:r>
               <w:rPr>
-                <w:rStyle w:val="Enlacedelndice"/>
-              </w:rPr>
-              <w:tab/>
+                <w:noProof/>
+                <w:webHidden/>
+              </w:rPr>
               <w:t>2</w:t>
             </w:r>
             <w:r>
               <w:rPr>
+                <w:noProof/>
                 <w:webHidden/>
               </w:rPr>
               <w:fldChar w:fldCharType="end"/>
@@ -252,63 +266,77 @@
             </w:tabs>
             <w:rPr>
               <w:rFonts w:eastAsiaTheme="minorEastAsia"/>
+              <w:noProof/>
               <w:lang w:eastAsia="es-ES"/>
             </w:rPr>
           </w:pPr>
-          <w:hyperlink w:anchor="_Toc213873548">
-            <w:r>
-              <w:rPr>
-                <w:rStyle w:val="Enlacedelndice"/>
+          <w:hyperlink w:anchor="_Toc215059486" w:history="1">
+            <w:r>
+              <w:rPr>
+                <w:rStyle w:val="Hipervnculo"/>
+                <w:noProof/>
+              </w:rPr>
+              <w:t>2.</w:t>
+            </w:r>
+            <w:r>
+              <w:rPr>
+                <w:rFonts w:eastAsiaTheme="minorEastAsia"/>
+                <w:noProof/>
+                <w:lang w:eastAsia="es-ES"/>
+              </w:rPr>
+              <w:tab/>
+            </w:r>
+            <w:r>
+              <w:rPr>
+                <w:rStyle w:val="Hipervnculo"/>
+                <w:noProof/>
+              </w:rPr>
+              <w:t>Resumen ejecutivo</w:t>
+            </w:r>
+            <w:r>
+              <w:rPr>
+                <w:noProof/>
                 <w:webHidden/>
               </w:rPr>
-              <w:t>2.</w:t>
-            </w:r>
-            <w:r>
-              <w:rPr>
-                <w:rStyle w:val="Enlacedelndice"/>
-                <w:rFonts w:eastAsiaTheme="minorEastAsia"/>
-                <w:lang w:eastAsia="es-ES"/>
-              </w:rPr>
               <w:tab/>
             </w:r>
             <w:r>
               <w:rPr>
-                <w:rStyle w:val="Enlacedelndice"/>
-              </w:rPr>
-              <w:t>Resumen ejecutivo</w:t>
-            </w:r>
-            <w:r>
-              <w:rPr>
+                <w:noProof/>
                 <w:webHidden/>
               </w:rPr>
               <w:fldChar w:fldCharType="begin"/>
             </w:r>
             <w:r>
               <w:rPr>
+                <w:noProof/>
                 <w:webHidden/>
               </w:rPr>
-              <w:instrText>PAGEREF _Toc213873548 \h</w:instrText>
-            </w:r>
-            <w:r>
-              <w:rPr>
+              <w:instrText xml:space="preserve"> PAGEREF _Toc215059486 \h </w:instrText>
+            </w:r>
+            <w:r>
+              <w:rPr>
+                <w:noProof/>
                 <w:webHidden/>
               </w:rPr>
             </w:r>
             <w:r>
               <w:rPr>
+                <w:noProof/>
                 <w:webHidden/>
               </w:rPr>
               <w:fldChar w:fldCharType="separate"/>
             </w:r>
             <w:r>
               <w:rPr>
-                <w:rStyle w:val="Enlacedelndice"/>
-              </w:rPr>
-              <w:tab/>
+                <w:noProof/>
+                <w:webHidden/>
+              </w:rPr>
               <w:t>3</w:t>
             </w:r>
             <w:r>
               <w:rPr>
+                <w:noProof/>
                 <w:webHidden/>
               </w:rPr>
               <w:fldChar w:fldCharType="end"/>
@@ -324,63 +352,77 @@
             </w:tabs>
             <w:rPr>
               <w:rFonts w:eastAsiaTheme="minorEastAsia"/>
+              <w:noProof/>
               <w:lang w:eastAsia="es-ES"/>
             </w:rPr>
           </w:pPr>
-          <w:hyperlink w:anchor="_Toc213873549">
-            <w:r>
-              <w:rPr>
-                <w:rStyle w:val="Enlacedelndice"/>
+          <w:hyperlink w:anchor="_Toc215059487" w:history="1">
+            <w:r>
+              <w:rPr>
+                <w:rStyle w:val="Hipervnculo"/>
+                <w:noProof/>
+              </w:rPr>
+              <w:t>3.</w:t>
+            </w:r>
+            <w:r>
+              <w:rPr>
+                <w:rFonts w:eastAsiaTheme="minorEastAsia"/>
+                <w:noProof/>
+                <w:lang w:eastAsia="es-ES"/>
+              </w:rPr>
+              <w:tab/>
+            </w:r>
+            <w:r>
+              <w:rPr>
+                <w:rStyle w:val="Hipervnculo"/>
+                <w:noProof/>
+              </w:rPr>
+              <w:t>Justificación</w:t>
+            </w:r>
+            <w:r>
+              <w:rPr>
+                <w:noProof/>
                 <w:webHidden/>
               </w:rPr>
-              <w:t>3.</w:t>
-            </w:r>
-            <w:r>
-              <w:rPr>
-                <w:rStyle w:val="Enlacedelndice"/>
-                <w:rFonts w:eastAsiaTheme="minorEastAsia"/>
-                <w:lang w:eastAsia="es-ES"/>
-              </w:rPr>
               <w:tab/>
             </w:r>
             <w:r>
               <w:rPr>
-                <w:rStyle w:val="Enlacedelndice"/>
-              </w:rPr>
-              <w:t>Justificación</w:t>
-            </w:r>
-            <w:r>
-              <w:rPr>
+                <w:noProof/>
                 <w:webHidden/>
               </w:rPr>
               <w:fldChar w:fldCharType="begin"/>
             </w:r>
             <w:r>
               <w:rPr>
+                <w:noProof/>
                 <w:webHidden/>
               </w:rPr>
-              <w:instrText>PAGEREF _Toc213873549 \h</w:instrText>
-            </w:r>
-            <w:r>
-              <w:rPr>
+              <w:instrText xml:space="preserve"> PAGEREF _Toc215059487 \h </w:instrText>
+            </w:r>
+            <w:r>
+              <w:rPr>
+                <w:noProof/>
                 <w:webHidden/>
               </w:rPr>
             </w:r>
             <w:r>
               <w:rPr>
+                <w:noProof/>
                 <w:webHidden/>
               </w:rPr>
               <w:fldChar w:fldCharType="separate"/>
             </w:r>
             <w:r>
               <w:rPr>
-                <w:rStyle w:val="Enlacedelndice"/>
-              </w:rPr>
-              <w:tab/>
+                <w:noProof/>
+                <w:webHidden/>
+              </w:rPr>
               <w:t>4</w:t>
             </w:r>
             <w:r>
               <w:rPr>
+                <w:noProof/>
                 <w:webHidden/>
               </w:rPr>
               <w:fldChar w:fldCharType="end"/>
@@ -396,63 +438,77 @@
             </w:tabs>
             <w:rPr>
               <w:rFonts w:eastAsiaTheme="minorEastAsia"/>
+              <w:noProof/>
               <w:lang w:eastAsia="es-ES"/>
             </w:rPr>
           </w:pPr>
-          <w:hyperlink w:anchor="_Toc213873550">
-            <w:r>
-              <w:rPr>
-                <w:rStyle w:val="Enlacedelndice"/>
+          <w:hyperlink w:anchor="_Toc215059488" w:history="1">
+            <w:r>
+              <w:rPr>
+                <w:rStyle w:val="Hipervnculo"/>
+                <w:noProof/>
+              </w:rPr>
+              <w:t>3.1.</w:t>
+            </w:r>
+            <w:r>
+              <w:rPr>
+                <w:rFonts w:eastAsiaTheme="minorEastAsia"/>
+                <w:noProof/>
+                <w:lang w:eastAsia="es-ES"/>
+              </w:rPr>
+              <w:tab/>
+            </w:r>
+            <w:r>
+              <w:rPr>
+                <w:rStyle w:val="Hipervnculo"/>
+                <w:noProof/>
+              </w:rPr>
+              <w:t>Participación en ODS imagen</w:t>
+            </w:r>
+            <w:r>
+              <w:rPr>
+                <w:noProof/>
                 <w:webHidden/>
               </w:rPr>
-              <w:t>3.1.</w:t>
-            </w:r>
-            <w:r>
-              <w:rPr>
-                <w:rStyle w:val="Enlacedelndice"/>
-                <w:rFonts w:eastAsiaTheme="minorEastAsia"/>
-                <w:lang w:eastAsia="es-ES"/>
-              </w:rPr>
               <w:tab/>
             </w:r>
             <w:r>
               <w:rPr>
-                <w:rStyle w:val="Enlacedelndice"/>
-              </w:rPr>
-              <w:t>Participación en ODS imagen</w:t>
-            </w:r>
-            <w:r>
-              <w:rPr>
+                <w:noProof/>
                 <w:webHidden/>
               </w:rPr>
               <w:fldChar w:fldCharType="begin"/>
             </w:r>
             <w:r>
               <w:rPr>
+                <w:noProof/>
                 <w:webHidden/>
               </w:rPr>
-              <w:instrText>PAGEREF _Toc213873550 \h</w:instrText>
-            </w:r>
-            <w:r>
-              <w:rPr>
+              <w:instrText xml:space="preserve"> PAGEREF _Toc215059488 \h </w:instrText>
+            </w:r>
+            <w:r>
+              <w:rPr>
+                <w:noProof/>
                 <w:webHidden/>
               </w:rPr>
             </w:r>
             <w:r>
               <w:rPr>
+                <w:noProof/>
                 <w:webHidden/>
               </w:rPr>
               <w:fldChar w:fldCharType="separate"/>
             </w:r>
             <w:r>
               <w:rPr>
-                <w:rStyle w:val="Enlacedelndice"/>
-              </w:rPr>
-              <w:tab/>
-              <w:t>6</w:t>
-            </w:r>
-            <w:r>
-              <w:rPr>
+                <w:noProof/>
+                <w:webHidden/>
+              </w:rPr>
+              <w:t>7</w:t>
+            </w:r>
+            <w:r>
+              <w:rPr>
+                <w:noProof/>
                 <w:webHidden/>
               </w:rPr>
               <w:fldChar w:fldCharType="end"/>
@@ -468,63 +524,77 @@
             </w:tabs>
             <w:rPr>
               <w:rFonts w:eastAsiaTheme="minorEastAsia"/>
+              <w:noProof/>
               <w:lang w:eastAsia="es-ES"/>
             </w:rPr>
           </w:pPr>
-          <w:hyperlink w:anchor="_Toc213873551">
-            <w:r>
-              <w:rPr>
-                <w:rStyle w:val="Enlacedelndice"/>
+          <w:hyperlink w:anchor="_Toc215059489" w:history="1">
+            <w:r>
+              <w:rPr>
+                <w:rStyle w:val="Hipervnculo"/>
+                <w:noProof/>
+              </w:rPr>
+              <w:t>4.</w:t>
+            </w:r>
+            <w:r>
+              <w:rPr>
+                <w:rFonts w:eastAsiaTheme="minorEastAsia"/>
+                <w:noProof/>
+                <w:lang w:eastAsia="es-ES"/>
+              </w:rPr>
+              <w:tab/>
+            </w:r>
+            <w:r>
+              <w:rPr>
+                <w:rStyle w:val="Hipervnculo"/>
+                <w:noProof/>
+              </w:rPr>
+              <w:t>Historias de usuario</w:t>
+            </w:r>
+            <w:r>
+              <w:rPr>
+                <w:noProof/>
                 <w:webHidden/>
               </w:rPr>
-              <w:t>4.</w:t>
-            </w:r>
-            <w:r>
-              <w:rPr>
-                <w:rStyle w:val="Enlacedelndice"/>
-                <w:rFonts w:eastAsiaTheme="minorEastAsia"/>
-                <w:lang w:eastAsia="es-ES"/>
-              </w:rPr>
               <w:tab/>
             </w:r>
             <w:r>
               <w:rPr>
-                <w:rStyle w:val="Enlacedelndice"/>
-              </w:rPr>
-              <w:t>Historias de usuario</w:t>
-            </w:r>
-            <w:r>
-              <w:rPr>
+                <w:noProof/>
                 <w:webHidden/>
               </w:rPr>
               <w:fldChar w:fldCharType="begin"/>
             </w:r>
             <w:r>
               <w:rPr>
+                <w:noProof/>
                 <w:webHidden/>
               </w:rPr>
-              <w:instrText>PAGEREF _Toc213873551 \h</w:instrText>
-            </w:r>
-            <w:r>
-              <w:rPr>
+              <w:instrText xml:space="preserve"> PAGEREF _Toc215059489 \h </w:instrText>
+            </w:r>
+            <w:r>
+              <w:rPr>
+                <w:noProof/>
                 <w:webHidden/>
               </w:rPr>
             </w:r>
             <w:r>
               <w:rPr>
+                <w:noProof/>
                 <w:webHidden/>
               </w:rPr>
               <w:fldChar w:fldCharType="separate"/>
             </w:r>
             <w:r>
               <w:rPr>
-                <w:rStyle w:val="Enlacedelndice"/>
-              </w:rPr>
-              <w:tab/>
-              <w:t>8</w:t>
-            </w:r>
-            <w:r>
-              <w:rPr>
+                <w:noProof/>
+                <w:webHidden/>
+              </w:rPr>
+              <w:t>9</w:t>
+            </w:r>
+            <w:r>
+              <w:rPr>
+                <w:noProof/>
                 <w:webHidden/>
               </w:rPr>
               <w:fldChar w:fldCharType="end"/>
@@ -540,63 +610,77 @@
             </w:tabs>
             <w:rPr>
               <w:rFonts w:eastAsiaTheme="minorEastAsia"/>
+              <w:noProof/>
               <w:lang w:eastAsia="es-ES"/>
             </w:rPr>
           </w:pPr>
-          <w:hyperlink w:anchor="_Toc213873552">
-            <w:r>
-              <w:rPr>
-                <w:rStyle w:val="Enlacedelndice"/>
+          <w:hyperlink w:anchor="_Toc215059490" w:history="1">
+            <w:r>
+              <w:rPr>
+                <w:rStyle w:val="Hipervnculo"/>
+                <w:noProof/>
+              </w:rPr>
+              <w:t>4.1.</w:t>
+            </w:r>
+            <w:r>
+              <w:rPr>
+                <w:rFonts w:eastAsiaTheme="minorEastAsia"/>
+                <w:noProof/>
+                <w:lang w:eastAsia="es-ES"/>
+              </w:rPr>
+              <w:tab/>
+            </w:r>
+            <w:r>
+              <w:rPr>
+                <w:rStyle w:val="Hipervnculo"/>
+                <w:noProof/>
+              </w:rPr>
+              <w:t>Backlog</w:t>
+            </w:r>
+            <w:r>
+              <w:rPr>
+                <w:noProof/>
                 <w:webHidden/>
               </w:rPr>
-              <w:t>4.1.</w:t>
-            </w:r>
-            <w:r>
-              <w:rPr>
-                <w:rStyle w:val="Enlacedelndice"/>
-                <w:rFonts w:eastAsiaTheme="minorEastAsia"/>
-                <w:lang w:eastAsia="es-ES"/>
-              </w:rPr>
               <w:tab/>
             </w:r>
             <w:r>
               <w:rPr>
-                <w:rStyle w:val="Enlacedelndice"/>
-              </w:rPr>
-              <w:t>Backlog</w:t>
-            </w:r>
-            <w:r>
-              <w:rPr>
+                <w:noProof/>
                 <w:webHidden/>
               </w:rPr>
               <w:fldChar w:fldCharType="begin"/>
             </w:r>
             <w:r>
               <w:rPr>
+                <w:noProof/>
                 <w:webHidden/>
               </w:rPr>
-              <w:instrText>PAGEREF _Toc213873552 \h</w:instrText>
-            </w:r>
-            <w:r>
-              <w:rPr>
+              <w:instrText xml:space="preserve"> PAGEREF _Toc215059490 \h </w:instrText>
+            </w:r>
+            <w:r>
+              <w:rPr>
+                <w:noProof/>
                 <w:webHidden/>
               </w:rPr>
             </w:r>
             <w:r>
               <w:rPr>
+                <w:noProof/>
                 <w:webHidden/>
               </w:rPr>
               <w:fldChar w:fldCharType="separate"/>
             </w:r>
             <w:r>
               <w:rPr>
-                <w:rStyle w:val="Enlacedelndice"/>
-              </w:rPr>
-              <w:tab/>
-              <w:t>8</w:t>
-            </w:r>
-            <w:r>
-              <w:rPr>
+                <w:noProof/>
+                <w:webHidden/>
+              </w:rPr>
+              <w:t>9</w:t>
+            </w:r>
+            <w:r>
+              <w:rPr>
+                <w:noProof/>
                 <w:webHidden/>
               </w:rPr>
               <w:fldChar w:fldCharType="end"/>
@@ -612,63 +696,77 @@
             </w:tabs>
             <w:rPr>
               <w:rFonts w:eastAsiaTheme="minorEastAsia"/>
+              <w:noProof/>
               <w:lang w:eastAsia="es-ES"/>
             </w:rPr>
           </w:pPr>
-          <w:hyperlink w:anchor="_Toc213873553">
-            <w:r>
-              <w:rPr>
-                <w:rStyle w:val="Enlacedelndice"/>
+          <w:hyperlink w:anchor="_Toc215059491" w:history="1">
+            <w:r>
+              <w:rPr>
+                <w:rStyle w:val="Hipervnculo"/>
+                <w:noProof/>
+              </w:rPr>
+              <w:t>4.2.</w:t>
+            </w:r>
+            <w:r>
+              <w:rPr>
+                <w:rFonts w:eastAsiaTheme="minorEastAsia"/>
+                <w:noProof/>
+                <w:lang w:eastAsia="es-ES"/>
+              </w:rPr>
+              <w:tab/>
+            </w:r>
+            <w:r>
+              <w:rPr>
+                <w:rStyle w:val="Hipervnculo"/>
+                <w:noProof/>
+              </w:rPr>
+              <w:t>Trazabilidad</w:t>
+            </w:r>
+            <w:r>
+              <w:rPr>
+                <w:noProof/>
                 <w:webHidden/>
               </w:rPr>
-              <w:t>4.2.</w:t>
-            </w:r>
-            <w:r>
-              <w:rPr>
-                <w:rStyle w:val="Enlacedelndice"/>
-                <w:rFonts w:eastAsiaTheme="minorEastAsia"/>
-                <w:lang w:eastAsia="es-ES"/>
-              </w:rPr>
               <w:tab/>
             </w:r>
             <w:r>
               <w:rPr>
-                <w:rStyle w:val="Enlacedelndice"/>
-              </w:rPr>
-              <w:t>Trazabilidad</w:t>
-            </w:r>
-            <w:r>
-              <w:rPr>
+                <w:noProof/>
                 <w:webHidden/>
               </w:rPr>
               <w:fldChar w:fldCharType="begin"/>
             </w:r>
             <w:r>
               <w:rPr>
+                <w:noProof/>
                 <w:webHidden/>
               </w:rPr>
-              <w:instrText>PAGEREF _Toc213873553 \h</w:instrText>
-            </w:r>
-            <w:r>
-              <w:rPr>
+              <w:instrText xml:space="preserve"> PAGEREF _Toc215059491 \h </w:instrText>
+            </w:r>
+            <w:r>
+              <w:rPr>
+                <w:noProof/>
                 <w:webHidden/>
               </w:rPr>
             </w:r>
             <w:r>
               <w:rPr>
+                <w:noProof/>
                 <w:webHidden/>
               </w:rPr>
               <w:fldChar w:fldCharType="separate"/>
             </w:r>
             <w:r>
               <w:rPr>
-                <w:rStyle w:val="Enlacedelndice"/>
-              </w:rPr>
-              <w:tab/>
-              <w:t>8</w:t>
-            </w:r>
-            <w:r>
-              <w:rPr>
+                <w:noProof/>
+                <w:webHidden/>
+              </w:rPr>
+              <w:t>10</w:t>
+            </w:r>
+            <w:r>
+              <w:rPr>
+                <w:noProof/>
                 <w:webHidden/>
               </w:rPr>
               <w:fldChar w:fldCharType="end"/>
@@ -684,63 +782,77 @@
             </w:tabs>
             <w:rPr>
               <w:rFonts w:eastAsiaTheme="minorEastAsia"/>
+              <w:noProof/>
               <w:lang w:eastAsia="es-ES"/>
             </w:rPr>
           </w:pPr>
-          <w:hyperlink w:anchor="_Toc213873554">
-            <w:r>
-              <w:rPr>
-                <w:rStyle w:val="Enlacedelndice"/>
+          <w:hyperlink w:anchor="_Toc215059492" w:history="1">
+            <w:r>
+              <w:rPr>
+                <w:rStyle w:val="Hipervnculo"/>
+                <w:noProof/>
+              </w:rPr>
+              <w:t>5.</w:t>
+            </w:r>
+            <w:r>
+              <w:rPr>
+                <w:rFonts w:eastAsiaTheme="minorEastAsia"/>
+                <w:noProof/>
+                <w:lang w:eastAsia="es-ES"/>
+              </w:rPr>
+              <w:tab/>
+            </w:r>
+            <w:r>
+              <w:rPr>
+                <w:rStyle w:val="Hipervnculo"/>
+                <w:noProof/>
+              </w:rPr>
+              <w:t>Arquitectura</w:t>
+            </w:r>
+            <w:r>
+              <w:rPr>
+                <w:noProof/>
                 <w:webHidden/>
               </w:rPr>
-              <w:t>5.</w:t>
-            </w:r>
-            <w:r>
-              <w:rPr>
-                <w:rStyle w:val="Enlacedelndice"/>
-                <w:rFonts w:eastAsiaTheme="minorEastAsia"/>
-                <w:lang w:eastAsia="es-ES"/>
-              </w:rPr>
               <w:tab/>
             </w:r>
             <w:r>
               <w:rPr>
-                <w:rStyle w:val="Enlacedelndice"/>
-              </w:rPr>
-              <w:t>Arquitectura</w:t>
-            </w:r>
-            <w:r>
-              <w:rPr>
+                <w:noProof/>
                 <w:webHidden/>
               </w:rPr>
               <w:fldChar w:fldCharType="begin"/>
             </w:r>
             <w:r>
               <w:rPr>
+                <w:noProof/>
                 <w:webHidden/>
               </w:rPr>
-              <w:instrText>PAGEREF _Toc213873554 \h</w:instrText>
-            </w:r>
-            <w:r>
-              <w:rPr>
+              <w:instrText xml:space="preserve"> PAGEREF _Toc215059492 \h </w:instrText>
+            </w:r>
+            <w:r>
+              <w:rPr>
+                <w:noProof/>
                 <w:webHidden/>
               </w:rPr>
             </w:r>
             <w:r>
               <w:rPr>
+                <w:noProof/>
                 <w:webHidden/>
               </w:rPr>
               <w:fldChar w:fldCharType="separate"/>
             </w:r>
             <w:r>
               <w:rPr>
-                <w:rStyle w:val="Enlacedelndice"/>
-              </w:rPr>
-              <w:tab/>
-              <w:t>9</w:t>
-            </w:r>
-            <w:r>
-              <w:rPr>
+                <w:noProof/>
+                <w:webHidden/>
+              </w:rPr>
+              <w:t>10</w:t>
+            </w:r>
+            <w:r>
+              <w:rPr>
+                <w:noProof/>
                 <w:webHidden/>
               </w:rPr>
               <w:fldChar w:fldCharType="end"/>
@@ -756,63 +868,77 @@
             </w:tabs>
             <w:rPr>
               <w:rFonts w:eastAsiaTheme="minorEastAsia"/>
+              <w:noProof/>
               <w:lang w:eastAsia="es-ES"/>
             </w:rPr>
           </w:pPr>
-          <w:hyperlink w:anchor="_Toc213873555">
-            <w:r>
-              <w:rPr>
-                <w:rStyle w:val="Enlacedelndice"/>
+          <w:hyperlink w:anchor="_Toc215059493" w:history="1">
+            <w:r>
+              <w:rPr>
+                <w:rStyle w:val="Hipervnculo"/>
+                <w:noProof/>
+              </w:rPr>
+              <w:t>5.1.</w:t>
+            </w:r>
+            <w:r>
+              <w:rPr>
+                <w:rFonts w:eastAsiaTheme="minorEastAsia"/>
+                <w:noProof/>
+                <w:lang w:eastAsia="es-ES"/>
+              </w:rPr>
+              <w:tab/>
+            </w:r>
+            <w:r>
+              <w:rPr>
+                <w:rStyle w:val="Hipervnculo"/>
+                <w:noProof/>
+              </w:rPr>
+              <w:t>Diagrama</w:t>
+            </w:r>
+            <w:r>
+              <w:rPr>
+                <w:noProof/>
                 <w:webHidden/>
               </w:rPr>
-              <w:t>5.1.</w:t>
-            </w:r>
-            <w:r>
-              <w:rPr>
-                <w:rStyle w:val="Enlacedelndice"/>
-                <w:rFonts w:eastAsiaTheme="minorEastAsia"/>
-                <w:lang w:eastAsia="es-ES"/>
-              </w:rPr>
               <w:tab/>
             </w:r>
             <w:r>
               <w:rPr>
-                <w:rStyle w:val="Enlacedelndice"/>
-              </w:rPr>
-              <w:t>Diagrama</w:t>
-            </w:r>
-            <w:r>
-              <w:rPr>
+                <w:noProof/>
                 <w:webHidden/>
               </w:rPr>
               <w:fldChar w:fldCharType="begin"/>
             </w:r>
             <w:r>
               <w:rPr>
+                <w:noProof/>
                 <w:webHidden/>
               </w:rPr>
-              <w:instrText>PAGEREF _Toc213873555 \h</w:instrText>
-            </w:r>
-            <w:r>
-              <w:rPr>
+              <w:instrText xml:space="preserve"> PAGEREF _Toc215059493 \h </w:instrText>
+            </w:r>
+            <w:r>
+              <w:rPr>
+                <w:noProof/>
                 <w:webHidden/>
               </w:rPr>
             </w:r>
             <w:r>
               <w:rPr>
+                <w:noProof/>
                 <w:webHidden/>
               </w:rPr>
               <w:fldChar w:fldCharType="separate"/>
             </w:r>
             <w:r>
               <w:rPr>
-                <w:rStyle w:val="Enlacedelndice"/>
-              </w:rPr>
-              <w:tab/>
-              <w:t>9</w:t>
-            </w:r>
-            <w:r>
-              <w:rPr>
+                <w:noProof/>
+                <w:webHidden/>
+              </w:rPr>
+              <w:t>10</w:t>
+            </w:r>
+            <w:r>
+              <w:rPr>
+                <w:noProof/>
                 <w:webHidden/>
               </w:rPr>
               <w:fldChar w:fldCharType="end"/>
@@ -828,63 +954,77 @@
             </w:tabs>
             <w:rPr>
               <w:rFonts w:eastAsiaTheme="minorEastAsia"/>
+              <w:noProof/>
               <w:lang w:eastAsia="es-ES"/>
             </w:rPr>
           </w:pPr>
-          <w:hyperlink w:anchor="_Toc213873556">
-            <w:r>
-              <w:rPr>
-                <w:rStyle w:val="Enlacedelndice"/>
+          <w:hyperlink w:anchor="_Toc215059494" w:history="1">
+            <w:r>
+              <w:rPr>
+                <w:rStyle w:val="Hipervnculo"/>
+                <w:noProof/>
+              </w:rPr>
+              <w:t>5.2.</w:t>
+            </w:r>
+            <w:r>
+              <w:rPr>
+                <w:rFonts w:eastAsiaTheme="minorEastAsia"/>
+                <w:noProof/>
+                <w:lang w:eastAsia="es-ES"/>
+              </w:rPr>
+              <w:tab/>
+            </w:r>
+            <w:r>
+              <w:rPr>
+                <w:rStyle w:val="Hipervnculo"/>
+                <w:noProof/>
+              </w:rPr>
+              <w:t>Decisiones de arquitectura (ADR)</w:t>
+            </w:r>
+            <w:r>
+              <w:rPr>
+                <w:noProof/>
                 <w:webHidden/>
               </w:rPr>
-              <w:t>5.2.</w:t>
-            </w:r>
-            <w:r>
-              <w:rPr>
-                <w:rStyle w:val="Enlacedelndice"/>
-                <w:rFonts w:eastAsiaTheme="minorEastAsia"/>
-                <w:lang w:eastAsia="es-ES"/>
-              </w:rPr>
               <w:tab/>
             </w:r>
             <w:r>
               <w:rPr>
-                <w:rStyle w:val="Enlacedelndice"/>
-              </w:rPr>
-              <w:t>Decisiones de arquitectura (ADR)</w:t>
-            </w:r>
-            <w:r>
-              <w:rPr>
+                <w:noProof/>
                 <w:webHidden/>
               </w:rPr>
               <w:fldChar w:fldCharType="begin"/>
             </w:r>
             <w:r>
               <w:rPr>
+                <w:noProof/>
                 <w:webHidden/>
               </w:rPr>
-              <w:instrText>PAGEREF _Toc213873556 \h</w:instrText>
-            </w:r>
-            <w:r>
-              <w:rPr>
+              <w:instrText xml:space="preserve"> PAGEREF _Toc215059494 \h </w:instrText>
+            </w:r>
+            <w:r>
+              <w:rPr>
+                <w:noProof/>
                 <w:webHidden/>
               </w:rPr>
             </w:r>
             <w:r>
               <w:rPr>
+                <w:noProof/>
                 <w:webHidden/>
               </w:rPr>
               <w:fldChar w:fldCharType="separate"/>
             </w:r>
             <w:r>
               <w:rPr>
-                <w:rStyle w:val="Enlacedelndice"/>
-              </w:rPr>
-              <w:tab/>
-              <w:t>9</w:t>
-            </w:r>
-            <w:r>
-              <w:rPr>
+                <w:noProof/>
+                <w:webHidden/>
+              </w:rPr>
+              <w:t>12</w:t>
+            </w:r>
+            <w:r>
+              <w:rPr>
+                <w:noProof/>
                 <w:webHidden/>
               </w:rPr>
               <w:fldChar w:fldCharType="end"/>
@@ -900,63 +1040,257 @@
             </w:tabs>
             <w:rPr>
               <w:rFonts w:eastAsiaTheme="minorEastAsia"/>
+              <w:noProof/>
               <w:lang w:eastAsia="es-ES"/>
             </w:rPr>
           </w:pPr>
-          <w:hyperlink w:anchor="_Toc213873557">
-            <w:r>
-              <w:rPr>
-                <w:rStyle w:val="Enlacedelndice"/>
+          <w:hyperlink w:anchor="_Toc215059495" w:history="1">
+            <w:r>
+              <w:rPr>
+                <w:rStyle w:val="Hipervnculo"/>
+                <w:noProof/>
+              </w:rPr>
+              <w:t>5.3.</w:t>
+            </w:r>
+            <w:r>
+              <w:rPr>
+                <w:rFonts w:eastAsiaTheme="minorEastAsia"/>
+                <w:noProof/>
+                <w:lang w:eastAsia="es-ES"/>
+              </w:rPr>
+              <w:tab/>
+            </w:r>
+            <w:r>
+              <w:rPr>
+                <w:rStyle w:val="Hipervnculo"/>
+                <w:noProof/>
+              </w:rPr>
+              <w:t>Integraciones, datos y dependencias</w:t>
+            </w:r>
+            <w:r>
+              <w:rPr>
+                <w:noProof/>
                 <w:webHidden/>
               </w:rPr>
-              <w:t>5.3.</w:t>
-            </w:r>
-            <w:r>
-              <w:rPr>
-                <w:rStyle w:val="Enlacedelndice"/>
+              <w:tab/>
+            </w:r>
+            <w:r>
+              <w:rPr>
+                <w:noProof/>
+                <w:webHidden/>
+              </w:rPr>
+              <w:fldChar w:fldCharType="begin"/>
+            </w:r>
+            <w:r>
+              <w:rPr>
+                <w:noProof/>
+                <w:webHidden/>
+              </w:rPr>
+              <w:instrText xml:space="preserve"> PAGEREF _Toc215059495 \h </w:instrText>
+            </w:r>
+            <w:r>
+              <w:rPr>
+                <w:noProof/>
+                <w:webHidden/>
+              </w:rPr>
+            </w:r>
+            <w:r>
+              <w:rPr>
+                <w:noProof/>
+                <w:webHidden/>
+              </w:rPr>
+              <w:fldChar w:fldCharType="separate"/>
+            </w:r>
+            <w:r>
+              <w:rPr>
+                <w:noProof/>
+                <w:webHidden/>
+              </w:rPr>
+              <w:t>12</w:t>
+            </w:r>
+            <w:r>
+              <w:rPr>
+                <w:noProof/>
+                <w:webHidden/>
+              </w:rPr>
+              <w:fldChar w:fldCharType="end"/>
+            </w:r>
+          </w:hyperlink>
+        </w:p>
+        <w:p>
+          <w:pPr>
+            <w:pStyle w:val="TDC1"/>
+            <w:tabs>
+              <w:tab w:val="left" w:pos="480"/>
+              <w:tab w:val="right" w:leader="dot" w:pos="8494"/>
+            </w:tabs>
+            <w:rPr>
+              <w:rFonts w:eastAsiaTheme="minorEastAsia"/>
+              <w:noProof/>
+              <w:lang w:eastAsia="es-ES"/>
+            </w:rPr>
+          </w:pPr>
+          <w:hyperlink w:anchor="_Toc215059496" w:history="1">
+            <w:r>
+              <w:rPr>
+                <w:rStyle w:val="Hipervnculo"/>
+                <w:noProof/>
+              </w:rPr>
+              <w:t>6.</w:t>
+            </w:r>
+            <w:r>
+              <w:rPr>
                 <w:rFonts w:eastAsiaTheme="minorEastAsia"/>
+                <w:noProof/>
                 <w:lang w:eastAsia="es-ES"/>
               </w:rPr>
               <w:tab/>
             </w:r>
             <w:r>
               <w:rPr>
-                <w:rStyle w:val="Enlacedelndice"/>
-              </w:rPr>
-              <w:t>Integraciones, datos y dependencias</w:t>
-            </w:r>
-            <w:r>
-              <w:rPr>
+                <w:rStyle w:val="Hipervnculo"/>
+                <w:rFonts w:cstheme="majorHAnsi"/>
+                <w:noProof/>
+              </w:rPr>
+              <w:t>Requisitos</w:t>
+            </w:r>
+            <w:r>
+              <w:rPr>
+                <w:rStyle w:val="Hipervnculo"/>
+                <w:noProof/>
+              </w:rPr>
+              <w:t xml:space="preserve"> no funcionales (NFR)</w:t>
+            </w:r>
+            <w:r>
+              <w:rPr>
+                <w:noProof/>
                 <w:webHidden/>
               </w:rPr>
+              <w:tab/>
+            </w:r>
+            <w:r>
+              <w:rPr>
+                <w:noProof/>
+                <w:webHidden/>
+              </w:rPr>
               <w:fldChar w:fldCharType="begin"/>
             </w:r>
             <w:r>
               <w:rPr>
+                <w:noProof/>
                 <w:webHidden/>
               </w:rPr>
-              <w:instrText>PAGEREF _Toc213873557 \h</w:instrText>
-            </w:r>
-            <w:r>
-              <w:rPr>
+              <w:instrText xml:space="preserve"> PAGEREF _Toc215059496 \h </w:instrText>
+            </w:r>
+            <w:r>
+              <w:rPr>
+                <w:noProof/>
                 <w:webHidden/>
               </w:rPr>
             </w:r>
             <w:r>
               <w:rPr>
+                <w:noProof/>
                 <w:webHidden/>
               </w:rPr>
               <w:fldChar w:fldCharType="separate"/>
             </w:r>
             <w:r>
               <w:rPr>
-                <w:rStyle w:val="Enlacedelndice"/>
+                <w:noProof/>
+                <w:webHidden/>
+              </w:rPr>
+              <w:t>13</w:t>
+            </w:r>
+            <w:r>
+              <w:rPr>
+                <w:noProof/>
+                <w:webHidden/>
+              </w:rPr>
+              <w:fldChar w:fldCharType="end"/>
+            </w:r>
+          </w:hyperlink>
+        </w:p>
+        <w:p>
+          <w:pPr>
+            <w:pStyle w:val="TDC1"/>
+            <w:tabs>
+              <w:tab w:val="left" w:pos="480"/>
+              <w:tab w:val="right" w:leader="dot" w:pos="8494"/>
+            </w:tabs>
+            <w:rPr>
+              <w:rFonts w:eastAsiaTheme="minorEastAsia"/>
+              <w:noProof/>
+              <w:lang w:eastAsia="es-ES"/>
+            </w:rPr>
+          </w:pPr>
+          <w:hyperlink w:anchor="_Toc215059497" w:history="1">
+            <w:r>
+              <w:rPr>
+                <w:rStyle w:val="Hipervnculo"/>
+                <w:noProof/>
+              </w:rPr>
+              <w:t>7.</w:t>
+            </w:r>
+            <w:r>
+              <w:rPr>
+                <w:rFonts w:eastAsiaTheme="minorEastAsia"/>
+                <w:noProof/>
+                <w:lang w:eastAsia="es-ES"/>
               </w:rPr>
               <w:tab/>
-              <w:t>9</w:t>
-            </w:r>
-            <w:r>
-              <w:rPr>
+            </w:r>
+            <w:r>
+              <w:rPr>
+                <w:rStyle w:val="Hipervnculo"/>
+                <w:noProof/>
+              </w:rPr>
+              <w:t>Prototipo Figma y diseño</w:t>
+            </w:r>
+            <w:r>
+              <w:rPr>
+                <w:noProof/>
+                <w:webHidden/>
+              </w:rPr>
+              <w:tab/>
+            </w:r>
+            <w:r>
+              <w:rPr>
+                <w:noProof/>
+                <w:webHidden/>
+              </w:rPr>
+              <w:fldChar w:fldCharType="begin"/>
+            </w:r>
+            <w:r>
+              <w:rPr>
+                <w:noProof/>
+                <w:webHidden/>
+              </w:rPr>
+              <w:instrText xml:space="preserve"> PAGEREF _Toc215059497 \h </w:instrText>
+            </w:r>
+            <w:r>
+              <w:rPr>
+                <w:noProof/>
+                <w:webHidden/>
+              </w:rPr>
+            </w:r>
+            <w:r>
+              <w:rPr>
+                <w:noProof/>
+                <w:webHidden/>
+              </w:rPr>
+              <w:fldChar w:fldCharType="separate"/>
+            </w:r>
+            <w:r>
+              <w:rPr>
+                <w:noProof/>
+                <w:webHidden/>
+              </w:rPr>
+              <w:t>15</w:t>
+            </w:r>
+            <w:r>
+              <w:rPr>
+                <w:noProof/>
                 <w:webHidden/>
               </w:rPr>
               <w:fldChar w:fldCharType="end"/>
@@ -972,63 +1306,163 @@
             </w:tabs>
             <w:rPr>
               <w:rFonts w:eastAsiaTheme="minorEastAsia"/>
+              <w:noProof/>
               <w:lang w:eastAsia="es-ES"/>
             </w:rPr>
           </w:pPr>
-          <w:hyperlink w:anchor="_Toc213873558">
-            <w:r>
-              <w:rPr>
-                <w:rStyle w:val="Enlacedelndice"/>
+          <w:hyperlink w:anchor="_Toc215059498" w:history="1">
+            <w:r>
+              <w:rPr>
+                <w:rStyle w:val="Hipervnculo"/>
+                <w:noProof/>
+              </w:rPr>
+              <w:t>7.1.</w:t>
+            </w:r>
+            <w:r>
+              <w:rPr>
+                <w:rFonts w:eastAsiaTheme="minorEastAsia"/>
+                <w:noProof/>
+                <w:lang w:eastAsia="es-ES"/>
+              </w:rPr>
+              <w:tab/>
+            </w:r>
+            <w:r>
+              <w:rPr>
+                <w:rStyle w:val="Hipervnculo"/>
+                <w:noProof/>
+              </w:rPr>
+              <w:t>Prototipo navegable</w:t>
+            </w:r>
+            <w:r>
+              <w:rPr>
+                <w:noProof/>
                 <w:webHidden/>
               </w:rPr>
-              <w:t>5.4.</w:t>
-            </w:r>
-            <w:r>
-              <w:rPr>
-                <w:rStyle w:val="Enlacedelndice"/>
+              <w:tab/>
+            </w:r>
+            <w:r>
+              <w:rPr>
+                <w:noProof/>
+                <w:webHidden/>
+              </w:rPr>
+              <w:fldChar w:fldCharType="begin"/>
+            </w:r>
+            <w:r>
+              <w:rPr>
+                <w:noProof/>
+                <w:webHidden/>
+              </w:rPr>
+              <w:instrText xml:space="preserve"> PAGEREF _Toc215059498 \h </w:instrText>
+            </w:r>
+            <w:r>
+              <w:rPr>
+                <w:noProof/>
+                <w:webHidden/>
+              </w:rPr>
+            </w:r>
+            <w:r>
+              <w:rPr>
+                <w:noProof/>
+                <w:webHidden/>
+              </w:rPr>
+              <w:fldChar w:fldCharType="separate"/>
+            </w:r>
+            <w:r>
+              <w:rPr>
+                <w:noProof/>
+                <w:webHidden/>
+              </w:rPr>
+              <w:t>15</w:t>
+            </w:r>
+            <w:r>
+              <w:rPr>
+                <w:noProof/>
+                <w:webHidden/>
+              </w:rPr>
+              <w:fldChar w:fldCharType="end"/>
+            </w:r>
+          </w:hyperlink>
+        </w:p>
+        <w:p>
+          <w:pPr>
+            <w:pStyle w:val="TDC2"/>
+            <w:tabs>
+              <w:tab w:val="left" w:pos="960"/>
+              <w:tab w:val="right" w:leader="dot" w:pos="8494"/>
+            </w:tabs>
+            <w:rPr>
+              <w:rFonts w:eastAsiaTheme="minorEastAsia"/>
+              <w:noProof/>
+              <w:lang w:eastAsia="es-ES"/>
+            </w:rPr>
+          </w:pPr>
+          <w:hyperlink w:anchor="_Toc215059499" w:history="1">
+            <w:r>
+              <w:rPr>
+                <w:rStyle w:val="Hipervnculo"/>
+                <w:noProof/>
+              </w:rPr>
+              <w:t>7.2.</w:t>
+            </w:r>
+            <w:r>
+              <w:rPr>
                 <w:rFonts w:eastAsiaTheme="minorEastAsia"/>
+                <w:noProof/>
                 <w:lang w:eastAsia="es-ES"/>
               </w:rPr>
               <w:tab/>
             </w:r>
             <w:r>
               <w:rPr>
-                <w:rStyle w:val="Enlacedelndice"/>
-              </w:rPr>
-              <w:t>Riesgos Técnicos.</w:t>
-            </w:r>
-            <w:r>
-              <w:rPr>
+                <w:rStyle w:val="Hipervnculo"/>
+                <w:noProof/>
+              </w:rPr>
+              <w:t>Guia de diseño</w:t>
+            </w:r>
+            <w:r>
+              <w:rPr>
+                <w:noProof/>
                 <w:webHidden/>
               </w:rPr>
+              <w:tab/>
+            </w:r>
+            <w:r>
+              <w:rPr>
+                <w:noProof/>
+                <w:webHidden/>
+              </w:rPr>
               <w:fldChar w:fldCharType="begin"/>
             </w:r>
             <w:r>
               <w:rPr>
+                <w:noProof/>
                 <w:webHidden/>
               </w:rPr>
-              <w:instrText>PAGEREF _Toc213873558 \h</w:instrText>
-            </w:r>
-            <w:r>
-              <w:rPr>
+              <w:instrText xml:space="preserve"> PAGEREF _Toc215059499 \h </w:instrText>
+            </w:r>
+            <w:r>
+              <w:rPr>
+                <w:noProof/>
                 <w:webHidden/>
               </w:rPr>
             </w:r>
             <w:r>
               <w:rPr>
+                <w:noProof/>
                 <w:webHidden/>
               </w:rPr>
               <w:fldChar w:fldCharType="separate"/>
             </w:r>
             <w:r>
               <w:rPr>
-                <w:rStyle w:val="Enlacedelndice"/>
-              </w:rPr>
-              <w:tab/>
-              <w:t>9</w:t>
-            </w:r>
-            <w:r>
-              <w:rPr>
+                <w:noProof/>
+                <w:webHidden/>
+              </w:rPr>
+              <w:t>15</w:t>
+            </w:r>
+            <w:r>
+              <w:rPr>
+                <w:noProof/>
                 <w:webHidden/>
               </w:rPr>
               <w:fldChar w:fldCharType="end"/>
@@ -1044,142 +1478,77 @@
             </w:tabs>
             <w:rPr>
               <w:rFonts w:eastAsiaTheme="minorEastAsia"/>
+              <w:noProof/>
               <w:lang w:eastAsia="es-ES"/>
             </w:rPr>
           </w:pPr>
-          <w:hyperlink w:anchor="_Toc213873559">
-            <w:r>
-              <w:rPr>
-                <w:rStyle w:val="Enlacedelndice"/>
+          <w:hyperlink w:anchor="_Toc215059500" w:history="1">
+            <w:r>
+              <w:rPr>
+                <w:rStyle w:val="Hipervnculo"/>
+                <w:noProof/>
+              </w:rPr>
+              <w:t>8.</w:t>
+            </w:r>
+            <w:r>
+              <w:rPr>
+                <w:rFonts w:eastAsiaTheme="minorEastAsia"/>
+                <w:noProof/>
+                <w:lang w:eastAsia="es-ES"/>
+              </w:rPr>
+              <w:tab/>
+            </w:r>
+            <w:r>
+              <w:rPr>
+                <w:rStyle w:val="Hipervnculo"/>
+                <w:noProof/>
+              </w:rPr>
+              <w:t>Anexos</w:t>
+            </w:r>
+            <w:r>
+              <w:rPr>
+                <w:noProof/>
                 <w:webHidden/>
               </w:rPr>
-              <w:t>6.</w:t>
-            </w:r>
-            <w:r>
-              <w:rPr>
-                <w:rStyle w:val="Enlacedelndice"/>
-                <w:rFonts w:eastAsiaTheme="minorEastAsia"/>
-                <w:lang w:eastAsia="es-ES"/>
-              </w:rPr>
               <w:tab/>
             </w:r>
             <w:r>
               <w:rPr>
-                <w:rStyle w:val="Enlacedelndice"/>
-                <w:rFonts w:cstheme="majorHAnsi"/>
-              </w:rPr>
-              <w:t>Requisitos</w:t>
-            </w:r>
-            <w:r>
-              <w:rPr>
-                <w:rStyle w:val="Enlacedelndice"/>
-              </w:rPr>
-              <w:t xml:space="preserve"> no funcionales (NFR)</w:t>
-            </w:r>
-            <w:r>
-              <w:rPr>
+                <w:noProof/>
                 <w:webHidden/>
               </w:rPr>
               <w:fldChar w:fldCharType="begin"/>
             </w:r>
             <w:r>
               <w:rPr>
+                <w:noProof/>
                 <w:webHidden/>
               </w:rPr>
-              <w:instrText>PAGEREF _Toc213873559 \h</w:instrText>
-            </w:r>
-            <w:r>
-              <w:rPr>
+              <w:instrText xml:space="preserve"> PAGEREF _Toc215059500 \h </w:instrText>
+            </w:r>
+            <w:r>
+              <w:rPr>
+                <w:noProof/>
                 <w:webHidden/>
               </w:rPr>
             </w:r>
             <w:r>
               <w:rPr>
+                <w:noProof/>
                 <w:webHidden/>
               </w:rPr>
               <w:fldChar w:fldCharType="separate"/>
             </w:r>
             <w:r>
               <w:rPr>
-                <w:rStyle w:val="Enlacedelndice"/>
-              </w:rPr>
-              <w:tab/>
-              <w:t>9</w:t>
-            </w:r>
-            <w:r>
-              <w:rPr>
+                <w:noProof/>
                 <w:webHidden/>
               </w:rPr>
-              <w:fldChar w:fldCharType="end"/>
-            </w:r>
-          </w:hyperlink>
-        </w:p>
-        <w:p>
-          <w:pPr>
-            <w:pStyle w:val="TDC1"/>
-            <w:tabs>
-              <w:tab w:val="left" w:pos="480"/>
-              <w:tab w:val="right" w:leader="dot" w:pos="8494"/>
-            </w:tabs>
-            <w:rPr>
-              <w:rFonts w:eastAsiaTheme="minorEastAsia"/>
-              <w:lang w:eastAsia="es-ES"/>
-            </w:rPr>
-          </w:pPr>
-          <w:hyperlink w:anchor="_Toc213873560">
-            <w:r>
-              <w:rPr>
-                <w:rStyle w:val="Enlacedelndice"/>
-                <w:webHidden/>
-              </w:rPr>
-              <w:t>7.</w:t>
-            </w:r>
-            <w:r>
-              <w:rPr>
-                <w:rStyle w:val="Enlacedelndice"/>
-                <w:rFonts w:eastAsiaTheme="minorEastAsia"/>
-                <w:lang w:eastAsia="es-ES"/>
-              </w:rPr>
-              <w:tab/>
-            </w:r>
-            <w:r>
-              <w:rPr>
-                <w:rStyle w:val="Enlacedelndice"/>
-              </w:rPr>
-              <w:t>Prototipo Figma y diseño</w:t>
-            </w:r>
-            <w:r>
-              <w:rPr>
-                <w:webHidden/>
-              </w:rPr>
-              <w:fldChar w:fldCharType="begin"/>
-            </w:r>
-            <w:r>
-              <w:rPr>
-                <w:webHidden/>
-              </w:rPr>
-              <w:instrText>PAGEREF _Toc213873560 \h</w:instrText>
-            </w:r>
-            <w:r>
-              <w:rPr>
-                <w:webHidden/>
-              </w:rPr>
-            </w:r>
-            <w:r>
-              <w:rPr>
-                <w:webHidden/>
-              </w:rPr>
-              <w:fldChar w:fldCharType="separate"/>
-            </w:r>
-            <w:r>
-              <w:rPr>
-                <w:rStyle w:val="Enlacedelndice"/>
-              </w:rPr>
-              <w:tab/>
-              <w:t>10</w:t>
-            </w:r>
-            <w:r>
-              <w:rPr>
+              <w:t>15</w:t>
+            </w:r>
+            <w:r>
+              <w:rPr>
+                <w:noProof/>
                 <w:webHidden/>
               </w:rPr>
               <w:fldChar w:fldCharType="end"/>
@@ -1195,63 +1564,77 @@
             </w:tabs>
             <w:rPr>
               <w:rFonts w:eastAsiaTheme="minorEastAsia"/>
+              <w:noProof/>
               <w:lang w:eastAsia="es-ES"/>
             </w:rPr>
           </w:pPr>
-          <w:hyperlink w:anchor="_Toc213873561">
-            <w:r>
-              <w:rPr>
-                <w:rStyle w:val="Enlacedelndice"/>
+          <w:hyperlink w:anchor="_Toc215059501" w:history="1">
+            <w:r>
+              <w:rPr>
+                <w:rStyle w:val="Hipervnculo"/>
+                <w:noProof/>
+              </w:rPr>
+              <w:t>8.1.</w:t>
+            </w:r>
+            <w:r>
+              <w:rPr>
+                <w:rFonts w:eastAsiaTheme="minorEastAsia"/>
+                <w:noProof/>
+                <w:lang w:eastAsia="es-ES"/>
+              </w:rPr>
+              <w:tab/>
+            </w:r>
+            <w:r>
+              <w:rPr>
+                <w:rStyle w:val="Hipervnculo"/>
+                <w:noProof/>
+              </w:rPr>
+              <w:t>Plan de pruebas</w:t>
+            </w:r>
+            <w:r>
+              <w:rPr>
+                <w:noProof/>
                 <w:webHidden/>
               </w:rPr>
-              <w:t>7.1.</w:t>
-            </w:r>
-            <w:r>
-              <w:rPr>
-                <w:rStyle w:val="Enlacedelndice"/>
-                <w:rFonts w:eastAsiaTheme="minorEastAsia"/>
-                <w:lang w:eastAsia="es-ES"/>
-              </w:rPr>
               <w:tab/>
             </w:r>
             <w:r>
               <w:rPr>
-                <w:rStyle w:val="Enlacedelndice"/>
-              </w:rPr>
-              <w:t>Prototipo navegable</w:t>
-            </w:r>
-            <w:r>
-              <w:rPr>
+                <w:noProof/>
                 <w:webHidden/>
               </w:rPr>
               <w:fldChar w:fldCharType="begin"/>
             </w:r>
             <w:r>
               <w:rPr>
+                <w:noProof/>
                 <w:webHidden/>
               </w:rPr>
-              <w:instrText>PAGEREF _Toc213873561 \h</w:instrText>
-            </w:r>
-            <w:r>
-              <w:rPr>
+              <w:instrText xml:space="preserve"> PAGEREF _Toc215059501 \h </w:instrText>
+            </w:r>
+            <w:r>
+              <w:rPr>
+                <w:noProof/>
                 <w:webHidden/>
               </w:rPr>
             </w:r>
             <w:r>
               <w:rPr>
+                <w:noProof/>
                 <w:webHidden/>
               </w:rPr>
               <w:fldChar w:fldCharType="separate"/>
             </w:r>
             <w:r>
               <w:rPr>
-                <w:rStyle w:val="Enlacedelndice"/>
-              </w:rPr>
-              <w:tab/>
-              <w:t>10</w:t>
-            </w:r>
-            <w:r>
-              <w:rPr>
+                <w:noProof/>
+                <w:webHidden/>
+              </w:rPr>
+              <w:t>15</w:t>
+            </w:r>
+            <w:r>
+              <w:rPr>
+                <w:noProof/>
                 <w:webHidden/>
               </w:rPr>
               <w:fldChar w:fldCharType="end"/>
@@ -1267,135 +1650,77 @@
             </w:tabs>
             <w:rPr>
               <w:rFonts w:eastAsiaTheme="minorEastAsia"/>
+              <w:noProof/>
               <w:lang w:eastAsia="es-ES"/>
             </w:rPr>
           </w:pPr>
-          <w:hyperlink w:anchor="_Toc213873562">
-            <w:r>
-              <w:rPr>
-                <w:rStyle w:val="Enlacedelndice"/>
+          <w:hyperlink w:anchor="_Toc215059502" w:history="1">
+            <w:r>
+              <w:rPr>
+                <w:rStyle w:val="Hipervnculo"/>
+                <w:noProof/>
+              </w:rPr>
+              <w:t>8.2.</w:t>
+            </w:r>
+            <w:r>
+              <w:rPr>
+                <w:rFonts w:eastAsiaTheme="minorEastAsia"/>
+                <w:noProof/>
+                <w:lang w:eastAsia="es-ES"/>
+              </w:rPr>
+              <w:tab/>
+            </w:r>
+            <w:r>
+              <w:rPr>
+                <w:rStyle w:val="Hipervnculo"/>
+                <w:noProof/>
+              </w:rPr>
+              <w:t>KPIs iniciales</w:t>
+            </w:r>
+            <w:r>
+              <w:rPr>
+                <w:noProof/>
                 <w:webHidden/>
               </w:rPr>
-              <w:t>7.2.</w:t>
-            </w:r>
-            <w:r>
-              <w:rPr>
-                <w:rStyle w:val="Enlacedelndice"/>
-                <w:rFonts w:eastAsiaTheme="minorEastAsia"/>
-                <w:lang w:eastAsia="es-ES"/>
-              </w:rPr>
               <w:tab/>
             </w:r>
             <w:r>
               <w:rPr>
-                <w:rStyle w:val="Enlacedelndice"/>
-              </w:rPr>
-              <w:t>Guia de diseño</w:t>
-            </w:r>
-            <w:r>
-              <w:rPr>
+                <w:noProof/>
                 <w:webHidden/>
               </w:rPr>
               <w:fldChar w:fldCharType="begin"/>
             </w:r>
             <w:r>
               <w:rPr>
+                <w:noProof/>
                 <w:webHidden/>
               </w:rPr>
-              <w:instrText>PAGEREF _Toc213873562 \h</w:instrText>
-            </w:r>
-            <w:r>
-              <w:rPr>
+              <w:instrText xml:space="preserve"> PAGEREF _Toc215059502 \h </w:instrText>
+            </w:r>
+            <w:r>
+              <w:rPr>
+                <w:noProof/>
                 <w:webHidden/>
               </w:rPr>
             </w:r>
             <w:r>
               <w:rPr>
+                <w:noProof/>
                 <w:webHidden/>
               </w:rPr>
               <w:fldChar w:fldCharType="separate"/>
             </w:r>
             <w:r>
               <w:rPr>
-                <w:rStyle w:val="Enlacedelndice"/>
-              </w:rPr>
-              <w:tab/>
-              <w:t>10</w:t>
-            </w:r>
-            <w:r>
-              <w:rPr>
+                <w:noProof/>
                 <w:webHidden/>
               </w:rPr>
-              <w:fldChar w:fldCharType="end"/>
-            </w:r>
-          </w:hyperlink>
-        </w:p>
-        <w:p>
-          <w:pPr>
-            <w:pStyle w:val="TDC1"/>
-            <w:tabs>
-              <w:tab w:val="left" w:pos="480"/>
-              <w:tab w:val="right" w:leader="dot" w:pos="8494"/>
-            </w:tabs>
-            <w:rPr>
-              <w:rFonts w:eastAsiaTheme="minorEastAsia"/>
-              <w:lang w:eastAsia="es-ES"/>
-            </w:rPr>
-          </w:pPr>
-          <w:hyperlink w:anchor="_Toc213873563">
-            <w:r>
-              <w:rPr>
-                <w:rStyle w:val="Enlacedelndice"/>
-                <w:webHidden/>
-              </w:rPr>
-              <w:t>8.</w:t>
-            </w:r>
-            <w:r>
-              <w:rPr>
-                <w:rStyle w:val="Enlacedelndice"/>
-                <w:rFonts w:eastAsiaTheme="minorEastAsia"/>
-                <w:lang w:eastAsia="es-ES"/>
-              </w:rPr>
-              <w:tab/>
-            </w:r>
-            <w:r>
-              <w:rPr>
-                <w:rStyle w:val="Enlacedelndice"/>
-              </w:rPr>
-              <w:t>Anexos</w:t>
-            </w:r>
-            <w:r>
-              <w:rPr>
-                <w:webHidden/>
-              </w:rPr>
-              <w:fldChar w:fldCharType="begin"/>
-            </w:r>
-            <w:r>
-              <w:rPr>
-                <w:webHidden/>
-              </w:rPr>
-              <w:instrText>PAGEREF _Toc213873563 \h</w:instrText>
-            </w:r>
-            <w:r>
-              <w:rPr>
-                <w:webHidden/>
-              </w:rPr>
-            </w:r>
-            <w:r>
-              <w:rPr>
-                <w:webHidden/>
-              </w:rPr>
-              <w:fldChar w:fldCharType="separate"/>
-            </w:r>
-            <w:r>
-              <w:rPr>
-                <w:rStyle w:val="Enlacedelndice"/>
-              </w:rPr>
-              <w:tab/>
-              <w:t>10</w:t>
-            </w:r>
-            <w:r>
-              <w:rPr>
+              <w:t>15</w:t>
+            </w:r>
+            <w:r>
+              <w:rPr>
+                <w:noProof/>
                 <w:webHidden/>
               </w:rPr>
               <w:fldChar w:fldCharType="end"/>
@@ -1411,63 +1736,77 @@
             </w:tabs>
             <w:rPr>
               <w:rFonts w:eastAsiaTheme="minorEastAsia"/>
+              <w:noProof/>
               <w:lang w:eastAsia="es-ES"/>
             </w:rPr>
           </w:pPr>
-          <w:hyperlink w:anchor="_Toc213873564">
-            <w:r>
-              <w:rPr>
-                <w:rStyle w:val="Enlacedelndice"/>
+          <w:hyperlink w:anchor="_Toc215059503" w:history="1">
+            <w:r>
+              <w:rPr>
+                <w:rStyle w:val="Hipervnculo"/>
+                <w:noProof/>
+              </w:rPr>
+              <w:t>8.3.</w:t>
+            </w:r>
+            <w:r>
+              <w:rPr>
+                <w:rFonts w:eastAsiaTheme="minorEastAsia"/>
+                <w:noProof/>
+                <w:lang w:eastAsia="es-ES"/>
+              </w:rPr>
+              <w:tab/>
+            </w:r>
+            <w:r>
+              <w:rPr>
+                <w:rStyle w:val="Hipervnculo"/>
+                <w:noProof/>
+              </w:rPr>
+              <w:t>Enlaces y referencias de artefactos</w:t>
+            </w:r>
+            <w:r>
+              <w:rPr>
+                <w:noProof/>
                 <w:webHidden/>
               </w:rPr>
-              <w:t>8.1.</w:t>
-            </w:r>
-            <w:r>
-              <w:rPr>
-                <w:rStyle w:val="Enlacedelndice"/>
-                <w:rFonts w:eastAsiaTheme="minorEastAsia"/>
-                <w:lang w:eastAsia="es-ES"/>
-              </w:rPr>
               <w:tab/>
             </w:r>
             <w:r>
               <w:rPr>
-                <w:rStyle w:val="Enlacedelndice"/>
-              </w:rPr>
-              <w:t>Plan de pruebas</w:t>
-            </w:r>
-            <w:r>
-              <w:rPr>
+                <w:noProof/>
                 <w:webHidden/>
               </w:rPr>
               <w:fldChar w:fldCharType="begin"/>
             </w:r>
             <w:r>
               <w:rPr>
+                <w:noProof/>
                 <w:webHidden/>
               </w:rPr>
-              <w:instrText>PAGEREF _Toc213873564 \h</w:instrText>
-            </w:r>
-            <w:r>
-              <w:rPr>
+              <w:instrText xml:space="preserve"> PAGEREF _Toc215059503 \h </w:instrText>
+            </w:r>
+            <w:r>
+              <w:rPr>
+                <w:noProof/>
                 <w:webHidden/>
               </w:rPr>
             </w:r>
             <w:r>
               <w:rPr>
+                <w:noProof/>
                 <w:webHidden/>
               </w:rPr>
               <w:fldChar w:fldCharType="separate"/>
             </w:r>
             <w:r>
               <w:rPr>
-                <w:rStyle w:val="Enlacedelndice"/>
-              </w:rPr>
-              <w:tab/>
-              <w:t>10</w:t>
-            </w:r>
-            <w:r>
-              <w:rPr>
+                <w:noProof/>
+                <w:webHidden/>
+              </w:rPr>
+              <w:t>16</w:t>
+            </w:r>
+            <w:r>
+              <w:rPr>
+                <w:noProof/>
                 <w:webHidden/>
               </w:rPr>
               <w:fldChar w:fldCharType="end"/>
@@ -1483,207 +1822,77 @@
             </w:tabs>
             <w:rPr>
               <w:rFonts w:eastAsiaTheme="minorEastAsia"/>
+              <w:noProof/>
               <w:lang w:eastAsia="es-ES"/>
             </w:rPr>
           </w:pPr>
-          <w:hyperlink w:anchor="_Toc213873565">
-            <w:r>
-              <w:rPr>
-                <w:rStyle w:val="Enlacedelndice"/>
+          <w:hyperlink w:anchor="_Toc215059504" w:history="1">
+            <w:r>
+              <w:rPr>
+                <w:rStyle w:val="Hipervnculo"/>
+                <w:noProof/>
+              </w:rPr>
+              <w:t>8.4.</w:t>
+            </w:r>
+            <w:r>
+              <w:rPr>
+                <w:rFonts w:eastAsiaTheme="minorEastAsia"/>
+                <w:noProof/>
+                <w:lang w:eastAsia="es-ES"/>
+              </w:rPr>
+              <w:tab/>
+            </w:r>
+            <w:r>
+              <w:rPr>
+                <w:rStyle w:val="Hipervnculo"/>
+                <w:noProof/>
+              </w:rPr>
+              <w:t>Changelog de E1</w:t>
+            </w:r>
+            <w:r>
+              <w:rPr>
+                <w:noProof/>
                 <w:webHidden/>
               </w:rPr>
-              <w:t>8.2.</w:t>
-            </w:r>
-            <w:r>
-              <w:rPr>
-                <w:rStyle w:val="Enlacedelndice"/>
-                <w:rFonts w:eastAsiaTheme="minorEastAsia"/>
-                <w:lang w:eastAsia="es-ES"/>
-              </w:rPr>
               <w:tab/>
             </w:r>
             <w:r>
               <w:rPr>
-                <w:rStyle w:val="Enlacedelndice"/>
-              </w:rPr>
-              <w:t>KPIs iniciales</w:t>
-            </w:r>
-            <w:r>
-              <w:rPr>
+                <w:noProof/>
                 <w:webHidden/>
               </w:rPr>
               <w:fldChar w:fldCharType="begin"/>
             </w:r>
             <w:r>
               <w:rPr>
+                <w:noProof/>
                 <w:webHidden/>
               </w:rPr>
-              <w:instrText>PAGEREF _Toc213873565 \h</w:instrText>
-            </w:r>
-            <w:r>
-              <w:rPr>
+              <w:instrText xml:space="preserve"> PAGEREF _Toc215059504 \h </w:instrText>
+            </w:r>
+            <w:r>
+              <w:rPr>
+                <w:noProof/>
                 <w:webHidden/>
               </w:rPr>
             </w:r>
             <w:r>
               <w:rPr>
+                <w:noProof/>
                 <w:webHidden/>
               </w:rPr>
               <w:fldChar w:fldCharType="separate"/>
             </w:r>
             <w:r>
               <w:rPr>
-                <w:rStyle w:val="Enlacedelndice"/>
-              </w:rPr>
-              <w:tab/>
-              <w:t>11</w:t>
-            </w:r>
-            <w:r>
-              <w:rPr>
+                <w:noProof/>
                 <w:webHidden/>
               </w:rPr>
-              <w:fldChar w:fldCharType="end"/>
-            </w:r>
-          </w:hyperlink>
-        </w:p>
-        <w:p>
-          <w:pPr>
-            <w:pStyle w:val="TDC2"/>
-            <w:tabs>
-              <w:tab w:val="left" w:pos="960"/>
-              <w:tab w:val="right" w:leader="dot" w:pos="8494"/>
-            </w:tabs>
-            <w:rPr>
-              <w:rFonts w:eastAsiaTheme="minorEastAsia"/>
-              <w:lang w:eastAsia="es-ES"/>
-            </w:rPr>
-          </w:pPr>
-          <w:hyperlink w:anchor="_Toc213873566">
-            <w:r>
-              <w:rPr>
-                <w:rStyle w:val="Enlacedelndice"/>
-                <w:webHidden/>
-              </w:rPr>
-              <w:t>8.3.</w:t>
-            </w:r>
-            <w:r>
-              <w:rPr>
-                <w:rStyle w:val="Enlacedelndice"/>
-                <w:rFonts w:eastAsiaTheme="minorEastAsia"/>
-                <w:lang w:eastAsia="es-ES"/>
-              </w:rPr>
-              <w:tab/>
-            </w:r>
-            <w:r>
-              <w:rPr>
-                <w:rStyle w:val="Enlacedelndice"/>
-              </w:rPr>
-              <w:t>Enlaces y referencias de artefactos</w:t>
-            </w:r>
-            <w:r>
-              <w:rPr>
-                <w:webHidden/>
-              </w:rPr>
-              <w:fldChar w:fldCharType="begin"/>
-            </w:r>
-            <w:r>
-              <w:rPr>
-                <w:webHidden/>
-              </w:rPr>
-              <w:instrText>PAGEREF _Toc213873566 \h</w:instrText>
-            </w:r>
-            <w:r>
-              <w:rPr>
-                <w:webHidden/>
-              </w:rPr>
-            </w:r>
-            <w:r>
-              <w:rPr>
-                <w:webHidden/>
-              </w:rPr>
-              <w:fldChar w:fldCharType="separate"/>
-            </w:r>
-            <w:r>
-              <w:rPr>
-                <w:rStyle w:val="Enlacedelndice"/>
-              </w:rPr>
-              <w:tab/>
-              <w:t>11</w:t>
-            </w:r>
-            <w:r>
-              <w:rPr>
-                <w:webHidden/>
-              </w:rPr>
-              <w:fldChar w:fldCharType="end"/>
-            </w:r>
-          </w:hyperlink>
-        </w:p>
-        <w:p>
-          <w:pPr>
-            <w:pStyle w:val="TDC2"/>
-            <w:tabs>
-              <w:tab w:val="left" w:pos="960"/>
-              <w:tab w:val="right" w:leader="dot" w:pos="8494"/>
-            </w:tabs>
-            <w:rPr>
-              <w:rFonts w:eastAsiaTheme="minorEastAsia"/>
-              <w:lang w:eastAsia="es-ES"/>
-            </w:rPr>
-          </w:pPr>
-          <w:hyperlink w:anchor="_Toc213873567">
-            <w:r>
-              <w:rPr>
-                <w:rStyle w:val="Enlacedelndice"/>
-                <w:webHidden/>
-              </w:rPr>
-              <w:t>8.4.</w:t>
-            </w:r>
-            <w:r>
-              <w:rPr>
-                <w:rStyle w:val="Enlacedelndice"/>
-                <w:rFonts w:eastAsiaTheme="minorEastAsia"/>
-                <w:lang w:eastAsia="es-ES"/>
-              </w:rPr>
-              <w:tab/>
-            </w:r>
-            <w:r>
-              <w:rPr>
-                <w:rStyle w:val="Enlacedelndice"/>
-              </w:rPr>
-              <w:t>Changelog de E1</w:t>
-            </w:r>
-            <w:r>
-              <w:rPr>
-                <w:webHidden/>
-              </w:rPr>
-              <w:fldChar w:fldCharType="begin"/>
-            </w:r>
-            <w:r>
-              <w:rPr>
-                <w:webHidden/>
-              </w:rPr>
-              <w:instrText>PAGEREF _Toc213873567 \h</w:instrText>
-            </w:r>
-            <w:r>
-              <w:rPr>
-                <w:webHidden/>
-              </w:rPr>
-            </w:r>
-            <w:r>
-              <w:rPr>
-                <w:webHidden/>
-              </w:rPr>
-              <w:fldChar w:fldCharType="separate"/>
-            </w:r>
-            <w:r>
-              <w:rPr>
-                <w:rStyle w:val="Enlacedelndice"/>
-              </w:rPr>
-              <w:tab/>
-              <w:t>11</w:t>
-            </w:r>
-            <w:r>
-              <w:rPr>
+              <w:t>16</w:t>
+            </w:r>
+            <w:r>
+              <w:rPr>
+                <w:noProof/>
                 <w:webHidden/>
               </w:rPr>
               <w:fldChar w:fldCharType="end"/>
@@ -1699,6 +1908,9 @@
     </w:sdt>
     <w:p/>
     <w:p/>
+    <w:p/>
+    <w:p/>
+    <w:p/>
     <w:p>
       <w:pPr>
         <w:tabs>
@@ -1714,7 +1926,7 @@
           <w:numId w:val="2"/>
         </w:numPr>
       </w:pPr>
-      <w:bookmarkStart w:id="0" w:name="_Toc213873547"/>
+      <w:bookmarkStart w:id="0" w:name="_Toc215059485"/>
       <w:r>
         <w:lastRenderedPageBreak/>
         <w:t>Introducción</w:t>
@@ -1970,7 +2182,7 @@
           <w:numId w:val="2"/>
         </w:numPr>
       </w:pPr>
-      <w:bookmarkStart w:id="1" w:name="_Toc213873548"/>
+      <w:bookmarkStart w:id="1" w:name="_Toc215059486"/>
       <w:r>
         <w:lastRenderedPageBreak/>
         <w:t>Resumen ejecutivo</w:t>
@@ -2152,7 +2364,7 @@
           <w:numId w:val="2"/>
         </w:numPr>
       </w:pPr>
-      <w:bookmarkStart w:id="2" w:name="_Toc213873549"/>
+      <w:bookmarkStart w:id="2" w:name="_Toc215059487"/>
       <w:r>
         <w:lastRenderedPageBreak/>
         <w:t>Justificación</w:t>
@@ -3314,7 +3526,7 @@
           <w:numId w:val="2"/>
         </w:numPr>
       </w:pPr>
-      <w:bookmarkStart w:id="3" w:name="_Toc213873550"/>
+      <w:bookmarkStart w:id="3" w:name="_Toc215059488"/>
       <w:r>
         <w:t>Participación en ODS imagen</w:t>
       </w:r>
@@ -4258,7 +4470,7 @@
           <w:numId w:val="2"/>
         </w:numPr>
       </w:pPr>
-      <w:bookmarkStart w:id="4" w:name="_Toc213873551"/>
+      <w:bookmarkStart w:id="4" w:name="_Toc215059489"/>
       <w:r>
         <w:lastRenderedPageBreak/>
         <w:t>Historias de usuario</w:t>
@@ -4291,20 +4503,55 @@
           <w:rFonts w:ascii="Arial" w:hAnsi="Arial" w:cs="Arial"/>
         </w:rPr>
       </w:pPr>
-      <w:r>
-        <w:rPr>
-          <w:rFonts w:ascii="Arial" w:hAnsi="Arial" w:cs="Arial"/>
-          <w:b/>
-          <w:bCs/>
-        </w:rPr>
-        <w:t>HU-011</w:t>
-      </w:r>
-      <w:r>
-        <w:rPr>
-          <w:rFonts w:ascii="Arial" w:hAnsi="Arial" w:cs="Arial"/>
-        </w:rPr>
-        <w:t>: Optimización del tiempo de respuesta</w:t>
-      </w:r>
+      <w:hyperlink r:id="rId26" w:history="1">
+        <w:r>
+          <w:rPr>
+            <w:rStyle w:val="Hipervnculo"/>
+            <w:rFonts w:ascii="Arial" w:hAnsi="Arial" w:cs="Arial"/>
+            <w:b/>
+            <w:bCs/>
+          </w:rPr>
+          <w:t>HU-011</w:t>
+        </w:r>
+        <w:r>
+          <w:rPr>
+            <w:rStyle w:val="Hipervnculo"/>
+            <w:rFonts w:ascii="Arial" w:hAnsi="Arial" w:cs="Arial"/>
+            <w:b/>
+            <w:bCs/>
+          </w:rPr>
+          <w:t xml:space="preserve">: </w:t>
+        </w:r>
+        <w:r>
+          <w:rPr>
+            <w:rStyle w:val="Hipervnculo"/>
+            <w:rFonts w:ascii="Arial" w:hAnsi="Arial" w:cs="Arial"/>
+            <w:b/>
+            <w:bCs/>
+          </w:rPr>
+          <w:t>Autenticación completa (</w:t>
+        </w:r>
+        <w:proofErr w:type="spellStart"/>
+        <w:r>
+          <w:rPr>
+            <w:rStyle w:val="Hipervnculo"/>
+            <w:rFonts w:ascii="Arial" w:hAnsi="Arial" w:cs="Arial"/>
+            <w:b/>
+            <w:bCs/>
+          </w:rPr>
+          <w:t>login</w:t>
+        </w:r>
+        <w:proofErr w:type="spellEnd"/>
+        <w:r>
+          <w:rPr>
+            <w:rStyle w:val="Hipervnculo"/>
+            <w:rFonts w:ascii="Arial" w:hAnsi="Arial" w:cs="Arial"/>
+            <w:b/>
+            <w:bCs/>
+          </w:rPr>
+          <w:t xml:space="preserve"> + recuperación de contraseña)</w:t>
+        </w:r>
+      </w:hyperlink>
     </w:p>
     <w:p>
       <w:pPr>
@@ -4318,7 +4565,7 @@
         <w:rPr>
           <w:rFonts w:ascii="Arial" w:hAnsi="Arial" w:cs="Arial"/>
         </w:rPr>
-        <w:t>Como persona usuaria, quiero que las acciones principales de la aplicación respondan en menos de 300 ms, para sentir que la interfaz reacciona de forma inmediata y fluida.</w:t>
+        <w:t>Como usuario, quiero iniciar sesión con mi correo y contraseña y, en caso de olvidarla, poder recuperarla mediante un email de restablecimiento, para acceder a mi cuenta y mantener control sobre mi perfil de forma segura.</w:t>
       </w:r>
     </w:p>
     <w:p>
@@ -4342,28 +4589,44 @@
           <w:rFonts w:ascii="Arial" w:hAnsi="Arial" w:cs="Arial"/>
         </w:rPr>
       </w:pPr>
-      <w:r>
-        <w:rPr>
-          <w:rFonts w:ascii="Arial" w:hAnsi="Arial" w:cs="Arial"/>
-          <w:b/>
-          <w:bCs/>
-        </w:rPr>
-        <w:t>HU-012</w:t>
-      </w:r>
-      <w:r>
-        <w:rPr>
-          <w:rFonts w:ascii="Arial" w:hAnsi="Arial" w:cs="Arial"/>
-        </w:rPr>
-        <w:t xml:space="preserve">: Autenticación segura con </w:t>
-      </w:r>
-      <w:proofErr w:type="spellStart"/>
-      <w:r>
-        <w:rPr>
-          <w:rFonts w:ascii="Arial" w:hAnsi="Arial" w:cs="Arial"/>
-        </w:rPr>
-        <w:t>Firebase</w:t>
-      </w:r>
-      <w:proofErr w:type="spellEnd"/>
+      <w:hyperlink r:id="rId27" w:history="1">
+        <w:r>
+          <w:rPr>
+            <w:rStyle w:val="Hipervnculo"/>
+            <w:rFonts w:ascii="Arial" w:hAnsi="Arial" w:cs="Arial"/>
+            <w:b/>
+            <w:bCs/>
+          </w:rPr>
+          <w:t xml:space="preserve">HU-012: </w:t>
+        </w:r>
+        <w:r>
+          <w:rPr>
+            <w:rStyle w:val="Hipervnculo"/>
+            <w:rFonts w:ascii="Arial" w:hAnsi="Arial" w:cs="Arial"/>
+            <w:b/>
+            <w:bCs/>
+          </w:rPr>
+          <w:t>Registro de usuario co</w:t>
+        </w:r>
+        <w:r>
+          <w:rPr>
+            <w:rStyle w:val="Hipervnculo"/>
+            <w:rFonts w:ascii="Arial" w:hAnsi="Arial" w:cs="Arial"/>
+            <w:b/>
+            <w:bCs/>
+          </w:rPr>
+          <w:t>m</w:t>
+        </w:r>
+        <w:r>
+          <w:rPr>
+            <w:rStyle w:val="Hipervnculo"/>
+            <w:rFonts w:ascii="Arial" w:hAnsi="Arial" w:cs="Arial"/>
+            <w:b/>
+            <w:bCs/>
+          </w:rPr>
+          <w:t>pleto</w:t>
+        </w:r>
+      </w:hyperlink>
     </w:p>
     <w:p>
       <w:pPr>
@@ -4429,20 +4692,35 @@
           <w:rFonts w:ascii="Arial" w:hAnsi="Arial" w:cs="Arial"/>
         </w:rPr>
       </w:pPr>
-      <w:r>
-        <w:rPr>
-          <w:rFonts w:ascii="Arial" w:hAnsi="Arial" w:cs="Arial"/>
-          <w:b/>
-          <w:bCs/>
-        </w:rPr>
-        <w:t>HU-013</w:t>
-      </w:r>
-      <w:r>
-        <w:rPr>
-          <w:rFonts w:ascii="Arial" w:hAnsi="Arial" w:cs="Arial"/>
-        </w:rPr>
-        <w:t>: Interfaz intuitiva y homogénea</w:t>
-      </w:r>
+      <w:hyperlink r:id="rId28" w:history="1">
+        <w:r>
+          <w:rPr>
+            <w:rStyle w:val="Hipervnculo"/>
+            <w:rFonts w:ascii="Arial" w:hAnsi="Arial" w:cs="Arial"/>
+            <w:b/>
+            <w:bCs/>
+          </w:rPr>
+          <w:t>HU-013</w:t>
+        </w:r>
+        <w:r>
+          <w:rPr>
+            <w:rStyle w:val="Hipervnculo"/>
+            <w:rFonts w:ascii="Arial" w:hAnsi="Arial" w:cs="Arial"/>
+            <w:b/>
+            <w:bCs/>
+          </w:rPr>
+          <w:t xml:space="preserve">: </w:t>
+        </w:r>
+        <w:r>
+          <w:rPr>
+            <w:rStyle w:val="Hipervnculo"/>
+            <w:rFonts w:ascii="Arial" w:hAnsi="Arial" w:cs="Arial"/>
+            <w:b/>
+            <w:bCs/>
+          </w:rPr>
+          <w:t>Selección de ciudad operativa</w:t>
+        </w:r>
+      </w:hyperlink>
     </w:p>
     <w:p>
       <w:pPr>
@@ -4456,7 +4734,7 @@
         <w:rPr>
           <w:rFonts w:ascii="Arial" w:hAnsi="Arial" w:cs="Arial"/>
         </w:rPr>
-        <w:t>Como persona usuaria, quiero una interfaz coherente y ligera, para navegar fácilmente sin confusión visual ni sobrecarga cognitiva.</w:t>
+        <w:t>Como usuario, quiero seleccionar una ciudad disponible, para ver las rutas turísticas asociadas a esa ubicación.</w:t>
       </w:r>
     </w:p>
     <w:p>
@@ -4480,20 +4758,35 @@
           <w:rFonts w:ascii="Arial" w:hAnsi="Arial" w:cs="Arial"/>
         </w:rPr>
       </w:pPr>
-      <w:r>
-        <w:rPr>
-          <w:rFonts w:ascii="Arial" w:hAnsi="Arial" w:cs="Arial"/>
-          <w:b/>
-          <w:bCs/>
-        </w:rPr>
-        <w:t>HU-014</w:t>
-      </w:r>
-      <w:r>
-        <w:rPr>
-          <w:rFonts w:ascii="Arial" w:hAnsi="Arial" w:cs="Arial"/>
-        </w:rPr>
-        <w:t>: Revisión de código en GitHub</w:t>
-      </w:r>
+      <w:hyperlink r:id="rId29" w:history="1">
+        <w:r>
+          <w:rPr>
+            <w:rStyle w:val="Hipervnculo"/>
+            <w:rFonts w:ascii="Arial" w:hAnsi="Arial" w:cs="Arial"/>
+            <w:b/>
+            <w:bCs/>
+          </w:rPr>
+          <w:t>HU-014</w:t>
+        </w:r>
+        <w:r>
+          <w:rPr>
+            <w:rStyle w:val="Hipervnculo"/>
+            <w:rFonts w:ascii="Arial" w:hAnsi="Arial" w:cs="Arial"/>
+            <w:b/>
+            <w:bCs/>
+          </w:rPr>
+          <w:t xml:space="preserve">: </w:t>
+        </w:r>
+        <w:r>
+          <w:rPr>
+            <w:rStyle w:val="Hipervnculo"/>
+            <w:rFonts w:ascii="Arial" w:hAnsi="Arial" w:cs="Arial"/>
+            <w:b/>
+            <w:bCs/>
+          </w:rPr>
+          <w:t>Navegación GPS operativa en ruta</w:t>
+        </w:r>
+      </w:hyperlink>
     </w:p>
     <w:p>
       <w:pPr>
@@ -4507,7 +4800,7 @@
         <w:rPr>
           <w:rFonts w:ascii="Arial" w:hAnsi="Arial" w:cs="Arial"/>
         </w:rPr>
-        <w:t>Como desarrollador, quiero que cada cambio de código pase por revisión en GitHub, para garantizar la calidad, trazabilidad y mantenimiento del proyecto.</w:t>
+        <w:t>Como usuario que realiza una ruta turística, quiero ver mi ubicación en el mapa y avanzar punto a punto de forma guiada, para orientarme correctamente y llegar sin perderme a cada monumento de la ruta.</w:t>
       </w:r>
     </w:p>
     <w:p>
@@ -4531,20 +4824,26 @@
           <w:rFonts w:ascii="Arial" w:hAnsi="Arial" w:cs="Arial"/>
         </w:rPr>
       </w:pPr>
-      <w:r>
-        <w:rPr>
-          <w:rFonts w:ascii="Arial" w:hAnsi="Arial" w:cs="Arial"/>
-          <w:b/>
-          <w:bCs/>
-        </w:rPr>
-        <w:t>HU-015</w:t>
-      </w:r>
-      <w:r>
-        <w:rPr>
-          <w:rFonts w:ascii="Arial" w:hAnsi="Arial" w:cs="Arial"/>
-        </w:rPr>
-        <w:t>: Verificación y pruebas automatizadas</w:t>
-      </w:r>
+      <w:hyperlink r:id="rId30" w:history="1">
+        <w:r>
+          <w:rPr>
+            <w:rStyle w:val="Hipervnculo"/>
+            <w:rFonts w:ascii="Arial" w:hAnsi="Arial" w:cs="Arial"/>
+            <w:b/>
+            <w:bCs/>
+          </w:rPr>
+          <w:t xml:space="preserve">HU-015: </w:t>
+        </w:r>
+        <w:r>
+          <w:rPr>
+            <w:rStyle w:val="Hipervnculo"/>
+            <w:rFonts w:ascii="Arial" w:hAnsi="Arial" w:cs="Arial"/>
+            <w:b/>
+            <w:bCs/>
+          </w:rPr>
+          <w:t>Misión (quiz) completada y validada</w:t>
+        </w:r>
+      </w:hyperlink>
     </w:p>
     <w:p>
       <w:pPr>
@@ -4557,12 +4856,15 @@
         <w:rPr>
           <w:rFonts w:ascii="Arial" w:hAnsi="Arial" w:cs="Arial"/>
         </w:rPr>
-        <w:t>Como equipo técnico, queremos ejecutar pruebas automatizadas y de rendimiento, para garantizar la robustez y estabilidad de la aplicación antes del despliegue.</w:t>
+        <w:t>Como turista, quiero realizar un quiz de 3 preguntas cuando llego a un monumento, para aprender sobre su historia y ganar puntos que aumenten mi rango dentro de la aplicación.</w:t>
       </w:r>
     </w:p>
     <w:p>
       <w:pPr>
         <w:pStyle w:val="Prrafodelista"/>
+        <w:rPr>
+          <w:rFonts w:ascii="Arial" w:hAnsi="Arial" w:cs="Arial"/>
+        </w:rPr>
       </w:pPr>
     </w:p>
     <w:p>
@@ -4573,7 +4875,7 @@
           <w:numId w:val="2"/>
         </w:numPr>
       </w:pPr>
-      <w:bookmarkStart w:id="5" w:name="_Toc213873552"/>
+      <w:bookmarkStart w:id="5" w:name="_Toc215059490"/>
       <w:r>
         <w:t>Backlog</w:t>
       </w:r>
@@ -4732,14 +5034,33 @@
     </w:p>
     <w:p>
       <w:pPr>
+        <w:pStyle w:val="Prrafodelista"/>
+        <w:jc w:val="both"/>
+        <w:rPr>
+          <w:rFonts w:ascii="Arial" w:hAnsi="Arial" w:cs="Arial"/>
+        </w:rPr>
+      </w:pPr>
+    </w:p>
+    <w:p>
+      <w:pPr>
+        <w:pStyle w:val="Prrafodelista"/>
+        <w:jc w:val="both"/>
+        <w:rPr>
+          <w:rFonts w:ascii="Arial" w:hAnsi="Arial" w:cs="Arial"/>
+        </w:rPr>
+      </w:pPr>
+    </w:p>
+    <w:p>
+      <w:pPr>
         <w:pStyle w:val="Ttulo2"/>
         <w:numPr>
           <w:ilvl w:val="1"/>
           <w:numId w:val="2"/>
         </w:numPr>
       </w:pPr>
-      <w:bookmarkStart w:id="6" w:name="_Toc213873553"/>
-      <w:r>
+      <w:bookmarkStart w:id="6" w:name="_Toc215059491"/>
+      <w:r>
+        <w:lastRenderedPageBreak/>
         <w:t>Trazabilidad</w:t>
       </w:r>
       <w:bookmarkEnd w:id="6"/>
@@ -4759,9 +5080,8 @@
           <w:numId w:val="2"/>
         </w:numPr>
       </w:pPr>
-      <w:bookmarkStart w:id="7" w:name="_Toc213873554"/>
-      <w:r>
-        <w:lastRenderedPageBreak/>
+      <w:bookmarkStart w:id="7" w:name="_Toc215059492"/>
+      <w:r>
         <w:t>Arquitectura</w:t>
       </w:r>
       <w:bookmarkEnd w:id="7"/>
@@ -4774,7 +5094,7 @@
           <w:numId w:val="2"/>
         </w:numPr>
       </w:pPr>
-      <w:bookmarkStart w:id="8" w:name="_Toc213873555"/>
+      <w:bookmarkStart w:id="8" w:name="_Toc215059493"/>
       <w:r>
         <w:t>Diagrama</w:t>
       </w:r>
@@ -4807,7 +5127,7 @@
                     </pic:cNvPicPr>
                   </pic:nvPicPr>
                   <pic:blipFill>
-                    <a:blip r:embed="rId26"/>
+                    <a:blip r:embed="rId31"/>
                     <a:stretch>
                       <a:fillRect/>
                     </a:stretch>
@@ -4855,12 +5175,6 @@
     <w:p>
       <w:pPr>
         <w:pStyle w:val="Descripcin"/>
-        <w:jc w:val="center"/>
-      </w:pPr>
-    </w:p>
-    <w:p>
-      <w:pPr>
-        <w:pStyle w:val="Descripcin"/>
         <w:keepNext/>
         <w:jc w:val="center"/>
       </w:pPr>
@@ -4868,7 +5182,6 @@
         <w:rPr>
           <w:noProof/>
         </w:rPr>
-        <w:lastRenderedPageBreak/>
         <w:drawing>
           <wp:inline distT="0" distB="0" distL="0" distR="0" wp14:anchorId="2F8A6D59" wp14:editId="6C91B2B1">
             <wp:extent cx="3335655" cy="7916545"/>
@@ -4887,7 +5200,7 @@
                     </pic:cNvPicPr>
                   </pic:nvPicPr>
                   <pic:blipFill>
-                    <a:blip r:embed="rId27"/>
+                    <a:blip r:embed="rId32"/>
                     <a:stretch>
                       <a:fillRect/>
                     </a:stretch>
@@ -4934,7 +5247,7 @@
           <w:numId w:val="2"/>
         </w:numPr>
       </w:pPr>
-      <w:bookmarkStart w:id="9" w:name="_Toc213873556"/>
+      <w:bookmarkStart w:id="9" w:name="_Toc215059494"/>
       <w:r>
         <w:lastRenderedPageBreak/>
         <w:t>Decisiones de arquitectura (ADR)</w:t>
@@ -5043,101 +5356,211 @@
         </w:numPr>
         <w:jc w:val="both"/>
         <w:rPr>
-          <w:rFonts w:ascii="Arial" w:hAnsi="Arial" w:cs="Arial"/>
-        </w:rPr>
-      </w:pPr>
-      <w:r>
-        <w:rPr>
-          <w:rFonts w:ascii="Arial" w:hAnsi="Arial" w:cs="Arial"/>
+          <w:rStyle w:val="Hipervnculo"/>
+          <w:rFonts w:ascii="Arial" w:hAnsi="Arial" w:cs="Arial"/>
+          <w:b/>
+          <w:bCs/>
+        </w:rPr>
+      </w:pPr>
+      <w:r>
+        <w:rPr>
+          <w:rFonts w:ascii="Arial" w:hAnsi="Arial" w:cs="Arial"/>
+          <w:b/>
+          <w:bCs/>
+        </w:rPr>
+        <w:fldChar w:fldCharType="begin"/>
+      </w:r>
+      <w:r>
+        <w:rPr>
+          <w:rFonts w:ascii="Arial" w:hAnsi="Arial" w:cs="Arial"/>
+          <w:b/>
+          <w:bCs/>
+        </w:rPr>
+        <w:instrText>HYPERLINK "https://trello.com/c/2Yha1Ugm"</w:instrText>
+      </w:r>
+      <w:r>
+        <w:rPr>
+          <w:rFonts w:ascii="Arial" w:hAnsi="Arial" w:cs="Arial"/>
+          <w:b/>
+          <w:bCs/>
+        </w:rPr>
+      </w:r>
+      <w:r>
+        <w:rPr>
+          <w:rFonts w:ascii="Arial" w:hAnsi="Arial" w:cs="Arial"/>
+          <w:b/>
+          <w:bCs/>
+        </w:rPr>
+        <w:fldChar w:fldCharType="separate"/>
+      </w:r>
+      <w:r>
+        <w:rPr>
+          <w:rStyle w:val="Hipervnculo"/>
+          <w:rFonts w:ascii="Arial" w:hAnsi="Arial" w:cs="Arial"/>
+          <w:b/>
+          <w:bCs/>
         </w:rPr>
         <w:t xml:space="preserve">ADR-001: </w:t>
       </w:r>
       <w:proofErr w:type="spellStart"/>
       <w:r>
         <w:rPr>
-          <w:rFonts w:ascii="Arial" w:hAnsi="Arial" w:cs="Arial"/>
+          <w:rStyle w:val="Hipervnculo"/>
+          <w:rFonts w:ascii="Arial" w:hAnsi="Arial" w:cs="Arial"/>
+          <w:b/>
+          <w:bCs/>
         </w:rPr>
         <w:t>Firebase</w:t>
       </w:r>
       <w:proofErr w:type="spellEnd"/>
       <w:r>
         <w:rPr>
-          <w:rFonts w:ascii="Arial" w:hAnsi="Arial" w:cs="Arial"/>
+          <w:rStyle w:val="Hipervnculo"/>
+          <w:rFonts w:ascii="Arial" w:hAnsi="Arial" w:cs="Arial"/>
+          <w:b/>
+          <w:bCs/>
         </w:rPr>
         <w:t xml:space="preserve"> </w:t>
       </w:r>
       <w:r>
         <w:rPr>
-          <w:rFonts w:ascii="Arial" w:hAnsi="Arial" w:cs="Arial"/>
+          <w:rStyle w:val="Hipervnculo"/>
+          <w:rFonts w:ascii="Arial" w:hAnsi="Arial" w:cs="Arial"/>
+          <w:b/>
+          <w:bCs/>
         </w:rPr>
         <w:t>(</w:t>
       </w:r>
       <w:proofErr w:type="spellStart"/>
       <w:r>
         <w:rPr>
-          <w:rFonts w:ascii="Arial" w:hAnsi="Arial" w:cs="Arial"/>
+          <w:rStyle w:val="Hipervnculo"/>
+          <w:rFonts w:ascii="Arial" w:hAnsi="Arial" w:cs="Arial"/>
+          <w:b/>
+          <w:bCs/>
         </w:rPr>
         <w:t>Backend</w:t>
       </w:r>
       <w:proofErr w:type="spellEnd"/>
       <w:r>
         <w:rPr>
-          <w:rFonts w:ascii="Arial" w:hAnsi="Arial" w:cs="Arial"/>
+          <w:rStyle w:val="Hipervnculo"/>
+          <w:rFonts w:ascii="Arial" w:hAnsi="Arial" w:cs="Arial"/>
+          <w:b/>
+          <w:bCs/>
         </w:rPr>
         <w:t xml:space="preserve"> as a </w:t>
       </w:r>
       <w:proofErr w:type="spellStart"/>
       <w:r>
         <w:rPr>
-          <w:rFonts w:ascii="Arial" w:hAnsi="Arial" w:cs="Arial"/>
+          <w:rStyle w:val="Hipervnculo"/>
+          <w:rFonts w:ascii="Arial" w:hAnsi="Arial" w:cs="Arial"/>
+          <w:b/>
+          <w:bCs/>
         </w:rPr>
         <w:t>Service</w:t>
       </w:r>
       <w:proofErr w:type="spellEnd"/>
       <w:r>
         <w:rPr>
-          <w:rFonts w:ascii="Arial" w:hAnsi="Arial" w:cs="Arial"/>
-        </w:rPr>
-        <w:t xml:space="preserve">) </w:t>
-      </w:r>
-      <w:r>
-        <w:rPr>
-          <w:rFonts w:ascii="Arial" w:hAnsi="Arial" w:cs="Arial"/>
-        </w:rPr>
-        <w:t xml:space="preserve">como </w:t>
+          <w:rStyle w:val="Hipervnculo"/>
+          <w:rFonts w:ascii="Arial" w:hAnsi="Arial" w:cs="Arial"/>
+          <w:b/>
+          <w:bCs/>
+        </w:rPr>
+        <w:t>)</w:t>
+      </w:r>
+      <w:r>
+        <w:rPr>
+          <w:rStyle w:val="Hipervnculo"/>
+          <w:rFonts w:ascii="Arial" w:hAnsi="Arial" w:cs="Arial"/>
+          <w:b/>
+          <w:bCs/>
+        </w:rPr>
+        <w:t>:</w:t>
+      </w:r>
+    </w:p>
+    <w:p>
+      <w:pPr>
+        <w:pStyle w:val="Prrafodelista"/>
+        <w:jc w:val="both"/>
+        <w:rPr>
+          <w:rFonts w:ascii="Arial" w:hAnsi="Arial" w:cs="Arial"/>
+        </w:rPr>
+      </w:pPr>
+      <w:r>
+        <w:rPr>
+          <w:rFonts w:ascii="Arial" w:hAnsi="Arial" w:cs="Arial"/>
+          <w:b/>
+          <w:bCs/>
+        </w:rPr>
+        <w:fldChar w:fldCharType="end"/>
+      </w:r>
+      <w:r>
+        <w:rPr>
+          <w:rFonts w:ascii="Arial" w:hAnsi="Arial" w:cs="Arial"/>
+        </w:rPr>
+        <w:t xml:space="preserve">Se elige </w:t>
       </w:r>
       <w:proofErr w:type="spellStart"/>
       <w:r>
         <w:rPr>
           <w:rFonts w:ascii="Arial" w:hAnsi="Arial" w:cs="Arial"/>
         </w:rPr>
-        <w:t>b</w:t>
-      </w:r>
-      <w:r>
-        <w:rPr>
-          <w:rFonts w:ascii="Arial" w:hAnsi="Arial" w:cs="Arial"/>
-        </w:rPr>
-        <w:t>acke</w:t>
-      </w:r>
-      <w:r>
-        <w:rPr>
-          <w:rFonts w:ascii="Arial" w:hAnsi="Arial" w:cs="Arial"/>
-        </w:rPr>
-        <w:t>n</w:t>
-      </w:r>
-      <w:r>
-        <w:rPr>
-          <w:rFonts w:ascii="Arial" w:hAnsi="Arial" w:cs="Arial"/>
-        </w:rPr>
-        <w:t>d</w:t>
+        <w:t>Firebase</w:t>
       </w:r>
       <w:proofErr w:type="spellEnd"/>
       <w:r>
         <w:rPr>
           <w:rFonts w:ascii="Arial" w:hAnsi="Arial" w:cs="Arial"/>
         </w:rPr>
-        <w:t xml:space="preserve"> por simplicidad y escalabilidad.</w:t>
-      </w:r>
+        <w:t xml:space="preserve"> como </w:t>
+      </w:r>
+      <w:proofErr w:type="spellStart"/>
+      <w:r>
+        <w:rPr>
+          <w:rFonts w:ascii="Arial" w:hAnsi="Arial" w:cs="Arial"/>
+        </w:rPr>
+        <w:t>backend</w:t>
+      </w:r>
+      <w:proofErr w:type="spellEnd"/>
+      <w:r>
+        <w:rPr>
+          <w:rFonts w:ascii="Arial" w:hAnsi="Arial" w:cs="Arial"/>
+        </w:rPr>
+        <w:t xml:space="preserve"> por la simplicidad que ofrece al integrar autenticación, base de datos, almacenamiento y analítica sin necesidad de crear un servidor propio.</w:t>
+      </w:r>
+      <w:r>
+        <w:rPr>
+          <w:rFonts w:ascii="Arial" w:hAnsi="Arial" w:cs="Arial"/>
+        </w:rPr>
+        <w:br/>
+        <w:t xml:space="preserve">Esta decisión permite acelerar el desarrollo, facilita la escalabilidad del proyecto y reduce la complejidad técnica del </w:t>
+      </w:r>
+      <w:proofErr w:type="spellStart"/>
+      <w:r>
+        <w:rPr>
+          <w:rFonts w:ascii="Arial" w:hAnsi="Arial" w:cs="Arial"/>
+        </w:rPr>
+        <w:t>backend</w:t>
+      </w:r>
+      <w:proofErr w:type="spellEnd"/>
+      <w:r>
+        <w:rPr>
+          <w:rFonts w:ascii="Arial" w:hAnsi="Arial" w:cs="Arial"/>
+        </w:rPr>
+        <w:t>.</w:t>
+      </w:r>
+    </w:p>
+    <w:p>
+      <w:pPr>
+        <w:pStyle w:val="Prrafodelista"/>
+        <w:jc w:val="both"/>
+        <w:rPr>
+          <w:rFonts w:ascii="Arial" w:hAnsi="Arial" w:cs="Arial"/>
+        </w:rPr>
+      </w:pPr>
     </w:p>
     <w:p>
       <w:pPr>
@@ -5146,16 +5569,90 @@
           <w:ilvl w:val="0"/>
           <w:numId w:val="6"/>
         </w:numPr>
+        <w:tabs>
+          <w:tab w:val="clear" w:pos="0"/>
+        </w:tabs>
         <w:jc w:val="both"/>
         <w:rPr>
           <w:rFonts w:ascii="Arial" w:hAnsi="Arial" w:cs="Arial"/>
-        </w:rPr>
-      </w:pPr>
-      <w:r>
-        <w:rPr>
-          <w:rFonts w:ascii="Arial" w:hAnsi="Arial" w:cs="Arial"/>
-        </w:rPr>
-        <w:t xml:space="preserve">ADR-002: </w:t>
+          <w:b/>
+          <w:bCs/>
+        </w:rPr>
+      </w:pPr>
+      <w:hyperlink r:id="rId33" w:history="1">
+        <w:r>
+          <w:rPr>
+            <w:rStyle w:val="Hipervnculo"/>
+            <w:rFonts w:ascii="Arial" w:hAnsi="Arial" w:cs="Arial"/>
+            <w:b/>
+            <w:bCs/>
+          </w:rPr>
+          <w:t xml:space="preserve">ADR-002: </w:t>
+        </w:r>
+        <w:proofErr w:type="spellStart"/>
+        <w:r>
+          <w:rPr>
+            <w:rStyle w:val="Hipervnculo"/>
+            <w:rFonts w:ascii="Arial" w:hAnsi="Arial" w:cs="Arial"/>
+            <w:b/>
+            <w:bCs/>
+          </w:rPr>
+          <w:t>Flutter</w:t>
+        </w:r>
+        <w:proofErr w:type="spellEnd"/>
+        <w:r>
+          <w:rPr>
+            <w:rStyle w:val="Hipervnculo"/>
+            <w:rFonts w:ascii="Arial" w:hAnsi="Arial" w:cs="Arial"/>
+            <w:b/>
+            <w:bCs/>
+          </w:rPr>
+          <w:t>/</w:t>
+        </w:r>
+        <w:proofErr w:type="spellStart"/>
+        <w:r>
+          <w:rPr>
+            <w:rStyle w:val="Hipervnculo"/>
+            <w:rFonts w:ascii="Arial" w:hAnsi="Arial" w:cs="Arial"/>
+            <w:b/>
+            <w:bCs/>
+          </w:rPr>
+          <w:t>Kotlin</w:t>
+        </w:r>
+        <w:proofErr w:type="spellEnd"/>
+        <w:r>
+          <w:rPr>
+            <w:rStyle w:val="Hipervnculo"/>
+            <w:rFonts w:ascii="Arial" w:hAnsi="Arial" w:cs="Arial"/>
+            <w:b/>
+            <w:bCs/>
+          </w:rPr>
+          <w:t xml:space="preserve"> como tecnología móvil</w:t>
+        </w:r>
+        <w:r>
+          <w:rPr>
+            <w:rStyle w:val="Hipervnculo"/>
+            <w:rFonts w:ascii="Arial" w:hAnsi="Arial" w:cs="Arial"/>
+            <w:b/>
+            <w:bCs/>
+          </w:rPr>
+          <w:t>:</w:t>
+        </w:r>
+      </w:hyperlink>
+    </w:p>
+    <w:p>
+      <w:pPr>
+        <w:pStyle w:val="Prrafodelista"/>
+        <w:jc w:val="both"/>
+        <w:rPr>
+          <w:rFonts w:ascii="Arial" w:hAnsi="Arial" w:cs="Arial"/>
+        </w:rPr>
+      </w:pPr>
+      <w:r>
+        <w:rPr>
+          <w:rFonts w:ascii="Arial" w:hAnsi="Arial" w:cs="Arial"/>
+        </w:rPr>
+        <w:t xml:space="preserve">Se decide utilizar </w:t>
       </w:r>
       <w:proofErr w:type="spellStart"/>
       <w:r>
@@ -5169,75 +5666,216 @@
         <w:rPr>
           <w:rFonts w:ascii="Arial" w:hAnsi="Arial" w:cs="Arial"/>
         </w:rPr>
-        <w:t>/</w:t>
+        <w:t xml:space="preserve"> como </w:t>
       </w:r>
       <w:proofErr w:type="spellStart"/>
       <w:r>
         <w:rPr>
           <w:rFonts w:ascii="Arial" w:hAnsi="Arial" w:cs="Arial"/>
         </w:rPr>
-        <w:t>kotlin</w:t>
+        <w:t>framework</w:t>
       </w:r>
       <w:proofErr w:type="spellEnd"/>
       <w:r>
         <w:rPr>
           <w:rFonts w:ascii="Arial" w:hAnsi="Arial" w:cs="Arial"/>
         </w:rPr>
-        <w:t xml:space="preserve"> como </w:t>
+        <w:t xml:space="preserve"> principal de desarrollo móvil, por su rapidez, su diseño basado en widgets y su fácil integración con </w:t>
       </w:r>
       <w:proofErr w:type="spellStart"/>
       <w:r>
         <w:rPr>
           <w:rFonts w:ascii="Arial" w:hAnsi="Arial" w:cs="Arial"/>
         </w:rPr>
-        <w:t>frontend</w:t>
+        <w:t>Firebase</w:t>
       </w:r>
       <w:proofErr w:type="spellEnd"/>
       <w:r>
         <w:rPr>
           <w:rFonts w:ascii="Arial" w:hAnsi="Arial" w:cs="Arial"/>
         </w:rPr>
-        <w:t xml:space="preserve"> móvil multiplataforma.</w:t>
-      </w:r>
+        <w:t>.</w:t>
+      </w:r>
+      <w:r>
+        <w:rPr>
+          <w:rFonts w:ascii="Arial" w:hAnsi="Arial" w:cs="Arial"/>
+        </w:rPr>
+        <w:br/>
+        <w:t xml:space="preserve">Cuando se necesiten funciones nativas, se empleará </w:t>
+      </w:r>
+      <w:proofErr w:type="spellStart"/>
+      <w:r>
+        <w:rPr>
+          <w:rFonts w:ascii="Arial" w:hAnsi="Arial" w:cs="Arial"/>
+        </w:rPr>
+        <w:t>Kotlin</w:t>
+      </w:r>
+      <w:proofErr w:type="spellEnd"/>
+      <w:r>
+        <w:rPr>
+          <w:rFonts w:ascii="Arial" w:hAnsi="Arial" w:cs="Arial"/>
+        </w:rPr>
+        <w:t>, garantizando así compatibilidad con Android y acceso completo al hardware del dispositivo.</w:t>
+      </w:r>
+    </w:p>
+    <w:p>
+      <w:pPr>
+        <w:pStyle w:val="Prrafodelista"/>
+        <w:jc w:val="both"/>
+        <w:rPr>
+          <w:rFonts w:ascii="Arial" w:hAnsi="Arial" w:cs="Arial"/>
+        </w:rPr>
+      </w:pPr>
     </w:p>
     <w:p>
       <w:pPr>
         <w:pStyle w:val="Prrafodelista"/>
         <w:numPr>
           <w:ilvl w:val="0"/>
-          <w:numId w:val="6"/>
+          <w:numId w:val="26"/>
         </w:numPr>
+        <w:ind w:left="709"/>
         <w:jc w:val="both"/>
         <w:rPr>
           <w:rFonts w:ascii="Arial" w:hAnsi="Arial" w:cs="Arial"/>
         </w:rPr>
       </w:pPr>
-      <w:r>
-        <w:rPr>
-          <w:rFonts w:ascii="Arial" w:hAnsi="Arial" w:cs="Arial"/>
-        </w:rPr>
-        <w:t xml:space="preserve">ADR-003: </w:t>
+      <w:hyperlink r:id="rId34" w:history="1">
+        <w:r>
+          <w:rPr>
+            <w:rStyle w:val="Hipervnculo"/>
+            <w:rFonts w:ascii="Arial" w:hAnsi="Arial" w:cs="Arial"/>
+            <w:b/>
+            <w:bCs/>
+          </w:rPr>
+          <w:t xml:space="preserve">ADR-003: </w:t>
+        </w:r>
+        <w:proofErr w:type="spellStart"/>
+        <w:r>
+          <w:rPr>
+            <w:rStyle w:val="Hipervnculo"/>
+            <w:rFonts w:ascii="Arial" w:hAnsi="Arial" w:cs="Arial"/>
+            <w:b/>
+            <w:bCs/>
+          </w:rPr>
+          <w:t>Firestore</w:t>
+        </w:r>
+        <w:proofErr w:type="spellEnd"/>
+        <w:r>
+          <w:rPr>
+            <w:rStyle w:val="Hipervnculo"/>
+            <w:rFonts w:ascii="Arial" w:hAnsi="Arial" w:cs="Arial"/>
+            <w:b/>
+            <w:bCs/>
+          </w:rPr>
+          <w:t xml:space="preserve"> como base de datos NoSQL:</w:t>
+        </w:r>
+      </w:hyperlink>
+    </w:p>
+    <w:p>
+      <w:pPr>
+        <w:pStyle w:val="Prrafodelista"/>
+        <w:ind w:left="709"/>
+        <w:jc w:val="both"/>
+        <w:rPr>
+          <w:rFonts w:ascii="Arial" w:eastAsia="Times New Roman" w:hAnsi="Arial" w:cs="Arial"/>
+          <w:kern w:val="0"/>
+          <w:lang w:eastAsia="es-ES"/>
+          <w14:ligatures w14:val="none"/>
+        </w:rPr>
+      </w:pPr>
+      <w:r>
+        <w:rPr>
+          <w:rFonts w:ascii="Arial" w:eastAsia="Times New Roman" w:hAnsi="Arial" w:cs="Arial"/>
+          <w:kern w:val="0"/>
+          <w:lang w:eastAsia="es-ES"/>
+          <w14:ligatures w14:val="none"/>
+        </w:rPr>
+        <w:t xml:space="preserve">Se adopta </w:t>
       </w:r>
       <w:proofErr w:type="spellStart"/>
       <w:r>
         <w:rPr>
-          <w:rFonts w:ascii="Arial" w:hAnsi="Arial" w:cs="Arial"/>
+          <w:rFonts w:ascii="Arial" w:eastAsia="Times New Roman" w:hAnsi="Arial" w:cs="Arial"/>
+          <w:kern w:val="0"/>
+          <w:lang w:eastAsia="es-ES"/>
+          <w14:ligatures w14:val="none"/>
         </w:rPr>
         <w:t>Firestore</w:t>
       </w:r>
       <w:proofErr w:type="spellEnd"/>
       <w:r>
         <w:rPr>
-          <w:rFonts w:ascii="Arial" w:hAnsi="Arial" w:cs="Arial"/>
-        </w:rPr>
-        <w:t xml:space="preserve"> (NoSQL)</w:t>
-      </w:r>
-      <w:r>
-        <w:rPr>
-          <w:rFonts w:ascii="Arial" w:hAnsi="Arial" w:cs="Arial"/>
-        </w:rPr>
-        <w:t xml:space="preserve"> como base de datos.</w:t>
-      </w:r>
+          <w:rFonts w:ascii="Arial" w:eastAsia="Times New Roman" w:hAnsi="Arial" w:cs="Arial"/>
+          <w:kern w:val="0"/>
+          <w:lang w:eastAsia="es-ES"/>
+          <w14:ligatures w14:val="none"/>
+        </w:rPr>
+        <w:t xml:space="preserve"> como base de datos principal debido a su estructura flexible de documentos y colecciones, su capacidad de sincronización en tiempo real y su integración directa con </w:t>
+      </w:r>
+      <w:proofErr w:type="spellStart"/>
+      <w:r>
+        <w:rPr>
+          <w:rFonts w:ascii="Arial" w:eastAsia="Times New Roman" w:hAnsi="Arial" w:cs="Arial"/>
+          <w:kern w:val="0"/>
+          <w:lang w:eastAsia="es-ES"/>
+          <w14:ligatures w14:val="none"/>
+        </w:rPr>
+        <w:t>Firebase</w:t>
+      </w:r>
+      <w:proofErr w:type="spellEnd"/>
+      <w:r>
+        <w:rPr>
+          <w:rFonts w:ascii="Arial" w:eastAsia="Times New Roman" w:hAnsi="Arial" w:cs="Arial"/>
+          <w:kern w:val="0"/>
+          <w:lang w:eastAsia="es-ES"/>
+          <w14:ligatures w14:val="none"/>
+        </w:rPr>
+        <w:t xml:space="preserve"> </w:t>
+      </w:r>
+      <w:proofErr w:type="spellStart"/>
+      <w:r>
+        <w:rPr>
+          <w:rFonts w:ascii="Arial" w:eastAsia="Times New Roman" w:hAnsi="Arial" w:cs="Arial"/>
+          <w:kern w:val="0"/>
+          <w:lang w:eastAsia="es-ES"/>
+          <w14:ligatures w14:val="none"/>
+        </w:rPr>
+        <w:t>Authentication</w:t>
+      </w:r>
+      <w:proofErr w:type="spellEnd"/>
+      <w:r>
+        <w:rPr>
+          <w:rFonts w:ascii="Arial" w:eastAsia="Times New Roman" w:hAnsi="Arial" w:cs="Arial"/>
+          <w:kern w:val="0"/>
+          <w:lang w:eastAsia="es-ES"/>
+          <w14:ligatures w14:val="none"/>
+        </w:rPr>
+        <w:t>.</w:t>
+      </w:r>
+      <w:r>
+        <w:rPr>
+          <w:rFonts w:ascii="Arial" w:eastAsia="Times New Roman" w:hAnsi="Arial" w:cs="Arial"/>
+          <w:kern w:val="0"/>
+          <w:lang w:eastAsia="es-ES"/>
+          <w14:ligatures w14:val="none"/>
+        </w:rPr>
+        <w:br/>
+        <w:t>Esta elección permite almacenar rutas, ciudades, misiones y datos de usuario de forma eficiente y escalable.</w:t>
+      </w:r>
+    </w:p>
+    <w:p>
+      <w:pPr>
+        <w:pStyle w:val="Prrafodelista"/>
+        <w:ind w:left="709"/>
+        <w:jc w:val="both"/>
+        <w:rPr>
+          <w:rFonts w:ascii="Arial" w:eastAsia="Times New Roman" w:hAnsi="Arial" w:cs="Arial"/>
+          <w:kern w:val="0"/>
+          <w:lang w:eastAsia="es-ES"/>
+          <w14:ligatures w14:val="none"/>
+        </w:rPr>
+      </w:pPr>
     </w:p>
     <w:p>
       <w:pPr>
@@ -5247,7 +5885,7 @@
           <w:numId w:val="2"/>
         </w:numPr>
       </w:pPr>
-      <w:bookmarkStart w:id="10" w:name="_Toc213873557"/>
+      <w:bookmarkStart w:id="10" w:name="_Toc215059495"/>
       <w:r>
         <w:t>Integraciones, datos y dependencias</w:t>
       </w:r>
@@ -5258,117 +5896,63 @@
         <w:pStyle w:val="Prrafodelista"/>
         <w:numPr>
           <w:ilvl w:val="0"/>
-          <w:numId w:val="21"/>
+          <w:numId w:val="27"/>
         </w:numPr>
-        <w:suppressAutoHyphens w:val="0"/>
-        <w:spacing w:before="100" w:beforeAutospacing="1" w:after="100" w:afterAutospacing="1" w:line="240" w:lineRule="auto"/>
-        <w:jc w:val="both"/>
-        <w:outlineLvl w:val="2"/>
-        <w:rPr>
-          <w:rFonts w:ascii="Arial" w:eastAsia="Times New Roman" w:hAnsi="Arial" w:cs="Arial"/>
-          <w:b/>
-          <w:bCs/>
-          <w:kern w:val="0"/>
-          <w:lang w:eastAsia="es-ES"/>
-          <w14:ligatures w14:val="none"/>
-        </w:rPr>
-      </w:pPr>
-      <w:bookmarkStart w:id="11" w:name="_Toc213873559"/>
+        <w:rPr>
+          <w:rFonts w:ascii="Arial" w:hAnsi="Arial" w:cs="Arial"/>
+        </w:rPr>
+      </w:pPr>
       <w:proofErr w:type="spellStart"/>
       <w:r>
         <w:rPr>
-          <w:rFonts w:ascii="Arial" w:eastAsia="Times New Roman" w:hAnsi="Arial" w:cs="Arial"/>
-          <w:b/>
-          <w:bCs/>
-          <w:kern w:val="0"/>
-          <w:lang w:eastAsia="es-ES"/>
-          <w14:ligatures w14:val="none"/>
+          <w:rFonts w:ascii="Arial" w:hAnsi="Arial" w:cs="Arial"/>
         </w:rPr>
         <w:t>Firebase</w:t>
       </w:r>
       <w:proofErr w:type="spellEnd"/>
       <w:r>
         <w:rPr>
-          <w:rFonts w:ascii="Arial" w:eastAsia="Times New Roman" w:hAnsi="Arial" w:cs="Arial"/>
-          <w:b/>
-          <w:bCs/>
-          <w:kern w:val="0"/>
-          <w:lang w:eastAsia="es-ES"/>
-          <w14:ligatures w14:val="none"/>
+          <w:rFonts w:ascii="Arial" w:hAnsi="Arial" w:cs="Arial"/>
         </w:rPr>
         <w:t xml:space="preserve"> </w:t>
       </w:r>
       <w:proofErr w:type="spellStart"/>
       <w:r>
         <w:rPr>
-          <w:rFonts w:ascii="Arial" w:eastAsia="Times New Roman" w:hAnsi="Arial" w:cs="Arial"/>
-          <w:b/>
-          <w:bCs/>
-          <w:kern w:val="0"/>
-          <w:lang w:eastAsia="es-ES"/>
-          <w14:ligatures w14:val="none"/>
-        </w:rPr>
-        <w:t>Auth</w:t>
+          <w:rFonts w:ascii="Arial" w:hAnsi="Arial" w:cs="Arial"/>
+        </w:rPr>
+        <w:t>Auth:</w:t>
       </w:r>
       <w:proofErr w:type="spellEnd"/>
-      <w:r>
-        <w:rPr>
-          <w:rFonts w:ascii="Arial" w:eastAsia="Times New Roman" w:hAnsi="Arial" w:cs="Arial"/>
-          <w:b/>
-          <w:bCs/>
-          <w:kern w:val="0"/>
-          <w:lang w:eastAsia="es-ES"/>
-          <w14:ligatures w14:val="none"/>
-        </w:rPr>
-        <w:t>:</w:t>
-      </w:r>
     </w:p>
     <w:p>
       <w:pPr>
         <w:pStyle w:val="Prrafodelista"/>
         <w:numPr>
           <w:ilvl w:val="1"/>
-          <w:numId w:val="21"/>
+          <w:numId w:val="27"/>
         </w:numPr>
-        <w:suppressAutoHyphens w:val="0"/>
-        <w:spacing w:before="100" w:beforeAutospacing="1" w:after="100" w:afterAutospacing="1" w:line="240" w:lineRule="auto"/>
-        <w:jc w:val="both"/>
-        <w:outlineLvl w:val="2"/>
-        <w:rPr>
-          <w:rFonts w:ascii="Arial" w:eastAsia="Times New Roman" w:hAnsi="Arial" w:cs="Arial"/>
-          <w:b/>
-          <w:bCs/>
-          <w:kern w:val="0"/>
-          <w:lang w:eastAsia="es-ES"/>
-          <w14:ligatures w14:val="none"/>
-        </w:rPr>
-      </w:pPr>
-      <w:r>
-        <w:rPr>
-          <w:rFonts w:ascii="Arial" w:eastAsia="Times New Roman" w:hAnsi="Arial" w:cs="Arial"/>
-          <w:kern w:val="0"/>
-          <w:lang w:eastAsia="es-ES"/>
-          <w14:ligatures w14:val="none"/>
+        <w:rPr>
+          <w:rFonts w:ascii="Arial" w:hAnsi="Arial" w:cs="Arial"/>
+        </w:rPr>
+      </w:pPr>
+      <w:r>
+        <w:rPr>
+          <w:rFonts w:ascii="Arial" w:hAnsi="Arial" w:cs="Arial"/>
         </w:rPr>
         <w:t xml:space="preserve">Maneja registro, </w:t>
       </w:r>
       <w:proofErr w:type="spellStart"/>
       <w:r>
         <w:rPr>
-          <w:rFonts w:ascii="Arial" w:eastAsia="Times New Roman" w:hAnsi="Arial" w:cs="Arial"/>
-          <w:kern w:val="0"/>
-          <w:lang w:eastAsia="es-ES"/>
-          <w14:ligatures w14:val="none"/>
+          <w:rFonts w:ascii="Arial" w:hAnsi="Arial" w:cs="Arial"/>
         </w:rPr>
         <w:t>login</w:t>
       </w:r>
       <w:proofErr w:type="spellEnd"/>
       <w:r>
         <w:rPr>
-          <w:rFonts w:ascii="Arial" w:eastAsia="Times New Roman" w:hAnsi="Arial" w:cs="Arial"/>
-          <w:kern w:val="0"/>
-          <w:lang w:eastAsia="es-ES"/>
-          <w14:ligatures w14:val="none"/>
+          <w:rFonts w:ascii="Arial" w:hAnsi="Arial" w:cs="Arial"/>
         </w:rPr>
         <w:t xml:space="preserve"> y sesiones de usuario.</w:t>
       </w:r>
@@ -5378,194 +5962,99 @@
         <w:pStyle w:val="Prrafodelista"/>
         <w:numPr>
           <w:ilvl w:val="1"/>
-          <w:numId w:val="21"/>
+          <w:numId w:val="27"/>
         </w:numPr>
-        <w:suppressAutoHyphens w:val="0"/>
-        <w:spacing w:before="100" w:beforeAutospacing="1" w:after="100" w:afterAutospacing="1" w:line="240" w:lineRule="auto"/>
-        <w:jc w:val="both"/>
-        <w:outlineLvl w:val="2"/>
-        <w:rPr>
-          <w:rFonts w:ascii="Arial" w:eastAsia="Times New Roman" w:hAnsi="Arial" w:cs="Arial"/>
-          <w:b/>
-          <w:bCs/>
-          <w:kern w:val="0"/>
-          <w:lang w:eastAsia="es-ES"/>
-          <w14:ligatures w14:val="none"/>
-        </w:rPr>
-      </w:pPr>
-      <w:r>
-        <w:rPr>
-          <w:rFonts w:ascii="Arial" w:eastAsia="Times New Roman" w:hAnsi="Arial" w:cs="Arial"/>
-          <w:kern w:val="0"/>
-          <w:lang w:eastAsia="es-ES"/>
-          <w14:ligatures w14:val="none"/>
+        <w:rPr>
+          <w:rFonts w:ascii="Arial" w:hAnsi="Arial" w:cs="Arial"/>
+        </w:rPr>
+      </w:pPr>
+      <w:r>
+        <w:rPr>
+          <w:rFonts w:ascii="Arial" w:hAnsi="Arial" w:cs="Arial"/>
         </w:rPr>
         <w:t xml:space="preserve">Usa el UID para relacionarlo con datos en </w:t>
       </w:r>
       <w:proofErr w:type="spellStart"/>
       <w:r>
         <w:rPr>
-          <w:rFonts w:ascii="Arial" w:eastAsia="Times New Roman" w:hAnsi="Arial" w:cs="Arial"/>
-          <w:kern w:val="0"/>
-          <w:lang w:eastAsia="es-ES"/>
-          <w14:ligatures w14:val="none"/>
-        </w:rPr>
-        <w:t>Firestore</w:t>
+          <w:rFonts w:ascii="Arial" w:hAnsi="Arial" w:cs="Arial"/>
+        </w:rPr>
+        <w:t>Firestore.</w:t>
       </w:r>
       <w:proofErr w:type="spellEnd"/>
-      <w:r>
-        <w:rPr>
-          <w:rFonts w:ascii="Arial" w:eastAsia="Times New Roman" w:hAnsi="Arial" w:cs="Arial"/>
-          <w:kern w:val="0"/>
-          <w:lang w:eastAsia="es-ES"/>
-          <w14:ligatures w14:val="none"/>
-        </w:rPr>
-        <w:t>.</w:t>
-      </w:r>
     </w:p>
     <w:p>
       <w:pPr>
         <w:pStyle w:val="Prrafodelista"/>
         <w:numPr>
           <w:ilvl w:val="1"/>
-          <w:numId w:val="21"/>
+          <w:numId w:val="27"/>
         </w:numPr>
-        <w:suppressAutoHyphens w:val="0"/>
-        <w:spacing w:before="100" w:beforeAutospacing="1" w:after="100" w:afterAutospacing="1" w:line="240" w:lineRule="auto"/>
-        <w:jc w:val="both"/>
-        <w:outlineLvl w:val="2"/>
-        <w:rPr>
-          <w:rFonts w:ascii="Arial" w:eastAsia="Times New Roman" w:hAnsi="Arial" w:cs="Arial"/>
-          <w:b/>
-          <w:bCs/>
-          <w:kern w:val="0"/>
-          <w:lang w:eastAsia="es-ES"/>
-          <w14:ligatures w14:val="none"/>
-        </w:rPr>
-      </w:pPr>
-      <w:r>
-        <w:rPr>
-          <w:rFonts w:ascii="Arial" w:eastAsia="Times New Roman" w:hAnsi="Arial" w:cs="Arial"/>
-          <w:kern w:val="0"/>
-          <w:lang w:eastAsia="es-ES"/>
-          <w14:ligatures w14:val="none"/>
+        <w:rPr>
+          <w:rFonts w:ascii="Arial" w:hAnsi="Arial" w:cs="Arial"/>
+        </w:rPr>
+      </w:pPr>
+      <w:r>
+        <w:rPr>
+          <w:rFonts w:ascii="Arial" w:hAnsi="Arial" w:cs="Arial"/>
         </w:rPr>
         <w:t>Evita almacenar contraseñas en la app.</w:t>
       </w:r>
-    </w:p>
-    <w:p>
-      <w:pPr>
-        <w:pStyle w:val="Prrafodelista"/>
-        <w:suppressAutoHyphens w:val="0"/>
-        <w:spacing w:before="100" w:beforeAutospacing="1" w:after="100" w:afterAutospacing="1" w:line="240" w:lineRule="auto"/>
-        <w:ind w:left="1440"/>
-        <w:jc w:val="both"/>
-        <w:outlineLvl w:val="2"/>
-        <w:rPr>
-          <w:rFonts w:ascii="Arial" w:eastAsia="Times New Roman" w:hAnsi="Arial" w:cs="Arial"/>
-          <w:b/>
-          <w:bCs/>
-          <w:kern w:val="0"/>
-          <w:lang w:eastAsia="es-ES"/>
-          <w14:ligatures w14:val="none"/>
-        </w:rPr>
-      </w:pPr>
     </w:p>
     <w:p>
       <w:pPr>
         <w:pStyle w:val="Prrafodelista"/>
         <w:numPr>
           <w:ilvl w:val="0"/>
-          <w:numId w:val="21"/>
+          <w:numId w:val="27"/>
         </w:numPr>
-        <w:suppressAutoHyphens w:val="0"/>
-        <w:spacing w:before="100" w:beforeAutospacing="1" w:after="100" w:afterAutospacing="1" w:line="240" w:lineRule="auto"/>
-        <w:jc w:val="both"/>
-        <w:outlineLvl w:val="2"/>
-        <w:rPr>
-          <w:rFonts w:ascii="Arial" w:eastAsia="Times New Roman" w:hAnsi="Arial" w:cs="Arial"/>
-          <w:b/>
-          <w:bCs/>
-          <w:kern w:val="0"/>
-          <w:lang w:eastAsia="es-ES"/>
-          <w14:ligatures w14:val="none"/>
+        <w:rPr>
+          <w:rFonts w:ascii="Arial" w:hAnsi="Arial" w:cs="Arial"/>
         </w:rPr>
       </w:pPr>
       <w:proofErr w:type="spellStart"/>
       <w:r>
         <w:rPr>
-          <w:rFonts w:ascii="Arial" w:eastAsia="Times New Roman" w:hAnsi="Arial" w:cs="Arial"/>
-          <w:b/>
-          <w:bCs/>
-          <w:kern w:val="0"/>
-          <w:lang w:eastAsia="es-ES"/>
-          <w14:ligatures w14:val="none"/>
+          <w:rFonts w:ascii="Arial" w:hAnsi="Arial" w:cs="Arial"/>
         </w:rPr>
         <w:t>Firebase</w:t>
       </w:r>
       <w:proofErr w:type="spellEnd"/>
       <w:r>
         <w:rPr>
-          <w:rFonts w:ascii="Arial" w:eastAsia="Times New Roman" w:hAnsi="Arial" w:cs="Arial"/>
-          <w:b/>
-          <w:bCs/>
-          <w:kern w:val="0"/>
-          <w:lang w:eastAsia="es-ES"/>
-          <w14:ligatures w14:val="none"/>
+          <w:rFonts w:ascii="Arial" w:hAnsi="Arial" w:cs="Arial"/>
         </w:rPr>
         <w:t xml:space="preserve"> </w:t>
       </w:r>
       <w:proofErr w:type="spellStart"/>
       <w:r>
         <w:rPr>
-          <w:rFonts w:ascii="Arial" w:eastAsia="Times New Roman" w:hAnsi="Arial" w:cs="Arial"/>
-          <w:b/>
-          <w:bCs/>
-          <w:kern w:val="0"/>
-          <w:lang w:eastAsia="es-ES"/>
-          <w14:ligatures w14:val="none"/>
+          <w:rFonts w:ascii="Arial" w:hAnsi="Arial" w:cs="Arial"/>
         </w:rPr>
         <w:t>Firestore</w:t>
       </w:r>
+      <w:r>
+        <w:rPr>
+          <w:rFonts w:ascii="Arial" w:hAnsi="Arial" w:cs="Arial"/>
+        </w:rPr>
+        <w:t>:</w:t>
+      </w:r>
       <w:proofErr w:type="spellEnd"/>
-      <w:r>
-        <w:rPr>
-          <w:rFonts w:ascii="Arial" w:eastAsia="Times New Roman" w:hAnsi="Arial" w:cs="Arial"/>
-          <w:b/>
-          <w:bCs/>
-          <w:kern w:val="0"/>
-          <w:lang w:eastAsia="es-ES"/>
-          <w14:ligatures w14:val="none"/>
-        </w:rPr>
-        <w:t>:</w:t>
-      </w:r>
     </w:p>
     <w:p>
       <w:pPr>
         <w:pStyle w:val="Prrafodelista"/>
         <w:numPr>
           <w:ilvl w:val="1"/>
-          <w:numId w:val="21"/>
+          <w:numId w:val="27"/>
         </w:numPr>
-        <w:suppressAutoHyphens w:val="0"/>
-        <w:spacing w:before="100" w:beforeAutospacing="1" w:after="100" w:afterAutospacing="1" w:line="240" w:lineRule="auto"/>
-        <w:jc w:val="both"/>
-        <w:outlineLvl w:val="2"/>
-        <w:rPr>
-          <w:rFonts w:ascii="Arial" w:eastAsia="Times New Roman" w:hAnsi="Arial" w:cs="Arial"/>
-          <w:b/>
-          <w:bCs/>
-          <w:kern w:val="0"/>
-          <w:lang w:eastAsia="es-ES"/>
-          <w14:ligatures w14:val="none"/>
-        </w:rPr>
-      </w:pPr>
-      <w:r>
-        <w:rPr>
-          <w:rFonts w:ascii="Arial" w:eastAsia="Times New Roman" w:hAnsi="Arial" w:cs="Arial"/>
-          <w:kern w:val="0"/>
-          <w:lang w:eastAsia="es-ES"/>
-          <w14:ligatures w14:val="none"/>
+        <w:rPr>
+          <w:rFonts w:ascii="Arial" w:hAnsi="Arial" w:cs="Arial"/>
+        </w:rPr>
+      </w:pPr>
+      <w:r>
+        <w:rPr>
+          <w:rFonts w:ascii="Arial" w:hAnsi="Arial" w:cs="Arial"/>
         </w:rPr>
         <w:t>Almacena rutas, monumentos, trivias, puntuaciones, perfiles.</w:t>
       </w:r>
@@ -5575,27 +6064,15 @@
         <w:pStyle w:val="Prrafodelista"/>
         <w:numPr>
           <w:ilvl w:val="1"/>
-          <w:numId w:val="21"/>
+          <w:numId w:val="27"/>
         </w:numPr>
-        <w:suppressAutoHyphens w:val="0"/>
-        <w:spacing w:before="100" w:beforeAutospacing="1" w:after="100" w:afterAutospacing="1" w:line="240" w:lineRule="auto"/>
-        <w:jc w:val="both"/>
-        <w:outlineLvl w:val="2"/>
-        <w:rPr>
-          <w:rFonts w:ascii="Arial" w:eastAsia="Times New Roman" w:hAnsi="Arial" w:cs="Arial"/>
-          <w:b/>
-          <w:bCs/>
-          <w:kern w:val="0"/>
-          <w:lang w:eastAsia="es-ES"/>
-          <w14:ligatures w14:val="none"/>
-        </w:rPr>
-      </w:pPr>
-      <w:r>
-        <w:rPr>
-          <w:rFonts w:ascii="Arial" w:eastAsia="Times New Roman" w:hAnsi="Arial" w:cs="Arial"/>
-          <w:kern w:val="0"/>
-          <w:lang w:eastAsia="es-ES"/>
-          <w14:ligatures w14:val="none"/>
+        <w:rPr>
+          <w:rFonts w:ascii="Arial" w:hAnsi="Arial" w:cs="Arial"/>
+        </w:rPr>
+      </w:pPr>
+      <w:r>
+        <w:rPr>
+          <w:rFonts w:ascii="Arial" w:hAnsi="Arial" w:cs="Arial"/>
         </w:rPr>
         <w:t>Colecciones principales:</w:t>
       </w:r>
@@ -5605,37 +6082,22 @@
         <w:pStyle w:val="Prrafodelista"/>
         <w:numPr>
           <w:ilvl w:val="2"/>
-          <w:numId w:val="21"/>
+          <w:numId w:val="27"/>
         </w:numPr>
-        <w:suppressAutoHyphens w:val="0"/>
-        <w:spacing w:before="100" w:beforeAutospacing="1" w:after="100" w:afterAutospacing="1" w:line="240" w:lineRule="auto"/>
-        <w:jc w:val="both"/>
-        <w:outlineLvl w:val="2"/>
-        <w:rPr>
-          <w:rFonts w:ascii="Arial" w:eastAsia="Times New Roman" w:hAnsi="Arial" w:cs="Arial"/>
-          <w:b/>
-          <w:bCs/>
-          <w:kern w:val="0"/>
-          <w:lang w:eastAsia="es-ES"/>
-          <w14:ligatures w14:val="none"/>
-        </w:rPr>
-      </w:pPr>
-      <w:r>
-        <w:rPr>
-          <w:rFonts w:ascii="Arial" w:eastAsia="Times New Roman" w:hAnsi="Arial" w:cs="Arial"/>
-          <w:kern w:val="0"/>
-          <w:lang w:eastAsia="es-ES"/>
-          <w14:ligatures w14:val="none"/>
+        <w:rPr>
+          <w:rFonts w:ascii="Arial" w:hAnsi="Arial" w:cs="Arial"/>
+        </w:rPr>
+      </w:pPr>
+      <w:r>
+        <w:rPr>
+          <w:rFonts w:ascii="Arial" w:hAnsi="Arial" w:cs="Arial"/>
         </w:rPr>
         <w:t>/</w:t>
       </w:r>
       <w:proofErr w:type="spellStart"/>
       <w:r>
         <w:rPr>
-          <w:rFonts w:ascii="Arial" w:eastAsia="Times New Roman" w:hAnsi="Arial" w:cs="Arial"/>
-          <w:kern w:val="0"/>
-          <w:lang w:eastAsia="es-ES"/>
-          <w14:ligatures w14:val="none"/>
+          <w:rFonts w:ascii="Arial" w:hAnsi="Arial" w:cs="Arial"/>
         </w:rPr>
         <w:t>users</w:t>
       </w:r>
@@ -5646,37 +6108,22 @@
         <w:pStyle w:val="Prrafodelista"/>
         <w:numPr>
           <w:ilvl w:val="2"/>
-          <w:numId w:val="21"/>
+          <w:numId w:val="27"/>
         </w:numPr>
-        <w:suppressAutoHyphens w:val="0"/>
-        <w:spacing w:before="100" w:beforeAutospacing="1" w:after="100" w:afterAutospacing="1" w:line="240" w:lineRule="auto"/>
-        <w:jc w:val="both"/>
-        <w:outlineLvl w:val="2"/>
-        <w:rPr>
-          <w:rFonts w:ascii="Arial" w:eastAsia="Times New Roman" w:hAnsi="Arial" w:cs="Arial"/>
-          <w:b/>
-          <w:bCs/>
-          <w:kern w:val="0"/>
-          <w:lang w:eastAsia="es-ES"/>
-          <w14:ligatures w14:val="none"/>
-        </w:rPr>
-      </w:pPr>
-      <w:r>
-        <w:rPr>
-          <w:rFonts w:ascii="Arial" w:eastAsia="Times New Roman" w:hAnsi="Arial" w:cs="Arial"/>
-          <w:kern w:val="0"/>
-          <w:lang w:eastAsia="es-ES"/>
-          <w14:ligatures w14:val="none"/>
+        <w:rPr>
+          <w:rFonts w:ascii="Arial" w:hAnsi="Arial" w:cs="Arial"/>
+        </w:rPr>
+      </w:pPr>
+      <w:r>
+        <w:rPr>
+          <w:rFonts w:ascii="Arial" w:hAnsi="Arial" w:cs="Arial"/>
         </w:rPr>
         <w:t>/</w:t>
       </w:r>
       <w:proofErr w:type="spellStart"/>
       <w:r>
         <w:rPr>
-          <w:rFonts w:ascii="Arial" w:eastAsia="Times New Roman" w:hAnsi="Arial" w:cs="Arial"/>
-          <w:kern w:val="0"/>
-          <w:lang w:eastAsia="es-ES"/>
-          <w14:ligatures w14:val="none"/>
+          <w:rFonts w:ascii="Arial" w:hAnsi="Arial" w:cs="Arial"/>
         </w:rPr>
         <w:t>cities</w:t>
       </w:r>
@@ -5687,37 +6134,22 @@
         <w:pStyle w:val="Prrafodelista"/>
         <w:numPr>
           <w:ilvl w:val="2"/>
-          <w:numId w:val="21"/>
+          <w:numId w:val="27"/>
         </w:numPr>
-        <w:suppressAutoHyphens w:val="0"/>
-        <w:spacing w:before="100" w:beforeAutospacing="1" w:after="100" w:afterAutospacing="1" w:line="240" w:lineRule="auto"/>
-        <w:jc w:val="both"/>
-        <w:outlineLvl w:val="2"/>
-        <w:rPr>
-          <w:rFonts w:ascii="Arial" w:eastAsia="Times New Roman" w:hAnsi="Arial" w:cs="Arial"/>
-          <w:b/>
-          <w:bCs/>
-          <w:kern w:val="0"/>
-          <w:lang w:eastAsia="es-ES"/>
-          <w14:ligatures w14:val="none"/>
-        </w:rPr>
-      </w:pPr>
-      <w:r>
-        <w:rPr>
-          <w:rFonts w:ascii="Arial" w:eastAsia="Times New Roman" w:hAnsi="Arial" w:cs="Arial"/>
-          <w:kern w:val="0"/>
-          <w:lang w:eastAsia="es-ES"/>
-          <w14:ligatures w14:val="none"/>
+        <w:rPr>
+          <w:rFonts w:ascii="Arial" w:hAnsi="Arial" w:cs="Arial"/>
+        </w:rPr>
+      </w:pPr>
+      <w:r>
+        <w:rPr>
+          <w:rFonts w:ascii="Arial" w:hAnsi="Arial" w:cs="Arial"/>
         </w:rPr>
         <w:t>/</w:t>
       </w:r>
       <w:proofErr w:type="spellStart"/>
       <w:r>
         <w:rPr>
-          <w:rFonts w:ascii="Arial" w:eastAsia="Times New Roman" w:hAnsi="Arial" w:cs="Arial"/>
-          <w:kern w:val="0"/>
-          <w:lang w:eastAsia="es-ES"/>
-          <w14:ligatures w14:val="none"/>
+          <w:rFonts w:ascii="Arial" w:hAnsi="Arial" w:cs="Arial"/>
         </w:rPr>
         <w:t>routes</w:t>
       </w:r>
@@ -5728,38 +6160,18 @@
         <w:pStyle w:val="Prrafodelista"/>
         <w:numPr>
           <w:ilvl w:val="2"/>
-          <w:numId w:val="21"/>
+          <w:numId w:val="27"/>
         </w:numPr>
-        <w:suppressAutoHyphens w:val="0"/>
-        <w:spacing w:before="100" w:beforeAutospacing="1" w:after="100" w:afterAutospacing="1" w:line="240" w:lineRule="auto"/>
-        <w:jc w:val="both"/>
-        <w:outlineLvl w:val="2"/>
-        <w:rPr>
-          <w:rFonts w:ascii="Arial" w:eastAsia="Times New Roman" w:hAnsi="Arial" w:cs="Arial"/>
-          <w:b/>
-          <w:bCs/>
-          <w:kern w:val="0"/>
-          <w:lang w:eastAsia="es-ES"/>
-          <w14:ligatures w14:val="none"/>
-        </w:rPr>
-      </w:pPr>
-      <w:r>
-        <w:rPr>
-          <w:rFonts w:ascii="Arial" w:eastAsia="Times New Roman" w:hAnsi="Arial" w:cs="Arial"/>
-          <w:kern w:val="0"/>
-          <w:lang w:eastAsia="es-ES"/>
-          <w14:ligatures w14:val="none"/>
-        </w:rPr>
-        <w:t>/</w:t>
-      </w:r>
+        <w:rPr>
+          <w:rFonts w:ascii="Arial" w:hAnsi="Arial" w:cs="Arial"/>
+        </w:rPr>
+      </w:pPr>
       <w:proofErr w:type="spellStart"/>
       <w:r>
         <w:rPr>
-          <w:rFonts w:ascii="Arial" w:eastAsia="Times New Roman" w:hAnsi="Arial" w:cs="Arial"/>
-          <w:kern w:val="0"/>
-          <w:lang w:eastAsia="es-ES"/>
-          <w14:ligatures w14:val="none"/>
-        </w:rPr>
+          <w:rFonts w:ascii="Arial" w:hAnsi="Arial" w:cs="Arial"/>
+        </w:rPr>
+        <w:lastRenderedPageBreak/>
         <w:t>monuments</w:t>
       </w:r>
       <w:proofErr w:type="spellEnd"/>
@@ -5769,37 +6181,22 @@
         <w:pStyle w:val="Prrafodelista"/>
         <w:numPr>
           <w:ilvl w:val="2"/>
-          <w:numId w:val="21"/>
+          <w:numId w:val="27"/>
         </w:numPr>
-        <w:suppressAutoHyphens w:val="0"/>
-        <w:spacing w:before="100" w:beforeAutospacing="1" w:after="100" w:afterAutospacing="1" w:line="240" w:lineRule="auto"/>
-        <w:jc w:val="both"/>
-        <w:outlineLvl w:val="2"/>
-        <w:rPr>
-          <w:rFonts w:ascii="Arial" w:eastAsia="Times New Roman" w:hAnsi="Arial" w:cs="Arial"/>
-          <w:b/>
-          <w:bCs/>
-          <w:kern w:val="0"/>
-          <w:lang w:eastAsia="es-ES"/>
-          <w14:ligatures w14:val="none"/>
-        </w:rPr>
-      </w:pPr>
-      <w:r>
-        <w:rPr>
-          <w:rFonts w:ascii="Arial" w:eastAsia="Times New Roman" w:hAnsi="Arial" w:cs="Arial"/>
-          <w:kern w:val="0"/>
-          <w:lang w:eastAsia="es-ES"/>
-          <w14:ligatures w14:val="none"/>
+        <w:rPr>
+          <w:rFonts w:ascii="Arial" w:hAnsi="Arial" w:cs="Arial"/>
+        </w:rPr>
+      </w:pPr>
+      <w:r>
+        <w:rPr>
+          <w:rFonts w:ascii="Arial" w:hAnsi="Arial" w:cs="Arial"/>
         </w:rPr>
         <w:t>/</w:t>
       </w:r>
       <w:proofErr w:type="spellStart"/>
       <w:r>
         <w:rPr>
-          <w:rFonts w:ascii="Arial" w:eastAsia="Times New Roman" w:hAnsi="Arial" w:cs="Arial"/>
-          <w:kern w:val="0"/>
-          <w:lang w:eastAsia="es-ES"/>
-          <w14:ligatures w14:val="none"/>
+          <w:rFonts w:ascii="Arial" w:hAnsi="Arial" w:cs="Arial"/>
         </w:rPr>
         <w:t>missions</w:t>
       </w:r>
@@ -5810,27 +6207,15 @@
         <w:pStyle w:val="Prrafodelista"/>
         <w:numPr>
           <w:ilvl w:val="2"/>
-          <w:numId w:val="21"/>
+          <w:numId w:val="27"/>
         </w:numPr>
-        <w:suppressAutoHyphens w:val="0"/>
-        <w:spacing w:before="100" w:beforeAutospacing="1" w:after="100" w:afterAutospacing="1" w:line="240" w:lineRule="auto"/>
-        <w:jc w:val="both"/>
-        <w:outlineLvl w:val="2"/>
-        <w:rPr>
-          <w:rFonts w:ascii="Arial" w:eastAsia="Times New Roman" w:hAnsi="Arial" w:cs="Arial"/>
-          <w:b/>
-          <w:bCs/>
-          <w:kern w:val="0"/>
-          <w:lang w:eastAsia="es-ES"/>
-          <w14:ligatures w14:val="none"/>
-        </w:rPr>
-      </w:pPr>
-      <w:r>
-        <w:rPr>
-          <w:rFonts w:ascii="Arial" w:eastAsia="Times New Roman" w:hAnsi="Arial" w:cs="Arial"/>
-          <w:kern w:val="0"/>
-          <w:lang w:eastAsia="es-ES"/>
-          <w14:ligatures w14:val="none"/>
+        <w:rPr>
+          <w:rFonts w:ascii="Arial" w:hAnsi="Arial" w:cs="Arial"/>
+        </w:rPr>
+      </w:pPr>
+      <w:r>
+        <w:rPr>
+          <w:rFonts w:ascii="Arial" w:hAnsi="Arial" w:cs="Arial"/>
         </w:rPr>
         <w:t>/rankings</w:t>
       </w:r>
@@ -5838,18 +6223,9 @@
     <w:p>
       <w:pPr>
         <w:pStyle w:val="Prrafodelista"/>
-        <w:suppressAutoHyphens w:val="0"/>
-        <w:spacing w:before="100" w:beforeAutospacing="1" w:after="100" w:afterAutospacing="1" w:line="240" w:lineRule="auto"/>
-        <w:ind w:left="2160"/>
-        <w:jc w:val="both"/>
-        <w:outlineLvl w:val="2"/>
-        <w:rPr>
-          <w:rFonts w:ascii="Arial" w:eastAsia="Times New Roman" w:hAnsi="Arial" w:cs="Arial"/>
-          <w:b/>
-          <w:bCs/>
-          <w:kern w:val="0"/>
-          <w:lang w:eastAsia="es-ES"/>
-          <w14:ligatures w14:val="none"/>
+        <w:ind w:left="1789"/>
+        <w:rPr>
+          <w:rFonts w:ascii="Arial" w:hAnsi="Arial" w:cs="Arial"/>
         </w:rPr>
       </w:pPr>
     </w:p>
@@ -5858,55 +6234,25 @@
         <w:pStyle w:val="Prrafodelista"/>
         <w:numPr>
           <w:ilvl w:val="0"/>
-          <w:numId w:val="21"/>
+          <w:numId w:val="27"/>
         </w:numPr>
-        <w:suppressAutoHyphens w:val="0"/>
-        <w:spacing w:before="100" w:beforeAutospacing="1" w:after="100" w:afterAutospacing="1" w:line="240" w:lineRule="auto"/>
-        <w:jc w:val="both"/>
-        <w:outlineLvl w:val="2"/>
-        <w:rPr>
-          <w:rFonts w:ascii="Arial" w:eastAsia="Times New Roman" w:hAnsi="Arial" w:cs="Arial"/>
-          <w:b/>
-          <w:bCs/>
-          <w:kern w:val="0"/>
-          <w:lang w:eastAsia="es-ES"/>
-          <w14:ligatures w14:val="none"/>
+        <w:rPr>
+          <w:rFonts w:ascii="Arial" w:hAnsi="Arial" w:cs="Arial"/>
         </w:rPr>
       </w:pPr>
       <w:proofErr w:type="spellStart"/>
       <w:r>
         <w:rPr>
-          <w:rFonts w:ascii="Arial" w:eastAsia="Times New Roman" w:hAnsi="Arial" w:cs="Arial"/>
-          <w:b/>
-          <w:bCs/>
-          <w:kern w:val="0"/>
-          <w:lang w:eastAsia="es-ES"/>
-          <w14:ligatures w14:val="none"/>
+          <w:rFonts w:ascii="Arial" w:hAnsi="Arial" w:cs="Arial"/>
         </w:rPr>
         <w:t>Firebase</w:t>
       </w:r>
       <w:proofErr w:type="spellEnd"/>
       <w:r>
         <w:rPr>
-          <w:rFonts w:ascii="Arial" w:eastAsia="Times New Roman" w:hAnsi="Arial" w:cs="Arial"/>
-          <w:b/>
-          <w:bCs/>
-          <w:kern w:val="0"/>
-          <w:lang w:eastAsia="es-ES"/>
-          <w14:ligatures w14:val="none"/>
-        </w:rPr>
-        <w:t xml:space="preserve"> Storage</w:t>
-      </w:r>
-      <w:r>
-        <w:rPr>
-          <w:rFonts w:ascii="Arial" w:eastAsia="Times New Roman" w:hAnsi="Arial" w:cs="Arial"/>
-          <w:b/>
-          <w:bCs/>
-          <w:kern w:val="0"/>
-          <w:lang w:eastAsia="es-ES"/>
-          <w14:ligatures w14:val="none"/>
-        </w:rPr>
-        <w:t>:</w:t>
+          <w:rFonts w:ascii="Arial" w:hAnsi="Arial" w:cs="Arial"/>
+        </w:rPr>
+        <w:t xml:space="preserve"> Storage:</w:t>
       </w:r>
     </w:p>
     <w:p>
@@ -5914,27 +6260,15 @@
         <w:pStyle w:val="Prrafodelista"/>
         <w:numPr>
           <w:ilvl w:val="1"/>
-          <w:numId w:val="21"/>
+          <w:numId w:val="27"/>
         </w:numPr>
-        <w:suppressAutoHyphens w:val="0"/>
-        <w:spacing w:before="100" w:beforeAutospacing="1" w:after="100" w:afterAutospacing="1" w:line="240" w:lineRule="auto"/>
-        <w:jc w:val="both"/>
-        <w:outlineLvl w:val="2"/>
-        <w:rPr>
-          <w:rFonts w:ascii="Arial" w:eastAsia="Times New Roman" w:hAnsi="Arial" w:cs="Arial"/>
-          <w:b/>
-          <w:bCs/>
-          <w:kern w:val="0"/>
-          <w:lang w:eastAsia="es-ES"/>
-          <w14:ligatures w14:val="none"/>
-        </w:rPr>
-      </w:pPr>
-      <w:r>
-        <w:rPr>
-          <w:rFonts w:ascii="Arial" w:eastAsia="Times New Roman" w:hAnsi="Arial" w:cs="Arial"/>
-          <w:kern w:val="0"/>
-          <w:lang w:eastAsia="es-ES"/>
-          <w14:ligatures w14:val="none"/>
+        <w:rPr>
+          <w:rFonts w:ascii="Arial" w:hAnsi="Arial" w:cs="Arial"/>
+        </w:rPr>
+      </w:pPr>
+      <w:r>
+        <w:rPr>
+          <w:rFonts w:ascii="Arial" w:hAnsi="Arial" w:cs="Arial"/>
         </w:rPr>
         <w:t>Guarda imágenes subidas por usuarios (fotos de monumentos).</w:t>
       </w:r>
@@ -5944,47 +6278,29 @@
         <w:pStyle w:val="Prrafodelista"/>
         <w:numPr>
           <w:ilvl w:val="1"/>
-          <w:numId w:val="21"/>
+          <w:numId w:val="27"/>
         </w:numPr>
-        <w:suppressAutoHyphens w:val="0"/>
-        <w:spacing w:before="100" w:beforeAutospacing="1" w:after="100" w:afterAutospacing="1" w:line="240" w:lineRule="auto"/>
-        <w:jc w:val="both"/>
-        <w:outlineLvl w:val="2"/>
-        <w:rPr>
-          <w:rFonts w:ascii="Arial" w:eastAsia="Times New Roman" w:hAnsi="Arial" w:cs="Arial"/>
-          <w:b/>
-          <w:bCs/>
-          <w:kern w:val="0"/>
-          <w:lang w:eastAsia="es-ES"/>
-          <w14:ligatures w14:val="none"/>
-        </w:rPr>
-      </w:pPr>
-      <w:r>
-        <w:rPr>
-          <w:rFonts w:ascii="Arial" w:eastAsia="Times New Roman" w:hAnsi="Arial" w:cs="Arial"/>
-          <w:kern w:val="0"/>
-          <w:lang w:eastAsia="es-ES"/>
-          <w14:ligatures w14:val="none"/>
+        <w:rPr>
+          <w:rFonts w:ascii="Arial" w:hAnsi="Arial" w:cs="Arial"/>
+        </w:rPr>
+      </w:pPr>
+      <w:r>
+        <w:rPr>
+          <w:rFonts w:ascii="Arial" w:hAnsi="Arial" w:cs="Arial"/>
         </w:rPr>
         <w:t xml:space="preserve">Solo se guarda la URL en </w:t>
       </w:r>
       <w:proofErr w:type="spellStart"/>
       <w:r>
         <w:rPr>
-          <w:rFonts w:ascii="Arial" w:eastAsia="Times New Roman" w:hAnsi="Arial" w:cs="Arial"/>
-          <w:kern w:val="0"/>
-          <w:lang w:eastAsia="es-ES"/>
-          <w14:ligatures w14:val="none"/>
+          <w:rFonts w:ascii="Arial" w:hAnsi="Arial" w:cs="Arial"/>
         </w:rPr>
         <w:t>Firestore</w:t>
       </w:r>
       <w:proofErr w:type="spellEnd"/>
       <w:r>
         <w:rPr>
-          <w:rFonts w:ascii="Arial" w:eastAsia="Times New Roman" w:hAnsi="Arial" w:cs="Arial"/>
-          <w:kern w:val="0"/>
-          <w:lang w:eastAsia="es-ES"/>
-          <w14:ligatures w14:val="none"/>
+          <w:rFonts w:ascii="Arial" w:hAnsi="Arial" w:cs="Arial"/>
         </w:rPr>
         <w:t xml:space="preserve"> como referencia.</w:t>
       </w:r>
@@ -5992,18 +6308,9 @@
     <w:p>
       <w:pPr>
         <w:pStyle w:val="Prrafodelista"/>
-        <w:suppressAutoHyphens w:val="0"/>
-        <w:spacing w:before="100" w:beforeAutospacing="1" w:after="100" w:afterAutospacing="1" w:line="240" w:lineRule="auto"/>
-        <w:ind w:left="1440"/>
-        <w:jc w:val="both"/>
-        <w:outlineLvl w:val="2"/>
-        <w:rPr>
-          <w:rFonts w:ascii="Arial" w:eastAsia="Times New Roman" w:hAnsi="Arial" w:cs="Arial"/>
-          <w:b/>
-          <w:bCs/>
-          <w:kern w:val="0"/>
-          <w:lang w:eastAsia="es-ES"/>
-          <w14:ligatures w14:val="none"/>
+        <w:ind w:left="1069"/>
+        <w:rPr>
+          <w:rFonts w:ascii="Arial" w:hAnsi="Arial" w:cs="Arial"/>
         </w:rPr>
       </w:pPr>
     </w:p>
@@ -6012,66 +6319,37 @@
         <w:pStyle w:val="Prrafodelista"/>
         <w:numPr>
           <w:ilvl w:val="0"/>
-          <w:numId w:val="21"/>
+          <w:numId w:val="27"/>
         </w:numPr>
-        <w:suppressAutoHyphens w:val="0"/>
-        <w:spacing w:before="100" w:beforeAutospacing="1" w:after="100" w:afterAutospacing="1" w:line="240" w:lineRule="auto"/>
-        <w:jc w:val="both"/>
-        <w:outlineLvl w:val="2"/>
-        <w:rPr>
-          <w:rFonts w:ascii="Arial" w:eastAsia="Times New Roman" w:hAnsi="Arial" w:cs="Arial"/>
-          <w:b/>
-          <w:bCs/>
-          <w:kern w:val="0"/>
-          <w:lang w:eastAsia="es-ES"/>
-          <w14:ligatures w14:val="none"/>
+        <w:rPr>
+          <w:rFonts w:ascii="Arial" w:hAnsi="Arial" w:cs="Arial"/>
         </w:rPr>
       </w:pPr>
       <w:proofErr w:type="spellStart"/>
       <w:r>
         <w:rPr>
-          <w:rFonts w:ascii="Arial" w:eastAsia="Times New Roman" w:hAnsi="Arial" w:cs="Arial"/>
-          <w:b/>
-          <w:bCs/>
-          <w:kern w:val="0"/>
-          <w:lang w:eastAsia="es-ES"/>
-          <w14:ligatures w14:val="none"/>
+          <w:rFonts w:ascii="Arial" w:hAnsi="Arial" w:cs="Arial"/>
         </w:rPr>
         <w:t>Firebase</w:t>
       </w:r>
       <w:proofErr w:type="spellEnd"/>
       <w:r>
         <w:rPr>
-          <w:rFonts w:ascii="Arial" w:eastAsia="Times New Roman" w:hAnsi="Arial" w:cs="Arial"/>
-          <w:b/>
-          <w:bCs/>
-          <w:kern w:val="0"/>
-          <w:lang w:eastAsia="es-ES"/>
-          <w14:ligatures w14:val="none"/>
+          <w:rFonts w:ascii="Arial" w:hAnsi="Arial" w:cs="Arial"/>
         </w:rPr>
         <w:t xml:space="preserve"> </w:t>
       </w:r>
       <w:proofErr w:type="spellStart"/>
       <w:r>
         <w:rPr>
-          <w:rFonts w:ascii="Arial" w:eastAsia="Times New Roman" w:hAnsi="Arial" w:cs="Arial"/>
-          <w:b/>
-          <w:bCs/>
-          <w:kern w:val="0"/>
-          <w:lang w:eastAsia="es-ES"/>
-          <w14:ligatures w14:val="none"/>
+          <w:rFonts w:ascii="Arial" w:hAnsi="Arial" w:cs="Arial"/>
         </w:rPr>
         <w:t>Messaging</w:t>
       </w:r>
       <w:proofErr w:type="spellEnd"/>
       <w:r>
         <w:rPr>
-          <w:rFonts w:ascii="Arial" w:eastAsia="Times New Roman" w:hAnsi="Arial" w:cs="Arial"/>
-          <w:b/>
-          <w:bCs/>
-          <w:kern w:val="0"/>
-          <w:lang w:eastAsia="es-ES"/>
-          <w14:ligatures w14:val="none"/>
+          <w:rFonts w:ascii="Arial" w:hAnsi="Arial" w:cs="Arial"/>
         </w:rPr>
         <w:t>:</w:t>
       </w:r>
@@ -6081,47 +6359,29 @@
         <w:pStyle w:val="Prrafodelista"/>
         <w:numPr>
           <w:ilvl w:val="1"/>
-          <w:numId w:val="21"/>
+          <w:numId w:val="27"/>
         </w:numPr>
-        <w:suppressAutoHyphens w:val="0"/>
-        <w:spacing w:before="100" w:beforeAutospacing="1" w:after="100" w:afterAutospacing="1" w:line="240" w:lineRule="auto"/>
-        <w:jc w:val="both"/>
-        <w:outlineLvl w:val="2"/>
-        <w:rPr>
-          <w:rFonts w:ascii="Arial" w:eastAsia="Times New Roman" w:hAnsi="Arial" w:cs="Arial"/>
-          <w:b/>
-          <w:bCs/>
-          <w:kern w:val="0"/>
-          <w:lang w:eastAsia="es-ES"/>
-          <w14:ligatures w14:val="none"/>
-        </w:rPr>
-      </w:pPr>
-      <w:r>
-        <w:rPr>
-          <w:rFonts w:ascii="Arial" w:eastAsia="Times New Roman" w:hAnsi="Arial" w:cs="Arial"/>
-          <w:kern w:val="0"/>
-          <w:lang w:eastAsia="es-ES"/>
-          <w14:ligatures w14:val="none"/>
+        <w:rPr>
+          <w:rFonts w:ascii="Arial" w:hAnsi="Arial" w:cs="Arial"/>
+        </w:rPr>
+      </w:pPr>
+      <w:r>
+        <w:rPr>
+          <w:rFonts w:ascii="Arial" w:hAnsi="Arial" w:cs="Arial"/>
         </w:rPr>
         <w:t xml:space="preserve">Envía notificaciones </w:t>
       </w:r>
       <w:proofErr w:type="spellStart"/>
       <w:r>
         <w:rPr>
-          <w:rFonts w:ascii="Arial" w:eastAsia="Times New Roman" w:hAnsi="Arial" w:cs="Arial"/>
-          <w:kern w:val="0"/>
-          <w:lang w:eastAsia="es-ES"/>
-          <w14:ligatures w14:val="none"/>
+          <w:rFonts w:ascii="Arial" w:hAnsi="Arial" w:cs="Arial"/>
         </w:rPr>
         <w:t>push</w:t>
       </w:r>
       <w:proofErr w:type="spellEnd"/>
       <w:r>
         <w:rPr>
-          <w:rFonts w:ascii="Arial" w:eastAsia="Times New Roman" w:hAnsi="Arial" w:cs="Arial"/>
-          <w:kern w:val="0"/>
-          <w:lang w:eastAsia="es-ES"/>
-          <w14:ligatures w14:val="none"/>
+          <w:rFonts w:ascii="Arial" w:hAnsi="Arial" w:cs="Arial"/>
         </w:rPr>
         <w:t xml:space="preserve"> (futuro), por ejemplo:</w:t>
       </w:r>
@@ -6131,27 +6391,15 @@
         <w:pStyle w:val="Prrafodelista"/>
         <w:numPr>
           <w:ilvl w:val="2"/>
-          <w:numId w:val="21"/>
+          <w:numId w:val="27"/>
         </w:numPr>
-        <w:suppressAutoHyphens w:val="0"/>
-        <w:spacing w:before="100" w:beforeAutospacing="1" w:after="100" w:afterAutospacing="1" w:line="240" w:lineRule="auto"/>
-        <w:jc w:val="both"/>
-        <w:outlineLvl w:val="2"/>
-        <w:rPr>
-          <w:rFonts w:ascii="Arial" w:eastAsia="Times New Roman" w:hAnsi="Arial" w:cs="Arial"/>
-          <w:b/>
-          <w:bCs/>
-          <w:kern w:val="0"/>
-          <w:lang w:eastAsia="es-ES"/>
-          <w14:ligatures w14:val="none"/>
-        </w:rPr>
-      </w:pPr>
-      <w:r>
-        <w:rPr>
-          <w:rFonts w:ascii="Arial" w:eastAsia="Times New Roman" w:hAnsi="Arial" w:cs="Arial"/>
-          <w:kern w:val="0"/>
-          <w:lang w:eastAsia="es-ES"/>
-          <w14:ligatures w14:val="none"/>
+        <w:rPr>
+          <w:rFonts w:ascii="Arial" w:hAnsi="Arial" w:cs="Arial"/>
+        </w:rPr>
+      </w:pPr>
+      <w:r>
+        <w:rPr>
+          <w:rFonts w:ascii="Arial" w:hAnsi="Arial" w:cs="Arial"/>
         </w:rPr>
         <w:t>“Ruta completada”</w:t>
       </w:r>
@@ -6161,27 +6409,15 @@
         <w:pStyle w:val="Prrafodelista"/>
         <w:numPr>
           <w:ilvl w:val="2"/>
-          <w:numId w:val="21"/>
+          <w:numId w:val="27"/>
         </w:numPr>
-        <w:suppressAutoHyphens w:val="0"/>
-        <w:spacing w:before="100" w:beforeAutospacing="1" w:after="100" w:afterAutospacing="1" w:line="240" w:lineRule="auto"/>
-        <w:jc w:val="both"/>
-        <w:outlineLvl w:val="2"/>
-        <w:rPr>
-          <w:rFonts w:ascii="Arial" w:eastAsia="Times New Roman" w:hAnsi="Arial" w:cs="Arial"/>
-          <w:b/>
-          <w:bCs/>
-          <w:kern w:val="0"/>
-          <w:lang w:eastAsia="es-ES"/>
-          <w14:ligatures w14:val="none"/>
-        </w:rPr>
-      </w:pPr>
-      <w:r>
-        <w:rPr>
-          <w:rFonts w:ascii="Arial" w:eastAsia="Times New Roman" w:hAnsi="Arial" w:cs="Arial"/>
-          <w:kern w:val="0"/>
-          <w:lang w:eastAsia="es-ES"/>
-          <w14:ligatures w14:val="none"/>
+        <w:rPr>
+          <w:rFonts w:ascii="Arial" w:hAnsi="Arial" w:cs="Arial"/>
+        </w:rPr>
+      </w:pPr>
+      <w:r>
+        <w:rPr>
+          <w:rFonts w:ascii="Arial" w:hAnsi="Arial" w:cs="Arial"/>
         </w:rPr>
         <w:t>“Tienes un nuevo logro”</w:t>
       </w:r>
@@ -6191,27 +6427,15 @@
         <w:pStyle w:val="Prrafodelista"/>
         <w:numPr>
           <w:ilvl w:val="2"/>
-          <w:numId w:val="21"/>
+          <w:numId w:val="27"/>
         </w:numPr>
-        <w:suppressAutoHyphens w:val="0"/>
-        <w:spacing w:before="100" w:beforeAutospacing="1" w:after="100" w:afterAutospacing="1" w:line="240" w:lineRule="auto"/>
-        <w:jc w:val="both"/>
-        <w:outlineLvl w:val="2"/>
-        <w:rPr>
-          <w:rFonts w:ascii="Arial" w:eastAsia="Times New Roman" w:hAnsi="Arial" w:cs="Arial"/>
-          <w:b/>
-          <w:bCs/>
-          <w:kern w:val="0"/>
-          <w:lang w:eastAsia="es-ES"/>
-          <w14:ligatures w14:val="none"/>
-        </w:rPr>
-      </w:pPr>
-      <w:r>
-        <w:rPr>
-          <w:rFonts w:ascii="Arial" w:eastAsia="Times New Roman" w:hAnsi="Arial" w:cs="Arial"/>
-          <w:kern w:val="0"/>
-          <w:lang w:eastAsia="es-ES"/>
-          <w14:ligatures w14:val="none"/>
+        <w:rPr>
+          <w:rFonts w:ascii="Arial" w:hAnsi="Arial" w:cs="Arial"/>
+        </w:rPr>
+      </w:pPr>
+      <w:r>
+        <w:rPr>
+          <w:rFonts w:ascii="Arial" w:hAnsi="Arial" w:cs="Arial"/>
         </w:rPr>
         <w:t>“Hay nuevas rutas en tu ciudad”</w:t>
       </w:r>
@@ -6219,18 +6443,9 @@
     <w:p>
       <w:pPr>
         <w:pStyle w:val="Prrafodelista"/>
-        <w:suppressAutoHyphens w:val="0"/>
-        <w:spacing w:before="100" w:beforeAutospacing="1" w:after="100" w:afterAutospacing="1" w:line="240" w:lineRule="auto"/>
-        <w:ind w:left="2160"/>
-        <w:jc w:val="both"/>
-        <w:outlineLvl w:val="2"/>
-        <w:rPr>
-          <w:rFonts w:ascii="Arial" w:eastAsia="Times New Roman" w:hAnsi="Arial" w:cs="Arial"/>
-          <w:b/>
-          <w:bCs/>
-          <w:kern w:val="0"/>
-          <w:lang w:eastAsia="es-ES"/>
-          <w14:ligatures w14:val="none"/>
+        <w:ind w:left="2509"/>
+        <w:rPr>
+          <w:rFonts w:ascii="Arial" w:hAnsi="Arial" w:cs="Arial"/>
         </w:rPr>
       </w:pPr>
     </w:p>
@@ -6239,66 +6454,31 @@
         <w:pStyle w:val="Prrafodelista"/>
         <w:numPr>
           <w:ilvl w:val="0"/>
-          <w:numId w:val="21"/>
+          <w:numId w:val="27"/>
         </w:numPr>
-        <w:suppressAutoHyphens w:val="0"/>
-        <w:spacing w:before="100" w:beforeAutospacing="1" w:after="100" w:afterAutospacing="1" w:line="240" w:lineRule="auto"/>
-        <w:jc w:val="both"/>
-        <w:outlineLvl w:val="2"/>
-        <w:rPr>
-          <w:rFonts w:ascii="Arial" w:eastAsia="Times New Roman" w:hAnsi="Arial" w:cs="Arial"/>
-          <w:b/>
-          <w:bCs/>
-          <w:kern w:val="0"/>
-          <w:lang w:eastAsia="es-ES"/>
-          <w14:ligatures w14:val="none"/>
-        </w:rPr>
-      </w:pPr>
-      <w:r>
-        <w:rPr>
-          <w:rFonts w:ascii="Arial" w:eastAsia="Times New Roman" w:hAnsi="Arial" w:cs="Arial"/>
-          <w:b/>
-          <w:bCs/>
-          <w:kern w:val="0"/>
-          <w:lang w:eastAsia="es-ES"/>
-          <w14:ligatures w14:val="none"/>
+        <w:rPr>
+          <w:rFonts w:ascii="Arial" w:hAnsi="Arial" w:cs="Arial"/>
+        </w:rPr>
+      </w:pPr>
+      <w:r>
+        <w:rPr>
+          <w:rFonts w:ascii="Arial" w:hAnsi="Arial" w:cs="Arial"/>
         </w:rPr>
         <w:t xml:space="preserve">Google </w:t>
       </w:r>
       <w:proofErr w:type="spellStart"/>
       <w:r>
         <w:rPr>
-          <w:rFonts w:ascii="Arial" w:eastAsia="Times New Roman" w:hAnsi="Arial" w:cs="Arial"/>
-          <w:b/>
-          <w:bCs/>
-          <w:kern w:val="0"/>
-          <w:lang w:eastAsia="es-ES"/>
-          <w14:ligatures w14:val="none"/>
+          <w:rFonts w:ascii="Arial" w:hAnsi="Arial" w:cs="Arial"/>
         </w:rPr>
         <w:t>Maps</w:t>
       </w:r>
       <w:proofErr w:type="spellEnd"/>
       <w:r>
         <w:rPr>
-          <w:rFonts w:ascii="Arial" w:eastAsia="Times New Roman" w:hAnsi="Arial" w:cs="Arial"/>
-          <w:b/>
-          <w:bCs/>
-          <w:kern w:val="0"/>
-          <w:lang w:eastAsia="es-ES"/>
-          <w14:ligatures w14:val="none"/>
-        </w:rPr>
-        <w:t xml:space="preserve"> API</w:t>
-      </w:r>
-      <w:r>
-        <w:rPr>
-          <w:rFonts w:ascii="Arial" w:eastAsia="Times New Roman" w:hAnsi="Arial" w:cs="Arial"/>
-          <w:b/>
-          <w:bCs/>
-          <w:kern w:val="0"/>
-          <w:lang w:eastAsia="es-ES"/>
-          <w14:ligatures w14:val="none"/>
-        </w:rPr>
-        <w:t>:</w:t>
+          <w:rFonts w:ascii="Arial" w:hAnsi="Arial" w:cs="Arial"/>
+        </w:rPr>
+        <w:t xml:space="preserve"> API:</w:t>
       </w:r>
     </w:p>
     <w:p>
@@ -6306,27 +6486,15 @@
         <w:pStyle w:val="Prrafodelista"/>
         <w:numPr>
           <w:ilvl w:val="1"/>
-          <w:numId w:val="21"/>
+          <w:numId w:val="27"/>
         </w:numPr>
-        <w:suppressAutoHyphens w:val="0"/>
-        <w:spacing w:before="100" w:beforeAutospacing="1" w:after="100" w:afterAutospacing="1" w:line="240" w:lineRule="auto"/>
-        <w:jc w:val="both"/>
-        <w:outlineLvl w:val="2"/>
-        <w:rPr>
-          <w:rFonts w:ascii="Arial" w:eastAsia="Times New Roman" w:hAnsi="Arial" w:cs="Arial"/>
-          <w:b/>
-          <w:bCs/>
-          <w:kern w:val="0"/>
-          <w:lang w:eastAsia="es-ES"/>
-          <w14:ligatures w14:val="none"/>
-        </w:rPr>
-      </w:pPr>
-      <w:r>
-        <w:rPr>
-          <w:rFonts w:ascii="Arial" w:eastAsia="Times New Roman" w:hAnsi="Arial" w:cs="Arial"/>
-          <w:kern w:val="0"/>
-          <w:lang w:eastAsia="es-ES"/>
-          <w14:ligatures w14:val="none"/>
+        <w:rPr>
+          <w:rFonts w:ascii="Arial" w:hAnsi="Arial" w:cs="Arial"/>
+        </w:rPr>
+      </w:pPr>
+      <w:r>
+        <w:rPr>
+          <w:rFonts w:ascii="Arial" w:hAnsi="Arial" w:cs="Arial"/>
         </w:rPr>
         <w:t>Renderizado del mapa.</w:t>
       </w:r>
@@ -6336,27 +6504,15 @@
         <w:pStyle w:val="Prrafodelista"/>
         <w:numPr>
           <w:ilvl w:val="1"/>
-          <w:numId w:val="21"/>
+          <w:numId w:val="27"/>
         </w:numPr>
-        <w:suppressAutoHyphens w:val="0"/>
-        <w:spacing w:before="100" w:beforeAutospacing="1" w:after="100" w:afterAutospacing="1" w:line="240" w:lineRule="auto"/>
-        <w:jc w:val="both"/>
-        <w:outlineLvl w:val="2"/>
-        <w:rPr>
-          <w:rFonts w:ascii="Arial" w:eastAsia="Times New Roman" w:hAnsi="Arial" w:cs="Arial"/>
-          <w:b/>
-          <w:bCs/>
-          <w:kern w:val="0"/>
-          <w:lang w:eastAsia="es-ES"/>
-          <w14:ligatures w14:val="none"/>
-        </w:rPr>
-      </w:pPr>
-      <w:r>
-        <w:rPr>
-          <w:rFonts w:ascii="Arial" w:eastAsia="Times New Roman" w:hAnsi="Arial" w:cs="Arial"/>
-          <w:kern w:val="0"/>
-          <w:lang w:eastAsia="es-ES"/>
-          <w14:ligatures w14:val="none"/>
+        <w:rPr>
+          <w:rFonts w:ascii="Arial" w:hAnsi="Arial" w:cs="Arial"/>
+        </w:rPr>
+      </w:pPr>
+      <w:r>
+        <w:rPr>
+          <w:rFonts w:ascii="Arial" w:hAnsi="Arial" w:cs="Arial"/>
         </w:rPr>
         <w:t>Detección GPS del usuario.</w:t>
       </w:r>
@@ -6366,27 +6522,15 @@
         <w:pStyle w:val="Prrafodelista"/>
         <w:numPr>
           <w:ilvl w:val="1"/>
-          <w:numId w:val="21"/>
+          <w:numId w:val="27"/>
         </w:numPr>
-        <w:suppressAutoHyphens w:val="0"/>
-        <w:spacing w:before="100" w:beforeAutospacing="1" w:after="100" w:afterAutospacing="1" w:line="240" w:lineRule="auto"/>
-        <w:jc w:val="both"/>
-        <w:outlineLvl w:val="2"/>
-        <w:rPr>
-          <w:rFonts w:ascii="Arial" w:eastAsia="Times New Roman" w:hAnsi="Arial" w:cs="Arial"/>
-          <w:b/>
-          <w:bCs/>
-          <w:kern w:val="0"/>
-          <w:lang w:eastAsia="es-ES"/>
-          <w14:ligatures w14:val="none"/>
-        </w:rPr>
-      </w:pPr>
-      <w:r>
-        <w:rPr>
-          <w:rFonts w:ascii="Arial" w:eastAsia="Times New Roman" w:hAnsi="Arial" w:cs="Arial"/>
-          <w:kern w:val="0"/>
-          <w:lang w:eastAsia="es-ES"/>
-          <w14:ligatures w14:val="none"/>
+        <w:rPr>
+          <w:rFonts w:ascii="Arial" w:hAnsi="Arial" w:cs="Arial"/>
+        </w:rPr>
+      </w:pPr>
+      <w:r>
+        <w:rPr>
+          <w:rFonts w:ascii="Arial" w:hAnsi="Arial" w:cs="Arial"/>
         </w:rPr>
         <w:t>Cálculo de distancia entre puntos.</w:t>
       </w:r>
@@ -6396,27 +6540,15 @@
         <w:pStyle w:val="Prrafodelista"/>
         <w:numPr>
           <w:ilvl w:val="1"/>
-          <w:numId w:val="21"/>
+          <w:numId w:val="27"/>
         </w:numPr>
-        <w:suppressAutoHyphens w:val="0"/>
-        <w:spacing w:before="100" w:beforeAutospacing="1" w:after="100" w:afterAutospacing="1" w:line="240" w:lineRule="auto"/>
-        <w:jc w:val="both"/>
-        <w:outlineLvl w:val="2"/>
-        <w:rPr>
-          <w:rFonts w:ascii="Arial" w:eastAsia="Times New Roman" w:hAnsi="Arial" w:cs="Arial"/>
-          <w:b/>
-          <w:bCs/>
-          <w:kern w:val="0"/>
-          <w:lang w:eastAsia="es-ES"/>
-          <w14:ligatures w14:val="none"/>
-        </w:rPr>
-      </w:pPr>
-      <w:r>
-        <w:rPr>
-          <w:rFonts w:ascii="Arial" w:eastAsia="Times New Roman" w:hAnsi="Arial" w:cs="Arial"/>
-          <w:kern w:val="0"/>
-          <w:lang w:eastAsia="es-ES"/>
-          <w14:ligatures w14:val="none"/>
+        <w:rPr>
+          <w:rFonts w:ascii="Arial" w:hAnsi="Arial" w:cs="Arial"/>
+        </w:rPr>
+      </w:pPr>
+      <w:r>
+        <w:rPr>
+          <w:rFonts w:ascii="Arial" w:hAnsi="Arial" w:cs="Arial"/>
         </w:rPr>
         <w:t>Marcadores e iconos de monumentos.</w:t>
       </w:r>
@@ -6429,11 +6561,11 @@
           <w:numId w:val="2"/>
         </w:numPr>
       </w:pPr>
+      <w:bookmarkStart w:id="11" w:name="_Toc215059496"/>
       <w:r>
         <w:rPr>
           <w:rFonts w:cstheme="majorHAnsi"/>
         </w:rPr>
-        <w:lastRenderedPageBreak/>
         <w:t>Requisitos</w:t>
       </w:r>
       <w:r>
@@ -6494,24 +6626,87 @@
       <w:r>
         <w:rPr>
           <w:rFonts w:ascii="Arial" w:hAnsi="Arial" w:cs="Arial"/>
-        </w:rPr>
-        <w:t>: Tiempo de respuesta inferior a 300 ms.</w:t>
+          <w:b/>
+          <w:bCs/>
+        </w:rPr>
+        <w:t xml:space="preserve">: </w:t>
+      </w:r>
+      <w:r>
+        <w:rPr>
+          <w:rFonts w:ascii="Arial" w:hAnsi="Arial" w:cs="Arial"/>
+          <w:b/>
+          <w:bCs/>
+        </w:rPr>
+        <w:t>T</w:t>
+      </w:r>
+      <w:r>
+        <w:rPr>
+          <w:rFonts w:ascii="Arial" w:hAnsi="Arial" w:cs="Arial"/>
+          <w:b/>
+          <w:bCs/>
+        </w:rPr>
+        <w:t>iempo de respuesta general del sistema</w:t>
+      </w:r>
+      <w:r>
+        <w:rPr>
+          <w:rFonts w:ascii="Arial" w:hAnsi="Arial" w:cs="Arial"/>
+          <w:b/>
+          <w:bCs/>
+        </w:rPr>
+        <w:t>.</w:t>
       </w:r>
     </w:p>
     <w:p>
       <w:pPr>
         <w:pStyle w:val="Prrafodelista"/>
-        <w:spacing w:line="276" w:lineRule="auto"/>
+        <w:suppressAutoHyphens w:val="0"/>
+        <w:spacing w:before="100" w:beforeAutospacing="1" w:after="100" w:afterAutospacing="1" w:line="240" w:lineRule="auto"/>
         <w:jc w:val="both"/>
         <w:rPr>
-          <w:rFonts w:ascii="Arial" w:hAnsi="Arial" w:cs="Arial"/>
-        </w:rPr>
-      </w:pPr>
-      <w:r>
-        <w:rPr>
-          <w:rFonts w:ascii="Arial" w:hAnsi="Arial" w:cs="Arial"/>
-        </w:rPr>
-        <w:t>La aplicación ofrecerá un tiempo de respuesta reducido, inferior a 300 milisegundos, garantizando una experiencia de usuario fluida y agradable. Se priorizará una baja latencia en las operaciones principales para mantener la percepción de inmediatez.</w:t>
+          <w:rFonts w:ascii="Arial" w:eastAsia="Times New Roman" w:hAnsi="Arial" w:cs="Arial"/>
+          <w:kern w:val="0"/>
+          <w:lang w:eastAsia="es-ES"/>
+          <w14:ligatures w14:val="none"/>
+        </w:rPr>
+      </w:pPr>
+      <w:r>
+        <w:rPr>
+          <w:rFonts w:ascii="Arial" w:eastAsia="Times New Roman" w:hAnsi="Arial" w:cs="Arial"/>
+          <w:kern w:val="0"/>
+          <w:lang w:eastAsia="es-ES"/>
+          <w14:ligatures w14:val="none"/>
+        </w:rPr>
+        <w:t>La aplicación deberá ofrecer tiempos de carga inferiores a 2–3 segundos en las pantallas principales (</w:t>
+      </w:r>
+      <w:proofErr w:type="spellStart"/>
+      <w:r>
+        <w:rPr>
+          <w:rFonts w:ascii="Arial" w:eastAsia="Times New Roman" w:hAnsi="Arial" w:cs="Arial"/>
+          <w:kern w:val="0"/>
+          <w:lang w:eastAsia="es-ES"/>
+          <w14:ligatures w14:val="none"/>
+        </w:rPr>
+        <w:t>login</w:t>
+      </w:r>
+      <w:proofErr w:type="spellEnd"/>
+      <w:r>
+        <w:rPr>
+          <w:rFonts w:ascii="Arial" w:eastAsia="Times New Roman" w:hAnsi="Arial" w:cs="Arial"/>
+          <w:kern w:val="0"/>
+          <w:lang w:eastAsia="es-ES"/>
+          <w14:ligatures w14:val="none"/>
+        </w:rPr>
+        <w:t>, rutas, mapa, misiones y perfil).</w:t>
+      </w:r>
+      <w:r>
+        <w:rPr>
+          <w:rFonts w:ascii="Arial" w:eastAsia="Times New Roman" w:hAnsi="Arial" w:cs="Arial"/>
+          <w:kern w:val="0"/>
+          <w:lang w:eastAsia="es-ES"/>
+          <w14:ligatures w14:val="none"/>
+        </w:rPr>
+        <w:br/>
+        <w:t>De esta forma se garantiza una experiencia de usuario fluida, reduciendo la sensación de espera y manteniendo una navegación estable en todo momento.</w:t>
       </w:r>
     </w:p>
     <w:p>
@@ -6548,73 +6743,99 @@
       <w:r>
         <w:rPr>
           <w:rFonts w:ascii="Arial" w:hAnsi="Arial" w:cs="Arial"/>
-        </w:rPr>
-        <w:t xml:space="preserve">: Autenticación mediante </w:t>
+          <w:b/>
+          <w:bCs/>
+        </w:rPr>
+        <w:t>: Seguridad y autenticación</w:t>
+      </w:r>
+      <w:r>
+        <w:rPr>
+          <w:rFonts w:ascii="Arial" w:hAnsi="Arial" w:cs="Arial"/>
+          <w:b/>
+          <w:bCs/>
+        </w:rPr>
+        <w:t xml:space="preserve"> (Asociado a HU-011)</w:t>
+      </w:r>
+      <w:r>
+        <w:rPr>
+          <w:rFonts w:ascii="Arial" w:hAnsi="Arial" w:cs="Arial"/>
+          <w:b/>
+          <w:bCs/>
+        </w:rPr>
+        <w:t>.</w:t>
+      </w:r>
+    </w:p>
+    <w:p>
+      <w:pPr>
+        <w:pStyle w:val="Prrafodelista"/>
+        <w:suppressAutoHyphens w:val="0"/>
+        <w:spacing w:before="100" w:beforeAutospacing="1" w:after="100" w:afterAutospacing="1" w:line="240" w:lineRule="auto"/>
+        <w:jc w:val="both"/>
+        <w:rPr>
+          <w:rFonts w:ascii="Arial" w:eastAsia="Times New Roman" w:hAnsi="Arial" w:cs="Arial"/>
+          <w:kern w:val="0"/>
+          <w:lang w:eastAsia="es-ES"/>
+          <w14:ligatures w14:val="none"/>
+        </w:rPr>
+      </w:pPr>
+      <w:r>
+        <w:rPr>
+          <w:rFonts w:ascii="Arial" w:eastAsia="Times New Roman" w:hAnsi="Arial" w:cs="Arial"/>
+          <w:kern w:val="0"/>
+          <w:lang w:eastAsia="es-ES"/>
+          <w14:ligatures w14:val="none"/>
+        </w:rPr>
+        <w:t>La seguridad de los datos personales del usuario será prioritaria.</w:t>
+      </w:r>
+      <w:r>
+        <w:rPr>
+          <w:rFonts w:ascii="Arial" w:eastAsia="Times New Roman" w:hAnsi="Arial" w:cs="Arial"/>
+          <w:kern w:val="0"/>
+          <w:lang w:eastAsia="es-ES"/>
+          <w14:ligatures w14:val="none"/>
+        </w:rPr>
+        <w:br/>
+        <w:t xml:space="preserve">Para ello, se empleará </w:t>
       </w:r>
       <w:proofErr w:type="spellStart"/>
       <w:r>
         <w:rPr>
-          <w:rFonts w:ascii="Arial" w:hAnsi="Arial" w:cs="Arial"/>
+          <w:rFonts w:ascii="Arial" w:eastAsia="Times New Roman" w:hAnsi="Arial" w:cs="Arial"/>
+          <w:kern w:val="0"/>
+          <w:lang w:eastAsia="es-ES"/>
+          <w14:ligatures w14:val="none"/>
         </w:rPr>
         <w:t>Firebase</w:t>
       </w:r>
       <w:proofErr w:type="spellEnd"/>
       <w:r>
         <w:rPr>
-          <w:rFonts w:ascii="Arial" w:hAnsi="Arial" w:cs="Arial"/>
-        </w:rPr>
-        <w:t xml:space="preserve">. </w:t>
-      </w:r>
-    </w:p>
-    <w:p>
-      <w:pPr>
-        <w:pStyle w:val="Prrafodelista"/>
-        <w:spacing w:line="276" w:lineRule="auto"/>
-        <w:jc w:val="both"/>
-        <w:rPr>
-          <w:rFonts w:ascii="Arial" w:hAnsi="Arial" w:cs="Arial"/>
-        </w:rPr>
-      </w:pPr>
-      <w:r>
-        <w:rPr>
-          <w:rFonts w:ascii="Arial" w:hAnsi="Arial" w:cs="Arial"/>
-        </w:rPr>
-        <w:t xml:space="preserve">La seguridad de los datos de los usuarios es prioritaria. Para proteger la información y garantizar su anonimato, se implementará un sistema de autenticación robusto basado en </w:t>
+          <w:rFonts w:ascii="Arial" w:eastAsia="Times New Roman" w:hAnsi="Arial" w:cs="Arial"/>
+          <w:kern w:val="0"/>
+          <w:lang w:eastAsia="es-ES"/>
+          <w14:ligatures w14:val="none"/>
+        </w:rPr>
+        <w:t xml:space="preserve"> </w:t>
       </w:r>
       <w:proofErr w:type="spellStart"/>
       <w:r>
         <w:rPr>
-          <w:rStyle w:val="Textoennegrita"/>
-          <w:rFonts w:ascii="Arial" w:eastAsiaTheme="majorEastAsia" w:hAnsi="Arial" w:cs="Arial"/>
-          <w:b w:val="0"/>
-          <w:bCs w:val="0"/>
-        </w:rPr>
-        <w:t>Firebase</w:t>
+          <w:rFonts w:ascii="Arial" w:eastAsia="Times New Roman" w:hAnsi="Arial" w:cs="Arial"/>
+          <w:kern w:val="0"/>
+          <w:lang w:eastAsia="es-ES"/>
+          <w14:ligatures w14:val="none"/>
+        </w:rPr>
+        <w:t>Authentication</w:t>
       </w:r>
       <w:proofErr w:type="spellEnd"/>
       <w:r>
         <w:rPr>
-          <w:rStyle w:val="Textoennegrita"/>
-          <w:rFonts w:ascii="Arial" w:eastAsiaTheme="majorEastAsia" w:hAnsi="Arial" w:cs="Arial"/>
-        </w:rPr>
-        <w:t xml:space="preserve"> </w:t>
-      </w:r>
-      <w:proofErr w:type="spellStart"/>
-      <w:r>
-        <w:rPr>
-          <w:rStyle w:val="Textoennegrita"/>
-          <w:rFonts w:ascii="Arial" w:eastAsiaTheme="majorEastAsia" w:hAnsi="Arial" w:cs="Arial"/>
-          <w:b w:val="0"/>
-          <w:bCs w:val="0"/>
-        </w:rPr>
-        <w:t>Authentication</w:t>
-      </w:r>
-      <w:proofErr w:type="spellEnd"/>
-      <w:r>
-        <w:rPr>
-          <w:rFonts w:ascii="Arial" w:hAnsi="Arial" w:cs="Arial"/>
-        </w:rPr>
-        <w:t>.</w:t>
+          <w:rFonts w:ascii="Arial" w:eastAsia="Times New Roman" w:hAnsi="Arial" w:cs="Arial"/>
+          <w:kern w:val="0"/>
+          <w:lang w:eastAsia="es-ES"/>
+          <w14:ligatures w14:val="none"/>
+        </w:rPr>
+        <w:t xml:space="preserve"> como sistema de autenticación centralizado, evitando el almacenamiento local de credenciales y asegurando la protección de la información mediante métodos estándar del sector.</w:t>
       </w:r>
     </w:p>
     <w:p>
@@ -6651,6 +6872,8 @@
       <w:r>
         <w:rPr>
           <w:rFonts w:ascii="Arial" w:hAnsi="Arial" w:cs="Arial"/>
+          <w:b/>
+          <w:bCs/>
         </w:rPr>
         <w:t>: Comunicación cifrada mediante HTTPS.</w:t>
       </w:r>
@@ -6668,23 +6891,128 @@
         <w:rPr>
           <w:rFonts w:ascii="Arial" w:hAnsi="Arial" w:cs="Arial"/>
         </w:rPr>
-        <w:t xml:space="preserve">Utilizaremos la comunicación cifrada mediante el protocolo </w:t>
-      </w:r>
-      <w:r>
-        <w:rPr>
-          <w:rStyle w:val="Textoennegrita"/>
-          <w:rFonts w:ascii="Arial" w:eastAsiaTheme="majorEastAsia" w:hAnsi="Arial" w:cs="Arial"/>
-          <w:b w:val="0"/>
-          <w:bCs w:val="0"/>
-        </w:rPr>
-        <w:t>HTTPS</w:t>
-      </w:r>
-      <w:r>
-        <w:rPr>
-          <w:rFonts w:ascii="Arial" w:hAnsi="Arial" w:cs="Arial"/>
-        </w:rPr>
-        <w:t>, asegurando la integridad y confidencialidad de las transacciones.</w:t>
-      </w:r>
+        <w:t>Todas las comunicaciones entre la aplicación y los servicios externos (</w:t>
+      </w:r>
+      <w:proofErr w:type="spellStart"/>
+      <w:r>
+        <w:rPr>
+          <w:rFonts w:ascii="Arial" w:hAnsi="Arial" w:cs="Arial"/>
+        </w:rPr>
+        <w:t>Firestore</w:t>
+      </w:r>
+      <w:proofErr w:type="spellEnd"/>
+      <w:r>
+        <w:rPr>
+          <w:rFonts w:ascii="Arial" w:hAnsi="Arial" w:cs="Arial"/>
+        </w:rPr>
+        <w:t xml:space="preserve">, Storage, Google </w:t>
+      </w:r>
+      <w:proofErr w:type="spellStart"/>
+      <w:r>
+        <w:rPr>
+          <w:rFonts w:ascii="Arial" w:hAnsi="Arial" w:cs="Arial"/>
+        </w:rPr>
+        <w:t>Maps</w:t>
+      </w:r>
+      <w:proofErr w:type="spellEnd"/>
+      <w:r>
+        <w:rPr>
+          <w:rFonts w:ascii="Arial" w:hAnsi="Arial" w:cs="Arial"/>
+        </w:rPr>
+        <w:t xml:space="preserve"> API, etc.) deberán realizarse mediante </w:t>
+      </w:r>
+      <w:r>
+        <w:rPr>
+          <w:rFonts w:ascii="Arial" w:hAnsi="Arial" w:cs="Arial"/>
+        </w:rPr>
+        <w:lastRenderedPageBreak/>
+        <w:t>protocolo HTTPS.</w:t>
+      </w:r>
+      <w:r>
+        <w:rPr>
+          <w:rFonts w:ascii="Arial" w:hAnsi="Arial" w:cs="Arial"/>
+        </w:rPr>
+        <w:br/>
+        <w:t>Esto garantizará la integridad y confidencialidad de los datos transmitidos, evitando accesos no autorizados o manipulación durante la transferencia.</w:t>
+      </w:r>
+    </w:p>
+    <w:p>
+      <w:pPr>
+        <w:pStyle w:val="Prrafodelista"/>
+        <w:spacing w:line="276" w:lineRule="auto"/>
+        <w:jc w:val="both"/>
+        <w:rPr>
+          <w:rFonts w:ascii="Arial" w:hAnsi="Arial" w:cs="Arial"/>
+        </w:rPr>
+      </w:pPr>
+    </w:p>
+    <w:p>
+      <w:pPr>
+        <w:pStyle w:val="Prrafodelista"/>
+        <w:numPr>
+          <w:ilvl w:val="0"/>
+          <w:numId w:val="24"/>
+        </w:numPr>
+        <w:spacing w:line="276" w:lineRule="auto"/>
+        <w:ind w:left="709"/>
+        <w:jc w:val="both"/>
+        <w:rPr>
+          <w:rFonts w:ascii="Arial" w:hAnsi="Arial" w:cs="Arial"/>
+          <w:b/>
+          <w:bCs/>
+        </w:rPr>
+      </w:pPr>
+      <w:r>
+        <w:rPr>
+          <w:rFonts w:ascii="Arial" w:hAnsi="Arial" w:cs="Arial"/>
+          <w:b/>
+          <w:bCs/>
+        </w:rPr>
+        <w:t xml:space="preserve">NFR-004: Interfaz intuitiva y homogénea </w:t>
+      </w:r>
+      <w:r>
+        <w:rPr>
+          <w:rFonts w:ascii="Arial" w:hAnsi="Arial" w:cs="Arial"/>
+          <w:b/>
+          <w:bCs/>
+          <w:i/>
+          <w:iCs/>
+        </w:rPr>
+        <w:t>(Relacionado con HU-013)</w:t>
+      </w:r>
+    </w:p>
+    <w:p>
+      <w:pPr>
+        <w:pStyle w:val="Prrafodelista"/>
+        <w:spacing w:line="276" w:lineRule="auto"/>
+        <w:jc w:val="both"/>
+        <w:rPr>
+          <w:rFonts w:ascii="Arial" w:hAnsi="Arial" w:cs="Arial"/>
+        </w:rPr>
+      </w:pPr>
+      <w:r>
+        <w:rPr>
+          <w:rFonts w:ascii="Arial" w:hAnsi="Arial" w:cs="Arial"/>
+        </w:rPr>
+        <w:t>La aplicación deberá disponer de una interfaz coherente, clara y accesible.</w:t>
+      </w:r>
+      <w:r>
+        <w:rPr>
+          <w:rFonts w:ascii="Arial" w:hAnsi="Arial" w:cs="Arial"/>
+        </w:rPr>
+        <w:br/>
+        <w:t>Se aplicarán principios de diseño visual uniforme que faciliten la navegación, minimicen la carga cognitiva y aseguren que el usuario pueda interactuar con la aplicación sin confusión, incluso al cambiar entre ciudades o rutas</w:t>
+      </w:r>
+    </w:p>
+    <w:p>
+      <w:pPr>
+        <w:pStyle w:val="Prrafodelista"/>
+        <w:spacing w:line="276" w:lineRule="auto"/>
+        <w:jc w:val="both"/>
+        <w:rPr>
+          <w:rFonts w:ascii="Arial" w:hAnsi="Arial" w:cs="Arial"/>
+        </w:rPr>
+      </w:pPr>
     </w:p>
     <w:p>
       <w:pPr>
@@ -6697,21 +7025,43 @@
         <w:jc w:val="both"/>
         <w:rPr>
           <w:rFonts w:ascii="Arial" w:hAnsi="Arial" w:cs="Arial"/>
-        </w:rPr>
-      </w:pPr>
-      <w:r>
-        <w:rPr>
-          <w:rFonts w:ascii="Arial" w:hAnsi="Arial" w:cs="Arial"/>
           <w:b/>
           <w:bCs/>
         </w:rPr>
-        <w:t>NFR-004</w:t>
-      </w:r>
-      <w:r>
-        <w:rPr>
-          <w:rFonts w:ascii="Arial" w:hAnsi="Arial" w:cs="Arial"/>
-        </w:rPr>
-        <w:t>: Interfaz intuitiva, homogénea y ligera.</w:t>
+      </w:pPr>
+      <w:r>
+        <w:rPr>
+          <w:rFonts w:ascii="Arial" w:hAnsi="Arial" w:cs="Arial"/>
+          <w:b/>
+          <w:bCs/>
+        </w:rPr>
+        <w:t>NFR-</w:t>
+      </w:r>
+      <w:r>
+        <w:rPr>
+          <w:rFonts w:ascii="Arial" w:hAnsi="Arial" w:cs="Arial"/>
+          <w:b/>
+          <w:bCs/>
+        </w:rPr>
+        <w:t>005</w:t>
+      </w:r>
+      <w:r>
+        <w:rPr>
+          <w:rFonts w:ascii="Arial" w:hAnsi="Arial" w:cs="Arial"/>
+          <w:b/>
+          <w:bCs/>
+        </w:rPr>
+        <w:t xml:space="preserve">: Navegación GPS con actualización estable </w:t>
+      </w:r>
+      <w:r>
+        <w:rPr>
+          <w:rFonts w:ascii="Arial" w:hAnsi="Arial" w:cs="Arial"/>
+          <w:b/>
+          <w:bCs/>
+          <w:i/>
+          <w:iCs/>
+        </w:rPr>
+        <w:t>(Asociado a HU-014)</w:t>
       </w:r>
     </w:p>
     <w:p>
@@ -6727,18 +7077,15 @@
         <w:rPr>
           <w:rFonts w:ascii="Arial" w:hAnsi="Arial" w:cs="Arial"/>
         </w:rPr>
-        <w:t>La aplicación dispondrá de una interfaz coherente y agradable, diseñada bajo los principios de usabilidad y accesibilidad, evitando sobrecargas visuales.</w:t>
-      </w:r>
-    </w:p>
-    <w:p>
-      <w:pPr>
-        <w:pStyle w:val="Prrafodelista"/>
-        <w:spacing w:line="276" w:lineRule="auto"/>
-        <w:jc w:val="both"/>
-        <w:rPr>
-          <w:rFonts w:ascii="Arial" w:hAnsi="Arial" w:cs="Arial"/>
-        </w:rPr>
-      </w:pPr>
+        <w:t>El sistema deberá actualizar la posición del usuario en intervalos inferiores a 2–3 segundos siempre que exista señal GPS.</w:t>
+      </w:r>
+      <w:r>
+        <w:rPr>
+          <w:rFonts w:ascii="Arial" w:hAnsi="Arial" w:cs="Arial"/>
+        </w:rPr>
+        <w:br/>
+        <w:t>En caso de pérdida de señal, la aplicación deberá notificarlo mediante un mensaje claro, evitando errores de orientación durante la realización de la ruta.</w:t>
+      </w:r>
     </w:p>
     <w:p>
       <w:pPr>
@@ -6759,13 +7106,31 @@
           <w:b/>
           <w:bCs/>
         </w:rPr>
-        <w:t>NFR-005</w:t>
-      </w:r>
-      <w:r>
-        <w:rPr>
-          <w:rFonts w:ascii="Arial" w:hAnsi="Arial" w:cs="Arial"/>
-        </w:rPr>
-        <w:t>: Código revisado en GitHub.</w:t>
+        <w:t>NFR-006</w:t>
+      </w:r>
+      <w:r>
+        <w:rPr>
+          <w:rFonts w:ascii="Arial" w:hAnsi="Arial" w:cs="Arial"/>
+          <w:b/>
+          <w:bCs/>
+        </w:rPr>
+        <w:t xml:space="preserve">: </w:t>
+      </w:r>
+      <w:r>
+        <w:rPr>
+          <w:rFonts w:ascii="Arial" w:hAnsi="Arial" w:cs="Arial"/>
+          <w:b/>
+          <w:bCs/>
+        </w:rPr>
+        <w:t>Registro de eventos y analítica</w:t>
+      </w:r>
+      <w:r>
+        <w:rPr>
+          <w:rFonts w:ascii="Arial" w:hAnsi="Arial" w:cs="Arial"/>
+          <w:b/>
+          <w:bCs/>
+        </w:rPr>
+        <w:t>.</w:t>
       </w:r>
     </w:p>
     <w:p>
@@ -6781,7 +7146,42 @@
         <w:rPr>
           <w:rFonts w:ascii="Arial" w:hAnsi="Arial" w:cs="Arial"/>
         </w:rPr>
-        <w:t>El código fuente será revisado de forma continua por varios desarrolladores a través de GitHub, asegurando su mantenimiento y calidad. Esto nos permitirá detectar errores, mejorar el código y facilita futuras ampliaciones.</w:t>
+        <w:t xml:space="preserve">La aplicación deberá registrar eventos relevantes (inicio de sesión, selección de ruta, misiones completadas, errores) utilizando </w:t>
+      </w:r>
+      <w:proofErr w:type="spellStart"/>
+      <w:r>
+        <w:rPr>
+          <w:rFonts w:ascii="Arial" w:hAnsi="Arial" w:cs="Arial"/>
+        </w:rPr>
+        <w:t>Firebase</w:t>
+      </w:r>
+      <w:proofErr w:type="spellEnd"/>
+      <w:r>
+        <w:rPr>
+          <w:rFonts w:ascii="Arial" w:hAnsi="Arial" w:cs="Arial"/>
+        </w:rPr>
+        <w:t xml:space="preserve"> </w:t>
+      </w:r>
+      <w:proofErr w:type="spellStart"/>
+      <w:r>
+        <w:rPr>
+          <w:rFonts w:ascii="Arial" w:hAnsi="Arial" w:cs="Arial"/>
+        </w:rPr>
+        <w:t>Analytics</w:t>
+      </w:r>
+      <w:proofErr w:type="spellEnd"/>
+      <w:r>
+        <w:rPr>
+          <w:rFonts w:ascii="Arial" w:hAnsi="Arial" w:cs="Arial"/>
+        </w:rPr>
+        <w:t>.</w:t>
+      </w:r>
+      <w:r>
+        <w:rPr>
+          <w:rFonts w:ascii="Arial" w:hAnsi="Arial" w:cs="Arial"/>
+        </w:rPr>
+        <w:br/>
+        <w:t>Estos datos permitirán detectar fallos, analizar el uso real y fundamentar mejoras futuras del proyecto.</w:t>
       </w:r>
     </w:p>
     <w:p>
@@ -6813,41 +7213,25 @@
           <w:b/>
           <w:bCs/>
         </w:rPr>
-        <w:t>NFR-006</w:t>
-      </w:r>
-      <w:r>
-        <w:rPr>
-          <w:rFonts w:ascii="Arial" w:hAnsi="Arial" w:cs="Arial"/>
-        </w:rPr>
-        <w:t xml:space="preserve">: Logs con </w:t>
-      </w:r>
-      <w:proofErr w:type="spellStart"/>
-      <w:r>
-        <w:rPr>
-          <w:rFonts w:ascii="Arial" w:hAnsi="Arial" w:cs="Arial"/>
-        </w:rPr>
-        <w:t>Firebase</w:t>
-      </w:r>
-      <w:proofErr w:type="spellEnd"/>
-      <w:r>
-        <w:rPr>
-          <w:rFonts w:ascii="Arial" w:hAnsi="Arial" w:cs="Arial"/>
-        </w:rPr>
-        <w:t xml:space="preserve"> </w:t>
-      </w:r>
-      <w:proofErr w:type="spellStart"/>
-      <w:r>
-        <w:rPr>
-          <w:rFonts w:ascii="Arial" w:hAnsi="Arial" w:cs="Arial"/>
-        </w:rPr>
-        <w:t>Analytics</w:t>
-      </w:r>
-      <w:proofErr w:type="spellEnd"/>
-      <w:r>
-        <w:rPr>
-          <w:rFonts w:ascii="Arial" w:hAnsi="Arial" w:cs="Arial"/>
-        </w:rPr>
-        <w:t>.</w:t>
+        <w:t>NFR-007</w:t>
+      </w:r>
+      <w:r>
+        <w:rPr>
+          <w:rFonts w:ascii="Arial" w:hAnsi="Arial" w:cs="Arial"/>
+          <w:b/>
+          <w:bCs/>
+        </w:rPr>
+        <w:t xml:space="preserve">: Robustez mediante pruebas de calidad </w:t>
+      </w:r>
+      <w:r>
+        <w:rPr>
+          <w:rFonts w:ascii="Arial" w:hAnsi="Arial" w:cs="Arial"/>
+          <w:b/>
+          <w:bCs/>
+          <w:i/>
+          <w:iCs/>
+        </w:rPr>
+        <w:t>(Asociado a HU-015)</w:t>
       </w:r>
     </w:p>
     <w:p>
@@ -6863,7 +7247,7 @@
         <w:rPr>
           <w:rFonts w:ascii="Arial" w:hAnsi="Arial" w:cs="Arial"/>
         </w:rPr>
-        <w:t>Se creará un log para monitorizar el comportamiento de la aplicación y poder detectar así fallos en la misma.</w:t>
+        <w:t>El equipo técnico deberá realizar pruebas unitarias, de integración, rendimiento y usabilidad durante el desarrollo.</w:t>
       </w:r>
     </w:p>
     <w:p>
@@ -6875,33 +7259,46 @@
           <w:rFonts w:ascii="Arial" w:hAnsi="Arial" w:cs="Arial"/>
         </w:rPr>
       </w:pPr>
+      <w:r>
+        <w:rPr>
+          <w:rFonts w:ascii="Arial" w:hAnsi="Arial" w:cs="Arial"/>
+        </w:rPr>
+        <w:t>Esto permitirá validar la estabilidad del sistema, especialmente en las funcionalidades críticas como misiones, cálculo de puntos y navegación GPS.</w:t>
+      </w:r>
+    </w:p>
+    <w:p>
+      <w:pPr>
+        <w:pStyle w:val="Prrafodelista"/>
+        <w:spacing w:line="276" w:lineRule="auto"/>
+        <w:jc w:val="both"/>
+        <w:rPr>
+          <w:rFonts w:ascii="Arial" w:hAnsi="Arial" w:cs="Arial"/>
+        </w:rPr>
+      </w:pPr>
     </w:p>
     <w:p>
       <w:pPr>
         <w:pStyle w:val="Prrafodelista"/>
         <w:numPr>
           <w:ilvl w:val="0"/>
-          <w:numId w:val="9"/>
+          <w:numId w:val="24"/>
         </w:numPr>
         <w:spacing w:line="276" w:lineRule="auto"/>
+        <w:ind w:left="709"/>
         <w:jc w:val="both"/>
-        <w:rPr>
-          <w:rFonts w:ascii="Arial" w:hAnsi="Arial" w:cs="Arial"/>
-        </w:rPr>
-      </w:pPr>
-      <w:r>
         <w:rPr>
           <w:rFonts w:ascii="Arial" w:hAnsi="Arial" w:cs="Arial"/>
           <w:b/>
           <w:bCs/>
         </w:rPr>
-        <w:t>NFR-007</w:t>
-      </w:r>
-      <w:r>
-        <w:rPr>
-          <w:rFonts w:ascii="Arial" w:hAnsi="Arial" w:cs="Arial"/>
-        </w:rPr>
-        <w:t>: Verificación.</w:t>
+      </w:pPr>
+      <w:r>
+        <w:rPr>
+          <w:rFonts w:ascii="Arial" w:hAnsi="Arial" w:cs="Arial"/>
+          <w:b/>
+          <w:bCs/>
+        </w:rPr>
+        <w:t>NFR-008: Accesibilidad universal</w:t>
       </w:r>
     </w:p>
     <w:p>
@@ -6917,7 +7314,139 @@
         <w:rPr>
           <w:rFonts w:ascii="Arial" w:hAnsi="Arial" w:cs="Arial"/>
         </w:rPr>
-        <w:t>Para verificar que nuestra aplicación se robusta, realizaremos pruebas de rendimiento y test unitarios de forma consistente que nos permitan detectar y corregir posibles errores.</w:t>
+        <w:t>La interfaz deberá cumplir criterios básicos de accesibilidad (contraste de colores adecuado, tamaños de letra legibles, iconografía clara y navegación simple).</w:t>
+      </w:r>
+      <w:r>
+        <w:rPr>
+          <w:rFonts w:ascii="Arial" w:hAnsi="Arial" w:cs="Arial"/>
+        </w:rPr>
+        <w:br/>
+        <w:t>Este requisito asegura que la aplicación pueda ser utilizada por un público diverso, incluyendo usuarios con dificultades visuales o cognitivas leves.</w:t>
+      </w:r>
+    </w:p>
+    <w:p>
+      <w:pPr>
+        <w:spacing w:line="276" w:lineRule="auto"/>
+        <w:jc w:val="both"/>
+        <w:rPr>
+          <w:rFonts w:ascii="Arial" w:hAnsi="Arial" w:cs="Arial"/>
+        </w:rPr>
+      </w:pPr>
+    </w:p>
+    <w:p>
+      <w:pPr>
+        <w:pStyle w:val="Prrafodelista"/>
+        <w:numPr>
+          <w:ilvl w:val="0"/>
+          <w:numId w:val="24"/>
+        </w:numPr>
+        <w:spacing w:line="276" w:lineRule="auto"/>
+        <w:ind w:left="709"/>
+        <w:jc w:val="both"/>
+        <w:rPr>
+          <w:rFonts w:ascii="Arial" w:hAnsi="Arial" w:cs="Arial"/>
+          <w:b/>
+          <w:bCs/>
+        </w:rPr>
+      </w:pPr>
+      <w:r>
+        <w:rPr>
+          <w:rFonts w:ascii="Arial" w:hAnsi="Arial" w:cs="Arial"/>
+          <w:b/>
+          <w:bCs/>
+        </w:rPr>
+        <w:t xml:space="preserve">NFR-009: Consumo eficiente de batería y recursos </w:t>
+      </w:r>
+      <w:r>
+        <w:rPr>
+          <w:rFonts w:ascii="Arial" w:hAnsi="Arial" w:cs="Arial"/>
+          <w:b/>
+          <w:bCs/>
+          <w:i/>
+          <w:iCs/>
+        </w:rPr>
+        <w:t>(Asociado indirectamente a HU-014)</w:t>
+      </w:r>
+    </w:p>
+    <w:p>
+      <w:pPr>
+        <w:pStyle w:val="Prrafodelista"/>
+        <w:spacing w:line="276" w:lineRule="auto"/>
+        <w:jc w:val="both"/>
+        <w:rPr>
+          <w:rFonts w:ascii="Arial" w:hAnsi="Arial" w:cs="Arial"/>
+        </w:rPr>
+      </w:pPr>
+      <w:r>
+        <w:rPr>
+          <w:rFonts w:ascii="Arial" w:hAnsi="Arial" w:cs="Arial"/>
+        </w:rPr>
+        <w:t>La aplicación deberá optimizar el consumo de recursos del dispositivo, evitando actualizaciones GPS o procesos innecesarios en segundo plano.</w:t>
+      </w:r>
+      <w:r>
+        <w:rPr>
+          <w:rFonts w:ascii="Arial" w:hAnsi="Arial" w:cs="Arial"/>
+        </w:rPr>
+        <w:br/>
+        <w:t>Esto permitirá que el usuario pueda realizar rutas prolongadas sin que la batería del dispositivo se vea afectada de forma excesiva.</w:t>
+      </w:r>
+    </w:p>
+    <w:p>
+      <w:pPr>
+        <w:pStyle w:val="Prrafodelista"/>
+        <w:spacing w:line="276" w:lineRule="auto"/>
+        <w:jc w:val="both"/>
+        <w:rPr>
+          <w:rFonts w:ascii="Arial" w:hAnsi="Arial" w:cs="Arial"/>
+        </w:rPr>
+      </w:pPr>
+    </w:p>
+    <w:p>
+      <w:pPr>
+        <w:pStyle w:val="Prrafodelista"/>
+        <w:numPr>
+          <w:ilvl w:val="0"/>
+          <w:numId w:val="24"/>
+        </w:numPr>
+        <w:spacing w:line="276" w:lineRule="auto"/>
+        <w:ind w:left="709"/>
+        <w:jc w:val="both"/>
+        <w:rPr>
+          <w:rFonts w:ascii="Arial" w:hAnsi="Arial" w:cs="Arial"/>
+          <w:b/>
+          <w:bCs/>
+        </w:rPr>
+      </w:pPr>
+      <w:r>
+        <w:rPr>
+          <w:rFonts w:ascii="Arial" w:hAnsi="Arial" w:cs="Arial"/>
+          <w:b/>
+          <w:bCs/>
+        </w:rPr>
+        <w:t>NFR-010: Disponibilidad y tolerancia a fallos</w:t>
+      </w:r>
+    </w:p>
+    <w:p>
+      <w:pPr>
+        <w:pStyle w:val="Prrafodelista"/>
+        <w:spacing w:line="276" w:lineRule="auto"/>
+        <w:jc w:val="both"/>
+        <w:rPr>
+          <w:rFonts w:ascii="Arial" w:hAnsi="Arial" w:cs="Arial"/>
+        </w:rPr>
+      </w:pPr>
+      <w:r>
+        <w:rPr>
+          <w:rFonts w:ascii="Arial" w:hAnsi="Arial" w:cs="Arial"/>
+        </w:rPr>
+        <w:t>El sistema deberá mantener un nivel adecuado de disponibilidad incluso ante fallos puntuales de conexión o cargas elevadas de usuarios.</w:t>
+      </w:r>
+      <w:r>
+        <w:rPr>
+          <w:rFonts w:ascii="Arial" w:hAnsi="Arial" w:cs="Arial"/>
+        </w:rPr>
+        <w:br/>
+        <w:t>Para ello, los datos esenciales (ciudades, rutas, información del monumento) deberán cargarse con mecanismos de cacheo ligero para permitir un funcionamiento mínimo sin conexión estable.</w:t>
       </w:r>
     </w:p>
     <w:p>
@@ -6928,9 +7457,8 @@
           <w:numId w:val="2"/>
         </w:numPr>
       </w:pPr>
-      <w:bookmarkStart w:id="12" w:name="_Toc213873560"/>
-      <w:r>
-        <w:lastRenderedPageBreak/>
+      <w:bookmarkStart w:id="12" w:name="_Toc215059497"/>
+      <w:r>
         <w:t xml:space="preserve">Prototipo </w:t>
       </w:r>
       <w:proofErr w:type="spellStart"/>
@@ -6951,7 +7479,7 @@
           <w:numId w:val="2"/>
         </w:numPr>
       </w:pPr>
-      <w:bookmarkStart w:id="13" w:name="_Toc213873561"/>
+      <w:bookmarkStart w:id="13" w:name="_Toc215059498"/>
       <w:r>
         <w:t>Prototipo navegable</w:t>
       </w:r>
@@ -7007,7 +7535,7 @@
           <w:numId w:val="2"/>
         </w:numPr>
       </w:pPr>
-      <w:bookmarkStart w:id="14" w:name="_Toc213873562"/>
+      <w:bookmarkStart w:id="14" w:name="_Toc215059499"/>
       <w:proofErr w:type="spellStart"/>
       <w:r>
         <w:t>Guia</w:t>
@@ -7083,7 +7611,7 @@
           <w:numId w:val="2"/>
         </w:numPr>
       </w:pPr>
-      <w:bookmarkStart w:id="15" w:name="_Toc213873563"/>
+      <w:bookmarkStart w:id="15" w:name="_Toc215059500"/>
       <w:r>
         <w:t>Anexos</w:t>
       </w:r>
@@ -7097,7 +7625,7 @@
           <w:numId w:val="2"/>
         </w:numPr>
       </w:pPr>
-      <w:bookmarkStart w:id="16" w:name="_Toc213873564"/>
+      <w:bookmarkStart w:id="16" w:name="_Toc215059501"/>
       <w:r>
         <w:t>Plan de pruebas</w:t>
       </w:r>
@@ -7139,7 +7667,7 @@
           <w:numId w:val="2"/>
         </w:numPr>
       </w:pPr>
-      <w:bookmarkStart w:id="17" w:name="_Toc213873565"/>
+      <w:bookmarkStart w:id="17" w:name="_Toc215059502"/>
       <w:proofErr w:type="spellStart"/>
       <w:r>
         <w:t>KPIs</w:t>
@@ -7165,8 +7693,9 @@
           <w:numId w:val="2"/>
         </w:numPr>
       </w:pPr>
-      <w:bookmarkStart w:id="18" w:name="_Toc213873566"/>
-      <w:r>
+      <w:bookmarkStart w:id="18" w:name="_Toc215059503"/>
+      <w:r>
+        <w:lastRenderedPageBreak/>
         <w:t>Enlaces y referencias de artefactos</w:t>
       </w:r>
       <w:bookmarkEnd w:id="18"/>
@@ -7186,7 +7715,7 @@
           <w:numId w:val="2"/>
         </w:numPr>
       </w:pPr>
-      <w:bookmarkStart w:id="19" w:name="_Toc213873567"/>
+      <w:bookmarkStart w:id="19" w:name="_Toc215059504"/>
       <w:proofErr w:type="spellStart"/>
       <w:r>
         <w:t>Changelog</w:t>
@@ -7208,7 +7737,8 @@
       </w:r>
     </w:p>
     <w:sectPr>
-      <w:headerReference w:type="default" r:id="rId28"/>
+      <w:headerReference w:type="default" r:id="rId35"/>
+      <w:footerReference w:type="default" r:id="rId36"/>
       <w:pgSz w:w="11906" w:h="16838"/>
       <w:pgMar w:top="1417" w:right="1701" w:bottom="1417" w:left="1701" w:header="708" w:footer="708" w:gutter="0"/>
       <w:cols w:space="720"/>
@@ -7623,7 +8153,7 @@
         <w:noProof/>
       </w:rPr>
       <w:drawing>
-        <wp:anchor distT="0" distB="0" distL="0" distR="0" simplePos="0" relativeHeight="251637760" behindDoc="1" locked="0" layoutInCell="0" allowOverlap="1" wp14:anchorId="6D2A1B21" wp14:editId="7769BE1B">
+        <wp:anchor distT="0" distB="0" distL="0" distR="0" simplePos="0" relativeHeight="251650560" behindDoc="1" locked="0" layoutInCell="0" allowOverlap="1" wp14:anchorId="6D2A1B21" wp14:editId="7769BE1B">
           <wp:simplePos x="0" y="0"/>
           <wp:positionH relativeFrom="margin">
             <wp:posOffset>2593975</wp:posOffset>
@@ -7708,7 +8238,7 @@
         <w:noProof/>
       </w:rPr>
       <w:drawing>
-        <wp:anchor distT="0" distB="0" distL="0" distR="0" simplePos="0" relativeHeight="251638784" behindDoc="1" locked="0" layoutInCell="0" allowOverlap="1" wp14:anchorId="75F24A95" wp14:editId="2EAF0EDE">
+        <wp:anchor distT="0" distB="0" distL="0" distR="0" simplePos="0" relativeHeight="251653632" behindDoc="1" locked="0" layoutInCell="0" allowOverlap="1" wp14:anchorId="75F24A95" wp14:editId="2EAF0EDE">
           <wp:simplePos x="0" y="0"/>
           <wp:positionH relativeFrom="margin">
             <wp:posOffset>2593975</wp:posOffset>
@@ -7785,19 +8315,20 @@
         <w:tab w:val="clear" w:pos="8504"/>
         <w:tab w:val="left" w:pos="6232"/>
       </w:tabs>
+      <w:jc w:val="center"/>
     </w:pPr>
     <w:r>
       <w:rPr>
         <w:noProof/>
       </w:rPr>
       <w:drawing>
-        <wp:anchor distT="0" distB="0" distL="0" distR="0" simplePos="0" relativeHeight="251642880" behindDoc="1" locked="0" layoutInCell="0" allowOverlap="1" wp14:anchorId="1E786BED" wp14:editId="244A32DB">
+        <wp:anchor distT="0" distB="0" distL="0" distR="0" simplePos="0" relativeHeight="251665920" behindDoc="1" locked="0" layoutInCell="0" allowOverlap="1" wp14:anchorId="1E786BED" wp14:editId="5C87150F">
           <wp:simplePos x="0" y="0"/>
           <wp:positionH relativeFrom="margin">
-            <wp:posOffset>2630551</wp:posOffset>
+            <wp:posOffset>4331970</wp:posOffset>
           </wp:positionH>
           <wp:positionV relativeFrom="paragraph">
-            <wp:posOffset>-660</wp:posOffset>
+            <wp:posOffset>12065</wp:posOffset>
           </wp:positionV>
           <wp:extent cx="219075" cy="253365"/>
           <wp:effectExtent l="0" t="0" r="0" b="0"/>
@@ -7841,10 +8372,88 @@
       </w:drawing>
     </w:r>
     <w:r>
-      <w:t xml:space="preserve">                                                                             </w:t>
+      <w:fldChar w:fldCharType="begin"/>
     </w:r>
     <w:r>
-      <w:t xml:space="preserve"> </w:t>
+      <w:instrText xml:space="preserve"> PAGE </w:instrText>
+    </w:r>
+    <w:r>
+      <w:fldChar w:fldCharType="separate"/>
+    </w:r>
+    <w:r>
+      <w:t>13</w:t>
+    </w:r>
+    <w:r>
+      <w:fldChar w:fldCharType="end"/>
+    </w:r>
+  </w:p>
+</w:ftr>
+</file>
+
+<file path=word/footer7.xml><?xml version="1.0" encoding="utf-8"?>
+<w:ftr xmlns:wpc="http://schemas.microsoft.com/office/word/2010/wordprocessingCanvas" xmlns:cx="http://schemas.microsoft.com/office/drawing/2014/chartex" xmlns:cx1="http://schemas.microsoft.com/office/drawing/2015/9/8/chartex" xmlns:cx2="http://schemas.microsoft.com/office/drawing/2015/10/21/chartex" xmlns:cx3="http://schemas.microsoft.com/office/drawing/2016/5/9/chartex" xmlns:cx4="http://schemas.microsoft.com/office/drawing/2016/5/10/chartex" xmlns:cx5="http://schemas.microsoft.com/office/drawing/2016/5/11/chartex" xmlns:cx6="http://schemas.microsoft.com/office/drawing/2016/5/12/chartex" xmlns:cx7="http://schemas.microsoft.com/office/drawing/2016/5/13/chartex" xmlns:cx8="http://schemas.microsoft.com/office/drawing/2016/5/14/chartex" xmlns:mc="http://schemas.openxmlformats.org/markup-compatibility/2006" xmlns:aink="http://schemas.microsoft.com/office/drawing/2016/ink" xmlns:am3d="http://schemas.microsoft.com/office/drawing/2017/model3d" xmlns:o="urn:schemas-microsoft-com:office:office" xmlns:oel="http://schemas.microsoft.com/office/2019/extlst" xmlns:r="http://schemas.openxmlformats.org/officeDocument/2006/relationships" xmlns:m="http://schemas.openxmlformats.org/officeDocument/2006/math" xmlns:v="urn:schemas-microsoft-com:vml" xmlns:wp14="http://schemas.microsoft.com/office/word/2010/wordprocessingDrawing" xmlns:wp="http://schemas.openxmlformats.org/drawingml/2006/wordprocessingDrawing" xmlns:w10="urn:schemas-microsoft-com:office:word" xmlns:w="http://schemas.openxmlformats.org/wordprocessingml/2006/main" xmlns:w14="http://schemas.microsoft.com/office/word/2010/wordml" xmlns:w15="http://schemas.microsoft.com/office/word/2012/wordml" xmlns:w16cex="http://schemas.microsoft.com/office/word/2018/wordml/cex" xmlns:w16cid="http://schemas.microsoft.com/office/word/2016/wordml/cid" xmlns:w16="http://schemas.microsoft.com/office/word/2018/wordml" xmlns:w16du="http://schemas.microsoft.com/office/word/2023/wordml/word16du" xmlns:w16sdtdh="http://schemas.microsoft.com/office/word/2020/wordml/sdtdatahash" xmlns:w16sdtfl="http://schemas.microsoft.com/office/word/2024/wordml/sdtformatlock" xmlns:w16se="http://schemas.microsoft.com/office/word/2015/wordml/symex" xmlns:wpg="http://schemas.microsoft.com/office/word/2010/wordprocessingGroup" xmlns:wpi="http://schemas.microsoft.com/office/word/2010/wordprocessingInk" xmlns:wne="http://schemas.microsoft.com/office/word/2006/wordml" xmlns:wps="http://schemas.microsoft.com/office/word/2010/wordprocessingShape" mc:Ignorable="w14 w15 w16se w16cid w16 w16cex w16sdtdh w16sdtfl w16du wp14">
+  <w:p>
+    <w:pPr>
+      <w:pStyle w:val="Piedepgina"/>
+      <w:tabs>
+        <w:tab w:val="clear" w:pos="8504"/>
+        <w:tab w:val="left" w:pos="6232"/>
+      </w:tabs>
+      <w:jc w:val="center"/>
+    </w:pPr>
+    <w:r>
+      <w:rPr>
+        <w:noProof/>
+      </w:rPr>
+      <w:drawing>
+        <wp:anchor distT="0" distB="0" distL="0" distR="0" simplePos="0" relativeHeight="251679744" behindDoc="1" locked="0" layoutInCell="0" allowOverlap="1" wp14:anchorId="3142563E" wp14:editId="58F35181">
+          <wp:simplePos x="0" y="0"/>
+          <wp:positionH relativeFrom="margin">
+            <wp:posOffset>2604770</wp:posOffset>
+          </wp:positionH>
+          <wp:positionV relativeFrom="paragraph">
+            <wp:posOffset>-635</wp:posOffset>
+          </wp:positionV>
+          <wp:extent cx="219075" cy="253365"/>
+          <wp:effectExtent l="0" t="0" r="0" b="0"/>
+          <wp:wrapNone/>
+          <wp:docPr id="742016850" name="Imagen9"/>
+          <wp:cNvGraphicFramePr>
+            <a:graphicFrameLocks xmlns:a="http://schemas.openxmlformats.org/drawingml/2006/main" noChangeAspect="1"/>
+          </wp:cNvGraphicFramePr>
+          <a:graphic xmlns:a="http://schemas.openxmlformats.org/drawingml/2006/main">
+            <a:graphicData uri="http://schemas.openxmlformats.org/drawingml/2006/picture">
+              <pic:pic xmlns:pic="http://schemas.openxmlformats.org/drawingml/2006/picture">
+                <pic:nvPicPr>
+                  <pic:cNvPr id="33" name="Imagen9"/>
+                  <pic:cNvPicPr>
+                    <a:picLocks noChangeAspect="1" noChangeArrowheads="1"/>
+                  </pic:cNvPicPr>
+                </pic:nvPicPr>
+                <pic:blipFill>
+                  <a:blip r:embed="rId1"/>
+                  <a:stretch>
+                    <a:fillRect/>
+                  </a:stretch>
+                </pic:blipFill>
+                <pic:spPr bwMode="auto">
+                  <a:xfrm flipH="1">
+                    <a:off x="0" y="0"/>
+                    <a:ext cx="219075" cy="253365"/>
+                  </a:xfrm>
+                  <a:prstGeom prst="rect">
+                    <a:avLst/>
+                  </a:prstGeom>
+                  <a:noFill/>
+                </pic:spPr>
+              </pic:pic>
+            </a:graphicData>
+          </a:graphic>
+          <wp14:sizeRelH relativeFrom="margin">
+            <wp14:pctWidth>0</wp14:pctWidth>
+          </wp14:sizeRelH>
+        </wp:anchor>
+      </w:drawing>
     </w:r>
     <w:r>
       <w:fldChar w:fldCharType="begin"/>
@@ -7860,9 +8469,6 @@
     </w:r>
     <w:r>
       <w:fldChar w:fldCharType="end"/>
-    </w:r>
-    <w:r>
-      <w:tab/>
     </w:r>
   </w:p>
 </w:ftr>
@@ -8604,7 +9210,7 @@
         <w:noProof/>
       </w:rPr>
       <w:drawing>
-        <wp:anchor distT="0" distB="0" distL="0" distR="0" simplePos="0" relativeHeight="251639808" behindDoc="1" locked="0" layoutInCell="1" allowOverlap="1" wp14:anchorId="080854C9" wp14:editId="0CDA1446">
+        <wp:anchor distT="0" distB="0" distL="0" distR="0" simplePos="0" relativeHeight="251656704" behindDoc="1" locked="0" layoutInCell="1" allowOverlap="1" wp14:anchorId="080854C9" wp14:editId="0CDA1446">
           <wp:simplePos x="0" y="0"/>
           <wp:positionH relativeFrom="column">
             <wp:posOffset>-821055</wp:posOffset>
@@ -8755,7 +9361,7 @@
         <w:noProof/>
       </w:rPr>
       <w:drawing>
-        <wp:anchor distT="0" distB="0" distL="0" distR="0" simplePos="0" relativeHeight="251644928" behindDoc="1" locked="0" layoutInCell="1" allowOverlap="1" wp14:anchorId="1F488003" wp14:editId="501BF6F5">
+        <wp:anchor distT="0" distB="0" distL="0" distR="0" simplePos="0" relativeHeight="251662848" behindDoc="1" locked="0" layoutInCell="1" allowOverlap="1" wp14:anchorId="1F488003" wp14:editId="501BF6F5">
           <wp:simplePos x="0" y="0"/>
           <wp:positionH relativeFrom="column">
             <wp:posOffset>-821055</wp:posOffset>
@@ -8999,7 +9605,7 @@
         <w:noProof/>
       </w:rPr>
       <w:drawing>
-        <wp:anchor distT="0" distB="0" distL="0" distR="0" simplePos="0" relativeHeight="251643904" behindDoc="1" locked="0" layoutInCell="1" allowOverlap="1" wp14:anchorId="1E1800E0" wp14:editId="4D8DB314">
+        <wp:anchor distT="0" distB="0" distL="0" distR="0" simplePos="0" relativeHeight="251659776" behindDoc="1" locked="0" layoutInCell="1" allowOverlap="1" wp14:anchorId="1E1800E0" wp14:editId="4D8DB314">
           <wp:simplePos x="0" y="0"/>
           <wp:positionH relativeFrom="column">
             <wp:posOffset>705282</wp:posOffset>
@@ -9254,7 +9860,7 @@
         <w:noProof/>
       </w:rPr>
       <w:pict w14:anchorId="5827F797">
-        <v:rect id="_x0000_s1058" style="position:absolute;margin-left:6.3pt;margin-top:15.7pt;width:484.7pt;height:37.5pt;z-index:-251639808;visibility:visible;mso-wrap-style:square;mso-wrap-distance-left:8.6pt;mso-wrap-distance-top:3.15pt;mso-wrap-distance-right:9.9pt;mso-wrap-distance-bottom:5.35pt;mso-position-horizontal-relative:text;mso-position-vertical-relative:text;v-text-anchor:top" o:gfxdata="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" o:allowincell="f" strokecolor="white">
+        <v:rect id="_x0000_s1058" style="position:absolute;margin-left:6.3pt;margin-top:15.7pt;width:484.7pt;height:35.65pt;z-index:-251639808;visibility:visible;mso-wrap-style:square;mso-wrap-distance-left:8.6pt;mso-wrap-distance-top:3.15pt;mso-wrap-distance-right:9.9pt;mso-wrap-distance-bottom:5.35pt;mso-position-horizontal-relative:text;mso-position-vertical-relative:text;v-text-anchor:top" o:gfxdata="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" o:allowincell="f" strokecolor="white">
           <v:textbox style="mso-next-textbox:#_x0000_s1058">
             <w:txbxContent>
               <w:p>
@@ -9321,6 +9927,18 @@
       <w:rPr>
         <w:noProof/>
       </w:rPr>
+      <w:pict w14:anchorId="3AEAAE28">
+        <v:shape id="_x0000_s1055" style="position:absolute;margin-left:-61.05pt;margin-top:-25.95pt;width:558pt;height:78.45pt;z-index:-251642880;visibility:visible;mso-wrap-style:square;mso-wrap-distance-left:0;mso-wrap-distance-top:0;mso-wrap-distance-right:0;mso-wrap-distance-bottom:0;mso-position-horizontal-relative:text;mso-position-vertical-relative:text;v-text-anchor:top" coordsize="6677025,711835" o:spt="100" o:gfxdata="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" adj="0,,0" path="m6676644,r-13716,l6662928,12192r,330708l6662928,355092r,344424l800100,699516r,-344424l5330952,355092r12192,l5952744,355092r12192,l6662928,355092r,-12192l5964936,342900r,-330708l6662928,12192r,-12192l5964936,r-12192,l5952744,12192r,330708l5343144,342900r,-330708l5952744,12192r,-12192l5343144,r-12192,l5330952,12192r,330708l800100,342900r,-330708l5330952,12192r,-12192l800100,,786384,r,12192l786384,342900r,12192l786384,699516r-774192,l12192,12192r774192,l786384,,12192,,,,,12192,,699516r,12192l12192,711708r774192,l800100,711708r5862828,l6676644,711708r,-12192l6676644,355092r,-12192l6676644,12192r,-12192xe" fillcolor="black" stroked="f" strokeweight="0">
+          <v:stroke joinstyle="round"/>
+          <v:formulas/>
+          <v:path arrowok="t" o:connecttype="segments" textboxrect="0,0,6677623,712281"/>
+        </v:shape>
+      </w:pict>
+    </w:r>
+    <w:r>
+      <w:rPr>
+        <w:noProof/>
+      </w:rPr>
       <w:pict w14:anchorId="76CB55E2">
         <v:rect id="_x0000_s1059" style="position:absolute;margin-left:449.6pt;margin-top:-16.95pt;width:33.2pt;height:21.5pt;z-index:-251638784;visibility:visible;mso-wrap-style:square;mso-wrap-distance-left:8.6pt;mso-wrap-distance-top:3.2pt;mso-wrap-distance-right:9.9pt;mso-wrap-distance-bottom:4.15pt;mso-position-horizontal-relative:text;mso-position-vertical-relative:text;v-text-anchor:top" o:gfxdata="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" o:allowincell="f" strokecolor="white">
           <v:textbox style="mso-next-textbox:#_x0000_s1059">
@@ -9420,7 +10038,7 @@
         <w:noProof/>
       </w:rPr>
       <w:drawing>
-        <wp:anchor distT="0" distB="0" distL="0" distR="0" simplePos="0" relativeHeight="251645952" behindDoc="1" locked="0" layoutInCell="1" allowOverlap="1" wp14:anchorId="1531D061" wp14:editId="5BDDF609">
+        <wp:anchor distT="0" distB="0" distL="0" distR="0" simplePos="0" relativeHeight="251666944" behindDoc="1" locked="0" layoutInCell="1" allowOverlap="1" wp14:anchorId="1531D061" wp14:editId="5BDDF609">
           <wp:simplePos x="0" y="0"/>
           <wp:positionH relativeFrom="column">
             <wp:posOffset>-727964</wp:posOffset>
@@ -9466,18 +10084,6 @@
         </wp:anchor>
       </w:drawing>
     </w:r>
-    <w:r>
-      <w:rPr>
-        <w:noProof/>
-      </w:rPr>
-      <w:pict w14:anchorId="3AEAAE28">
-        <v:shape id="_x0000_s1055" style="position:absolute;margin-left:-61.05pt;margin-top:-25.95pt;width:558pt;height:79.8pt;z-index:-251642880;visibility:visible;mso-wrap-style:square;mso-wrap-distance-left:0;mso-wrap-distance-top:0;mso-wrap-distance-right:0;mso-wrap-distance-bottom:0;mso-position-horizontal-relative:text;mso-position-vertical-relative:text;v-text-anchor:top" coordsize="6677025,711835" o:spt="100" o:gfxdata="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" adj="0,,0" path="m6676644,r-13716,l6662928,12192r,330708l6662928,355092r,344424l800100,699516r,-344424l5330952,355092r12192,l5952744,355092r12192,l6662928,355092r,-12192l5964936,342900r,-330708l6662928,12192r,-12192l5964936,r-12192,l5952744,12192r,330708l5343144,342900r,-330708l5952744,12192r,-12192l5343144,r-12192,l5330952,12192r,330708l800100,342900r,-330708l5330952,12192r,-12192l800100,,786384,r,12192l786384,342900r,12192l786384,699516r-774192,l12192,12192r774192,l786384,,12192,,,,,12192,,699516r,12192l12192,711708r774192,l800100,711708r5862828,l6676644,711708r,-12192l6676644,355092r,-12192l6676644,12192r,-12192xe" fillcolor="black" stroked="f" strokeweight="0">
-          <v:stroke joinstyle="round"/>
-          <v:formulas/>
-          <v:path arrowok="t" o:connecttype="segments" textboxrect="0,0,6677623,712281"/>
-        </v:shape>
-      </w:pict>
-    </w:r>
   </w:p>
 </w:hdr>
 </file>
@@ -9485,6 +10091,345 @@
 <file path=word/numbering.xml><?xml version="1.0" encoding="utf-8"?>
 <w:numbering xmlns:wpc="http://schemas.microsoft.com/office/word/2010/wordprocessingCanvas" xmlns:cx="http://schemas.microsoft.com/office/drawing/2014/chartex" xmlns:cx1="http://schemas.microsoft.com/office/drawing/2015/9/8/chartex" xmlns:cx2="http://schemas.microsoft.com/office/drawing/2015/10/21/chartex" xmlns:cx3="http://schemas.microsoft.com/office/drawing/2016/5/9/chartex" xmlns:cx4="http://schemas.microsoft.com/office/drawing/2016/5/10/chartex" xmlns:cx5="http://schemas.microsoft.com/office/drawing/2016/5/11/chartex" xmlns:cx6="http://schemas.microsoft.com/office/drawing/2016/5/12/chartex" xmlns:cx7="http://schemas.microsoft.com/office/drawing/2016/5/13/chartex" xmlns:cx8="http://schemas.microsoft.com/office/drawing/2016/5/14/chartex" xmlns:mc="http://schemas.openxmlformats.org/markup-compatibility/2006" xmlns:aink="http://schemas.microsoft.com/office/drawing/2016/ink" xmlns:am3d="http://schemas.microsoft.com/office/drawing/2017/model3d" xmlns:o="urn:schemas-microsoft-com:office:office" xmlns:oel="http://schemas.microsoft.com/office/2019/extlst" xmlns:r="http://schemas.openxmlformats.org/officeDocument/2006/relationships" xmlns:m="http://schemas.openxmlformats.org/officeDocument/2006/math" xmlns:v="urn:schemas-microsoft-com:vml" xmlns:wp14="http://schemas.microsoft.com/office/word/2010/wordprocessingDrawing" xmlns:wp="http://schemas.openxmlformats.org/drawingml/2006/wordprocessingDrawing" xmlns:w10="urn:schemas-microsoft-com:office:word" xmlns:w="http://schemas.openxmlformats.org/wordprocessingml/2006/main" xmlns:w14="http://schemas.microsoft.com/office/word/2010/wordml" xmlns:w15="http://schemas.microsoft.com/office/word/2012/wordml" xmlns:w16cex="http://schemas.microsoft.com/office/word/2018/wordml/cex" xmlns:w16cid="http://schemas.microsoft.com/office/word/2016/wordml/cid" xmlns:w16="http://schemas.microsoft.com/office/word/2018/wordml" xmlns:w16du="http://schemas.microsoft.com/office/word/2023/wordml/word16du" xmlns:w16sdtdh="http://schemas.microsoft.com/office/word/2020/wordml/sdtdatahash" xmlns:w16sdtfl="http://schemas.microsoft.com/office/word/2024/wordml/sdtformatlock" xmlns:w16se="http://schemas.microsoft.com/office/word/2015/wordml/symex" xmlns:wpg="http://schemas.microsoft.com/office/word/2010/wordprocessingGroup" xmlns:wpi="http://schemas.microsoft.com/office/word/2010/wordprocessingInk" xmlns:wne="http://schemas.microsoft.com/office/word/2006/wordml" xmlns:wps="http://schemas.microsoft.com/office/word/2010/wordprocessingShape" mc:Ignorable="w14 w15 w16se w16cid w16 w16cex w16sdtdh w16sdtfl w16du wp14">
   <w:abstractNum w:abstractNumId="0" w15:restartNumberingAfterBreak="0">
+    <w:nsid w:val="0B237A48"/>
+    <w:multiLevelType w:val="hybridMultilevel"/>
+    <w:tmpl w:val="18A0155C"/>
+    <w:lvl w:ilvl="0" w:tplc="0C0A0001">
+      <w:start w:val="1"/>
+      <w:numFmt w:val="bullet"/>
+      <w:lvlText w:val=""/>
+      <w:lvlJc w:val="left"/>
+      <w:pPr>
+        <w:ind w:left="1069" w:hanging="360"/>
+      </w:pPr>
+      <w:rPr>
+        <w:rFonts w:ascii="Symbol" w:hAnsi="Symbol" w:hint="default"/>
+      </w:rPr>
+    </w:lvl>
+    <w:lvl w:ilvl="1" w:tplc="0C0A0003">
+      <w:start w:val="1"/>
+      <w:numFmt w:val="bullet"/>
+      <w:lvlText w:val="o"/>
+      <w:lvlJc w:val="left"/>
+      <w:pPr>
+        <w:ind w:left="1789" w:hanging="360"/>
+      </w:pPr>
+      <w:rPr>
+        <w:rFonts w:ascii="Courier New" w:hAnsi="Courier New" w:cs="Courier New" w:hint="default"/>
+      </w:rPr>
+    </w:lvl>
+    <w:lvl w:ilvl="2" w:tplc="0C0A0005">
+      <w:start w:val="1"/>
+      <w:numFmt w:val="bullet"/>
+      <w:lvlText w:val=""/>
+      <w:lvlJc w:val="left"/>
+      <w:pPr>
+        <w:ind w:left="2509" w:hanging="360"/>
+      </w:pPr>
+      <w:rPr>
+        <w:rFonts w:ascii="Wingdings" w:hAnsi="Wingdings" w:hint="default"/>
+      </w:rPr>
+    </w:lvl>
+    <w:lvl w:ilvl="3" w:tplc="0C0A0001" w:tentative="1">
+      <w:start w:val="1"/>
+      <w:numFmt w:val="bullet"/>
+      <w:lvlText w:val=""/>
+      <w:lvlJc w:val="left"/>
+      <w:pPr>
+        <w:ind w:left="3229" w:hanging="360"/>
+      </w:pPr>
+      <w:rPr>
+        <w:rFonts w:ascii="Symbol" w:hAnsi="Symbol" w:hint="default"/>
+      </w:rPr>
+    </w:lvl>
+    <w:lvl w:ilvl="4" w:tplc="0C0A0003" w:tentative="1">
+      <w:start w:val="1"/>
+      <w:numFmt w:val="bullet"/>
+      <w:lvlText w:val="o"/>
+      <w:lvlJc w:val="left"/>
+      <w:pPr>
+        <w:ind w:left="3949" w:hanging="360"/>
+      </w:pPr>
+      <w:rPr>
+        <w:rFonts w:ascii="Courier New" w:hAnsi="Courier New" w:cs="Courier New" w:hint="default"/>
+      </w:rPr>
+    </w:lvl>
+    <w:lvl w:ilvl="5" w:tplc="0C0A0005" w:tentative="1">
+      <w:start w:val="1"/>
+      <w:numFmt w:val="bullet"/>
+      <w:lvlText w:val=""/>
+      <w:lvlJc w:val="left"/>
+      <w:pPr>
+        <w:ind w:left="4669" w:hanging="360"/>
+      </w:pPr>
+      <w:rPr>
+        <w:rFonts w:ascii="Wingdings" w:hAnsi="Wingdings" w:hint="default"/>
+      </w:rPr>
+    </w:lvl>
+    <w:lvl w:ilvl="6" w:tplc="0C0A0001" w:tentative="1">
+      <w:start w:val="1"/>
+      <w:numFmt w:val="bullet"/>
+      <w:lvlText w:val=""/>
+      <w:lvlJc w:val="left"/>
+      <w:pPr>
+        <w:ind w:left="5389" w:hanging="360"/>
+      </w:pPr>
+      <w:rPr>
+        <w:rFonts w:ascii="Symbol" w:hAnsi="Symbol" w:hint="default"/>
+      </w:rPr>
+    </w:lvl>
+    <w:lvl w:ilvl="7" w:tplc="0C0A0003" w:tentative="1">
+      <w:start w:val="1"/>
+      <w:numFmt w:val="bullet"/>
+      <w:lvlText w:val="o"/>
+      <w:lvlJc w:val="left"/>
+      <w:pPr>
+        <w:ind w:left="6109" w:hanging="360"/>
+      </w:pPr>
+      <w:rPr>
+        <w:rFonts w:ascii="Courier New" w:hAnsi="Courier New" w:cs="Courier New" w:hint="default"/>
+      </w:rPr>
+    </w:lvl>
+    <w:lvl w:ilvl="8" w:tplc="0C0A0005" w:tentative="1">
+      <w:start w:val="1"/>
+      <w:numFmt w:val="bullet"/>
+      <w:lvlText w:val=""/>
+      <w:lvlJc w:val="left"/>
+      <w:pPr>
+        <w:ind w:left="6829" w:hanging="360"/>
+      </w:pPr>
+      <w:rPr>
+        <w:rFonts w:ascii="Wingdings" w:hAnsi="Wingdings" w:hint="default"/>
+      </w:rPr>
+    </w:lvl>
+  </w:abstractNum>
+  <w:abstractNum w:abstractNumId="1" w15:restartNumberingAfterBreak="0">
+    <w:nsid w:val="0C42666A"/>
+    <w:multiLevelType w:val="hybridMultilevel"/>
+    <w:tmpl w:val="9CE6B5DC"/>
+    <w:lvl w:ilvl="0" w:tplc="0C0A0001">
+      <w:start w:val="1"/>
+      <w:numFmt w:val="bullet"/>
+      <w:lvlText w:val=""/>
+      <w:lvlJc w:val="left"/>
+      <w:pPr>
+        <w:ind w:left="720" w:hanging="360"/>
+      </w:pPr>
+      <w:rPr>
+        <w:rFonts w:ascii="Symbol" w:hAnsi="Symbol" w:hint="default"/>
+      </w:rPr>
+    </w:lvl>
+    <w:lvl w:ilvl="1" w:tplc="0C0A0003" w:tentative="1">
+      <w:start w:val="1"/>
+      <w:numFmt w:val="bullet"/>
+      <w:lvlText w:val="o"/>
+      <w:lvlJc w:val="left"/>
+      <w:pPr>
+        <w:ind w:left="1440" w:hanging="360"/>
+      </w:pPr>
+      <w:rPr>
+        <w:rFonts w:ascii="Courier New" w:hAnsi="Courier New" w:cs="Courier New" w:hint="default"/>
+      </w:rPr>
+    </w:lvl>
+    <w:lvl w:ilvl="2" w:tplc="0C0A0005" w:tentative="1">
+      <w:start w:val="1"/>
+      <w:numFmt w:val="bullet"/>
+      <w:lvlText w:val=""/>
+      <w:lvlJc w:val="left"/>
+      <w:pPr>
+        <w:ind w:left="2160" w:hanging="360"/>
+      </w:pPr>
+      <w:rPr>
+        <w:rFonts w:ascii="Wingdings" w:hAnsi="Wingdings" w:hint="default"/>
+      </w:rPr>
+    </w:lvl>
+    <w:lvl w:ilvl="3" w:tplc="0C0A0001" w:tentative="1">
+      <w:start w:val="1"/>
+      <w:numFmt w:val="bullet"/>
+      <w:lvlText w:val=""/>
+      <w:lvlJc w:val="left"/>
+      <w:pPr>
+        <w:ind w:left="2880" w:hanging="360"/>
+      </w:pPr>
+      <w:rPr>
+        <w:rFonts w:ascii="Symbol" w:hAnsi="Symbol" w:hint="default"/>
+      </w:rPr>
+    </w:lvl>
+    <w:lvl w:ilvl="4" w:tplc="0C0A0003" w:tentative="1">
+      <w:start w:val="1"/>
+      <w:numFmt w:val="bullet"/>
+      <w:lvlText w:val="o"/>
+      <w:lvlJc w:val="left"/>
+      <w:pPr>
+        <w:ind w:left="3600" w:hanging="360"/>
+      </w:pPr>
+      <w:rPr>
+        <w:rFonts w:ascii="Courier New" w:hAnsi="Courier New" w:cs="Courier New" w:hint="default"/>
+      </w:rPr>
+    </w:lvl>
+    <w:lvl w:ilvl="5" w:tplc="0C0A0005" w:tentative="1">
+      <w:start w:val="1"/>
+      <w:numFmt w:val="bullet"/>
+      <w:lvlText w:val=""/>
+      <w:lvlJc w:val="left"/>
+      <w:pPr>
+        <w:ind w:left="4320" w:hanging="360"/>
+      </w:pPr>
+      <w:rPr>
+        <w:rFonts w:ascii="Wingdings" w:hAnsi="Wingdings" w:hint="default"/>
+      </w:rPr>
+    </w:lvl>
+    <w:lvl w:ilvl="6" w:tplc="0C0A0001" w:tentative="1">
+      <w:start w:val="1"/>
+      <w:numFmt w:val="bullet"/>
+      <w:lvlText w:val=""/>
+      <w:lvlJc w:val="left"/>
+      <w:pPr>
+        <w:ind w:left="5040" w:hanging="360"/>
+      </w:pPr>
+      <w:rPr>
+        <w:rFonts w:ascii="Symbol" w:hAnsi="Symbol" w:hint="default"/>
+      </w:rPr>
+    </w:lvl>
+    <w:lvl w:ilvl="7" w:tplc="0C0A0003" w:tentative="1">
+      <w:start w:val="1"/>
+      <w:numFmt w:val="bullet"/>
+      <w:lvlText w:val="o"/>
+      <w:lvlJc w:val="left"/>
+      <w:pPr>
+        <w:ind w:left="5760" w:hanging="360"/>
+      </w:pPr>
+      <w:rPr>
+        <w:rFonts w:ascii="Courier New" w:hAnsi="Courier New" w:cs="Courier New" w:hint="default"/>
+      </w:rPr>
+    </w:lvl>
+    <w:lvl w:ilvl="8" w:tplc="0C0A0005" w:tentative="1">
+      <w:start w:val="1"/>
+      <w:numFmt w:val="bullet"/>
+      <w:lvlText w:val=""/>
+      <w:lvlJc w:val="left"/>
+      <w:pPr>
+        <w:ind w:left="6480" w:hanging="360"/>
+      </w:pPr>
+      <w:rPr>
+        <w:rFonts w:ascii="Wingdings" w:hAnsi="Wingdings" w:hint="default"/>
+      </w:rPr>
+    </w:lvl>
+  </w:abstractNum>
+  <w:abstractNum w:abstractNumId="2" w15:restartNumberingAfterBreak="0">
+    <w:nsid w:val="14FD59F4"/>
+    <w:multiLevelType w:val="hybridMultilevel"/>
+    <w:tmpl w:val="47FC038E"/>
+    <w:lvl w:ilvl="0" w:tplc="0C0A0001">
+      <w:start w:val="1"/>
+      <w:numFmt w:val="bullet"/>
+      <w:lvlText w:val=""/>
+      <w:lvlJc w:val="left"/>
+      <w:pPr>
+        <w:ind w:left="1440" w:hanging="360"/>
+      </w:pPr>
+      <w:rPr>
+        <w:rFonts w:ascii="Symbol" w:hAnsi="Symbol" w:hint="default"/>
+      </w:rPr>
+    </w:lvl>
+    <w:lvl w:ilvl="1" w:tplc="0C0A0003" w:tentative="1">
+      <w:start w:val="1"/>
+      <w:numFmt w:val="bullet"/>
+      <w:lvlText w:val="o"/>
+      <w:lvlJc w:val="left"/>
+      <w:pPr>
+        <w:ind w:left="2160" w:hanging="360"/>
+      </w:pPr>
+      <w:rPr>
+        <w:rFonts w:ascii="Courier New" w:hAnsi="Courier New" w:cs="Courier New" w:hint="default"/>
+      </w:rPr>
+    </w:lvl>
+    <w:lvl w:ilvl="2" w:tplc="0C0A0005" w:tentative="1">
+      <w:start w:val="1"/>
+      <w:numFmt w:val="bullet"/>
+      <w:lvlText w:val=""/>
+      <w:lvlJc w:val="left"/>
+      <w:pPr>
+        <w:ind w:left="2880" w:hanging="360"/>
+      </w:pPr>
+      <w:rPr>
+        <w:rFonts w:ascii="Wingdings" w:hAnsi="Wingdings" w:hint="default"/>
+      </w:rPr>
+    </w:lvl>
+    <w:lvl w:ilvl="3" w:tplc="0C0A0001" w:tentative="1">
+      <w:start w:val="1"/>
+      <w:numFmt w:val="bullet"/>
+      <w:lvlText w:val=""/>
+      <w:lvlJc w:val="left"/>
+      <w:pPr>
+        <w:ind w:left="3600" w:hanging="360"/>
+      </w:pPr>
+      <w:rPr>
+        <w:rFonts w:ascii="Symbol" w:hAnsi="Symbol" w:hint="default"/>
+      </w:rPr>
+    </w:lvl>
+    <w:lvl w:ilvl="4" w:tplc="0C0A0003" w:tentative="1">
+      <w:start w:val="1"/>
+      <w:numFmt w:val="bullet"/>
+      <w:lvlText w:val="o"/>
+      <w:lvlJc w:val="left"/>
+      <w:pPr>
+        <w:ind w:left="4320" w:hanging="360"/>
+      </w:pPr>
+      <w:rPr>
+        <w:rFonts w:ascii="Courier New" w:hAnsi="Courier New" w:cs="Courier New" w:hint="default"/>
+      </w:rPr>
+    </w:lvl>
+    <w:lvl w:ilvl="5" w:tplc="0C0A0005" w:tentative="1">
+      <w:start w:val="1"/>
+      <w:numFmt w:val="bullet"/>
+      <w:lvlText w:val=""/>
+      <w:lvlJc w:val="left"/>
+      <w:pPr>
+        <w:ind w:left="5040" w:hanging="360"/>
+      </w:pPr>
+      <w:rPr>
+        <w:rFonts w:ascii="Wingdings" w:hAnsi="Wingdings" w:hint="default"/>
+      </w:rPr>
+    </w:lvl>
+    <w:lvl w:ilvl="6" w:tplc="0C0A0001" w:tentative="1">
+      <w:start w:val="1"/>
+      <w:numFmt w:val="bullet"/>
+      <w:lvlText w:val=""/>
+      <w:lvlJc w:val="left"/>
+      <w:pPr>
+        <w:ind w:left="5760" w:hanging="360"/>
+      </w:pPr>
+      <w:rPr>
+        <w:rFonts w:ascii="Symbol" w:hAnsi="Symbol" w:hint="default"/>
+      </w:rPr>
+    </w:lvl>
+    <w:lvl w:ilvl="7" w:tplc="0C0A0003" w:tentative="1">
+      <w:start w:val="1"/>
+      <w:numFmt w:val="bullet"/>
+      <w:lvlText w:val="o"/>
+      <w:lvlJc w:val="left"/>
+      <w:pPr>
+        <w:ind w:left="6480" w:hanging="360"/>
+      </w:pPr>
+      <w:rPr>
+        <w:rFonts w:ascii="Courier New" w:hAnsi="Courier New" w:cs="Courier New" w:hint="default"/>
+      </w:rPr>
+    </w:lvl>
+    <w:lvl w:ilvl="8" w:tplc="0C0A0005" w:tentative="1">
+      <w:start w:val="1"/>
+      <w:numFmt w:val="bullet"/>
+      <w:lvlText w:val=""/>
+      <w:lvlJc w:val="left"/>
+      <w:pPr>
+        <w:ind w:left="7200" w:hanging="360"/>
+      </w:pPr>
+      <w:rPr>
+        <w:rFonts w:ascii="Wingdings" w:hAnsi="Wingdings" w:hint="default"/>
+      </w:rPr>
+    </w:lvl>
+  </w:abstractNum>
+  <w:abstractNum w:abstractNumId="3" w15:restartNumberingAfterBreak="0">
     <w:nsid w:val="18EC5270"/>
     <w:multiLevelType w:val="multilevel"/>
     <w:tmpl w:val="9408715A"/>
@@ -9624,7 +10569,7 @@
       </w:rPr>
     </w:lvl>
   </w:abstractNum>
-  <w:abstractNum w:abstractNumId="1" w15:restartNumberingAfterBreak="0">
+  <w:abstractNum w:abstractNumId="4" w15:restartNumberingAfterBreak="0">
     <w:nsid w:val="1AEE5514"/>
     <w:multiLevelType w:val="multilevel"/>
     <w:tmpl w:val="46908F30"/>
@@ -9764,7 +10709,7 @@
       </w:rPr>
     </w:lvl>
   </w:abstractNum>
-  <w:abstractNum w:abstractNumId="2" w15:restartNumberingAfterBreak="0">
+  <w:abstractNum w:abstractNumId="5" w15:restartNumberingAfterBreak="0">
     <w:nsid w:val="1CC15B8A"/>
     <w:multiLevelType w:val="multilevel"/>
     <w:tmpl w:val="1D905E72"/>
@@ -9913,7 +10858,233 @@
       </w:rPr>
     </w:lvl>
   </w:abstractNum>
-  <w:abstractNum w:abstractNumId="3" w15:restartNumberingAfterBreak="0">
+  <w:abstractNum w:abstractNumId="6" w15:restartNumberingAfterBreak="0">
+    <w:nsid w:val="1EF43F82"/>
+    <w:multiLevelType w:val="hybridMultilevel"/>
+    <w:tmpl w:val="635423A8"/>
+    <w:lvl w:ilvl="0" w:tplc="0C0A0001">
+      <w:start w:val="1"/>
+      <w:numFmt w:val="bullet"/>
+      <w:lvlText w:val=""/>
+      <w:lvlJc w:val="left"/>
+      <w:pPr>
+        <w:ind w:left="1440" w:hanging="360"/>
+      </w:pPr>
+      <w:rPr>
+        <w:rFonts w:ascii="Symbol" w:hAnsi="Symbol" w:hint="default"/>
+      </w:rPr>
+    </w:lvl>
+    <w:lvl w:ilvl="1" w:tplc="0C0A0003" w:tentative="1">
+      <w:start w:val="1"/>
+      <w:numFmt w:val="bullet"/>
+      <w:lvlText w:val="o"/>
+      <w:lvlJc w:val="left"/>
+      <w:pPr>
+        <w:ind w:left="2160" w:hanging="360"/>
+      </w:pPr>
+      <w:rPr>
+        <w:rFonts w:ascii="Courier New" w:hAnsi="Courier New" w:cs="Courier New" w:hint="default"/>
+      </w:rPr>
+    </w:lvl>
+    <w:lvl w:ilvl="2" w:tplc="0C0A0005" w:tentative="1">
+      <w:start w:val="1"/>
+      <w:numFmt w:val="bullet"/>
+      <w:lvlText w:val=""/>
+      <w:lvlJc w:val="left"/>
+      <w:pPr>
+        <w:ind w:left="2880" w:hanging="360"/>
+      </w:pPr>
+      <w:rPr>
+        <w:rFonts w:ascii="Wingdings" w:hAnsi="Wingdings" w:hint="default"/>
+      </w:rPr>
+    </w:lvl>
+    <w:lvl w:ilvl="3" w:tplc="0C0A0001" w:tentative="1">
+      <w:start w:val="1"/>
+      <w:numFmt w:val="bullet"/>
+      <w:lvlText w:val=""/>
+      <w:lvlJc w:val="left"/>
+      <w:pPr>
+        <w:ind w:left="3600" w:hanging="360"/>
+      </w:pPr>
+      <w:rPr>
+        <w:rFonts w:ascii="Symbol" w:hAnsi="Symbol" w:hint="default"/>
+      </w:rPr>
+    </w:lvl>
+    <w:lvl w:ilvl="4" w:tplc="0C0A0003" w:tentative="1">
+      <w:start w:val="1"/>
+      <w:numFmt w:val="bullet"/>
+      <w:lvlText w:val="o"/>
+      <w:lvlJc w:val="left"/>
+      <w:pPr>
+        <w:ind w:left="4320" w:hanging="360"/>
+      </w:pPr>
+      <w:rPr>
+        <w:rFonts w:ascii="Courier New" w:hAnsi="Courier New" w:cs="Courier New" w:hint="default"/>
+      </w:rPr>
+    </w:lvl>
+    <w:lvl w:ilvl="5" w:tplc="0C0A0005" w:tentative="1">
+      <w:start w:val="1"/>
+      <w:numFmt w:val="bullet"/>
+      <w:lvlText w:val=""/>
+      <w:lvlJc w:val="left"/>
+      <w:pPr>
+        <w:ind w:left="5040" w:hanging="360"/>
+      </w:pPr>
+      <w:rPr>
+        <w:rFonts w:ascii="Wingdings" w:hAnsi="Wingdings" w:hint="default"/>
+      </w:rPr>
+    </w:lvl>
+    <w:lvl w:ilvl="6" w:tplc="0C0A0001" w:tentative="1">
+      <w:start w:val="1"/>
+      <w:numFmt w:val="bullet"/>
+      <w:lvlText w:val=""/>
+      <w:lvlJc w:val="left"/>
+      <w:pPr>
+        <w:ind w:left="5760" w:hanging="360"/>
+      </w:pPr>
+      <w:rPr>
+        <w:rFonts w:ascii="Symbol" w:hAnsi="Symbol" w:hint="default"/>
+      </w:rPr>
+    </w:lvl>
+    <w:lvl w:ilvl="7" w:tplc="0C0A0003" w:tentative="1">
+      <w:start w:val="1"/>
+      <w:numFmt w:val="bullet"/>
+      <w:lvlText w:val="o"/>
+      <w:lvlJc w:val="left"/>
+      <w:pPr>
+        <w:ind w:left="6480" w:hanging="360"/>
+      </w:pPr>
+      <w:rPr>
+        <w:rFonts w:ascii="Courier New" w:hAnsi="Courier New" w:cs="Courier New" w:hint="default"/>
+      </w:rPr>
+    </w:lvl>
+    <w:lvl w:ilvl="8" w:tplc="0C0A0005" w:tentative="1">
+      <w:start w:val="1"/>
+      <w:numFmt w:val="bullet"/>
+      <w:lvlText w:val=""/>
+      <w:lvlJc w:val="left"/>
+      <w:pPr>
+        <w:ind w:left="7200" w:hanging="360"/>
+      </w:pPr>
+      <w:rPr>
+        <w:rFonts w:ascii="Wingdings" w:hAnsi="Wingdings" w:hint="default"/>
+      </w:rPr>
+    </w:lvl>
+  </w:abstractNum>
+  <w:abstractNum w:abstractNumId="7" w15:restartNumberingAfterBreak="0">
+    <w:nsid w:val="20B20259"/>
+    <w:multiLevelType w:val="hybridMultilevel"/>
+    <w:tmpl w:val="8444B4CC"/>
+    <w:lvl w:ilvl="0" w:tplc="0C0A0001">
+      <w:start w:val="1"/>
+      <w:numFmt w:val="bullet"/>
+      <w:lvlText w:val=""/>
+      <w:lvlJc w:val="left"/>
+      <w:pPr>
+        <w:ind w:left="1440" w:hanging="360"/>
+      </w:pPr>
+      <w:rPr>
+        <w:rFonts w:ascii="Symbol" w:hAnsi="Symbol" w:hint="default"/>
+      </w:rPr>
+    </w:lvl>
+    <w:lvl w:ilvl="1" w:tplc="0C0A0003" w:tentative="1">
+      <w:start w:val="1"/>
+      <w:numFmt w:val="bullet"/>
+      <w:lvlText w:val="o"/>
+      <w:lvlJc w:val="left"/>
+      <w:pPr>
+        <w:ind w:left="2160" w:hanging="360"/>
+      </w:pPr>
+      <w:rPr>
+        <w:rFonts w:ascii="Courier New" w:hAnsi="Courier New" w:cs="Courier New" w:hint="default"/>
+      </w:rPr>
+    </w:lvl>
+    <w:lvl w:ilvl="2" w:tplc="0C0A0005" w:tentative="1">
+      <w:start w:val="1"/>
+      <w:numFmt w:val="bullet"/>
+      <w:lvlText w:val=""/>
+      <w:lvlJc w:val="left"/>
+      <w:pPr>
+        <w:ind w:left="2880" w:hanging="360"/>
+      </w:pPr>
+      <w:rPr>
+        <w:rFonts w:ascii="Wingdings" w:hAnsi="Wingdings" w:hint="default"/>
+      </w:rPr>
+    </w:lvl>
+    <w:lvl w:ilvl="3" w:tplc="0C0A0001" w:tentative="1">
+      <w:start w:val="1"/>
+      <w:numFmt w:val="bullet"/>
+      <w:lvlText w:val=""/>
+      <w:lvlJc w:val="left"/>
+      <w:pPr>
+        <w:ind w:left="3600" w:hanging="360"/>
+      </w:pPr>
+      <w:rPr>
+        <w:rFonts w:ascii="Symbol" w:hAnsi="Symbol" w:hint="default"/>
+      </w:rPr>
+    </w:lvl>
+    <w:lvl w:ilvl="4" w:tplc="0C0A0003" w:tentative="1">
+      <w:start w:val="1"/>
+      <w:numFmt w:val="bullet"/>
+      <w:lvlText w:val="o"/>
+      <w:lvlJc w:val="left"/>
+      <w:pPr>
+        <w:ind w:left="4320" w:hanging="360"/>
+      </w:pPr>
+      <w:rPr>
+        <w:rFonts w:ascii="Courier New" w:hAnsi="Courier New" w:cs="Courier New" w:hint="default"/>
+      </w:rPr>
+    </w:lvl>
+    <w:lvl w:ilvl="5" w:tplc="0C0A0005" w:tentative="1">
+      <w:start w:val="1"/>
+      <w:numFmt w:val="bullet"/>
+      <w:lvlText w:val=""/>
+      <w:lvlJc w:val="left"/>
+      <w:pPr>
+        <w:ind w:left="5040" w:hanging="360"/>
+      </w:pPr>
+      <w:rPr>
+        <w:rFonts w:ascii="Wingdings" w:hAnsi="Wingdings" w:hint="default"/>
+      </w:rPr>
+    </w:lvl>
+    <w:lvl w:ilvl="6" w:tplc="0C0A0001" w:tentative="1">
+      <w:start w:val="1"/>
+      <w:numFmt w:val="bullet"/>
+      <w:lvlText w:val=""/>
+      <w:lvlJc w:val="left"/>
+      <w:pPr>
+        <w:ind w:left="5760" w:hanging="360"/>
+      </w:pPr>
+      <w:rPr>
+        <w:rFonts w:ascii="Symbol" w:hAnsi="Symbol" w:hint="default"/>
+      </w:rPr>
+    </w:lvl>
+    <w:lvl w:ilvl="7" w:tplc="0C0A0003" w:tentative="1">
+      <w:start w:val="1"/>
+      <w:numFmt w:val="bullet"/>
+      <w:lvlText w:val="o"/>
+      <w:lvlJc w:val="left"/>
+      <w:pPr>
+        <w:ind w:left="6480" w:hanging="360"/>
+      </w:pPr>
+      <w:rPr>
+        <w:rFonts w:ascii="Courier New" w:hAnsi="Courier New" w:cs="Courier New" w:hint="default"/>
+      </w:rPr>
+    </w:lvl>
+    <w:lvl w:ilvl="8" w:tplc="0C0A0005" w:tentative="1">
+      <w:start w:val="1"/>
+      <w:numFmt w:val="bullet"/>
+      <w:lvlText w:val=""/>
+      <w:lvlJc w:val="left"/>
+      <w:pPr>
+        <w:ind w:left="7200" w:hanging="360"/>
+      </w:pPr>
+      <w:rPr>
+        <w:rFonts w:ascii="Wingdings" w:hAnsi="Wingdings" w:hint="default"/>
+      </w:rPr>
+    </w:lvl>
+  </w:abstractNum>
+  <w:abstractNum w:abstractNumId="8" w15:restartNumberingAfterBreak="0">
     <w:nsid w:val="233F5ECA"/>
     <w:multiLevelType w:val="multilevel"/>
     <w:tmpl w:val="852A2D46"/>
@@ -10053,7 +11224,7 @@
       </w:rPr>
     </w:lvl>
   </w:abstractNum>
-  <w:abstractNum w:abstractNumId="4" w15:restartNumberingAfterBreak="0">
+  <w:abstractNum w:abstractNumId="9" w15:restartNumberingAfterBreak="0">
     <w:nsid w:val="23663197"/>
     <w:multiLevelType w:val="multilevel"/>
     <w:tmpl w:val="651AFF30"/>
@@ -10202,7 +11373,7 @@
       </w:rPr>
     </w:lvl>
   </w:abstractNum>
-  <w:abstractNum w:abstractNumId="5" w15:restartNumberingAfterBreak="0">
+  <w:abstractNum w:abstractNumId="10" w15:restartNumberingAfterBreak="0">
     <w:nsid w:val="26D74648"/>
     <w:multiLevelType w:val="multilevel"/>
     <w:tmpl w:val="D1346DC8"/>
@@ -10342,7 +11513,7 @@
       </w:rPr>
     </w:lvl>
   </w:abstractNum>
-  <w:abstractNum w:abstractNumId="6" w15:restartNumberingAfterBreak="0">
+  <w:abstractNum w:abstractNumId="11" w15:restartNumberingAfterBreak="0">
     <w:nsid w:val="2B342388"/>
     <w:multiLevelType w:val="multilevel"/>
     <w:tmpl w:val="7C46EE8E"/>
@@ -10491,7 +11662,7 @@
       </w:rPr>
     </w:lvl>
   </w:abstractNum>
-  <w:abstractNum w:abstractNumId="7" w15:restartNumberingAfterBreak="0">
+  <w:abstractNum w:abstractNumId="12" w15:restartNumberingAfterBreak="0">
     <w:nsid w:val="35717338"/>
     <w:multiLevelType w:val="multilevel"/>
     <w:tmpl w:val="DBA617DC"/>
@@ -10631,7 +11802,120 @@
       </w:rPr>
     </w:lvl>
   </w:abstractNum>
-  <w:abstractNum w:abstractNumId="8" w15:restartNumberingAfterBreak="0">
+  <w:abstractNum w:abstractNumId="13" w15:restartNumberingAfterBreak="0">
+    <w:nsid w:val="41226A52"/>
+    <w:multiLevelType w:val="hybridMultilevel"/>
+    <w:tmpl w:val="ADD6814C"/>
+    <w:lvl w:ilvl="0" w:tplc="0C0A0001">
+      <w:start w:val="1"/>
+      <w:numFmt w:val="bullet"/>
+      <w:lvlText w:val=""/>
+      <w:lvlJc w:val="left"/>
+      <w:pPr>
+        <w:ind w:left="1440" w:hanging="360"/>
+      </w:pPr>
+      <w:rPr>
+        <w:rFonts w:ascii="Symbol" w:hAnsi="Symbol" w:hint="default"/>
+      </w:rPr>
+    </w:lvl>
+    <w:lvl w:ilvl="1" w:tplc="0C0A0003" w:tentative="1">
+      <w:start w:val="1"/>
+      <w:numFmt w:val="bullet"/>
+      <w:lvlText w:val="o"/>
+      <w:lvlJc w:val="left"/>
+      <w:pPr>
+        <w:ind w:left="2160" w:hanging="360"/>
+      </w:pPr>
+      <w:rPr>
+        <w:rFonts w:ascii="Courier New" w:hAnsi="Courier New" w:cs="Courier New" w:hint="default"/>
+      </w:rPr>
+    </w:lvl>
+    <w:lvl w:ilvl="2" w:tplc="0C0A0005" w:tentative="1">
+      <w:start w:val="1"/>
+      <w:numFmt w:val="bullet"/>
+      <w:lvlText w:val=""/>
+      <w:lvlJc w:val="left"/>
+      <w:pPr>
+        <w:ind w:left="2880" w:hanging="360"/>
+      </w:pPr>
+      <w:rPr>
+        <w:rFonts w:ascii="Wingdings" w:hAnsi="Wingdings" w:hint="default"/>
+      </w:rPr>
+    </w:lvl>
+    <w:lvl w:ilvl="3" w:tplc="0C0A0001" w:tentative="1">
+      <w:start w:val="1"/>
+      <w:numFmt w:val="bullet"/>
+      <w:lvlText w:val=""/>
+      <w:lvlJc w:val="left"/>
+      <w:pPr>
+        <w:ind w:left="3600" w:hanging="360"/>
+      </w:pPr>
+      <w:rPr>
+        <w:rFonts w:ascii="Symbol" w:hAnsi="Symbol" w:hint="default"/>
+      </w:rPr>
+    </w:lvl>
+    <w:lvl w:ilvl="4" w:tplc="0C0A0003" w:tentative="1">
+      <w:start w:val="1"/>
+      <w:numFmt w:val="bullet"/>
+      <w:lvlText w:val="o"/>
+      <w:lvlJc w:val="left"/>
+      <w:pPr>
+        <w:ind w:left="4320" w:hanging="360"/>
+      </w:pPr>
+      <w:rPr>
+        <w:rFonts w:ascii="Courier New" w:hAnsi="Courier New" w:cs="Courier New" w:hint="default"/>
+      </w:rPr>
+    </w:lvl>
+    <w:lvl w:ilvl="5" w:tplc="0C0A0005" w:tentative="1">
+      <w:start w:val="1"/>
+      <w:numFmt w:val="bullet"/>
+      <w:lvlText w:val=""/>
+      <w:lvlJc w:val="left"/>
+      <w:pPr>
+        <w:ind w:left="5040" w:hanging="360"/>
+      </w:pPr>
+      <w:rPr>
+        <w:rFonts w:ascii="Wingdings" w:hAnsi="Wingdings" w:hint="default"/>
+      </w:rPr>
+    </w:lvl>
+    <w:lvl w:ilvl="6" w:tplc="0C0A0001" w:tentative="1">
+      <w:start w:val="1"/>
+      <w:numFmt w:val="bullet"/>
+      <w:lvlText w:val=""/>
+      <w:lvlJc w:val="left"/>
+      <w:pPr>
+        <w:ind w:left="5760" w:hanging="360"/>
+      </w:pPr>
+      <w:rPr>
+        <w:rFonts w:ascii="Symbol" w:hAnsi="Symbol" w:hint="default"/>
+      </w:rPr>
+    </w:lvl>
+    <w:lvl w:ilvl="7" w:tplc="0C0A0003" w:tentative="1">
+      <w:start w:val="1"/>
+      <w:numFmt w:val="bullet"/>
+      <w:lvlText w:val="o"/>
+      <w:lvlJc w:val="left"/>
+      <w:pPr>
+        <w:ind w:left="6480" w:hanging="360"/>
+      </w:pPr>
+      <w:rPr>
+        <w:rFonts w:ascii="Courier New" w:hAnsi="Courier New" w:cs="Courier New" w:hint="default"/>
+      </w:rPr>
+    </w:lvl>
+    <w:lvl w:ilvl="8" w:tplc="0C0A0005" w:tentative="1">
+      <w:start w:val="1"/>
+      <w:numFmt w:val="bullet"/>
+      <w:lvlText w:val=""/>
+      <w:lvlJc w:val="left"/>
+      <w:pPr>
+        <w:ind w:left="7200" w:hanging="360"/>
+      </w:pPr>
+      <w:rPr>
+        <w:rFonts w:ascii="Wingdings" w:hAnsi="Wingdings" w:hint="default"/>
+      </w:rPr>
+    </w:lvl>
+  </w:abstractNum>
+  <w:abstractNum w:abstractNumId="14" w15:restartNumberingAfterBreak="0">
     <w:nsid w:val="46D93F7E"/>
     <w:multiLevelType w:val="hybridMultilevel"/>
     <w:tmpl w:val="2F0AD958"/>
@@ -10744,7 +12028,7 @@
       </w:rPr>
     </w:lvl>
   </w:abstractNum>
-  <w:abstractNum w:abstractNumId="9" w15:restartNumberingAfterBreak="0">
+  <w:abstractNum w:abstractNumId="15" w15:restartNumberingAfterBreak="0">
     <w:nsid w:val="47A41096"/>
     <w:multiLevelType w:val="multilevel"/>
     <w:tmpl w:val="0660088A"/>
@@ -10866,7 +12150,120 @@
       </w:pPr>
     </w:lvl>
   </w:abstractNum>
-  <w:abstractNum w:abstractNumId="10" w15:restartNumberingAfterBreak="0">
+  <w:abstractNum w:abstractNumId="16" w15:restartNumberingAfterBreak="0">
+    <w:nsid w:val="48233A19"/>
+    <w:multiLevelType w:val="hybridMultilevel"/>
+    <w:tmpl w:val="2DEAC522"/>
+    <w:lvl w:ilvl="0" w:tplc="0C0A0001">
+      <w:start w:val="1"/>
+      <w:numFmt w:val="bullet"/>
+      <w:lvlText w:val=""/>
+      <w:lvlJc w:val="left"/>
+      <w:pPr>
+        <w:ind w:left="1440" w:hanging="360"/>
+      </w:pPr>
+      <w:rPr>
+        <w:rFonts w:ascii="Symbol" w:hAnsi="Symbol" w:hint="default"/>
+      </w:rPr>
+    </w:lvl>
+    <w:lvl w:ilvl="1" w:tplc="0C0A0003" w:tentative="1">
+      <w:start w:val="1"/>
+      <w:numFmt w:val="bullet"/>
+      <w:lvlText w:val="o"/>
+      <w:lvlJc w:val="left"/>
+      <w:pPr>
+        <w:ind w:left="2160" w:hanging="360"/>
+      </w:pPr>
+      <w:rPr>
+        <w:rFonts w:ascii="Courier New" w:hAnsi="Courier New" w:cs="Courier New" w:hint="default"/>
+      </w:rPr>
+    </w:lvl>
+    <w:lvl w:ilvl="2" w:tplc="0C0A0005" w:tentative="1">
+      <w:start w:val="1"/>
+      <w:numFmt w:val="bullet"/>
+      <w:lvlText w:val=""/>
+      <w:lvlJc w:val="left"/>
+      <w:pPr>
+        <w:ind w:left="2880" w:hanging="360"/>
+      </w:pPr>
+      <w:rPr>
+        <w:rFonts w:ascii="Wingdings" w:hAnsi="Wingdings" w:hint="default"/>
+      </w:rPr>
+    </w:lvl>
+    <w:lvl w:ilvl="3" w:tplc="0C0A0001" w:tentative="1">
+      <w:start w:val="1"/>
+      <w:numFmt w:val="bullet"/>
+      <w:lvlText w:val=""/>
+      <w:lvlJc w:val="left"/>
+      <w:pPr>
+        <w:ind w:left="3600" w:hanging="360"/>
+      </w:pPr>
+      <w:rPr>
+        <w:rFonts w:ascii="Symbol" w:hAnsi="Symbol" w:hint="default"/>
+      </w:rPr>
+    </w:lvl>
+    <w:lvl w:ilvl="4" w:tplc="0C0A0003" w:tentative="1">
+      <w:start w:val="1"/>
+      <w:numFmt w:val="bullet"/>
+      <w:lvlText w:val="o"/>
+      <w:lvlJc w:val="left"/>
+      <w:pPr>
+        <w:ind w:left="4320" w:hanging="360"/>
+      </w:pPr>
+      <w:rPr>
+        <w:rFonts w:ascii="Courier New" w:hAnsi="Courier New" w:cs="Courier New" w:hint="default"/>
+      </w:rPr>
+    </w:lvl>
+    <w:lvl w:ilvl="5" w:tplc="0C0A0005" w:tentative="1">
+      <w:start w:val="1"/>
+      <w:numFmt w:val="bullet"/>
+      <w:lvlText w:val=""/>
+      <w:lvlJc w:val="left"/>
+      <w:pPr>
+        <w:ind w:left="5040" w:hanging="360"/>
+      </w:pPr>
+      <w:rPr>
+        <w:rFonts w:ascii="Wingdings" w:hAnsi="Wingdings" w:hint="default"/>
+      </w:rPr>
+    </w:lvl>
+    <w:lvl w:ilvl="6" w:tplc="0C0A0001" w:tentative="1">
+      <w:start w:val="1"/>
+      <w:numFmt w:val="bullet"/>
+      <w:lvlText w:val=""/>
+      <w:lvlJc w:val="left"/>
+      <w:pPr>
+        <w:ind w:left="5760" w:hanging="360"/>
+      </w:pPr>
+      <w:rPr>
+        <w:rFonts w:ascii="Symbol" w:hAnsi="Symbol" w:hint="default"/>
+      </w:rPr>
+    </w:lvl>
+    <w:lvl w:ilvl="7" w:tplc="0C0A0003" w:tentative="1">
+      <w:start w:val="1"/>
+      <w:numFmt w:val="bullet"/>
+      <w:lvlText w:val="o"/>
+      <w:lvlJc w:val="left"/>
+      <w:pPr>
+        <w:ind w:left="6480" w:hanging="360"/>
+      </w:pPr>
+      <w:rPr>
+        <w:rFonts w:ascii="Courier New" w:hAnsi="Courier New" w:cs="Courier New" w:hint="default"/>
+      </w:rPr>
+    </w:lvl>
+    <w:lvl w:ilvl="8" w:tplc="0C0A0005" w:tentative="1">
+      <w:start w:val="1"/>
+      <w:numFmt w:val="bullet"/>
+      <w:lvlText w:val=""/>
+      <w:lvlJc w:val="left"/>
+      <w:pPr>
+        <w:ind w:left="7200" w:hanging="360"/>
+      </w:pPr>
+      <w:rPr>
+        <w:rFonts w:ascii="Wingdings" w:hAnsi="Wingdings" w:hint="default"/>
+      </w:rPr>
+    </w:lvl>
+  </w:abstractNum>
+  <w:abstractNum w:abstractNumId="17" w15:restartNumberingAfterBreak="0">
     <w:nsid w:val="4AD475B6"/>
     <w:multiLevelType w:val="multilevel"/>
     <w:tmpl w:val="45F08FDC"/>
@@ -11006,7 +12403,7 @@
       </w:rPr>
     </w:lvl>
   </w:abstractNum>
-  <w:abstractNum w:abstractNumId="11" w15:restartNumberingAfterBreak="0">
+  <w:abstractNum w:abstractNumId="18" w15:restartNumberingAfterBreak="0">
     <w:nsid w:val="583A6DBC"/>
     <w:multiLevelType w:val="multilevel"/>
     <w:tmpl w:val="10700B76"/>
@@ -11146,7 +12543,7 @@
       </w:rPr>
     </w:lvl>
   </w:abstractNum>
-  <w:abstractNum w:abstractNumId="12" w15:restartNumberingAfterBreak="0">
+  <w:abstractNum w:abstractNumId="19" w15:restartNumberingAfterBreak="0">
     <w:nsid w:val="5DB403D7"/>
     <w:multiLevelType w:val="multilevel"/>
     <w:tmpl w:val="F288099A"/>
@@ -11286,7 +12683,7 @@
       </w:rPr>
     </w:lvl>
   </w:abstractNum>
-  <w:abstractNum w:abstractNumId="13" w15:restartNumberingAfterBreak="0">
+  <w:abstractNum w:abstractNumId="20" w15:restartNumberingAfterBreak="0">
     <w:nsid w:val="5E1054DC"/>
     <w:multiLevelType w:val="multilevel"/>
     <w:tmpl w:val="98C2B95C"/>
@@ -11426,7 +12823,7 @@
       </w:rPr>
     </w:lvl>
   </w:abstractNum>
-  <w:abstractNum w:abstractNumId="14" w15:restartNumberingAfterBreak="0">
+  <w:abstractNum w:abstractNumId="21" w15:restartNumberingAfterBreak="0">
     <w:nsid w:val="6AD831F7"/>
     <w:multiLevelType w:val="multilevel"/>
     <w:tmpl w:val="05F4D2F8"/>
@@ -11575,7 +12972,7 @@
       </w:rPr>
     </w:lvl>
   </w:abstractNum>
-  <w:abstractNum w:abstractNumId="15" w15:restartNumberingAfterBreak="0">
+  <w:abstractNum w:abstractNumId="22" w15:restartNumberingAfterBreak="0">
     <w:nsid w:val="6EA6171A"/>
     <w:multiLevelType w:val="multilevel"/>
     <w:tmpl w:val="0BA4E89A"/>
@@ -11724,7 +13121,7 @@
       </w:rPr>
     </w:lvl>
   </w:abstractNum>
-  <w:abstractNum w:abstractNumId="16" w15:restartNumberingAfterBreak="0">
+  <w:abstractNum w:abstractNumId="23" w15:restartNumberingAfterBreak="0">
     <w:nsid w:val="6F945D62"/>
     <w:multiLevelType w:val="multilevel"/>
     <w:tmpl w:val="6E7618D4"/>
@@ -11864,7 +13261,7 @@
       </w:rPr>
     </w:lvl>
   </w:abstractNum>
-  <w:abstractNum w:abstractNumId="17" w15:restartNumberingAfterBreak="0">
+  <w:abstractNum w:abstractNumId="24" w15:restartNumberingAfterBreak="0">
     <w:nsid w:val="70676530"/>
     <w:multiLevelType w:val="multilevel"/>
     <w:tmpl w:val="35A66F34"/>
@@ -12003,10 +13400,10 @@
       </w:rPr>
     </w:lvl>
   </w:abstractNum>
-  <w:abstractNum w:abstractNumId="18" w15:restartNumberingAfterBreak="0">
+  <w:abstractNum w:abstractNumId="25" w15:restartNumberingAfterBreak="0">
     <w:nsid w:val="74A10557"/>
     <w:multiLevelType w:val="hybridMultilevel"/>
-    <w:tmpl w:val="0498BB26"/>
+    <w:tmpl w:val="AB042DAE"/>
     <w:lvl w:ilvl="0" w:tplc="0C0A0001">
       <w:start w:val="1"/>
       <w:numFmt w:val="bullet"/>
@@ -12116,7 +13513,7 @@
       </w:rPr>
     </w:lvl>
   </w:abstractNum>
-  <w:abstractNum w:abstractNumId="19" w15:restartNumberingAfterBreak="0">
+  <w:abstractNum w:abstractNumId="26" w15:restartNumberingAfterBreak="0">
     <w:nsid w:val="7ACB07B0"/>
     <w:multiLevelType w:val="multilevel"/>
     <w:tmpl w:val="1C0E9A26"/>
@@ -12256,7 +13653,7 @@
       </w:rPr>
     </w:lvl>
   </w:abstractNum>
-  <w:abstractNum w:abstractNumId="20" w15:restartNumberingAfterBreak="0">
+  <w:abstractNum w:abstractNumId="27" w15:restartNumberingAfterBreak="0">
     <w:nsid w:val="7C494EB9"/>
     <w:multiLevelType w:val="multilevel"/>
     <w:tmpl w:val="A454AC8C"/>
@@ -12378,67 +13775,88 @@
     </w:lvl>
   </w:abstractNum>
   <w:num w:numId="1" w16cid:durableId="559750605">
+    <w:abstractNumId w:val="24"/>
+  </w:num>
+  <w:num w:numId="2" w16cid:durableId="1743941710">
+    <w:abstractNumId w:val="27"/>
+  </w:num>
+  <w:num w:numId="3" w16cid:durableId="1692338412">
     <w:abstractNumId w:val="17"/>
   </w:num>
-  <w:num w:numId="2" w16cid:durableId="1743941710">
+  <w:num w:numId="4" w16cid:durableId="458765024">
+    <w:abstractNumId w:val="18"/>
+  </w:num>
+  <w:num w:numId="5" w16cid:durableId="866717349">
+    <w:abstractNumId w:val="26"/>
+  </w:num>
+  <w:num w:numId="6" w16cid:durableId="1489517286">
+    <w:abstractNumId w:val="12"/>
+  </w:num>
+  <w:num w:numId="7" w16cid:durableId="1090547673">
     <w:abstractNumId w:val="20"/>
   </w:num>
-  <w:num w:numId="3" w16cid:durableId="1692338412">
+  <w:num w:numId="8" w16cid:durableId="312486425">
+    <w:abstractNumId w:val="19"/>
+  </w:num>
+  <w:num w:numId="9" w16cid:durableId="1422995529">
+    <w:abstractNumId w:val="4"/>
+  </w:num>
+  <w:num w:numId="10" w16cid:durableId="449858938">
+    <w:abstractNumId w:val="23"/>
+  </w:num>
+  <w:num w:numId="11" w16cid:durableId="1151403545">
+    <w:abstractNumId w:val="8"/>
+  </w:num>
+  <w:num w:numId="12" w16cid:durableId="215512558">
     <w:abstractNumId w:val="10"/>
   </w:num>
-  <w:num w:numId="4" w16cid:durableId="458765024">
+  <w:num w:numId="13" w16cid:durableId="406223840">
+    <w:abstractNumId w:val="3"/>
+  </w:num>
+  <w:num w:numId="14" w16cid:durableId="1126585452">
+    <w:abstractNumId w:val="15"/>
+  </w:num>
+  <w:num w:numId="15" w16cid:durableId="600991498">
+    <w:abstractNumId w:val="14"/>
+  </w:num>
+  <w:num w:numId="16" w16cid:durableId="2020154573">
+    <w:abstractNumId w:val="22"/>
+  </w:num>
+  <w:num w:numId="17" w16cid:durableId="1678190867">
+    <w:abstractNumId w:val="5"/>
+  </w:num>
+  <w:num w:numId="18" w16cid:durableId="129902161">
+    <w:abstractNumId w:val="21"/>
+  </w:num>
+  <w:num w:numId="19" w16cid:durableId="740055810">
+    <w:abstractNumId w:val="9"/>
+  </w:num>
+  <w:num w:numId="20" w16cid:durableId="578097534">
     <w:abstractNumId w:val="11"/>
   </w:num>
-  <w:num w:numId="5" w16cid:durableId="866717349">
-    <w:abstractNumId w:val="19"/>
+  <w:num w:numId="21" w16cid:durableId="584532592">
+    <w:abstractNumId w:val="25"/>
   </w:num>
-  <w:num w:numId="6" w16cid:durableId="1489517286">
-    <w:abstractNumId w:val="7"/>
+  <w:num w:numId="22" w16cid:durableId="1552425150">
+    <w:abstractNumId w:val="16"/>
   </w:num>
-  <w:num w:numId="7" w16cid:durableId="1090547673">
+  <w:num w:numId="23" w16cid:durableId="886138623">
+    <w:abstractNumId w:val="1"/>
+  </w:num>
+  <w:num w:numId="24" w16cid:durableId="2040816477">
     <w:abstractNumId w:val="13"/>
   </w:num>
-  <w:num w:numId="8" w16cid:durableId="312486425">
-    <w:abstractNumId w:val="12"/>
+  <w:num w:numId="25" w16cid:durableId="820535619">
+    <w:abstractNumId w:val="6"/>
   </w:num>
-  <w:num w:numId="9" w16cid:durableId="1422995529">
-    <w:abstractNumId w:val="1"/>
+  <w:num w:numId="26" w16cid:durableId="1459881480">
+    <w:abstractNumId w:val="2"/>
   </w:num>
-  <w:num w:numId="10" w16cid:durableId="449858938">
-    <w:abstractNumId w:val="16"/>
-  </w:num>
-  <w:num w:numId="11" w16cid:durableId="1151403545">
-    <w:abstractNumId w:val="3"/>
-  </w:num>
-  <w:num w:numId="12" w16cid:durableId="215512558">
-    <w:abstractNumId w:val="5"/>
-  </w:num>
-  <w:num w:numId="13" w16cid:durableId="406223840">
+  <w:num w:numId="27" w16cid:durableId="1046564121">
     <w:abstractNumId w:val="0"/>
   </w:num>
-  <w:num w:numId="14" w16cid:durableId="1126585452">
-    <w:abstractNumId w:val="9"/>
-  </w:num>
-  <w:num w:numId="15" w16cid:durableId="600991498">
-    <w:abstractNumId w:val="8"/>
-  </w:num>
-  <w:num w:numId="16" w16cid:durableId="2020154573">
-    <w:abstractNumId w:val="15"/>
-  </w:num>
-  <w:num w:numId="17" w16cid:durableId="1678190867">
-    <w:abstractNumId w:val="2"/>
-  </w:num>
-  <w:num w:numId="18" w16cid:durableId="129902161">
-    <w:abstractNumId w:val="14"/>
-  </w:num>
-  <w:num w:numId="19" w16cid:durableId="740055810">
-    <w:abstractNumId w:val="4"/>
-  </w:num>
-  <w:num w:numId="20" w16cid:durableId="578097534">
-    <w:abstractNumId w:val="6"/>
-  </w:num>
-  <w:num w:numId="21" w16cid:durableId="584532592">
-    <w:abstractNumId w:val="18"/>
+  <w:num w:numId="28" w16cid:durableId="271712372">
+    <w:abstractNumId w:val="7"/>
   </w:num>
 </w:numbering>
 </file>
@@ -13048,7 +14466,6 @@
   <w:style w:type="character" w:default="1" w:styleId="Fuentedeprrafopredeter">
     <w:name w:val="Default Paragraph Font"/>
     <w:uiPriority w:val="1"/>
-    <w:semiHidden/>
     <w:unhideWhenUsed/>
   </w:style>
   <w:style w:type="table" w:default="1" w:styleId="Tablanormal">
@@ -13686,6 +15103,19 @@
       </w:tblBorders>
     </w:tblPr>
   </w:style>
+  <w:style w:type="paragraph" w:styleId="TDC3">
+    <w:name w:val="toc 3"/>
+    <w:basedOn w:val="Normal"/>
+    <w:next w:val="Normal"/>
+    <w:autoRedefine/>
+    <w:uiPriority w:val="39"/>
+    <w:unhideWhenUsed/>
+    <w:rsid w:val="00B30792"/>
+    <w:pPr>
+      <w:spacing w:after="100"/>
+      <w:ind w:left="480"/>
+    </w:pPr>
+  </w:style>
 </w:styles>
 </file>
 

--- a/docs/Proyecto_RuteX_GO.docx
+++ b/docs/Proyecto_RuteX_GO.docx
@@ -504,7 +504,7 @@
                 <w:noProof/>
                 <w:webHidden/>
               </w:rPr>
-              <w:t>7</w:t>
+              <w:t>6</w:t>
             </w:r>
             <w:r>
               <w:rPr>
@@ -590,7 +590,7 @@
                 <w:noProof/>
                 <w:webHidden/>
               </w:rPr>
-              <w:t>9</w:t>
+              <w:t>8</w:t>
             </w:r>
             <w:r>
               <w:rPr>
@@ -676,7 +676,7 @@
                 <w:noProof/>
                 <w:webHidden/>
               </w:rPr>
-              <w:t>9</w:t>
+              <w:t>8</w:t>
             </w:r>
             <w:r>
               <w:rPr>
@@ -762,7 +762,7 @@
                 <w:noProof/>
                 <w:webHidden/>
               </w:rPr>
-              <w:t>10</w:t>
+              <w:t>9</w:t>
             </w:r>
             <w:r>
               <w:rPr>
@@ -848,7 +848,7 @@
                 <w:noProof/>
                 <w:webHidden/>
               </w:rPr>
-              <w:t>10</w:t>
+              <w:t>9</w:t>
             </w:r>
             <w:r>
               <w:rPr>
@@ -934,7 +934,7 @@
                 <w:noProof/>
                 <w:webHidden/>
               </w:rPr>
-              <w:t>10</w:t>
+              <w:t>9</w:t>
             </w:r>
             <w:r>
               <w:rPr>
@@ -1020,7 +1020,7 @@
                 <w:noProof/>
                 <w:webHidden/>
               </w:rPr>
-              <w:t>12</w:t>
+              <w:t>11</w:t>
             </w:r>
             <w:r>
               <w:rPr>
@@ -1106,7 +1106,7 @@
                 <w:noProof/>
                 <w:webHidden/>
               </w:rPr>
-              <w:t>12</w:t>
+              <w:t>11</w:t>
             </w:r>
             <w:r>
               <w:rPr>
@@ -1200,7 +1200,7 @@
                 <w:noProof/>
                 <w:webHidden/>
               </w:rPr>
-              <w:t>13</w:t>
+              <w:t>12</w:t>
             </w:r>
             <w:r>
               <w:rPr>
@@ -1286,7 +1286,7 @@
                 <w:noProof/>
                 <w:webHidden/>
               </w:rPr>
-              <w:t>15</w:t>
+              <w:t>14</w:t>
             </w:r>
             <w:r>
               <w:rPr>
@@ -1372,7 +1372,7 @@
                 <w:noProof/>
                 <w:webHidden/>
               </w:rPr>
-              <w:t>15</w:t>
+              <w:t>14</w:t>
             </w:r>
             <w:r>
               <w:rPr>
@@ -1458,7 +1458,7 @@
                 <w:noProof/>
                 <w:webHidden/>
               </w:rPr>
-              <w:t>15</w:t>
+              <w:t>14</w:t>
             </w:r>
             <w:r>
               <w:rPr>
@@ -1544,7 +1544,7 @@
                 <w:noProof/>
                 <w:webHidden/>
               </w:rPr>
-              <w:t>15</w:t>
+              <w:t>14</w:t>
             </w:r>
             <w:r>
               <w:rPr>
@@ -1630,7 +1630,7 @@
                 <w:noProof/>
                 <w:webHidden/>
               </w:rPr>
-              <w:t>15</w:t>
+              <w:t>14</w:t>
             </w:r>
             <w:r>
               <w:rPr>
@@ -1716,7 +1716,7 @@
                 <w:noProof/>
                 <w:webHidden/>
               </w:rPr>
-              <w:t>15</w:t>
+              <w:t>14</w:t>
             </w:r>
             <w:r>
               <w:rPr>
@@ -1802,7 +1802,7 @@
                 <w:noProof/>
                 <w:webHidden/>
               </w:rPr>
-              <w:t>16</w:t>
+              <w:t>15</w:t>
             </w:r>
             <w:r>
               <w:rPr>
@@ -1888,7 +1888,7 @@
                 <w:noProof/>
                 <w:webHidden/>
               </w:rPr>
-              <w:t>16</w:t>
+              <w:t>15</w:t>
             </w:r>
             <w:r>
               <w:rPr>
@@ -4520,16 +4520,7 @@
             <w:b/>
             <w:bCs/>
           </w:rPr>
-          <w:t xml:space="preserve">: </w:t>
-        </w:r>
-        <w:r>
-          <w:rPr>
-            <w:rStyle w:val="Hipervnculo"/>
-            <w:rFonts w:ascii="Arial" w:hAnsi="Arial" w:cs="Arial"/>
-            <w:b/>
-            <w:bCs/>
-          </w:rPr>
-          <w:t>Autenticación completa (</w:t>
+          <w:t>: Autenticación completa (</w:t>
         </w:r>
         <w:proofErr w:type="spellStart"/>
         <w:r>
@@ -4606,25 +4597,7 @@
             <w:b/>
             <w:bCs/>
           </w:rPr>
-          <w:t>Registro de usuario co</w:t>
-        </w:r>
-        <w:r>
-          <w:rPr>
-            <w:rStyle w:val="Hipervnculo"/>
-            <w:rFonts w:ascii="Arial" w:hAnsi="Arial" w:cs="Arial"/>
-            <w:b/>
-            <w:bCs/>
-          </w:rPr>
-          <w:t>m</w:t>
-        </w:r>
-        <w:r>
-          <w:rPr>
-            <w:rStyle w:val="Hipervnculo"/>
-            <w:rFonts w:ascii="Arial" w:hAnsi="Arial" w:cs="Arial"/>
-            <w:b/>
-            <w:bCs/>
-          </w:rPr>
-          <w:t>pleto</w:t>
+          <w:t>Registro de usuario completo</w:t>
         </w:r>
       </w:hyperlink>
     </w:p>
@@ -4709,16 +4682,7 @@
             <w:b/>
             <w:bCs/>
           </w:rPr>
-          <w:t xml:space="preserve">: </w:t>
-        </w:r>
-        <w:r>
-          <w:rPr>
-            <w:rStyle w:val="Hipervnculo"/>
-            <w:rFonts w:ascii="Arial" w:hAnsi="Arial" w:cs="Arial"/>
-            <w:b/>
-            <w:bCs/>
-          </w:rPr>
-          <w:t>Selección de ciudad operativa</w:t>
+          <w:t>: Selección de ciudad operativa</w:t>
         </w:r>
       </w:hyperlink>
     </w:p>
@@ -4766,25 +4730,7 @@
             <w:b/>
             <w:bCs/>
           </w:rPr>
-          <w:t>HU-014</w:t>
-        </w:r>
-        <w:r>
-          <w:rPr>
-            <w:rStyle w:val="Hipervnculo"/>
-            <w:rFonts w:ascii="Arial" w:hAnsi="Arial" w:cs="Arial"/>
-            <w:b/>
-            <w:bCs/>
-          </w:rPr>
-          <w:t xml:space="preserve">: </w:t>
-        </w:r>
-        <w:r>
-          <w:rPr>
-            <w:rStyle w:val="Hipervnculo"/>
-            <w:rFonts w:ascii="Arial" w:hAnsi="Arial" w:cs="Arial"/>
-            <w:b/>
-            <w:bCs/>
-          </w:rPr>
-          <w:t>Navegación GPS operativa en ruta</w:t>
+          <w:t>HU-014: Navegación GPS operativa en ruta</w:t>
         </w:r>
       </w:hyperlink>
     </w:p>
@@ -4832,16 +4778,7 @@
             <w:b/>
             <w:bCs/>
           </w:rPr>
-          <w:t xml:space="preserve">HU-015: </w:t>
-        </w:r>
-        <w:r>
-          <w:rPr>
-            <w:rStyle w:val="Hipervnculo"/>
-            <w:rFonts w:ascii="Arial" w:hAnsi="Arial" w:cs="Arial"/>
-            <w:b/>
-            <w:bCs/>
-          </w:rPr>
-          <w:t>Misión (quiz) completada y validada</w:t>
+          <w:t>HU-015: Misión (quiz) completada y validada</w:t>
         </w:r>
       </w:hyperlink>
     </w:p>
@@ -5159,6 +5096,9 @@
       </w:r>
       <w:fldSimple w:instr=" SEQ Ilustración \* ARABIC ">
         <w:r>
+          <w:rPr>
+            <w:noProof/>
+          </w:rPr>
           <w:t>1</w:t>
         </w:r>
       </w:fldSimple>
@@ -5232,6 +5172,9 @@
       </w:r>
       <w:fldSimple w:instr=" SEQ Ilustración \* ARABIC ">
         <w:r>
+          <w:rPr>
+            <w:noProof/>
+          </w:rPr>
           <w:t>2</w:t>
         </w:r>
       </w:fldSimple>
@@ -5627,16 +5570,7 @@
             <w:b/>
             <w:bCs/>
           </w:rPr>
-          <w:t xml:space="preserve"> como tecnología móvil</w:t>
-        </w:r>
-        <w:r>
-          <w:rPr>
-            <w:rStyle w:val="Hipervnculo"/>
-            <w:rFonts w:ascii="Arial" w:hAnsi="Arial" w:cs="Arial"/>
-            <w:b/>
-            <w:bCs/>
-          </w:rPr>
-          <w:t>:</w:t>
+          <w:t xml:space="preserve"> como tecnología móvil:</w:t>
         </w:r>
       </w:hyperlink>
     </w:p>
@@ -5921,9 +5855,15 @@
         <w:rPr>
           <w:rFonts w:ascii="Arial" w:hAnsi="Arial" w:cs="Arial"/>
         </w:rPr>
-        <w:t>Auth:</w:t>
+        <w:t>Auth</w:t>
       </w:r>
       <w:proofErr w:type="spellEnd"/>
+      <w:r>
+        <w:rPr>
+          <w:rFonts w:ascii="Arial" w:hAnsi="Arial" w:cs="Arial"/>
+        </w:rPr>
+        <w:t>:</w:t>
+      </w:r>
     </w:p>
     <w:p>
       <w:pPr>
@@ -5979,9 +5919,15 @@
         <w:rPr>
           <w:rFonts w:ascii="Arial" w:hAnsi="Arial" w:cs="Arial"/>
         </w:rPr>
-        <w:t>Firestore.</w:t>
+        <w:t>Firestore</w:t>
       </w:r>
       <w:proofErr w:type="spellEnd"/>
+      <w:r>
+        <w:rPr>
+          <w:rFonts w:ascii="Arial" w:hAnsi="Arial" w:cs="Arial"/>
+        </w:rPr>
+        <w:t>.</w:t>
+      </w:r>
     </w:p>
     <w:p>
       <w:pPr>
@@ -6033,13 +5979,13 @@
         </w:rPr>
         <w:t>Firestore</w:t>
       </w:r>
+      <w:proofErr w:type="spellEnd"/>
       <w:r>
         <w:rPr>
           <w:rFonts w:ascii="Arial" w:hAnsi="Arial" w:cs="Arial"/>
         </w:rPr>
         <w:t>:</w:t>
       </w:r>
-      <w:proofErr w:type="spellEnd"/>
     </w:p>
     <w:p>
       <w:pPr>
@@ -6637,15 +6583,7 @@
           <w:b/>
           <w:bCs/>
         </w:rPr>
-        <w:t>T</w:t>
-      </w:r>
-      <w:r>
-        <w:rPr>
-          <w:rFonts w:ascii="Arial" w:hAnsi="Arial" w:cs="Arial"/>
-          <w:b/>
-          <w:bCs/>
-        </w:rPr>
-        <w:t>iempo de respuesta general del sistema</w:t>
+        <w:t>Tiempo de respuesta general del sistema</w:t>
       </w:r>
       <w:r>
         <w:rPr>
@@ -14466,6 +14404,7 @@
   <w:style w:type="character" w:default="1" w:styleId="Fuentedeprrafopredeter">
     <w:name w:val="Default Paragraph Font"/>
     <w:uiPriority w:val="1"/>
+    <w:semiHidden/>
     <w:unhideWhenUsed/>
   </w:style>
   <w:style w:type="table" w:default="1" w:styleId="Tablanormal">

--- a/docs/Proyecto_RuteX_GO.docx
+++ b/docs/Proyecto_RuteX_GO.docx
@@ -5002,13 +5002,381 @@
       </w:r>
       <w:bookmarkEnd w:id="6"/>
     </w:p>
-    <w:p>
-      <w:proofErr w:type="spellStart"/>
-      <w:r>
-        <w:t>Figma</w:t>
-      </w:r>
-      <w:proofErr w:type="spellEnd"/>
-    </w:p>
+    <w:p/>
+    <w:p/>
+    <w:tbl>
+      <w:tblPr>
+        <w:tblStyle w:val="Tablaconcuadrcula"/>
+        <w:tblW w:w="0" w:type="auto"/>
+        <w:tblInd w:w="38" w:type="dxa"/>
+        <w:tblLook w:val="04A0" w:firstRow="1" w:lastRow="0" w:firstColumn="1" w:lastColumn="0" w:noHBand="0" w:noVBand="1"/>
+      </w:tblPr>
+      <w:tblGrid>
+        <w:gridCol w:w="4376"/>
+        <w:gridCol w:w="4306"/>
+      </w:tblGrid>
+      <w:tr>
+        <w:tc>
+          <w:tcPr>
+            <w:tcW w:w="4322" w:type="dxa"/>
+            <w:vMerge w:val="restart"/>
+          </w:tcPr>
+          <w:p>
+            <w:r>
+              <w:drawing>
+                <wp:inline distT="0" distB="0" distL="0" distR="0" wp14:anchorId="02249CA4" wp14:editId="2FFCF587">
+                  <wp:extent cx="2649552" cy="7477125"/>
+                  <wp:effectExtent l="0" t="0" r="0" b="0"/>
+                  <wp:docPr id="198631060" name="Imagen 1"/>
+                  <wp:cNvGraphicFramePr>
+                    <a:graphicFrameLocks xmlns:a="http://schemas.openxmlformats.org/drawingml/2006/main" noChangeAspect="1"/>
+                  </wp:cNvGraphicFramePr>
+                  <a:graphic xmlns:a="http://schemas.openxmlformats.org/drawingml/2006/main">
+                    <a:graphicData uri="http://schemas.openxmlformats.org/drawingml/2006/picture">
+                      <pic:pic xmlns:pic="http://schemas.openxmlformats.org/drawingml/2006/picture">
+                        <pic:nvPicPr>
+                          <pic:cNvPr id="198631060" name=""/>
+                          <pic:cNvPicPr/>
+                        </pic:nvPicPr>
+                        <pic:blipFill>
+                          <a:blip r:embed="rId31"/>
+                          <a:stretch>
+                            <a:fillRect/>
+                          </a:stretch>
+                        </pic:blipFill>
+                        <pic:spPr>
+                          <a:xfrm>
+                            <a:off x="0" y="0"/>
+                            <a:ext cx="2657795" cy="7500387"/>
+                          </a:xfrm>
+                          <a:prstGeom prst="rect">
+                            <a:avLst/>
+                          </a:prstGeom>
+                        </pic:spPr>
+                      </pic:pic>
+                    </a:graphicData>
+                  </a:graphic>
+                </wp:inline>
+              </w:drawing>
+            </w:r>
+          </w:p>
+        </w:tc>
+        <w:tc>
+          <w:tcPr>
+            <w:tcW w:w="4322" w:type="dxa"/>
+          </w:tcPr>
+          <w:p>
+            <w:pPr>
+              <w:pStyle w:val="Prrafodelista"/>
+              <w:numPr>
+                <w:ilvl w:val="0"/>
+                <w:numId w:val="4"/>
+              </w:numPr>
+              <w:jc w:val="both"/>
+              <w:rPr>
+                <w:rFonts w:ascii="Arial" w:hAnsi="Arial" w:cs="Arial"/>
+              </w:rPr>
+            </w:pPr>
+            <w:hyperlink r:id="rId32" w:history="1">
+              <w:r>
+                <w:rPr>
+                  <w:rStyle w:val="Hipervnculo"/>
+                  <w:rFonts w:ascii="Arial" w:hAnsi="Arial" w:cs="Arial"/>
+                  <w:b/>
+                  <w:bCs/>
+                </w:rPr>
+                <w:t>HU-011: Autenticación completa (</w:t>
+              </w:r>
+              <w:proofErr w:type="spellStart"/>
+              <w:r>
+                <w:rPr>
+                  <w:rStyle w:val="Hipervnculo"/>
+                  <w:rFonts w:ascii="Arial" w:hAnsi="Arial" w:cs="Arial"/>
+                  <w:b/>
+                  <w:bCs/>
+                </w:rPr>
+                <w:t>login</w:t>
+              </w:r>
+              <w:proofErr w:type="spellEnd"/>
+              <w:r>
+                <w:rPr>
+                  <w:rStyle w:val="Hipervnculo"/>
+                  <w:rFonts w:ascii="Arial" w:hAnsi="Arial" w:cs="Arial"/>
+                  <w:b/>
+                  <w:bCs/>
+                </w:rPr>
+                <w:t xml:space="preserve"> + recuperación de contraseña)</w:t>
+              </w:r>
+            </w:hyperlink>
+          </w:p>
+          <w:p/>
+        </w:tc>
+      </w:tr>
+      <w:tr>
+        <w:tc>
+          <w:tcPr>
+            <w:tcW w:w="4322" w:type="dxa"/>
+            <w:vMerge/>
+          </w:tcPr>
+          <w:p/>
+        </w:tc>
+        <w:tc>
+          <w:tcPr>
+            <w:tcW w:w="4322" w:type="dxa"/>
+          </w:tcPr>
+          <w:p>
+            <w:pPr>
+              <w:pStyle w:val="Prrafodelista"/>
+              <w:numPr>
+                <w:ilvl w:val="0"/>
+                <w:numId w:val="29"/>
+              </w:numPr>
+              <w:rPr>
+                <w:b/>
+                <w:bCs/>
+              </w:rPr>
+            </w:pPr>
+            <w:r>
+              <w:rPr>
+                <w:b/>
+                <w:bCs/>
+              </w:rPr>
+              <w:t>Criterios de Aceptación (CA)</w:t>
+            </w:r>
+          </w:p>
+          <w:tbl>
+            <w:tblPr>
+              <w:tblStyle w:val="Tablaconcuadrcula"/>
+              <w:tblW w:w="4090" w:type="dxa"/>
+              <w:tblLook w:val="04A0" w:firstRow="1" w:lastRow="0" w:firstColumn="1" w:lastColumn="0" w:noHBand="0" w:noVBand="1"/>
+            </w:tblPr>
+            <w:tblGrid>
+              <w:gridCol w:w="2045"/>
+              <w:gridCol w:w="2045"/>
+            </w:tblGrid>
+            <w:tr>
+              <w:tc>
+                <w:tcPr>
+                  <w:tcW w:w="2045" w:type="dxa"/>
+                  <w:vAlign w:val="center"/>
+                </w:tcPr>
+                <w:p>
+                  <w:r>
+                    <w:rPr>
+                      <w:b/>
+                      <w:bCs/>
+                    </w:rPr>
+                    <w:t>ID</w:t>
+                  </w:r>
+                </w:p>
+              </w:tc>
+              <w:tc>
+                <w:tcPr>
+                  <w:tcW w:w="2045" w:type="dxa"/>
+                  <w:vAlign w:val="center"/>
+                </w:tcPr>
+                <w:p>
+                  <w:r>
+                    <w:rPr>
+                      <w:b/>
+                      <w:bCs/>
+                    </w:rPr>
+                    <w:t>Criterio de Aceptación</w:t>
+                  </w:r>
+                </w:p>
+              </w:tc>
+            </w:tr>
+            <w:tr>
+              <w:tc>
+                <w:tcPr>
+                  <w:tcW w:w="2045" w:type="dxa"/>
+                  <w:vAlign w:val="center"/>
+                </w:tcPr>
+                <w:p>
+                  <w:r>
+                    <w:t>CA-002-1</w:t>
+                  </w:r>
+                </w:p>
+              </w:tc>
+              <w:tc>
+                <w:tcPr>
+                  <w:tcW w:w="2045" w:type="dxa"/>
+                  <w:vAlign w:val="center"/>
+                </w:tcPr>
+                <w:p>
+                  <w:r>
+                    <w:t>Dado que introduzco credenciales correctas, cuando pulso “Iniciar sesión”, entonces accedo a la pantalla principal.</w:t>
+                  </w:r>
+                </w:p>
+              </w:tc>
+            </w:tr>
+            <w:tr>
+              <w:tc>
+                <w:tcPr>
+                  <w:tcW w:w="2045" w:type="dxa"/>
+                  <w:vAlign w:val="center"/>
+                </w:tcPr>
+                <w:p>
+                  <w:r>
+                    <w:t>CA-002-2</w:t>
+                  </w:r>
+                </w:p>
+              </w:tc>
+              <w:tc>
+                <w:tcPr>
+                  <w:tcW w:w="2045" w:type="dxa"/>
+                  <w:vAlign w:val="center"/>
+                </w:tcPr>
+                <w:p>
+                  <w:r>
+                    <w:t>Dado que introduzco una contraseña incorrecta, cuando intento entrar, entonces aparece un mensaje de error claro.</w:t>
+                  </w:r>
+                </w:p>
+              </w:tc>
+            </w:tr>
+            <w:tr>
+              <w:tc>
+                <w:tcPr>
+                  <w:tcW w:w="2045" w:type="dxa"/>
+                  <w:vAlign w:val="center"/>
+                </w:tcPr>
+                <w:p>
+                  <w:r>
+                    <w:t>CA-002-3</w:t>
+                  </w:r>
+                </w:p>
+              </w:tc>
+              <w:tc>
+                <w:tcPr>
+                  <w:tcW w:w="2045" w:type="dxa"/>
+                  <w:vAlign w:val="center"/>
+                </w:tcPr>
+                <w:p>
+                  <w:r>
+                    <w:t>Dado que no recuerdo mi contraseña, cuando pulso “¿Has olvidado tu contraseña?”, entonces se me envía un email para restablecerla.</w:t>
+                  </w:r>
+                </w:p>
+              </w:tc>
+            </w:tr>
+            <w:tr>
+              <w:tc>
+                <w:tcPr>
+                  <w:tcW w:w="2045" w:type="dxa"/>
+                  <w:vAlign w:val="center"/>
+                </w:tcPr>
+                <w:p>
+                  <w:r>
+                    <w:lastRenderedPageBreak/>
+                    <w:t>CA-002-</w:t>
+                  </w:r>
+                  <w:r>
+                    <w:t>4</w:t>
+                  </w:r>
+                </w:p>
+              </w:tc>
+              <w:tc>
+                <w:tcPr>
+                  <w:tcW w:w="2045" w:type="dxa"/>
+                  <w:vAlign w:val="center"/>
+                </w:tcPr>
+                <w:p>
+                  <w:r>
+                    <w:t>Dado que el correo no existe, cuando intento recuperar la contraseña, entonces recibo un aviso indicando que no hay ninguna cuenta asociada a ese email.</w:t>
+                  </w:r>
+                </w:p>
+              </w:tc>
+            </w:tr>
+          </w:tbl>
+          <w:p/>
+        </w:tc>
+      </w:tr>
+      <w:tr>
+        <w:tc>
+          <w:tcPr>
+            <w:tcW w:w="4322" w:type="dxa"/>
+            <w:vMerge/>
+          </w:tcPr>
+          <w:p/>
+        </w:tc>
+        <w:tc>
+          <w:tcPr>
+            <w:tcW w:w="4322" w:type="dxa"/>
+          </w:tcPr>
+          <w:p>
+            <w:pPr>
+              <w:pStyle w:val="Prrafodelista"/>
+              <w:numPr>
+                <w:ilvl w:val="0"/>
+                <w:numId w:val="29"/>
+              </w:numPr>
+              <w:rPr>
+                <w:b/>
+                <w:bCs/>
+              </w:rPr>
+            </w:pPr>
+            <w:r>
+              <w:rPr>
+                <w:b/>
+                <w:bCs/>
+              </w:rPr>
+              <w:t>Flujo de navegación asociado</w:t>
+            </w:r>
+          </w:p>
+          <w:p>
+            <w:proofErr w:type="spellStart"/>
+            <w:r>
+              <w:rPr>
+                <w:b/>
+                <w:bCs/>
+              </w:rPr>
+              <w:t>Login</w:t>
+            </w:r>
+            <w:proofErr w:type="spellEnd"/>
+            <w:r>
+              <w:rPr>
+                <w:b/>
+                <w:bCs/>
+              </w:rPr>
+              <w:t xml:space="preserve"> → Validación → </w:t>
+            </w:r>
+            <w:proofErr w:type="spellStart"/>
+            <w:r>
+              <w:rPr>
+                <w:b/>
+                <w:bCs/>
+              </w:rPr>
+              <w:t>Firebase</w:t>
+            </w:r>
+            <w:proofErr w:type="spellEnd"/>
+            <w:r>
+              <w:rPr>
+                <w:b/>
+                <w:bCs/>
+              </w:rPr>
+              <w:t xml:space="preserve"> </w:t>
+            </w:r>
+            <w:proofErr w:type="spellStart"/>
+            <w:r>
+              <w:rPr>
+                <w:b/>
+                <w:bCs/>
+              </w:rPr>
+              <w:t>Auth</w:t>
+            </w:r>
+            <w:proofErr w:type="spellEnd"/>
+            <w:r>
+              <w:rPr>
+                <w:b/>
+                <w:bCs/>
+              </w:rPr>
+              <w:t xml:space="preserve"> → Home / Error</w:t>
+            </w:r>
+          </w:p>
+          <w:p/>
+        </w:tc>
+      </w:tr>
+    </w:tbl>
+    <w:p/>
     <w:p>
       <w:pPr>
         <w:pStyle w:val="Ttulo1"/>
@@ -5019,6 +5387,7 @@
       </w:pPr>
       <w:bookmarkStart w:id="7" w:name="_Toc215059492"/>
       <w:r>
+        <w:lastRenderedPageBreak/>
         <w:t>Arquitectura</w:t>
       </w:r>
       <w:bookmarkEnd w:id="7"/>
@@ -5064,7 +5433,7 @@
                     </pic:cNvPicPr>
                   </pic:nvPicPr>
                   <pic:blipFill>
-                    <a:blip r:embed="rId31"/>
+                    <a:blip r:embed="rId33"/>
                     <a:stretch>
                       <a:fillRect/>
                     </a:stretch>
@@ -5122,6 +5491,7 @@
         <w:rPr>
           <w:noProof/>
         </w:rPr>
+        <w:lastRenderedPageBreak/>
         <w:drawing>
           <wp:inline distT="0" distB="0" distL="0" distR="0" wp14:anchorId="2F8A6D59" wp14:editId="6C91B2B1">
             <wp:extent cx="3335655" cy="7916545"/>
@@ -5140,7 +5510,7 @@
                     </pic:cNvPicPr>
                   </pic:nvPicPr>
                   <pic:blipFill>
-                    <a:blip r:embed="rId32"/>
+                    <a:blip r:embed="rId34"/>
                     <a:stretch>
                       <a:fillRect/>
                     </a:stretch>
@@ -5522,7 +5892,7 @@
           <w:bCs/>
         </w:rPr>
       </w:pPr>
-      <w:hyperlink r:id="rId33" w:history="1">
+      <w:hyperlink r:id="rId35" w:history="1">
         <w:r>
           <w:rPr>
             <w:rStyle w:val="Hipervnculo"/>
@@ -5674,7 +6044,7 @@
           <w:rFonts w:ascii="Arial" w:hAnsi="Arial" w:cs="Arial"/>
         </w:rPr>
       </w:pPr>
-      <w:hyperlink r:id="rId34" w:history="1">
+      <w:hyperlink r:id="rId36" w:history="1">
         <w:r>
           <w:rPr>
             <w:rStyle w:val="Hipervnculo"/>
@@ -7448,7 +7818,13 @@
         <w:rPr>
           <w:rFonts w:ascii="Arial" w:hAnsi="Arial" w:cs="Arial"/>
         </w:rPr>
-        <w:t>, Perfil de usuario, Selección de rutas por ciudades, Ruta, Misión/trivia, Resultados de la ruta.</w:t>
+        <w:t>, Perfil de usuario, Selección de rutas por ciudades, Ruta, Misión/trivia, Resultados de la ruta</w:t>
+      </w:r>
+      <w:r>
+        <w:rPr>
+          <w:rFonts w:ascii="Arial" w:hAnsi="Arial" w:cs="Arial"/>
+        </w:rPr>
+        <w:t>.</w:t>
       </w:r>
     </w:p>
     <w:p>
@@ -7474,11 +7850,9 @@
         </w:numPr>
       </w:pPr>
       <w:bookmarkStart w:id="14" w:name="_Toc215059499"/>
-      <w:proofErr w:type="spellStart"/>
-      <w:r>
-        <w:t>Guia</w:t>
-      </w:r>
-      <w:proofErr w:type="spellEnd"/>
+      <w:r>
+        <w:t>Guía</w:t>
+      </w:r>
       <w:r>
         <w:t xml:space="preserve"> de diseño</w:t>
       </w:r>
@@ -7507,7 +7881,7 @@
       <w:pPr>
         <w:pStyle w:val="Prrafodelista"/>
         <w:numPr>
-          <w:ilvl w:val="0"/>
+          <w:ilvl w:val="1"/>
           <w:numId w:val="9"/>
         </w:numPr>
         <w:jc w:val="both"/>
@@ -7519,8 +7893,149 @@
         <w:rPr>
           <w:rFonts w:ascii="Arial" w:hAnsi="Arial" w:cs="Arial"/>
         </w:rPr>
-        <w:t xml:space="preserve">Tipografía: </w:t>
-      </w:r>
+        <w:t>Verde: #</w:t>
+      </w:r>
+      <w:r>
+        <w:rPr>
+          <w:rFonts w:ascii="Arial" w:hAnsi="Arial" w:cs="Arial"/>
+        </w:rPr>
+        <w:t>007A3D</w:t>
+      </w:r>
+    </w:p>
+    <w:p>
+      <w:pPr>
+        <w:pStyle w:val="Prrafodelista"/>
+        <w:numPr>
+          <w:ilvl w:val="1"/>
+          <w:numId w:val="9"/>
+        </w:numPr>
+        <w:jc w:val="both"/>
+        <w:rPr>
+          <w:rFonts w:ascii="Arial" w:hAnsi="Arial" w:cs="Arial"/>
+        </w:rPr>
+      </w:pPr>
+      <w:r>
+        <w:rPr>
+          <w:rFonts w:ascii="Arial" w:hAnsi="Arial" w:cs="Arial"/>
+        </w:rPr>
+        <w:t>Verde claro: #</w:t>
+      </w:r>
+      <w:r>
+        <w:rPr>
+          <w:rFonts w:ascii="Arial" w:hAnsi="Arial" w:cs="Arial"/>
+        </w:rPr>
+        <w:t>4CAF70</w:t>
+      </w:r>
+    </w:p>
+    <w:p>
+      <w:pPr>
+        <w:pStyle w:val="Prrafodelista"/>
+        <w:numPr>
+          <w:ilvl w:val="1"/>
+          <w:numId w:val="9"/>
+        </w:numPr>
+        <w:jc w:val="both"/>
+        <w:rPr>
+          <w:rFonts w:ascii="Arial" w:hAnsi="Arial" w:cs="Arial"/>
+        </w:rPr>
+      </w:pPr>
+      <w:r>
+        <w:rPr>
+          <w:rFonts w:ascii="Arial" w:hAnsi="Arial" w:cs="Arial"/>
+        </w:rPr>
+        <w:t>Blanco: #</w:t>
+      </w:r>
+      <w:r>
+        <w:rPr>
+          <w:rFonts w:ascii="Arial" w:hAnsi="Arial" w:cs="Arial"/>
+        </w:rPr>
+        <w:t>FFFFFF</w:t>
+      </w:r>
+    </w:p>
+    <w:p>
+      <w:pPr>
+        <w:pStyle w:val="Prrafodelista"/>
+        <w:numPr>
+          <w:ilvl w:val="1"/>
+          <w:numId w:val="9"/>
+        </w:numPr>
+        <w:jc w:val="both"/>
+        <w:rPr>
+          <w:rFonts w:ascii="Arial" w:hAnsi="Arial" w:cs="Arial"/>
+        </w:rPr>
+      </w:pPr>
+      <w:r>
+        <w:rPr>
+          <w:rFonts w:ascii="Arial" w:hAnsi="Arial" w:cs="Arial"/>
+        </w:rPr>
+        <w:t>Gris Neutro: #</w:t>
+      </w:r>
+      <w:r>
+        <w:rPr>
+          <w:rFonts w:ascii="Arial" w:hAnsi="Arial" w:cs="Arial"/>
+        </w:rPr>
+        <w:t>7A8587</w:t>
+      </w:r>
+    </w:p>
+    <w:p>
+      <w:pPr>
+        <w:pStyle w:val="Prrafodelista"/>
+        <w:numPr>
+          <w:ilvl w:val="1"/>
+          <w:numId w:val="9"/>
+        </w:numPr>
+        <w:jc w:val="both"/>
+        <w:rPr>
+          <w:rFonts w:ascii="Arial" w:hAnsi="Arial" w:cs="Arial"/>
+        </w:rPr>
+      </w:pPr>
+      <w:r>
+        <w:rPr>
+          <w:rFonts w:ascii="Arial" w:hAnsi="Arial" w:cs="Arial"/>
+        </w:rPr>
+        <w:t>Negro claro: #</w:t>
+      </w:r>
+      <w:r>
+        <w:rPr>
+          <w:rFonts w:ascii="Arial" w:hAnsi="Arial" w:cs="Arial"/>
+        </w:rPr>
+        <w:t>2F3333</w:t>
+      </w:r>
+    </w:p>
+    <w:p>
+      <w:pPr>
+        <w:pStyle w:val="Prrafodelista"/>
+        <w:numPr>
+          <w:ilvl w:val="1"/>
+          <w:numId w:val="9"/>
+        </w:numPr>
+        <w:jc w:val="both"/>
+        <w:rPr>
+          <w:rFonts w:ascii="Arial" w:hAnsi="Arial" w:cs="Arial"/>
+        </w:rPr>
+      </w:pPr>
+      <w:r>
+        <w:rPr>
+          <w:rFonts w:ascii="Arial" w:hAnsi="Arial" w:cs="Arial"/>
+        </w:rPr>
+        <w:t>Negro: #</w:t>
+      </w:r>
+      <w:r>
+        <w:rPr>
+          <w:rFonts w:ascii="Arial" w:hAnsi="Arial" w:cs="Arial"/>
+        </w:rPr>
+        <w:t>0B0B0B</w:t>
+      </w:r>
+    </w:p>
+    <w:p>
+      <w:pPr>
+        <w:pStyle w:val="Prrafodelista"/>
+        <w:ind w:left="1440"/>
+        <w:jc w:val="both"/>
+        <w:rPr>
+          <w:rFonts w:ascii="Arial" w:hAnsi="Arial" w:cs="Arial"/>
+        </w:rPr>
+      </w:pPr>
     </w:p>
     <w:p>
       <w:pPr>
@@ -7538,7 +8053,334 @@
         <w:rPr>
           <w:rFonts w:ascii="Arial" w:hAnsi="Arial" w:cs="Arial"/>
         </w:rPr>
+        <w:t>Tipografía:</w:t>
+      </w:r>
+      <w:r>
+        <w:rPr>
+          <w:rFonts w:ascii="Arial" w:hAnsi="Arial" w:cs="Arial"/>
+        </w:rPr>
+        <w:t xml:space="preserve"> se ha elegido el estilo Montserrat</w:t>
+      </w:r>
+      <w:r>
+        <w:rPr>
+          <w:rFonts w:ascii="Arial" w:hAnsi="Arial" w:cs="Arial"/>
+        </w:rPr>
+        <w:t xml:space="preserve"> </w:t>
+      </w:r>
+    </w:p>
+    <w:p>
+      <w:pPr>
+        <w:pStyle w:val="Prrafodelista"/>
+        <w:numPr>
+          <w:ilvl w:val="1"/>
+          <w:numId w:val="9"/>
+        </w:numPr>
+        <w:jc w:val="both"/>
+        <w:rPr>
+          <w:rFonts w:ascii="Arial" w:hAnsi="Arial" w:cs="Arial"/>
+        </w:rPr>
+      </w:pPr>
+      <w:r>
+        <w:rPr>
+          <w:rFonts w:ascii="Arial" w:hAnsi="Arial" w:cs="Arial"/>
+        </w:rPr>
+        <w:t>H1: 28/Bold</w:t>
+      </w:r>
+    </w:p>
+    <w:p>
+      <w:pPr>
+        <w:pStyle w:val="Prrafodelista"/>
+        <w:numPr>
+          <w:ilvl w:val="1"/>
+          <w:numId w:val="9"/>
+        </w:numPr>
+        <w:jc w:val="both"/>
+        <w:rPr>
+          <w:rFonts w:ascii="Arial" w:hAnsi="Arial" w:cs="Arial"/>
+        </w:rPr>
+      </w:pPr>
+      <w:r>
+        <w:rPr>
+          <w:rFonts w:ascii="Arial" w:hAnsi="Arial" w:cs="Arial"/>
+        </w:rPr>
+        <w:t>H2: 22/</w:t>
+      </w:r>
+      <w:proofErr w:type="spellStart"/>
+      <w:r>
+        <w:rPr>
+          <w:rFonts w:ascii="Arial" w:hAnsi="Arial" w:cs="Arial"/>
+        </w:rPr>
+        <w:t>Semibold</w:t>
+      </w:r>
+      <w:proofErr w:type="spellEnd"/>
+    </w:p>
+    <w:p>
+      <w:pPr>
+        <w:pStyle w:val="Prrafodelista"/>
+        <w:numPr>
+          <w:ilvl w:val="1"/>
+          <w:numId w:val="9"/>
+        </w:numPr>
+        <w:jc w:val="both"/>
+        <w:rPr>
+          <w:rFonts w:ascii="Arial" w:hAnsi="Arial" w:cs="Arial"/>
+        </w:rPr>
+      </w:pPr>
+      <w:proofErr w:type="spellStart"/>
+      <w:r>
+        <w:rPr>
+          <w:rFonts w:ascii="Arial" w:hAnsi="Arial" w:cs="Arial"/>
+        </w:rPr>
+        <w:t>Body</w:t>
+      </w:r>
+      <w:proofErr w:type="spellEnd"/>
+      <w:r>
+        <w:rPr>
+          <w:rFonts w:ascii="Arial" w:hAnsi="Arial" w:cs="Arial"/>
+        </w:rPr>
+        <w:t>: 16/Regular</w:t>
+      </w:r>
+    </w:p>
+    <w:p>
+      <w:pPr>
+        <w:pStyle w:val="Prrafodelista"/>
+        <w:numPr>
+          <w:ilvl w:val="1"/>
+          <w:numId w:val="9"/>
+        </w:numPr>
+        <w:jc w:val="both"/>
+        <w:rPr>
+          <w:rFonts w:ascii="Arial" w:hAnsi="Arial" w:cs="Arial"/>
+        </w:rPr>
+      </w:pPr>
+      <w:proofErr w:type="spellStart"/>
+      <w:r>
+        <w:rPr>
+          <w:rFonts w:ascii="Arial" w:hAnsi="Arial" w:cs="Arial"/>
+        </w:rPr>
+        <w:t>FootNote</w:t>
+      </w:r>
+      <w:proofErr w:type="spellEnd"/>
+      <w:r>
+        <w:rPr>
+          <w:rFonts w:ascii="Arial" w:hAnsi="Arial" w:cs="Arial"/>
+        </w:rPr>
+        <w:t>: 12/regular</w:t>
+      </w:r>
+    </w:p>
+    <w:p>
+      <w:pPr>
+        <w:pStyle w:val="Prrafodelista"/>
+        <w:numPr>
+          <w:ilvl w:val="1"/>
+          <w:numId w:val="9"/>
+        </w:numPr>
+        <w:jc w:val="both"/>
+        <w:rPr>
+          <w:rFonts w:ascii="Arial" w:hAnsi="Arial" w:cs="Arial"/>
+        </w:rPr>
+      </w:pPr>
+      <w:proofErr w:type="spellStart"/>
+      <w:r>
+        <w:rPr>
+          <w:rFonts w:ascii="Arial" w:hAnsi="Arial" w:cs="Arial"/>
+        </w:rPr>
+        <w:t>TextButton</w:t>
+      </w:r>
+      <w:proofErr w:type="spellEnd"/>
+      <w:r>
+        <w:rPr>
+          <w:rFonts w:ascii="Arial" w:hAnsi="Arial" w:cs="Arial"/>
+        </w:rPr>
+        <w:t>: 16/Regular</w:t>
+      </w:r>
+    </w:p>
+    <w:p>
+      <w:pPr>
+        <w:pStyle w:val="Prrafodelista"/>
+        <w:numPr>
+          <w:ilvl w:val="1"/>
+          <w:numId w:val="9"/>
+        </w:numPr>
+        <w:jc w:val="both"/>
+        <w:rPr>
+          <w:rFonts w:ascii="Arial" w:hAnsi="Arial" w:cs="Arial"/>
+        </w:rPr>
+      </w:pPr>
+      <w:proofErr w:type="spellStart"/>
+      <w:r>
+        <w:rPr>
+          <w:rFonts w:ascii="Arial" w:hAnsi="Arial" w:cs="Arial"/>
+        </w:rPr>
+        <w:t>Informacion</w:t>
+      </w:r>
+      <w:proofErr w:type="spellEnd"/>
+      <w:r>
+        <w:rPr>
+          <w:rFonts w:ascii="Arial" w:hAnsi="Arial" w:cs="Arial"/>
+        </w:rPr>
+        <w:t>: 16/</w:t>
+      </w:r>
+      <w:proofErr w:type="spellStart"/>
+      <w:r>
+        <w:rPr>
+          <w:rFonts w:ascii="Arial" w:hAnsi="Arial" w:cs="Arial"/>
+        </w:rPr>
+        <w:t>Semibold</w:t>
+      </w:r>
+      <w:proofErr w:type="spellEnd"/>
+    </w:p>
+    <w:p>
+      <w:pPr>
+        <w:pStyle w:val="Prrafodelista"/>
+        <w:numPr>
+          <w:ilvl w:val="1"/>
+          <w:numId w:val="9"/>
+        </w:numPr>
+        <w:jc w:val="both"/>
+        <w:rPr>
+          <w:rFonts w:ascii="Arial" w:hAnsi="Arial" w:cs="Arial"/>
+        </w:rPr>
+      </w:pPr>
+      <w:r>
+        <w:rPr>
+          <w:rFonts w:ascii="Arial" w:hAnsi="Arial" w:cs="Arial"/>
+        </w:rPr>
+        <w:t>Inputs: 14/Regular</w:t>
+      </w:r>
+    </w:p>
+    <w:p>
+      <w:pPr>
+        <w:pStyle w:val="Prrafodelista"/>
+        <w:numPr>
+          <w:ilvl w:val="0"/>
+          <w:numId w:val="9"/>
+        </w:numPr>
+        <w:jc w:val="both"/>
+        <w:rPr>
+          <w:rFonts w:ascii="Arial" w:hAnsi="Arial" w:cs="Arial"/>
+        </w:rPr>
+      </w:pPr>
+      <w:r>
+        <w:rPr>
+          <w:rFonts w:ascii="Arial" w:hAnsi="Arial" w:cs="Arial"/>
+        </w:rPr>
+        <w:lastRenderedPageBreak/>
         <w:t>Estilo visual:</w:t>
+      </w:r>
+    </w:p>
+    <w:p>
+      <w:pPr>
+        <w:pStyle w:val="Prrafodelista"/>
+        <w:numPr>
+          <w:ilvl w:val="1"/>
+          <w:numId w:val="9"/>
+        </w:numPr>
+        <w:jc w:val="both"/>
+        <w:rPr>
+          <w:rFonts w:ascii="Arial" w:hAnsi="Arial" w:cs="Arial"/>
+        </w:rPr>
+      </w:pPr>
+      <w:r>
+        <w:rPr>
+          <w:rFonts w:ascii="Arial" w:hAnsi="Arial" w:cs="Arial"/>
+        </w:rPr>
+        <w:t>Estilo minimalista y limpio</w:t>
+      </w:r>
+    </w:p>
+    <w:p>
+      <w:pPr>
+        <w:pStyle w:val="Prrafodelista"/>
+        <w:numPr>
+          <w:ilvl w:val="1"/>
+          <w:numId w:val="9"/>
+        </w:numPr>
+        <w:jc w:val="both"/>
+        <w:rPr>
+          <w:rFonts w:ascii="Arial" w:hAnsi="Arial" w:cs="Arial"/>
+        </w:rPr>
+      </w:pPr>
+      <w:r>
+        <w:rPr>
+          <w:rFonts w:ascii="Arial" w:hAnsi="Arial" w:cs="Arial"/>
+        </w:rPr>
+        <w:t>Uso colores suaves</w:t>
+      </w:r>
+    </w:p>
+    <w:p>
+      <w:pPr>
+        <w:pStyle w:val="Prrafodelista"/>
+        <w:numPr>
+          <w:ilvl w:val="1"/>
+          <w:numId w:val="9"/>
+        </w:numPr>
+        <w:jc w:val="both"/>
+        <w:rPr>
+          <w:rFonts w:ascii="Arial" w:hAnsi="Arial" w:cs="Arial"/>
+        </w:rPr>
+      </w:pPr>
+      <w:r>
+        <w:rPr>
+          <w:rFonts w:ascii="Arial" w:hAnsi="Arial" w:cs="Arial"/>
+        </w:rPr>
+        <w:t>Botones y tarjetas con bordes suaves</w:t>
+      </w:r>
+    </w:p>
+    <w:p>
+      <w:pPr>
+        <w:pStyle w:val="Prrafodelista"/>
+        <w:numPr>
+          <w:ilvl w:val="1"/>
+          <w:numId w:val="9"/>
+        </w:numPr>
+        <w:jc w:val="both"/>
+        <w:rPr>
+          <w:rFonts w:ascii="Arial" w:hAnsi="Arial" w:cs="Arial"/>
+        </w:rPr>
+      </w:pPr>
+      <w:r>
+        <w:rPr>
+          <w:rFonts w:ascii="Arial" w:hAnsi="Arial" w:cs="Arial"/>
+        </w:rPr>
+        <w:t>Estética “Aplicación turística / de misiones”</w:t>
+      </w:r>
+    </w:p>
+    <w:p>
+      <w:pPr>
+        <w:pStyle w:val="Prrafodelista"/>
+        <w:numPr>
+          <w:ilvl w:val="1"/>
+          <w:numId w:val="9"/>
+        </w:numPr>
+        <w:jc w:val="both"/>
+        <w:rPr>
+          <w:rFonts w:ascii="Arial" w:hAnsi="Arial" w:cs="Arial"/>
+        </w:rPr>
+      </w:pPr>
+      <w:r>
+        <w:rPr>
+          <w:rFonts w:ascii="Arial" w:hAnsi="Arial" w:cs="Arial"/>
+        </w:rPr>
+        <w:t>Tipografía simple y legible</w:t>
+      </w:r>
+    </w:p>
+    <w:p>
+      <w:pPr>
+        <w:pStyle w:val="Prrafodelista"/>
+        <w:numPr>
+          <w:ilvl w:val="1"/>
+          <w:numId w:val="9"/>
+        </w:numPr>
+        <w:jc w:val="both"/>
+        <w:rPr>
+          <w:rFonts w:ascii="Arial" w:hAnsi="Arial" w:cs="Arial"/>
+        </w:rPr>
+      </w:pPr>
+      <w:r>
+        <w:rPr>
+          <w:rFonts w:ascii="Arial" w:hAnsi="Arial" w:cs="Arial"/>
+        </w:rPr>
+        <w:t>Interfaz centrada en usabilidad.</w:t>
       </w:r>
     </w:p>
     <w:p>
@@ -7617,11 +8459,9 @@
       <w:bookmarkEnd w:id="17"/>
     </w:p>
     <w:p>
-      <w:proofErr w:type="spellStart"/>
-      <w:r>
-        <w:t>asdasfasdf</w:t>
-      </w:r>
-      <w:proofErr w:type="spellEnd"/>
+      <w:r>
+        <w:t>Nada de momento</w:t>
+      </w:r>
     </w:p>
     <w:p>
       <w:pPr>
@@ -7633,17 +8473,14 @@
       </w:pPr>
       <w:bookmarkStart w:id="18" w:name="_Toc215059503"/>
       <w:r>
-        <w:lastRenderedPageBreak/>
         <w:t>Enlaces y referencias de artefactos</w:t>
       </w:r>
       <w:bookmarkEnd w:id="18"/>
     </w:p>
     <w:p>
-      <w:proofErr w:type="spellStart"/>
-      <w:r>
-        <w:t>asdfasdf</w:t>
-      </w:r>
-      <w:proofErr w:type="spellEnd"/>
+      <w:r>
+        <w:t>Nada de momento</w:t>
+      </w:r>
     </w:p>
     <w:p>
       <w:pPr>
@@ -7665,18 +8502,16 @@
       <w:bookmarkEnd w:id="19"/>
     </w:p>
     <w:p>
-      <w:proofErr w:type="spellStart"/>
-      <w:r>
-        <w:t>asdfasdfa</w:t>
-      </w:r>
-      <w:proofErr w:type="spellEnd"/>
+      <w:r>
+        <w:t>Nada de momento</w:t>
+      </w:r>
       <w:r>
         <w:br/>
       </w:r>
     </w:p>
     <w:sectPr>
-      <w:headerReference w:type="default" r:id="rId35"/>
-      <w:footerReference w:type="default" r:id="rId36"/>
+      <w:headerReference w:type="default" r:id="rId37"/>
+      <w:footerReference w:type="default" r:id="rId38"/>
       <w:pgSz w:w="11906" w:h="16838"/>
       <w:pgMar w:top="1417" w:right="1701" w:bottom="1417" w:left="1701" w:header="708" w:footer="708" w:gutter="0"/>
       <w:cols w:space="720"/>
@@ -8455,20 +9290,8 @@
       <w:rPr>
         <w:noProof/>
       </w:rPr>
-      <w:pict w14:anchorId="0F9A7AF1">
-        <v:shape id="Forma libre: forma 1909324547" o:spid="_x0000_s1044" style="position:absolute;margin-left:-68.25pt;margin-top:-27pt;width:558pt;height:79.8pt;z-index:-251669504;visibility:visible;mso-wrap-style:square;mso-wrap-distance-left:0;mso-wrap-distance-top:0;mso-wrap-distance-right:0;mso-wrap-distance-bottom:0;mso-position-horizontal:absolute;mso-position-horizontal-relative:text;mso-position-vertical:absolute;mso-position-vertical-relative:text;v-text-anchor:top" coordsize="6677025,711835" o:spt="100" o:gfxdata="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" adj="0,,0" path="m6676644,r-13716,l6662928,12192r,330708l6662928,355092r,344424l800100,699516r,-344424l5330952,355092r12192,l5952744,355092r12192,l6662928,355092r,-12192l5964936,342900r,-330708l6662928,12192r,-12192l5964936,r-12192,l5952744,12192r,330708l5343144,342900r,-330708l5952744,12192r,-12192l5343144,r-12192,l5330952,12192r,330708l800100,342900r,-330708l5330952,12192r,-12192l800100,,786384,r,12192l786384,342900r,12192l786384,699516r-774192,l12192,12192r774192,l786384,,12192,,,,,12192,,699516r,12192l12192,711708r774192,l800100,711708r5862828,l6676644,711708r,-12192l6676644,355092r,-12192l6676644,12192r,-12192xe" fillcolor="black" stroked="f" strokeweight="0">
-          <v:stroke joinstyle="round"/>
-          <v:formulas/>
-          <v:path arrowok="t" o:connecttype="segments" textboxrect="0,0,6677623,712281"/>
-        </v:shape>
-      </w:pict>
-    </w:r>
-    <w:r>
-      <w:rPr>
-        <w:noProof/>
-      </w:rPr>
       <w:pict w14:anchorId="114B5FB9">
-        <v:rect id="Rectángulo 1909324546" o:spid="_x0000_s1043" style="position:absolute;margin-left:382.15pt;margin-top:-24.2pt;width:45pt;height:23pt;z-index:-251667456;visibility:visible;mso-wrap-style:square;mso-wrap-distance-left:9pt;mso-wrap-distance-top:3.6pt;mso-wrap-distance-right:9pt;mso-wrap-distance-bottom:3.6pt;mso-position-horizontal:absolute;mso-position-horizontal-relative:text;mso-position-vertical:absolute;mso-position-vertical-relative:text;v-text-anchor:top" wrapcoords="-360 -697 -360 21600 21960 21600 21960 -697 -360 -697" o:gfxdata="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" o:allowincell="f" strokecolor="white">
+        <v:rect id="Rectángulo 1909324546" o:spid="_x0000_s1043" style="position:absolute;margin-left:384.4pt;margin-top:-15.2pt;width:45pt;height:23pt;z-index:-251667456;visibility:visible;mso-wrap-style:square;mso-wrap-distance-left:9pt;mso-wrap-distance-top:3.6pt;mso-wrap-distance-right:9pt;mso-wrap-distance-bottom:3.6pt;mso-position-horizontal-relative:text;mso-position-vertical-relative:text;v-text-anchor:top" wrapcoords="-360 -697 -360 21600 21960 21600 21960 -697 -360 -697" o:gfxdata="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" o:allowincell="f" strokecolor="white">
           <v:textbox style="mso-next-textbox:#Rectángulo 1909324546">
             <w:txbxContent>
               <w:p>
@@ -8490,13 +9313,71 @@
                     <w:sz w:val="14"/>
                     <w:szCs w:val="14"/>
                   </w:rPr>
-                  <w:t>05/11/25</w:t>
+                  <w:t>26</w:t>
+                </w:r>
+                <w:r>
+                  <w:rPr>
+                    <w:rFonts w:ascii="Arial" w:eastAsia="Arial" w:hAnsi="Arial" w:cs="Arial"/>
+                    <w:b/>
+                    <w:color w:val="000000"/>
+                    <w:sz w:val="14"/>
+                    <w:szCs w:val="14"/>
+                  </w:rPr>
+                  <w:t>/11/25</w:t>
                 </w:r>
               </w:p>
             </w:txbxContent>
           </v:textbox>
           <w10:wrap type="tight"/>
         </v:rect>
+      </w:pict>
+    </w:r>
+    <w:r>
+      <w:rPr>
+        <w:noProof/>
+      </w:rPr>
+      <w:pict w14:anchorId="641F73A3">
+        <v:rect id="Rectángulo 1909324544" o:spid="_x0000_s1040" style="position:absolute;margin-left:440.6pt;margin-top:-17.45pt;width:33.2pt;height:21.5pt;z-index:-251657216;visibility:visible;mso-wrap-style:square;mso-wrap-distance-left:8.6pt;mso-wrap-distance-top:3.2pt;mso-wrap-distance-right:9.9pt;mso-wrap-distance-bottom:4.15pt;mso-position-horizontal-relative:text;mso-position-vertical-relative:text;v-text-anchor:top" o:gfxdata="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" o:allowincell="f" strokecolor="white">
+          <v:textbox>
+            <w:txbxContent>
+              <w:p>
+                <w:pPr>
+                  <w:pStyle w:val="Contenidodelmarco"/>
+                  <w:spacing w:line="276" w:lineRule="auto"/>
+                </w:pPr>
+                <w:r>
+                  <w:rPr>
+                    <w:rFonts w:ascii="Cambria" w:eastAsia="Cambria" w:hAnsi="Cambria" w:cs="Cambria"/>
+                    <w:color w:val="000000"/>
+                    <w:sz w:val="22"/>
+                  </w:rPr>
+                  <w:t xml:space="preserve">V </w:t>
+                </w:r>
+                <w:r>
+                  <w:rPr>
+                    <w:rFonts w:ascii="Cambria" w:eastAsia="Cambria" w:hAnsi="Cambria" w:cs="Cambria"/>
+                    <w:color w:val="000000"/>
+                    <w:sz w:val="22"/>
+                  </w:rPr>
+                  <w:t>5</w:t>
+                </w:r>
+              </w:p>
+            </w:txbxContent>
+          </v:textbox>
+          <w10:wrap type="square"/>
+        </v:rect>
+      </w:pict>
+    </w:r>
+    <w:r>
+      <w:rPr>
+        <w:noProof/>
+      </w:rPr>
+      <w:pict w14:anchorId="0F9A7AF1">
+        <v:shape id="Forma libre: forma 1909324547" o:spid="_x0000_s1044" style="position:absolute;margin-left:-68.25pt;margin-top:-27pt;width:558pt;height:79.8pt;z-index:-251669504;visibility:visible;mso-wrap-style:square;mso-wrap-distance-left:0;mso-wrap-distance-top:0;mso-wrap-distance-right:0;mso-wrap-distance-bottom:0;mso-position-horizontal:absolute;mso-position-horizontal-relative:text;mso-position-vertical:absolute;mso-position-vertical-relative:text;v-text-anchor:top" coordsize="6677025,711835" o:spt="100" o:gfxdata="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" adj="0,,0" path="m6676644,r-13716,l6662928,12192r,330708l6662928,355092r,344424l800100,699516r,-344424l5330952,355092r12192,l5952744,355092r12192,l6662928,355092r,-12192l5964936,342900r,-330708l6662928,12192r,-12192l5964936,r-12192,l5952744,12192r,330708l5343144,342900r,-330708l5952744,12192r,-12192l5343144,r-12192,l5330952,12192r,330708l800100,342900r,-330708l5330952,12192r,-12192l800100,,786384,r,12192l786384,342900r,12192l786384,699516r-774192,l12192,12192r774192,l786384,,12192,,,,,12192,,699516r,12192l12192,711708r774192,l800100,711708r5862828,l6676644,711708r,-12192l6676644,355092r,-12192l6676644,12192r,-12192xe" fillcolor="black" stroked="f" strokeweight="0">
+          <v:stroke joinstyle="round"/>
+          <v:formulas/>
+          <v:path arrowok="t" o:connecttype="segments" textboxrect="0,0,6677623,712281"/>
+        </v:shape>
       </w:pict>
     </w:r>
     <w:r>
@@ -8654,34 +9535,6 @@
     </w:r>
     <w:r>
       <w:rPr>
-        <w:noProof/>
-      </w:rPr>
-      <w:pict w14:anchorId="641F73A3">
-        <v:rect id="Rectángulo 1909324544" o:spid="_x0000_s1040" style="position:absolute;margin-left:435.35pt;margin-top:-24.2pt;width:33.2pt;height:21.5pt;z-index:-251657216;visibility:visible;mso-wrap-style:square;mso-wrap-distance-left:8.6pt;mso-wrap-distance-top:3.2pt;mso-wrap-distance-right:9.9pt;mso-wrap-distance-bottom:4.15pt;mso-position-horizontal:absolute;mso-position-horizontal-relative:text;mso-position-vertical:absolute;mso-position-vertical-relative:text;v-text-anchor:top" o:gfxdata="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" o:allowincell="f" strokecolor="white">
-          <v:textbox>
-            <w:txbxContent>
-              <w:p>
-                <w:pPr>
-                  <w:pStyle w:val="Contenidodelmarco"/>
-                  <w:spacing w:line="276" w:lineRule="auto"/>
-                </w:pPr>
-                <w:r>
-                  <w:rPr>
-                    <w:rFonts w:ascii="Cambria" w:eastAsia="Cambria" w:hAnsi="Cambria" w:cs="Cambria"/>
-                    <w:color w:val="000000"/>
-                    <w:sz w:val="22"/>
-                  </w:rPr>
-                  <w:t>V 2</w:t>
-                </w:r>
-              </w:p>
-            </w:txbxContent>
-          </v:textbox>
-          <w10:wrap type="square"/>
-        </v:rect>
-      </w:pict>
-    </w:r>
-    <w:r>
-      <w:rPr>
         <w:rFonts w:ascii="Cambria" w:eastAsia="Cambria" w:hAnsi="Cambria" w:cs="Cambria"/>
         <w:color w:val="000000"/>
         <w:sz w:val="22"/>
@@ -9018,7 +9871,7 @@
                     <w:color w:val="000000"/>
                     <w:sz w:val="22"/>
                   </w:rPr>
-                  <w:t>4</w:t>
+                  <w:t>5</w:t>
                 </w:r>
               </w:p>
             </w:txbxContent>
@@ -9054,7 +9907,17 @@
                     <w:sz w:val="14"/>
                     <w:szCs w:val="14"/>
                   </w:rPr>
-                  <w:t>1911/25</w:t>
+                  <w:t>26/</w:t>
+                </w:r>
+                <w:r>
+                  <w:rPr>
+                    <w:rFonts w:ascii="Arial" w:eastAsia="Arial" w:hAnsi="Arial" w:cs="Arial"/>
+                    <w:b/>
+                    <w:color w:val="000000"/>
+                    <w:sz w:val="14"/>
+                    <w:szCs w:val="14"/>
+                  </w:rPr>
+                  <w:t>11/25</w:t>
                 </w:r>
               </w:p>
             </w:txbxContent>
@@ -9529,7 +10392,17 @@
                     <w:sz w:val="14"/>
                     <w:szCs w:val="14"/>
                   </w:rPr>
-                  <w:t>19/11/25</w:t>
+                  <w:t>26</w:t>
+                </w:r>
+                <w:r>
+                  <w:rPr>
+                    <w:rFonts w:ascii="Arial" w:eastAsia="Arial" w:hAnsi="Arial" w:cs="Arial"/>
+                    <w:b/>
+                    <w:color w:val="000000"/>
+                    <w:sz w:val="14"/>
+                    <w:szCs w:val="14"/>
+                  </w:rPr>
+                  <w:t>/11/25</w:t>
                 </w:r>
               </w:p>
             </w:txbxContent>
@@ -9616,7 +10489,7 @@
                     <w:color w:val="000000"/>
                     <w:sz w:val="22"/>
                   </w:rPr>
-                  <w:t>4</w:t>
+                  <w:t>5</w:t>
                 </w:r>
               </w:p>
             </w:txbxContent>
@@ -9892,7 +10765,15 @@
                     <w:color w:val="000000"/>
                     <w:sz w:val="22"/>
                   </w:rPr>
-                  <w:t>V 4</w:t>
+                  <w:t xml:space="preserve">V </w:t>
+                </w:r>
+                <w:r>
+                  <w:rPr>
+                    <w:rFonts w:ascii="Cambria" w:eastAsia="Cambria" w:hAnsi="Cambria" w:cs="Cambria"/>
+                    <w:color w:val="000000"/>
+                    <w:sz w:val="22"/>
+                  </w:rPr>
+                  <w:t>5</w:t>
                 </w:r>
               </w:p>
             </w:txbxContent>
@@ -9962,7 +10843,17 @@
                     <w:sz w:val="14"/>
                     <w:szCs w:val="14"/>
                   </w:rPr>
-                  <w:t>19/11/25</w:t>
+                  <w:t>26</w:t>
+                </w:r>
+                <w:r>
+                  <w:rPr>
+                    <w:rFonts w:ascii="Arial" w:eastAsia="Arial" w:hAnsi="Arial" w:cs="Arial"/>
+                    <w:b/>
+                    <w:color w:val="000000"/>
+                    <w:sz w:val="14"/>
+                    <w:szCs w:val="14"/>
+                  </w:rPr>
+                  <w:t>/11/25</w:t>
                 </w:r>
               </w:p>
             </w:txbxContent>
@@ -12342,6 +13233,119 @@
     </w:lvl>
   </w:abstractNum>
   <w:abstractNum w:abstractNumId="18" w15:restartNumberingAfterBreak="0">
+    <w:nsid w:val="4B8A2925"/>
+    <w:multiLevelType w:val="hybridMultilevel"/>
+    <w:tmpl w:val="1CC8AAA8"/>
+    <w:lvl w:ilvl="0" w:tplc="0C0A0001">
+      <w:start w:val="1"/>
+      <w:numFmt w:val="bullet"/>
+      <w:lvlText w:val=""/>
+      <w:lvlJc w:val="left"/>
+      <w:pPr>
+        <w:ind w:left="720" w:hanging="360"/>
+      </w:pPr>
+      <w:rPr>
+        <w:rFonts w:ascii="Symbol" w:hAnsi="Symbol" w:hint="default"/>
+      </w:rPr>
+    </w:lvl>
+    <w:lvl w:ilvl="1" w:tplc="0C0A0003" w:tentative="1">
+      <w:start w:val="1"/>
+      <w:numFmt w:val="bullet"/>
+      <w:lvlText w:val="o"/>
+      <w:lvlJc w:val="left"/>
+      <w:pPr>
+        <w:ind w:left="1440" w:hanging="360"/>
+      </w:pPr>
+      <w:rPr>
+        <w:rFonts w:ascii="Courier New" w:hAnsi="Courier New" w:cs="Courier New" w:hint="default"/>
+      </w:rPr>
+    </w:lvl>
+    <w:lvl w:ilvl="2" w:tplc="0C0A0005" w:tentative="1">
+      <w:start w:val="1"/>
+      <w:numFmt w:val="bullet"/>
+      <w:lvlText w:val=""/>
+      <w:lvlJc w:val="left"/>
+      <w:pPr>
+        <w:ind w:left="2160" w:hanging="360"/>
+      </w:pPr>
+      <w:rPr>
+        <w:rFonts w:ascii="Wingdings" w:hAnsi="Wingdings" w:hint="default"/>
+      </w:rPr>
+    </w:lvl>
+    <w:lvl w:ilvl="3" w:tplc="0C0A0001" w:tentative="1">
+      <w:start w:val="1"/>
+      <w:numFmt w:val="bullet"/>
+      <w:lvlText w:val=""/>
+      <w:lvlJc w:val="left"/>
+      <w:pPr>
+        <w:ind w:left="2880" w:hanging="360"/>
+      </w:pPr>
+      <w:rPr>
+        <w:rFonts w:ascii="Symbol" w:hAnsi="Symbol" w:hint="default"/>
+      </w:rPr>
+    </w:lvl>
+    <w:lvl w:ilvl="4" w:tplc="0C0A0003" w:tentative="1">
+      <w:start w:val="1"/>
+      <w:numFmt w:val="bullet"/>
+      <w:lvlText w:val="o"/>
+      <w:lvlJc w:val="left"/>
+      <w:pPr>
+        <w:ind w:left="3600" w:hanging="360"/>
+      </w:pPr>
+      <w:rPr>
+        <w:rFonts w:ascii="Courier New" w:hAnsi="Courier New" w:cs="Courier New" w:hint="default"/>
+      </w:rPr>
+    </w:lvl>
+    <w:lvl w:ilvl="5" w:tplc="0C0A0005" w:tentative="1">
+      <w:start w:val="1"/>
+      <w:numFmt w:val="bullet"/>
+      <w:lvlText w:val=""/>
+      <w:lvlJc w:val="left"/>
+      <w:pPr>
+        <w:ind w:left="4320" w:hanging="360"/>
+      </w:pPr>
+      <w:rPr>
+        <w:rFonts w:ascii="Wingdings" w:hAnsi="Wingdings" w:hint="default"/>
+      </w:rPr>
+    </w:lvl>
+    <w:lvl w:ilvl="6" w:tplc="0C0A0001" w:tentative="1">
+      <w:start w:val="1"/>
+      <w:numFmt w:val="bullet"/>
+      <w:lvlText w:val=""/>
+      <w:lvlJc w:val="left"/>
+      <w:pPr>
+        <w:ind w:left="5040" w:hanging="360"/>
+      </w:pPr>
+      <w:rPr>
+        <w:rFonts w:ascii="Symbol" w:hAnsi="Symbol" w:hint="default"/>
+      </w:rPr>
+    </w:lvl>
+    <w:lvl w:ilvl="7" w:tplc="0C0A0003" w:tentative="1">
+      <w:start w:val="1"/>
+      <w:numFmt w:val="bullet"/>
+      <w:lvlText w:val="o"/>
+      <w:lvlJc w:val="left"/>
+      <w:pPr>
+        <w:ind w:left="5760" w:hanging="360"/>
+      </w:pPr>
+      <w:rPr>
+        <w:rFonts w:ascii="Courier New" w:hAnsi="Courier New" w:cs="Courier New" w:hint="default"/>
+      </w:rPr>
+    </w:lvl>
+    <w:lvl w:ilvl="8" w:tplc="0C0A0005" w:tentative="1">
+      <w:start w:val="1"/>
+      <w:numFmt w:val="bullet"/>
+      <w:lvlText w:val=""/>
+      <w:lvlJc w:val="left"/>
+      <w:pPr>
+        <w:ind w:left="6480" w:hanging="360"/>
+      </w:pPr>
+      <w:rPr>
+        <w:rFonts w:ascii="Wingdings" w:hAnsi="Wingdings" w:hint="default"/>
+      </w:rPr>
+    </w:lvl>
+  </w:abstractNum>
+  <w:abstractNum w:abstractNumId="19" w15:restartNumberingAfterBreak="0">
     <w:nsid w:val="583A6DBC"/>
     <w:multiLevelType w:val="multilevel"/>
     <w:tmpl w:val="10700B76"/>
@@ -12481,7 +13485,7 @@
       </w:rPr>
     </w:lvl>
   </w:abstractNum>
-  <w:abstractNum w:abstractNumId="19" w15:restartNumberingAfterBreak="0">
+  <w:abstractNum w:abstractNumId="20" w15:restartNumberingAfterBreak="0">
     <w:nsid w:val="5DB403D7"/>
     <w:multiLevelType w:val="multilevel"/>
     <w:tmpl w:val="F288099A"/>
@@ -12621,7 +13625,7 @@
       </w:rPr>
     </w:lvl>
   </w:abstractNum>
-  <w:abstractNum w:abstractNumId="20" w15:restartNumberingAfterBreak="0">
+  <w:abstractNum w:abstractNumId="21" w15:restartNumberingAfterBreak="0">
     <w:nsid w:val="5E1054DC"/>
     <w:multiLevelType w:val="multilevel"/>
     <w:tmpl w:val="98C2B95C"/>
@@ -12761,7 +13765,7 @@
       </w:rPr>
     </w:lvl>
   </w:abstractNum>
-  <w:abstractNum w:abstractNumId="21" w15:restartNumberingAfterBreak="0">
+  <w:abstractNum w:abstractNumId="22" w15:restartNumberingAfterBreak="0">
     <w:nsid w:val="6AD831F7"/>
     <w:multiLevelType w:val="multilevel"/>
     <w:tmpl w:val="05F4D2F8"/>
@@ -12910,7 +13914,7 @@
       </w:rPr>
     </w:lvl>
   </w:abstractNum>
-  <w:abstractNum w:abstractNumId="22" w15:restartNumberingAfterBreak="0">
+  <w:abstractNum w:abstractNumId="23" w15:restartNumberingAfterBreak="0">
     <w:nsid w:val="6EA6171A"/>
     <w:multiLevelType w:val="multilevel"/>
     <w:tmpl w:val="0BA4E89A"/>
@@ -13059,7 +14063,7 @@
       </w:rPr>
     </w:lvl>
   </w:abstractNum>
-  <w:abstractNum w:abstractNumId="23" w15:restartNumberingAfterBreak="0">
+  <w:abstractNum w:abstractNumId="24" w15:restartNumberingAfterBreak="0">
     <w:nsid w:val="6F945D62"/>
     <w:multiLevelType w:val="multilevel"/>
     <w:tmpl w:val="6E7618D4"/>
@@ -13199,7 +14203,7 @@
       </w:rPr>
     </w:lvl>
   </w:abstractNum>
-  <w:abstractNum w:abstractNumId="24" w15:restartNumberingAfterBreak="0">
+  <w:abstractNum w:abstractNumId="25" w15:restartNumberingAfterBreak="0">
     <w:nsid w:val="70676530"/>
     <w:multiLevelType w:val="multilevel"/>
     <w:tmpl w:val="35A66F34"/>
@@ -13338,7 +14342,7 @@
       </w:rPr>
     </w:lvl>
   </w:abstractNum>
-  <w:abstractNum w:abstractNumId="25" w15:restartNumberingAfterBreak="0">
+  <w:abstractNum w:abstractNumId="26" w15:restartNumberingAfterBreak="0">
     <w:nsid w:val="74A10557"/>
     <w:multiLevelType w:val="hybridMultilevel"/>
     <w:tmpl w:val="AB042DAE"/>
@@ -13451,7 +14455,7 @@
       </w:rPr>
     </w:lvl>
   </w:abstractNum>
-  <w:abstractNum w:abstractNumId="26" w15:restartNumberingAfterBreak="0">
+  <w:abstractNum w:abstractNumId="27" w15:restartNumberingAfterBreak="0">
     <w:nsid w:val="7ACB07B0"/>
     <w:multiLevelType w:val="multilevel"/>
     <w:tmpl w:val="1C0E9A26"/>
@@ -13591,7 +14595,7 @@
       </w:rPr>
     </w:lvl>
   </w:abstractNum>
-  <w:abstractNum w:abstractNumId="27" w15:restartNumberingAfterBreak="0">
+  <w:abstractNum w:abstractNumId="28" w15:restartNumberingAfterBreak="0">
     <w:nsid w:val="7C494EB9"/>
     <w:multiLevelType w:val="multilevel"/>
     <w:tmpl w:val="A454AC8C"/>
@@ -13713,34 +14717,34 @@
     </w:lvl>
   </w:abstractNum>
   <w:num w:numId="1" w16cid:durableId="559750605">
-    <w:abstractNumId w:val="24"/>
+    <w:abstractNumId w:val="25"/>
   </w:num>
   <w:num w:numId="2" w16cid:durableId="1743941710">
-    <w:abstractNumId w:val="27"/>
+    <w:abstractNumId w:val="28"/>
   </w:num>
   <w:num w:numId="3" w16cid:durableId="1692338412">
     <w:abstractNumId w:val="17"/>
   </w:num>
   <w:num w:numId="4" w16cid:durableId="458765024">
-    <w:abstractNumId w:val="18"/>
+    <w:abstractNumId w:val="19"/>
   </w:num>
   <w:num w:numId="5" w16cid:durableId="866717349">
-    <w:abstractNumId w:val="26"/>
+    <w:abstractNumId w:val="27"/>
   </w:num>
   <w:num w:numId="6" w16cid:durableId="1489517286">
     <w:abstractNumId w:val="12"/>
   </w:num>
   <w:num w:numId="7" w16cid:durableId="1090547673">
-    <w:abstractNumId w:val="20"/>
+    <w:abstractNumId w:val="21"/>
   </w:num>
   <w:num w:numId="8" w16cid:durableId="312486425">
-    <w:abstractNumId w:val="19"/>
+    <w:abstractNumId w:val="20"/>
   </w:num>
   <w:num w:numId="9" w16cid:durableId="1422995529">
     <w:abstractNumId w:val="4"/>
   </w:num>
   <w:num w:numId="10" w16cid:durableId="449858938">
-    <w:abstractNumId w:val="23"/>
+    <w:abstractNumId w:val="24"/>
   </w:num>
   <w:num w:numId="11" w16cid:durableId="1151403545">
     <w:abstractNumId w:val="8"/>
@@ -13758,13 +14762,13 @@
     <w:abstractNumId w:val="14"/>
   </w:num>
   <w:num w:numId="16" w16cid:durableId="2020154573">
-    <w:abstractNumId w:val="22"/>
+    <w:abstractNumId w:val="23"/>
   </w:num>
   <w:num w:numId="17" w16cid:durableId="1678190867">
     <w:abstractNumId w:val="5"/>
   </w:num>
   <w:num w:numId="18" w16cid:durableId="129902161">
-    <w:abstractNumId w:val="21"/>
+    <w:abstractNumId w:val="22"/>
   </w:num>
   <w:num w:numId="19" w16cid:durableId="740055810">
     <w:abstractNumId w:val="9"/>
@@ -13773,7 +14777,7 @@
     <w:abstractNumId w:val="11"/>
   </w:num>
   <w:num w:numId="21" w16cid:durableId="584532592">
-    <w:abstractNumId w:val="25"/>
+    <w:abstractNumId w:val="26"/>
   </w:num>
   <w:num w:numId="22" w16cid:durableId="1552425150">
     <w:abstractNumId w:val="16"/>
@@ -13795,6 +14799,9 @@
   </w:num>
   <w:num w:numId="28" w16cid:durableId="271712372">
     <w:abstractNumId w:val="7"/>
+  </w:num>
+  <w:num w:numId="29" w16cid:durableId="1617058680">
+    <w:abstractNumId w:val="18"/>
   </w:num>
 </w:numbering>
 </file>
@@ -14404,7 +15411,6 @@
   <w:style w:type="character" w:default="1" w:styleId="Fuentedeprrafopredeter">
     <w:name w:val="Default Paragraph Font"/>
     <w:uiPriority w:val="1"/>
-    <w:semiHidden/>
     <w:unhideWhenUsed/>
   </w:style>
   <w:style w:type="table" w:default="1" w:styleId="Tablanormal">

--- a/docs/Proyecto_RuteX_GO.docx
+++ b/docs/Proyecto_RuteX_GO.docx
@@ -1960,21 +1960,7 @@
         <w:rPr>
           <w:rFonts w:ascii="Arial" w:hAnsi="Arial" w:cs="Arial"/>
         </w:rPr>
-        <w:t xml:space="preserve">Por eso hemos visto como una necesidad, una aplicación que ayude a esas personas que no encajan en la visión de una forma de turismo tradicional, para ello estamos desarrollando </w:t>
-      </w:r>
-      <w:proofErr w:type="spellStart"/>
-      <w:r>
-        <w:rPr>
-          <w:rFonts w:ascii="Arial" w:hAnsi="Arial" w:cs="Arial"/>
-        </w:rPr>
-        <w:t>RutexGo</w:t>
-      </w:r>
-      <w:proofErr w:type="spellEnd"/>
-      <w:r>
-        <w:rPr>
-          <w:rFonts w:ascii="Arial" w:hAnsi="Arial" w:cs="Arial"/>
-        </w:rPr>
-        <w:t>, para que dichas personas tengan una alternativa digital, divertida y educativa para conocer nuestras ciudades.</w:t>
+        <w:t>Por eso hemos visto como una necesidad, una aplicación que ayude a esas personas que no encajan en la visión de una forma de turismo tradicional, para ello estamos desarrollando RutexGo, para que dichas personas tengan una alternativa digital, divertida y educativa para conocer nuestras ciudades.</w:t>
       </w:r>
     </w:p>
     <w:p>
@@ -2043,35 +2029,7 @@
         <w:rPr>
           <w:rFonts w:ascii="Arial" w:hAnsi="Arial" w:cs="Arial"/>
         </w:rPr>
-        <w:t xml:space="preserve">El nombre </w:t>
-      </w:r>
-      <w:proofErr w:type="spellStart"/>
-      <w:r>
-        <w:rPr>
-          <w:rFonts w:ascii="Arial" w:hAnsi="Arial" w:cs="Arial"/>
-        </w:rPr>
-        <w:t>RuteX</w:t>
-      </w:r>
-      <w:proofErr w:type="spellEnd"/>
-      <w:r>
-        <w:rPr>
-          <w:rFonts w:ascii="Arial" w:hAnsi="Arial" w:cs="Arial"/>
-        </w:rPr>
-        <w:t xml:space="preserve"> </w:t>
-      </w:r>
-      <w:proofErr w:type="spellStart"/>
-      <w:r>
-        <w:rPr>
-          <w:rFonts w:ascii="Arial" w:hAnsi="Arial" w:cs="Arial"/>
-        </w:rPr>
-        <w:t>Go</w:t>
-      </w:r>
-      <w:proofErr w:type="spellEnd"/>
-      <w:r>
-        <w:rPr>
-          <w:rFonts w:ascii="Arial" w:hAnsi="Arial" w:cs="Arial"/>
-        </w:rPr>
-        <w:t xml:space="preserve"> es una síntesis de tres elementos clave del proyecto: </w:t>
+        <w:t xml:space="preserve">El nombre RuteX Go es una síntesis de tres elementos clave del proyecto: </w:t>
       </w:r>
     </w:p>
     <w:p>
@@ -2107,33 +2065,11 @@
           <w:rFonts w:ascii="Arial" w:hAnsi="Arial" w:cs="Arial"/>
         </w:rPr>
       </w:pPr>
-      <w:proofErr w:type="spellStart"/>
-      <w:r>
-        <w:rPr>
-          <w:rFonts w:ascii="Arial" w:hAnsi="Arial" w:cs="Arial"/>
-        </w:rPr>
-        <w:t>eX</w:t>
-      </w:r>
-      <w:proofErr w:type="spellEnd"/>
-      <w:r>
-        <w:rPr>
-          <w:rFonts w:ascii="Arial" w:hAnsi="Arial" w:cs="Arial"/>
-        </w:rPr>
-        <w:t xml:space="preserve"> (Extremadura): Es la referencia geográfica directa a la región donde se desarrolla el turismo </w:t>
-      </w:r>
-      <w:proofErr w:type="spellStart"/>
-      <w:r>
-        <w:rPr>
-          <w:rFonts w:ascii="Arial" w:hAnsi="Arial" w:cs="Arial"/>
-        </w:rPr>
-        <w:t>gamificado</w:t>
-      </w:r>
-      <w:proofErr w:type="spellEnd"/>
-      <w:r>
-        <w:rPr>
-          <w:rFonts w:ascii="Arial" w:hAnsi="Arial" w:cs="Arial"/>
-        </w:rPr>
-        <w:t xml:space="preserve"> (iniciando en ciudades extremeñas como Mérida y Cáceres). Ancla la aplicación a su contexto histórico y cultural. </w:t>
+      <w:r>
+        <w:rPr>
+          <w:rFonts w:ascii="Arial" w:hAnsi="Arial" w:cs="Arial"/>
+        </w:rPr>
+        <w:t xml:space="preserve">eX (Extremadura): Es la referencia geográfica directa a la región donde se desarrolla el turismo gamificado (iniciando en ciudades extremeñas como Mérida y Cáceres). Ancla la aplicación a su contexto histórico y cultural. </w:t>
       </w:r>
     </w:p>
     <w:p>
@@ -2149,19 +2085,11 @@
           <w:rFonts w:ascii="Arial" w:hAnsi="Arial" w:cs="Arial"/>
         </w:rPr>
       </w:pPr>
-      <w:proofErr w:type="spellStart"/>
-      <w:r>
-        <w:rPr>
-          <w:rFonts w:ascii="Arial" w:hAnsi="Arial" w:cs="Arial"/>
-        </w:rPr>
-        <w:t>Go</w:t>
-      </w:r>
-      <w:proofErr w:type="spellEnd"/>
-      <w:r>
-        <w:rPr>
-          <w:rFonts w:ascii="Arial" w:hAnsi="Arial" w:cs="Arial"/>
-        </w:rPr>
-        <w:t xml:space="preserve"> (Movimiento/Acción): Proporciona un sentido de acción inmediata y gamificación. Refleja el componente activo de la experiencia (ir, moverse, explorar) y resuena con un público joven y digital que busca dinamismo.</w:t>
+      <w:r>
+        <w:rPr>
+          <w:rFonts w:ascii="Arial" w:hAnsi="Arial" w:cs="Arial"/>
+        </w:rPr>
+        <w:t>Go (Movimiento/Acción): Proporciona un sentido de acción inmediata y gamificación. Refleja el componente activo de la experiencia (ir, moverse, explorar) y resuena con un público joven y digital que busca dinamismo.</w:t>
       </w:r>
     </w:p>
     <w:p>
@@ -2226,25 +2154,7 @@
           <w:sz w:val="24"/>
           <w:szCs w:val="24"/>
         </w:rPr>
-        <w:t xml:space="preserve">Hemos decidido crear una aplicación para proporcionar a los turistas una forma diferente de visitar las ciudades. Nuestra aplicación proporcionará varias rutas con el tiempo estimado de duración de la misma para que los usuarios puedan elegir la que más se adecúe a su situación, además al ser una aplicación </w:t>
-      </w:r>
-      <w:proofErr w:type="spellStart"/>
-      <w:r>
-        <w:rPr>
-          <w:rFonts w:ascii="Arial" w:hAnsi="Arial" w:cs="Arial"/>
-          <w:sz w:val="24"/>
-          <w:szCs w:val="24"/>
-        </w:rPr>
-        <w:t>gamificada</w:t>
-      </w:r>
-      <w:proofErr w:type="spellEnd"/>
-      <w:r>
-        <w:rPr>
-          <w:rFonts w:ascii="Arial" w:hAnsi="Arial" w:cs="Arial"/>
-          <w:sz w:val="24"/>
-          <w:szCs w:val="24"/>
-        </w:rPr>
-        <w:t xml:space="preserve"> proporcionará una experiencia agradable a la vez que divertida.</w:t>
+        <w:t>Hemos decidido crear una aplicación para proporcionar a los turistas una forma diferente de visitar las ciudades. Nuestra aplicación proporcionará varias rutas con el tiempo estimado de duración de la misma para que los usuarios puedan elegir la que más se adecúe a su situación, además al ser una aplicación gamificada proporcionará una experiencia agradable a la vez que divertida.</w:t>
       </w:r>
     </w:p>
     <w:p>
@@ -2304,25 +2214,7 @@
           <w:sz w:val="24"/>
           <w:szCs w:val="24"/>
         </w:rPr>
-        <w:t xml:space="preserve">Nuestra aplicación tendrá una gestión de usuario con su </w:t>
-      </w:r>
-      <w:proofErr w:type="spellStart"/>
-      <w:r>
-        <w:rPr>
-          <w:rFonts w:ascii="Arial" w:hAnsi="Arial" w:cs="Arial"/>
-          <w:sz w:val="24"/>
-          <w:szCs w:val="24"/>
-        </w:rPr>
-        <w:t>login</w:t>
-      </w:r>
-      <w:proofErr w:type="spellEnd"/>
-      <w:r>
-        <w:rPr>
-          <w:rFonts w:ascii="Arial" w:hAnsi="Arial" w:cs="Arial"/>
-          <w:sz w:val="24"/>
-          <w:szCs w:val="24"/>
-        </w:rPr>
-        <w:t>, registro y su perfil como usuario. Dispondrá de una base de datos en la cual estarán las rutas disponibles que los usuarios podrán elegir para realizarlas, también habrá un pequeño juego estilo trivial que amenizará a la vez que enseña sobre los monumentos de dicha ruta, se podrán conseguir puntos para poder subir de rango ya que empezaremos siendo un esclavo</w:t>
+        <w:t>Nuestra aplicación tendrá una gestión de usuario con su login, registro y su perfil como usuario. Dispondrá de una base de datos en la cual estarán las rutas disponibles que los usuarios podrán elegir para realizarlas, también habrá un pequeño juego estilo trivial que amenizará a la vez que enseña sobre los monumentos de dicha ruta, se podrán conseguir puntos para poder subir de rango ya que empezaremos siendo un esclavo</w:t>
       </w:r>
     </w:p>
     <w:p>
@@ -2783,21 +2675,7 @@
               <w:rPr>
                 <w:rFonts w:ascii="Arial" w:hAnsi="Arial" w:cs="Arial"/>
               </w:rPr>
-              <w:t xml:space="preserve">Ayuntamiento de Mérida – </w:t>
-            </w:r>
-            <w:proofErr w:type="spellStart"/>
-            <w:r>
-              <w:rPr>
-                <w:rFonts w:ascii="Arial" w:hAnsi="Arial" w:cs="Arial"/>
-              </w:rPr>
-              <w:t>Visit</w:t>
-            </w:r>
-            <w:proofErr w:type="spellEnd"/>
-            <w:r>
-              <w:rPr>
-                <w:rFonts w:ascii="Arial" w:hAnsi="Arial" w:cs="Arial"/>
-              </w:rPr>
-              <w:t xml:space="preserve"> Mérida</w:t>
+              <w:t>Ayuntamiento de Mérida – Visit Mérida</w:t>
             </w:r>
           </w:p>
         </w:tc>
@@ -2818,21 +2696,7 @@
               <w:rPr>
                 <w:rFonts w:ascii="Arial" w:hAnsi="Arial" w:cs="Arial"/>
               </w:rPr>
-              <w:t xml:space="preserve">• Uso de </w:t>
-            </w:r>
-            <w:proofErr w:type="spellStart"/>
-            <w:r>
-              <w:rPr>
-                <w:rFonts w:ascii="Arial" w:hAnsi="Arial" w:cs="Arial"/>
-              </w:rPr>
-              <w:t>beacons</w:t>
-            </w:r>
-            <w:proofErr w:type="spellEnd"/>
-            <w:r>
-              <w:rPr>
-                <w:rFonts w:ascii="Arial" w:hAnsi="Arial" w:cs="Arial"/>
-              </w:rPr>
-              <w:t>, QR y NFC.</w:t>
+              <w:t>• Uso de beacons, QR y NFC.</w:t>
             </w:r>
             <w:r>
               <w:rPr>
@@ -2930,21 +2794,7 @@
               <w:rPr>
                 <w:rFonts w:ascii="Arial" w:hAnsi="Arial" w:cs="Arial"/>
               </w:rPr>
-              <w:t xml:space="preserve">Europa </w:t>
-            </w:r>
-            <w:proofErr w:type="spellStart"/>
-            <w:r>
-              <w:rPr>
-                <w:rFonts w:ascii="Arial" w:hAnsi="Arial" w:cs="Arial"/>
-              </w:rPr>
-              <w:t>Press</w:t>
-            </w:r>
-            <w:proofErr w:type="spellEnd"/>
-            <w:r>
-              <w:rPr>
-                <w:rFonts w:ascii="Arial" w:hAnsi="Arial" w:cs="Arial"/>
-              </w:rPr>
-              <w:t xml:space="preserve"> – App Muévete Extremadura</w:t>
+              <w:t>Europa Press – App Muévete Extremadura</w:t>
             </w:r>
           </w:p>
         </w:tc>
@@ -3098,21 +2948,7 @@
                 <w:rFonts w:ascii="Arial" w:hAnsi="Arial" w:cs="Arial"/>
               </w:rPr>
               <w:br/>
-              <w:t xml:space="preserve">• Buen uso de </w:t>
-            </w:r>
-            <w:proofErr w:type="spellStart"/>
-            <w:r>
-              <w:rPr>
-                <w:rFonts w:ascii="Arial" w:hAnsi="Arial" w:cs="Arial"/>
-              </w:rPr>
-              <w:t>beacons</w:t>
-            </w:r>
-            <w:proofErr w:type="spellEnd"/>
-            <w:r>
-              <w:rPr>
-                <w:rFonts w:ascii="Arial" w:hAnsi="Arial" w:cs="Arial"/>
-              </w:rPr>
-              <w:t xml:space="preserve"> y señalización.</w:t>
+              <w:t>• Buen uso de beacons y señalización.</w:t>
             </w:r>
           </w:p>
         </w:tc>
@@ -3288,41 +3124,13 @@
                 <w:rFonts w:ascii="Arial" w:hAnsi="Arial" w:cs="Arial"/>
               </w:rPr>
             </w:pPr>
-            <w:proofErr w:type="spellStart"/>
             <w:r>
               <w:rPr>
                 <w:rFonts w:ascii="Arial" w:hAnsi="Arial" w:cs="Arial"/>
                 <w:b/>
                 <w:bCs/>
               </w:rPr>
-              <w:t>RuteX</w:t>
-            </w:r>
-            <w:proofErr w:type="spellEnd"/>
-            <w:r>
-              <w:rPr>
-                <w:rFonts w:ascii="Arial" w:hAnsi="Arial" w:cs="Arial"/>
-                <w:b/>
-                <w:bCs/>
-              </w:rPr>
-              <w:t xml:space="preserve"> </w:t>
-            </w:r>
-            <w:proofErr w:type="spellStart"/>
-            <w:r>
-              <w:rPr>
-                <w:rFonts w:ascii="Arial" w:hAnsi="Arial" w:cs="Arial"/>
-                <w:b/>
-                <w:bCs/>
-              </w:rPr>
-              <w:t>Go</w:t>
-            </w:r>
-            <w:proofErr w:type="spellEnd"/>
-            <w:r>
-              <w:rPr>
-                <w:rFonts w:ascii="Arial" w:hAnsi="Arial" w:cs="Arial"/>
-                <w:b/>
-                <w:bCs/>
-              </w:rPr>
-              <w:t xml:space="preserve"> (</w:t>
+              <w:t>RuteX Go (</w:t>
             </w:r>
             <w:r>
               <w:rPr>
@@ -3396,35 +3204,7 @@
                 <w:rFonts w:ascii="Arial" w:hAnsi="Arial" w:cs="Arial"/>
               </w:rPr>
               <w:br/>
-              <w:t xml:space="preserve">• Base tecnológica moderna: </w:t>
-            </w:r>
-            <w:proofErr w:type="spellStart"/>
-            <w:r>
-              <w:rPr>
-                <w:rFonts w:ascii="Arial" w:hAnsi="Arial" w:cs="Arial"/>
-              </w:rPr>
-              <w:t>Firebase</w:t>
-            </w:r>
-            <w:proofErr w:type="spellEnd"/>
-            <w:r>
-              <w:rPr>
-                <w:rFonts w:ascii="Arial" w:hAnsi="Arial" w:cs="Arial"/>
-              </w:rPr>
-              <w:t xml:space="preserve">, Google </w:t>
-            </w:r>
-            <w:proofErr w:type="spellStart"/>
-            <w:r>
-              <w:rPr>
-                <w:rFonts w:ascii="Arial" w:hAnsi="Arial" w:cs="Arial"/>
-              </w:rPr>
-              <w:t>Maps</w:t>
-            </w:r>
-            <w:proofErr w:type="spellEnd"/>
-            <w:r>
-              <w:rPr>
-                <w:rFonts w:ascii="Arial" w:hAnsi="Arial" w:cs="Arial"/>
-              </w:rPr>
-              <w:t xml:space="preserve"> API.</w:t>
+              <w:t>• Base tecnológica moderna: Firebase, Google Maps API.</w:t>
             </w:r>
           </w:p>
         </w:tc>
@@ -3445,42 +3225,14 @@
               <w:rPr>
                 <w:rFonts w:ascii="Arial" w:hAnsi="Arial" w:cs="Arial"/>
               </w:rPr>
-              <w:t xml:space="preserve">• No integra </w:t>
-            </w:r>
-            <w:proofErr w:type="spellStart"/>
+              <w:t>• No integra beacons/NFC (por ahora).</w:t>
+            </w:r>
             <w:r>
               <w:rPr>
                 <w:rFonts w:ascii="Arial" w:hAnsi="Arial" w:cs="Arial"/>
               </w:rPr>
-              <w:t>beacons</w:t>
-            </w:r>
-            <w:proofErr w:type="spellEnd"/>
-            <w:r>
-              <w:rPr>
-                <w:rFonts w:ascii="Arial" w:hAnsi="Arial" w:cs="Arial"/>
-              </w:rPr>
-              <w:t>/NFC (por ahora).</w:t>
-            </w:r>
-            <w:r>
-              <w:rPr>
-                <w:rFonts w:ascii="Arial" w:hAnsi="Arial" w:cs="Arial"/>
-              </w:rPr>
               <w:br/>
-              <w:t xml:space="preserve">• Depende de conexión al usar </w:t>
-            </w:r>
-            <w:proofErr w:type="spellStart"/>
-            <w:r>
-              <w:rPr>
-                <w:rFonts w:ascii="Arial" w:hAnsi="Arial" w:cs="Arial"/>
-              </w:rPr>
-              <w:t>Firebase</w:t>
-            </w:r>
-            <w:proofErr w:type="spellEnd"/>
-            <w:r>
-              <w:rPr>
-                <w:rFonts w:ascii="Arial" w:hAnsi="Arial" w:cs="Arial"/>
-              </w:rPr>
-              <w:t>.</w:t>
+              <w:t>• Depende de conexión al usar Firebase.</w:t>
             </w:r>
             <w:r>
               <w:rPr>
@@ -3543,21 +3295,7 @@
         <w:rPr>
           <w:rFonts w:ascii="Arial" w:hAnsi="Arial" w:cs="Arial"/>
         </w:rPr>
-        <w:t>Nuestro proyecto “</w:t>
-      </w:r>
-      <w:proofErr w:type="spellStart"/>
-      <w:r>
-        <w:rPr>
-          <w:rFonts w:ascii="Arial" w:hAnsi="Arial" w:cs="Arial"/>
-        </w:rPr>
-        <w:t>RutexGo</w:t>
-      </w:r>
-      <w:proofErr w:type="spellEnd"/>
-      <w:r>
-        <w:rPr>
-          <w:rFonts w:ascii="Arial" w:hAnsi="Arial" w:cs="Arial"/>
-        </w:rPr>
-        <w:t>” encaja en varios aspectos del desarrollo sostenible ya que está enfocado en impulsar un turismo sostenible y verde apoyando el consumo de los comercios locales mientras promueve la cultura.</w:t>
+        <w:t>Nuestro proyecto “RutexGo” encaja en varios aspectos del desarrollo sostenible ya que está enfocado en impulsar un turismo sostenible y verde apoyando el consumo de los comercios locales mientras promueve la cultura.</w:t>
       </w:r>
     </w:p>
     <w:p>
@@ -3834,21 +3572,7 @@
               <w:rPr>
                 <w:rFonts w:ascii="Arial" w:hAnsi="Arial" w:cs="Arial"/>
               </w:rPr>
-              <w:t xml:space="preserve"> un monumento si no que lo hace de una forma divertida. De esta manera esperamos potenciar el turismo y el gusto por el patrimonio histórico, en </w:t>
-            </w:r>
-            <w:proofErr w:type="spellStart"/>
-            <w:r>
-              <w:rPr>
-                <w:rFonts w:ascii="Arial" w:hAnsi="Arial" w:cs="Arial"/>
-              </w:rPr>
-              <w:t>RutexGo</w:t>
-            </w:r>
-            <w:proofErr w:type="spellEnd"/>
-            <w:r>
-              <w:rPr>
-                <w:rFonts w:ascii="Arial" w:hAnsi="Arial" w:cs="Arial"/>
-              </w:rPr>
-              <w:t xml:space="preserve"> priorizamos un turismo responsable que a la vez sea entretenido y educativo.</w:t>
+              <w:t xml:space="preserve"> un monumento si no que lo hace de una forma divertida. De esta manera esperamos potenciar el turismo y el gusto por el patrimonio histórico, en RutexGo priorizamos un turismo responsable que a la vez sea entretenido y educativo.</w:t>
             </w:r>
           </w:p>
           <w:p>
@@ -4520,27 +4244,7 @@
             <w:b/>
             <w:bCs/>
           </w:rPr>
-          <w:t>: Autenticación completa (</w:t>
-        </w:r>
-        <w:proofErr w:type="spellStart"/>
-        <w:r>
-          <w:rPr>
-            <w:rStyle w:val="Hipervnculo"/>
-            <w:rFonts w:ascii="Arial" w:hAnsi="Arial" w:cs="Arial"/>
-            <w:b/>
-            <w:bCs/>
-          </w:rPr>
-          <w:t>login</w:t>
-        </w:r>
-        <w:proofErr w:type="spellEnd"/>
-        <w:r>
-          <w:rPr>
-            <w:rStyle w:val="Hipervnculo"/>
-            <w:rFonts w:ascii="Arial" w:hAnsi="Arial" w:cs="Arial"/>
-            <w:b/>
-            <w:bCs/>
-          </w:rPr>
-          <w:t xml:space="preserve"> + recuperación de contraseña)</w:t>
+          <w:t>: Autenticación completa (login + recuperación de contraseña)</w:t>
         </w:r>
       </w:hyperlink>
     </w:p>
@@ -4613,35 +4317,7 @@
         <w:rPr>
           <w:rFonts w:ascii="Arial" w:hAnsi="Arial" w:cs="Arial"/>
         </w:rPr>
-        <w:t xml:space="preserve">Como persona usuaria, quiero poder autenticarme mediante </w:t>
-      </w:r>
-      <w:proofErr w:type="spellStart"/>
-      <w:r>
-        <w:rPr>
-          <w:rFonts w:ascii="Arial" w:hAnsi="Arial" w:cs="Arial"/>
-        </w:rPr>
-        <w:t>Firebase</w:t>
-      </w:r>
-      <w:proofErr w:type="spellEnd"/>
-      <w:r>
-        <w:rPr>
-          <w:rFonts w:ascii="Arial" w:hAnsi="Arial" w:cs="Arial"/>
-        </w:rPr>
-        <w:t xml:space="preserve"> </w:t>
-      </w:r>
-      <w:proofErr w:type="spellStart"/>
-      <w:r>
-        <w:rPr>
-          <w:rFonts w:ascii="Arial" w:hAnsi="Arial" w:cs="Arial"/>
-        </w:rPr>
-        <w:t>Authentication</w:t>
-      </w:r>
-      <w:proofErr w:type="spellEnd"/>
-      <w:r>
-        <w:rPr>
-          <w:rFonts w:ascii="Arial" w:hAnsi="Arial" w:cs="Arial"/>
-        </w:rPr>
-        <w:t>, para asegurar que mis datos personales estén protegidos y sean accesibles solo por mí.</w:t>
+        <w:t>Como persona usuaria, quiero poder autenticarme mediante Firebase Authentication, para asegurar que mis datos personales estén protegidos y sean accesibles solo por mí.</w:t>
       </w:r>
     </w:p>
     <w:p>
@@ -4829,21 +4505,7 @@
         <w:rPr>
           <w:rFonts w:ascii="Arial" w:hAnsi="Arial" w:cs="Arial"/>
         </w:rPr>
-        <w:t xml:space="preserve">Para el backlog hemos elegido la metodología </w:t>
-      </w:r>
-      <w:proofErr w:type="spellStart"/>
-      <w:r>
-        <w:rPr>
-          <w:rFonts w:ascii="Arial" w:hAnsi="Arial" w:cs="Arial"/>
-        </w:rPr>
-        <w:t>MoSCoW</w:t>
-      </w:r>
-      <w:proofErr w:type="spellEnd"/>
-      <w:r>
-        <w:rPr>
-          <w:rFonts w:ascii="Arial" w:hAnsi="Arial" w:cs="Arial"/>
-        </w:rPr>
-        <w:t>:</w:t>
+        <w:t>Para el backlog hemos elegido la metodología MoSCoW:</w:t>
       </w:r>
     </w:p>
     <w:p>
@@ -4864,55 +4526,7 @@
           <w:rFonts w:ascii="Arial" w:hAnsi="Arial" w:cs="Arial"/>
           <w:lang w:val="en-US"/>
         </w:rPr>
-        <w:t xml:space="preserve">Must: login, </w:t>
-      </w:r>
-      <w:proofErr w:type="spellStart"/>
-      <w:r>
-        <w:rPr>
-          <w:rFonts w:ascii="Arial" w:hAnsi="Arial" w:cs="Arial"/>
-          <w:lang w:val="en-US"/>
-        </w:rPr>
-        <w:t>rutas</w:t>
-      </w:r>
-      <w:proofErr w:type="spellEnd"/>
-      <w:r>
-        <w:rPr>
-          <w:rFonts w:ascii="Arial" w:hAnsi="Arial" w:cs="Arial"/>
-          <w:lang w:val="en-US"/>
-        </w:rPr>
-        <w:t xml:space="preserve">, </w:t>
-      </w:r>
-      <w:proofErr w:type="spellStart"/>
-      <w:r>
-        <w:rPr>
-          <w:rFonts w:ascii="Arial" w:hAnsi="Arial" w:cs="Arial"/>
-          <w:lang w:val="en-US"/>
-        </w:rPr>
-        <w:t>misiones</w:t>
-      </w:r>
-      <w:proofErr w:type="spellEnd"/>
-      <w:r>
-        <w:rPr>
-          <w:rFonts w:ascii="Arial" w:hAnsi="Arial" w:cs="Arial"/>
-          <w:lang w:val="en-US"/>
-        </w:rPr>
-        <w:t>/</w:t>
-      </w:r>
-      <w:proofErr w:type="spellStart"/>
-      <w:r>
-        <w:rPr>
-          <w:rFonts w:ascii="Arial" w:hAnsi="Arial" w:cs="Arial"/>
-          <w:lang w:val="en-US"/>
-        </w:rPr>
-        <w:t>trivias</w:t>
-      </w:r>
-      <w:proofErr w:type="spellEnd"/>
-      <w:r>
-        <w:rPr>
-          <w:rFonts w:ascii="Arial" w:hAnsi="Arial" w:cs="Arial"/>
-          <w:lang w:val="en-US"/>
-        </w:rPr>
-        <w:t>, ranking.</w:t>
+        <w:t>Must: login, rutas, misiones/trivias, ranking.</w:t>
       </w:r>
     </w:p>
     <w:p>
@@ -4927,19 +4541,11 @@
           <w:rFonts w:ascii="Arial" w:hAnsi="Arial" w:cs="Arial"/>
         </w:rPr>
       </w:pPr>
-      <w:proofErr w:type="spellStart"/>
-      <w:r>
-        <w:rPr>
-          <w:rFonts w:ascii="Arial" w:hAnsi="Arial" w:cs="Arial"/>
-        </w:rPr>
-        <w:t>Should</w:t>
-      </w:r>
-      <w:proofErr w:type="spellEnd"/>
-      <w:r>
-        <w:rPr>
-          <w:rFonts w:ascii="Arial" w:hAnsi="Arial" w:cs="Arial"/>
-        </w:rPr>
-        <w:t>: Logros visuales, mapas interactivos.</w:t>
+      <w:r>
+        <w:rPr>
+          <w:rFonts w:ascii="Arial" w:hAnsi="Arial" w:cs="Arial"/>
+        </w:rPr>
+        <w:t>Should: Logros visuales, mapas interactivos.</w:t>
       </w:r>
     </w:p>
     <w:p>
@@ -4954,19 +4560,11 @@
           <w:rFonts w:ascii="Arial" w:hAnsi="Arial" w:cs="Arial"/>
         </w:rPr>
       </w:pPr>
-      <w:proofErr w:type="spellStart"/>
-      <w:r>
-        <w:rPr>
-          <w:rFonts w:ascii="Arial" w:hAnsi="Arial" w:cs="Arial"/>
-        </w:rPr>
-        <w:t>Could</w:t>
-      </w:r>
-      <w:proofErr w:type="spellEnd"/>
-      <w:r>
-        <w:rPr>
-          <w:rFonts w:ascii="Arial" w:hAnsi="Arial" w:cs="Arial"/>
-        </w:rPr>
-        <w:t>: recompensas locales, realidad aumentada.</w:t>
+      <w:r>
+        <w:rPr>
+          <w:rFonts w:ascii="Arial" w:hAnsi="Arial" w:cs="Arial"/>
+        </w:rPr>
+        <w:t>Could: recompensas locales, realidad aumentada.</w:t>
       </w:r>
     </w:p>
     <w:p>
@@ -5023,6 +4621,9 @@
           </w:tcPr>
           <w:p>
             <w:r>
+              <w:rPr>
+                <w:noProof/>
+              </w:rPr>
               <w:drawing>
                 <wp:inline distT="0" distB="0" distL="0" distR="0" wp14:anchorId="02249CA4" wp14:editId="2FFCF587">
                   <wp:extent cx="2649552" cy="7477125"/>
@@ -5085,27 +4686,7 @@
                   <w:b/>
                   <w:bCs/>
                 </w:rPr>
-                <w:t>HU-011: Autenticación completa (</w:t>
-              </w:r>
-              <w:proofErr w:type="spellStart"/>
-              <w:r>
-                <w:rPr>
-                  <w:rStyle w:val="Hipervnculo"/>
-                  <w:rFonts w:ascii="Arial" w:hAnsi="Arial" w:cs="Arial"/>
-                  <w:b/>
-                  <w:bCs/>
-                </w:rPr>
-                <w:t>login</w:t>
-              </w:r>
-              <w:proofErr w:type="spellEnd"/>
-              <w:r>
-                <w:rPr>
-                  <w:rStyle w:val="Hipervnculo"/>
-                  <w:rFonts w:ascii="Arial" w:hAnsi="Arial" w:cs="Arial"/>
-                  <w:b/>
-                  <w:bCs/>
-                </w:rPr>
-                <w:t xml:space="preserve"> + recuperación de contraseña)</w:t>
+                <w:t>HU-011: Autenticación completa (login + recuperación de contraseña)</w:t>
               </w:r>
             </w:hyperlink>
           </w:p>
@@ -5323,53 +4904,12 @@
             </w:r>
           </w:p>
           <w:p>
-            <w:proofErr w:type="spellStart"/>
             <w:r>
               <w:rPr>
                 <w:b/>
                 <w:bCs/>
               </w:rPr>
-              <w:t>Login</w:t>
-            </w:r>
-            <w:proofErr w:type="spellEnd"/>
-            <w:r>
-              <w:rPr>
-                <w:b/>
-                <w:bCs/>
-              </w:rPr>
-              <w:t xml:space="preserve"> → Validación → </w:t>
-            </w:r>
-            <w:proofErr w:type="spellStart"/>
-            <w:r>
-              <w:rPr>
-                <w:b/>
-                <w:bCs/>
-              </w:rPr>
-              <w:t>Firebase</w:t>
-            </w:r>
-            <w:proofErr w:type="spellEnd"/>
-            <w:r>
-              <w:rPr>
-                <w:b/>
-                <w:bCs/>
-              </w:rPr>
-              <w:t xml:space="preserve"> </w:t>
-            </w:r>
-            <w:proofErr w:type="spellStart"/>
-            <w:r>
-              <w:rPr>
-                <w:b/>
-                <w:bCs/>
-              </w:rPr>
-              <w:t>Auth</w:t>
-            </w:r>
-            <w:proofErr w:type="spellEnd"/>
-            <w:r>
-              <w:rPr>
-                <w:b/>
-                <w:bCs/>
-              </w:rPr>
-              <w:t xml:space="preserve"> → Home / Error</w:t>
+              <w:t>Login → Validación → Firebase Auth → Home / Error</w:t>
             </w:r>
           </w:p>
           <w:p/>
@@ -5579,65 +5119,14 @@
         <w:rPr>
           <w:rFonts w:ascii="Arial" w:hAnsi="Arial" w:cs="Arial"/>
         </w:rPr>
-        <w:t xml:space="preserve">La aplicación la vamos a desarrollar con </w:t>
-      </w:r>
-      <w:proofErr w:type="spellStart"/>
-      <w:r>
-        <w:rPr>
-          <w:rFonts w:ascii="Arial" w:hAnsi="Arial" w:cs="Arial"/>
-        </w:rPr>
-        <w:t>Flutter</w:t>
-      </w:r>
-      <w:proofErr w:type="spellEnd"/>
-      <w:r>
-        <w:rPr>
-          <w:rFonts w:ascii="Arial" w:hAnsi="Arial" w:cs="Arial"/>
-        </w:rPr>
-        <w:t>/</w:t>
-      </w:r>
-      <w:proofErr w:type="spellStart"/>
-      <w:r>
-        <w:rPr>
-          <w:rFonts w:ascii="Arial" w:hAnsi="Arial" w:cs="Arial"/>
-        </w:rPr>
-        <w:t>Kotlin</w:t>
-      </w:r>
-      <w:proofErr w:type="spellEnd"/>
-      <w:r>
-        <w:rPr>
-          <w:rFonts w:ascii="Arial" w:hAnsi="Arial" w:cs="Arial"/>
-        </w:rPr>
-        <w:t xml:space="preserve">, usaremos la API Google </w:t>
-      </w:r>
-      <w:proofErr w:type="spellStart"/>
-      <w:r>
-        <w:rPr>
-          <w:rFonts w:ascii="Arial" w:hAnsi="Arial" w:cs="Arial"/>
-        </w:rPr>
-        <w:t>Maps</w:t>
-      </w:r>
-      <w:proofErr w:type="spellEnd"/>
-      <w:r>
-        <w:rPr>
-          <w:rFonts w:ascii="Arial" w:hAnsi="Arial" w:cs="Arial"/>
-        </w:rPr>
-        <w:t xml:space="preserve"> y como base de datos </w:t>
-      </w:r>
-      <w:proofErr w:type="spellStart"/>
+        <w:t xml:space="preserve">La aplicación la vamos a desarrollar con Flutter/Kotlin, usaremos la API Google Maps y como base de datos </w:t>
+      </w:r>
       <w:r>
         <w:rPr>
           <w:rFonts w:ascii="Arial" w:hAnsi="Arial" w:cs="Arial"/>
           <w:color w:val="000000"/>
         </w:rPr>
-        <w:t>Firebase</w:t>
-      </w:r>
-      <w:proofErr w:type="spellEnd"/>
-      <w:r>
-        <w:rPr>
-          <w:rFonts w:ascii="Arial" w:hAnsi="Arial" w:cs="Arial"/>
-          <w:color w:val="000000"/>
-        </w:rPr>
-        <w:t xml:space="preserve">. </w:t>
+        <w:t xml:space="preserve">Firebase. </w:t>
       </w:r>
       <w:r>
         <w:rPr>
@@ -5713,9 +5202,8 @@
           <w:b/>
           <w:bCs/>
         </w:rPr>
-        <w:t xml:space="preserve">ADR-001: </w:t>
-      </w:r>
-      <w:proofErr w:type="spellStart"/>
+        <w:t xml:space="preserve">ADR-001: Firebase </w:t>
+      </w:r>
       <w:r>
         <w:rPr>
           <w:rStyle w:val="Hipervnculo"/>
@@ -5723,9 +5211,8 @@
           <w:b/>
           <w:bCs/>
         </w:rPr>
-        <w:t>Firebase</w:t>
-      </w:r>
-      <w:proofErr w:type="spellEnd"/>
+        <w:t>(Backend as a Service)</w:t>
+      </w:r>
       <w:r>
         <w:rPr>
           <w:rStyle w:val="Hipervnculo"/>
@@ -5733,65 +5220,78 @@
           <w:b/>
           <w:bCs/>
         </w:rPr>
-        <w:t xml:space="preserve"> </w:t>
-      </w:r>
-      <w:r>
-        <w:rPr>
-          <w:rStyle w:val="Hipervnculo"/>
+        <w:t>:</w:t>
+      </w:r>
+    </w:p>
+    <w:p>
+      <w:pPr>
+        <w:pStyle w:val="Prrafodelista"/>
+        <w:jc w:val="both"/>
+        <w:rPr>
+          <w:rFonts w:ascii="Arial" w:hAnsi="Arial" w:cs="Arial"/>
+        </w:rPr>
+      </w:pPr>
+      <w:r>
+        <w:rPr>
           <w:rFonts w:ascii="Arial" w:hAnsi="Arial" w:cs="Arial"/>
           <w:b/>
           <w:bCs/>
         </w:rPr>
-        <w:t>(</w:t>
-      </w:r>
-      <w:proofErr w:type="spellStart"/>
-      <w:r>
-        <w:rPr>
-          <w:rStyle w:val="Hipervnculo"/>
-          <w:rFonts w:ascii="Arial" w:hAnsi="Arial" w:cs="Arial"/>
-          <w:b/>
-          <w:bCs/>
-        </w:rPr>
-        <w:t>Backend</w:t>
-      </w:r>
-      <w:proofErr w:type="spellEnd"/>
-      <w:r>
-        <w:rPr>
-          <w:rStyle w:val="Hipervnculo"/>
-          <w:rFonts w:ascii="Arial" w:hAnsi="Arial" w:cs="Arial"/>
-          <w:b/>
-          <w:bCs/>
-        </w:rPr>
-        <w:t xml:space="preserve"> as a </w:t>
-      </w:r>
-      <w:proofErr w:type="spellStart"/>
-      <w:r>
-        <w:rPr>
-          <w:rStyle w:val="Hipervnculo"/>
-          <w:rFonts w:ascii="Arial" w:hAnsi="Arial" w:cs="Arial"/>
-          <w:b/>
-          <w:bCs/>
-        </w:rPr>
-        <w:t>Service</w:t>
-      </w:r>
-      <w:proofErr w:type="spellEnd"/>
-      <w:r>
-        <w:rPr>
-          <w:rStyle w:val="Hipervnculo"/>
-          <w:rFonts w:ascii="Arial" w:hAnsi="Arial" w:cs="Arial"/>
-          <w:b/>
-          <w:bCs/>
-        </w:rPr>
-        <w:t>)</w:t>
-      </w:r>
-      <w:r>
-        <w:rPr>
-          <w:rStyle w:val="Hipervnculo"/>
-          <w:rFonts w:ascii="Arial" w:hAnsi="Arial" w:cs="Arial"/>
-          <w:b/>
-          <w:bCs/>
-        </w:rPr>
-        <w:t>:</w:t>
+        <w:fldChar w:fldCharType="end"/>
+      </w:r>
+      <w:r>
+        <w:rPr>
+          <w:rFonts w:ascii="Arial" w:hAnsi="Arial" w:cs="Arial"/>
+        </w:rPr>
+        <w:t>Se elige Firebase como backend por la simplicidad que ofrece al integrar autenticación, base de datos, almacenamiento y analítica sin necesidad de</w:t>
+      </w:r>
+      <w:r>
+        <w:rPr>
+          <w:rFonts w:ascii="Arial" w:hAnsi="Arial" w:cs="Arial"/>
+        </w:rPr>
+        <w:t xml:space="preserve"> </w:t>
+      </w:r>
+      <w:r>
+        <w:rPr>
+          <w:rFonts w:ascii="Arial" w:hAnsi="Arial" w:cs="Arial"/>
+        </w:rPr>
+        <w:t>crear</w:t>
+      </w:r>
+      <w:r>
+        <w:rPr>
+          <w:rFonts w:ascii="Arial" w:hAnsi="Arial" w:cs="Arial"/>
+        </w:rPr>
+        <w:t xml:space="preserve"> </w:t>
+      </w:r>
+      <w:r>
+        <w:rPr>
+          <w:rFonts w:ascii="Arial" w:hAnsi="Arial" w:cs="Arial"/>
+        </w:rPr>
+        <w:t>un</w:t>
+      </w:r>
+      <w:r>
+        <w:rPr>
+          <w:rFonts w:ascii="Arial" w:hAnsi="Arial" w:cs="Arial"/>
+        </w:rPr>
+        <w:t xml:space="preserve"> </w:t>
+      </w:r>
+      <w:r>
+        <w:rPr>
+          <w:rFonts w:ascii="Arial" w:hAnsi="Arial" w:cs="Arial"/>
+        </w:rPr>
+        <w:t>servidor</w:t>
+      </w:r>
+      <w:r>
+        <w:rPr>
+          <w:rFonts w:ascii="Arial" w:hAnsi="Arial" w:cs="Arial"/>
+        </w:rPr>
+        <w:t xml:space="preserve"> </w:t>
+      </w:r>
+      <w:r>
+        <w:rPr>
+          <w:rFonts w:ascii="Arial" w:hAnsi="Arial" w:cs="Arial"/>
+        </w:rPr>
+        <w:t>propio.</w:t>
       </w:r>
     </w:p>
     <w:p>
@@ -5805,65 +5305,8 @@
       <w:r>
         <w:rPr>
           <w:rFonts w:ascii="Arial" w:hAnsi="Arial" w:cs="Arial"/>
-          <w:b/>
-          <w:bCs/>
-        </w:rPr>
-        <w:fldChar w:fldCharType="end"/>
-      </w:r>
-      <w:r>
-        <w:rPr>
-          <w:rFonts w:ascii="Arial" w:hAnsi="Arial" w:cs="Arial"/>
-        </w:rPr>
-        <w:t xml:space="preserve">Se elige </w:t>
-      </w:r>
-      <w:proofErr w:type="spellStart"/>
-      <w:r>
-        <w:rPr>
-          <w:rFonts w:ascii="Arial" w:hAnsi="Arial" w:cs="Arial"/>
-        </w:rPr>
-        <w:t>Firebase</w:t>
-      </w:r>
-      <w:proofErr w:type="spellEnd"/>
-      <w:r>
-        <w:rPr>
-          <w:rFonts w:ascii="Arial" w:hAnsi="Arial" w:cs="Arial"/>
-        </w:rPr>
-        <w:t xml:space="preserve"> como </w:t>
-      </w:r>
-      <w:proofErr w:type="spellStart"/>
-      <w:r>
-        <w:rPr>
-          <w:rFonts w:ascii="Arial" w:hAnsi="Arial" w:cs="Arial"/>
-        </w:rPr>
-        <w:t>backend</w:t>
-      </w:r>
-      <w:proofErr w:type="spellEnd"/>
-      <w:r>
-        <w:rPr>
-          <w:rFonts w:ascii="Arial" w:hAnsi="Arial" w:cs="Arial"/>
-        </w:rPr>
-        <w:t xml:space="preserve"> por la simplicidad que ofrece al integrar autenticación, base de datos, almacenamiento y analítica sin necesidad de crear un servidor propio.</w:t>
-      </w:r>
-      <w:r>
-        <w:rPr>
-          <w:rFonts w:ascii="Arial" w:hAnsi="Arial" w:cs="Arial"/>
-        </w:rPr>
-        <w:br/>
-        <w:t xml:space="preserve">Esta decisión permite acelerar el desarrollo, facilita la escalabilidad del proyecto y reduce la complejidad técnica del </w:t>
-      </w:r>
-      <w:proofErr w:type="spellStart"/>
-      <w:r>
-        <w:rPr>
-          <w:rFonts w:ascii="Arial" w:hAnsi="Arial" w:cs="Arial"/>
-        </w:rPr>
-        <w:t>backend</w:t>
-      </w:r>
-      <w:proofErr w:type="spellEnd"/>
-      <w:r>
-        <w:rPr>
-          <w:rFonts w:ascii="Arial" w:hAnsi="Arial" w:cs="Arial"/>
-        </w:rPr>
-        <w:t>.</w:t>
+        </w:rPr>
+        <w:t>Esta decisión permite acelerar el desarrollo, facilita la escalabilidad del proyecto y reduce la complejidad técnica del backend.</w:t>
       </w:r>
     </w:p>
     <w:p>
@@ -5900,47 +5343,7 @@
             <w:b/>
             <w:bCs/>
           </w:rPr>
-          <w:t xml:space="preserve">ADR-002: </w:t>
-        </w:r>
-        <w:proofErr w:type="spellStart"/>
-        <w:r>
-          <w:rPr>
-            <w:rStyle w:val="Hipervnculo"/>
-            <w:rFonts w:ascii="Arial" w:hAnsi="Arial" w:cs="Arial"/>
-            <w:b/>
-            <w:bCs/>
-          </w:rPr>
-          <w:t>Flutter</w:t>
-        </w:r>
-        <w:proofErr w:type="spellEnd"/>
-        <w:r>
-          <w:rPr>
-            <w:rStyle w:val="Hipervnculo"/>
-            <w:rFonts w:ascii="Arial" w:hAnsi="Arial" w:cs="Arial"/>
-            <w:b/>
-            <w:bCs/>
-          </w:rPr>
-          <w:t>/</w:t>
-        </w:r>
-        <w:proofErr w:type="spellStart"/>
-        <w:r>
-          <w:rPr>
-            <w:rStyle w:val="Hipervnculo"/>
-            <w:rFonts w:ascii="Arial" w:hAnsi="Arial" w:cs="Arial"/>
-            <w:b/>
-            <w:bCs/>
-          </w:rPr>
-          <w:t>Kotlin</w:t>
-        </w:r>
-        <w:proofErr w:type="spellEnd"/>
-        <w:r>
-          <w:rPr>
-            <w:rStyle w:val="Hipervnculo"/>
-            <w:rFonts w:ascii="Arial" w:hAnsi="Arial" w:cs="Arial"/>
-            <w:b/>
-            <w:bCs/>
-          </w:rPr>
-          <w:t xml:space="preserve"> como tecnología móvil:</w:t>
+          <w:t>ADR-002: Flutter/Kotlin como tecnología móvil:</w:t>
         </w:r>
       </w:hyperlink>
     </w:p>
@@ -5956,70 +5359,14 @@
         <w:rPr>
           <w:rFonts w:ascii="Arial" w:hAnsi="Arial" w:cs="Arial"/>
         </w:rPr>
-        <w:t xml:space="preserve">Se decide utilizar </w:t>
-      </w:r>
-      <w:proofErr w:type="spellStart"/>
-      <w:r>
-        <w:rPr>
-          <w:rFonts w:ascii="Arial" w:hAnsi="Arial" w:cs="Arial"/>
-        </w:rPr>
-        <w:t>Flutter</w:t>
-      </w:r>
-      <w:proofErr w:type="spellEnd"/>
-      <w:r>
-        <w:rPr>
-          <w:rFonts w:ascii="Arial" w:hAnsi="Arial" w:cs="Arial"/>
-        </w:rPr>
-        <w:t xml:space="preserve"> como </w:t>
-      </w:r>
-      <w:proofErr w:type="spellStart"/>
-      <w:r>
-        <w:rPr>
-          <w:rFonts w:ascii="Arial" w:hAnsi="Arial" w:cs="Arial"/>
-        </w:rPr>
-        <w:t>framework</w:t>
-      </w:r>
-      <w:proofErr w:type="spellEnd"/>
-      <w:r>
-        <w:rPr>
-          <w:rFonts w:ascii="Arial" w:hAnsi="Arial" w:cs="Arial"/>
-        </w:rPr>
-        <w:t xml:space="preserve"> principal de desarrollo móvil, por su rapidez, su diseño basado en widgets y su fácil integración con </w:t>
-      </w:r>
-      <w:proofErr w:type="spellStart"/>
-      <w:r>
-        <w:rPr>
-          <w:rFonts w:ascii="Arial" w:hAnsi="Arial" w:cs="Arial"/>
-        </w:rPr>
-        <w:t>Firebase</w:t>
-      </w:r>
-      <w:proofErr w:type="spellEnd"/>
-      <w:r>
-        <w:rPr>
-          <w:rFonts w:ascii="Arial" w:hAnsi="Arial" w:cs="Arial"/>
-        </w:rPr>
-        <w:t>.</w:t>
+        <w:t>Se decide utilizar Flutter como framework principal de desarrollo móvil, por su rapidez, su diseño basado en widgets y su fácil integración con Firebase.</w:t>
       </w:r>
       <w:r>
         <w:rPr>
           <w:rFonts w:ascii="Arial" w:hAnsi="Arial" w:cs="Arial"/>
         </w:rPr>
         <w:br/>
-        <w:t xml:space="preserve">Cuando se necesiten funciones nativas, se empleará </w:t>
-      </w:r>
-      <w:proofErr w:type="spellStart"/>
-      <w:r>
-        <w:rPr>
-          <w:rFonts w:ascii="Arial" w:hAnsi="Arial" w:cs="Arial"/>
-        </w:rPr>
-        <w:t>Kotlin</w:t>
-      </w:r>
-      <w:proofErr w:type="spellEnd"/>
-      <w:r>
-        <w:rPr>
-          <w:rFonts w:ascii="Arial" w:hAnsi="Arial" w:cs="Arial"/>
-        </w:rPr>
-        <w:t>, garantizando así compatibilidad con Android y acceso completo al hardware del dispositivo.</w:t>
+        <w:t>Cuando se necesiten funciones nativas, se empleará Kotlin, garantizando así compatibilidad con Android y acceso completo al hardware del dispositivo.</w:t>
       </w:r>
     </w:p>
     <w:p>
@@ -6052,27 +5399,7 @@
             <w:b/>
             <w:bCs/>
           </w:rPr>
-          <w:t xml:space="preserve">ADR-003: </w:t>
-        </w:r>
-        <w:proofErr w:type="spellStart"/>
-        <w:r>
-          <w:rPr>
-            <w:rStyle w:val="Hipervnculo"/>
-            <w:rFonts w:ascii="Arial" w:hAnsi="Arial" w:cs="Arial"/>
-            <w:b/>
-            <w:bCs/>
-          </w:rPr>
-          <w:t>Firestore</w:t>
-        </w:r>
-        <w:proofErr w:type="spellEnd"/>
-        <w:r>
-          <w:rPr>
-            <w:rStyle w:val="Hipervnculo"/>
-            <w:rFonts w:ascii="Arial" w:hAnsi="Arial" w:cs="Arial"/>
-            <w:b/>
-            <w:bCs/>
-          </w:rPr>
-          <w:t xml:space="preserve"> como base de datos NoSQL:</w:t>
+          <w:t>ADR-003: Firestore como base de datos NoSQL:</w:t>
         </w:r>
       </w:hyperlink>
     </w:p>
@@ -6095,67 +5422,7 @@
           <w:lang w:eastAsia="es-ES"/>
           <w14:ligatures w14:val="none"/>
         </w:rPr>
-        <w:t xml:space="preserve">Se adopta </w:t>
-      </w:r>
-      <w:proofErr w:type="spellStart"/>
-      <w:r>
-        <w:rPr>
-          <w:rFonts w:ascii="Arial" w:eastAsia="Times New Roman" w:hAnsi="Arial" w:cs="Arial"/>
-          <w:kern w:val="0"/>
-          <w:lang w:eastAsia="es-ES"/>
-          <w14:ligatures w14:val="none"/>
-        </w:rPr>
-        <w:t>Firestore</w:t>
-      </w:r>
-      <w:proofErr w:type="spellEnd"/>
-      <w:r>
-        <w:rPr>
-          <w:rFonts w:ascii="Arial" w:eastAsia="Times New Roman" w:hAnsi="Arial" w:cs="Arial"/>
-          <w:kern w:val="0"/>
-          <w:lang w:eastAsia="es-ES"/>
-          <w14:ligatures w14:val="none"/>
-        </w:rPr>
-        <w:t xml:space="preserve"> como base de datos principal debido a su estructura flexible de documentos y colecciones, su capacidad de sincronización en tiempo real y su integración directa con </w:t>
-      </w:r>
-      <w:proofErr w:type="spellStart"/>
-      <w:r>
-        <w:rPr>
-          <w:rFonts w:ascii="Arial" w:eastAsia="Times New Roman" w:hAnsi="Arial" w:cs="Arial"/>
-          <w:kern w:val="0"/>
-          <w:lang w:eastAsia="es-ES"/>
-          <w14:ligatures w14:val="none"/>
-        </w:rPr>
-        <w:t>Firebase</w:t>
-      </w:r>
-      <w:proofErr w:type="spellEnd"/>
-      <w:r>
-        <w:rPr>
-          <w:rFonts w:ascii="Arial" w:eastAsia="Times New Roman" w:hAnsi="Arial" w:cs="Arial"/>
-          <w:kern w:val="0"/>
-          <w:lang w:eastAsia="es-ES"/>
-          <w14:ligatures w14:val="none"/>
-        </w:rPr>
-        <w:t xml:space="preserve"> </w:t>
-      </w:r>
-      <w:proofErr w:type="spellStart"/>
-      <w:r>
-        <w:rPr>
-          <w:rFonts w:ascii="Arial" w:eastAsia="Times New Roman" w:hAnsi="Arial" w:cs="Arial"/>
-          <w:kern w:val="0"/>
-          <w:lang w:eastAsia="es-ES"/>
-          <w14:ligatures w14:val="none"/>
-        </w:rPr>
-        <w:t>Authentication</w:t>
-      </w:r>
-      <w:proofErr w:type="spellEnd"/>
-      <w:r>
-        <w:rPr>
-          <w:rFonts w:ascii="Arial" w:eastAsia="Times New Roman" w:hAnsi="Arial" w:cs="Arial"/>
-          <w:kern w:val="0"/>
-          <w:lang w:eastAsia="es-ES"/>
-          <w14:ligatures w14:val="none"/>
-        </w:rPr>
-        <w:t>.</w:t>
+        <w:t>Se adopta Firestore como base de datos principal debido a su estructura flexible de documentos y colecciones, su capacidad de sincronización en tiempo real y su integración directa con Firebase Authentication.</w:t>
       </w:r>
       <w:r>
         <w:rPr>
@@ -6206,33 +5473,11 @@
           <w:rFonts w:ascii="Arial" w:hAnsi="Arial" w:cs="Arial"/>
         </w:rPr>
       </w:pPr>
-      <w:proofErr w:type="spellStart"/>
-      <w:r>
-        <w:rPr>
-          <w:rFonts w:ascii="Arial" w:hAnsi="Arial" w:cs="Arial"/>
-        </w:rPr>
-        <w:t>Firebase</w:t>
-      </w:r>
-      <w:proofErr w:type="spellEnd"/>
-      <w:r>
-        <w:rPr>
-          <w:rFonts w:ascii="Arial" w:hAnsi="Arial" w:cs="Arial"/>
-        </w:rPr>
-        <w:t xml:space="preserve"> </w:t>
-      </w:r>
-      <w:proofErr w:type="spellStart"/>
-      <w:r>
-        <w:rPr>
-          <w:rFonts w:ascii="Arial" w:hAnsi="Arial" w:cs="Arial"/>
-        </w:rPr>
-        <w:t>Auth</w:t>
-      </w:r>
-      <w:proofErr w:type="spellEnd"/>
-      <w:r>
-        <w:rPr>
-          <w:rFonts w:ascii="Arial" w:hAnsi="Arial" w:cs="Arial"/>
-        </w:rPr>
-        <w:t>:</w:t>
+      <w:r>
+        <w:rPr>
+          <w:rFonts w:ascii="Arial" w:hAnsi="Arial" w:cs="Arial"/>
+        </w:rPr>
+        <w:t>Firebase Auth:</w:t>
       </w:r>
     </w:p>
     <w:p>
@@ -6250,21 +5495,7 @@
         <w:rPr>
           <w:rFonts w:ascii="Arial" w:hAnsi="Arial" w:cs="Arial"/>
         </w:rPr>
-        <w:t xml:space="preserve">Maneja registro, </w:t>
-      </w:r>
-      <w:proofErr w:type="spellStart"/>
-      <w:r>
-        <w:rPr>
-          <w:rFonts w:ascii="Arial" w:hAnsi="Arial" w:cs="Arial"/>
-        </w:rPr>
-        <w:t>login</w:t>
-      </w:r>
-      <w:proofErr w:type="spellEnd"/>
-      <w:r>
-        <w:rPr>
-          <w:rFonts w:ascii="Arial" w:hAnsi="Arial" w:cs="Arial"/>
-        </w:rPr>
-        <w:t xml:space="preserve"> y sesiones de usuario.</w:t>
+        <w:t>Maneja registro, login y sesiones de usuario.</w:t>
       </w:r>
     </w:p>
     <w:p>
@@ -6282,21 +5513,7 @@
         <w:rPr>
           <w:rFonts w:ascii="Arial" w:hAnsi="Arial" w:cs="Arial"/>
         </w:rPr>
-        <w:t xml:space="preserve">Usa el UID para relacionarlo con datos en </w:t>
-      </w:r>
-      <w:proofErr w:type="spellStart"/>
-      <w:r>
-        <w:rPr>
-          <w:rFonts w:ascii="Arial" w:hAnsi="Arial" w:cs="Arial"/>
-        </w:rPr>
-        <w:t>Firestore</w:t>
-      </w:r>
-      <w:proofErr w:type="spellEnd"/>
-      <w:r>
-        <w:rPr>
-          <w:rFonts w:ascii="Arial" w:hAnsi="Arial" w:cs="Arial"/>
-        </w:rPr>
-        <w:t>.</w:t>
+        <w:t>Usa el UID para relacionarlo con datos en Firestore.</w:t>
       </w:r>
     </w:p>
     <w:p>
@@ -6328,28 +5545,12 @@
           <w:rFonts w:ascii="Arial" w:hAnsi="Arial" w:cs="Arial"/>
         </w:rPr>
       </w:pPr>
-      <w:proofErr w:type="spellStart"/>
-      <w:r>
-        <w:rPr>
-          <w:rFonts w:ascii="Arial" w:hAnsi="Arial" w:cs="Arial"/>
-        </w:rPr>
-        <w:t>Firebase</w:t>
-      </w:r>
-      <w:proofErr w:type="spellEnd"/>
-      <w:r>
-        <w:rPr>
-          <w:rFonts w:ascii="Arial" w:hAnsi="Arial" w:cs="Arial"/>
-        </w:rPr>
-        <w:t xml:space="preserve"> </w:t>
-      </w:r>
-      <w:proofErr w:type="spellStart"/>
-      <w:r>
-        <w:rPr>
-          <w:rFonts w:ascii="Arial" w:hAnsi="Arial" w:cs="Arial"/>
-        </w:rPr>
-        <w:t>Firestore</w:t>
-      </w:r>
-      <w:proofErr w:type="spellEnd"/>
+      <w:r>
+        <w:rPr>
+          <w:rFonts w:ascii="Arial" w:hAnsi="Arial" w:cs="Arial"/>
+        </w:rPr>
+        <w:t>Firebase Firestore</w:t>
+      </w:r>
       <w:r>
         <w:rPr>
           <w:rFonts w:ascii="Arial" w:hAnsi="Arial" w:cs="Arial"/>
@@ -6408,16 +5609,8 @@
         <w:rPr>
           <w:rFonts w:ascii="Arial" w:hAnsi="Arial" w:cs="Arial"/>
         </w:rPr>
-        <w:t>/</w:t>
-      </w:r>
-      <w:proofErr w:type="spellStart"/>
-      <w:r>
-        <w:rPr>
-          <w:rFonts w:ascii="Arial" w:hAnsi="Arial" w:cs="Arial"/>
-        </w:rPr>
-        <w:t>users</w:t>
-      </w:r>
-      <w:proofErr w:type="spellEnd"/>
+        <w:t>/users</w:t>
+      </w:r>
     </w:p>
     <w:p>
       <w:pPr>
@@ -6434,16 +5627,8 @@
         <w:rPr>
           <w:rFonts w:ascii="Arial" w:hAnsi="Arial" w:cs="Arial"/>
         </w:rPr>
-        <w:t>/</w:t>
-      </w:r>
-      <w:proofErr w:type="spellStart"/>
-      <w:r>
-        <w:rPr>
-          <w:rFonts w:ascii="Arial" w:hAnsi="Arial" w:cs="Arial"/>
-        </w:rPr>
-        <w:t>cities</w:t>
-      </w:r>
-      <w:proofErr w:type="spellEnd"/>
+        <w:t>/cities</w:t>
+      </w:r>
     </w:p>
     <w:p>
       <w:pPr>
@@ -6460,16 +5645,8 @@
         <w:rPr>
           <w:rFonts w:ascii="Arial" w:hAnsi="Arial" w:cs="Arial"/>
         </w:rPr>
-        <w:t>/</w:t>
-      </w:r>
-      <w:proofErr w:type="spellStart"/>
-      <w:r>
-        <w:rPr>
-          <w:rFonts w:ascii="Arial" w:hAnsi="Arial" w:cs="Arial"/>
-        </w:rPr>
-        <w:t>routes</w:t>
-      </w:r>
-      <w:proofErr w:type="spellEnd"/>
+        <w:t>/routes</w:t>
+      </w:r>
     </w:p>
     <w:p>
       <w:pPr>
@@ -6482,7 +5659,6 @@
           <w:rFonts w:ascii="Arial" w:hAnsi="Arial" w:cs="Arial"/>
         </w:rPr>
       </w:pPr>
-      <w:proofErr w:type="spellStart"/>
       <w:r>
         <w:rPr>
           <w:rFonts w:ascii="Arial" w:hAnsi="Arial" w:cs="Arial"/>
@@ -6490,7 +5666,6 @@
         <w:lastRenderedPageBreak/>
         <w:t>monuments</w:t>
       </w:r>
-      <w:proofErr w:type="spellEnd"/>
     </w:p>
     <w:p>
       <w:pPr>
@@ -6507,16 +5682,8 @@
         <w:rPr>
           <w:rFonts w:ascii="Arial" w:hAnsi="Arial" w:cs="Arial"/>
         </w:rPr>
-        <w:t>/</w:t>
-      </w:r>
-      <w:proofErr w:type="spellStart"/>
-      <w:r>
-        <w:rPr>
-          <w:rFonts w:ascii="Arial" w:hAnsi="Arial" w:cs="Arial"/>
-        </w:rPr>
-        <w:t>missions</w:t>
-      </w:r>
-      <w:proofErr w:type="spellEnd"/>
+        <w:t>/missions</w:t>
+      </w:r>
     </w:p>
     <w:p>
       <w:pPr>
@@ -6556,19 +5723,11 @@
           <w:rFonts w:ascii="Arial" w:hAnsi="Arial" w:cs="Arial"/>
         </w:rPr>
       </w:pPr>
-      <w:proofErr w:type="spellStart"/>
-      <w:r>
-        <w:rPr>
-          <w:rFonts w:ascii="Arial" w:hAnsi="Arial" w:cs="Arial"/>
-        </w:rPr>
-        <w:t>Firebase</w:t>
-      </w:r>
-      <w:proofErr w:type="spellEnd"/>
-      <w:r>
-        <w:rPr>
-          <w:rFonts w:ascii="Arial" w:hAnsi="Arial" w:cs="Arial"/>
-        </w:rPr>
-        <w:t xml:space="preserve"> Storage:</w:t>
+      <w:r>
+        <w:rPr>
+          <w:rFonts w:ascii="Arial" w:hAnsi="Arial" w:cs="Arial"/>
+        </w:rPr>
+        <w:t>Firebase Storage:</w:t>
       </w:r>
     </w:p>
     <w:p>
@@ -6604,21 +5763,7 @@
         <w:rPr>
           <w:rFonts w:ascii="Arial" w:hAnsi="Arial" w:cs="Arial"/>
         </w:rPr>
-        <w:t xml:space="preserve">Solo se guarda la URL en </w:t>
-      </w:r>
-      <w:proofErr w:type="spellStart"/>
-      <w:r>
-        <w:rPr>
-          <w:rFonts w:ascii="Arial" w:hAnsi="Arial" w:cs="Arial"/>
-        </w:rPr>
-        <w:t>Firestore</w:t>
-      </w:r>
-      <w:proofErr w:type="spellEnd"/>
-      <w:r>
-        <w:rPr>
-          <w:rFonts w:ascii="Arial" w:hAnsi="Arial" w:cs="Arial"/>
-        </w:rPr>
-        <w:t xml:space="preserve"> como referencia.</w:t>
+        <w:t>Solo se guarda la URL en Firestore como referencia.</w:t>
       </w:r>
     </w:p>
     <w:p>
@@ -6641,33 +5786,11 @@
           <w:rFonts w:ascii="Arial" w:hAnsi="Arial" w:cs="Arial"/>
         </w:rPr>
       </w:pPr>
-      <w:proofErr w:type="spellStart"/>
-      <w:r>
-        <w:rPr>
-          <w:rFonts w:ascii="Arial" w:hAnsi="Arial" w:cs="Arial"/>
-        </w:rPr>
-        <w:t>Firebase</w:t>
-      </w:r>
-      <w:proofErr w:type="spellEnd"/>
-      <w:r>
-        <w:rPr>
-          <w:rFonts w:ascii="Arial" w:hAnsi="Arial" w:cs="Arial"/>
-        </w:rPr>
-        <w:t xml:space="preserve"> </w:t>
-      </w:r>
-      <w:proofErr w:type="spellStart"/>
-      <w:r>
-        <w:rPr>
-          <w:rFonts w:ascii="Arial" w:hAnsi="Arial" w:cs="Arial"/>
-        </w:rPr>
-        <w:t>Messaging</w:t>
-      </w:r>
-      <w:proofErr w:type="spellEnd"/>
-      <w:r>
-        <w:rPr>
-          <w:rFonts w:ascii="Arial" w:hAnsi="Arial" w:cs="Arial"/>
-        </w:rPr>
-        <w:t>:</w:t>
+      <w:r>
+        <w:rPr>
+          <w:rFonts w:ascii="Arial" w:hAnsi="Arial" w:cs="Arial"/>
+        </w:rPr>
+        <w:t>Firebase Messaging:</w:t>
       </w:r>
     </w:p>
     <w:p>
@@ -6685,21 +5808,7 @@
         <w:rPr>
           <w:rFonts w:ascii="Arial" w:hAnsi="Arial" w:cs="Arial"/>
         </w:rPr>
-        <w:t xml:space="preserve">Envía notificaciones </w:t>
-      </w:r>
-      <w:proofErr w:type="spellStart"/>
-      <w:r>
-        <w:rPr>
-          <w:rFonts w:ascii="Arial" w:hAnsi="Arial" w:cs="Arial"/>
-        </w:rPr>
-        <w:t>push</w:t>
-      </w:r>
-      <w:proofErr w:type="spellEnd"/>
-      <w:r>
-        <w:rPr>
-          <w:rFonts w:ascii="Arial" w:hAnsi="Arial" w:cs="Arial"/>
-        </w:rPr>
-        <w:t xml:space="preserve"> (futuro), por ejemplo:</w:t>
+        <w:t>Envía notificaciones push (futuro), por ejemplo:</w:t>
       </w:r>
     </w:p>
     <w:p>
@@ -6780,21 +5889,7 @@
         <w:rPr>
           <w:rFonts w:ascii="Arial" w:hAnsi="Arial" w:cs="Arial"/>
         </w:rPr>
-        <w:t xml:space="preserve">Google </w:t>
-      </w:r>
-      <w:proofErr w:type="spellStart"/>
-      <w:r>
-        <w:rPr>
-          <w:rFonts w:ascii="Arial" w:hAnsi="Arial" w:cs="Arial"/>
-        </w:rPr>
-        <w:t>Maps</w:t>
-      </w:r>
-      <w:proofErr w:type="spellEnd"/>
-      <w:r>
-        <w:rPr>
-          <w:rFonts w:ascii="Arial" w:hAnsi="Arial" w:cs="Arial"/>
-        </w:rPr>
-        <w:t xml:space="preserve"> API:</w:t>
+        <w:t>Google Maps API:</w:t>
       </w:r>
     </w:p>
     <w:p>
@@ -6984,27 +6079,7 @@
           <w:lang w:eastAsia="es-ES"/>
           <w14:ligatures w14:val="none"/>
         </w:rPr>
-        <w:t>La aplicación deberá ofrecer tiempos de carga inferiores a 2–3 segundos en las pantallas principales (</w:t>
-      </w:r>
-      <w:proofErr w:type="spellStart"/>
-      <w:r>
-        <w:rPr>
-          <w:rFonts w:ascii="Arial" w:eastAsia="Times New Roman" w:hAnsi="Arial" w:cs="Arial"/>
-          <w:kern w:val="0"/>
-          <w:lang w:eastAsia="es-ES"/>
-          <w14:ligatures w14:val="none"/>
-        </w:rPr>
-        <w:t>login</w:t>
-      </w:r>
-      <w:proofErr w:type="spellEnd"/>
-      <w:r>
-        <w:rPr>
-          <w:rFonts w:ascii="Arial" w:eastAsia="Times New Roman" w:hAnsi="Arial" w:cs="Arial"/>
-          <w:kern w:val="0"/>
-          <w:lang w:eastAsia="es-ES"/>
-          <w14:ligatures w14:val="none"/>
-        </w:rPr>
-        <w:t>, rutas, mapa, misiones y perfil).</w:t>
+        <w:t>La aplicación deberá ofrecer tiempos de carga inferiores a 2–3 segundos en las pantallas principales (login, rutas, mapa, misiones y perfil).</w:t>
       </w:r>
       <w:r>
         <w:rPr>
@@ -7103,47 +6178,7 @@
           <w14:ligatures w14:val="none"/>
         </w:rPr>
         <w:br/>
-        <w:t xml:space="preserve">Para ello, se empleará </w:t>
-      </w:r>
-      <w:proofErr w:type="spellStart"/>
-      <w:r>
-        <w:rPr>
-          <w:rFonts w:ascii="Arial" w:eastAsia="Times New Roman" w:hAnsi="Arial" w:cs="Arial"/>
-          <w:kern w:val="0"/>
-          <w:lang w:eastAsia="es-ES"/>
-          <w14:ligatures w14:val="none"/>
-        </w:rPr>
-        <w:t>Firebase</w:t>
-      </w:r>
-      <w:proofErr w:type="spellEnd"/>
-      <w:r>
-        <w:rPr>
-          <w:rFonts w:ascii="Arial" w:eastAsia="Times New Roman" w:hAnsi="Arial" w:cs="Arial"/>
-          <w:kern w:val="0"/>
-          <w:lang w:eastAsia="es-ES"/>
-          <w14:ligatures w14:val="none"/>
-        </w:rPr>
-        <w:t xml:space="preserve"> </w:t>
-      </w:r>
-      <w:proofErr w:type="spellStart"/>
-      <w:r>
-        <w:rPr>
-          <w:rFonts w:ascii="Arial" w:eastAsia="Times New Roman" w:hAnsi="Arial" w:cs="Arial"/>
-          <w:kern w:val="0"/>
-          <w:lang w:eastAsia="es-ES"/>
-          <w14:ligatures w14:val="none"/>
-        </w:rPr>
-        <w:t>Authentication</w:t>
-      </w:r>
-      <w:proofErr w:type="spellEnd"/>
-      <w:r>
-        <w:rPr>
-          <w:rFonts w:ascii="Arial" w:eastAsia="Times New Roman" w:hAnsi="Arial" w:cs="Arial"/>
-          <w:kern w:val="0"/>
-          <w:lang w:eastAsia="es-ES"/>
-          <w14:ligatures w14:val="none"/>
-        </w:rPr>
-        <w:t xml:space="preserve"> como sistema de autenticación centralizado, evitando el almacenamiento local de credenciales y asegurando la protección de la información mediante métodos estándar del sector.</w:t>
+        <w:t>Para ello, se empleará Firebase Authentication como sistema de autenticación centralizado, evitando el almacenamiento local de credenciales y asegurando la protección de la información mediante métodos estándar del sector.</w:t>
       </w:r>
     </w:p>
     <w:p>
@@ -7199,35 +6234,7 @@
         <w:rPr>
           <w:rFonts w:ascii="Arial" w:hAnsi="Arial" w:cs="Arial"/>
         </w:rPr>
-        <w:t>Todas las comunicaciones entre la aplicación y los servicios externos (</w:t>
-      </w:r>
-      <w:proofErr w:type="spellStart"/>
-      <w:r>
-        <w:rPr>
-          <w:rFonts w:ascii="Arial" w:hAnsi="Arial" w:cs="Arial"/>
-        </w:rPr>
-        <w:t>Firestore</w:t>
-      </w:r>
-      <w:proofErr w:type="spellEnd"/>
-      <w:r>
-        <w:rPr>
-          <w:rFonts w:ascii="Arial" w:hAnsi="Arial" w:cs="Arial"/>
-        </w:rPr>
-        <w:t xml:space="preserve">, Storage, Google </w:t>
-      </w:r>
-      <w:proofErr w:type="spellStart"/>
-      <w:r>
-        <w:rPr>
-          <w:rFonts w:ascii="Arial" w:hAnsi="Arial" w:cs="Arial"/>
-        </w:rPr>
-        <w:t>Maps</w:t>
-      </w:r>
-      <w:proofErr w:type="spellEnd"/>
-      <w:r>
-        <w:rPr>
-          <w:rFonts w:ascii="Arial" w:hAnsi="Arial" w:cs="Arial"/>
-        </w:rPr>
-        <w:t xml:space="preserve"> API, etc.) deberán realizarse mediante </w:t>
+        <w:t xml:space="preserve">Todas las comunicaciones entre la aplicación y los servicios externos (Firestore, Storage, Google Maps API, etc.) deberán realizarse mediante </w:t>
       </w:r>
       <w:r>
         <w:rPr>
@@ -7454,35 +6461,7 @@
         <w:rPr>
           <w:rFonts w:ascii="Arial" w:hAnsi="Arial" w:cs="Arial"/>
         </w:rPr>
-        <w:t xml:space="preserve">La aplicación deberá registrar eventos relevantes (inicio de sesión, selección de ruta, misiones completadas, errores) utilizando </w:t>
-      </w:r>
-      <w:proofErr w:type="spellStart"/>
-      <w:r>
-        <w:rPr>
-          <w:rFonts w:ascii="Arial" w:hAnsi="Arial" w:cs="Arial"/>
-        </w:rPr>
-        <w:t>Firebase</w:t>
-      </w:r>
-      <w:proofErr w:type="spellEnd"/>
-      <w:r>
-        <w:rPr>
-          <w:rFonts w:ascii="Arial" w:hAnsi="Arial" w:cs="Arial"/>
-        </w:rPr>
-        <w:t xml:space="preserve"> </w:t>
-      </w:r>
-      <w:proofErr w:type="spellStart"/>
-      <w:r>
-        <w:rPr>
-          <w:rFonts w:ascii="Arial" w:hAnsi="Arial" w:cs="Arial"/>
-        </w:rPr>
-        <w:t>Analytics</w:t>
-      </w:r>
-      <w:proofErr w:type="spellEnd"/>
-      <w:r>
-        <w:rPr>
-          <w:rFonts w:ascii="Arial" w:hAnsi="Arial" w:cs="Arial"/>
-        </w:rPr>
-        <w:t>.</w:t>
+        <w:t>La aplicación deberá registrar eventos relevantes (inicio de sesión, selección de ruta, misiones completadas, errores) utilizando Firebase Analytics.</w:t>
       </w:r>
       <w:r>
         <w:rPr>
@@ -7767,15 +6746,7 @@
       </w:pPr>
       <w:bookmarkStart w:id="12" w:name="_Toc215059497"/>
       <w:r>
-        <w:t xml:space="preserve">Prototipo </w:t>
-      </w:r>
-      <w:proofErr w:type="spellStart"/>
-      <w:r>
-        <w:t>Figma</w:t>
-      </w:r>
-      <w:proofErr w:type="spellEnd"/>
-      <w:r>
-        <w:t xml:space="preserve"> y diseño</w:t>
+        <w:t>Prototipo Figma y diseño</w:t>
       </w:r>
       <w:bookmarkEnd w:id="12"/>
     </w:p>
@@ -7804,21 +6775,7 @@
         <w:rPr>
           <w:rFonts w:ascii="Arial" w:hAnsi="Arial" w:cs="Arial"/>
         </w:rPr>
-        <w:t>Flujo de pantallas: Inicio/</w:t>
-      </w:r>
-      <w:proofErr w:type="spellStart"/>
-      <w:r>
-        <w:rPr>
-          <w:rFonts w:ascii="Arial" w:hAnsi="Arial" w:cs="Arial"/>
-        </w:rPr>
-        <w:t>login</w:t>
-      </w:r>
-      <w:proofErr w:type="spellEnd"/>
-      <w:r>
-        <w:rPr>
-          <w:rFonts w:ascii="Arial" w:hAnsi="Arial" w:cs="Arial"/>
-        </w:rPr>
-        <w:t>, Perfil de usuario, Selección de rutas por ciudades, Ruta, Misión/trivia, Resultados de la ruta</w:t>
+        <w:t>Flujo de pantallas: Inicio/login, Perfil de usuario, Selección de rutas por ciudades, Ruta, Misión/trivia, Resultados de la ruta</w:t>
       </w:r>
       <w:r>
         <w:rPr>
@@ -7851,10 +6808,7 @@
       </w:pPr>
       <w:bookmarkStart w:id="14" w:name="_Toc215059499"/>
       <w:r>
-        <w:t>Guía</w:t>
-      </w:r>
-      <w:r>
-        <w:t xml:space="preserve"> de diseño</w:t>
+        <w:t>Guía de diseño</w:t>
       </w:r>
       <w:bookmarkEnd w:id="14"/>
     </w:p>
@@ -8103,16 +7057,8 @@
         <w:rPr>
           <w:rFonts w:ascii="Arial" w:hAnsi="Arial" w:cs="Arial"/>
         </w:rPr>
-        <w:t>H2: 22/</w:t>
-      </w:r>
-      <w:proofErr w:type="spellStart"/>
-      <w:r>
-        <w:rPr>
-          <w:rFonts w:ascii="Arial" w:hAnsi="Arial" w:cs="Arial"/>
-        </w:rPr>
-        <w:t>Semibold</w:t>
-      </w:r>
-      <w:proofErr w:type="spellEnd"/>
+        <w:t>H2: 22/Semibold</w:t>
+      </w:r>
     </w:p>
     <w:p>
       <w:pPr>
@@ -8126,19 +7072,11 @@
           <w:rFonts w:ascii="Arial" w:hAnsi="Arial" w:cs="Arial"/>
         </w:rPr>
       </w:pPr>
-      <w:proofErr w:type="spellStart"/>
-      <w:r>
-        <w:rPr>
-          <w:rFonts w:ascii="Arial" w:hAnsi="Arial" w:cs="Arial"/>
-        </w:rPr>
-        <w:t>Body</w:t>
-      </w:r>
-      <w:proofErr w:type="spellEnd"/>
-      <w:r>
-        <w:rPr>
-          <w:rFonts w:ascii="Arial" w:hAnsi="Arial" w:cs="Arial"/>
-        </w:rPr>
-        <w:t>: 16/Regular</w:t>
+      <w:r>
+        <w:rPr>
+          <w:rFonts w:ascii="Arial" w:hAnsi="Arial" w:cs="Arial"/>
+        </w:rPr>
+        <w:t>Body: 16/Regular</w:t>
       </w:r>
     </w:p>
     <w:p>
@@ -8153,19 +7091,11 @@
           <w:rFonts w:ascii="Arial" w:hAnsi="Arial" w:cs="Arial"/>
         </w:rPr>
       </w:pPr>
-      <w:proofErr w:type="spellStart"/>
-      <w:r>
-        <w:rPr>
-          <w:rFonts w:ascii="Arial" w:hAnsi="Arial" w:cs="Arial"/>
-        </w:rPr>
-        <w:t>FootNote</w:t>
-      </w:r>
-      <w:proofErr w:type="spellEnd"/>
-      <w:r>
-        <w:rPr>
-          <w:rFonts w:ascii="Arial" w:hAnsi="Arial" w:cs="Arial"/>
-        </w:rPr>
-        <w:t>: 12/regular</w:t>
+      <w:r>
+        <w:rPr>
+          <w:rFonts w:ascii="Arial" w:hAnsi="Arial" w:cs="Arial"/>
+        </w:rPr>
+        <w:t>FootNote: 12/regular</w:t>
       </w:r>
     </w:p>
     <w:p>
@@ -8180,19 +7110,11 @@
           <w:rFonts w:ascii="Arial" w:hAnsi="Arial" w:cs="Arial"/>
         </w:rPr>
       </w:pPr>
-      <w:proofErr w:type="spellStart"/>
-      <w:r>
-        <w:rPr>
-          <w:rFonts w:ascii="Arial" w:hAnsi="Arial" w:cs="Arial"/>
-        </w:rPr>
-        <w:t>TextButton</w:t>
-      </w:r>
-      <w:proofErr w:type="spellEnd"/>
-      <w:r>
-        <w:rPr>
-          <w:rFonts w:ascii="Arial" w:hAnsi="Arial" w:cs="Arial"/>
-        </w:rPr>
-        <w:t>: 16/Regular</w:t>
+      <w:r>
+        <w:rPr>
+          <w:rFonts w:ascii="Arial" w:hAnsi="Arial" w:cs="Arial"/>
+        </w:rPr>
+        <w:t>TextButton: 16/Regular</w:t>
       </w:r>
     </w:p>
     <w:p>
@@ -8207,28 +7129,12 @@
           <w:rFonts w:ascii="Arial" w:hAnsi="Arial" w:cs="Arial"/>
         </w:rPr>
       </w:pPr>
-      <w:proofErr w:type="spellStart"/>
-      <w:r>
-        <w:rPr>
-          <w:rFonts w:ascii="Arial" w:hAnsi="Arial" w:cs="Arial"/>
-        </w:rPr>
-        <w:t>Informacion</w:t>
-      </w:r>
-      <w:proofErr w:type="spellEnd"/>
-      <w:r>
-        <w:rPr>
-          <w:rFonts w:ascii="Arial" w:hAnsi="Arial" w:cs="Arial"/>
-        </w:rPr>
-        <w:t>: 16/</w:t>
-      </w:r>
-      <w:proofErr w:type="spellStart"/>
-      <w:r>
-        <w:rPr>
-          <w:rFonts w:ascii="Arial" w:hAnsi="Arial" w:cs="Arial"/>
-        </w:rPr>
-        <w:t>Semibold</w:t>
-      </w:r>
-      <w:proofErr w:type="spellEnd"/>
+      <w:r>
+        <w:rPr>
+          <w:rFonts w:ascii="Arial" w:hAnsi="Arial" w:cs="Arial"/>
+        </w:rPr>
+        <w:t>Informacion: 16/Semibold</w:t>
+      </w:r>
     </w:p>
     <w:p>
       <w:pPr>
@@ -8448,13 +7354,8 @@
         </w:numPr>
       </w:pPr>
       <w:bookmarkStart w:id="17" w:name="_Toc215059502"/>
-      <w:proofErr w:type="spellStart"/>
-      <w:r>
-        <w:t>KPIs</w:t>
-      </w:r>
-      <w:proofErr w:type="spellEnd"/>
-      <w:r>
-        <w:t xml:space="preserve"> iniciales</w:t>
+      <w:r>
+        <w:t>KPIs iniciales</w:t>
       </w:r>
       <w:bookmarkEnd w:id="17"/>
     </w:p>
@@ -8491,13 +7392,8 @@
         </w:numPr>
       </w:pPr>
       <w:bookmarkStart w:id="19" w:name="_Toc215059504"/>
-      <w:proofErr w:type="spellStart"/>
-      <w:r>
-        <w:t>Changelog</w:t>
-      </w:r>
-      <w:proofErr w:type="spellEnd"/>
-      <w:r>
-        <w:t xml:space="preserve"> de E1</w:t>
+      <w:r>
+        <w:t>Changelog de E1</w:t>
       </w:r>
       <w:bookmarkEnd w:id="19"/>
     </w:p>
@@ -8691,23 +7587,13 @@
               <w:lang w:val="en-US"/>
             </w:rPr>
           </w:pPr>
-          <w:proofErr w:type="spellStart"/>
           <w:r>
             <w:rPr>
               <w:sz w:val="20"/>
               <w:szCs w:val="20"/>
               <w:lang w:val="en-US"/>
             </w:rPr>
-            <w:t>Licencia</w:t>
-          </w:r>
-          <w:proofErr w:type="spellEnd"/>
-          <w:r>
-            <w:rPr>
-              <w:sz w:val="20"/>
-              <w:szCs w:val="20"/>
-              <w:lang w:val="en-US"/>
-            </w:rPr>
-            <w:t xml:space="preserve"> Creative Commons CC BY-NC-SA 4.0                                         turistechteam@gmail.com</w:t>
+            <w:t>Licencia Creative Commons CC BY-NC-SA 4.0                                         turistechteam@gmail.com</w:t>
           </w:r>
         </w:p>
       </w:tc>
@@ -8868,23 +7754,13 @@
               <w:lang w:val="en-US"/>
             </w:rPr>
           </w:pPr>
-          <w:proofErr w:type="spellStart"/>
           <w:r>
             <w:rPr>
               <w:sz w:val="20"/>
               <w:szCs w:val="20"/>
               <w:lang w:val="en-US"/>
             </w:rPr>
-            <w:t>Licencia</w:t>
-          </w:r>
-          <w:proofErr w:type="spellEnd"/>
-          <w:r>
-            <w:rPr>
-              <w:sz w:val="20"/>
-              <w:szCs w:val="20"/>
-              <w:lang w:val="en-US"/>
-            </w:rPr>
-            <w:t xml:space="preserve"> Creative Commons CC BY-NC-SA 4.0                                         turistechteam@gmail.com</w:t>
+            <w:t>Licencia Creative Commons CC BY-NC-SA 4.0                                         turistechteam@gmail.com</w:t>
           </w:r>
         </w:p>
       </w:tc>
@@ -9313,17 +8189,7 @@
                     <w:sz w:val="14"/>
                     <w:szCs w:val="14"/>
                   </w:rPr>
-                  <w:t>26</w:t>
-                </w:r>
-                <w:r>
-                  <w:rPr>
-                    <w:rFonts w:ascii="Arial" w:eastAsia="Arial" w:hAnsi="Arial" w:cs="Arial"/>
-                    <w:b/>
-                    <w:color w:val="000000"/>
-                    <w:sz w:val="14"/>
-                    <w:szCs w:val="14"/>
-                  </w:rPr>
-                  <w:t>/11/25</w:t>
+                  <w:t>26/11/25</w:t>
                 </w:r>
               </w:p>
             </w:txbxContent>
@@ -9511,15 +8377,7 @@
                   </w:rPr>
                 </w:pPr>
                 <w:r>
-                  <w:t xml:space="preserve">I.E.S. </w:t>
-                </w:r>
-                <w:proofErr w:type="spellStart"/>
-                <w:r>
-                  <w:t>Albarregas</w:t>
-                </w:r>
-                <w:proofErr w:type="spellEnd"/>
-                <w:r>
-                  <w:t xml:space="preserve">       2º DAM</w:t>
+                  <w:t>I.E.S. Albarregas       2º DAM</w:t>
                 </w:r>
               </w:p>
               <w:p>
@@ -9748,15 +8606,7 @@
                   </w:rPr>
                 </w:pPr>
                 <w:r>
-                  <w:t xml:space="preserve">I.E.S. </w:t>
-                </w:r>
-                <w:proofErr w:type="spellStart"/>
-                <w:r>
-                  <w:t>Albarregas</w:t>
-                </w:r>
-                <w:proofErr w:type="spellEnd"/>
-                <w:r>
-                  <w:t xml:space="preserve">       2º DAM</w:t>
+                  <w:t>I.E.S. Albarregas       2º DAM</w:t>
                 </w:r>
               </w:p>
               <w:p>
@@ -9972,15 +8822,7 @@
                   </w:rPr>
                 </w:pPr>
                 <w:r>
-                  <w:t xml:space="preserve">I.E.S. </w:t>
-                </w:r>
-                <w:proofErr w:type="spellStart"/>
-                <w:r>
-                  <w:t>Albarregas</w:t>
-                </w:r>
-                <w:proofErr w:type="spellEnd"/>
-                <w:r>
-                  <w:t xml:space="preserve">       2º DAM</w:t>
+                  <w:t>I.E.S. Albarregas       2º DAM</w:t>
                 </w:r>
               </w:p>
               <w:p>
@@ -10288,15 +9130,7 @@
                   </w:rPr>
                 </w:pPr>
                 <w:r>
-                  <w:t xml:space="preserve">I.E.S. </w:t>
-                </w:r>
-                <w:proofErr w:type="spellStart"/>
-                <w:r>
-                  <w:t>Albarregas</w:t>
-                </w:r>
-                <w:proofErr w:type="spellEnd"/>
-                <w:r>
-                  <w:t xml:space="preserve">       2º DAM</w:t>
+                  <w:t>I.E.S. Albarregas       2º DAM</w:t>
                 </w:r>
               </w:p>
               <w:p>
@@ -10590,15 +9424,7 @@
                   </w:rPr>
                 </w:pPr>
                 <w:r>
-                  <w:t xml:space="preserve">I.E.S. </w:t>
-                </w:r>
-                <w:proofErr w:type="spellStart"/>
-                <w:r>
-                  <w:t>Albarregas</w:t>
-                </w:r>
-                <w:proofErr w:type="spellEnd"/>
-                <w:r>
-                  <w:t xml:space="preserve">       2º DAM</w:t>
+                  <w:t>I.E.S. Albarregas       2º DAM</w:t>
                 </w:r>
               </w:p>
               <w:p>
@@ -10712,15 +9538,7 @@
                   </w:rPr>
                 </w:pPr>
                 <w:r>
-                  <w:t xml:space="preserve">I.E.S. </w:t>
-                </w:r>
-                <w:proofErr w:type="spellStart"/>
-                <w:r>
-                  <w:t>Albarregas</w:t>
-                </w:r>
-                <w:proofErr w:type="spellEnd"/>
-                <w:r>
-                  <w:t xml:space="preserve">       2º DAM</w:t>
+                  <w:t>I.E.S. Albarregas       2º DAM</w:t>
                 </w:r>
               </w:p>
               <w:p>
@@ -15411,6 +14229,7 @@
   <w:style w:type="character" w:default="1" w:styleId="Fuentedeprrafopredeter">
     <w:name w:val="Default Paragraph Font"/>
     <w:uiPriority w:val="1"/>
+    <w:semiHidden/>
     <w:unhideWhenUsed/>
   </w:style>
   <w:style w:type="table" w:default="1" w:styleId="Tablanormal">

--- a/docs/Proyecto_RuteX_GO.docx
+++ b/docs/Proyecto_RuteX_GO.docx
@@ -1960,7 +1960,21 @@
         <w:rPr>
           <w:rFonts w:ascii="Arial" w:hAnsi="Arial" w:cs="Arial"/>
         </w:rPr>
-        <w:t>Por eso hemos visto como una necesidad, una aplicación que ayude a esas personas que no encajan en la visión de una forma de turismo tradicional, para ello estamos desarrollando RutexGo, para que dichas personas tengan una alternativa digital, divertida y educativa para conocer nuestras ciudades.</w:t>
+        <w:t xml:space="preserve">Por eso hemos visto como una necesidad, una aplicación que ayude a esas personas que no encajan en la visión de una forma de turismo tradicional, para ello estamos desarrollando </w:t>
+      </w:r>
+      <w:proofErr w:type="spellStart"/>
+      <w:r>
+        <w:rPr>
+          <w:rFonts w:ascii="Arial" w:hAnsi="Arial" w:cs="Arial"/>
+        </w:rPr>
+        <w:t>RutexGo</w:t>
+      </w:r>
+      <w:proofErr w:type="spellEnd"/>
+      <w:r>
+        <w:rPr>
+          <w:rFonts w:ascii="Arial" w:hAnsi="Arial" w:cs="Arial"/>
+        </w:rPr>
+        <w:t>, para que dichas personas tengan una alternativa digital, divertida y educativa para conocer nuestras ciudades.</w:t>
       </w:r>
     </w:p>
     <w:p>
@@ -2029,7 +2043,35 @@
         <w:rPr>
           <w:rFonts w:ascii="Arial" w:hAnsi="Arial" w:cs="Arial"/>
         </w:rPr>
-        <w:t xml:space="preserve">El nombre RuteX Go es una síntesis de tres elementos clave del proyecto: </w:t>
+        <w:t xml:space="preserve">El nombre </w:t>
+      </w:r>
+      <w:proofErr w:type="spellStart"/>
+      <w:r>
+        <w:rPr>
+          <w:rFonts w:ascii="Arial" w:hAnsi="Arial" w:cs="Arial"/>
+        </w:rPr>
+        <w:t>RuteX</w:t>
+      </w:r>
+      <w:proofErr w:type="spellEnd"/>
+      <w:r>
+        <w:rPr>
+          <w:rFonts w:ascii="Arial" w:hAnsi="Arial" w:cs="Arial"/>
+        </w:rPr>
+        <w:t xml:space="preserve"> </w:t>
+      </w:r>
+      <w:proofErr w:type="spellStart"/>
+      <w:r>
+        <w:rPr>
+          <w:rFonts w:ascii="Arial" w:hAnsi="Arial" w:cs="Arial"/>
+        </w:rPr>
+        <w:t>Go</w:t>
+      </w:r>
+      <w:proofErr w:type="spellEnd"/>
+      <w:r>
+        <w:rPr>
+          <w:rFonts w:ascii="Arial" w:hAnsi="Arial" w:cs="Arial"/>
+        </w:rPr>
+        <w:t xml:space="preserve"> es una síntesis de tres elementos clave del proyecto: </w:t>
       </w:r>
     </w:p>
     <w:p>
@@ -2065,11 +2107,33 @@
           <w:rFonts w:ascii="Arial" w:hAnsi="Arial" w:cs="Arial"/>
         </w:rPr>
       </w:pPr>
-      <w:r>
-        <w:rPr>
-          <w:rFonts w:ascii="Arial" w:hAnsi="Arial" w:cs="Arial"/>
-        </w:rPr>
-        <w:t xml:space="preserve">eX (Extremadura): Es la referencia geográfica directa a la región donde se desarrolla el turismo gamificado (iniciando en ciudades extremeñas como Mérida y Cáceres). Ancla la aplicación a su contexto histórico y cultural. </w:t>
+      <w:proofErr w:type="spellStart"/>
+      <w:r>
+        <w:rPr>
+          <w:rFonts w:ascii="Arial" w:hAnsi="Arial" w:cs="Arial"/>
+        </w:rPr>
+        <w:t>eX</w:t>
+      </w:r>
+      <w:proofErr w:type="spellEnd"/>
+      <w:r>
+        <w:rPr>
+          <w:rFonts w:ascii="Arial" w:hAnsi="Arial" w:cs="Arial"/>
+        </w:rPr>
+        <w:t xml:space="preserve"> (Extremadura): Es la referencia geográfica directa a la región donde se desarrolla el turismo </w:t>
+      </w:r>
+      <w:proofErr w:type="spellStart"/>
+      <w:r>
+        <w:rPr>
+          <w:rFonts w:ascii="Arial" w:hAnsi="Arial" w:cs="Arial"/>
+        </w:rPr>
+        <w:t>gamificado</w:t>
+      </w:r>
+      <w:proofErr w:type="spellEnd"/>
+      <w:r>
+        <w:rPr>
+          <w:rFonts w:ascii="Arial" w:hAnsi="Arial" w:cs="Arial"/>
+        </w:rPr>
+        <w:t xml:space="preserve"> (iniciando en ciudades extremeñas como Mérida y Cáceres). Ancla la aplicación a su contexto histórico y cultural. </w:t>
       </w:r>
     </w:p>
     <w:p>
@@ -2085,11 +2149,19 @@
           <w:rFonts w:ascii="Arial" w:hAnsi="Arial" w:cs="Arial"/>
         </w:rPr>
       </w:pPr>
-      <w:r>
-        <w:rPr>
-          <w:rFonts w:ascii="Arial" w:hAnsi="Arial" w:cs="Arial"/>
-        </w:rPr>
-        <w:t>Go (Movimiento/Acción): Proporciona un sentido de acción inmediata y gamificación. Refleja el componente activo de la experiencia (ir, moverse, explorar) y resuena con un público joven y digital que busca dinamismo.</w:t>
+      <w:proofErr w:type="spellStart"/>
+      <w:r>
+        <w:rPr>
+          <w:rFonts w:ascii="Arial" w:hAnsi="Arial" w:cs="Arial"/>
+        </w:rPr>
+        <w:t>Go</w:t>
+      </w:r>
+      <w:proofErr w:type="spellEnd"/>
+      <w:r>
+        <w:rPr>
+          <w:rFonts w:ascii="Arial" w:hAnsi="Arial" w:cs="Arial"/>
+        </w:rPr>
+        <w:t xml:space="preserve"> (Movimiento/Acción): Proporciona un sentido de acción inmediata y gamificación. Refleja el componente activo de la experiencia (ir, moverse, explorar) y resuena con un público joven y digital que busca dinamismo.</w:t>
       </w:r>
     </w:p>
     <w:p>
@@ -2154,7 +2226,25 @@
           <w:sz w:val="24"/>
           <w:szCs w:val="24"/>
         </w:rPr>
-        <w:t>Hemos decidido crear una aplicación para proporcionar a los turistas una forma diferente de visitar las ciudades. Nuestra aplicación proporcionará varias rutas con el tiempo estimado de duración de la misma para que los usuarios puedan elegir la que más se adecúe a su situación, además al ser una aplicación gamificada proporcionará una experiencia agradable a la vez que divertida.</w:t>
+        <w:t xml:space="preserve">Hemos decidido crear una aplicación para proporcionar a los turistas una forma diferente de visitar las ciudades. Nuestra aplicación proporcionará varias rutas con el tiempo estimado de duración de la misma para que los usuarios puedan elegir la que más se adecúe a su situación, además al ser una aplicación </w:t>
+      </w:r>
+      <w:proofErr w:type="spellStart"/>
+      <w:r>
+        <w:rPr>
+          <w:rFonts w:ascii="Arial" w:hAnsi="Arial" w:cs="Arial"/>
+          <w:sz w:val="24"/>
+          <w:szCs w:val="24"/>
+        </w:rPr>
+        <w:t>gamificada</w:t>
+      </w:r>
+      <w:proofErr w:type="spellEnd"/>
+      <w:r>
+        <w:rPr>
+          <w:rFonts w:ascii="Arial" w:hAnsi="Arial" w:cs="Arial"/>
+          <w:sz w:val="24"/>
+          <w:szCs w:val="24"/>
+        </w:rPr>
+        <w:t xml:space="preserve"> proporcionará una experiencia agradable a la vez que divertida.</w:t>
       </w:r>
     </w:p>
     <w:p>
@@ -2214,7 +2304,25 @@
           <w:sz w:val="24"/>
           <w:szCs w:val="24"/>
         </w:rPr>
-        <w:t>Nuestra aplicación tendrá una gestión de usuario con su login, registro y su perfil como usuario. Dispondrá de una base de datos en la cual estarán las rutas disponibles que los usuarios podrán elegir para realizarlas, también habrá un pequeño juego estilo trivial que amenizará a la vez que enseña sobre los monumentos de dicha ruta, se podrán conseguir puntos para poder subir de rango ya que empezaremos siendo un esclavo</w:t>
+        <w:t xml:space="preserve">Nuestra aplicación tendrá una gestión de usuario con su </w:t>
+      </w:r>
+      <w:proofErr w:type="spellStart"/>
+      <w:r>
+        <w:rPr>
+          <w:rFonts w:ascii="Arial" w:hAnsi="Arial" w:cs="Arial"/>
+          <w:sz w:val="24"/>
+          <w:szCs w:val="24"/>
+        </w:rPr>
+        <w:t>login</w:t>
+      </w:r>
+      <w:proofErr w:type="spellEnd"/>
+      <w:r>
+        <w:rPr>
+          <w:rFonts w:ascii="Arial" w:hAnsi="Arial" w:cs="Arial"/>
+          <w:sz w:val="24"/>
+          <w:szCs w:val="24"/>
+        </w:rPr>
+        <w:t>, registro y su perfil como usuario. Dispondrá de una base de datos en la cual estarán las rutas disponibles que los usuarios podrán elegir para realizarlas, también habrá un pequeño juego estilo trivial que amenizará a la vez que enseña sobre los monumentos de dicha ruta, se podrán conseguir puntos para poder subir de rango ya que empezaremos siendo un esclavo</w:t>
       </w:r>
     </w:p>
     <w:p>
@@ -2675,7 +2783,21 @@
               <w:rPr>
                 <w:rFonts w:ascii="Arial" w:hAnsi="Arial" w:cs="Arial"/>
               </w:rPr>
-              <w:t>Ayuntamiento de Mérida – Visit Mérida</w:t>
+              <w:t xml:space="preserve">Ayuntamiento de Mérida – </w:t>
+            </w:r>
+            <w:proofErr w:type="spellStart"/>
+            <w:r>
+              <w:rPr>
+                <w:rFonts w:ascii="Arial" w:hAnsi="Arial" w:cs="Arial"/>
+              </w:rPr>
+              <w:t>Visit</w:t>
+            </w:r>
+            <w:proofErr w:type="spellEnd"/>
+            <w:r>
+              <w:rPr>
+                <w:rFonts w:ascii="Arial" w:hAnsi="Arial" w:cs="Arial"/>
+              </w:rPr>
+              <w:t xml:space="preserve"> Mérida</w:t>
             </w:r>
           </w:p>
         </w:tc>
@@ -2696,7 +2818,21 @@
               <w:rPr>
                 <w:rFonts w:ascii="Arial" w:hAnsi="Arial" w:cs="Arial"/>
               </w:rPr>
-              <w:t>• Uso de beacons, QR y NFC.</w:t>
+              <w:t xml:space="preserve">• Uso de </w:t>
+            </w:r>
+            <w:proofErr w:type="spellStart"/>
+            <w:r>
+              <w:rPr>
+                <w:rFonts w:ascii="Arial" w:hAnsi="Arial" w:cs="Arial"/>
+              </w:rPr>
+              <w:t>beacons</w:t>
+            </w:r>
+            <w:proofErr w:type="spellEnd"/>
+            <w:r>
+              <w:rPr>
+                <w:rFonts w:ascii="Arial" w:hAnsi="Arial" w:cs="Arial"/>
+              </w:rPr>
+              <w:t>, QR y NFC.</w:t>
             </w:r>
             <w:r>
               <w:rPr>
@@ -2794,7 +2930,21 @@
               <w:rPr>
                 <w:rFonts w:ascii="Arial" w:hAnsi="Arial" w:cs="Arial"/>
               </w:rPr>
-              <w:t>Europa Press – App Muévete Extremadura</w:t>
+              <w:t xml:space="preserve">Europa </w:t>
+            </w:r>
+            <w:proofErr w:type="spellStart"/>
+            <w:r>
+              <w:rPr>
+                <w:rFonts w:ascii="Arial" w:hAnsi="Arial" w:cs="Arial"/>
+              </w:rPr>
+              <w:t>Press</w:t>
+            </w:r>
+            <w:proofErr w:type="spellEnd"/>
+            <w:r>
+              <w:rPr>
+                <w:rFonts w:ascii="Arial" w:hAnsi="Arial" w:cs="Arial"/>
+              </w:rPr>
+              <w:t xml:space="preserve"> – App Muévete Extremadura</w:t>
             </w:r>
           </w:p>
         </w:tc>
@@ -2948,7 +3098,21 @@
                 <w:rFonts w:ascii="Arial" w:hAnsi="Arial" w:cs="Arial"/>
               </w:rPr>
               <w:br/>
-              <w:t>• Buen uso de beacons y señalización.</w:t>
+              <w:t xml:space="preserve">• Buen uso de </w:t>
+            </w:r>
+            <w:proofErr w:type="spellStart"/>
+            <w:r>
+              <w:rPr>
+                <w:rFonts w:ascii="Arial" w:hAnsi="Arial" w:cs="Arial"/>
+              </w:rPr>
+              <w:t>beacons</w:t>
+            </w:r>
+            <w:proofErr w:type="spellEnd"/>
+            <w:r>
+              <w:rPr>
+                <w:rFonts w:ascii="Arial" w:hAnsi="Arial" w:cs="Arial"/>
+              </w:rPr>
+              <w:t xml:space="preserve"> y señalización.</w:t>
             </w:r>
           </w:p>
         </w:tc>
@@ -3124,13 +3288,41 @@
                 <w:rFonts w:ascii="Arial" w:hAnsi="Arial" w:cs="Arial"/>
               </w:rPr>
             </w:pPr>
+            <w:proofErr w:type="spellStart"/>
             <w:r>
               <w:rPr>
                 <w:rFonts w:ascii="Arial" w:hAnsi="Arial" w:cs="Arial"/>
                 <w:b/>
                 <w:bCs/>
               </w:rPr>
-              <w:t>RuteX Go (</w:t>
+              <w:t>RuteX</w:t>
+            </w:r>
+            <w:proofErr w:type="spellEnd"/>
+            <w:r>
+              <w:rPr>
+                <w:rFonts w:ascii="Arial" w:hAnsi="Arial" w:cs="Arial"/>
+                <w:b/>
+                <w:bCs/>
+              </w:rPr>
+              <w:t xml:space="preserve"> </w:t>
+            </w:r>
+            <w:proofErr w:type="spellStart"/>
+            <w:r>
+              <w:rPr>
+                <w:rFonts w:ascii="Arial" w:hAnsi="Arial" w:cs="Arial"/>
+                <w:b/>
+                <w:bCs/>
+              </w:rPr>
+              <w:t>Go</w:t>
+            </w:r>
+            <w:proofErr w:type="spellEnd"/>
+            <w:r>
+              <w:rPr>
+                <w:rFonts w:ascii="Arial" w:hAnsi="Arial" w:cs="Arial"/>
+                <w:b/>
+                <w:bCs/>
+              </w:rPr>
+              <w:t xml:space="preserve"> (</w:t>
             </w:r>
             <w:r>
               <w:rPr>
@@ -3204,7 +3396,35 @@
                 <w:rFonts w:ascii="Arial" w:hAnsi="Arial" w:cs="Arial"/>
               </w:rPr>
               <w:br/>
-              <w:t>• Base tecnológica moderna: Firebase, Google Maps API.</w:t>
+              <w:t xml:space="preserve">• Base tecnológica moderna: </w:t>
+            </w:r>
+            <w:proofErr w:type="spellStart"/>
+            <w:r>
+              <w:rPr>
+                <w:rFonts w:ascii="Arial" w:hAnsi="Arial" w:cs="Arial"/>
+              </w:rPr>
+              <w:t>Firebase</w:t>
+            </w:r>
+            <w:proofErr w:type="spellEnd"/>
+            <w:r>
+              <w:rPr>
+                <w:rFonts w:ascii="Arial" w:hAnsi="Arial" w:cs="Arial"/>
+              </w:rPr>
+              <w:t xml:space="preserve">, Google </w:t>
+            </w:r>
+            <w:proofErr w:type="spellStart"/>
+            <w:r>
+              <w:rPr>
+                <w:rFonts w:ascii="Arial" w:hAnsi="Arial" w:cs="Arial"/>
+              </w:rPr>
+              <w:t>Maps</w:t>
+            </w:r>
+            <w:proofErr w:type="spellEnd"/>
+            <w:r>
+              <w:rPr>
+                <w:rFonts w:ascii="Arial" w:hAnsi="Arial" w:cs="Arial"/>
+              </w:rPr>
+              <w:t xml:space="preserve"> API.</w:t>
             </w:r>
           </w:p>
         </w:tc>
@@ -3225,14 +3445,42 @@
               <w:rPr>
                 <w:rFonts w:ascii="Arial" w:hAnsi="Arial" w:cs="Arial"/>
               </w:rPr>
-              <w:t>• No integra beacons/NFC (por ahora).</w:t>
-            </w:r>
+              <w:t xml:space="preserve">• No integra </w:t>
+            </w:r>
+            <w:proofErr w:type="spellStart"/>
             <w:r>
               <w:rPr>
                 <w:rFonts w:ascii="Arial" w:hAnsi="Arial" w:cs="Arial"/>
               </w:rPr>
+              <w:t>beacons</w:t>
+            </w:r>
+            <w:proofErr w:type="spellEnd"/>
+            <w:r>
+              <w:rPr>
+                <w:rFonts w:ascii="Arial" w:hAnsi="Arial" w:cs="Arial"/>
+              </w:rPr>
+              <w:t>/NFC (por ahora).</w:t>
+            </w:r>
+            <w:r>
+              <w:rPr>
+                <w:rFonts w:ascii="Arial" w:hAnsi="Arial" w:cs="Arial"/>
+              </w:rPr>
               <w:br/>
-              <w:t>• Depende de conexión al usar Firebase.</w:t>
+              <w:t xml:space="preserve">• Depende de conexión al usar </w:t>
+            </w:r>
+            <w:proofErr w:type="spellStart"/>
+            <w:r>
+              <w:rPr>
+                <w:rFonts w:ascii="Arial" w:hAnsi="Arial" w:cs="Arial"/>
+              </w:rPr>
+              <w:t>Firebase</w:t>
+            </w:r>
+            <w:proofErr w:type="spellEnd"/>
+            <w:r>
+              <w:rPr>
+                <w:rFonts w:ascii="Arial" w:hAnsi="Arial" w:cs="Arial"/>
+              </w:rPr>
+              <w:t>.</w:t>
             </w:r>
             <w:r>
               <w:rPr>
@@ -3295,7 +3543,21 @@
         <w:rPr>
           <w:rFonts w:ascii="Arial" w:hAnsi="Arial" w:cs="Arial"/>
         </w:rPr>
-        <w:t>Nuestro proyecto “RutexGo” encaja en varios aspectos del desarrollo sostenible ya que está enfocado en impulsar un turismo sostenible y verde apoyando el consumo de los comercios locales mientras promueve la cultura.</w:t>
+        <w:t>Nuestro proyecto “</w:t>
+      </w:r>
+      <w:proofErr w:type="spellStart"/>
+      <w:r>
+        <w:rPr>
+          <w:rFonts w:ascii="Arial" w:hAnsi="Arial" w:cs="Arial"/>
+        </w:rPr>
+        <w:t>RutexGo</w:t>
+      </w:r>
+      <w:proofErr w:type="spellEnd"/>
+      <w:r>
+        <w:rPr>
+          <w:rFonts w:ascii="Arial" w:hAnsi="Arial" w:cs="Arial"/>
+        </w:rPr>
+        <w:t>” encaja en varios aspectos del desarrollo sostenible ya que está enfocado en impulsar un turismo sostenible y verde apoyando el consumo de los comercios locales mientras promueve la cultura.</w:t>
       </w:r>
     </w:p>
     <w:p>
@@ -3572,7 +3834,21 @@
               <w:rPr>
                 <w:rFonts w:ascii="Arial" w:hAnsi="Arial" w:cs="Arial"/>
               </w:rPr>
-              <w:t xml:space="preserve"> un monumento si no que lo hace de una forma divertida. De esta manera esperamos potenciar el turismo y el gusto por el patrimonio histórico, en RutexGo priorizamos un turismo responsable que a la vez sea entretenido y educativo.</w:t>
+              <w:t xml:space="preserve"> un monumento si no que lo hace de una forma divertida. De esta manera esperamos potenciar el turismo y el gusto por el patrimonio histórico, en </w:t>
+            </w:r>
+            <w:proofErr w:type="spellStart"/>
+            <w:r>
+              <w:rPr>
+                <w:rFonts w:ascii="Arial" w:hAnsi="Arial" w:cs="Arial"/>
+              </w:rPr>
+              <w:t>RutexGo</w:t>
+            </w:r>
+            <w:proofErr w:type="spellEnd"/>
+            <w:r>
+              <w:rPr>
+                <w:rFonts w:ascii="Arial" w:hAnsi="Arial" w:cs="Arial"/>
+              </w:rPr>
+              <w:t xml:space="preserve"> priorizamos un turismo responsable que a la vez sea entretenido y educativo.</w:t>
             </w:r>
           </w:p>
           <w:p>
@@ -4244,7 +4520,27 @@
             <w:b/>
             <w:bCs/>
           </w:rPr>
-          <w:t>: Autenticación completa (login + recuperación de contraseña)</w:t>
+          <w:t>: Autenticación completa (</w:t>
+        </w:r>
+        <w:proofErr w:type="spellStart"/>
+        <w:r>
+          <w:rPr>
+            <w:rStyle w:val="Hipervnculo"/>
+            <w:rFonts w:ascii="Arial" w:hAnsi="Arial" w:cs="Arial"/>
+            <w:b/>
+            <w:bCs/>
+          </w:rPr>
+          <w:t>login</w:t>
+        </w:r>
+        <w:proofErr w:type="spellEnd"/>
+        <w:r>
+          <w:rPr>
+            <w:rStyle w:val="Hipervnculo"/>
+            <w:rFonts w:ascii="Arial" w:hAnsi="Arial" w:cs="Arial"/>
+            <w:b/>
+            <w:bCs/>
+          </w:rPr>
+          <w:t xml:space="preserve"> + recuperación de contraseña)</w:t>
         </w:r>
       </w:hyperlink>
     </w:p>
@@ -4317,7 +4613,35 @@
         <w:rPr>
           <w:rFonts w:ascii="Arial" w:hAnsi="Arial" w:cs="Arial"/>
         </w:rPr>
-        <w:t>Como persona usuaria, quiero poder autenticarme mediante Firebase Authentication, para asegurar que mis datos personales estén protegidos y sean accesibles solo por mí.</w:t>
+        <w:t xml:space="preserve">Como persona usuaria, quiero poder autenticarme mediante </w:t>
+      </w:r>
+      <w:proofErr w:type="spellStart"/>
+      <w:r>
+        <w:rPr>
+          <w:rFonts w:ascii="Arial" w:hAnsi="Arial" w:cs="Arial"/>
+        </w:rPr>
+        <w:t>Firebase</w:t>
+      </w:r>
+      <w:proofErr w:type="spellEnd"/>
+      <w:r>
+        <w:rPr>
+          <w:rFonts w:ascii="Arial" w:hAnsi="Arial" w:cs="Arial"/>
+        </w:rPr>
+        <w:t xml:space="preserve"> </w:t>
+      </w:r>
+      <w:proofErr w:type="spellStart"/>
+      <w:r>
+        <w:rPr>
+          <w:rFonts w:ascii="Arial" w:hAnsi="Arial" w:cs="Arial"/>
+        </w:rPr>
+        <w:t>Authentication</w:t>
+      </w:r>
+      <w:proofErr w:type="spellEnd"/>
+      <w:r>
+        <w:rPr>
+          <w:rFonts w:ascii="Arial" w:hAnsi="Arial" w:cs="Arial"/>
+        </w:rPr>
+        <w:t>, para asegurar que mis datos personales estén protegidos y sean accesibles solo por mí.</w:t>
       </w:r>
     </w:p>
     <w:p>
@@ -4505,8 +4829,45 @@
         <w:rPr>
           <w:rFonts w:ascii="Arial" w:hAnsi="Arial" w:cs="Arial"/>
         </w:rPr>
-        <w:t>Para el backlog hemos elegido la metodología MoSCoW:</w:t>
-      </w:r>
+        <w:t xml:space="preserve">Para el backlog hemos elegido la metodología </w:t>
+      </w:r>
+      <w:proofErr w:type="spellStart"/>
+      <w:r>
+        <w:rPr>
+          <w:rFonts w:ascii="Arial" w:hAnsi="Arial" w:cs="Arial"/>
+        </w:rPr>
+        <w:t>MoSCoW</w:t>
+      </w:r>
+      <w:proofErr w:type="spellEnd"/>
+      <w:r>
+        <w:rPr>
+          <w:rFonts w:ascii="Arial" w:hAnsi="Arial" w:cs="Arial"/>
+        </w:rPr>
+        <w:t>:</w:t>
+      </w:r>
+    </w:p>
+    <w:p>
+      <w:pPr>
+        <w:jc w:val="both"/>
+        <w:rPr>
+          <w:rFonts w:ascii="Arial" w:hAnsi="Arial" w:cs="Arial"/>
+        </w:rPr>
+      </w:pPr>
+      <w:r>
+        <w:rPr>
+          <w:rFonts w:ascii="Arial" w:hAnsi="Arial" w:cs="Arial"/>
+        </w:rPr>
+        <w:t xml:space="preserve">Enlace al tablero: </w:t>
+      </w:r>
+      <w:hyperlink r:id="rId31" w:history="1">
+        <w:r>
+          <w:rPr>
+            <w:rStyle w:val="Hipervnculo"/>
+            <w:rFonts w:ascii="Arial" w:hAnsi="Arial" w:cs="Arial"/>
+          </w:rPr>
+          <w:t>Pincha Aqui</w:t>
+        </w:r>
+      </w:hyperlink>
     </w:p>
     <w:p>
       <w:pPr>
@@ -4526,7 +4887,55 @@
           <w:rFonts w:ascii="Arial" w:hAnsi="Arial" w:cs="Arial"/>
           <w:lang w:val="en-US"/>
         </w:rPr>
-        <w:t>Must: login, rutas, misiones/trivias, ranking.</w:t>
+        <w:t xml:space="preserve">Must: login, </w:t>
+      </w:r>
+      <w:proofErr w:type="spellStart"/>
+      <w:r>
+        <w:rPr>
+          <w:rFonts w:ascii="Arial" w:hAnsi="Arial" w:cs="Arial"/>
+          <w:lang w:val="en-US"/>
+        </w:rPr>
+        <w:t>rutas</w:t>
+      </w:r>
+      <w:proofErr w:type="spellEnd"/>
+      <w:r>
+        <w:rPr>
+          <w:rFonts w:ascii="Arial" w:hAnsi="Arial" w:cs="Arial"/>
+          <w:lang w:val="en-US"/>
+        </w:rPr>
+        <w:t xml:space="preserve">, </w:t>
+      </w:r>
+      <w:proofErr w:type="spellStart"/>
+      <w:r>
+        <w:rPr>
+          <w:rFonts w:ascii="Arial" w:hAnsi="Arial" w:cs="Arial"/>
+          <w:lang w:val="en-US"/>
+        </w:rPr>
+        <w:t>misiones</w:t>
+      </w:r>
+      <w:proofErr w:type="spellEnd"/>
+      <w:r>
+        <w:rPr>
+          <w:rFonts w:ascii="Arial" w:hAnsi="Arial" w:cs="Arial"/>
+          <w:lang w:val="en-US"/>
+        </w:rPr>
+        <w:t>/</w:t>
+      </w:r>
+      <w:proofErr w:type="spellStart"/>
+      <w:r>
+        <w:rPr>
+          <w:rFonts w:ascii="Arial" w:hAnsi="Arial" w:cs="Arial"/>
+          <w:lang w:val="en-US"/>
+        </w:rPr>
+        <w:t>trivias</w:t>
+      </w:r>
+      <w:proofErr w:type="spellEnd"/>
+      <w:r>
+        <w:rPr>
+          <w:rFonts w:ascii="Arial" w:hAnsi="Arial" w:cs="Arial"/>
+          <w:lang w:val="en-US"/>
+        </w:rPr>
+        <w:t>, ranking.</w:t>
       </w:r>
     </w:p>
     <w:p>
@@ -4541,11 +4950,19 @@
           <w:rFonts w:ascii="Arial" w:hAnsi="Arial" w:cs="Arial"/>
         </w:rPr>
       </w:pPr>
-      <w:r>
-        <w:rPr>
-          <w:rFonts w:ascii="Arial" w:hAnsi="Arial" w:cs="Arial"/>
-        </w:rPr>
-        <w:t>Should: Logros visuales, mapas interactivos.</w:t>
+      <w:proofErr w:type="spellStart"/>
+      <w:r>
+        <w:rPr>
+          <w:rFonts w:ascii="Arial" w:hAnsi="Arial" w:cs="Arial"/>
+        </w:rPr>
+        <w:t>Should</w:t>
+      </w:r>
+      <w:proofErr w:type="spellEnd"/>
+      <w:r>
+        <w:rPr>
+          <w:rFonts w:ascii="Arial" w:hAnsi="Arial" w:cs="Arial"/>
+        </w:rPr>
+        <w:t>: Logros visuales, mapas interactivos.</w:t>
       </w:r>
     </w:p>
     <w:p>
@@ -4560,11 +4977,19 @@
           <w:rFonts w:ascii="Arial" w:hAnsi="Arial" w:cs="Arial"/>
         </w:rPr>
       </w:pPr>
-      <w:r>
-        <w:rPr>
-          <w:rFonts w:ascii="Arial" w:hAnsi="Arial" w:cs="Arial"/>
-        </w:rPr>
-        <w:t>Could: recompensas locales, realidad aumentada.</w:t>
+      <w:proofErr w:type="spellStart"/>
+      <w:r>
+        <w:rPr>
+          <w:rFonts w:ascii="Arial" w:hAnsi="Arial" w:cs="Arial"/>
+        </w:rPr>
+        <w:t>Could</w:t>
+      </w:r>
+      <w:proofErr w:type="spellEnd"/>
+      <w:r>
+        <w:rPr>
+          <w:rFonts w:ascii="Arial" w:hAnsi="Arial" w:cs="Arial"/>
+        </w:rPr>
+        <w:t>: recompensas locales, realidad aumentada.</w:t>
       </w:r>
     </w:p>
     <w:p>
@@ -4640,7 +5065,7 @@
                           <pic:cNvPicPr/>
                         </pic:nvPicPr>
                         <pic:blipFill>
-                          <a:blip r:embed="rId31"/>
+                          <a:blip r:embed="rId32"/>
                           <a:stretch>
                             <a:fillRect/>
                           </a:stretch>
@@ -4678,7 +5103,7 @@
                 <w:rFonts w:ascii="Arial" w:hAnsi="Arial" w:cs="Arial"/>
               </w:rPr>
             </w:pPr>
-            <w:hyperlink r:id="rId32" w:history="1">
+            <w:hyperlink r:id="rId33" w:history="1">
               <w:r>
                 <w:rPr>
                   <w:rStyle w:val="Hipervnculo"/>
@@ -4686,7 +5111,27 @@
                   <w:b/>
                   <w:bCs/>
                 </w:rPr>
-                <w:t>HU-011: Autenticación completa (login + recuperación de contraseña)</w:t>
+                <w:t>HU-011: Autenticación completa (</w:t>
+              </w:r>
+              <w:proofErr w:type="spellStart"/>
+              <w:r>
+                <w:rPr>
+                  <w:rStyle w:val="Hipervnculo"/>
+                  <w:rFonts w:ascii="Arial" w:hAnsi="Arial" w:cs="Arial"/>
+                  <w:b/>
+                  <w:bCs/>
+                </w:rPr>
+                <w:t>login</w:t>
+              </w:r>
+              <w:proofErr w:type="spellEnd"/>
+              <w:r>
+                <w:rPr>
+                  <w:rStyle w:val="Hipervnculo"/>
+                  <w:rFonts w:ascii="Arial" w:hAnsi="Arial" w:cs="Arial"/>
+                  <w:b/>
+                  <w:bCs/>
+                </w:rPr>
+                <w:t xml:space="preserve"> + recuperación de contraseña)</w:t>
               </w:r>
             </w:hyperlink>
           </w:p>
@@ -4904,12 +5349,53 @@
             </w:r>
           </w:p>
           <w:p>
+            <w:proofErr w:type="spellStart"/>
             <w:r>
               <w:rPr>
                 <w:b/>
                 <w:bCs/>
               </w:rPr>
-              <w:t>Login → Validación → Firebase Auth → Home / Error</w:t>
+              <w:t>Login</w:t>
+            </w:r>
+            <w:proofErr w:type="spellEnd"/>
+            <w:r>
+              <w:rPr>
+                <w:b/>
+                <w:bCs/>
+              </w:rPr>
+              <w:t xml:space="preserve"> → Validación → </w:t>
+            </w:r>
+            <w:proofErr w:type="spellStart"/>
+            <w:r>
+              <w:rPr>
+                <w:b/>
+                <w:bCs/>
+              </w:rPr>
+              <w:t>Firebase</w:t>
+            </w:r>
+            <w:proofErr w:type="spellEnd"/>
+            <w:r>
+              <w:rPr>
+                <w:b/>
+                <w:bCs/>
+              </w:rPr>
+              <w:t xml:space="preserve"> </w:t>
+            </w:r>
+            <w:proofErr w:type="spellStart"/>
+            <w:r>
+              <w:rPr>
+                <w:b/>
+                <w:bCs/>
+              </w:rPr>
+              <w:t>Auth</w:t>
+            </w:r>
+            <w:proofErr w:type="spellEnd"/>
+            <w:r>
+              <w:rPr>
+                <w:b/>
+                <w:bCs/>
+              </w:rPr>
+              <w:t xml:space="preserve"> → Home / Error</w:t>
             </w:r>
           </w:p>
           <w:p/>
@@ -4973,7 +5459,7 @@
                     </pic:cNvPicPr>
                   </pic:nvPicPr>
                   <pic:blipFill>
-                    <a:blip r:embed="rId33"/>
+                    <a:blip r:embed="rId34"/>
                     <a:stretch>
                       <a:fillRect/>
                     </a:stretch>
@@ -5050,7 +5536,7 @@
                     </pic:cNvPicPr>
                   </pic:nvPicPr>
                   <pic:blipFill>
-                    <a:blip r:embed="rId34"/>
+                    <a:blip r:embed="rId35"/>
                     <a:stretch>
                       <a:fillRect/>
                     </a:stretch>
@@ -5119,14 +5605,51 @@
         <w:rPr>
           <w:rFonts w:ascii="Arial" w:hAnsi="Arial" w:cs="Arial"/>
         </w:rPr>
-        <w:t xml:space="preserve">La aplicación la vamos a desarrollar con Flutter/Kotlin, usaremos la API Google Maps y como base de datos </w:t>
-      </w:r>
+        <w:t xml:space="preserve">La aplicación la vamos a desarrollar con </w:t>
+      </w:r>
+      <w:proofErr w:type="spellStart"/>
+      <w:r>
+        <w:rPr>
+          <w:rFonts w:ascii="Arial" w:hAnsi="Arial" w:cs="Arial"/>
+        </w:rPr>
+        <w:t>Flutter</w:t>
+      </w:r>
+      <w:proofErr w:type="spellEnd"/>
+      <w:r>
+        <w:rPr>
+          <w:rFonts w:ascii="Arial" w:hAnsi="Arial" w:cs="Arial"/>
+        </w:rPr>
+        <w:t xml:space="preserve">/Kotlin, usaremos la API Google </w:t>
+      </w:r>
+      <w:proofErr w:type="spellStart"/>
+      <w:r>
+        <w:rPr>
+          <w:rFonts w:ascii="Arial" w:hAnsi="Arial" w:cs="Arial"/>
+        </w:rPr>
+        <w:t>Maps</w:t>
+      </w:r>
+      <w:proofErr w:type="spellEnd"/>
+      <w:r>
+        <w:rPr>
+          <w:rFonts w:ascii="Arial" w:hAnsi="Arial" w:cs="Arial"/>
+        </w:rPr>
+        <w:t xml:space="preserve"> y como base de datos </w:t>
+      </w:r>
+      <w:proofErr w:type="spellStart"/>
       <w:r>
         <w:rPr>
           <w:rFonts w:ascii="Arial" w:hAnsi="Arial" w:cs="Arial"/>
           <w:color w:val="000000"/>
         </w:rPr>
-        <w:t xml:space="preserve">Firebase. </w:t>
+        <w:t>Firebase</w:t>
+      </w:r>
+      <w:proofErr w:type="spellEnd"/>
+      <w:r>
+        <w:rPr>
+          <w:rFonts w:ascii="Arial" w:hAnsi="Arial" w:cs="Arial"/>
+          <w:color w:val="000000"/>
+        </w:rPr>
+        <w:t xml:space="preserve">. </w:t>
       </w:r>
       <w:r>
         <w:rPr>
@@ -5202,8 +5725,9 @@
           <w:b/>
           <w:bCs/>
         </w:rPr>
-        <w:t xml:space="preserve">ADR-001: Firebase </w:t>
-      </w:r>
+        <w:t xml:space="preserve">ADR-001: </w:t>
+      </w:r>
+      <w:proofErr w:type="spellStart"/>
       <w:r>
         <w:rPr>
           <w:rStyle w:val="Hipervnculo"/>
@@ -5211,8 +5735,9 @@
           <w:b/>
           <w:bCs/>
         </w:rPr>
-        <w:t>(Backend as a Service)</w:t>
-      </w:r>
+        <w:t>Firebase</w:t>
+      </w:r>
+      <w:proofErr w:type="spellEnd"/>
       <w:r>
         <w:rPr>
           <w:rStyle w:val="Hipervnculo"/>
@@ -5220,6 +5745,64 @@
           <w:b/>
           <w:bCs/>
         </w:rPr>
+        <w:t xml:space="preserve"> </w:t>
+      </w:r>
+      <w:r>
+        <w:rPr>
+          <w:rStyle w:val="Hipervnculo"/>
+          <w:rFonts w:ascii="Arial" w:hAnsi="Arial" w:cs="Arial"/>
+          <w:b/>
+          <w:bCs/>
+        </w:rPr>
+        <w:t>(</w:t>
+      </w:r>
+      <w:proofErr w:type="spellStart"/>
+      <w:r>
+        <w:rPr>
+          <w:rStyle w:val="Hipervnculo"/>
+          <w:rFonts w:ascii="Arial" w:hAnsi="Arial" w:cs="Arial"/>
+          <w:b/>
+          <w:bCs/>
+        </w:rPr>
+        <w:t>Backend</w:t>
+      </w:r>
+      <w:proofErr w:type="spellEnd"/>
+      <w:r>
+        <w:rPr>
+          <w:rStyle w:val="Hipervnculo"/>
+          <w:rFonts w:ascii="Arial" w:hAnsi="Arial" w:cs="Arial"/>
+          <w:b/>
+          <w:bCs/>
+        </w:rPr>
+        <w:t xml:space="preserve"> as a </w:t>
+      </w:r>
+      <w:proofErr w:type="spellStart"/>
+      <w:r>
+        <w:rPr>
+          <w:rStyle w:val="Hipervnculo"/>
+          <w:rFonts w:ascii="Arial" w:hAnsi="Arial" w:cs="Arial"/>
+          <w:b/>
+          <w:bCs/>
+        </w:rPr>
+        <w:t>Service</w:t>
+      </w:r>
+      <w:proofErr w:type="spellEnd"/>
+      <w:r>
+        <w:rPr>
+          <w:rStyle w:val="Hipervnculo"/>
+          <w:rFonts w:ascii="Arial" w:hAnsi="Arial" w:cs="Arial"/>
+          <w:b/>
+          <w:bCs/>
+        </w:rPr>
+        <w:t>)</w:t>
+      </w:r>
+      <w:r>
+        <w:rPr>
+          <w:rStyle w:val="Hipervnculo"/>
+          <w:rFonts w:ascii="Arial" w:hAnsi="Arial" w:cs="Arial"/>
+          <w:b/>
+          <w:bCs/>
+        </w:rPr>
         <w:t>:</w:t>
       </w:r>
     </w:p>
@@ -5243,7 +5826,35 @@
         <w:rPr>
           <w:rFonts w:ascii="Arial" w:hAnsi="Arial" w:cs="Arial"/>
         </w:rPr>
-        <w:t>Se elige Firebase como backend por la simplicidad que ofrece al integrar autenticación, base de datos, almacenamiento y analítica sin necesidad de</w:t>
+        <w:t xml:space="preserve">Se elige </w:t>
+      </w:r>
+      <w:proofErr w:type="spellStart"/>
+      <w:r>
+        <w:rPr>
+          <w:rFonts w:ascii="Arial" w:hAnsi="Arial" w:cs="Arial"/>
+        </w:rPr>
+        <w:t>Firebase</w:t>
+      </w:r>
+      <w:proofErr w:type="spellEnd"/>
+      <w:r>
+        <w:rPr>
+          <w:rFonts w:ascii="Arial" w:hAnsi="Arial" w:cs="Arial"/>
+        </w:rPr>
+        <w:t xml:space="preserve"> como </w:t>
+      </w:r>
+      <w:proofErr w:type="spellStart"/>
+      <w:r>
+        <w:rPr>
+          <w:rFonts w:ascii="Arial" w:hAnsi="Arial" w:cs="Arial"/>
+        </w:rPr>
+        <w:t>backend</w:t>
+      </w:r>
+      <w:proofErr w:type="spellEnd"/>
+      <w:r>
+        <w:rPr>
+          <w:rFonts w:ascii="Arial" w:hAnsi="Arial" w:cs="Arial"/>
+        </w:rPr>
+        <w:t xml:space="preserve"> por la simplicidad que ofrece al integrar autenticación, base de datos, almacenamiento y analítica sin necesidad de</w:t>
       </w:r>
       <w:r>
         <w:rPr>
@@ -5306,7 +5917,21 @@
         <w:rPr>
           <w:rFonts w:ascii="Arial" w:hAnsi="Arial" w:cs="Arial"/>
         </w:rPr>
-        <w:t>Esta decisión permite acelerar el desarrollo, facilita la escalabilidad del proyecto y reduce la complejidad técnica del backend.</w:t>
+        <w:t xml:space="preserve">Esta decisión permite acelerar el desarrollo, facilita la escalabilidad del proyecto y reduce la complejidad técnica del </w:t>
+      </w:r>
+      <w:proofErr w:type="spellStart"/>
+      <w:r>
+        <w:rPr>
+          <w:rFonts w:ascii="Arial" w:hAnsi="Arial" w:cs="Arial"/>
+        </w:rPr>
+        <w:t>backend</w:t>
+      </w:r>
+      <w:proofErr w:type="spellEnd"/>
+      <w:r>
+        <w:rPr>
+          <w:rFonts w:ascii="Arial" w:hAnsi="Arial" w:cs="Arial"/>
+        </w:rPr>
+        <w:t>.</w:t>
       </w:r>
     </w:p>
     <w:p>
@@ -5333,62 +5958,6 @@
           <w:rFonts w:ascii="Arial" w:hAnsi="Arial" w:cs="Arial"/>
           <w:b/>
           <w:bCs/>
-        </w:rPr>
-      </w:pPr>
-      <w:hyperlink r:id="rId35" w:history="1">
-        <w:r>
-          <w:rPr>
-            <w:rStyle w:val="Hipervnculo"/>
-            <w:rFonts w:ascii="Arial" w:hAnsi="Arial" w:cs="Arial"/>
-            <w:b/>
-            <w:bCs/>
-          </w:rPr>
-          <w:t>ADR-002: Flutter/Kotlin como tecnología móvil:</w:t>
-        </w:r>
-      </w:hyperlink>
-    </w:p>
-    <w:p>
-      <w:pPr>
-        <w:pStyle w:val="Prrafodelista"/>
-        <w:jc w:val="both"/>
-        <w:rPr>
-          <w:rFonts w:ascii="Arial" w:hAnsi="Arial" w:cs="Arial"/>
-        </w:rPr>
-      </w:pPr>
-      <w:r>
-        <w:rPr>
-          <w:rFonts w:ascii="Arial" w:hAnsi="Arial" w:cs="Arial"/>
-        </w:rPr>
-        <w:t>Se decide utilizar Flutter como framework principal de desarrollo móvil, por su rapidez, su diseño basado en widgets y su fácil integración con Firebase.</w:t>
-      </w:r>
-      <w:r>
-        <w:rPr>
-          <w:rFonts w:ascii="Arial" w:hAnsi="Arial" w:cs="Arial"/>
-        </w:rPr>
-        <w:br/>
-        <w:t>Cuando se necesiten funciones nativas, se empleará Kotlin, garantizando así compatibilidad con Android y acceso completo al hardware del dispositivo.</w:t>
-      </w:r>
-    </w:p>
-    <w:p>
-      <w:pPr>
-        <w:pStyle w:val="Prrafodelista"/>
-        <w:jc w:val="both"/>
-        <w:rPr>
-          <w:rFonts w:ascii="Arial" w:hAnsi="Arial" w:cs="Arial"/>
-        </w:rPr>
-      </w:pPr>
-    </w:p>
-    <w:p>
-      <w:pPr>
-        <w:pStyle w:val="Prrafodelista"/>
-        <w:numPr>
-          <w:ilvl w:val="0"/>
-          <w:numId w:val="26"/>
-        </w:numPr>
-        <w:ind w:left="709"/>
-        <w:jc w:val="both"/>
-        <w:rPr>
-          <w:rFonts w:ascii="Arial" w:hAnsi="Arial" w:cs="Arial"/>
         </w:rPr>
       </w:pPr>
       <w:hyperlink r:id="rId36" w:history="1">
@@ -5399,7 +5968,145 @@
             <w:b/>
             <w:bCs/>
           </w:rPr>
-          <w:t>ADR-003: Firestore como base de datos NoSQL:</w:t>
+          <w:t xml:space="preserve">ADR-002: </w:t>
+        </w:r>
+        <w:proofErr w:type="spellStart"/>
+        <w:r>
+          <w:rPr>
+            <w:rStyle w:val="Hipervnculo"/>
+            <w:rFonts w:ascii="Arial" w:hAnsi="Arial" w:cs="Arial"/>
+            <w:b/>
+            <w:bCs/>
+          </w:rPr>
+          <w:t>Flutter</w:t>
+        </w:r>
+        <w:proofErr w:type="spellEnd"/>
+        <w:r>
+          <w:rPr>
+            <w:rStyle w:val="Hipervnculo"/>
+            <w:rFonts w:ascii="Arial" w:hAnsi="Arial" w:cs="Arial"/>
+            <w:b/>
+            <w:bCs/>
+          </w:rPr>
+          <w:t>/Kotlin como tecnología móvil:</w:t>
+        </w:r>
+      </w:hyperlink>
+    </w:p>
+    <w:p>
+      <w:pPr>
+        <w:pStyle w:val="Prrafodelista"/>
+        <w:jc w:val="both"/>
+        <w:rPr>
+          <w:rFonts w:ascii="Arial" w:hAnsi="Arial" w:cs="Arial"/>
+        </w:rPr>
+      </w:pPr>
+      <w:r>
+        <w:rPr>
+          <w:rFonts w:ascii="Arial" w:hAnsi="Arial" w:cs="Arial"/>
+        </w:rPr>
+        <w:t xml:space="preserve">Se decide utilizar </w:t>
+      </w:r>
+      <w:proofErr w:type="spellStart"/>
+      <w:r>
+        <w:rPr>
+          <w:rFonts w:ascii="Arial" w:hAnsi="Arial" w:cs="Arial"/>
+        </w:rPr>
+        <w:t>Flutter</w:t>
+      </w:r>
+      <w:proofErr w:type="spellEnd"/>
+      <w:r>
+        <w:rPr>
+          <w:rFonts w:ascii="Arial" w:hAnsi="Arial" w:cs="Arial"/>
+        </w:rPr>
+        <w:t xml:space="preserve"> como </w:t>
+      </w:r>
+      <w:proofErr w:type="spellStart"/>
+      <w:r>
+        <w:rPr>
+          <w:rFonts w:ascii="Arial" w:hAnsi="Arial" w:cs="Arial"/>
+        </w:rPr>
+        <w:t>framework</w:t>
+      </w:r>
+      <w:proofErr w:type="spellEnd"/>
+      <w:r>
+        <w:rPr>
+          <w:rFonts w:ascii="Arial" w:hAnsi="Arial" w:cs="Arial"/>
+        </w:rPr>
+        <w:t xml:space="preserve"> principal de desarrollo móvil, por su rapidez, su diseño basado en widgets y su fácil integración con </w:t>
+      </w:r>
+      <w:proofErr w:type="spellStart"/>
+      <w:r>
+        <w:rPr>
+          <w:rFonts w:ascii="Arial" w:hAnsi="Arial" w:cs="Arial"/>
+        </w:rPr>
+        <w:t>Firebase</w:t>
+      </w:r>
+      <w:proofErr w:type="spellEnd"/>
+      <w:r>
+        <w:rPr>
+          <w:rFonts w:ascii="Arial" w:hAnsi="Arial" w:cs="Arial"/>
+        </w:rPr>
+        <w:t>.</w:t>
+      </w:r>
+      <w:r>
+        <w:rPr>
+          <w:rFonts w:ascii="Arial" w:hAnsi="Arial" w:cs="Arial"/>
+        </w:rPr>
+        <w:br/>
+        <w:t>Cuando se necesiten funciones nativas, se empleará Kotlin, garantizando así compatibilidad con Android y acceso completo al hardware del dispositivo.</w:t>
+      </w:r>
+    </w:p>
+    <w:p>
+      <w:pPr>
+        <w:pStyle w:val="Prrafodelista"/>
+        <w:jc w:val="both"/>
+        <w:rPr>
+          <w:rFonts w:ascii="Arial" w:hAnsi="Arial" w:cs="Arial"/>
+        </w:rPr>
+      </w:pPr>
+    </w:p>
+    <w:p>
+      <w:pPr>
+        <w:pStyle w:val="Prrafodelista"/>
+        <w:numPr>
+          <w:ilvl w:val="0"/>
+          <w:numId w:val="26"/>
+        </w:numPr>
+        <w:ind w:left="709"/>
+        <w:jc w:val="both"/>
+        <w:rPr>
+          <w:rFonts w:ascii="Arial" w:hAnsi="Arial" w:cs="Arial"/>
+        </w:rPr>
+      </w:pPr>
+      <w:hyperlink r:id="rId37" w:history="1">
+        <w:r>
+          <w:rPr>
+            <w:rStyle w:val="Hipervnculo"/>
+            <w:rFonts w:ascii="Arial" w:hAnsi="Arial" w:cs="Arial"/>
+            <w:b/>
+            <w:bCs/>
+          </w:rPr>
+          <w:t xml:space="preserve">ADR-003: </w:t>
+        </w:r>
+        <w:proofErr w:type="spellStart"/>
+        <w:r>
+          <w:rPr>
+            <w:rStyle w:val="Hipervnculo"/>
+            <w:rFonts w:ascii="Arial" w:hAnsi="Arial" w:cs="Arial"/>
+            <w:b/>
+            <w:bCs/>
+          </w:rPr>
+          <w:t>Firestore</w:t>
+        </w:r>
+        <w:proofErr w:type="spellEnd"/>
+        <w:r>
+          <w:rPr>
+            <w:rStyle w:val="Hipervnculo"/>
+            <w:rFonts w:ascii="Arial" w:hAnsi="Arial" w:cs="Arial"/>
+            <w:b/>
+            <w:bCs/>
+          </w:rPr>
+          <w:t xml:space="preserve"> como base de datos NoSQL:</w:t>
         </w:r>
       </w:hyperlink>
     </w:p>
@@ -5422,7 +6129,67 @@
           <w:lang w:eastAsia="es-ES"/>
           <w14:ligatures w14:val="none"/>
         </w:rPr>
-        <w:t>Se adopta Firestore como base de datos principal debido a su estructura flexible de documentos y colecciones, su capacidad de sincronización en tiempo real y su integración directa con Firebase Authentication.</w:t>
+        <w:t xml:space="preserve">Se adopta </w:t>
+      </w:r>
+      <w:proofErr w:type="spellStart"/>
+      <w:r>
+        <w:rPr>
+          <w:rFonts w:ascii="Arial" w:eastAsia="Times New Roman" w:hAnsi="Arial" w:cs="Arial"/>
+          <w:kern w:val="0"/>
+          <w:lang w:eastAsia="es-ES"/>
+          <w14:ligatures w14:val="none"/>
+        </w:rPr>
+        <w:t>Firestore</w:t>
+      </w:r>
+      <w:proofErr w:type="spellEnd"/>
+      <w:r>
+        <w:rPr>
+          <w:rFonts w:ascii="Arial" w:eastAsia="Times New Roman" w:hAnsi="Arial" w:cs="Arial"/>
+          <w:kern w:val="0"/>
+          <w:lang w:eastAsia="es-ES"/>
+          <w14:ligatures w14:val="none"/>
+        </w:rPr>
+        <w:t xml:space="preserve"> como base de datos principal debido a su estructura flexible de documentos y colecciones, su capacidad de sincronización en tiempo real y su integración directa con </w:t>
+      </w:r>
+      <w:proofErr w:type="spellStart"/>
+      <w:r>
+        <w:rPr>
+          <w:rFonts w:ascii="Arial" w:eastAsia="Times New Roman" w:hAnsi="Arial" w:cs="Arial"/>
+          <w:kern w:val="0"/>
+          <w:lang w:eastAsia="es-ES"/>
+          <w14:ligatures w14:val="none"/>
+        </w:rPr>
+        <w:t>Firebase</w:t>
+      </w:r>
+      <w:proofErr w:type="spellEnd"/>
+      <w:r>
+        <w:rPr>
+          <w:rFonts w:ascii="Arial" w:eastAsia="Times New Roman" w:hAnsi="Arial" w:cs="Arial"/>
+          <w:kern w:val="0"/>
+          <w:lang w:eastAsia="es-ES"/>
+          <w14:ligatures w14:val="none"/>
+        </w:rPr>
+        <w:t xml:space="preserve"> </w:t>
+      </w:r>
+      <w:proofErr w:type="spellStart"/>
+      <w:r>
+        <w:rPr>
+          <w:rFonts w:ascii="Arial" w:eastAsia="Times New Roman" w:hAnsi="Arial" w:cs="Arial"/>
+          <w:kern w:val="0"/>
+          <w:lang w:eastAsia="es-ES"/>
+          <w14:ligatures w14:val="none"/>
+        </w:rPr>
+        <w:t>Authentication</w:t>
+      </w:r>
+      <w:proofErr w:type="spellEnd"/>
+      <w:r>
+        <w:rPr>
+          <w:rFonts w:ascii="Arial" w:eastAsia="Times New Roman" w:hAnsi="Arial" w:cs="Arial"/>
+          <w:kern w:val="0"/>
+          <w:lang w:eastAsia="es-ES"/>
+          <w14:ligatures w14:val="none"/>
+        </w:rPr>
+        <w:t>.</w:t>
       </w:r>
       <w:r>
         <w:rPr>
@@ -5473,11 +6240,33 @@
           <w:rFonts w:ascii="Arial" w:hAnsi="Arial" w:cs="Arial"/>
         </w:rPr>
       </w:pPr>
-      <w:r>
-        <w:rPr>
-          <w:rFonts w:ascii="Arial" w:hAnsi="Arial" w:cs="Arial"/>
-        </w:rPr>
-        <w:t>Firebase Auth:</w:t>
+      <w:proofErr w:type="spellStart"/>
+      <w:r>
+        <w:rPr>
+          <w:rFonts w:ascii="Arial" w:hAnsi="Arial" w:cs="Arial"/>
+        </w:rPr>
+        <w:t>Firebase</w:t>
+      </w:r>
+      <w:proofErr w:type="spellEnd"/>
+      <w:r>
+        <w:rPr>
+          <w:rFonts w:ascii="Arial" w:hAnsi="Arial" w:cs="Arial"/>
+        </w:rPr>
+        <w:t xml:space="preserve"> </w:t>
+      </w:r>
+      <w:proofErr w:type="spellStart"/>
+      <w:r>
+        <w:rPr>
+          <w:rFonts w:ascii="Arial" w:hAnsi="Arial" w:cs="Arial"/>
+        </w:rPr>
+        <w:t>Auth</w:t>
+      </w:r>
+      <w:proofErr w:type="spellEnd"/>
+      <w:r>
+        <w:rPr>
+          <w:rFonts w:ascii="Arial" w:hAnsi="Arial" w:cs="Arial"/>
+        </w:rPr>
+        <w:t>:</w:t>
       </w:r>
     </w:p>
     <w:p>
@@ -5495,7 +6284,21 @@
         <w:rPr>
           <w:rFonts w:ascii="Arial" w:hAnsi="Arial" w:cs="Arial"/>
         </w:rPr>
-        <w:t>Maneja registro, login y sesiones de usuario.</w:t>
+        <w:t xml:space="preserve">Maneja registro, </w:t>
+      </w:r>
+      <w:proofErr w:type="spellStart"/>
+      <w:r>
+        <w:rPr>
+          <w:rFonts w:ascii="Arial" w:hAnsi="Arial" w:cs="Arial"/>
+        </w:rPr>
+        <w:t>login</w:t>
+      </w:r>
+      <w:proofErr w:type="spellEnd"/>
+      <w:r>
+        <w:rPr>
+          <w:rFonts w:ascii="Arial" w:hAnsi="Arial" w:cs="Arial"/>
+        </w:rPr>
+        <w:t xml:space="preserve"> y sesiones de usuario.</w:t>
       </w:r>
     </w:p>
     <w:p>
@@ -5513,7 +6316,21 @@
         <w:rPr>
           <w:rFonts w:ascii="Arial" w:hAnsi="Arial" w:cs="Arial"/>
         </w:rPr>
-        <w:t>Usa el UID para relacionarlo con datos en Firestore.</w:t>
+        <w:t xml:space="preserve">Usa el UID para relacionarlo con datos en </w:t>
+      </w:r>
+      <w:proofErr w:type="spellStart"/>
+      <w:r>
+        <w:rPr>
+          <w:rFonts w:ascii="Arial" w:hAnsi="Arial" w:cs="Arial"/>
+        </w:rPr>
+        <w:t>Firestore</w:t>
+      </w:r>
+      <w:proofErr w:type="spellEnd"/>
+      <w:r>
+        <w:rPr>
+          <w:rFonts w:ascii="Arial" w:hAnsi="Arial" w:cs="Arial"/>
+        </w:rPr>
+        <w:t>.</w:t>
       </w:r>
     </w:p>
     <w:p>
@@ -5545,12 +6362,28 @@
           <w:rFonts w:ascii="Arial" w:hAnsi="Arial" w:cs="Arial"/>
         </w:rPr>
       </w:pPr>
-      <w:r>
-        <w:rPr>
-          <w:rFonts w:ascii="Arial" w:hAnsi="Arial" w:cs="Arial"/>
-        </w:rPr>
-        <w:t>Firebase Firestore</w:t>
-      </w:r>
+      <w:proofErr w:type="spellStart"/>
+      <w:r>
+        <w:rPr>
+          <w:rFonts w:ascii="Arial" w:hAnsi="Arial" w:cs="Arial"/>
+        </w:rPr>
+        <w:t>Firebase</w:t>
+      </w:r>
+      <w:proofErr w:type="spellEnd"/>
+      <w:r>
+        <w:rPr>
+          <w:rFonts w:ascii="Arial" w:hAnsi="Arial" w:cs="Arial"/>
+        </w:rPr>
+        <w:t xml:space="preserve"> </w:t>
+      </w:r>
+      <w:proofErr w:type="spellStart"/>
+      <w:r>
+        <w:rPr>
+          <w:rFonts w:ascii="Arial" w:hAnsi="Arial" w:cs="Arial"/>
+        </w:rPr>
+        <w:t>Firestore</w:t>
+      </w:r>
+      <w:proofErr w:type="spellEnd"/>
       <w:r>
         <w:rPr>
           <w:rFonts w:ascii="Arial" w:hAnsi="Arial" w:cs="Arial"/>
@@ -5609,8 +6442,16 @@
         <w:rPr>
           <w:rFonts w:ascii="Arial" w:hAnsi="Arial" w:cs="Arial"/>
         </w:rPr>
-        <w:t>/users</w:t>
-      </w:r>
+        <w:t>/</w:t>
+      </w:r>
+      <w:proofErr w:type="spellStart"/>
+      <w:r>
+        <w:rPr>
+          <w:rFonts w:ascii="Arial" w:hAnsi="Arial" w:cs="Arial"/>
+        </w:rPr>
+        <w:t>users</w:t>
+      </w:r>
+      <w:proofErr w:type="spellEnd"/>
     </w:p>
     <w:p>
       <w:pPr>
@@ -5627,8 +6468,16 @@
         <w:rPr>
           <w:rFonts w:ascii="Arial" w:hAnsi="Arial" w:cs="Arial"/>
         </w:rPr>
-        <w:t>/cities</w:t>
-      </w:r>
+        <w:t>/</w:t>
+      </w:r>
+      <w:proofErr w:type="spellStart"/>
+      <w:r>
+        <w:rPr>
+          <w:rFonts w:ascii="Arial" w:hAnsi="Arial" w:cs="Arial"/>
+        </w:rPr>
+        <w:t>cities</w:t>
+      </w:r>
+      <w:proofErr w:type="spellEnd"/>
     </w:p>
     <w:p>
       <w:pPr>
@@ -5645,8 +6494,16 @@
         <w:rPr>
           <w:rFonts w:ascii="Arial" w:hAnsi="Arial" w:cs="Arial"/>
         </w:rPr>
-        <w:t>/routes</w:t>
-      </w:r>
+        <w:t>/</w:t>
+      </w:r>
+      <w:proofErr w:type="spellStart"/>
+      <w:r>
+        <w:rPr>
+          <w:rFonts w:ascii="Arial" w:hAnsi="Arial" w:cs="Arial"/>
+        </w:rPr>
+        <w:t>routes</w:t>
+      </w:r>
+      <w:proofErr w:type="spellEnd"/>
     </w:p>
     <w:p>
       <w:pPr>
@@ -5659,6 +6516,7 @@
           <w:rFonts w:ascii="Arial" w:hAnsi="Arial" w:cs="Arial"/>
         </w:rPr>
       </w:pPr>
+      <w:proofErr w:type="spellStart"/>
       <w:r>
         <w:rPr>
           <w:rFonts w:ascii="Arial" w:hAnsi="Arial" w:cs="Arial"/>
@@ -5666,6 +6524,7 @@
         <w:lastRenderedPageBreak/>
         <w:t>monuments</w:t>
       </w:r>
+      <w:proofErr w:type="spellEnd"/>
     </w:p>
     <w:p>
       <w:pPr>
@@ -5682,8 +6541,16 @@
         <w:rPr>
           <w:rFonts w:ascii="Arial" w:hAnsi="Arial" w:cs="Arial"/>
         </w:rPr>
-        <w:t>/missions</w:t>
-      </w:r>
+        <w:t>/</w:t>
+      </w:r>
+      <w:proofErr w:type="spellStart"/>
+      <w:r>
+        <w:rPr>
+          <w:rFonts w:ascii="Arial" w:hAnsi="Arial" w:cs="Arial"/>
+        </w:rPr>
+        <w:t>missions</w:t>
+      </w:r>
+      <w:proofErr w:type="spellEnd"/>
     </w:p>
     <w:p>
       <w:pPr>
@@ -5723,11 +6590,19 @@
           <w:rFonts w:ascii="Arial" w:hAnsi="Arial" w:cs="Arial"/>
         </w:rPr>
       </w:pPr>
-      <w:r>
-        <w:rPr>
-          <w:rFonts w:ascii="Arial" w:hAnsi="Arial" w:cs="Arial"/>
-        </w:rPr>
-        <w:t>Firebase Storage:</w:t>
+      <w:proofErr w:type="spellStart"/>
+      <w:r>
+        <w:rPr>
+          <w:rFonts w:ascii="Arial" w:hAnsi="Arial" w:cs="Arial"/>
+        </w:rPr>
+        <w:t>Firebase</w:t>
+      </w:r>
+      <w:proofErr w:type="spellEnd"/>
+      <w:r>
+        <w:rPr>
+          <w:rFonts w:ascii="Arial" w:hAnsi="Arial" w:cs="Arial"/>
+        </w:rPr>
+        <w:t xml:space="preserve"> Storage:</w:t>
       </w:r>
     </w:p>
     <w:p>
@@ -5763,7 +6638,21 @@
         <w:rPr>
           <w:rFonts w:ascii="Arial" w:hAnsi="Arial" w:cs="Arial"/>
         </w:rPr>
-        <w:t>Solo se guarda la URL en Firestore como referencia.</w:t>
+        <w:t xml:space="preserve">Solo se guarda la URL en </w:t>
+      </w:r>
+      <w:proofErr w:type="spellStart"/>
+      <w:r>
+        <w:rPr>
+          <w:rFonts w:ascii="Arial" w:hAnsi="Arial" w:cs="Arial"/>
+        </w:rPr>
+        <w:t>Firestore</w:t>
+      </w:r>
+      <w:proofErr w:type="spellEnd"/>
+      <w:r>
+        <w:rPr>
+          <w:rFonts w:ascii="Arial" w:hAnsi="Arial" w:cs="Arial"/>
+        </w:rPr>
+        <w:t xml:space="preserve"> como referencia.</w:t>
       </w:r>
     </w:p>
     <w:p>
@@ -5786,11 +6675,33 @@
           <w:rFonts w:ascii="Arial" w:hAnsi="Arial" w:cs="Arial"/>
         </w:rPr>
       </w:pPr>
-      <w:r>
-        <w:rPr>
-          <w:rFonts w:ascii="Arial" w:hAnsi="Arial" w:cs="Arial"/>
-        </w:rPr>
-        <w:t>Firebase Messaging:</w:t>
+      <w:proofErr w:type="spellStart"/>
+      <w:r>
+        <w:rPr>
+          <w:rFonts w:ascii="Arial" w:hAnsi="Arial" w:cs="Arial"/>
+        </w:rPr>
+        <w:t>Firebase</w:t>
+      </w:r>
+      <w:proofErr w:type="spellEnd"/>
+      <w:r>
+        <w:rPr>
+          <w:rFonts w:ascii="Arial" w:hAnsi="Arial" w:cs="Arial"/>
+        </w:rPr>
+        <w:t xml:space="preserve"> </w:t>
+      </w:r>
+      <w:proofErr w:type="spellStart"/>
+      <w:r>
+        <w:rPr>
+          <w:rFonts w:ascii="Arial" w:hAnsi="Arial" w:cs="Arial"/>
+        </w:rPr>
+        <w:t>Messaging</w:t>
+      </w:r>
+      <w:proofErr w:type="spellEnd"/>
+      <w:r>
+        <w:rPr>
+          <w:rFonts w:ascii="Arial" w:hAnsi="Arial" w:cs="Arial"/>
+        </w:rPr>
+        <w:t>:</w:t>
       </w:r>
     </w:p>
     <w:p>
@@ -5808,7 +6719,21 @@
         <w:rPr>
           <w:rFonts w:ascii="Arial" w:hAnsi="Arial" w:cs="Arial"/>
         </w:rPr>
-        <w:t>Envía notificaciones push (futuro), por ejemplo:</w:t>
+        <w:t xml:space="preserve">Envía notificaciones </w:t>
+      </w:r>
+      <w:proofErr w:type="spellStart"/>
+      <w:r>
+        <w:rPr>
+          <w:rFonts w:ascii="Arial" w:hAnsi="Arial" w:cs="Arial"/>
+        </w:rPr>
+        <w:t>push</w:t>
+      </w:r>
+      <w:proofErr w:type="spellEnd"/>
+      <w:r>
+        <w:rPr>
+          <w:rFonts w:ascii="Arial" w:hAnsi="Arial" w:cs="Arial"/>
+        </w:rPr>
+        <w:t xml:space="preserve"> (futuro), por ejemplo:</w:t>
       </w:r>
     </w:p>
     <w:p>
@@ -5889,7 +6814,21 @@
         <w:rPr>
           <w:rFonts w:ascii="Arial" w:hAnsi="Arial" w:cs="Arial"/>
         </w:rPr>
-        <w:t>Google Maps API:</w:t>
+        <w:t xml:space="preserve">Google </w:t>
+      </w:r>
+      <w:proofErr w:type="spellStart"/>
+      <w:r>
+        <w:rPr>
+          <w:rFonts w:ascii="Arial" w:hAnsi="Arial" w:cs="Arial"/>
+        </w:rPr>
+        <w:t>Maps</w:t>
+      </w:r>
+      <w:proofErr w:type="spellEnd"/>
+      <w:r>
+        <w:rPr>
+          <w:rFonts w:ascii="Arial" w:hAnsi="Arial" w:cs="Arial"/>
+        </w:rPr>
+        <w:t xml:space="preserve"> API:</w:t>
       </w:r>
     </w:p>
     <w:p>
@@ -6079,7 +7018,27 @@
           <w:lang w:eastAsia="es-ES"/>
           <w14:ligatures w14:val="none"/>
         </w:rPr>
-        <w:t>La aplicación deberá ofrecer tiempos de carga inferiores a 2–3 segundos en las pantallas principales (login, rutas, mapa, misiones y perfil).</w:t>
+        <w:t>La aplicación deberá ofrecer tiempos de carga inferiores a 2–3 segundos en las pantallas principales (</w:t>
+      </w:r>
+      <w:proofErr w:type="spellStart"/>
+      <w:r>
+        <w:rPr>
+          <w:rFonts w:ascii="Arial" w:eastAsia="Times New Roman" w:hAnsi="Arial" w:cs="Arial"/>
+          <w:kern w:val="0"/>
+          <w:lang w:eastAsia="es-ES"/>
+          <w14:ligatures w14:val="none"/>
+        </w:rPr>
+        <w:t>login</w:t>
+      </w:r>
+      <w:proofErr w:type="spellEnd"/>
+      <w:r>
+        <w:rPr>
+          <w:rFonts w:ascii="Arial" w:eastAsia="Times New Roman" w:hAnsi="Arial" w:cs="Arial"/>
+          <w:kern w:val="0"/>
+          <w:lang w:eastAsia="es-ES"/>
+          <w14:ligatures w14:val="none"/>
+        </w:rPr>
+        <w:t>, rutas, mapa, misiones y perfil).</w:t>
       </w:r>
       <w:r>
         <w:rPr>
@@ -6178,7 +7137,47 @@
           <w14:ligatures w14:val="none"/>
         </w:rPr>
         <w:br/>
-        <w:t>Para ello, se empleará Firebase Authentication como sistema de autenticación centralizado, evitando el almacenamiento local de credenciales y asegurando la protección de la información mediante métodos estándar del sector.</w:t>
+        <w:t xml:space="preserve">Para ello, se empleará </w:t>
+      </w:r>
+      <w:proofErr w:type="spellStart"/>
+      <w:r>
+        <w:rPr>
+          <w:rFonts w:ascii="Arial" w:eastAsia="Times New Roman" w:hAnsi="Arial" w:cs="Arial"/>
+          <w:kern w:val="0"/>
+          <w:lang w:eastAsia="es-ES"/>
+          <w14:ligatures w14:val="none"/>
+        </w:rPr>
+        <w:t>Firebase</w:t>
+      </w:r>
+      <w:proofErr w:type="spellEnd"/>
+      <w:r>
+        <w:rPr>
+          <w:rFonts w:ascii="Arial" w:eastAsia="Times New Roman" w:hAnsi="Arial" w:cs="Arial"/>
+          <w:kern w:val="0"/>
+          <w:lang w:eastAsia="es-ES"/>
+          <w14:ligatures w14:val="none"/>
+        </w:rPr>
+        <w:t xml:space="preserve"> </w:t>
+      </w:r>
+      <w:proofErr w:type="spellStart"/>
+      <w:r>
+        <w:rPr>
+          <w:rFonts w:ascii="Arial" w:eastAsia="Times New Roman" w:hAnsi="Arial" w:cs="Arial"/>
+          <w:kern w:val="0"/>
+          <w:lang w:eastAsia="es-ES"/>
+          <w14:ligatures w14:val="none"/>
+        </w:rPr>
+        <w:t>Authentication</w:t>
+      </w:r>
+      <w:proofErr w:type="spellEnd"/>
+      <w:r>
+        <w:rPr>
+          <w:rFonts w:ascii="Arial" w:eastAsia="Times New Roman" w:hAnsi="Arial" w:cs="Arial"/>
+          <w:kern w:val="0"/>
+          <w:lang w:eastAsia="es-ES"/>
+          <w14:ligatures w14:val="none"/>
+        </w:rPr>
+        <w:t xml:space="preserve"> como sistema de autenticación centralizado, evitando el almacenamiento local de credenciales y asegurando la protección de la información mediante métodos estándar del sector.</w:t>
       </w:r>
     </w:p>
     <w:p>
@@ -6234,7 +7233,35 @@
         <w:rPr>
           <w:rFonts w:ascii="Arial" w:hAnsi="Arial" w:cs="Arial"/>
         </w:rPr>
-        <w:t xml:space="preserve">Todas las comunicaciones entre la aplicación y los servicios externos (Firestore, Storage, Google Maps API, etc.) deberán realizarse mediante </w:t>
+        <w:t>Todas las comunicaciones entre la aplicación y los servicios externos (</w:t>
+      </w:r>
+      <w:proofErr w:type="spellStart"/>
+      <w:r>
+        <w:rPr>
+          <w:rFonts w:ascii="Arial" w:hAnsi="Arial" w:cs="Arial"/>
+        </w:rPr>
+        <w:t>Firestore</w:t>
+      </w:r>
+      <w:proofErr w:type="spellEnd"/>
+      <w:r>
+        <w:rPr>
+          <w:rFonts w:ascii="Arial" w:hAnsi="Arial" w:cs="Arial"/>
+        </w:rPr>
+        <w:t xml:space="preserve">, Storage, Google </w:t>
+      </w:r>
+      <w:proofErr w:type="spellStart"/>
+      <w:r>
+        <w:rPr>
+          <w:rFonts w:ascii="Arial" w:hAnsi="Arial" w:cs="Arial"/>
+        </w:rPr>
+        <w:t>Maps</w:t>
+      </w:r>
+      <w:proofErr w:type="spellEnd"/>
+      <w:r>
+        <w:rPr>
+          <w:rFonts w:ascii="Arial" w:hAnsi="Arial" w:cs="Arial"/>
+        </w:rPr>
+        <w:t xml:space="preserve"> API, etc.) deberán realizarse mediante </w:t>
       </w:r>
       <w:r>
         <w:rPr>
@@ -6461,7 +7488,35 @@
         <w:rPr>
           <w:rFonts w:ascii="Arial" w:hAnsi="Arial" w:cs="Arial"/>
         </w:rPr>
-        <w:t>La aplicación deberá registrar eventos relevantes (inicio de sesión, selección de ruta, misiones completadas, errores) utilizando Firebase Analytics.</w:t>
+        <w:t xml:space="preserve">La aplicación deberá registrar eventos relevantes (inicio de sesión, selección de ruta, misiones completadas, errores) utilizando </w:t>
+      </w:r>
+      <w:proofErr w:type="spellStart"/>
+      <w:r>
+        <w:rPr>
+          <w:rFonts w:ascii="Arial" w:hAnsi="Arial" w:cs="Arial"/>
+        </w:rPr>
+        <w:t>Firebase</w:t>
+      </w:r>
+      <w:proofErr w:type="spellEnd"/>
+      <w:r>
+        <w:rPr>
+          <w:rFonts w:ascii="Arial" w:hAnsi="Arial" w:cs="Arial"/>
+        </w:rPr>
+        <w:t xml:space="preserve"> </w:t>
+      </w:r>
+      <w:proofErr w:type="spellStart"/>
+      <w:r>
+        <w:rPr>
+          <w:rFonts w:ascii="Arial" w:hAnsi="Arial" w:cs="Arial"/>
+        </w:rPr>
+        <w:t>Analytics</w:t>
+      </w:r>
+      <w:proofErr w:type="spellEnd"/>
+      <w:r>
+        <w:rPr>
+          <w:rFonts w:ascii="Arial" w:hAnsi="Arial" w:cs="Arial"/>
+        </w:rPr>
+        <w:t>.</w:t>
       </w:r>
       <w:r>
         <w:rPr>
@@ -6775,7 +7830,21 @@
         <w:rPr>
           <w:rFonts w:ascii="Arial" w:hAnsi="Arial" w:cs="Arial"/>
         </w:rPr>
-        <w:t>Flujo de pantallas: Inicio/login, Perfil de usuario, Selección de rutas por ciudades, Ruta, Misión/trivia, Resultados de la ruta</w:t>
+        <w:t>Flujo de pantallas: Inicio/</w:t>
+      </w:r>
+      <w:proofErr w:type="spellStart"/>
+      <w:r>
+        <w:rPr>
+          <w:rFonts w:ascii="Arial" w:hAnsi="Arial" w:cs="Arial"/>
+        </w:rPr>
+        <w:t>login</w:t>
+      </w:r>
+      <w:proofErr w:type="spellEnd"/>
+      <w:r>
+        <w:rPr>
+          <w:rFonts w:ascii="Arial" w:hAnsi="Arial" w:cs="Arial"/>
+        </w:rPr>
+        <w:t>, Perfil de usuario, Selección de rutas por ciudades, Ruta, Misión/trivia, Resultados de la ruta</w:t>
       </w:r>
       <w:r>
         <w:rPr>
@@ -6791,12 +7860,35 @@
           <w:rFonts w:ascii="Arial" w:hAnsi="Arial" w:cs="Arial"/>
         </w:rPr>
       </w:pPr>
-      <w:r>
-        <w:rPr>
-          <w:rFonts w:ascii="Arial" w:hAnsi="Arial" w:cs="Arial"/>
-        </w:rPr>
-        <w:t>(Pendiente capturas de pantallas)</w:t>
-      </w:r>
+      <w:proofErr w:type="spellStart"/>
+      <w:r>
+        <w:rPr>
+          <w:rFonts w:ascii="Arial" w:hAnsi="Arial" w:cs="Arial"/>
+        </w:rPr>
+        <w:t>Enalce</w:t>
+      </w:r>
+      <w:proofErr w:type="spellEnd"/>
+      <w:r>
+        <w:rPr>
+          <w:rFonts w:ascii="Arial" w:hAnsi="Arial" w:cs="Arial"/>
+        </w:rPr>
+        <w:t xml:space="preserve"> figma</w:t>
+      </w:r>
+      <w:r>
+        <w:rPr>
+          <w:rFonts w:ascii="Arial" w:hAnsi="Arial" w:cs="Arial"/>
+        </w:rPr>
+        <w:t xml:space="preserve">: </w:t>
+      </w:r>
+      <w:hyperlink r:id="rId38" w:history="1">
+        <w:r>
+          <w:rPr>
+            <w:rStyle w:val="Hipervnculo"/>
+            <w:rFonts w:ascii="Arial" w:hAnsi="Arial" w:cs="Arial"/>
+          </w:rPr>
+          <w:t>Pincha Aqui</w:t>
+        </w:r>
+      </w:hyperlink>
     </w:p>
     <w:p>
       <w:pPr>
@@ -7057,8 +8149,16 @@
         <w:rPr>
           <w:rFonts w:ascii="Arial" w:hAnsi="Arial" w:cs="Arial"/>
         </w:rPr>
-        <w:t>H2: 22/Semibold</w:t>
-      </w:r>
+        <w:t>H2: 22/</w:t>
+      </w:r>
+      <w:proofErr w:type="spellStart"/>
+      <w:r>
+        <w:rPr>
+          <w:rFonts w:ascii="Arial" w:hAnsi="Arial" w:cs="Arial"/>
+        </w:rPr>
+        <w:t>Semibold</w:t>
+      </w:r>
+      <w:proofErr w:type="spellEnd"/>
     </w:p>
     <w:p>
       <w:pPr>
@@ -7072,11 +8172,19 @@
           <w:rFonts w:ascii="Arial" w:hAnsi="Arial" w:cs="Arial"/>
         </w:rPr>
       </w:pPr>
-      <w:r>
-        <w:rPr>
-          <w:rFonts w:ascii="Arial" w:hAnsi="Arial" w:cs="Arial"/>
-        </w:rPr>
-        <w:t>Body: 16/Regular</w:t>
+      <w:proofErr w:type="spellStart"/>
+      <w:r>
+        <w:rPr>
+          <w:rFonts w:ascii="Arial" w:hAnsi="Arial" w:cs="Arial"/>
+        </w:rPr>
+        <w:t>Body</w:t>
+      </w:r>
+      <w:proofErr w:type="spellEnd"/>
+      <w:r>
+        <w:rPr>
+          <w:rFonts w:ascii="Arial" w:hAnsi="Arial" w:cs="Arial"/>
+        </w:rPr>
+        <w:t>: 16/Regular</w:t>
       </w:r>
     </w:p>
     <w:p>
@@ -7091,11 +8199,19 @@
           <w:rFonts w:ascii="Arial" w:hAnsi="Arial" w:cs="Arial"/>
         </w:rPr>
       </w:pPr>
-      <w:r>
-        <w:rPr>
-          <w:rFonts w:ascii="Arial" w:hAnsi="Arial" w:cs="Arial"/>
-        </w:rPr>
-        <w:t>FootNote: 12/regular</w:t>
+      <w:proofErr w:type="spellStart"/>
+      <w:r>
+        <w:rPr>
+          <w:rFonts w:ascii="Arial" w:hAnsi="Arial" w:cs="Arial"/>
+        </w:rPr>
+        <w:t>FootNote</w:t>
+      </w:r>
+      <w:proofErr w:type="spellEnd"/>
+      <w:r>
+        <w:rPr>
+          <w:rFonts w:ascii="Arial" w:hAnsi="Arial" w:cs="Arial"/>
+        </w:rPr>
+        <w:t>: 12/regular</w:t>
       </w:r>
     </w:p>
     <w:p>
@@ -7110,11 +8226,19 @@
           <w:rFonts w:ascii="Arial" w:hAnsi="Arial" w:cs="Arial"/>
         </w:rPr>
       </w:pPr>
-      <w:r>
-        <w:rPr>
-          <w:rFonts w:ascii="Arial" w:hAnsi="Arial" w:cs="Arial"/>
-        </w:rPr>
-        <w:t>TextButton: 16/Regular</w:t>
+      <w:proofErr w:type="spellStart"/>
+      <w:r>
+        <w:rPr>
+          <w:rFonts w:ascii="Arial" w:hAnsi="Arial" w:cs="Arial"/>
+        </w:rPr>
+        <w:t>TextButton</w:t>
+      </w:r>
+      <w:proofErr w:type="spellEnd"/>
+      <w:r>
+        <w:rPr>
+          <w:rFonts w:ascii="Arial" w:hAnsi="Arial" w:cs="Arial"/>
+        </w:rPr>
+        <w:t>: 16/Regular</w:t>
       </w:r>
     </w:p>
     <w:p>
@@ -7129,12 +8253,28 @@
           <w:rFonts w:ascii="Arial" w:hAnsi="Arial" w:cs="Arial"/>
         </w:rPr>
       </w:pPr>
-      <w:r>
-        <w:rPr>
-          <w:rFonts w:ascii="Arial" w:hAnsi="Arial" w:cs="Arial"/>
-        </w:rPr>
-        <w:t>Informacion: 16/Semibold</w:t>
-      </w:r>
+      <w:proofErr w:type="spellStart"/>
+      <w:r>
+        <w:rPr>
+          <w:rFonts w:ascii="Arial" w:hAnsi="Arial" w:cs="Arial"/>
+        </w:rPr>
+        <w:t>Informacion</w:t>
+      </w:r>
+      <w:proofErr w:type="spellEnd"/>
+      <w:r>
+        <w:rPr>
+          <w:rFonts w:ascii="Arial" w:hAnsi="Arial" w:cs="Arial"/>
+        </w:rPr>
+        <w:t>: 16/</w:t>
+      </w:r>
+      <w:proofErr w:type="spellStart"/>
+      <w:r>
+        <w:rPr>
+          <w:rFonts w:ascii="Arial" w:hAnsi="Arial" w:cs="Arial"/>
+        </w:rPr>
+        <w:t>Semibold</w:t>
+      </w:r>
+      <w:proofErr w:type="spellEnd"/>
     </w:p>
     <w:p>
       <w:pPr>
@@ -7354,8 +8494,13 @@
         </w:numPr>
       </w:pPr>
       <w:bookmarkStart w:id="17" w:name="_Toc215059502"/>
-      <w:r>
-        <w:t>KPIs iniciales</w:t>
+      <w:proofErr w:type="spellStart"/>
+      <w:r>
+        <w:t>KPIs</w:t>
+      </w:r>
+      <w:proofErr w:type="spellEnd"/>
+      <w:r>
+        <w:t xml:space="preserve"> iniciales</w:t>
       </w:r>
       <w:bookmarkEnd w:id="17"/>
     </w:p>
@@ -7392,8 +8537,13 @@
         </w:numPr>
       </w:pPr>
       <w:bookmarkStart w:id="19" w:name="_Toc215059504"/>
-      <w:r>
-        <w:t>Changelog de E1</w:t>
+      <w:proofErr w:type="spellStart"/>
+      <w:r>
+        <w:t>Changelog</w:t>
+      </w:r>
+      <w:proofErr w:type="spellEnd"/>
+      <w:r>
+        <w:t xml:space="preserve"> de E1</w:t>
       </w:r>
       <w:bookmarkEnd w:id="19"/>
     </w:p>
@@ -7406,8 +8556,8 @@
       </w:r>
     </w:p>
     <w:sectPr>
-      <w:headerReference w:type="default" r:id="rId37"/>
-      <w:footerReference w:type="default" r:id="rId38"/>
+      <w:headerReference w:type="default" r:id="rId39"/>
+      <w:footerReference w:type="default" r:id="rId40"/>
       <w:pgSz w:w="11906" w:h="16838"/>
       <w:pgMar w:top="1417" w:right="1701" w:bottom="1417" w:left="1701" w:header="708" w:footer="708" w:gutter="0"/>
       <w:cols w:space="720"/>
@@ -7587,13 +8737,23 @@
               <w:lang w:val="en-US"/>
             </w:rPr>
           </w:pPr>
+          <w:proofErr w:type="spellStart"/>
           <w:r>
             <w:rPr>
               <w:sz w:val="20"/>
               <w:szCs w:val="20"/>
               <w:lang w:val="en-US"/>
             </w:rPr>
-            <w:t>Licencia Creative Commons CC BY-NC-SA 4.0                                         turistechteam@gmail.com</w:t>
+            <w:t>Licencia</w:t>
+          </w:r>
+          <w:proofErr w:type="spellEnd"/>
+          <w:r>
+            <w:rPr>
+              <w:sz w:val="20"/>
+              <w:szCs w:val="20"/>
+              <w:lang w:val="en-US"/>
+            </w:rPr>
+            <w:t xml:space="preserve"> Creative Commons CC BY-NC-SA 4.0                                         turistechteam@gmail.com</w:t>
           </w:r>
         </w:p>
       </w:tc>
@@ -7754,13 +8914,23 @@
               <w:lang w:val="en-US"/>
             </w:rPr>
           </w:pPr>
+          <w:proofErr w:type="spellStart"/>
           <w:r>
             <w:rPr>
               <w:sz w:val="20"/>
               <w:szCs w:val="20"/>
               <w:lang w:val="en-US"/>
             </w:rPr>
-            <w:t>Licencia Creative Commons CC BY-NC-SA 4.0                                         turistechteam@gmail.com</w:t>
+            <w:t>Licencia</w:t>
+          </w:r>
+          <w:proofErr w:type="spellEnd"/>
+          <w:r>
+            <w:rPr>
+              <w:sz w:val="20"/>
+              <w:szCs w:val="20"/>
+              <w:lang w:val="en-US"/>
+            </w:rPr>
+            <w:t xml:space="preserve"> Creative Commons CC BY-NC-SA 4.0                                         turistechteam@gmail.com</w:t>
           </w:r>
         </w:p>
       </w:tc>
@@ -8167,7 +9337,7 @@
         <w:noProof/>
       </w:rPr>
       <w:pict w14:anchorId="114B5FB9">
-        <v:rect id="Rectángulo 1909324546" o:spid="_x0000_s1043" style="position:absolute;margin-left:384.4pt;margin-top:-15.2pt;width:45pt;height:23pt;z-index:-251667456;visibility:visible;mso-wrap-style:square;mso-wrap-distance-left:9pt;mso-wrap-distance-top:3.6pt;mso-wrap-distance-right:9pt;mso-wrap-distance-bottom:3.6pt;mso-position-horizontal-relative:text;mso-position-vertical-relative:text;v-text-anchor:top" wrapcoords="-360 -697 -360 21600 21960 21600 21960 -697 -360 -697" o:gfxdata="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" o:allowincell="f" strokecolor="white">
+        <v:rect id="Rectángulo 1909324546" o:spid="_x0000_s1043" style="position:absolute;margin-left:381.15pt;margin-top:-13.6pt;width:45pt;height:23pt;z-index:-251667456;visibility:visible;mso-wrap-style:square;mso-wrap-distance-left:9pt;mso-wrap-distance-top:3.6pt;mso-wrap-distance-right:9pt;mso-wrap-distance-bottom:3.6pt;mso-position-horizontal-relative:text;mso-position-vertical-relative:text;v-text-anchor:top" wrapcoords="-360 -697 -360 21600 21960 21600 21960 -697 -360 -697" o:gfxdata="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" o:allowincell="f" strokecolor="white">
           <v:textbox style="mso-next-textbox:#Rectángulo 1909324546">
             <w:txbxContent>
               <w:p>
@@ -8377,7 +9547,15 @@
                   </w:rPr>
                 </w:pPr>
                 <w:r>
-                  <w:t>I.E.S. Albarregas       2º DAM</w:t>
+                  <w:t xml:space="preserve">I.E.S. </w:t>
+                </w:r>
+                <w:proofErr w:type="spellStart"/>
+                <w:r>
+                  <w:t>Albarregas</w:t>
+                </w:r>
+                <w:proofErr w:type="spellEnd"/>
+                <w:r>
+                  <w:t xml:space="preserve">       2º DAM</w:t>
                 </w:r>
               </w:p>
               <w:p>
@@ -8606,7 +9784,15 @@
                   </w:rPr>
                 </w:pPr>
                 <w:r>
-                  <w:t>I.E.S. Albarregas       2º DAM</w:t>
+                  <w:t xml:space="preserve">I.E.S. </w:t>
+                </w:r>
+                <w:proofErr w:type="spellStart"/>
+                <w:r>
+                  <w:t>Albarregas</w:t>
+                </w:r>
+                <w:proofErr w:type="spellEnd"/>
+                <w:r>
+                  <w:t xml:space="preserve">       2º DAM</w:t>
                 </w:r>
               </w:p>
               <w:p>
@@ -8698,44 +9884,8 @@
       <w:rPr>
         <w:noProof/>
       </w:rPr>
-      <w:pict w14:anchorId="3E9272BB">
-        <v:rect id="Rectángulo 1145756082" o:spid="_x0000_s1030" style="position:absolute;margin-left:444pt;margin-top:-17.85pt;width:33.2pt;height:21.5pt;z-index:-251651072;visibility:visible;mso-wrap-style:square;mso-wrap-distance-left:8.6pt;mso-wrap-distance-top:3.2pt;mso-wrap-distance-right:9.9pt;mso-wrap-distance-bottom:4.15pt;mso-position-horizontal-relative:text;mso-position-vertical-relative:text;v-text-anchor:top" o:gfxdata="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" o:allowincell="f" strokecolor="white">
-          <v:textbox style="mso-next-textbox:#Rectángulo 1145756082">
-            <w:txbxContent>
-              <w:p>
-                <w:pPr>
-                  <w:pStyle w:val="Contenidodelmarco"/>
-                  <w:spacing w:line="276" w:lineRule="auto"/>
-                </w:pPr>
-                <w:r>
-                  <w:rPr>
-                    <w:rFonts w:ascii="Cambria" w:eastAsia="Cambria" w:hAnsi="Cambria" w:cs="Cambria"/>
-                    <w:color w:val="000000"/>
-                    <w:sz w:val="22"/>
-                  </w:rPr>
-                  <w:t xml:space="preserve">V </w:t>
-                </w:r>
-                <w:r>
-                  <w:rPr>
-                    <w:rFonts w:ascii="Cambria" w:eastAsia="Cambria" w:hAnsi="Cambria" w:cs="Cambria"/>
-                    <w:color w:val="000000"/>
-                    <w:sz w:val="22"/>
-                  </w:rPr>
-                  <w:t>5</w:t>
-                </w:r>
-              </w:p>
-            </w:txbxContent>
-          </v:textbox>
-          <w10:wrap type="square"/>
-        </v:rect>
-      </w:pict>
-    </w:r>
-    <w:r>
-      <w:rPr>
-        <w:noProof/>
-      </w:rPr>
       <w:pict w14:anchorId="0EA51DBE">
-        <v:rect id="Rectángulo 1327909884" o:spid="_x0000_s1033" style="position:absolute;margin-left:381pt;margin-top:-17.85pt;width:45pt;height:23pt;z-index:-251663360;visibility:visible;mso-wrap-style:square;mso-wrap-distance-left:9pt;mso-wrap-distance-top:3.6pt;mso-wrap-distance-right:9pt;mso-wrap-distance-bottom:3.6pt;mso-position-horizontal-relative:text;mso-position-vertical-relative:text;v-text-anchor:top" wrapcoords="-360 -697 -360 21600 21960 21600 21960 -697 -360 -697" o:gfxdata="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" o:allowincell="f" strokecolor="white">
+        <v:rect id="Rectángulo 1327909884" o:spid="_x0000_s1033" style="position:absolute;margin-left:381pt;margin-top:-14.8pt;width:45pt;height:15.15pt;z-index:-251663360;visibility:visible;mso-wrap-style:square;mso-wrap-distance-left:9pt;mso-wrap-distance-top:3.6pt;mso-wrap-distance-right:9pt;mso-wrap-distance-bottom:3.6pt;mso-position-horizontal-relative:text;mso-position-vertical-relative:text;v-text-anchor:top" wrapcoords="-360 -697 -360 21600 21960 21600 21960 -697 -360 -697" o:gfxdata="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" o:allowincell="f" strokecolor="white">
           <v:textbox style="mso-next-textbox:#Rectángulo 1327909884">
             <w:txbxContent>
               <w:p>
@@ -8773,6 +9923,42 @@
             </w:txbxContent>
           </v:textbox>
           <w10:wrap type="tight"/>
+        </v:rect>
+      </w:pict>
+    </w:r>
+    <w:r>
+      <w:rPr>
+        <w:noProof/>
+      </w:rPr>
+      <w:pict w14:anchorId="3E9272BB">
+        <v:rect id="Rectángulo 1145756082" o:spid="_x0000_s1030" style="position:absolute;margin-left:444pt;margin-top:-17.85pt;width:33.2pt;height:21.5pt;z-index:-251651072;visibility:visible;mso-wrap-style:square;mso-wrap-distance-left:8.6pt;mso-wrap-distance-top:3.2pt;mso-wrap-distance-right:9.9pt;mso-wrap-distance-bottom:4.15pt;mso-position-horizontal-relative:text;mso-position-vertical-relative:text;v-text-anchor:top" o:gfxdata="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" o:allowincell="f" strokecolor="white">
+          <v:textbox style="mso-next-textbox:#Rectángulo 1145756082">
+            <w:txbxContent>
+              <w:p>
+                <w:pPr>
+                  <w:pStyle w:val="Contenidodelmarco"/>
+                  <w:spacing w:line="276" w:lineRule="auto"/>
+                </w:pPr>
+                <w:r>
+                  <w:rPr>
+                    <w:rFonts w:ascii="Cambria" w:eastAsia="Cambria" w:hAnsi="Cambria" w:cs="Cambria"/>
+                    <w:color w:val="000000"/>
+                    <w:sz w:val="22"/>
+                  </w:rPr>
+                  <w:t xml:space="preserve">V </w:t>
+                </w:r>
+                <w:r>
+                  <w:rPr>
+                    <w:rFonts w:ascii="Cambria" w:eastAsia="Cambria" w:hAnsi="Cambria" w:cs="Cambria"/>
+                    <w:color w:val="000000"/>
+                    <w:sz w:val="22"/>
+                  </w:rPr>
+                  <w:t>5</w:t>
+                </w:r>
+              </w:p>
+            </w:txbxContent>
+          </v:textbox>
+          <w10:wrap type="square"/>
         </v:rect>
       </w:pict>
     </w:r>
@@ -8822,7 +10008,15 @@
                   </w:rPr>
                 </w:pPr>
                 <w:r>
-                  <w:t>I.E.S. Albarregas       2º DAM</w:t>
+                  <w:t xml:space="preserve">I.E.S. </w:t>
+                </w:r>
+                <w:proofErr w:type="spellStart"/>
+                <w:r>
+                  <w:t>Albarregas</w:t>
+                </w:r>
+                <w:proofErr w:type="spellEnd"/>
+                <w:r>
+                  <w:t xml:space="preserve">       2º DAM</w:t>
                 </w:r>
               </w:p>
               <w:p>
@@ -8853,7 +10047,7 @@
         <w:noProof/>
       </w:rPr>
       <w:drawing>
-        <wp:anchor distT="0" distB="0" distL="0" distR="0" simplePos="0" relativeHeight="251656704" behindDoc="1" locked="0" layoutInCell="1" allowOverlap="1" wp14:anchorId="080854C9" wp14:editId="0CDA1446">
+        <wp:anchor distT="0" distB="0" distL="0" distR="0" simplePos="0" relativeHeight="251658752" behindDoc="1" locked="0" layoutInCell="1" allowOverlap="1" wp14:anchorId="080854C9" wp14:editId="0CDA1446">
           <wp:simplePos x="0" y="0"/>
           <wp:positionH relativeFrom="column">
             <wp:posOffset>-821055</wp:posOffset>
@@ -9130,7 +10324,15 @@
                   </w:rPr>
                 </w:pPr>
                 <w:r>
-                  <w:t>I.E.S. Albarregas       2º DAM</w:t>
+                  <w:t xml:space="preserve">I.E.S. </w:t>
+                </w:r>
+                <w:proofErr w:type="spellStart"/>
+                <w:r>
+                  <w:t>Albarregas</w:t>
+                </w:r>
+                <w:proofErr w:type="spellEnd"/>
+                <w:r>
+                  <w:t xml:space="preserve">       2º DAM</w:t>
                 </w:r>
               </w:p>
               <w:p>
@@ -9424,7 +10626,15 @@
                   </w:rPr>
                 </w:pPr>
                 <w:r>
-                  <w:t>I.E.S. Albarregas       2º DAM</w:t>
+                  <w:t xml:space="preserve">I.E.S. </w:t>
+                </w:r>
+                <w:proofErr w:type="spellStart"/>
+                <w:r>
+                  <w:t>Albarregas</w:t>
+                </w:r>
+                <w:proofErr w:type="spellEnd"/>
+                <w:r>
+                  <w:t xml:space="preserve">       2º DAM</w:t>
                 </w:r>
               </w:p>
               <w:p>
@@ -9538,7 +10748,15 @@
                   </w:rPr>
                 </w:pPr>
                 <w:r>
-                  <w:t>I.E.S. Albarregas       2º DAM</w:t>
+                  <w:t xml:space="preserve">I.E.S. </w:t>
+                </w:r>
+                <w:proofErr w:type="spellStart"/>
+                <w:r>
+                  <w:t>Albarregas</w:t>
+                </w:r>
+                <w:proofErr w:type="spellEnd"/>
+                <w:r>
+                  <w:t xml:space="preserve">       2º DAM</w:t>
                 </w:r>
               </w:p>
               <w:p>

--- a/docs/Proyecto_RuteX_GO.docx
+++ b/docs/Proyecto_RuteX_GO.docx
@@ -5026,7 +5026,6 @@
       <w:bookmarkEnd w:id="6"/>
     </w:p>
     <w:p/>
-    <w:p/>
     <w:tbl>
       <w:tblPr>
         <w:tblStyle w:val="Tablaconcuadrcula"/>
@@ -5035,61 +5034,12 @@
         <w:tblLook w:val="04A0" w:firstRow="1" w:lastRow="0" w:firstColumn="1" w:lastColumn="0" w:noHBand="0" w:noVBand="1"/>
       </w:tblPr>
       <w:tblGrid>
-        <w:gridCol w:w="4376"/>
-        <w:gridCol w:w="4306"/>
+        <w:gridCol w:w="8644"/>
       </w:tblGrid>
       <w:tr>
         <w:tc>
           <w:tcPr>
-            <w:tcW w:w="4322" w:type="dxa"/>
-            <w:vMerge w:val="restart"/>
-          </w:tcPr>
-          <w:p>
-            <w:r>
-              <w:rPr>
-                <w:noProof/>
-              </w:rPr>
-              <w:drawing>
-                <wp:inline distT="0" distB="0" distL="0" distR="0" wp14:anchorId="02249CA4" wp14:editId="2FFCF587">
-                  <wp:extent cx="2649552" cy="7477125"/>
-                  <wp:effectExtent l="0" t="0" r="0" b="0"/>
-                  <wp:docPr id="198631060" name="Imagen 1"/>
-                  <wp:cNvGraphicFramePr>
-                    <a:graphicFrameLocks xmlns:a="http://schemas.openxmlformats.org/drawingml/2006/main" noChangeAspect="1"/>
-                  </wp:cNvGraphicFramePr>
-                  <a:graphic xmlns:a="http://schemas.openxmlformats.org/drawingml/2006/main">
-                    <a:graphicData uri="http://schemas.openxmlformats.org/drawingml/2006/picture">
-                      <pic:pic xmlns:pic="http://schemas.openxmlformats.org/drawingml/2006/picture">
-                        <pic:nvPicPr>
-                          <pic:cNvPr id="198631060" name=""/>
-                          <pic:cNvPicPr/>
-                        </pic:nvPicPr>
-                        <pic:blipFill>
-                          <a:blip r:embed="rId32"/>
-                          <a:stretch>
-                            <a:fillRect/>
-                          </a:stretch>
-                        </pic:blipFill>
-                        <pic:spPr>
-                          <a:xfrm>
-                            <a:off x="0" y="0"/>
-                            <a:ext cx="2657795" cy="7500387"/>
-                          </a:xfrm>
-                          <a:prstGeom prst="rect">
-                            <a:avLst/>
-                          </a:prstGeom>
-                        </pic:spPr>
-                      </pic:pic>
-                    </a:graphicData>
-                  </a:graphic>
-                </wp:inline>
-              </w:drawing>
-            </w:r>
-          </w:p>
-        </w:tc>
-        <w:tc>
-          <w:tcPr>
-            <w:tcW w:w="4322" w:type="dxa"/>
+            <w:tcW w:w="8644" w:type="dxa"/>
           </w:tcPr>
           <w:p>
             <w:pPr>
@@ -5103,7 +5053,7 @@
                 <w:rFonts w:ascii="Arial" w:hAnsi="Arial" w:cs="Arial"/>
               </w:rPr>
             </w:pPr>
-            <w:hyperlink r:id="rId33" w:history="1">
+            <w:hyperlink r:id="rId32" w:history="1">
               <w:r>
                 <w:rPr>
                   <w:rStyle w:val="Hipervnculo"/>
@@ -5135,20 +5085,12 @@
               </w:r>
             </w:hyperlink>
           </w:p>
-          <w:p/>
         </w:tc>
       </w:tr>
       <w:tr>
         <w:tc>
           <w:tcPr>
-            <w:tcW w:w="4322" w:type="dxa"/>
-            <w:vMerge/>
-          </w:tcPr>
-          <w:p/>
-        </w:tc>
-        <w:tc>
-          <w:tcPr>
-            <w:tcW w:w="4322" w:type="dxa"/>
+            <w:tcW w:w="8644" w:type="dxa"/>
           </w:tcPr>
           <w:p>
             <w:pPr>
@@ -5158,12 +5100,14 @@
                 <w:numId w:val="29"/>
               </w:numPr>
               <w:rPr>
+                <w:rFonts w:ascii="Arial" w:hAnsi="Arial" w:cs="Arial"/>
                 <w:b/>
                 <w:bCs/>
               </w:rPr>
             </w:pPr>
             <w:r>
               <w:rPr>
+                <w:rFonts w:ascii="Arial" w:hAnsi="Arial" w:cs="Arial"/>
                 <w:b/>
                 <w:bCs/>
               </w:rPr>
@@ -5173,64 +5117,74 @@
           <w:tbl>
             <w:tblPr>
               <w:tblStyle w:val="Tablaconcuadrcula"/>
-              <w:tblW w:w="4090" w:type="dxa"/>
+              <w:tblW w:w="0" w:type="auto"/>
               <w:tblLook w:val="04A0" w:firstRow="1" w:lastRow="0" w:firstColumn="1" w:lastColumn="0" w:noHBand="0" w:noVBand="1"/>
             </w:tblPr>
             <w:tblGrid>
-              <w:gridCol w:w="2045"/>
-              <w:gridCol w:w="2045"/>
+              <w:gridCol w:w="4206"/>
+              <w:gridCol w:w="4207"/>
             </w:tblGrid>
             <w:tr>
               <w:tc>
                 <w:tcPr>
-                  <w:tcW w:w="2045" w:type="dxa"/>
-                  <w:vAlign w:val="center"/>
+                  <w:tcW w:w="4206" w:type="dxa"/>
                 </w:tcPr>
                 <w:p>
-                  <w:r>
+                  <w:pPr>
+                    <w:pStyle w:val="Prrafodelista"/>
+                    <w:ind w:left="0"/>
                     <w:rPr>
+                      <w:rFonts w:ascii="Arial" w:hAnsi="Arial" w:cs="Arial"/>
                       <w:b/>
                       <w:bCs/>
                     </w:rPr>
-                    <w:t>ID</w:t>
-                  </w:r>
+                  </w:pPr>
                 </w:p>
               </w:tc>
               <w:tc>
                 <w:tcPr>
-                  <w:tcW w:w="2045" w:type="dxa"/>
-                  <w:vAlign w:val="center"/>
+                  <w:tcW w:w="4207" w:type="dxa"/>
                 </w:tcPr>
                 <w:p>
-                  <w:r>
+                  <w:pPr>
+                    <w:pStyle w:val="Prrafodelista"/>
+                    <w:numPr>
+                      <w:ilvl w:val="0"/>
+                      <w:numId w:val="29"/>
+                    </w:numPr>
+                    <w:jc w:val="both"/>
                     <w:rPr>
+                      <w:rFonts w:ascii="Arial" w:hAnsi="Arial" w:cs="Arial"/>
                       <w:b/>
                       <w:bCs/>
                     </w:rPr>
-                    <w:t>Criterio de Aceptación</w:t>
+                  </w:pPr>
+                  <w:r>
+                    <w:rPr>
+                      <w:rFonts w:ascii="Arial" w:hAnsi="Arial" w:cs="Arial"/>
+                    </w:rPr>
+                    <w:t>CA-002-1</w:t>
+                  </w:r>
+                  <w:r>
+                    <w:rPr>
+                      <w:rFonts w:ascii="Arial" w:hAnsi="Arial" w:cs="Arial"/>
+                    </w:rPr>
+                    <w:t>:</w:t>
                   </w:r>
                 </w:p>
-              </w:tc>
-            </w:tr>
-            <w:tr>
-              <w:tc>
-                <w:tcPr>
-                  <w:tcW w:w="2045" w:type="dxa"/>
-                  <w:vAlign w:val="center"/>
-                </w:tcPr>
                 <w:p>
+                  <w:pPr>
+                    <w:jc w:val="both"/>
+                    <w:rPr>
+                      <w:rFonts w:ascii="Arial" w:hAnsi="Arial" w:cs="Arial"/>
+                      <w:b/>
+                      <w:bCs/>
+                    </w:rPr>
+                  </w:pPr>
                   <w:r>
-                    <w:t>CA-002-1</w:t>
-                  </w:r>
-                </w:p>
-              </w:tc>
-              <w:tc>
-                <w:tcPr>
-                  <w:tcW w:w="2045" w:type="dxa"/>
-                  <w:vAlign w:val="center"/>
-                </w:tcPr>
-                <w:p>
-                  <w:r>
+                    <w:rPr>
+                      <w:rFonts w:ascii="Arial" w:hAnsi="Arial" w:cs="Arial"/>
+                    </w:rPr>
                     <w:t>Dado que introduzco credenciales correctas, cuando pulso “Iniciar sesión”, entonces accedo a la pantalla principal.</w:t>
                   </w:r>
                 </w:p>
@@ -5239,22 +5193,64 @@
             <w:tr>
               <w:tc>
                 <w:tcPr>
-                  <w:tcW w:w="2045" w:type="dxa"/>
-                  <w:vAlign w:val="center"/>
+                  <w:tcW w:w="4206" w:type="dxa"/>
                 </w:tcPr>
                 <w:p>
-                  <w:r>
-                    <w:t>CA-002-2</w:t>
-                  </w:r>
+                  <w:pPr>
+                    <w:pStyle w:val="Prrafodelista"/>
+                    <w:ind w:left="0"/>
+                    <w:rPr>
+                      <w:rFonts w:ascii="Arial" w:hAnsi="Arial" w:cs="Arial"/>
+                      <w:b/>
+                      <w:bCs/>
+                    </w:rPr>
+                  </w:pPr>
                 </w:p>
               </w:tc>
               <w:tc>
                 <w:tcPr>
-                  <w:tcW w:w="2045" w:type="dxa"/>
-                  <w:vAlign w:val="center"/>
+                  <w:tcW w:w="4207" w:type="dxa"/>
                 </w:tcPr>
                 <w:p>
+                  <w:pPr>
+                    <w:pStyle w:val="Prrafodelista"/>
+                    <w:numPr>
+                      <w:ilvl w:val="0"/>
+                      <w:numId w:val="29"/>
+                    </w:numPr>
+                    <w:jc w:val="both"/>
+                    <w:rPr>
+                      <w:rFonts w:ascii="Arial" w:hAnsi="Arial" w:cs="Arial"/>
+                      <w:b/>
+                      <w:bCs/>
+                    </w:rPr>
+                  </w:pPr>
                   <w:r>
+                    <w:rPr>
+                      <w:rFonts w:ascii="Arial" w:hAnsi="Arial" w:cs="Arial"/>
+                    </w:rPr>
+                    <w:t>CA-002-2</w:t>
+                  </w:r>
+                  <w:r>
+                    <w:rPr>
+                      <w:rFonts w:ascii="Arial" w:hAnsi="Arial" w:cs="Arial"/>
+                    </w:rPr>
+                    <w:t>:</w:t>
+                  </w:r>
+                </w:p>
+                <w:p>
+                  <w:pPr>
+                    <w:jc w:val="both"/>
+                    <w:rPr>
+                      <w:rFonts w:ascii="Arial" w:hAnsi="Arial" w:cs="Arial"/>
+                      <w:b/>
+                      <w:bCs/>
+                    </w:rPr>
+                  </w:pPr>
+                  <w:r>
+                    <w:rPr>
+                      <w:rFonts w:ascii="Arial" w:hAnsi="Arial" w:cs="Arial"/>
+                    </w:rPr>
                     <w:t>Dado que introduzco una contraseña incorrecta, cuando intento entrar, entonces aparece un mensaje de error claro.</w:t>
                   </w:r>
                 </w:p>
@@ -5263,22 +5259,60 @@
             <w:tr>
               <w:tc>
                 <w:tcPr>
-                  <w:tcW w:w="2045" w:type="dxa"/>
-                  <w:vAlign w:val="center"/>
+                  <w:tcW w:w="4206" w:type="dxa"/>
                 </w:tcPr>
                 <w:p>
-                  <w:r>
-                    <w:t>CA-002-3</w:t>
-                  </w:r>
+                  <w:pPr>
+                    <w:pStyle w:val="Prrafodelista"/>
+                    <w:ind w:left="0"/>
+                    <w:rPr>
+                      <w:rFonts w:ascii="Arial" w:hAnsi="Arial" w:cs="Arial"/>
+                      <w:b/>
+                      <w:bCs/>
+                    </w:rPr>
+                  </w:pPr>
                 </w:p>
               </w:tc>
               <w:tc>
                 <w:tcPr>
-                  <w:tcW w:w="2045" w:type="dxa"/>
-                  <w:vAlign w:val="center"/>
+                  <w:tcW w:w="4207" w:type="dxa"/>
                 </w:tcPr>
                 <w:p>
+                  <w:pPr>
+                    <w:pStyle w:val="Prrafodelista"/>
+                    <w:numPr>
+                      <w:ilvl w:val="0"/>
+                      <w:numId w:val="29"/>
+                    </w:numPr>
+                    <w:jc w:val="both"/>
+                    <w:rPr>
+                      <w:rFonts w:ascii="Arial" w:hAnsi="Arial" w:cs="Arial"/>
+                    </w:rPr>
+                  </w:pPr>
                   <w:r>
+                    <w:rPr>
+                      <w:rFonts w:ascii="Arial" w:hAnsi="Arial" w:cs="Arial"/>
+                    </w:rPr>
+                    <w:t>CA-002-3</w:t>
+                  </w:r>
+                  <w:r>
+                    <w:rPr>
+                      <w:rFonts w:ascii="Arial" w:hAnsi="Arial" w:cs="Arial"/>
+                    </w:rPr>
+                    <w:t>:</w:t>
+                  </w:r>
+                </w:p>
+                <w:p>
+                  <w:pPr>
+                    <w:jc w:val="both"/>
+                    <w:rPr>
+                      <w:rFonts w:ascii="Arial" w:hAnsi="Arial" w:cs="Arial"/>
+                    </w:rPr>
+                  </w:pPr>
+                  <w:r>
+                    <w:rPr>
+                      <w:rFonts w:ascii="Arial" w:hAnsi="Arial" w:cs="Arial"/>
+                    </w:rPr>
                     <w:t>Dado que no recuerdo mi contraseña, cuando pulso “¿Has olvidado tu contraseña?”, entonces se me envía un email para restablecerla.</w:t>
                   </w:r>
                 </w:p>
@@ -5287,46 +5321,82 @@
             <w:tr>
               <w:tc>
                 <w:tcPr>
-                  <w:tcW w:w="2045" w:type="dxa"/>
-                  <w:vAlign w:val="center"/>
+                  <w:tcW w:w="4206" w:type="dxa"/>
                 </w:tcPr>
                 <w:p>
-                  <w:r>
-                    <w:lastRenderedPageBreak/>
-                    <w:t>CA-002-</w:t>
-                  </w:r>
-                  <w:r>
-                    <w:t>4</w:t>
-                  </w:r>
+                  <w:pPr>
+                    <w:pStyle w:val="Prrafodelista"/>
+                    <w:ind w:left="0"/>
+                    <w:rPr>
+                      <w:rFonts w:ascii="Arial" w:hAnsi="Arial" w:cs="Arial"/>
+                      <w:b/>
+                      <w:bCs/>
+                    </w:rPr>
+                  </w:pPr>
                 </w:p>
               </w:tc>
               <w:tc>
                 <w:tcPr>
-                  <w:tcW w:w="2045" w:type="dxa"/>
-                  <w:vAlign w:val="center"/>
+                  <w:tcW w:w="4207" w:type="dxa"/>
                 </w:tcPr>
                 <w:p>
+                  <w:pPr>
+                    <w:pStyle w:val="Prrafodelista"/>
+                    <w:numPr>
+                      <w:ilvl w:val="0"/>
+                      <w:numId w:val="29"/>
+                    </w:numPr>
+                    <w:jc w:val="both"/>
+                    <w:rPr>
+                      <w:rFonts w:ascii="Arial" w:hAnsi="Arial" w:cs="Arial"/>
+                      <w:b/>
+                      <w:bCs/>
+                    </w:rPr>
+                  </w:pPr>
                   <w:r>
+                    <w:rPr>
+                      <w:rFonts w:ascii="Arial" w:hAnsi="Arial" w:cs="Arial"/>
+                    </w:rPr>
+                    <w:t>CA-002-4</w:t>
+                  </w:r>
+                  <w:r>
+                    <w:rPr>
+                      <w:rFonts w:ascii="Arial" w:hAnsi="Arial" w:cs="Arial"/>
+                    </w:rPr>
+                    <w:t>:</w:t>
+                  </w:r>
+                </w:p>
+                <w:p>
+                  <w:pPr>
+                    <w:jc w:val="both"/>
+                    <w:rPr>
+                      <w:rFonts w:ascii="Arial" w:eastAsiaTheme="minorHAnsi" w:hAnsi="Arial" w:cs="Arial"/>
+                      <w:lang w:eastAsia="en-US"/>
+                    </w:rPr>
+                  </w:pPr>
+                  <w:r>
+                    <w:rPr>
+                      <w:rFonts w:ascii="Arial" w:hAnsi="Arial" w:cs="Arial"/>
+                    </w:rPr>
                     <w:t>Dado que el correo no existe, cuando intento recuperar la contraseña, entonces recibo un aviso indicando que no hay ninguna cuenta asociada a ese email.</w:t>
                   </w:r>
                 </w:p>
               </w:tc>
             </w:tr>
           </w:tbl>
-          <w:p/>
+          <w:p>
+            <w:pPr>
+              <w:rPr>
+                <w:rFonts w:ascii="Arial" w:hAnsi="Arial" w:cs="Arial"/>
+              </w:rPr>
+            </w:pPr>
+          </w:p>
         </w:tc>
       </w:tr>
       <w:tr>
         <w:tc>
           <w:tcPr>
-            <w:tcW w:w="4322" w:type="dxa"/>
-            <w:vMerge/>
-          </w:tcPr>
-          <w:p/>
-        </w:tc>
-        <w:tc>
-          <w:tcPr>
-            <w:tcW w:w="4322" w:type="dxa"/>
+            <w:tcW w:w="8644" w:type="dxa"/>
           </w:tcPr>
           <w:p>
             <w:pPr>
@@ -5335,13 +5405,16 @@
                 <w:ilvl w:val="0"/>
                 <w:numId w:val="29"/>
               </w:numPr>
-              <w:rPr>
+              <w:jc w:val="center"/>
+              <w:rPr>
+                <w:rFonts w:ascii="Arial" w:hAnsi="Arial" w:cs="Arial"/>
                 <w:b/>
                 <w:bCs/>
               </w:rPr>
             </w:pPr>
             <w:r>
               <w:rPr>
+                <w:rFonts w:ascii="Arial" w:hAnsi="Arial" w:cs="Arial"/>
                 <w:b/>
                 <w:bCs/>
               </w:rPr>
@@ -5349,9 +5422,16 @@
             </w:r>
           </w:p>
           <w:p>
+            <w:pPr>
+              <w:jc w:val="center"/>
+              <w:rPr>
+                <w:rFonts w:ascii="Arial" w:hAnsi="Arial" w:cs="Arial"/>
+              </w:rPr>
+            </w:pPr>
             <w:proofErr w:type="spellStart"/>
             <w:r>
               <w:rPr>
+                <w:rFonts w:ascii="Arial" w:hAnsi="Arial" w:cs="Arial"/>
                 <w:b/>
                 <w:bCs/>
               </w:rPr>
@@ -5360,6 +5440,7 @@
             <w:proofErr w:type="spellEnd"/>
             <w:r>
               <w:rPr>
+                <w:rFonts w:ascii="Arial" w:hAnsi="Arial" w:cs="Arial"/>
                 <w:b/>
                 <w:bCs/>
               </w:rPr>
@@ -5368,6 +5449,7 @@
             <w:proofErr w:type="spellStart"/>
             <w:r>
               <w:rPr>
+                <w:rFonts w:ascii="Arial" w:hAnsi="Arial" w:cs="Arial"/>
                 <w:b/>
                 <w:bCs/>
               </w:rPr>
@@ -5376,6 +5458,7 @@
             <w:proofErr w:type="spellEnd"/>
             <w:r>
               <w:rPr>
+                <w:rFonts w:ascii="Arial" w:hAnsi="Arial" w:cs="Arial"/>
                 <w:b/>
                 <w:bCs/>
               </w:rPr>
@@ -5384,6 +5467,7 @@
             <w:proofErr w:type="spellStart"/>
             <w:r>
               <w:rPr>
+                <w:rFonts w:ascii="Arial" w:hAnsi="Arial" w:cs="Arial"/>
                 <w:b/>
                 <w:bCs/>
               </w:rPr>
@@ -5392,6 +5476,7 @@
             <w:proofErr w:type="spellEnd"/>
             <w:r>
               <w:rPr>
+                <w:rFonts w:ascii="Arial" w:hAnsi="Arial" w:cs="Arial"/>
                 <w:b/>
                 <w:bCs/>
               </w:rPr>
@@ -5459,7 +5544,7 @@
                     </pic:cNvPicPr>
                   </pic:nvPicPr>
                   <pic:blipFill>
-                    <a:blip r:embed="rId34"/>
+                    <a:blip r:embed="rId33"/>
                     <a:stretch>
                       <a:fillRect/>
                     </a:stretch>
@@ -5536,7 +5621,7 @@
                     </pic:cNvPicPr>
                   </pic:nvPicPr>
                   <pic:blipFill>
-                    <a:blip r:embed="rId35"/>
+                    <a:blip r:embed="rId34"/>
                     <a:stretch>
                       <a:fillRect/>
                     </a:stretch>
@@ -5960,7 +6045,7 @@
           <w:bCs/>
         </w:rPr>
       </w:pPr>
-      <w:hyperlink r:id="rId36" w:history="1">
+      <w:hyperlink r:id="rId35" w:history="1">
         <w:r>
           <w:rPr>
             <w:rStyle w:val="Hipervnculo"/>
@@ -6078,7 +6163,7 @@
           <w:rFonts w:ascii="Arial" w:hAnsi="Arial" w:cs="Arial"/>
         </w:rPr>
       </w:pPr>
-      <w:hyperlink r:id="rId37" w:history="1">
+      <w:hyperlink r:id="rId36" w:history="1">
         <w:r>
           <w:rPr>
             <w:rStyle w:val="Hipervnculo"/>
@@ -7880,7 +7965,7 @@
         </w:rPr>
         <w:t xml:space="preserve">: </w:t>
       </w:r>
-      <w:hyperlink r:id="rId38" w:history="1">
+      <w:hyperlink r:id="rId37" w:history="1">
         <w:r>
           <w:rPr>
             <w:rStyle w:val="Hipervnculo"/>
@@ -8556,8 +8641,8 @@
       </w:r>
     </w:p>
     <w:sectPr>
-      <w:headerReference w:type="default" r:id="rId39"/>
-      <w:footerReference w:type="default" r:id="rId40"/>
+      <w:headerReference w:type="default" r:id="rId38"/>
+      <w:footerReference w:type="default" r:id="rId39"/>
       <w:pgSz w:w="11906" w:h="16838"/>
       <w:pgMar w:top="1417" w:right="1701" w:bottom="1417" w:left="1701" w:header="708" w:footer="708" w:gutter="0"/>
       <w:cols w:space="720"/>
@@ -13271,7 +13356,7 @@
   <w:abstractNum w:abstractNumId="18" w15:restartNumberingAfterBreak="0">
     <w:nsid w:val="4B8A2925"/>
     <w:multiLevelType w:val="hybridMultilevel"/>
-    <w:tmpl w:val="1CC8AAA8"/>
+    <w:tmpl w:val="4FB8C504"/>
     <w:lvl w:ilvl="0" w:tplc="0C0A0001">
       <w:start w:val="1"/>
       <w:numFmt w:val="bullet"/>

--- a/docs/Proyecto_RuteX_GO.docx
+++ b/docs/Proyecto_RuteX_GO.docx
@@ -231,9 +231,9 @@
             </w:r>
             <w:r>
               <w:rPr>
-                <w:rStyle w:val="Enlacedelndice"/>
-              </w:rPr>
-              <w:tab/>
+                <w:noProof/>
+                <w:webHidden/>
+              </w:rPr>
               <w:t>2</w:t>
             </w:r>
             <w:r>
@@ -303,9 +303,9 @@
             </w:r>
             <w:r>
               <w:rPr>
-                <w:rStyle w:val="Enlacedelndice"/>
-              </w:rPr>
-              <w:tab/>
+                <w:noProof/>
+                <w:webHidden/>
+              </w:rPr>
               <w:t>3</w:t>
             </w:r>
             <w:r>
@@ -375,9 +375,9 @@
             </w:r>
             <w:r>
               <w:rPr>
-                <w:rStyle w:val="Enlacedelndice"/>
-              </w:rPr>
-              <w:tab/>
+                <w:noProof/>
+                <w:webHidden/>
+              </w:rPr>
               <w:t>4</w:t>
             </w:r>
             <w:r>
@@ -447,9 +447,9 @@
             </w:r>
             <w:r>
               <w:rPr>
-                <w:rStyle w:val="Enlacedelndice"/>
-              </w:rPr>
-              <w:tab/>
+                <w:noProof/>
+                <w:webHidden/>
+              </w:rPr>
               <w:t>6</w:t>
             </w:r>
             <w:r>
@@ -519,9 +519,9 @@
             </w:r>
             <w:r>
               <w:rPr>
-                <w:rStyle w:val="Enlacedelndice"/>
-              </w:rPr>
-              <w:tab/>
+                <w:noProof/>
+                <w:webHidden/>
+              </w:rPr>
               <w:t>8</w:t>
             </w:r>
             <w:r>
@@ -591,9 +591,9 @@
             </w:r>
             <w:r>
               <w:rPr>
-                <w:rStyle w:val="Enlacedelndice"/>
-              </w:rPr>
-              <w:tab/>
+                <w:noProof/>
+                <w:webHidden/>
+              </w:rPr>
               <w:t>8</w:t>
             </w:r>
             <w:r>
@@ -663,9 +663,9 @@
             </w:r>
             <w:r>
               <w:rPr>
-                <w:rStyle w:val="Enlacedelndice"/>
-              </w:rPr>
-              <w:tab/>
+                <w:noProof/>
+                <w:webHidden/>
+              </w:rPr>
               <w:t>9</w:t>
             </w:r>
             <w:r>
@@ -735,10 +735,10 @@
             </w:r>
             <w:r>
               <w:rPr>
-                <w:rStyle w:val="Enlacedelndice"/>
-              </w:rPr>
-              <w:tab/>
-              <w:t>9</w:t>
+                <w:noProof/>
+                <w:webHidden/>
+              </w:rPr>
+              <w:t>11</w:t>
             </w:r>
             <w:r>
               <w:rPr>
@@ -807,10 +807,10 @@
             </w:r>
             <w:r>
               <w:rPr>
-                <w:rStyle w:val="Enlacedelndice"/>
-              </w:rPr>
-              <w:tab/>
-              <w:t>9</w:t>
+                <w:noProof/>
+                <w:webHidden/>
+              </w:rPr>
+              <w:t>11</w:t>
             </w:r>
             <w:r>
               <w:rPr>
@@ -879,10 +879,10 @@
             </w:r>
             <w:r>
               <w:rPr>
-                <w:rStyle w:val="Enlacedelndice"/>
-              </w:rPr>
-              <w:tab/>
-              <w:t>11</w:t>
+                <w:noProof/>
+                <w:webHidden/>
+              </w:rPr>
+              <w:t>13</w:t>
             </w:r>
             <w:r>
               <w:rPr>
@@ -951,10 +951,10 @@
             </w:r>
             <w:r>
               <w:rPr>
-                <w:rStyle w:val="Enlacedelndice"/>
-              </w:rPr>
-              <w:tab/>
-              <w:t>11</w:t>
+                <w:noProof/>
+                <w:webHidden/>
+              </w:rPr>
+              <w:t>13</w:t>
             </w:r>
             <w:r>
               <w:rPr>
@@ -1030,10 +1030,10 @@
             </w:r>
             <w:r>
               <w:rPr>
-                <w:rStyle w:val="Enlacedelndice"/>
-              </w:rPr>
-              <w:tab/>
-              <w:t>12</w:t>
+                <w:noProof/>
+                <w:webHidden/>
+              </w:rPr>
+              <w:t>14</w:t>
             </w:r>
             <w:r>
               <w:rPr>
@@ -1102,10 +1102,10 @@
             </w:r>
             <w:r>
               <w:rPr>
-                <w:rStyle w:val="Enlacedelndice"/>
-              </w:rPr>
-              <w:tab/>
-              <w:t>14</w:t>
+                <w:noProof/>
+                <w:webHidden/>
+              </w:rPr>
+              <w:t>16</w:t>
             </w:r>
             <w:r>
               <w:rPr>
@@ -1174,10 +1174,10 @@
             </w:r>
             <w:r>
               <w:rPr>
-                <w:rStyle w:val="Enlacedelndice"/>
-              </w:rPr>
-              <w:tab/>
-              <w:t>14</w:t>
+                <w:noProof/>
+                <w:webHidden/>
+              </w:rPr>
+              <w:t>16</w:t>
             </w:r>
             <w:r>
               <w:rPr>
@@ -1246,10 +1246,10 @@
             </w:r>
             <w:r>
               <w:rPr>
-                <w:rStyle w:val="Enlacedelndice"/>
-              </w:rPr>
-              <w:tab/>
-              <w:t>14</w:t>
+                <w:noProof/>
+                <w:webHidden/>
+              </w:rPr>
+              <w:t>16</w:t>
             </w:r>
             <w:r>
               <w:rPr>
@@ -1318,10 +1318,10 @@
             </w:r>
             <w:r>
               <w:rPr>
-                <w:rStyle w:val="Enlacedelndice"/>
-              </w:rPr>
-              <w:tab/>
-              <w:t>14</w:t>
+                <w:noProof/>
+                <w:webHidden/>
+              </w:rPr>
+              <w:t>17</w:t>
             </w:r>
             <w:r>
               <w:rPr>
@@ -1390,10 +1390,10 @@
             </w:r>
             <w:r>
               <w:rPr>
-                <w:rStyle w:val="Enlacedelndice"/>
-              </w:rPr>
-              <w:tab/>
-              <w:t>14</w:t>
+                <w:noProof/>
+                <w:webHidden/>
+              </w:rPr>
+              <w:t>17</w:t>
             </w:r>
             <w:r>
               <w:rPr>
@@ -1462,10 +1462,10 @@
             </w:r>
             <w:r>
               <w:rPr>
-                <w:rStyle w:val="Enlacedelndice"/>
-              </w:rPr>
-              <w:tab/>
-              <w:t>14</w:t>
+                <w:noProof/>
+                <w:webHidden/>
+              </w:rPr>
+              <w:t>17</w:t>
             </w:r>
             <w:r>
               <w:rPr>
@@ -1534,10 +1534,10 @@
             </w:r>
             <w:r>
               <w:rPr>
-                <w:rStyle w:val="Enlacedelndice"/>
-              </w:rPr>
-              <w:tab/>
-              <w:t>15</w:t>
+                <w:noProof/>
+                <w:webHidden/>
+              </w:rPr>
+              <w:t>17</w:t>
             </w:r>
             <w:r>
               <w:rPr>
@@ -1606,10 +1606,10 @@
             </w:r>
             <w:r>
               <w:rPr>
-                <w:rStyle w:val="Enlacedelndice"/>
-              </w:rPr>
-              <w:tab/>
-              <w:t>15</w:t>
+                <w:noProof/>
+                <w:webHidden/>
+              </w:rPr>
+              <w:t>17</w:t>
             </w:r>
             <w:r>
               <w:rPr>
@@ -1680,7 +1680,21 @@
         <w:rPr>
           <w:rFonts w:ascii="Arial" w:hAnsi="Arial" w:cs="Arial"/>
         </w:rPr>
-        <w:t>Por eso hemos visto como una necesidad, una aplicación que ayude a esas personas que no encajan en la visión de una forma de turismo tradicional, para ello estamos desarrollando RutexGo, para que dichas personas tengan una alternativa digital, divertida y educativa para conocer nuestras ciudades.</w:t>
+        <w:t xml:space="preserve">Por eso hemos visto como una necesidad, una aplicación que ayude a esas personas que no encajan en la visión de una forma de turismo tradicional, para ello estamos desarrollando </w:t>
+      </w:r>
+      <w:proofErr w:type="spellStart"/>
+      <w:r>
+        <w:rPr>
+          <w:rFonts w:ascii="Arial" w:hAnsi="Arial" w:cs="Arial"/>
+        </w:rPr>
+        <w:t>RutexGo</w:t>
+      </w:r>
+      <w:proofErr w:type="spellEnd"/>
+      <w:r>
+        <w:rPr>
+          <w:rFonts w:ascii="Arial" w:hAnsi="Arial" w:cs="Arial"/>
+        </w:rPr>
+        <w:t>, para que dichas personas tengan una alternativa digital, divertida y educativa para conocer nuestras ciudades.</w:t>
       </w:r>
     </w:p>
     <w:p>
@@ -1749,7 +1763,35 @@
         <w:rPr>
           <w:rFonts w:ascii="Arial" w:hAnsi="Arial" w:cs="Arial"/>
         </w:rPr>
-        <w:t xml:space="preserve">El nombre RuteX Go es una síntesis de tres elementos clave del proyecto: </w:t>
+        <w:t xml:space="preserve">El nombre </w:t>
+      </w:r>
+      <w:proofErr w:type="spellStart"/>
+      <w:r>
+        <w:rPr>
+          <w:rFonts w:ascii="Arial" w:hAnsi="Arial" w:cs="Arial"/>
+        </w:rPr>
+        <w:t>RuteX</w:t>
+      </w:r>
+      <w:proofErr w:type="spellEnd"/>
+      <w:r>
+        <w:rPr>
+          <w:rFonts w:ascii="Arial" w:hAnsi="Arial" w:cs="Arial"/>
+        </w:rPr>
+        <w:t xml:space="preserve"> </w:t>
+      </w:r>
+      <w:proofErr w:type="spellStart"/>
+      <w:r>
+        <w:rPr>
+          <w:rFonts w:ascii="Arial" w:hAnsi="Arial" w:cs="Arial"/>
+        </w:rPr>
+        <w:t>Go</w:t>
+      </w:r>
+      <w:proofErr w:type="spellEnd"/>
+      <w:r>
+        <w:rPr>
+          <w:rFonts w:ascii="Arial" w:hAnsi="Arial" w:cs="Arial"/>
+        </w:rPr>
+        <w:t xml:space="preserve"> es una síntesis de tres elementos clave del proyecto: </w:t>
       </w:r>
     </w:p>
     <w:p>
@@ -1785,11 +1827,33 @@
           <w:rFonts w:ascii="Arial" w:hAnsi="Arial" w:cs="Arial"/>
         </w:rPr>
       </w:pPr>
-      <w:r>
-        <w:rPr>
-          <w:rFonts w:ascii="Arial" w:hAnsi="Arial" w:cs="Arial"/>
-        </w:rPr>
-        <w:t xml:space="preserve">eX (Extremadura): Es la referencia geográfica directa a la región donde se desarrolla el turismo gamificado (iniciando en ciudades extremeñas como Mérida y Cáceres). Ancla la aplicación a su contexto histórico y cultural. </w:t>
+      <w:proofErr w:type="spellStart"/>
+      <w:r>
+        <w:rPr>
+          <w:rFonts w:ascii="Arial" w:hAnsi="Arial" w:cs="Arial"/>
+        </w:rPr>
+        <w:t>eX</w:t>
+      </w:r>
+      <w:proofErr w:type="spellEnd"/>
+      <w:r>
+        <w:rPr>
+          <w:rFonts w:ascii="Arial" w:hAnsi="Arial" w:cs="Arial"/>
+        </w:rPr>
+        <w:t xml:space="preserve"> (Extremadura): Es la referencia geográfica directa a la región donde se desarrolla el turismo </w:t>
+      </w:r>
+      <w:proofErr w:type="spellStart"/>
+      <w:r>
+        <w:rPr>
+          <w:rFonts w:ascii="Arial" w:hAnsi="Arial" w:cs="Arial"/>
+        </w:rPr>
+        <w:t>gamificado</w:t>
+      </w:r>
+      <w:proofErr w:type="spellEnd"/>
+      <w:r>
+        <w:rPr>
+          <w:rFonts w:ascii="Arial" w:hAnsi="Arial" w:cs="Arial"/>
+        </w:rPr>
+        <w:t xml:space="preserve"> (iniciando en ciudades extremeñas como Mérida y Cáceres). Ancla la aplicación a su contexto histórico y cultural. </w:t>
       </w:r>
     </w:p>
     <w:p>
@@ -1805,11 +1869,19 @@
           <w:rFonts w:ascii="Arial" w:hAnsi="Arial" w:cs="Arial"/>
         </w:rPr>
       </w:pPr>
-      <w:r>
-        <w:rPr>
-          <w:rFonts w:ascii="Arial" w:hAnsi="Arial" w:cs="Arial"/>
-        </w:rPr>
-        <w:t>Go (Movimiento/Acción): Proporciona un sentido de acción inmediata y gamificación. Refleja el componente activo de la experiencia (ir, moverse, explorar) y resuena con un público joven y digital que busca dinamismo.</w:t>
+      <w:proofErr w:type="spellStart"/>
+      <w:r>
+        <w:rPr>
+          <w:rFonts w:ascii="Arial" w:hAnsi="Arial" w:cs="Arial"/>
+        </w:rPr>
+        <w:t>Go</w:t>
+      </w:r>
+      <w:proofErr w:type="spellEnd"/>
+      <w:r>
+        <w:rPr>
+          <w:rFonts w:ascii="Arial" w:hAnsi="Arial" w:cs="Arial"/>
+        </w:rPr>
+        <w:t xml:space="preserve"> (Movimiento/Acción): Proporciona un sentido de acción inmediata y gamificación. Refleja el componente activo de la experiencia (ir, moverse, explorar) y resuena con un público joven y digital que busca dinamismo.</w:t>
       </w:r>
     </w:p>
     <w:p>
@@ -1874,7 +1946,25 @@
           <w:sz w:val="24"/>
           <w:szCs w:val="24"/>
         </w:rPr>
-        <w:t>Hemos decidido crear una aplicación para proporcionar a los turistas una forma diferente de visitar las ciudades. Nuestra aplicación proporcionará varias rutas con el tiempo estimado de duración de la misma para que los usuarios puedan elegir la que más se adecúe a su situación, además al ser una aplicación gamificada proporcionará una experiencia agradable a la vez que divertida.</w:t>
+        <w:t xml:space="preserve">Hemos decidido crear una aplicación para proporcionar a los turistas una forma diferente de visitar las ciudades. Nuestra aplicación proporcionará varias rutas con el tiempo estimado de duración de la misma para que los usuarios puedan elegir la que más se adecúe a su situación, además al ser una aplicación </w:t>
+      </w:r>
+      <w:proofErr w:type="spellStart"/>
+      <w:r>
+        <w:rPr>
+          <w:rFonts w:ascii="Arial" w:hAnsi="Arial" w:cs="Arial"/>
+          <w:sz w:val="24"/>
+          <w:szCs w:val="24"/>
+        </w:rPr>
+        <w:t>gamificada</w:t>
+      </w:r>
+      <w:proofErr w:type="spellEnd"/>
+      <w:r>
+        <w:rPr>
+          <w:rFonts w:ascii="Arial" w:hAnsi="Arial" w:cs="Arial"/>
+          <w:sz w:val="24"/>
+          <w:szCs w:val="24"/>
+        </w:rPr>
+        <w:t xml:space="preserve"> proporcionará una experiencia agradable a la vez que divertida.</w:t>
       </w:r>
     </w:p>
     <w:p>
@@ -1934,7 +2024,25 @@
           <w:sz w:val="24"/>
           <w:szCs w:val="24"/>
         </w:rPr>
-        <w:t>Nuestra aplicación tendrá una gestión de usuario con su login, registro y su perfil como usuario. Dispondrá de una base de datos en la cual estarán las rutas disponibles que los usuarios podrán elegir para realizarlas, también habrá un pequeño juego estilo trivial que amenizará a la vez que enseña sobre los monumentos de dicha ruta, se podrán conseguir puntos para poder subir de rango ya que empezaremos siendo un esclavo.</w:t>
+        <w:t xml:space="preserve">Nuestra aplicación tendrá una gestión de usuario con su </w:t>
+      </w:r>
+      <w:proofErr w:type="spellStart"/>
+      <w:r>
+        <w:rPr>
+          <w:rFonts w:ascii="Arial" w:hAnsi="Arial" w:cs="Arial"/>
+          <w:sz w:val="24"/>
+          <w:szCs w:val="24"/>
+        </w:rPr>
+        <w:t>login</w:t>
+      </w:r>
+      <w:proofErr w:type="spellEnd"/>
+      <w:r>
+        <w:rPr>
+          <w:rFonts w:ascii="Arial" w:hAnsi="Arial" w:cs="Arial"/>
+          <w:sz w:val="24"/>
+          <w:szCs w:val="24"/>
+        </w:rPr>
+        <w:t>, registro y su perfil como usuario. Dispondrá de una base de datos en la cual estarán las rutas disponibles que los usuarios podrán elegir para realizarlas, también habrá un pequeño juego estilo trivial que amenizará a la vez que enseña sobre los monumentos de dicha ruta, se podrán conseguir puntos para poder subir de rango ya que empezaremos siendo un esclavo.</w:t>
       </w:r>
     </w:p>
     <w:p>
@@ -2179,6 +2287,9 @@
       </w:r>
       <w:fldSimple w:instr=" SEQ Tabla \* ARABIC ">
         <w:r>
+          <w:rPr>
+            <w:noProof/>
+          </w:rPr>
           <w:t>1</w:t>
         </w:r>
       </w:fldSimple>
@@ -2348,6 +2459,7 @@
                 <w:rFonts w:ascii="Arial" w:hAnsi="Arial" w:cs="Arial"/>
               </w:rPr>
             </w:pPr>
+            <w:proofErr w:type="spellStart"/>
             <w:r>
               <w:rPr>
                 <w:rFonts w:ascii="Arial" w:hAnsi="Arial" w:cs="Arial"/>
@@ -2370,7 +2482,16 @@
                 <w:b/>
                 <w:bCs/>
               </w:rPr>
-              <w:t>t Mérida</w:t>
+              <w:t>t</w:t>
+            </w:r>
+            <w:proofErr w:type="spellEnd"/>
+            <w:r>
+              <w:rPr>
+                <w:rFonts w:ascii="Arial" w:hAnsi="Arial" w:cs="Arial"/>
+                <w:b/>
+                <w:bCs/>
+              </w:rPr>
+              <w:t xml:space="preserve"> Mérida</w:t>
             </w:r>
           </w:p>
         </w:tc>
@@ -2396,7 +2517,21 @@
               <w:rPr>
                 <w:rFonts w:ascii="Arial" w:hAnsi="Arial" w:cs="Arial"/>
               </w:rPr>
-              <w:t>Ayuntamiento de Mérida – Visit Mérida</w:t>
+              <w:t xml:space="preserve">Ayuntamiento de Mérida – </w:t>
+            </w:r>
+            <w:proofErr w:type="spellStart"/>
+            <w:r>
+              <w:rPr>
+                <w:rFonts w:ascii="Arial" w:hAnsi="Arial" w:cs="Arial"/>
+              </w:rPr>
+              <w:t>Visit</w:t>
+            </w:r>
+            <w:proofErr w:type="spellEnd"/>
+            <w:r>
+              <w:rPr>
+                <w:rFonts w:ascii="Arial" w:hAnsi="Arial" w:cs="Arial"/>
+              </w:rPr>
+              <w:t xml:space="preserve"> Mérida</w:t>
             </w:r>
           </w:p>
         </w:tc>
@@ -2422,7 +2557,21 @@
               <w:rPr>
                 <w:rFonts w:ascii="Arial" w:hAnsi="Arial" w:cs="Arial"/>
               </w:rPr>
-              <w:t>• Uso de beacons, QR y NFC.</w:t>
+              <w:t xml:space="preserve">• Uso de </w:t>
+            </w:r>
+            <w:proofErr w:type="spellStart"/>
+            <w:r>
+              <w:rPr>
+                <w:rFonts w:ascii="Arial" w:hAnsi="Arial" w:cs="Arial"/>
+              </w:rPr>
+              <w:t>beacons</w:t>
+            </w:r>
+            <w:proofErr w:type="spellEnd"/>
+            <w:r>
+              <w:rPr>
+                <w:rFonts w:ascii="Arial" w:hAnsi="Arial" w:cs="Arial"/>
+              </w:rPr>
+              <w:t>, QR y NFC.</w:t>
             </w:r>
             <w:r>
               <w:rPr>
@@ -2532,7 +2681,21 @@
               <w:rPr>
                 <w:rFonts w:ascii="Arial" w:hAnsi="Arial" w:cs="Arial"/>
               </w:rPr>
-              <w:t>Europa Press – App Muévete Extremadura</w:t>
+              <w:t xml:space="preserve">Europa </w:t>
+            </w:r>
+            <w:proofErr w:type="spellStart"/>
+            <w:r>
+              <w:rPr>
+                <w:rFonts w:ascii="Arial" w:hAnsi="Arial" w:cs="Arial"/>
+              </w:rPr>
+              <w:t>Press</w:t>
+            </w:r>
+            <w:proofErr w:type="spellEnd"/>
+            <w:r>
+              <w:rPr>
+                <w:rFonts w:ascii="Arial" w:hAnsi="Arial" w:cs="Arial"/>
+              </w:rPr>
+              <w:t xml:space="preserve"> – App Muévete Extremadura</w:t>
             </w:r>
           </w:p>
         </w:tc>
@@ -2708,7 +2871,21 @@
                 <w:rFonts w:ascii="Arial" w:hAnsi="Arial" w:cs="Arial"/>
               </w:rPr>
               <w:br/>
-              <w:t>• Buen uso de beacons y señalización.</w:t>
+              <w:t xml:space="preserve">• Buen uso de </w:t>
+            </w:r>
+            <w:proofErr w:type="spellStart"/>
+            <w:r>
+              <w:rPr>
+                <w:rFonts w:ascii="Arial" w:hAnsi="Arial" w:cs="Arial"/>
+              </w:rPr>
+              <w:t>beacons</w:t>
+            </w:r>
+            <w:proofErr w:type="spellEnd"/>
+            <w:r>
+              <w:rPr>
+                <w:rFonts w:ascii="Arial" w:hAnsi="Arial" w:cs="Arial"/>
+              </w:rPr>
+              <w:t xml:space="preserve"> y señalización.</w:t>
             </w:r>
           </w:p>
         </w:tc>
@@ -2908,13 +3085,41 @@
                 <w:rFonts w:ascii="Arial" w:hAnsi="Arial" w:cs="Arial"/>
               </w:rPr>
             </w:pPr>
+            <w:proofErr w:type="spellStart"/>
             <w:r>
               <w:rPr>
                 <w:rFonts w:ascii="Arial" w:hAnsi="Arial" w:cs="Arial"/>
                 <w:b/>
                 <w:bCs/>
               </w:rPr>
-              <w:t>RuteX Go (nuestra app)</w:t>
+              <w:t>RuteX</w:t>
+            </w:r>
+            <w:proofErr w:type="spellEnd"/>
+            <w:r>
+              <w:rPr>
+                <w:rFonts w:ascii="Arial" w:hAnsi="Arial" w:cs="Arial"/>
+                <w:b/>
+                <w:bCs/>
+              </w:rPr>
+              <w:t xml:space="preserve"> </w:t>
+            </w:r>
+            <w:proofErr w:type="spellStart"/>
+            <w:r>
+              <w:rPr>
+                <w:rFonts w:ascii="Arial" w:hAnsi="Arial" w:cs="Arial"/>
+                <w:b/>
+                <w:bCs/>
+              </w:rPr>
+              <w:t>Go</w:t>
+            </w:r>
+            <w:proofErr w:type="spellEnd"/>
+            <w:r>
+              <w:rPr>
+                <w:rFonts w:ascii="Arial" w:hAnsi="Arial" w:cs="Arial"/>
+                <w:b/>
+                <w:bCs/>
+              </w:rPr>
+              <w:t xml:space="preserve"> (nuestra app)</w:t>
             </w:r>
           </w:p>
         </w:tc>
@@ -2982,7 +3187,35 @@
                 <w:rFonts w:ascii="Arial" w:hAnsi="Arial" w:cs="Arial"/>
               </w:rPr>
               <w:br/>
-              <w:t>• Base tecnológica moderna: Firebase, Google Maps API.</w:t>
+              <w:t xml:space="preserve">• Base tecnológica moderna: </w:t>
+            </w:r>
+            <w:proofErr w:type="spellStart"/>
+            <w:r>
+              <w:rPr>
+                <w:rFonts w:ascii="Arial" w:hAnsi="Arial" w:cs="Arial"/>
+              </w:rPr>
+              <w:t>Firebase</w:t>
+            </w:r>
+            <w:proofErr w:type="spellEnd"/>
+            <w:r>
+              <w:rPr>
+                <w:rFonts w:ascii="Arial" w:hAnsi="Arial" w:cs="Arial"/>
+              </w:rPr>
+              <w:t xml:space="preserve">, Google </w:t>
+            </w:r>
+            <w:proofErr w:type="spellStart"/>
+            <w:r>
+              <w:rPr>
+                <w:rFonts w:ascii="Arial" w:hAnsi="Arial" w:cs="Arial"/>
+              </w:rPr>
+              <w:t>Maps</w:t>
+            </w:r>
+            <w:proofErr w:type="spellEnd"/>
+            <w:r>
+              <w:rPr>
+                <w:rFonts w:ascii="Arial" w:hAnsi="Arial" w:cs="Arial"/>
+              </w:rPr>
+              <w:t xml:space="preserve"> API.</w:t>
             </w:r>
           </w:p>
         </w:tc>
@@ -3008,14 +3241,42 @@
               <w:rPr>
                 <w:rFonts w:ascii="Arial" w:hAnsi="Arial" w:cs="Arial"/>
               </w:rPr>
-              <w:t>• No integra beacons/NFC (por ahora).</w:t>
+              <w:t xml:space="preserve">• No integra </w:t>
+            </w:r>
+            <w:proofErr w:type="spellStart"/>
+            <w:r>
+              <w:rPr>
+                <w:rFonts w:ascii="Arial" w:hAnsi="Arial" w:cs="Arial"/>
+              </w:rPr>
+              <w:t>beacons</w:t>
+            </w:r>
+            <w:proofErr w:type="spellEnd"/>
+            <w:r>
+              <w:rPr>
+                <w:rFonts w:ascii="Arial" w:hAnsi="Arial" w:cs="Arial"/>
+              </w:rPr>
+              <w:t>/NFC (por ahora).</w:t>
             </w:r>
             <w:r>
               <w:rPr>
                 <w:rFonts w:ascii="Arial" w:hAnsi="Arial" w:cs="Arial"/>
               </w:rPr>
               <w:br/>
-              <w:t>• Depende de conexión al usar Firebase.</w:t>
+              <w:t xml:space="preserve">• Depende de conexión al usar </w:t>
+            </w:r>
+            <w:proofErr w:type="spellStart"/>
+            <w:r>
+              <w:rPr>
+                <w:rFonts w:ascii="Arial" w:hAnsi="Arial" w:cs="Arial"/>
+              </w:rPr>
+              <w:t>Firebase</w:t>
+            </w:r>
+            <w:proofErr w:type="spellEnd"/>
+            <w:r>
+              <w:rPr>
+                <w:rFonts w:ascii="Arial" w:hAnsi="Arial" w:cs="Arial"/>
+              </w:rPr>
+              <w:t>.</w:t>
             </w:r>
             <w:r>
               <w:rPr>
@@ -3078,7 +3339,21 @@
         <w:rPr>
           <w:rFonts w:ascii="Arial" w:hAnsi="Arial" w:cs="Arial"/>
         </w:rPr>
-        <w:t>Nuestro proyecto “RutexGo” encaja en varios aspectos del desarrollo sostenible ya que está enfocado en impulsar un turismo sostenible y verde apoyando el consumo de los comercios locales mientras promueve la cultura.</w:t>
+        <w:t>Nuestro proyecto “</w:t>
+      </w:r>
+      <w:proofErr w:type="spellStart"/>
+      <w:r>
+        <w:rPr>
+          <w:rFonts w:ascii="Arial" w:hAnsi="Arial" w:cs="Arial"/>
+        </w:rPr>
+        <w:t>RutexGo</w:t>
+      </w:r>
+      <w:proofErr w:type="spellEnd"/>
+      <w:r>
+        <w:rPr>
+          <w:rFonts w:ascii="Arial" w:hAnsi="Arial" w:cs="Arial"/>
+        </w:rPr>
+        <w:t>” encaja en varios aspectos del desarrollo sostenible ya que está enfocado en impulsar un turismo sostenible y verde apoyando el consumo de los comercios locales mientras promueve la cultura.</w:t>
       </w:r>
     </w:p>
     <w:p>
@@ -3135,14 +3410,12 @@
                 <w:rFonts w:ascii="Arial" w:hAnsi="Arial" w:cs="Arial"/>
                 <w:b/>
                 <w:bCs/>
-                <w:lang w:eastAsia="es-ES"/>
               </w:rPr>
               <w:t>ODS 8</w:t>
             </w:r>
             <w:r>
               <w:rPr>
                 <w:rFonts w:ascii="Arial" w:hAnsi="Arial" w:cs="Arial"/>
-                <w:lang w:eastAsia="es-ES"/>
               </w:rPr>
               <w:t>: Trabajo decente y crecimiento económico.</w:t>
             </w:r>
@@ -3167,7 +3440,6 @@
             <w:r>
               <w:rPr>
                 <w:rFonts w:ascii="Arial" w:hAnsi="Arial" w:cs="Arial"/>
-                <w:lang w:eastAsia="es-ES"/>
               </w:rPr>
               <w:t xml:space="preserve">Fomentamos la actividad turística de forma sostenible puesto que nuestras rutas son a pie. </w:t>
             </w:r>
@@ -3182,7 +3454,6 @@
             <w:r>
               <w:rPr>
                 <w:rFonts w:ascii="Arial" w:hAnsi="Arial" w:cs="Arial"/>
-                <w:lang w:eastAsia="es-ES"/>
               </w:rPr>
               <w:t>Al realizarlas a pie ayudamos con el flujo de turistas en el comercio local potenciando así la creación de puestos de trabajo en dichos comercios y en un futuro fomentando directamente el consumo en dichos comercios con las promociones mediante nuestra app.</w:t>
             </w:r>
@@ -3233,7 +3504,6 @@
             <w:r>
               <w:rPr>
                 <w:rFonts w:ascii="Arial" w:hAnsi="Arial" w:cs="Arial"/>
-                <w:lang w:eastAsia="es-ES"/>
               </w:rPr>
               <w:tab/>
             </w:r>
@@ -3241,7 +3511,6 @@
               <w:rPr>
                 <w:rFonts w:ascii="Calibri" w:hAnsi="Calibri"/>
                 <w:noProof/>
-                <w:lang w:eastAsia="es-ES"/>
               </w:rPr>
               <w:drawing>
                 <wp:inline distT="0" distB="0" distL="0" distR="0" wp14:anchorId="3F71F99C" wp14:editId="1281A70C">
@@ -3325,14 +3594,12 @@
                 <w:rFonts w:ascii="Arial" w:hAnsi="Arial" w:cs="Arial"/>
                 <w:b/>
                 <w:bCs/>
-                <w:lang w:eastAsia="es-ES"/>
               </w:rPr>
               <w:t>ODS 11</w:t>
             </w:r>
             <w:r>
               <w:rPr>
                 <w:rFonts w:ascii="Arial" w:hAnsi="Arial" w:cs="Arial"/>
-                <w:lang w:eastAsia="es-ES"/>
               </w:rPr>
               <w:t>: Ciudades y comunidades sostenibles.</w:t>
             </w:r>
@@ -3356,7 +3623,6 @@
             <w:r>
               <w:rPr>
                 <w:rFonts w:ascii="Arial" w:hAnsi="Arial" w:cs="Arial"/>
-                <w:lang w:eastAsia="es-ES"/>
               </w:rPr>
               <w:t>Nuestra app ayuda a que los turistas conozcan y aprendan a apreciar el patrimonio histórico de la ciudad, haciéndolo de una forma divertida y sostenible. Así no solo</w:t>
             </w:r>
@@ -3364,7 +3630,6 @@
               <w:rPr>
                 <w:rFonts w:ascii="Arial" w:hAnsi="Arial" w:cs="Arial"/>
                 <w:color w:val="FF4000"/>
-                <w:lang w:eastAsia="es-ES"/>
               </w:rPr>
               <w:t xml:space="preserve"> </w:t>
             </w:r>
@@ -3372,14 +3637,12 @@
               <w:rPr>
                 <w:rFonts w:ascii="Arial" w:hAnsi="Arial" w:cs="Arial"/>
                 <w:color w:val="000000"/>
-                <w:lang w:eastAsia="es-ES"/>
               </w:rPr>
               <w:t>vistan</w:t>
             </w:r>
             <w:r>
               <w:rPr>
                 <w:rFonts w:ascii="Arial" w:hAnsi="Arial" w:cs="Arial"/>
-                <w:lang w:eastAsia="es-ES"/>
               </w:rPr>
               <w:t xml:space="preserve"> un monumento si no que lo hace de una forma divertida.</w:t>
             </w:r>
@@ -3396,9 +3659,22 @@
             <w:r>
               <w:rPr>
                 <w:rFonts w:ascii="Arial" w:hAnsi="Arial" w:cs="Arial"/>
-                <w:lang w:eastAsia="es-ES"/>
-              </w:rPr>
-              <w:t>De esta manera esperamos potenciar el turismo y el gusto por el patrimonio histórico, en RutexGo priorizamos un turismo responsable que a la vez sea entretenido y educativo.</w:t>
+              </w:rPr>
+              <w:t xml:space="preserve">De esta manera esperamos potenciar el turismo y el gusto por el patrimonio histórico, en </w:t>
+            </w:r>
+            <w:proofErr w:type="spellStart"/>
+            <w:r>
+              <w:rPr>
+                <w:rFonts w:ascii="Arial" w:hAnsi="Arial" w:cs="Arial"/>
+              </w:rPr>
+              <w:t>RutexGo</w:t>
+            </w:r>
+            <w:proofErr w:type="spellEnd"/>
+            <w:r>
+              <w:rPr>
+                <w:rFonts w:ascii="Arial" w:hAnsi="Arial" w:cs="Arial"/>
+              </w:rPr>
+              <w:t xml:space="preserve"> priorizamos un turismo responsable que a la vez sea entretenido y educativo.</w:t>
             </w:r>
           </w:p>
           <w:p>
@@ -3474,7 +3750,6 @@
             <w:r>
               <w:rPr>
                 <w:noProof/>
-                <w:lang w:eastAsia="es-ES"/>
               </w:rPr>
               <w:drawing>
                 <wp:inline distT="0" distB="0" distL="0" distR="0" wp14:anchorId="12F234E1" wp14:editId="70E35415">
@@ -3559,14 +3834,12 @@
                 <w:rFonts w:ascii="Arial" w:hAnsi="Arial" w:cs="Arial"/>
                 <w:b/>
                 <w:bCs/>
-                <w:lang w:eastAsia="es-ES"/>
               </w:rPr>
               <w:t>ODS 12</w:t>
             </w:r>
             <w:r>
               <w:rPr>
                 <w:rFonts w:ascii="Arial" w:hAnsi="Arial" w:cs="Arial"/>
-                <w:lang w:eastAsia="es-ES"/>
               </w:rPr>
               <w:t>: Producción y consumo responsable.</w:t>
             </w:r>
@@ -3590,7 +3863,6 @@
             <w:r>
               <w:rPr>
                 <w:rFonts w:ascii="Arial" w:hAnsi="Arial" w:cs="Arial"/>
-                <w:lang w:eastAsia="es-ES"/>
               </w:rPr>
               <w:t>Nuestra app es digital, no usamos folletos para los monumentos, mapas … además impulsa a que los turistas consuman en los comercios locales ya que están paseando por la ciudad.</w:t>
             </w:r>
@@ -3622,7 +3894,6 @@
             <w:r>
               <w:rPr>
                 <w:noProof/>
-                <w:lang w:eastAsia="es-ES"/>
               </w:rPr>
               <w:drawing>
                 <wp:inline distT="0" distB="0" distL="0" distR="0" wp14:anchorId="5C1D9A3F" wp14:editId="76B33D06">
@@ -3708,14 +3979,12 @@
                 <w:rFonts w:ascii="Arial" w:hAnsi="Arial" w:cs="Arial"/>
                 <w:b/>
                 <w:bCs/>
-                <w:lang w:eastAsia="es-ES"/>
               </w:rPr>
               <w:t>ODS 13</w:t>
             </w:r>
             <w:r>
               <w:rPr>
                 <w:rFonts w:ascii="Arial" w:hAnsi="Arial" w:cs="Arial"/>
-                <w:lang w:eastAsia="es-ES"/>
               </w:rPr>
               <w:t>: Acción por el clima.</w:t>
             </w:r>
@@ -3739,7 +4008,6 @@
             <w:r>
               <w:rPr>
                 <w:rFonts w:ascii="Arial" w:hAnsi="Arial" w:cs="Arial"/>
-                <w:lang w:eastAsia="es-ES"/>
               </w:rPr>
               <w:t>Nuestra APP realiza las rutas a pie promueve un turismo que no consume recursos, lo cual ayuda de reducir las emisiones mientras que fomenta un turismo responsable y más saludable.</w:t>
             </w:r>
@@ -3770,7 +4038,6 @@
             <w:r>
               <w:rPr>
                 <w:noProof/>
-                <w:lang w:eastAsia="es-ES"/>
               </w:rPr>
               <w:drawing>
                 <wp:inline distT="0" distB="0" distL="0" distR="0" wp14:anchorId="5538FCB9" wp14:editId="064434A1">
@@ -3863,14 +4130,12 @@
                 <w:rFonts w:ascii="Arial" w:hAnsi="Arial" w:cs="Arial"/>
                 <w:b/>
                 <w:bCs/>
-                <w:lang w:eastAsia="es-ES"/>
               </w:rPr>
               <w:t>ODS 17</w:t>
             </w:r>
             <w:r>
               <w:rPr>
                 <w:rFonts w:ascii="Arial" w:hAnsi="Arial" w:cs="Arial"/>
-                <w:lang w:eastAsia="es-ES"/>
               </w:rPr>
               <w:t>: Alianzas para lograr objetivos.</w:t>
             </w:r>
@@ -3894,7 +4159,6 @@
             <w:r>
               <w:rPr>
                 <w:rFonts w:ascii="Arial" w:hAnsi="Arial" w:cs="Arial"/>
-                <w:lang w:eastAsia="es-ES"/>
               </w:rPr>
               <w:t>Este proyecto se basa en la colaboración. Nosotros como estudiantes desarrollamos la app, el instituto nos da los conocimientos y las herramientas necesarias para el desarrollo de la misma y en un futuro la colaboración con los ayuntamientos.</w:t>
             </w:r>
@@ -3926,7 +4190,6 @@
             <w:r>
               <w:rPr>
                 <w:noProof/>
-                <w:lang w:eastAsia="es-ES"/>
               </w:rPr>
               <w:drawing>
                 <wp:inline distT="0" distB="0" distL="0" distR="0" wp14:anchorId="01A3BBCA" wp14:editId="0167E9D0">
@@ -4055,7 +4318,27 @@
             <w:b/>
             <w:bCs/>
           </w:rPr>
-          <w:t>HU-011: Autenticación completa (login + recuperación de contraseña)</w:t>
+          <w:t>HU-011: Autenticación completa (</w:t>
+        </w:r>
+        <w:proofErr w:type="spellStart"/>
+        <w:r>
+          <w:rPr>
+            <w:rStyle w:val="Hipervnculo"/>
+            <w:rFonts w:ascii="Arial" w:hAnsi="Arial" w:cs="Arial"/>
+            <w:b/>
+            <w:bCs/>
+          </w:rPr>
+          <w:t>login</w:t>
+        </w:r>
+        <w:proofErr w:type="spellEnd"/>
+        <w:r>
+          <w:rPr>
+            <w:rStyle w:val="Hipervnculo"/>
+            <w:rFonts w:ascii="Arial" w:hAnsi="Arial" w:cs="Arial"/>
+            <w:b/>
+            <w:bCs/>
+          </w:rPr>
+          <w:t xml:space="preserve"> + recuperación de contraseña)</w:t>
         </w:r>
       </w:hyperlink>
     </w:p>
@@ -4119,7 +4402,35 @@
         <w:rPr>
           <w:rFonts w:ascii="Arial" w:hAnsi="Arial" w:cs="Arial"/>
         </w:rPr>
-        <w:t>Como persona usuaria, quiero poder autenticarme mediante Firebase Authentication, para asegurar que mis datos personales estén protegidos y sean accesibles solo por mí.</w:t>
+        <w:t xml:space="preserve">Como persona usuaria, quiero poder autenticarme mediante </w:t>
+      </w:r>
+      <w:proofErr w:type="spellStart"/>
+      <w:r>
+        <w:rPr>
+          <w:rFonts w:ascii="Arial" w:hAnsi="Arial" w:cs="Arial"/>
+        </w:rPr>
+        <w:t>Firebase</w:t>
+      </w:r>
+      <w:proofErr w:type="spellEnd"/>
+      <w:r>
+        <w:rPr>
+          <w:rFonts w:ascii="Arial" w:hAnsi="Arial" w:cs="Arial"/>
+        </w:rPr>
+        <w:t xml:space="preserve"> </w:t>
+      </w:r>
+      <w:proofErr w:type="spellStart"/>
+      <w:r>
+        <w:rPr>
+          <w:rFonts w:ascii="Arial" w:hAnsi="Arial" w:cs="Arial"/>
+        </w:rPr>
+        <w:t>Authentication</w:t>
+      </w:r>
+      <w:proofErr w:type="spellEnd"/>
+      <w:r>
+        <w:rPr>
+          <w:rFonts w:ascii="Arial" w:hAnsi="Arial" w:cs="Arial"/>
+        </w:rPr>
+        <w:t>, para asegurar que mis datos personales estén protegidos y sean accesibles solo por mí.</w:t>
       </w:r>
     </w:p>
     <w:p>
@@ -4298,7 +4609,21 @@
         <w:rPr>
           <w:rFonts w:ascii="Arial" w:hAnsi="Arial" w:cs="Arial"/>
         </w:rPr>
-        <w:t>Para el backlog hemos elegido la metodología MoSCoW:</w:t>
+        <w:t xml:space="preserve">Para el backlog hemos elegido la metodología </w:t>
+      </w:r>
+      <w:proofErr w:type="spellStart"/>
+      <w:r>
+        <w:rPr>
+          <w:rFonts w:ascii="Arial" w:hAnsi="Arial" w:cs="Arial"/>
+        </w:rPr>
+        <w:t>MoSCoW</w:t>
+      </w:r>
+      <w:proofErr w:type="spellEnd"/>
+      <w:r>
+        <w:rPr>
+          <w:rFonts w:ascii="Arial" w:hAnsi="Arial" w:cs="Arial"/>
+        </w:rPr>
+        <w:t>:</w:t>
       </w:r>
     </w:p>
     <w:p>
@@ -4342,7 +4667,55 @@
           <w:rFonts w:ascii="Arial" w:hAnsi="Arial" w:cs="Arial"/>
           <w:lang w:val="en-US"/>
         </w:rPr>
-        <w:t>Must: login, rutas, misiones/trivias, ranking.</w:t>
+        <w:t xml:space="preserve">Must: login, </w:t>
+      </w:r>
+      <w:proofErr w:type="spellStart"/>
+      <w:r>
+        <w:rPr>
+          <w:rFonts w:ascii="Arial" w:hAnsi="Arial" w:cs="Arial"/>
+          <w:lang w:val="en-US"/>
+        </w:rPr>
+        <w:t>rutas</w:t>
+      </w:r>
+      <w:proofErr w:type="spellEnd"/>
+      <w:r>
+        <w:rPr>
+          <w:rFonts w:ascii="Arial" w:hAnsi="Arial" w:cs="Arial"/>
+          <w:lang w:val="en-US"/>
+        </w:rPr>
+        <w:t xml:space="preserve">, </w:t>
+      </w:r>
+      <w:proofErr w:type="spellStart"/>
+      <w:r>
+        <w:rPr>
+          <w:rFonts w:ascii="Arial" w:hAnsi="Arial" w:cs="Arial"/>
+          <w:lang w:val="en-US"/>
+        </w:rPr>
+        <w:t>misiones</w:t>
+      </w:r>
+      <w:proofErr w:type="spellEnd"/>
+      <w:r>
+        <w:rPr>
+          <w:rFonts w:ascii="Arial" w:hAnsi="Arial" w:cs="Arial"/>
+          <w:lang w:val="en-US"/>
+        </w:rPr>
+        <w:t>/</w:t>
+      </w:r>
+      <w:proofErr w:type="spellStart"/>
+      <w:r>
+        <w:rPr>
+          <w:rFonts w:ascii="Arial" w:hAnsi="Arial" w:cs="Arial"/>
+          <w:lang w:val="en-US"/>
+        </w:rPr>
+        <w:t>trivias</w:t>
+      </w:r>
+      <w:proofErr w:type="spellEnd"/>
+      <w:r>
+        <w:rPr>
+          <w:rFonts w:ascii="Arial" w:hAnsi="Arial" w:cs="Arial"/>
+          <w:lang w:val="en-US"/>
+        </w:rPr>
+        <w:t>, ranking.</w:t>
       </w:r>
     </w:p>
     <w:p>
@@ -4357,11 +4730,19 @@
           <w:rFonts w:ascii="Arial" w:hAnsi="Arial" w:cs="Arial"/>
         </w:rPr>
       </w:pPr>
-      <w:r>
-        <w:rPr>
-          <w:rFonts w:ascii="Arial" w:hAnsi="Arial" w:cs="Arial"/>
-        </w:rPr>
-        <w:t>Should: Logros visuales, mapas interactivos.</w:t>
+      <w:proofErr w:type="spellStart"/>
+      <w:r>
+        <w:rPr>
+          <w:rFonts w:ascii="Arial" w:hAnsi="Arial" w:cs="Arial"/>
+        </w:rPr>
+        <w:t>Should</w:t>
+      </w:r>
+      <w:proofErr w:type="spellEnd"/>
+      <w:r>
+        <w:rPr>
+          <w:rFonts w:ascii="Arial" w:hAnsi="Arial" w:cs="Arial"/>
+        </w:rPr>
+        <w:t>: Logros visuales, mapas interactivos.</w:t>
       </w:r>
     </w:p>
     <w:p>
@@ -4376,11 +4757,19 @@
           <w:rFonts w:ascii="Arial" w:hAnsi="Arial" w:cs="Arial"/>
         </w:rPr>
       </w:pPr>
-      <w:r>
-        <w:rPr>
-          <w:rFonts w:ascii="Arial" w:hAnsi="Arial" w:cs="Arial"/>
-        </w:rPr>
-        <w:t>Could: recompensas locales, realidad aumentada.</w:t>
+      <w:proofErr w:type="spellStart"/>
+      <w:r>
+        <w:rPr>
+          <w:rFonts w:ascii="Arial" w:hAnsi="Arial" w:cs="Arial"/>
+        </w:rPr>
+        <w:t>Could</w:t>
+      </w:r>
+      <w:proofErr w:type="spellEnd"/>
+      <w:r>
+        <w:rPr>
+          <w:rFonts w:ascii="Arial" w:hAnsi="Arial" w:cs="Arial"/>
+        </w:rPr>
+        <w:t>: recompensas locales, realidad aumentada.</w:t>
       </w:r>
     </w:p>
     <w:p>
@@ -4452,9 +4841,28 @@
                   <w:rFonts w:ascii="Arial" w:hAnsi="Arial" w:cs="Arial"/>
                   <w:b/>
                   <w:bCs/>
-                  <w:lang w:eastAsia="es-ES"/>
                 </w:rPr>
-                <w:t>HU-011: Autenticación completa (login + recuperación de contraseña)</w:t>
+                <w:t>HU-011: Autenticación completa (</w:t>
+              </w:r>
+              <w:proofErr w:type="spellStart"/>
+              <w:r>
+                <w:rPr>
+                  <w:rStyle w:val="Hipervnculo"/>
+                  <w:rFonts w:ascii="Arial" w:hAnsi="Arial" w:cs="Arial"/>
+                  <w:b/>
+                  <w:bCs/>
+                </w:rPr>
+                <w:t>login</w:t>
+              </w:r>
+              <w:proofErr w:type="spellEnd"/>
+              <w:r>
+                <w:rPr>
+                  <w:rStyle w:val="Hipervnculo"/>
+                  <w:rFonts w:ascii="Arial" w:hAnsi="Arial" w:cs="Arial"/>
+                  <w:b/>
+                  <w:bCs/>
+                </w:rPr>
+                <w:t xml:space="preserve"> + recuperación de contraseña)</w:t>
               </w:r>
             </w:hyperlink>
           </w:p>
@@ -4483,7 +4891,6 @@
                 <w:rFonts w:ascii="Arial" w:hAnsi="Arial" w:cs="Arial"/>
                 <w:b/>
                 <w:bCs/>
-                <w:lang w:eastAsia="es-ES"/>
               </w:rPr>
               <w:t>Criterios de Aceptación (CA)</w:t>
             </w:r>
@@ -4577,7 +4984,6 @@
                   <w:r>
                     <w:rPr>
                       <w:rFonts w:ascii="Arial" w:hAnsi="Arial" w:cs="Arial"/>
-                      <w:lang w:eastAsia="es-ES"/>
                     </w:rPr>
                     <w:t>CA-002-1:</w:t>
                   </w:r>
@@ -4594,7 +5000,6 @@
                   <w:r>
                     <w:rPr>
                       <w:rFonts w:ascii="Arial" w:hAnsi="Arial" w:cs="Arial"/>
-                      <w:lang w:eastAsia="es-ES"/>
                     </w:rPr>
                     <w:t>Dado que introduzco credenciales correctas, cuando pulso “Iniciar sesión”, entonces accedo a la pantalla principal.</w:t>
                   </w:r>
@@ -4679,7 +5084,6 @@
                   <w:r>
                     <w:rPr>
                       <w:rFonts w:ascii="Arial" w:hAnsi="Arial" w:cs="Arial"/>
-                      <w:lang w:eastAsia="es-ES"/>
                     </w:rPr>
                     <w:t>CA-002-2:</w:t>
                   </w:r>
@@ -4696,7 +5100,6 @@
                   <w:r>
                     <w:rPr>
                       <w:rFonts w:ascii="Arial" w:hAnsi="Arial" w:cs="Arial"/>
-                      <w:lang w:eastAsia="es-ES"/>
                     </w:rPr>
                     <w:t>Dado que introduzco una contraseña incorrecta, cuando intento entrar, entonces aparece un mensaje de error claro.</w:t>
                   </w:r>
@@ -4779,7 +5182,6 @@
                   <w:r>
                     <w:rPr>
                       <w:rFonts w:ascii="Arial" w:hAnsi="Arial" w:cs="Arial"/>
-                      <w:lang w:eastAsia="es-ES"/>
                     </w:rPr>
                     <w:t>CA-002-3:</w:t>
                   </w:r>
@@ -4794,7 +5196,6 @@
                   <w:r>
                     <w:rPr>
                       <w:rFonts w:ascii="Arial" w:hAnsi="Arial" w:cs="Arial"/>
-                      <w:lang w:eastAsia="es-ES"/>
                     </w:rPr>
                     <w:t>Dado que no recuerdo mi contraseña, cuando pulso “¿Has olvidado tu contraseña?”, entonces se me envía un email para restablecerla.</w:t>
                   </w:r>
@@ -4880,7 +5281,6 @@
                   <w:r>
                     <w:rPr>
                       <w:rFonts w:ascii="Arial" w:hAnsi="Arial" w:cs="Arial"/>
-                      <w:lang w:eastAsia="es-ES"/>
                     </w:rPr>
                     <w:t>CA-002-4:</w:t>
                   </w:r>
@@ -4895,7 +5295,6 @@
                   <w:r>
                     <w:rPr>
                       <w:rFonts w:ascii="Arial" w:hAnsi="Arial" w:cs="Arial"/>
-                      <w:lang w:eastAsia="es-ES"/>
                     </w:rPr>
                     <w:t>Dado que el correo no existe, cuando intento recuperar la contraseña, entonces recibo un aviso indicando que no hay ninguna cuenta asociada a ese email.</w:t>
                   </w:r>
@@ -4936,7 +5335,6 @@
                 <w:rFonts w:ascii="Arial" w:hAnsi="Arial" w:cs="Arial"/>
                 <w:b/>
                 <w:bCs/>
-                <w:lang w:eastAsia="es-ES"/>
               </w:rPr>
               <w:lastRenderedPageBreak/>
               <w:t>Flujo de navegación asociado</w:t>
@@ -4949,21 +5347,65 @@
                 <w:rFonts w:ascii="Arial" w:hAnsi="Arial" w:cs="Arial"/>
               </w:rPr>
             </w:pPr>
+            <w:proofErr w:type="spellStart"/>
             <w:r>
               <w:rPr>
                 <w:rFonts w:ascii="Arial" w:hAnsi="Arial" w:cs="Arial"/>
                 <w:b/>
                 <w:bCs/>
-                <w:lang w:eastAsia="es-ES"/>
-              </w:rPr>
-              <w:t>Login → Validación → Firebase Auth → Home / Error</w:t>
+              </w:rPr>
+              <w:t>Login</w:t>
+            </w:r>
+            <w:proofErr w:type="spellEnd"/>
+            <w:r>
+              <w:rPr>
+                <w:rFonts w:ascii="Arial" w:hAnsi="Arial" w:cs="Arial"/>
+                <w:b/>
+                <w:bCs/>
+              </w:rPr>
+              <w:t xml:space="preserve"> → Validación → </w:t>
+            </w:r>
+            <w:proofErr w:type="spellStart"/>
+            <w:r>
+              <w:rPr>
+                <w:rFonts w:ascii="Arial" w:hAnsi="Arial" w:cs="Arial"/>
+                <w:b/>
+                <w:bCs/>
+              </w:rPr>
+              <w:t>Firebase</w:t>
+            </w:r>
+            <w:proofErr w:type="spellEnd"/>
+            <w:r>
+              <w:rPr>
+                <w:rFonts w:ascii="Arial" w:hAnsi="Arial" w:cs="Arial"/>
+                <w:b/>
+                <w:bCs/>
+              </w:rPr>
+              <w:t xml:space="preserve"> </w:t>
+            </w:r>
+            <w:proofErr w:type="spellStart"/>
+            <w:r>
+              <w:rPr>
+                <w:rFonts w:ascii="Arial" w:hAnsi="Arial" w:cs="Arial"/>
+                <w:b/>
+                <w:bCs/>
+              </w:rPr>
+              <w:t>Auth</w:t>
+            </w:r>
+            <w:proofErr w:type="spellEnd"/>
+            <w:r>
+              <w:rPr>
+                <w:rFonts w:ascii="Arial" w:hAnsi="Arial" w:cs="Arial"/>
+                <w:b/>
+                <w:bCs/>
+              </w:rPr>
+              <w:t xml:space="preserve"> → Home / Error</w:t>
             </w:r>
           </w:p>
           <w:p>
             <w:pPr>
               <w:rPr>
                 <w:rFonts w:ascii="Calibri" w:hAnsi="Calibri"/>
-                <w:lang w:eastAsia="es-ES"/>
               </w:rPr>
             </w:pPr>
           </w:p>
@@ -5059,6 +5501,9 @@
       </w:r>
       <w:fldSimple w:instr=" SEQ Ilustración \* ARABIC ">
         <w:r>
+          <w:rPr>
+            <w:noProof/>
+          </w:rPr>
           <w:t>1</w:t>
         </w:r>
       </w:fldSimple>
@@ -5133,6 +5578,9 @@
       </w:r>
       <w:fldSimple w:instr=" SEQ Ilustración \* ARABIC ">
         <w:r>
+          <w:rPr>
+            <w:noProof/>
+          </w:rPr>
           <w:t>2</w:t>
         </w:r>
       </w:fldSimple>
@@ -5167,14 +5615,51 @@
         <w:rPr>
           <w:rFonts w:ascii="Arial" w:hAnsi="Arial" w:cs="Arial"/>
         </w:rPr>
-        <w:t xml:space="preserve">La aplicación la vamos a desarrollar con Flutter/Kotlin, usaremos la API Google Maps y como base de datos </w:t>
-      </w:r>
+        <w:t xml:space="preserve">La aplicación la vamos a desarrollar con </w:t>
+      </w:r>
+      <w:proofErr w:type="spellStart"/>
+      <w:r>
+        <w:rPr>
+          <w:rFonts w:ascii="Arial" w:hAnsi="Arial" w:cs="Arial"/>
+        </w:rPr>
+        <w:t>Flutter</w:t>
+      </w:r>
+      <w:proofErr w:type="spellEnd"/>
+      <w:r>
+        <w:rPr>
+          <w:rFonts w:ascii="Arial" w:hAnsi="Arial" w:cs="Arial"/>
+        </w:rPr>
+        <w:t xml:space="preserve">/Kotlin, usaremos la API Google </w:t>
+      </w:r>
+      <w:proofErr w:type="spellStart"/>
+      <w:r>
+        <w:rPr>
+          <w:rFonts w:ascii="Arial" w:hAnsi="Arial" w:cs="Arial"/>
+        </w:rPr>
+        <w:t>Maps</w:t>
+      </w:r>
+      <w:proofErr w:type="spellEnd"/>
+      <w:r>
+        <w:rPr>
+          <w:rFonts w:ascii="Arial" w:hAnsi="Arial" w:cs="Arial"/>
+        </w:rPr>
+        <w:t xml:space="preserve"> y como base de datos </w:t>
+      </w:r>
+      <w:proofErr w:type="spellStart"/>
       <w:r>
         <w:rPr>
           <w:rFonts w:ascii="Arial" w:hAnsi="Arial" w:cs="Arial"/>
           <w:color w:val="000000"/>
         </w:rPr>
-        <w:t xml:space="preserve">Firebase. </w:t>
+        <w:t>Firebase</w:t>
+      </w:r>
+      <w:proofErr w:type="spellEnd"/>
+      <w:r>
+        <w:rPr>
+          <w:rFonts w:ascii="Arial" w:hAnsi="Arial" w:cs="Arial"/>
+          <w:color w:val="000000"/>
+        </w:rPr>
+        <w:t xml:space="preserve">. </w:t>
       </w:r>
       <w:r>
         <w:rPr>
@@ -5220,7 +5705,67 @@
             <w:b/>
             <w:bCs/>
           </w:rPr>
-          <w:t>ADR-001: Firebase (Backend as a Service):</w:t>
+          <w:t xml:space="preserve">ADR-001: </w:t>
+        </w:r>
+        <w:proofErr w:type="spellStart"/>
+        <w:r>
+          <w:rPr>
+            <w:rStyle w:val="Hipervnculo"/>
+            <w:rFonts w:ascii="Arial" w:hAnsi="Arial" w:cs="Arial"/>
+            <w:b/>
+            <w:bCs/>
+          </w:rPr>
+          <w:t>Firebase</w:t>
+        </w:r>
+        <w:proofErr w:type="spellEnd"/>
+        <w:r>
+          <w:rPr>
+            <w:rStyle w:val="Hipervnculo"/>
+            <w:rFonts w:ascii="Arial" w:hAnsi="Arial" w:cs="Arial"/>
+            <w:b/>
+            <w:bCs/>
+          </w:rPr>
+          <w:t xml:space="preserve"> (</w:t>
+        </w:r>
+        <w:proofErr w:type="spellStart"/>
+        <w:r>
+          <w:rPr>
+            <w:rStyle w:val="Hipervnculo"/>
+            <w:rFonts w:ascii="Arial" w:hAnsi="Arial" w:cs="Arial"/>
+            <w:b/>
+            <w:bCs/>
+          </w:rPr>
+          <w:t>Backend</w:t>
+        </w:r>
+        <w:proofErr w:type="spellEnd"/>
+        <w:r>
+          <w:rPr>
+            <w:rStyle w:val="Hipervnculo"/>
+            <w:rFonts w:ascii="Arial" w:hAnsi="Arial" w:cs="Arial"/>
+            <w:b/>
+            <w:bCs/>
+          </w:rPr>
+          <w:t xml:space="preserve"> as a </w:t>
+        </w:r>
+        <w:proofErr w:type="spellStart"/>
+        <w:r>
+          <w:rPr>
+            <w:rStyle w:val="Hipervnculo"/>
+            <w:rFonts w:ascii="Arial" w:hAnsi="Arial" w:cs="Arial"/>
+            <w:b/>
+            <w:bCs/>
+          </w:rPr>
+          <w:t>Service</w:t>
+        </w:r>
+        <w:proofErr w:type="spellEnd"/>
+        <w:r>
+          <w:rPr>
+            <w:rStyle w:val="Hipervnculo"/>
+            <w:rFonts w:ascii="Arial" w:hAnsi="Arial" w:cs="Arial"/>
+            <w:b/>
+            <w:bCs/>
+          </w:rPr>
+          <w:t>):</w:t>
         </w:r>
       </w:hyperlink>
     </w:p>
@@ -5237,7 +5782,35 @@
           <w:rPr>
             <w:rFonts w:ascii="Arial" w:hAnsi="Arial" w:cs="Arial"/>
           </w:rPr>
-          <w:t>Se elige Firebase como backend por la simplicidad que ofrece al integrar autenticación, base de datos, almacenamiento y analítica sin necesidad de crear un servidor propio.</w:t>
+          <w:t xml:space="preserve">Se elige </w:t>
+        </w:r>
+        <w:proofErr w:type="spellStart"/>
+        <w:r>
+          <w:rPr>
+            <w:rFonts w:ascii="Arial" w:hAnsi="Arial" w:cs="Arial"/>
+          </w:rPr>
+          <w:t>Firebase</w:t>
+        </w:r>
+        <w:proofErr w:type="spellEnd"/>
+        <w:r>
+          <w:rPr>
+            <w:rFonts w:ascii="Arial" w:hAnsi="Arial" w:cs="Arial"/>
+          </w:rPr>
+          <w:t xml:space="preserve"> como </w:t>
+        </w:r>
+        <w:proofErr w:type="spellStart"/>
+        <w:r>
+          <w:rPr>
+            <w:rFonts w:ascii="Arial" w:hAnsi="Arial" w:cs="Arial"/>
+          </w:rPr>
+          <w:t>backend</w:t>
+        </w:r>
+        <w:proofErr w:type="spellEnd"/>
+        <w:r>
+          <w:rPr>
+            <w:rFonts w:ascii="Arial" w:hAnsi="Arial" w:cs="Arial"/>
+          </w:rPr>
+          <w:t xml:space="preserve"> por la simplicidad que ofrece al integrar autenticación, base de datos, almacenamiento y analítica sin necesidad de crear un servidor propio.</w:t>
         </w:r>
       </w:hyperlink>
     </w:p>
@@ -5253,7 +5826,21 @@
         <w:rPr>
           <w:rFonts w:ascii="Arial" w:hAnsi="Arial" w:cs="Arial"/>
         </w:rPr>
-        <w:t>Esta decisión permite acelerar el desarrollo, facilita la escalabilidad del proyecto y reduce la complejidad técnica del backend.</w:t>
+        <w:t xml:space="preserve">Esta decisión permite acelerar el desarrollo, facilita la escalabilidad del proyecto y reduce la complejidad técnica del </w:t>
+      </w:r>
+      <w:proofErr w:type="spellStart"/>
+      <w:r>
+        <w:rPr>
+          <w:rFonts w:ascii="Arial" w:hAnsi="Arial" w:cs="Arial"/>
+        </w:rPr>
+        <w:t>backend</w:t>
+      </w:r>
+      <w:proofErr w:type="spellEnd"/>
+      <w:r>
+        <w:rPr>
+          <w:rFonts w:ascii="Arial" w:hAnsi="Arial" w:cs="Arial"/>
+        </w:rPr>
+        <w:t>.</w:t>
       </w:r>
     </w:p>
     <w:p>
@@ -5287,7 +5874,27 @@
             <w:b/>
             <w:bCs/>
           </w:rPr>
-          <w:t>ADR-002: Flutter/Kotlin como tecnología móvil:</w:t>
+          <w:t xml:space="preserve">ADR-002: </w:t>
+        </w:r>
+        <w:proofErr w:type="spellStart"/>
+        <w:r>
+          <w:rPr>
+            <w:rStyle w:val="Hipervnculo"/>
+            <w:rFonts w:ascii="Arial" w:hAnsi="Arial" w:cs="Arial"/>
+            <w:b/>
+            <w:bCs/>
+          </w:rPr>
+          <w:t>Flutter</w:t>
+        </w:r>
+        <w:proofErr w:type="spellEnd"/>
+        <w:r>
+          <w:rPr>
+            <w:rStyle w:val="Hipervnculo"/>
+            <w:rFonts w:ascii="Arial" w:hAnsi="Arial" w:cs="Arial"/>
+            <w:b/>
+            <w:bCs/>
+          </w:rPr>
+          <w:t>/Kotlin como tecnología móvil:</w:t>
         </w:r>
       </w:hyperlink>
     </w:p>
@@ -5303,7 +5910,49 @@
         <w:rPr>
           <w:rFonts w:ascii="Arial" w:hAnsi="Arial" w:cs="Arial"/>
         </w:rPr>
-        <w:t>Se decide utilizar Flutter como framework principal de desarrollo móvil, por su rapidez, su diseño basado en widgets y su fácil integración con Firebase.</w:t>
+        <w:t xml:space="preserve">Se decide utilizar </w:t>
+      </w:r>
+      <w:proofErr w:type="spellStart"/>
+      <w:r>
+        <w:rPr>
+          <w:rFonts w:ascii="Arial" w:hAnsi="Arial" w:cs="Arial"/>
+        </w:rPr>
+        <w:t>Flutter</w:t>
+      </w:r>
+      <w:proofErr w:type="spellEnd"/>
+      <w:r>
+        <w:rPr>
+          <w:rFonts w:ascii="Arial" w:hAnsi="Arial" w:cs="Arial"/>
+        </w:rPr>
+        <w:t xml:space="preserve"> como </w:t>
+      </w:r>
+      <w:proofErr w:type="spellStart"/>
+      <w:r>
+        <w:rPr>
+          <w:rFonts w:ascii="Arial" w:hAnsi="Arial" w:cs="Arial"/>
+        </w:rPr>
+        <w:t>framework</w:t>
+      </w:r>
+      <w:proofErr w:type="spellEnd"/>
+      <w:r>
+        <w:rPr>
+          <w:rFonts w:ascii="Arial" w:hAnsi="Arial" w:cs="Arial"/>
+        </w:rPr>
+        <w:t xml:space="preserve"> principal de desarrollo móvil, por su rapidez, su diseño basado en widgets y su fácil integración con </w:t>
+      </w:r>
+      <w:proofErr w:type="spellStart"/>
+      <w:r>
+        <w:rPr>
+          <w:rFonts w:ascii="Arial" w:hAnsi="Arial" w:cs="Arial"/>
+        </w:rPr>
+        <w:t>Firebase</w:t>
+      </w:r>
+      <w:proofErr w:type="spellEnd"/>
+      <w:r>
+        <w:rPr>
+          <w:rFonts w:ascii="Arial" w:hAnsi="Arial" w:cs="Arial"/>
+        </w:rPr>
+        <w:t>.</w:t>
       </w:r>
       <w:r>
         <w:rPr>
@@ -5343,7 +5992,27 @@
             <w:b/>
             <w:bCs/>
           </w:rPr>
-          <w:t>ADR-003: Firestore como base de datos NoSQL:</w:t>
+          <w:t xml:space="preserve">ADR-003: </w:t>
+        </w:r>
+        <w:proofErr w:type="spellStart"/>
+        <w:r>
+          <w:rPr>
+            <w:rStyle w:val="Hipervnculo"/>
+            <w:rFonts w:ascii="Arial" w:hAnsi="Arial" w:cs="Arial"/>
+            <w:b/>
+            <w:bCs/>
+          </w:rPr>
+          <w:t>Firestore</w:t>
+        </w:r>
+        <w:proofErr w:type="spellEnd"/>
+        <w:r>
+          <w:rPr>
+            <w:rStyle w:val="Hipervnculo"/>
+            <w:rFonts w:ascii="Arial" w:hAnsi="Arial" w:cs="Arial"/>
+            <w:b/>
+            <w:bCs/>
+          </w:rPr>
+          <w:t xml:space="preserve"> como base de datos NoSQL:</w:t>
         </w:r>
       </w:hyperlink>
     </w:p>
@@ -5366,7 +6035,67 @@
           <w:lang w:eastAsia="es-ES"/>
           <w14:ligatures w14:val="none"/>
         </w:rPr>
-        <w:t>Se adopta Firestore como base de datos principal debido a su estructura flexible de documentos y colecciones, su capacidad de sincronización en tiempo real y su integración directa con Firebase Authentication.</w:t>
+        <w:t xml:space="preserve">Se adopta </w:t>
+      </w:r>
+      <w:proofErr w:type="spellStart"/>
+      <w:r>
+        <w:rPr>
+          <w:rFonts w:ascii="Arial" w:eastAsia="Times New Roman" w:hAnsi="Arial" w:cs="Arial"/>
+          <w:kern w:val="0"/>
+          <w:lang w:eastAsia="es-ES"/>
+          <w14:ligatures w14:val="none"/>
+        </w:rPr>
+        <w:t>Firestore</w:t>
+      </w:r>
+      <w:proofErr w:type="spellEnd"/>
+      <w:r>
+        <w:rPr>
+          <w:rFonts w:ascii="Arial" w:eastAsia="Times New Roman" w:hAnsi="Arial" w:cs="Arial"/>
+          <w:kern w:val="0"/>
+          <w:lang w:eastAsia="es-ES"/>
+          <w14:ligatures w14:val="none"/>
+        </w:rPr>
+        <w:t xml:space="preserve"> como base de datos principal debido a su estructura flexible de documentos y colecciones, su capacidad de sincronización en tiempo real y su integración directa con </w:t>
+      </w:r>
+      <w:proofErr w:type="spellStart"/>
+      <w:r>
+        <w:rPr>
+          <w:rFonts w:ascii="Arial" w:eastAsia="Times New Roman" w:hAnsi="Arial" w:cs="Arial"/>
+          <w:kern w:val="0"/>
+          <w:lang w:eastAsia="es-ES"/>
+          <w14:ligatures w14:val="none"/>
+        </w:rPr>
+        <w:t>Firebase</w:t>
+      </w:r>
+      <w:proofErr w:type="spellEnd"/>
+      <w:r>
+        <w:rPr>
+          <w:rFonts w:ascii="Arial" w:eastAsia="Times New Roman" w:hAnsi="Arial" w:cs="Arial"/>
+          <w:kern w:val="0"/>
+          <w:lang w:eastAsia="es-ES"/>
+          <w14:ligatures w14:val="none"/>
+        </w:rPr>
+        <w:t xml:space="preserve"> </w:t>
+      </w:r>
+      <w:proofErr w:type="spellStart"/>
+      <w:r>
+        <w:rPr>
+          <w:rFonts w:ascii="Arial" w:eastAsia="Times New Roman" w:hAnsi="Arial" w:cs="Arial"/>
+          <w:kern w:val="0"/>
+          <w:lang w:eastAsia="es-ES"/>
+          <w14:ligatures w14:val="none"/>
+        </w:rPr>
+        <w:t>Authentication</w:t>
+      </w:r>
+      <w:proofErr w:type="spellEnd"/>
+      <w:r>
+        <w:rPr>
+          <w:rFonts w:ascii="Arial" w:eastAsia="Times New Roman" w:hAnsi="Arial" w:cs="Arial"/>
+          <w:kern w:val="0"/>
+          <w:lang w:eastAsia="es-ES"/>
+          <w14:ligatures w14:val="none"/>
+        </w:rPr>
+        <w:t>.</w:t>
       </w:r>
       <w:r>
         <w:rPr>
@@ -5417,11 +6146,33 @@
           <w:rFonts w:ascii="Arial" w:hAnsi="Arial" w:cs="Arial"/>
         </w:rPr>
       </w:pPr>
-      <w:r>
-        <w:rPr>
-          <w:rFonts w:ascii="Arial" w:hAnsi="Arial" w:cs="Arial"/>
-        </w:rPr>
-        <w:t>Firebase Auth:</w:t>
+      <w:proofErr w:type="spellStart"/>
+      <w:r>
+        <w:rPr>
+          <w:rFonts w:ascii="Arial" w:hAnsi="Arial" w:cs="Arial"/>
+        </w:rPr>
+        <w:t>Firebase</w:t>
+      </w:r>
+      <w:proofErr w:type="spellEnd"/>
+      <w:r>
+        <w:rPr>
+          <w:rFonts w:ascii="Arial" w:hAnsi="Arial" w:cs="Arial"/>
+        </w:rPr>
+        <w:t xml:space="preserve"> </w:t>
+      </w:r>
+      <w:proofErr w:type="spellStart"/>
+      <w:r>
+        <w:rPr>
+          <w:rFonts w:ascii="Arial" w:hAnsi="Arial" w:cs="Arial"/>
+        </w:rPr>
+        <w:t>Auth</w:t>
+      </w:r>
+      <w:proofErr w:type="spellEnd"/>
+      <w:r>
+        <w:rPr>
+          <w:rFonts w:ascii="Arial" w:hAnsi="Arial" w:cs="Arial"/>
+        </w:rPr>
+        <w:t>:</w:t>
       </w:r>
     </w:p>
     <w:p>
@@ -5439,7 +6190,21 @@
         <w:rPr>
           <w:rFonts w:ascii="Arial" w:hAnsi="Arial" w:cs="Arial"/>
         </w:rPr>
-        <w:t>Maneja registro, login y sesiones de usuario.</w:t>
+        <w:t xml:space="preserve">Maneja registro, </w:t>
+      </w:r>
+      <w:proofErr w:type="spellStart"/>
+      <w:r>
+        <w:rPr>
+          <w:rFonts w:ascii="Arial" w:hAnsi="Arial" w:cs="Arial"/>
+        </w:rPr>
+        <w:t>login</w:t>
+      </w:r>
+      <w:proofErr w:type="spellEnd"/>
+      <w:r>
+        <w:rPr>
+          <w:rFonts w:ascii="Arial" w:hAnsi="Arial" w:cs="Arial"/>
+        </w:rPr>
+        <w:t xml:space="preserve"> y sesiones de usuario.</w:t>
       </w:r>
     </w:p>
     <w:p>
@@ -5457,7 +6222,21 @@
         <w:rPr>
           <w:rFonts w:ascii="Arial" w:hAnsi="Arial" w:cs="Arial"/>
         </w:rPr>
-        <w:t>Usa el UID para relacionarlo con datos en Firestore.</w:t>
+        <w:t xml:space="preserve">Usa el UID para relacionarlo con datos en </w:t>
+      </w:r>
+      <w:proofErr w:type="spellStart"/>
+      <w:r>
+        <w:rPr>
+          <w:rFonts w:ascii="Arial" w:hAnsi="Arial" w:cs="Arial"/>
+        </w:rPr>
+        <w:t>Firestore</w:t>
+      </w:r>
+      <w:proofErr w:type="spellEnd"/>
+      <w:r>
+        <w:rPr>
+          <w:rFonts w:ascii="Arial" w:hAnsi="Arial" w:cs="Arial"/>
+        </w:rPr>
+        <w:t>.</w:t>
       </w:r>
     </w:p>
     <w:p>
@@ -5489,11 +6268,33 @@
           <w:rFonts w:ascii="Arial" w:hAnsi="Arial" w:cs="Arial"/>
         </w:rPr>
       </w:pPr>
-      <w:r>
-        <w:rPr>
-          <w:rFonts w:ascii="Arial" w:hAnsi="Arial" w:cs="Arial"/>
-        </w:rPr>
-        <w:t>Firebase Firestore:</w:t>
+      <w:proofErr w:type="spellStart"/>
+      <w:r>
+        <w:rPr>
+          <w:rFonts w:ascii="Arial" w:hAnsi="Arial" w:cs="Arial"/>
+        </w:rPr>
+        <w:t>Firebase</w:t>
+      </w:r>
+      <w:proofErr w:type="spellEnd"/>
+      <w:r>
+        <w:rPr>
+          <w:rFonts w:ascii="Arial" w:hAnsi="Arial" w:cs="Arial"/>
+        </w:rPr>
+        <w:t xml:space="preserve"> </w:t>
+      </w:r>
+      <w:proofErr w:type="spellStart"/>
+      <w:r>
+        <w:rPr>
+          <w:rFonts w:ascii="Arial" w:hAnsi="Arial" w:cs="Arial"/>
+        </w:rPr>
+        <w:t>Firestore</w:t>
+      </w:r>
+      <w:proofErr w:type="spellEnd"/>
+      <w:r>
+        <w:rPr>
+          <w:rFonts w:ascii="Arial" w:hAnsi="Arial" w:cs="Arial"/>
+        </w:rPr>
+        <w:t>:</w:t>
       </w:r>
     </w:p>
     <w:p>
@@ -5547,8 +6348,16 @@
         <w:rPr>
           <w:rFonts w:ascii="Arial" w:hAnsi="Arial" w:cs="Arial"/>
         </w:rPr>
-        <w:t>/users</w:t>
-      </w:r>
+        <w:t>/</w:t>
+      </w:r>
+      <w:proofErr w:type="spellStart"/>
+      <w:r>
+        <w:rPr>
+          <w:rFonts w:ascii="Arial" w:hAnsi="Arial" w:cs="Arial"/>
+        </w:rPr>
+        <w:t>users</w:t>
+      </w:r>
+      <w:proofErr w:type="spellEnd"/>
     </w:p>
     <w:p>
       <w:pPr>
@@ -5565,8 +6374,16 @@
         <w:rPr>
           <w:rFonts w:ascii="Arial" w:hAnsi="Arial" w:cs="Arial"/>
         </w:rPr>
-        <w:t>/cities</w:t>
-      </w:r>
+        <w:t>/</w:t>
+      </w:r>
+      <w:proofErr w:type="spellStart"/>
+      <w:r>
+        <w:rPr>
+          <w:rFonts w:ascii="Arial" w:hAnsi="Arial" w:cs="Arial"/>
+        </w:rPr>
+        <w:t>cities</w:t>
+      </w:r>
+      <w:proofErr w:type="spellEnd"/>
     </w:p>
     <w:p>
       <w:pPr>
@@ -5583,8 +6400,16 @@
         <w:rPr>
           <w:rFonts w:ascii="Arial" w:hAnsi="Arial" w:cs="Arial"/>
         </w:rPr>
-        <w:t>/routes</w:t>
-      </w:r>
+        <w:t>/</w:t>
+      </w:r>
+      <w:proofErr w:type="spellStart"/>
+      <w:r>
+        <w:rPr>
+          <w:rFonts w:ascii="Arial" w:hAnsi="Arial" w:cs="Arial"/>
+        </w:rPr>
+        <w:t>routes</w:t>
+      </w:r>
+      <w:proofErr w:type="spellEnd"/>
     </w:p>
     <w:p>
       <w:pPr>
@@ -5597,6 +6422,7 @@
           <w:rFonts w:ascii="Arial" w:hAnsi="Arial" w:cs="Arial"/>
         </w:rPr>
       </w:pPr>
+      <w:proofErr w:type="spellStart"/>
       <w:r>
         <w:rPr>
           <w:rFonts w:ascii="Arial" w:hAnsi="Arial" w:cs="Arial"/>
@@ -5604,6 +6430,7 @@
         <w:lastRenderedPageBreak/>
         <w:t>monuments</w:t>
       </w:r>
+      <w:proofErr w:type="spellEnd"/>
     </w:p>
     <w:p>
       <w:pPr>
@@ -5620,8 +6447,16 @@
         <w:rPr>
           <w:rFonts w:ascii="Arial" w:hAnsi="Arial" w:cs="Arial"/>
         </w:rPr>
-        <w:t>/missions</w:t>
-      </w:r>
+        <w:t>/</w:t>
+      </w:r>
+      <w:proofErr w:type="spellStart"/>
+      <w:r>
+        <w:rPr>
+          <w:rFonts w:ascii="Arial" w:hAnsi="Arial" w:cs="Arial"/>
+        </w:rPr>
+        <w:t>missions</w:t>
+      </w:r>
+      <w:proofErr w:type="spellEnd"/>
     </w:p>
     <w:p>
       <w:pPr>
@@ -5661,11 +6496,19 @@
           <w:rFonts w:ascii="Arial" w:hAnsi="Arial" w:cs="Arial"/>
         </w:rPr>
       </w:pPr>
-      <w:r>
-        <w:rPr>
-          <w:rFonts w:ascii="Arial" w:hAnsi="Arial" w:cs="Arial"/>
-        </w:rPr>
-        <w:t>Firebase Storage:</w:t>
+      <w:proofErr w:type="spellStart"/>
+      <w:r>
+        <w:rPr>
+          <w:rFonts w:ascii="Arial" w:hAnsi="Arial" w:cs="Arial"/>
+        </w:rPr>
+        <w:t>Firebase</w:t>
+      </w:r>
+      <w:proofErr w:type="spellEnd"/>
+      <w:r>
+        <w:rPr>
+          <w:rFonts w:ascii="Arial" w:hAnsi="Arial" w:cs="Arial"/>
+        </w:rPr>
+        <w:t xml:space="preserve"> Storage:</w:t>
       </w:r>
     </w:p>
     <w:p>
@@ -5701,7 +6544,21 @@
         <w:rPr>
           <w:rFonts w:ascii="Arial" w:hAnsi="Arial" w:cs="Arial"/>
         </w:rPr>
-        <w:t>Solo se guarda la URL en Firestore como referencia.</w:t>
+        <w:t xml:space="preserve">Solo se guarda la URL en </w:t>
+      </w:r>
+      <w:proofErr w:type="spellStart"/>
+      <w:r>
+        <w:rPr>
+          <w:rFonts w:ascii="Arial" w:hAnsi="Arial" w:cs="Arial"/>
+        </w:rPr>
+        <w:t>Firestore</w:t>
+      </w:r>
+      <w:proofErr w:type="spellEnd"/>
+      <w:r>
+        <w:rPr>
+          <w:rFonts w:ascii="Arial" w:hAnsi="Arial" w:cs="Arial"/>
+        </w:rPr>
+        <w:t xml:space="preserve"> como referencia.</w:t>
       </w:r>
     </w:p>
     <w:p>
@@ -5724,11 +6581,33 @@
           <w:rFonts w:ascii="Arial" w:hAnsi="Arial" w:cs="Arial"/>
         </w:rPr>
       </w:pPr>
-      <w:r>
-        <w:rPr>
-          <w:rFonts w:ascii="Arial" w:hAnsi="Arial" w:cs="Arial"/>
-        </w:rPr>
-        <w:t>Firebase Messaging:</w:t>
+      <w:proofErr w:type="spellStart"/>
+      <w:r>
+        <w:rPr>
+          <w:rFonts w:ascii="Arial" w:hAnsi="Arial" w:cs="Arial"/>
+        </w:rPr>
+        <w:t>Firebase</w:t>
+      </w:r>
+      <w:proofErr w:type="spellEnd"/>
+      <w:r>
+        <w:rPr>
+          <w:rFonts w:ascii="Arial" w:hAnsi="Arial" w:cs="Arial"/>
+        </w:rPr>
+        <w:t xml:space="preserve"> </w:t>
+      </w:r>
+      <w:proofErr w:type="spellStart"/>
+      <w:r>
+        <w:rPr>
+          <w:rFonts w:ascii="Arial" w:hAnsi="Arial" w:cs="Arial"/>
+        </w:rPr>
+        <w:t>Messaging</w:t>
+      </w:r>
+      <w:proofErr w:type="spellEnd"/>
+      <w:r>
+        <w:rPr>
+          <w:rFonts w:ascii="Arial" w:hAnsi="Arial" w:cs="Arial"/>
+        </w:rPr>
+        <w:t>:</w:t>
       </w:r>
     </w:p>
     <w:p>
@@ -5746,7 +6625,21 @@
         <w:rPr>
           <w:rFonts w:ascii="Arial" w:hAnsi="Arial" w:cs="Arial"/>
         </w:rPr>
-        <w:t>Envía notificaciones push (futuro), por ejemplo:</w:t>
+        <w:t xml:space="preserve">Envía notificaciones </w:t>
+      </w:r>
+      <w:proofErr w:type="spellStart"/>
+      <w:r>
+        <w:rPr>
+          <w:rFonts w:ascii="Arial" w:hAnsi="Arial" w:cs="Arial"/>
+        </w:rPr>
+        <w:t>push</w:t>
+      </w:r>
+      <w:proofErr w:type="spellEnd"/>
+      <w:r>
+        <w:rPr>
+          <w:rFonts w:ascii="Arial" w:hAnsi="Arial" w:cs="Arial"/>
+        </w:rPr>
+        <w:t xml:space="preserve"> (futuro), por ejemplo:</w:t>
       </w:r>
     </w:p>
     <w:p>
@@ -5827,7 +6720,21 @@
         <w:rPr>
           <w:rFonts w:ascii="Arial" w:hAnsi="Arial" w:cs="Arial"/>
         </w:rPr>
-        <w:t>Google Maps API:</w:t>
+        <w:t xml:space="preserve">Google </w:t>
+      </w:r>
+      <w:proofErr w:type="spellStart"/>
+      <w:r>
+        <w:rPr>
+          <w:rFonts w:ascii="Arial" w:hAnsi="Arial" w:cs="Arial"/>
+        </w:rPr>
+        <w:t>Maps</w:t>
+      </w:r>
+      <w:proofErr w:type="spellEnd"/>
+      <w:r>
+        <w:rPr>
+          <w:rFonts w:ascii="Arial" w:hAnsi="Arial" w:cs="Arial"/>
+        </w:rPr>
+        <w:t xml:space="preserve"> API:</w:t>
       </w:r>
     </w:p>
     <w:p>
@@ -5996,7 +6903,27 @@
           <w:lang w:eastAsia="es-ES"/>
           <w14:ligatures w14:val="none"/>
         </w:rPr>
-        <w:t>La aplicación deberá ofrecer tiempos de carga inferiores a 2–3 segundos en las pantallas principales (login, rutas, mapa, misiones y perfil).</w:t>
+        <w:t>La aplicación deberá ofrecer tiempos de carga inferiores a 2–3 segundos en las pantallas principales (</w:t>
+      </w:r>
+      <w:proofErr w:type="spellStart"/>
+      <w:r>
+        <w:rPr>
+          <w:rFonts w:ascii="Arial" w:eastAsia="Times New Roman" w:hAnsi="Arial" w:cs="Arial"/>
+          <w:kern w:val="0"/>
+          <w:lang w:eastAsia="es-ES"/>
+          <w14:ligatures w14:val="none"/>
+        </w:rPr>
+        <w:t>login</w:t>
+      </w:r>
+      <w:proofErr w:type="spellEnd"/>
+      <w:r>
+        <w:rPr>
+          <w:rFonts w:ascii="Arial" w:eastAsia="Times New Roman" w:hAnsi="Arial" w:cs="Arial"/>
+          <w:kern w:val="0"/>
+          <w:lang w:eastAsia="es-ES"/>
+          <w14:ligatures w14:val="none"/>
+        </w:rPr>
+        <w:t>, rutas, mapa, misiones y perfil).</w:t>
       </w:r>
       <w:r>
         <w:rPr>
@@ -6071,7 +6998,47 @@
           <w14:ligatures w14:val="none"/>
         </w:rPr>
         <w:br/>
-        <w:t>Para ello, se empleará Firebase Authentication como sistema de autenticación centralizado, evitando el almacenamiento local de credenciales y asegurando la protección de la información mediante métodos estándar del sector.</w:t>
+        <w:t xml:space="preserve">Para ello, se empleará </w:t>
+      </w:r>
+      <w:proofErr w:type="spellStart"/>
+      <w:r>
+        <w:rPr>
+          <w:rFonts w:ascii="Arial" w:eastAsia="Times New Roman" w:hAnsi="Arial" w:cs="Arial"/>
+          <w:kern w:val="0"/>
+          <w:lang w:eastAsia="es-ES"/>
+          <w14:ligatures w14:val="none"/>
+        </w:rPr>
+        <w:t>Firebase</w:t>
+      </w:r>
+      <w:proofErr w:type="spellEnd"/>
+      <w:r>
+        <w:rPr>
+          <w:rFonts w:ascii="Arial" w:eastAsia="Times New Roman" w:hAnsi="Arial" w:cs="Arial"/>
+          <w:kern w:val="0"/>
+          <w:lang w:eastAsia="es-ES"/>
+          <w14:ligatures w14:val="none"/>
+        </w:rPr>
+        <w:t xml:space="preserve"> </w:t>
+      </w:r>
+      <w:proofErr w:type="spellStart"/>
+      <w:r>
+        <w:rPr>
+          <w:rFonts w:ascii="Arial" w:eastAsia="Times New Roman" w:hAnsi="Arial" w:cs="Arial"/>
+          <w:kern w:val="0"/>
+          <w:lang w:eastAsia="es-ES"/>
+          <w14:ligatures w14:val="none"/>
+        </w:rPr>
+        <w:t>Authentication</w:t>
+      </w:r>
+      <w:proofErr w:type="spellEnd"/>
+      <w:r>
+        <w:rPr>
+          <w:rFonts w:ascii="Arial" w:eastAsia="Times New Roman" w:hAnsi="Arial" w:cs="Arial"/>
+          <w:kern w:val="0"/>
+          <w:lang w:eastAsia="es-ES"/>
+          <w14:ligatures w14:val="none"/>
+        </w:rPr>
+        <w:t xml:space="preserve"> como sistema de autenticación centralizado, evitando el almacenamiento local de credenciales y asegurando la protección de la información mediante métodos estándar del sector.</w:t>
       </w:r>
     </w:p>
     <w:p>
@@ -6120,7 +7087,35 @@
           <w:rFonts w:ascii="Arial" w:hAnsi="Arial" w:cs="Arial"/>
         </w:rPr>
         <w:lastRenderedPageBreak/>
-        <w:t>Todas las comunicaciones entre la aplicación y los servicios externos (Firestore, Storage, Google Maps API, etc.) deberán realizarse mediante protocolo HTTPS.</w:t>
+        <w:t>Todas las comunicaciones entre la aplicación y los servicios externos (</w:t>
+      </w:r>
+      <w:proofErr w:type="spellStart"/>
+      <w:r>
+        <w:rPr>
+          <w:rFonts w:ascii="Arial" w:hAnsi="Arial" w:cs="Arial"/>
+        </w:rPr>
+        <w:t>Firestore</w:t>
+      </w:r>
+      <w:proofErr w:type="spellEnd"/>
+      <w:r>
+        <w:rPr>
+          <w:rFonts w:ascii="Arial" w:hAnsi="Arial" w:cs="Arial"/>
+        </w:rPr>
+        <w:t xml:space="preserve">, Storage, Google </w:t>
+      </w:r>
+      <w:proofErr w:type="spellStart"/>
+      <w:r>
+        <w:rPr>
+          <w:rFonts w:ascii="Arial" w:hAnsi="Arial" w:cs="Arial"/>
+        </w:rPr>
+        <w:t>Maps</w:t>
+      </w:r>
+      <w:proofErr w:type="spellEnd"/>
+      <w:r>
+        <w:rPr>
+          <w:rFonts w:ascii="Arial" w:hAnsi="Arial" w:cs="Arial"/>
+        </w:rPr>
+        <w:t xml:space="preserve"> API, etc.) deberán realizarse mediante protocolo HTTPS.</w:t>
       </w:r>
     </w:p>
     <w:p>
@@ -6318,7 +7313,35 @@
         <w:rPr>
           <w:rFonts w:ascii="Arial" w:hAnsi="Arial" w:cs="Arial"/>
         </w:rPr>
-        <w:t>La aplicación deberá registrar eventos relevantes (inicio de sesión, selección de ruta, misiones completadas, errores) utilizando Firebase Analytics.</w:t>
+        <w:t xml:space="preserve">La aplicación deberá registrar eventos relevantes (inicio de sesión, selección de ruta, misiones completadas, errores) utilizando </w:t>
+      </w:r>
+      <w:proofErr w:type="spellStart"/>
+      <w:r>
+        <w:rPr>
+          <w:rFonts w:ascii="Arial" w:hAnsi="Arial" w:cs="Arial"/>
+        </w:rPr>
+        <w:t>Firebase</w:t>
+      </w:r>
+      <w:proofErr w:type="spellEnd"/>
+      <w:r>
+        <w:rPr>
+          <w:rFonts w:ascii="Arial" w:hAnsi="Arial" w:cs="Arial"/>
+        </w:rPr>
+        <w:t xml:space="preserve"> </w:t>
+      </w:r>
+      <w:proofErr w:type="spellStart"/>
+      <w:r>
+        <w:rPr>
+          <w:rFonts w:ascii="Arial" w:hAnsi="Arial" w:cs="Arial"/>
+        </w:rPr>
+        <w:t>Analytics</w:t>
+      </w:r>
+      <w:proofErr w:type="spellEnd"/>
+      <w:r>
+        <w:rPr>
+          <w:rFonts w:ascii="Arial" w:hAnsi="Arial" w:cs="Arial"/>
+        </w:rPr>
+        <w:t>.</w:t>
       </w:r>
       <w:r>
         <w:rPr>
@@ -6673,7 +7696,21 @@
         <w:rPr>
           <w:rFonts w:ascii="Arial" w:hAnsi="Arial" w:cs="Arial"/>
         </w:rPr>
-        <w:t>Flujo de pantallas: Inicio/login, Perfil de usuario, Selección de rutas por ciudades, Ruta, Misión/trivia, Resultados de la ruta.</w:t>
+        <w:t>Flujo de pantallas: Inicio/</w:t>
+      </w:r>
+      <w:proofErr w:type="spellStart"/>
+      <w:r>
+        <w:rPr>
+          <w:rFonts w:ascii="Arial" w:hAnsi="Arial" w:cs="Arial"/>
+        </w:rPr>
+        <w:t>login</w:t>
+      </w:r>
+      <w:proofErr w:type="spellEnd"/>
+      <w:r>
+        <w:rPr>
+          <w:rFonts w:ascii="Arial" w:hAnsi="Arial" w:cs="Arial"/>
+        </w:rPr>
+        <w:t>, Perfil de usuario, Selección de rutas por ciudades, Ruta, Misión/trivia, Resultados de la ruta.</w:t>
       </w:r>
     </w:p>
     <w:p>
@@ -6683,11 +7720,19 @@
           <w:rFonts w:ascii="Arial" w:hAnsi="Arial" w:cs="Arial"/>
         </w:rPr>
       </w:pPr>
-      <w:r>
-        <w:rPr>
-          <w:rFonts w:ascii="Arial" w:hAnsi="Arial" w:cs="Arial"/>
-        </w:rPr>
-        <w:t xml:space="preserve">Enalce figma: </w:t>
+      <w:proofErr w:type="spellStart"/>
+      <w:r>
+        <w:rPr>
+          <w:rFonts w:ascii="Arial" w:hAnsi="Arial" w:cs="Arial"/>
+        </w:rPr>
+        <w:t>Enalce</w:t>
+      </w:r>
+      <w:proofErr w:type="spellEnd"/>
+      <w:r>
+        <w:rPr>
+          <w:rFonts w:ascii="Arial" w:hAnsi="Arial" w:cs="Arial"/>
+        </w:rPr>
+        <w:t xml:space="preserve"> figma: </w:t>
       </w:r>
       <w:hyperlink r:id="rId49">
         <w:r>
@@ -6911,8 +7956,16 @@
         <w:rPr>
           <w:rFonts w:ascii="Arial" w:hAnsi="Arial" w:cs="Arial"/>
         </w:rPr>
-        <w:t>H2: 22/Semibold</w:t>
-      </w:r>
+        <w:t>H2: 22/</w:t>
+      </w:r>
+      <w:proofErr w:type="spellStart"/>
+      <w:r>
+        <w:rPr>
+          <w:rFonts w:ascii="Arial" w:hAnsi="Arial" w:cs="Arial"/>
+        </w:rPr>
+        <w:t>Semibold</w:t>
+      </w:r>
+      <w:proofErr w:type="spellEnd"/>
     </w:p>
     <w:p>
       <w:pPr>
@@ -6926,11 +7979,19 @@
           <w:rFonts w:ascii="Arial" w:hAnsi="Arial" w:cs="Arial"/>
         </w:rPr>
       </w:pPr>
-      <w:r>
-        <w:rPr>
-          <w:rFonts w:ascii="Arial" w:hAnsi="Arial" w:cs="Arial"/>
-        </w:rPr>
-        <w:t>Body: 16/Regular</w:t>
+      <w:proofErr w:type="spellStart"/>
+      <w:r>
+        <w:rPr>
+          <w:rFonts w:ascii="Arial" w:hAnsi="Arial" w:cs="Arial"/>
+        </w:rPr>
+        <w:t>Body</w:t>
+      </w:r>
+      <w:proofErr w:type="spellEnd"/>
+      <w:r>
+        <w:rPr>
+          <w:rFonts w:ascii="Arial" w:hAnsi="Arial" w:cs="Arial"/>
+        </w:rPr>
+        <w:t>: 16/Regular</w:t>
       </w:r>
     </w:p>
     <w:p>
@@ -6945,11 +8006,19 @@
           <w:rFonts w:ascii="Arial" w:hAnsi="Arial" w:cs="Arial"/>
         </w:rPr>
       </w:pPr>
-      <w:r>
-        <w:rPr>
-          <w:rFonts w:ascii="Arial" w:hAnsi="Arial" w:cs="Arial"/>
-        </w:rPr>
-        <w:t>FootNote: 12/regular</w:t>
+      <w:proofErr w:type="spellStart"/>
+      <w:r>
+        <w:rPr>
+          <w:rFonts w:ascii="Arial" w:hAnsi="Arial" w:cs="Arial"/>
+        </w:rPr>
+        <w:t>FootNote</w:t>
+      </w:r>
+      <w:proofErr w:type="spellEnd"/>
+      <w:r>
+        <w:rPr>
+          <w:rFonts w:ascii="Arial" w:hAnsi="Arial" w:cs="Arial"/>
+        </w:rPr>
+        <w:t>: 12/regular</w:t>
       </w:r>
     </w:p>
     <w:p>
@@ -6964,11 +8033,19 @@
           <w:rFonts w:ascii="Arial" w:hAnsi="Arial" w:cs="Arial"/>
         </w:rPr>
       </w:pPr>
-      <w:r>
-        <w:rPr>
-          <w:rFonts w:ascii="Arial" w:hAnsi="Arial" w:cs="Arial"/>
-        </w:rPr>
-        <w:t>TextButton: 16/Regular</w:t>
+      <w:proofErr w:type="spellStart"/>
+      <w:r>
+        <w:rPr>
+          <w:rFonts w:ascii="Arial" w:hAnsi="Arial" w:cs="Arial"/>
+        </w:rPr>
+        <w:t>TextButton</w:t>
+      </w:r>
+      <w:proofErr w:type="spellEnd"/>
+      <w:r>
+        <w:rPr>
+          <w:rFonts w:ascii="Arial" w:hAnsi="Arial" w:cs="Arial"/>
+        </w:rPr>
+        <w:t>: 16/Regular</w:t>
       </w:r>
     </w:p>
     <w:p>
@@ -6983,12 +8060,28 @@
           <w:rFonts w:ascii="Arial" w:hAnsi="Arial" w:cs="Arial"/>
         </w:rPr>
       </w:pPr>
-      <w:r>
-        <w:rPr>
-          <w:rFonts w:ascii="Arial" w:hAnsi="Arial" w:cs="Arial"/>
-        </w:rPr>
-        <w:t>Informacion: 16/Semibold</w:t>
-      </w:r>
+      <w:proofErr w:type="spellStart"/>
+      <w:r>
+        <w:rPr>
+          <w:rFonts w:ascii="Arial" w:hAnsi="Arial" w:cs="Arial"/>
+        </w:rPr>
+        <w:t>Informacion</w:t>
+      </w:r>
+      <w:proofErr w:type="spellEnd"/>
+      <w:r>
+        <w:rPr>
+          <w:rFonts w:ascii="Arial" w:hAnsi="Arial" w:cs="Arial"/>
+        </w:rPr>
+        <w:t>: 16/</w:t>
+      </w:r>
+      <w:proofErr w:type="spellStart"/>
+      <w:r>
+        <w:rPr>
+          <w:rFonts w:ascii="Arial" w:hAnsi="Arial" w:cs="Arial"/>
+        </w:rPr>
+        <w:t>Semibold</w:t>
+      </w:r>
+      <w:proofErr w:type="spellEnd"/>
     </w:p>
     <w:p>
       <w:pPr>
@@ -7207,8 +8300,13 @@
         </w:numPr>
       </w:pPr>
       <w:bookmarkStart w:id="17" w:name="_Toc215059502"/>
-      <w:r>
-        <w:t>KPIs iniciales</w:t>
+      <w:proofErr w:type="spellStart"/>
+      <w:r>
+        <w:t>KPIs</w:t>
+      </w:r>
+      <w:proofErr w:type="spellEnd"/>
+      <w:r>
+        <w:t xml:space="preserve"> iniciales</w:t>
       </w:r>
       <w:bookmarkEnd w:id="17"/>
     </w:p>
@@ -7245,8 +8343,13 @@
         </w:numPr>
       </w:pPr>
       <w:bookmarkStart w:id="19" w:name="_Toc215059504"/>
-      <w:r>
-        <w:t>Changelog de E1</w:t>
+      <w:proofErr w:type="spellStart"/>
+      <w:r>
+        <w:t>Changelog</w:t>
+      </w:r>
+      <w:proofErr w:type="spellEnd"/>
+      <w:r>
+        <w:t xml:space="preserve"> de E1</w:t>
       </w:r>
       <w:bookmarkEnd w:id="19"/>
     </w:p>
@@ -7520,7 +8623,6 @@
           <w:r>
             <w:rPr>
               <w:rFonts w:ascii="Calibri" w:hAnsi="Calibri"/>
-              <w:lang w:eastAsia="es-ES"/>
             </w:rPr>
             <w:t>Enlaces:</w:t>
           </w:r>
@@ -7542,7 +8644,6 @@
             <w:r>
               <w:rPr>
                 <w:rStyle w:val="Hipervnculo"/>
-                <w:lang w:eastAsia="es-ES"/>
               </w:rPr>
               <w:t>TRELLO</w:t>
             </w:r>
@@ -7565,7 +8666,6 @@
             <w:r>
               <w:rPr>
                 <w:rStyle w:val="Hipervnculo"/>
-                <w:lang w:eastAsia="es-ES"/>
               </w:rPr>
               <w:t>GITHUB</w:t>
             </w:r>
@@ -7588,7 +8688,6 @@
             <w:r>
               <w:rPr>
                 <w:rStyle w:val="Hipervnculo"/>
-                <w:lang w:eastAsia="es-ES"/>
               </w:rPr>
               <w:t>FIGMA</w:t>
             </w:r>
@@ -7610,7 +8709,6 @@
           <w:r>
             <w:rPr>
               <w:rFonts w:ascii="Calibri" w:hAnsi="Calibri"/>
-              <w:lang w:eastAsia="es-ES"/>
             </w:rPr>
             <w:t>DOCUMENTACION TECNICA</w:t>
           </w:r>
@@ -7637,13 +8735,23 @@
               <w:lang w:val="en-US"/>
             </w:rPr>
           </w:pPr>
+          <w:proofErr w:type="spellStart"/>
           <w:r>
             <w:rPr>
               <w:sz w:val="20"/>
               <w:szCs w:val="20"/>
-              <w:lang w:val="en-US" w:eastAsia="es-ES"/>
+              <w:lang w:val="en-US"/>
             </w:rPr>
-            <w:t>Licencia Creative Commons CC BY-NC-SA 4.0                                         turistechteam@gmail.com</w:t>
+            <w:t>Licencia</w:t>
+          </w:r>
+          <w:proofErr w:type="spellEnd"/>
+          <w:r>
+            <w:rPr>
+              <w:sz w:val="20"/>
+              <w:szCs w:val="20"/>
+              <w:lang w:val="en-US"/>
+            </w:rPr>
+            <w:t xml:space="preserve"> Creative Commons CC BY-NC-SA 4.0                                         turistechteam@gmail.com</w:t>
           </w:r>
         </w:p>
       </w:tc>
@@ -7698,7 +8806,6 @@
           <w:r>
             <w:rPr>
               <w:rFonts w:ascii="Calibri" w:hAnsi="Calibri"/>
-              <w:lang w:eastAsia="es-ES"/>
             </w:rPr>
             <w:t>Enlaces:</w:t>
           </w:r>
@@ -7720,7 +8827,6 @@
             <w:r>
               <w:rPr>
                 <w:rStyle w:val="Hipervnculo"/>
-                <w:lang w:eastAsia="es-ES"/>
               </w:rPr>
               <w:t>TRELLO</w:t>
             </w:r>
@@ -7743,7 +8849,6 @@
             <w:r>
               <w:rPr>
                 <w:rStyle w:val="Hipervnculo"/>
-                <w:lang w:eastAsia="es-ES"/>
               </w:rPr>
               <w:t>GITHUB</w:t>
             </w:r>
@@ -7766,7 +8871,6 @@
             <w:r>
               <w:rPr>
                 <w:rStyle w:val="Hipervnculo"/>
-                <w:lang w:eastAsia="es-ES"/>
               </w:rPr>
               <w:t>FIGMA</w:t>
             </w:r>
@@ -7788,7 +8892,6 @@
           <w:r>
             <w:rPr>
               <w:rFonts w:ascii="Calibri" w:hAnsi="Calibri"/>
-              <w:lang w:eastAsia="es-ES"/>
             </w:rPr>
             <w:t>DOCUMENTACION TECNICA</w:t>
           </w:r>
@@ -7815,13 +8918,23 @@
               <w:lang w:val="en-US"/>
             </w:rPr>
           </w:pPr>
+          <w:proofErr w:type="spellStart"/>
           <w:r>
             <w:rPr>
               <w:sz w:val="20"/>
               <w:szCs w:val="20"/>
-              <w:lang w:val="en-US" w:eastAsia="es-ES"/>
+              <w:lang w:val="en-US"/>
             </w:rPr>
-            <w:t>Licencia Creative Commons CC BY-NC-SA 4.0                                         turistechteam@gmail.com</w:t>
+            <w:t>Licencia</w:t>
+          </w:r>
+          <w:proofErr w:type="spellEnd"/>
+          <w:r>
+            <w:rPr>
+              <w:sz w:val="20"/>
+              <w:szCs w:val="20"/>
+              <w:lang w:val="en-US"/>
+            </w:rPr>
+            <w:t xml:space="preserve"> Creative Commons CC BY-NC-SA 4.0                                         turistechteam@gmail.com</w:t>
           </w:r>
         </w:p>
       </w:tc>
@@ -8421,7 +9534,15 @@
                   </w:rPr>
                 </w:pPr>
                 <w:r>
-                  <w:t>I.E.S. Albarregas       2º DAM</w:t>
+                  <w:t xml:space="preserve">I.E.S. </w:t>
+                </w:r>
+                <w:proofErr w:type="spellStart"/>
+                <w:r>
+                  <w:t>Albarregas</w:t>
+                </w:r>
+                <w:proofErr w:type="spellEnd"/>
+                <w:r>
+                  <w:t xml:space="preserve">       2º DAM</w:t>
                 </w:r>
               </w:p>
               <w:p>
@@ -8663,7 +9784,15 @@
                   </w:rPr>
                 </w:pPr>
                 <w:r>
-                  <w:t>I.E.S. Albarregas       2º DAM</w:t>
+                  <w:t xml:space="preserve">I.E.S. </w:t>
+                </w:r>
+                <w:proofErr w:type="spellStart"/>
+                <w:r>
+                  <w:t>Albarregas</w:t>
+                </w:r>
+                <w:proofErr w:type="spellEnd"/>
+                <w:r>
+                  <w:t xml:space="preserve">       2º DAM</w:t>
                 </w:r>
               </w:p>
               <w:p>
@@ -8929,7 +10058,15 @@
                   </w:rPr>
                 </w:pPr>
                 <w:r>
-                  <w:t>I.E.S. Albarregas       2º DAM</w:t>
+                  <w:t xml:space="preserve">I.E.S. </w:t>
+                </w:r>
+                <w:proofErr w:type="spellStart"/>
+                <w:r>
+                  <w:t>Albarregas</w:t>
+                </w:r>
+                <w:proofErr w:type="spellEnd"/>
+                <w:r>
+                  <w:t xml:space="preserve">       2º DAM</w:t>
                 </w:r>
               </w:p>
               <w:p>
@@ -9195,7 +10332,15 @@
                   </w:rPr>
                 </w:pPr>
                 <w:r>
-                  <w:t>I.E.S. Albarregas       2º DAM</w:t>
+                  <w:t xml:space="preserve">I.E.S. </w:t>
+                </w:r>
+                <w:proofErr w:type="spellStart"/>
+                <w:r>
+                  <w:t>Albarregas</w:t>
+                </w:r>
+                <w:proofErr w:type="spellEnd"/>
+                <w:r>
+                  <w:t xml:space="preserve">       2º DAM</w:t>
                 </w:r>
               </w:p>
               <w:p>
@@ -9447,7 +10592,15 @@
                   </w:rPr>
                 </w:pPr>
                 <w:r>
-                  <w:t>I.E.S. Albarregas       2º DAM</w:t>
+                  <w:t xml:space="preserve">I.E.S. </w:t>
+                </w:r>
+                <w:proofErr w:type="spellStart"/>
+                <w:r>
+                  <w:t>Albarregas</w:t>
+                </w:r>
+                <w:proofErr w:type="spellEnd"/>
+                <w:r>
+                  <w:t xml:space="preserve">       2º DAM</w:t>
                 </w:r>
               </w:p>
               <w:p>
@@ -9689,7 +10842,15 @@
                   </w:rPr>
                 </w:pPr>
                 <w:r>
-                  <w:t>I.E.S. Albarregas       2º DAM</w:t>
+                  <w:t xml:space="preserve">I.E.S. </w:t>
+                </w:r>
+                <w:proofErr w:type="spellStart"/>
+                <w:r>
+                  <w:t>Albarregas</w:t>
+                </w:r>
+                <w:proofErr w:type="spellEnd"/>
+                <w:r>
+                  <w:t xml:space="preserve">       2º DAM</w:t>
                 </w:r>
               </w:p>
               <w:p>
@@ -9941,7 +11102,15 @@
                   </w:rPr>
                 </w:pPr>
                 <w:r>
-                  <w:t>I.E.S. Albarregas       2º DAM</w:t>
+                  <w:t xml:space="preserve">I.E.S. </w:t>
+                </w:r>
+                <w:proofErr w:type="spellStart"/>
+                <w:r>
+                  <w:t>Albarregas</w:t>
+                </w:r>
+                <w:proofErr w:type="spellEnd"/>
+                <w:r>
+                  <w:t xml:space="preserve">       2º DAM</w:t>
                 </w:r>
               </w:p>
               <w:p>
@@ -10219,7 +11388,15 @@
                   </w:rPr>
                 </w:pPr>
                 <w:r>
-                  <w:t>I.E.S. Albarregas       2º DAM</w:t>
+                  <w:t xml:space="preserve">I.E.S. </w:t>
+                </w:r>
+                <w:proofErr w:type="spellStart"/>
+                <w:r>
+                  <w:t>Albarregas</w:t>
+                </w:r>
+                <w:proofErr w:type="spellEnd"/>
+                <w:r>
+                  <w:t xml:space="preserve">       2º DAM</w:t>
                 </w:r>
               </w:p>
               <w:p>
